--- a/Documentations/A2C_SDD.docx
+++ b/Documentations/A2C_SDD.docx
@@ -2211,8 +2211,14 @@
     <w:p>
       <w:pPr>
         <w:pStyle w:val="Heading1"/>
+        <w:numPr>
+          <w:ilvl w:val="0"/>
+          <w:numId w:val="0"/>
+        </w:numPr>
         <w:rPr>
           <w:rFonts w:cstheme="majorHAnsi"/>
+          <w:b w:val="0"/>
+          <w:bCs w:val="0"/>
         </w:rPr>
       </w:pPr>
       <w:r>
@@ -2221,21 +2227,9 @@
         </w:rPr>
         <w:fldChar w:fldCharType="end"/>
       </w:r>
-    </w:p>
-    <w:p>
-      <w:pPr>
-        <w:rPr>
-          <w:rFonts w:asciiTheme="majorHAnsi" w:eastAsiaTheme="majorEastAsia" w:hAnsiTheme="majorHAnsi" w:cstheme="majorHAnsi"/>
-          <w:b/>
-          <w:bCs/>
-          <w:color w:val="365F91" w:themeColor="accent1" w:themeShade="BF"/>
-          <w:sz w:val="28"/>
-          <w:szCs w:val="28"/>
-        </w:rPr>
-      </w:pPr>
       <w:r>
         <w:rPr>
-          <w:rFonts w:asciiTheme="majorHAnsi" w:hAnsiTheme="majorHAnsi" w:cstheme="majorHAnsi"/>
+          <w:rFonts w:cstheme="majorHAnsi"/>
         </w:rPr>
         <w:br w:type="page"/>
       </w:r>
@@ -2510,19 +2504,116 @@
     </w:p>
     <w:p>
       <w:pPr>
-        <w:rPr>
-          <w:rFonts w:asciiTheme="majorHAnsi" w:hAnsiTheme="majorHAnsi" w:cstheme="majorHAnsi"/>
-          <w:rtl/>
-          <w:lang w:bidi="he-IL"/>
-        </w:rPr>
-      </w:pPr>
+        <w:pStyle w:val="ListParagraph"/>
+        <w:keepNext/>
+        <w:keepLines/>
+        <w:numPr>
+          <w:ilvl w:val="0"/>
+          <w:numId w:val="20"/>
+        </w:numPr>
+        <w:spacing w:before="200" w:after="0"/>
+        <w:contextualSpacing w:val="0"/>
+        <w:outlineLvl w:val="1"/>
+        <w:rPr>
+          <w:rFonts w:asciiTheme="majorHAnsi" w:eastAsiaTheme="majorEastAsia" w:hAnsiTheme="majorHAnsi" w:cstheme="majorBidi"/>
+          <w:b/>
+          <w:bCs/>
+          <w:vanish/>
+          <w:color w:val="4F81BD" w:themeColor="accent1"/>
+          <w:sz w:val="26"/>
+          <w:szCs w:val="26"/>
+        </w:rPr>
+      </w:pPr>
+    </w:p>
+    <w:p>
+      <w:pPr>
+        <w:pStyle w:val="ListParagraph"/>
+        <w:keepNext/>
+        <w:keepLines/>
+        <w:numPr>
+          <w:ilvl w:val="0"/>
+          <w:numId w:val="20"/>
+        </w:numPr>
+        <w:spacing w:before="200" w:after="0"/>
+        <w:contextualSpacing w:val="0"/>
+        <w:outlineLvl w:val="1"/>
+        <w:rPr>
+          <w:rFonts w:asciiTheme="majorHAnsi" w:eastAsiaTheme="majorEastAsia" w:hAnsiTheme="majorHAnsi" w:cstheme="majorBidi"/>
+          <w:b/>
+          <w:bCs/>
+          <w:vanish/>
+          <w:color w:val="4F81BD" w:themeColor="accent1"/>
+          <w:sz w:val="26"/>
+          <w:szCs w:val="26"/>
+        </w:rPr>
+      </w:pPr>
+    </w:p>
+    <w:p>
+      <w:pPr>
+        <w:pStyle w:val="ListParagraph"/>
+        <w:keepNext/>
+        <w:keepLines/>
+        <w:numPr>
+          <w:ilvl w:val="0"/>
+          <w:numId w:val="20"/>
+        </w:numPr>
+        <w:spacing w:before="200" w:after="0"/>
+        <w:contextualSpacing w:val="0"/>
+        <w:outlineLvl w:val="1"/>
+        <w:rPr>
+          <w:rFonts w:asciiTheme="majorHAnsi" w:eastAsiaTheme="majorEastAsia" w:hAnsiTheme="majorHAnsi" w:cstheme="majorBidi"/>
+          <w:b/>
+          <w:bCs/>
+          <w:vanish/>
+          <w:color w:val="4F81BD" w:themeColor="accent1"/>
+          <w:sz w:val="26"/>
+          <w:szCs w:val="26"/>
+        </w:rPr>
+      </w:pPr>
+    </w:p>
+    <w:p>
+      <w:pPr>
+        <w:pStyle w:val="ListParagraph"/>
+        <w:keepNext/>
+        <w:keepLines/>
+        <w:numPr>
+          <w:ilvl w:val="0"/>
+          <w:numId w:val="20"/>
+        </w:numPr>
+        <w:spacing w:before="200" w:after="0"/>
+        <w:contextualSpacing w:val="0"/>
+        <w:outlineLvl w:val="1"/>
+        <w:rPr>
+          <w:rFonts w:asciiTheme="majorHAnsi" w:eastAsiaTheme="majorEastAsia" w:hAnsiTheme="majorHAnsi" w:cstheme="majorBidi"/>
+          <w:b/>
+          <w:bCs/>
+          <w:vanish/>
+          <w:color w:val="4F81BD" w:themeColor="accent1"/>
+          <w:sz w:val="26"/>
+          <w:szCs w:val="26"/>
+        </w:rPr>
+      </w:pPr>
+    </w:p>
+    <w:p>
+      <w:pPr>
+        <w:pStyle w:val="Heading2"/>
+        <w:numPr>
+          <w:ilvl w:val="1"/>
+          <w:numId w:val="20"/>
+        </w:numPr>
+      </w:pPr>
+      <w:r>
+        <w:t>Entity Relations Diagrams</w:t>
+      </w:r>
+    </w:p>
+    <w:p>
       <w:r>
         <w:rPr>
           <w:rFonts w:asciiTheme="majorHAnsi" w:hAnsiTheme="majorHAnsi" w:cstheme="majorHAnsi"/>
           <w:noProof/>
         </w:rPr>
         <w:drawing>
-          <wp:inline distT="0" distB="0" distL="0" distR="0" wp14:anchorId="3000D88F" wp14:editId="2B80B633">
+          <wp:inline distT="0" distB="0" distL="0" distR="0" wp14:anchorId="2F16F8A9" wp14:editId="44CB11B8">
             <wp:extent cx="5486400" cy="3054350"/>
             <wp:effectExtent l="19050" t="19050" r="19050" b="12700"/>
             <wp:docPr id="2046675146" name="Picture 1" descr="A diagram of a customer data model&#10;&#10;AI-generated content may be incorrect."/>
@@ -2564,32 +2655,15 @@
       </w:r>
     </w:p>
     <w:p>
-      <w:pPr>
-        <w:rPr>
-          <w:rFonts w:asciiTheme="majorHAnsi" w:hAnsiTheme="majorHAnsi" w:cstheme="majorHAnsi"/>
-          <w:rtl/>
-          <w:lang w:bidi="he-IL"/>
-        </w:rPr>
-      </w:pPr>
-    </w:p>
-    <w:p>
-      <w:pPr>
-        <w:rPr>
-          <w:rFonts w:asciiTheme="majorHAnsi" w:hAnsiTheme="majorHAnsi" w:cstheme="majorHAnsi"/>
-          <w:rtl/>
-          <w:lang w:bidi="he-IL"/>
-        </w:rPr>
-      </w:pPr>
       <w:r>
         <w:rPr>
-          <w:rFonts w:asciiTheme="majorHAnsi" w:hAnsiTheme="majorHAnsi" w:cstheme="majorHAnsi"/>
           <w:noProof/>
         </w:rPr>
         <w:drawing>
-          <wp:inline distT="0" distB="0" distL="0" distR="0" wp14:anchorId="03DA8A9D" wp14:editId="72045278">
-            <wp:extent cx="5486400" cy="2981325"/>
-            <wp:effectExtent l="19050" t="19050" r="19050" b="28575"/>
-            <wp:docPr id="1180738528" name="Picture 1" descr="A computer screen shot of a data flow&#10;&#10;AI-generated content may be incorrect."/>
+          <wp:inline distT="0" distB="0" distL="0" distR="0" wp14:anchorId="71417454" wp14:editId="4E5FF493">
+            <wp:extent cx="5486400" cy="2241550"/>
+            <wp:effectExtent l="19050" t="19050" r="19050" b="25400"/>
+            <wp:docPr id="506194048" name="Picture 1" descr="A screenshot of a computer&#10;&#10;AI-generated content may be incorrect."/>
             <wp:cNvGraphicFramePr>
               <a:graphicFrameLocks xmlns:a="http://schemas.openxmlformats.org/drawingml/2006/main" noChangeAspect="1"/>
             </wp:cNvGraphicFramePr>
@@ -2597,7 +2671,7 @@
               <a:graphicData uri="http://schemas.openxmlformats.org/drawingml/2006/picture">
                 <pic:pic xmlns:pic="http://schemas.openxmlformats.org/drawingml/2006/picture">
                   <pic:nvPicPr>
-                    <pic:cNvPr id="1180738528" name="Picture 1" descr="A computer screen shot of a data flow&#10;&#10;AI-generated content may be incorrect."/>
+                    <pic:cNvPr id="506194048" name="Picture 1" descr="A screenshot of a computer&#10;&#10;AI-generated content may be incorrect."/>
                     <pic:cNvPicPr/>
                   </pic:nvPicPr>
                   <pic:blipFill>
@@ -2609,7 +2683,7 @@
                   <pic:spPr>
                     <a:xfrm>
                       <a:off x="0" y="0"/>
-                      <a:ext cx="5486400" cy="2981325"/>
+                      <a:ext cx="5486400" cy="2241550"/>
                     </a:xfrm>
                     <a:prstGeom prst="rect">
                       <a:avLst/>
@@ -2629,6 +2703,27 @@
     </w:p>
     <w:p>
       <w:pPr>
+        <w:pStyle w:val="Heading2"/>
+        <w:numPr>
+          <w:ilvl w:val="1"/>
+          <w:numId w:val="20"/>
+        </w:numPr>
+        <w:rPr>
+          <w:rFonts w:cstheme="majorHAnsi"/>
+        </w:rPr>
+      </w:pPr>
+      <w:r>
+        <w:rPr>
+          <w:rFonts w:cstheme="majorHAnsi"/>
+        </w:rPr>
+        <w:t>Entity Relations</w:t>
+      </w:r>
+    </w:p>
+    <w:p/>
+    <w:p/>
+    <w:p/>
+    <w:p>
+      <w:pPr>
         <w:rPr>
           <w:rFonts w:asciiTheme="majorHAnsi" w:hAnsiTheme="majorHAnsi" w:cstheme="majorHAnsi"/>
           <w:rtl/>
@@ -2641,6 +2736,14 @@
         <w:rPr>
           <w:rFonts w:asciiTheme="majorHAnsi" w:hAnsiTheme="majorHAnsi" w:cstheme="majorHAnsi"/>
           <w:rtl/>
+          <w:lang w:bidi="he-IL"/>
+        </w:rPr>
+      </w:pPr>
+    </w:p>
+    <w:p>
+      <w:pPr>
+        <w:rPr>
+          <w:rFonts w:asciiTheme="majorHAnsi" w:hAnsiTheme="majorHAnsi" w:cstheme="majorHAnsi"/>
           <w:lang w:bidi="he-IL"/>
         </w:rPr>
       </w:pPr>
@@ -2670,7 +2773,6 @@
         <w:rPr>
           <w:rFonts w:cstheme="majorHAnsi"/>
         </w:rPr>
-        <w:lastRenderedPageBreak/>
         <w:t>API Design</w:t>
       </w:r>
       <w:bookmarkEnd w:id="5"/>
@@ -2843,7 +2945,21 @@
               <w:rPr>
                 <w:rFonts w:asciiTheme="majorHAnsi" w:hAnsiTheme="majorHAnsi" w:cstheme="majorHAnsi"/>
               </w:rPr>
-              <w:t>/api/auth/login</w:t>
+              <w:t>/</w:t>
+            </w:r>
+            <w:proofErr w:type="spellStart"/>
+            <w:r>
+              <w:rPr>
+                <w:rFonts w:asciiTheme="majorHAnsi" w:hAnsiTheme="majorHAnsi" w:cstheme="majorHAnsi"/>
+              </w:rPr>
+              <w:t>api</w:t>
+            </w:r>
+            <w:proofErr w:type="spellEnd"/>
+            <w:r>
+              <w:rPr>
+                <w:rFonts w:asciiTheme="majorHAnsi" w:hAnsiTheme="majorHAnsi" w:cstheme="majorHAnsi"/>
+              </w:rPr>
+              <w:t>/auth/login</w:t>
             </w:r>
           </w:p>
         </w:tc>
@@ -2893,11 +3009,19 @@
                 <w:rFonts w:asciiTheme="majorHAnsi" w:hAnsiTheme="majorHAnsi" w:cstheme="majorHAnsi"/>
               </w:rPr>
             </w:pPr>
+            <w:proofErr w:type="gramStart"/>
             <w:r>
               <w:rPr>
                 <w:rFonts w:asciiTheme="majorHAnsi" w:hAnsiTheme="majorHAnsi" w:cstheme="majorHAnsi"/>
               </w:rPr>
-              <w:t>JSON: {email, password}</w:t>
+              <w:t>JSON: {</w:t>
+            </w:r>
+            <w:proofErr w:type="gramEnd"/>
+            <w:r>
+              <w:rPr>
+                <w:rFonts w:asciiTheme="majorHAnsi" w:hAnsiTheme="majorHAnsi" w:cstheme="majorHAnsi"/>
+              </w:rPr>
+              <w:t>email, password}</w:t>
             </w:r>
           </w:p>
         </w:tc>
@@ -2915,7 +3039,21 @@
               <w:rPr>
                 <w:rFonts w:asciiTheme="majorHAnsi" w:hAnsiTheme="majorHAnsi" w:cstheme="majorHAnsi"/>
               </w:rPr>
-              <w:t>200 OK: {token}</w:t>
+              <w:t xml:space="preserve">200 </w:t>
+            </w:r>
+            <w:proofErr w:type="gramStart"/>
+            <w:r>
+              <w:rPr>
+                <w:rFonts w:asciiTheme="majorHAnsi" w:hAnsiTheme="majorHAnsi" w:cstheme="majorHAnsi"/>
+              </w:rPr>
+              <w:t>OK: {</w:t>
+            </w:r>
+            <w:proofErr w:type="gramEnd"/>
+            <w:r>
+              <w:rPr>
+                <w:rFonts w:asciiTheme="majorHAnsi" w:hAnsiTheme="majorHAnsi" w:cstheme="majorHAnsi"/>
+              </w:rPr>
+              <w:t>token}</w:t>
             </w:r>
           </w:p>
         </w:tc>
@@ -2953,7 +3091,21 @@
               <w:rPr>
                 <w:rFonts w:asciiTheme="majorHAnsi" w:hAnsiTheme="majorHAnsi" w:cstheme="majorHAnsi"/>
               </w:rPr>
-              <w:t>/api/auth/register</w:t>
+              <w:t>/</w:t>
+            </w:r>
+            <w:proofErr w:type="spellStart"/>
+            <w:r>
+              <w:rPr>
+                <w:rFonts w:asciiTheme="majorHAnsi" w:hAnsiTheme="majorHAnsi" w:cstheme="majorHAnsi"/>
+              </w:rPr>
+              <w:t>api</w:t>
+            </w:r>
+            <w:proofErr w:type="spellEnd"/>
+            <w:r>
+              <w:rPr>
+                <w:rFonts w:asciiTheme="majorHAnsi" w:hAnsiTheme="majorHAnsi" w:cstheme="majorHAnsi"/>
+              </w:rPr>
+              <w:t>/auth/register</w:t>
             </w:r>
           </w:p>
         </w:tc>
@@ -3003,11 +3155,19 @@
                 <w:rFonts w:asciiTheme="majorHAnsi" w:hAnsiTheme="majorHAnsi" w:cstheme="majorHAnsi"/>
               </w:rPr>
             </w:pPr>
+            <w:proofErr w:type="gramStart"/>
             <w:r>
               <w:rPr>
                 <w:rFonts w:asciiTheme="majorHAnsi" w:hAnsiTheme="majorHAnsi" w:cstheme="majorHAnsi"/>
               </w:rPr>
-              <w:t>JSON: {name, email, password}</w:t>
+              <w:t>JSON: {</w:t>
+            </w:r>
+            <w:proofErr w:type="gramEnd"/>
+            <w:r>
+              <w:rPr>
+                <w:rFonts w:asciiTheme="majorHAnsi" w:hAnsiTheme="majorHAnsi" w:cstheme="majorHAnsi"/>
+              </w:rPr>
+              <w:t>name, email, password}</w:t>
             </w:r>
           </w:p>
         </w:tc>
@@ -3063,7 +3223,21 @@
               <w:rPr>
                 <w:rFonts w:asciiTheme="majorHAnsi" w:hAnsiTheme="majorHAnsi" w:cstheme="majorHAnsi"/>
               </w:rPr>
-              <w:t>/api/auth/refresh</w:t>
+              <w:t>/</w:t>
+            </w:r>
+            <w:proofErr w:type="spellStart"/>
+            <w:r>
+              <w:rPr>
+                <w:rFonts w:asciiTheme="majorHAnsi" w:hAnsiTheme="majorHAnsi" w:cstheme="majorHAnsi"/>
+              </w:rPr>
+              <w:t>api</w:t>
+            </w:r>
+            <w:proofErr w:type="spellEnd"/>
+            <w:r>
+              <w:rPr>
+                <w:rFonts w:asciiTheme="majorHAnsi" w:hAnsiTheme="majorHAnsi" w:cstheme="majorHAnsi"/>
+              </w:rPr>
+              <w:t>/auth/refresh</w:t>
             </w:r>
           </w:p>
         </w:tc>
@@ -3113,11 +3287,27 @@
                 <w:rFonts w:asciiTheme="majorHAnsi" w:hAnsiTheme="majorHAnsi" w:cstheme="majorHAnsi"/>
               </w:rPr>
             </w:pPr>
+            <w:proofErr w:type="gramStart"/>
             <w:r>
               <w:rPr>
                 <w:rFonts w:asciiTheme="majorHAnsi" w:hAnsiTheme="majorHAnsi" w:cstheme="majorHAnsi"/>
               </w:rPr>
-              <w:t>JSON: {refreshToken}</w:t>
+              <w:t>JSON: {</w:t>
+            </w:r>
+            <w:proofErr w:type="spellStart"/>
+            <w:proofErr w:type="gramEnd"/>
+            <w:r>
+              <w:rPr>
+                <w:rFonts w:asciiTheme="majorHAnsi" w:hAnsiTheme="majorHAnsi" w:cstheme="majorHAnsi"/>
+              </w:rPr>
+              <w:t>refreshToken</w:t>
+            </w:r>
+            <w:proofErr w:type="spellEnd"/>
+            <w:r>
+              <w:rPr>
+                <w:rFonts w:asciiTheme="majorHAnsi" w:hAnsiTheme="majorHAnsi" w:cstheme="majorHAnsi"/>
+              </w:rPr>
+              <w:t>}</w:t>
             </w:r>
           </w:p>
         </w:tc>
@@ -3135,7 +3325,21 @@
               <w:rPr>
                 <w:rFonts w:asciiTheme="majorHAnsi" w:hAnsiTheme="majorHAnsi" w:cstheme="majorHAnsi"/>
               </w:rPr>
-              <w:t>200 OK: {token}</w:t>
+              <w:t xml:space="preserve">200 </w:t>
+            </w:r>
+            <w:proofErr w:type="gramStart"/>
+            <w:r>
+              <w:rPr>
+                <w:rFonts w:asciiTheme="majorHAnsi" w:hAnsiTheme="majorHAnsi" w:cstheme="majorHAnsi"/>
+              </w:rPr>
+              <w:t>OK: {</w:t>
+            </w:r>
+            <w:proofErr w:type="gramEnd"/>
+            <w:r>
+              <w:rPr>
+                <w:rFonts w:asciiTheme="majorHAnsi" w:hAnsiTheme="majorHAnsi" w:cstheme="majorHAnsi"/>
+              </w:rPr>
+              <w:t>token}</w:t>
             </w:r>
           </w:p>
         </w:tc>
@@ -3314,7 +3518,21 @@
               <w:rPr>
                 <w:rFonts w:asciiTheme="majorHAnsi" w:hAnsiTheme="majorHAnsi" w:cstheme="majorHAnsi"/>
               </w:rPr>
-              <w:t>/api/customers</w:t>
+              <w:t>/</w:t>
+            </w:r>
+            <w:proofErr w:type="spellStart"/>
+            <w:r>
+              <w:rPr>
+                <w:rFonts w:asciiTheme="majorHAnsi" w:hAnsiTheme="majorHAnsi" w:cstheme="majorHAnsi"/>
+              </w:rPr>
+              <w:t>api</w:t>
+            </w:r>
+            <w:proofErr w:type="spellEnd"/>
+            <w:r>
+              <w:rPr>
+                <w:rFonts w:asciiTheme="majorHAnsi" w:hAnsiTheme="majorHAnsi" w:cstheme="majorHAnsi"/>
+              </w:rPr>
+              <w:t>/customers</w:t>
             </w:r>
           </w:p>
         </w:tc>
@@ -3424,7 +3642,37 @@
               <w:rPr>
                 <w:rFonts w:asciiTheme="majorHAnsi" w:hAnsiTheme="majorHAnsi" w:cstheme="majorHAnsi"/>
               </w:rPr>
-              <w:t>/api/customers/{id}</w:t>
+              <w:t>/</w:t>
+            </w:r>
+            <w:proofErr w:type="spellStart"/>
+            <w:proofErr w:type="gramStart"/>
+            <w:r>
+              <w:rPr>
+                <w:rFonts w:asciiTheme="majorHAnsi" w:hAnsiTheme="majorHAnsi" w:cstheme="majorHAnsi"/>
+              </w:rPr>
+              <w:t>api</w:t>
+            </w:r>
+            <w:proofErr w:type="spellEnd"/>
+            <w:proofErr w:type="gramEnd"/>
+            <w:r>
+              <w:rPr>
+                <w:rFonts w:asciiTheme="majorHAnsi" w:hAnsiTheme="majorHAnsi" w:cstheme="majorHAnsi"/>
+              </w:rPr>
+              <w:t>/</w:t>
+            </w:r>
+            <w:proofErr w:type="gramStart"/>
+            <w:r>
+              <w:rPr>
+                <w:rFonts w:asciiTheme="majorHAnsi" w:hAnsiTheme="majorHAnsi" w:cstheme="majorHAnsi"/>
+              </w:rPr>
+              <w:t>customers/{</w:t>
+            </w:r>
+            <w:proofErr w:type="gramEnd"/>
+            <w:r>
+              <w:rPr>
+                <w:rFonts w:asciiTheme="majorHAnsi" w:hAnsiTheme="majorHAnsi" w:cstheme="majorHAnsi"/>
+              </w:rPr>
+              <w:t>id}</w:t>
             </w:r>
           </w:p>
         </w:tc>
@@ -3534,7 +3782,21 @@
               <w:rPr>
                 <w:rFonts w:asciiTheme="majorHAnsi" w:hAnsiTheme="majorHAnsi" w:cstheme="majorHAnsi"/>
               </w:rPr>
-              <w:t>/api/customers</w:t>
+              <w:t>/</w:t>
+            </w:r>
+            <w:proofErr w:type="spellStart"/>
+            <w:r>
+              <w:rPr>
+                <w:rFonts w:asciiTheme="majorHAnsi" w:hAnsiTheme="majorHAnsi" w:cstheme="majorHAnsi"/>
+              </w:rPr>
+              <w:t>api</w:t>
+            </w:r>
+            <w:proofErr w:type="spellEnd"/>
+            <w:r>
+              <w:rPr>
+                <w:rFonts w:asciiTheme="majorHAnsi" w:hAnsiTheme="majorHAnsi" w:cstheme="majorHAnsi"/>
+              </w:rPr>
+              <w:t>/customers</w:t>
             </w:r>
           </w:p>
         </w:tc>
@@ -3566,11 +3828,19 @@
                 <w:rFonts w:asciiTheme="majorHAnsi" w:hAnsiTheme="majorHAnsi" w:cstheme="majorHAnsi"/>
               </w:rPr>
             </w:pPr>
+            <w:proofErr w:type="gramStart"/>
             <w:r>
               <w:rPr>
                 <w:rFonts w:asciiTheme="majorHAnsi" w:hAnsiTheme="majorHAnsi" w:cstheme="majorHAnsi"/>
               </w:rPr>
-              <w:t>Create a new customer</w:t>
+              <w:t>Create</w:t>
+            </w:r>
+            <w:proofErr w:type="gramEnd"/>
+            <w:r>
+              <w:rPr>
+                <w:rFonts w:asciiTheme="majorHAnsi" w:hAnsiTheme="majorHAnsi" w:cstheme="majorHAnsi"/>
+              </w:rPr>
+              <w:t xml:space="preserve"> a new customer</w:t>
             </w:r>
           </w:p>
         </w:tc>
@@ -3584,11 +3854,19 @@
                 <w:rFonts w:asciiTheme="majorHAnsi" w:hAnsiTheme="majorHAnsi" w:cstheme="majorHAnsi"/>
               </w:rPr>
             </w:pPr>
+            <w:proofErr w:type="gramStart"/>
             <w:r>
               <w:rPr>
                 <w:rFonts w:asciiTheme="majorHAnsi" w:hAnsiTheme="majorHAnsi" w:cstheme="majorHAnsi"/>
               </w:rPr>
-              <w:t>JSON: {name, email, ...}</w:t>
+              <w:t>JSON: {</w:t>
+            </w:r>
+            <w:proofErr w:type="gramEnd"/>
+            <w:r>
+              <w:rPr>
+                <w:rFonts w:asciiTheme="majorHAnsi" w:hAnsiTheme="majorHAnsi" w:cstheme="majorHAnsi"/>
+              </w:rPr>
+              <w:t>name, email, ...}</w:t>
             </w:r>
           </w:p>
         </w:tc>
@@ -3644,7 +3922,37 @@
               <w:rPr>
                 <w:rFonts w:asciiTheme="majorHAnsi" w:hAnsiTheme="majorHAnsi" w:cstheme="majorHAnsi"/>
               </w:rPr>
-              <w:t>/api/customers/{id}</w:t>
+              <w:t>/</w:t>
+            </w:r>
+            <w:proofErr w:type="spellStart"/>
+            <w:proofErr w:type="gramStart"/>
+            <w:r>
+              <w:rPr>
+                <w:rFonts w:asciiTheme="majorHAnsi" w:hAnsiTheme="majorHAnsi" w:cstheme="majorHAnsi"/>
+              </w:rPr>
+              <w:t>api</w:t>
+            </w:r>
+            <w:proofErr w:type="spellEnd"/>
+            <w:proofErr w:type="gramEnd"/>
+            <w:r>
+              <w:rPr>
+                <w:rFonts w:asciiTheme="majorHAnsi" w:hAnsiTheme="majorHAnsi" w:cstheme="majorHAnsi"/>
+              </w:rPr>
+              <w:t>/</w:t>
+            </w:r>
+            <w:proofErr w:type="gramStart"/>
+            <w:r>
+              <w:rPr>
+                <w:rFonts w:asciiTheme="majorHAnsi" w:hAnsiTheme="majorHAnsi" w:cstheme="majorHAnsi"/>
+              </w:rPr>
+              <w:t>customers/{</w:t>
+            </w:r>
+            <w:proofErr w:type="gramEnd"/>
+            <w:r>
+              <w:rPr>
+                <w:rFonts w:asciiTheme="majorHAnsi" w:hAnsiTheme="majorHAnsi" w:cstheme="majorHAnsi"/>
+              </w:rPr>
+              <w:t>id}</w:t>
             </w:r>
           </w:p>
         </w:tc>
@@ -3754,7 +4062,37 @@
               <w:rPr>
                 <w:rFonts w:asciiTheme="majorHAnsi" w:hAnsiTheme="majorHAnsi" w:cstheme="majorHAnsi"/>
               </w:rPr>
-              <w:t>/api/customers/{id}</w:t>
+              <w:t>/</w:t>
+            </w:r>
+            <w:proofErr w:type="spellStart"/>
+            <w:proofErr w:type="gramStart"/>
+            <w:r>
+              <w:rPr>
+                <w:rFonts w:asciiTheme="majorHAnsi" w:hAnsiTheme="majorHAnsi" w:cstheme="majorHAnsi"/>
+              </w:rPr>
+              <w:t>api</w:t>
+            </w:r>
+            <w:proofErr w:type="spellEnd"/>
+            <w:proofErr w:type="gramEnd"/>
+            <w:r>
+              <w:rPr>
+                <w:rFonts w:asciiTheme="majorHAnsi" w:hAnsiTheme="majorHAnsi" w:cstheme="majorHAnsi"/>
+              </w:rPr>
+              <w:t>/</w:t>
+            </w:r>
+            <w:proofErr w:type="gramStart"/>
+            <w:r>
+              <w:rPr>
+                <w:rFonts w:asciiTheme="majorHAnsi" w:hAnsiTheme="majorHAnsi" w:cstheme="majorHAnsi"/>
+              </w:rPr>
+              <w:t>customers/{</w:t>
+            </w:r>
+            <w:proofErr w:type="gramEnd"/>
+            <w:r>
+              <w:rPr>
+                <w:rFonts w:asciiTheme="majorHAnsi" w:hAnsiTheme="majorHAnsi" w:cstheme="majorHAnsi"/>
+              </w:rPr>
+              <w:t>id}</w:t>
             </w:r>
           </w:p>
         </w:tc>
@@ -3957,7 +4295,14 @@
               <w:rPr>
                 <w:rFonts w:asciiTheme="majorHAnsi" w:hAnsiTheme="majorHAnsi" w:cstheme="majorHAnsi"/>
               </w:rPr>
-              <w:t>Request Parameters / Body</w:t>
+              <w:t xml:space="preserve">Request Parameters / </w:t>
+            </w:r>
+            <w:r>
+              <w:rPr>
+                <w:rFonts w:asciiTheme="majorHAnsi" w:hAnsiTheme="majorHAnsi" w:cstheme="majorHAnsi"/>
+              </w:rPr>
+              <w:lastRenderedPageBreak/>
+              <w:t>Body</w:t>
             </w:r>
           </w:p>
         </w:tc>
@@ -3975,6 +4320,7 @@
               <w:rPr>
                 <w:rFonts w:asciiTheme="majorHAnsi" w:hAnsiTheme="majorHAnsi" w:cstheme="majorHAnsi"/>
               </w:rPr>
+              <w:lastRenderedPageBreak/>
               <w:t>Response</w:t>
             </w:r>
           </w:p>
@@ -3993,7 +4339,14 @@
               <w:rPr>
                 <w:rFonts w:asciiTheme="majorHAnsi" w:hAnsiTheme="majorHAnsi" w:cstheme="majorHAnsi"/>
               </w:rPr>
-              <w:t>Auth Required</w:t>
+              <w:t>Auth Require</w:t>
+            </w:r>
+            <w:r>
+              <w:rPr>
+                <w:rFonts w:asciiTheme="majorHAnsi" w:hAnsiTheme="majorHAnsi" w:cstheme="majorHAnsi"/>
+              </w:rPr>
+              <w:lastRenderedPageBreak/>
+              <w:t>d</w:t>
             </w:r>
           </w:p>
         </w:tc>
@@ -4013,7 +4366,22 @@
               <w:rPr>
                 <w:rFonts w:asciiTheme="majorHAnsi" w:hAnsiTheme="majorHAnsi" w:cstheme="majorHAnsi"/>
               </w:rPr>
-              <w:t>/api/orders</w:t>
+              <w:lastRenderedPageBreak/>
+              <w:t>/</w:t>
+            </w:r>
+            <w:proofErr w:type="spellStart"/>
+            <w:r>
+              <w:rPr>
+                <w:rFonts w:asciiTheme="majorHAnsi" w:hAnsiTheme="majorHAnsi" w:cstheme="majorHAnsi"/>
+              </w:rPr>
+              <w:t>api</w:t>
+            </w:r>
+            <w:proofErr w:type="spellEnd"/>
+            <w:r>
+              <w:rPr>
+                <w:rFonts w:asciiTheme="majorHAnsi" w:hAnsiTheme="majorHAnsi" w:cstheme="majorHAnsi"/>
+              </w:rPr>
+              <w:t>/orders</w:t>
             </w:r>
           </w:p>
         </w:tc>
@@ -4123,7 +4491,37 @@
               <w:rPr>
                 <w:rFonts w:asciiTheme="majorHAnsi" w:hAnsiTheme="majorHAnsi" w:cstheme="majorHAnsi"/>
               </w:rPr>
-              <w:t>/api/orders/{id}</w:t>
+              <w:t>/</w:t>
+            </w:r>
+            <w:proofErr w:type="spellStart"/>
+            <w:proofErr w:type="gramStart"/>
+            <w:r>
+              <w:rPr>
+                <w:rFonts w:asciiTheme="majorHAnsi" w:hAnsiTheme="majorHAnsi" w:cstheme="majorHAnsi"/>
+              </w:rPr>
+              <w:t>api</w:t>
+            </w:r>
+            <w:proofErr w:type="spellEnd"/>
+            <w:proofErr w:type="gramEnd"/>
+            <w:r>
+              <w:rPr>
+                <w:rFonts w:asciiTheme="majorHAnsi" w:hAnsiTheme="majorHAnsi" w:cstheme="majorHAnsi"/>
+              </w:rPr>
+              <w:t>/</w:t>
+            </w:r>
+            <w:proofErr w:type="gramStart"/>
+            <w:r>
+              <w:rPr>
+                <w:rFonts w:asciiTheme="majorHAnsi" w:hAnsiTheme="majorHAnsi" w:cstheme="majorHAnsi"/>
+              </w:rPr>
+              <w:t>orders/{</w:t>
+            </w:r>
+            <w:proofErr w:type="gramEnd"/>
+            <w:r>
+              <w:rPr>
+                <w:rFonts w:asciiTheme="majorHAnsi" w:hAnsiTheme="majorHAnsi" w:cstheme="majorHAnsi"/>
+              </w:rPr>
+              <w:t>id}</w:t>
             </w:r>
           </w:p>
         </w:tc>
@@ -4195,14 +4593,7 @@
               <w:rPr>
                 <w:rFonts w:asciiTheme="majorHAnsi" w:hAnsiTheme="majorHAnsi" w:cstheme="majorHAnsi"/>
               </w:rPr>
-              <w:t xml:space="preserve">200 OK: Order </w:t>
-            </w:r>
-            <w:r>
-              <w:rPr>
-                <w:rFonts w:asciiTheme="majorHAnsi" w:hAnsiTheme="majorHAnsi" w:cstheme="majorHAnsi"/>
-              </w:rPr>
-              <w:lastRenderedPageBreak/>
-              <w:t>object</w:t>
+              <w:t>200 OK: Order object</w:t>
             </w:r>
           </w:p>
         </w:tc>
@@ -4220,7 +4611,6 @@
               <w:rPr>
                 <w:rFonts w:asciiTheme="majorHAnsi" w:hAnsiTheme="majorHAnsi" w:cstheme="majorHAnsi"/>
               </w:rPr>
-              <w:lastRenderedPageBreak/>
               <w:t>Yes</w:t>
             </w:r>
           </w:p>
@@ -4241,7 +4631,43 @@
               <w:rPr>
                 <w:rFonts w:asciiTheme="majorHAnsi" w:hAnsiTheme="majorHAnsi" w:cstheme="majorHAnsi"/>
               </w:rPr>
-              <w:t>/api/orders/customer/{customerId}</w:t>
+              <w:t>/</w:t>
+            </w:r>
+            <w:proofErr w:type="spellStart"/>
+            <w:r>
+              <w:rPr>
+                <w:rFonts w:asciiTheme="majorHAnsi" w:hAnsiTheme="majorHAnsi" w:cstheme="majorHAnsi"/>
+              </w:rPr>
+              <w:t>api</w:t>
+            </w:r>
+            <w:proofErr w:type="spellEnd"/>
+            <w:r>
+              <w:rPr>
+                <w:rFonts w:asciiTheme="majorHAnsi" w:hAnsiTheme="majorHAnsi" w:cstheme="majorHAnsi"/>
+              </w:rPr>
+              <w:t>/orders/</w:t>
+            </w:r>
+            <w:proofErr w:type="gramStart"/>
+            <w:r>
+              <w:rPr>
+                <w:rFonts w:asciiTheme="majorHAnsi" w:hAnsiTheme="majorHAnsi" w:cstheme="majorHAnsi"/>
+              </w:rPr>
+              <w:t>customer/{</w:t>
+            </w:r>
+            <w:proofErr w:type="spellStart"/>
+            <w:proofErr w:type="gramEnd"/>
+            <w:r>
+              <w:rPr>
+                <w:rFonts w:asciiTheme="majorHAnsi" w:hAnsiTheme="majorHAnsi" w:cstheme="majorHAnsi"/>
+              </w:rPr>
+              <w:t>customerId</w:t>
+            </w:r>
+            <w:proofErr w:type="spellEnd"/>
+            <w:r>
+              <w:rPr>
+                <w:rFonts w:asciiTheme="majorHAnsi" w:hAnsiTheme="majorHAnsi" w:cstheme="majorHAnsi"/>
+              </w:rPr>
+              <w:t>}</w:t>
             </w:r>
           </w:p>
         </w:tc>
@@ -4295,8 +4721,16 @@
               <w:rPr>
                 <w:rFonts w:asciiTheme="majorHAnsi" w:hAnsiTheme="majorHAnsi" w:cstheme="majorHAnsi"/>
               </w:rPr>
-              <w:t>Path: customerId</w:t>
+              <w:t xml:space="preserve">Path: </w:t>
             </w:r>
+            <w:proofErr w:type="spellStart"/>
+            <w:r>
+              <w:rPr>
+                <w:rFonts w:asciiTheme="majorHAnsi" w:hAnsiTheme="majorHAnsi" w:cstheme="majorHAnsi"/>
+              </w:rPr>
+              <w:t>customerId</w:t>
+            </w:r>
+            <w:proofErr w:type="spellEnd"/>
           </w:p>
         </w:tc>
         <w:tc>
@@ -4351,7 +4785,21 @@
               <w:rPr>
                 <w:rFonts w:asciiTheme="majorHAnsi" w:hAnsiTheme="majorHAnsi" w:cstheme="majorHAnsi"/>
               </w:rPr>
-              <w:t>/api/orders</w:t>
+              <w:t>/</w:t>
+            </w:r>
+            <w:proofErr w:type="spellStart"/>
+            <w:r>
+              <w:rPr>
+                <w:rFonts w:asciiTheme="majorHAnsi" w:hAnsiTheme="majorHAnsi" w:cstheme="majorHAnsi"/>
+              </w:rPr>
+              <w:t>api</w:t>
+            </w:r>
+            <w:proofErr w:type="spellEnd"/>
+            <w:r>
+              <w:rPr>
+                <w:rFonts w:asciiTheme="majorHAnsi" w:hAnsiTheme="majorHAnsi" w:cstheme="majorHAnsi"/>
+              </w:rPr>
+              <w:t>/orders</w:t>
             </w:r>
           </w:p>
         </w:tc>
@@ -4401,11 +4849,41 @@
                 <w:rFonts w:asciiTheme="majorHAnsi" w:hAnsiTheme="majorHAnsi" w:cstheme="majorHAnsi"/>
               </w:rPr>
             </w:pPr>
+            <w:proofErr w:type="gramStart"/>
             <w:r>
               <w:rPr>
                 <w:rFonts w:asciiTheme="majorHAnsi" w:hAnsiTheme="majorHAnsi" w:cstheme="majorHAnsi"/>
               </w:rPr>
-              <w:t>JSON: {customerId, productName, price, ...}</w:t>
+              <w:t>JSON: {</w:t>
+            </w:r>
+            <w:proofErr w:type="spellStart"/>
+            <w:proofErr w:type="gramEnd"/>
+            <w:r>
+              <w:rPr>
+                <w:rFonts w:asciiTheme="majorHAnsi" w:hAnsiTheme="majorHAnsi" w:cstheme="majorHAnsi"/>
+              </w:rPr>
+              <w:t>customerId</w:t>
+            </w:r>
+            <w:proofErr w:type="spellEnd"/>
+            <w:r>
+              <w:rPr>
+                <w:rFonts w:asciiTheme="majorHAnsi" w:hAnsiTheme="majorHAnsi" w:cstheme="majorHAnsi"/>
+              </w:rPr>
+              <w:t xml:space="preserve">, </w:t>
+            </w:r>
+            <w:proofErr w:type="spellStart"/>
+            <w:r>
+              <w:rPr>
+                <w:rFonts w:asciiTheme="majorHAnsi" w:hAnsiTheme="majorHAnsi" w:cstheme="majorHAnsi"/>
+              </w:rPr>
+              <w:t>productName</w:t>
+            </w:r>
+            <w:proofErr w:type="spellEnd"/>
+            <w:r>
+              <w:rPr>
+                <w:rFonts w:asciiTheme="majorHAnsi" w:hAnsiTheme="majorHAnsi" w:cstheme="majorHAnsi"/>
+              </w:rPr>
+              <w:t>, price, ...}</w:t>
             </w:r>
           </w:p>
         </w:tc>
@@ -4461,7 +4939,37 @@
               <w:rPr>
                 <w:rFonts w:asciiTheme="majorHAnsi" w:hAnsiTheme="majorHAnsi" w:cstheme="majorHAnsi"/>
               </w:rPr>
-              <w:t>/api/orders/{id}</w:t>
+              <w:t>/</w:t>
+            </w:r>
+            <w:proofErr w:type="spellStart"/>
+            <w:proofErr w:type="gramStart"/>
+            <w:r>
+              <w:rPr>
+                <w:rFonts w:asciiTheme="majorHAnsi" w:hAnsiTheme="majorHAnsi" w:cstheme="majorHAnsi"/>
+              </w:rPr>
+              <w:t>api</w:t>
+            </w:r>
+            <w:proofErr w:type="spellEnd"/>
+            <w:proofErr w:type="gramEnd"/>
+            <w:r>
+              <w:rPr>
+                <w:rFonts w:asciiTheme="majorHAnsi" w:hAnsiTheme="majorHAnsi" w:cstheme="majorHAnsi"/>
+              </w:rPr>
+              <w:t>/</w:t>
+            </w:r>
+            <w:proofErr w:type="gramStart"/>
+            <w:r>
+              <w:rPr>
+                <w:rFonts w:asciiTheme="majorHAnsi" w:hAnsiTheme="majorHAnsi" w:cstheme="majorHAnsi"/>
+              </w:rPr>
+              <w:t>orders/{</w:t>
+            </w:r>
+            <w:proofErr w:type="gramEnd"/>
+            <w:r>
+              <w:rPr>
+                <w:rFonts w:asciiTheme="majorHAnsi" w:hAnsiTheme="majorHAnsi" w:cstheme="majorHAnsi"/>
+              </w:rPr>
+              <w:t>id}</w:t>
             </w:r>
           </w:p>
         </w:tc>
@@ -4712,7 +5220,21 @@
               <w:rPr>
                 <w:rFonts w:asciiTheme="majorHAnsi" w:hAnsiTheme="majorHAnsi" w:cstheme="majorHAnsi"/>
               </w:rPr>
-              <w:t>/api/logs</w:t>
+              <w:t>/</w:t>
+            </w:r>
+            <w:proofErr w:type="spellStart"/>
+            <w:r>
+              <w:rPr>
+                <w:rFonts w:asciiTheme="majorHAnsi" w:hAnsiTheme="majorHAnsi" w:cstheme="majorHAnsi"/>
+              </w:rPr>
+              <w:t>api</w:t>
+            </w:r>
+            <w:proofErr w:type="spellEnd"/>
+            <w:r>
+              <w:rPr>
+                <w:rFonts w:asciiTheme="majorHAnsi" w:hAnsiTheme="majorHAnsi" w:cstheme="majorHAnsi"/>
+              </w:rPr>
+              <w:t>/logs</w:t>
             </w:r>
           </w:p>
         </w:tc>
@@ -4766,8 +5288,16 @@
               <w:rPr>
                 <w:rFonts w:asciiTheme="majorHAnsi" w:hAnsiTheme="majorHAnsi" w:cstheme="majorHAnsi"/>
               </w:rPr>
-              <w:t>Query: level, dateRange</w:t>
+              <w:t xml:space="preserve">Query: level, </w:t>
             </w:r>
+            <w:proofErr w:type="spellStart"/>
+            <w:r>
+              <w:rPr>
+                <w:rFonts w:asciiTheme="majorHAnsi" w:hAnsiTheme="majorHAnsi" w:cstheme="majorHAnsi"/>
+              </w:rPr>
+              <w:t>dateRange</w:t>
+            </w:r>
+            <w:proofErr w:type="spellEnd"/>
           </w:p>
         </w:tc>
         <w:tc>
@@ -4784,7 +5314,21 @@
               <w:rPr>
                 <w:rFonts w:asciiTheme="majorHAnsi" w:hAnsiTheme="majorHAnsi" w:cstheme="majorHAnsi"/>
               </w:rPr>
-              <w:t>200 OK: [LogEntry]</w:t>
+              <w:t>200 OK: [</w:t>
+            </w:r>
+            <w:proofErr w:type="spellStart"/>
+            <w:r>
+              <w:rPr>
+                <w:rFonts w:asciiTheme="majorHAnsi" w:hAnsiTheme="majorHAnsi" w:cstheme="majorHAnsi"/>
+              </w:rPr>
+              <w:t>LogEntry</w:t>
+            </w:r>
+            <w:proofErr w:type="spellEnd"/>
+            <w:r>
+              <w:rPr>
+                <w:rFonts w:asciiTheme="majorHAnsi" w:hAnsiTheme="majorHAnsi" w:cstheme="majorHAnsi"/>
+              </w:rPr>
+              <w:t>]</w:t>
             </w:r>
           </w:p>
         </w:tc>
@@ -4822,7 +5366,37 @@
               <w:rPr>
                 <w:rFonts w:asciiTheme="majorHAnsi" w:hAnsiTheme="majorHAnsi" w:cstheme="majorHAnsi"/>
               </w:rPr>
-              <w:t>/api/logs/{id}</w:t>
+              <w:t>/</w:t>
+            </w:r>
+            <w:proofErr w:type="spellStart"/>
+            <w:proofErr w:type="gramStart"/>
+            <w:r>
+              <w:rPr>
+                <w:rFonts w:asciiTheme="majorHAnsi" w:hAnsiTheme="majorHAnsi" w:cstheme="majorHAnsi"/>
+              </w:rPr>
+              <w:t>api</w:t>
+            </w:r>
+            <w:proofErr w:type="spellEnd"/>
+            <w:proofErr w:type="gramEnd"/>
+            <w:r>
+              <w:rPr>
+                <w:rFonts w:asciiTheme="majorHAnsi" w:hAnsiTheme="majorHAnsi" w:cstheme="majorHAnsi"/>
+              </w:rPr>
+              <w:t>/</w:t>
+            </w:r>
+            <w:proofErr w:type="gramStart"/>
+            <w:r>
+              <w:rPr>
+                <w:rFonts w:asciiTheme="majorHAnsi" w:hAnsiTheme="majorHAnsi" w:cstheme="majorHAnsi"/>
+              </w:rPr>
+              <w:t>logs/{</w:t>
+            </w:r>
+            <w:proofErr w:type="gramEnd"/>
+            <w:r>
+              <w:rPr>
+                <w:rFonts w:asciiTheme="majorHAnsi" w:hAnsiTheme="majorHAnsi" w:cstheme="majorHAnsi"/>
+              </w:rPr>
+              <w:t>id}</w:t>
             </w:r>
           </w:p>
         </w:tc>
@@ -4894,8 +5468,16 @@
               <w:rPr>
                 <w:rFonts w:asciiTheme="majorHAnsi" w:hAnsiTheme="majorHAnsi" w:cstheme="majorHAnsi"/>
               </w:rPr>
-              <w:t>200 OK: LogEntry</w:t>
+              <w:t xml:space="preserve">200 OK: </w:t>
             </w:r>
+            <w:proofErr w:type="spellStart"/>
+            <w:r>
+              <w:rPr>
+                <w:rFonts w:asciiTheme="majorHAnsi" w:hAnsiTheme="majorHAnsi" w:cstheme="majorHAnsi"/>
+              </w:rPr>
+              <w:t>LogEntry</w:t>
+            </w:r>
+            <w:proofErr w:type="spellEnd"/>
           </w:p>
         </w:tc>
         <w:tc>
@@ -5073,7 +5655,21 @@
               <w:rPr>
                 <w:rFonts w:asciiTheme="majorHAnsi" w:hAnsiTheme="majorHAnsi" w:cstheme="majorHAnsi"/>
               </w:rPr>
-              <w:t>/api/notifications</w:t>
+              <w:t>/</w:t>
+            </w:r>
+            <w:proofErr w:type="spellStart"/>
+            <w:r>
+              <w:rPr>
+                <w:rFonts w:asciiTheme="majorHAnsi" w:hAnsiTheme="majorHAnsi" w:cstheme="majorHAnsi"/>
+              </w:rPr>
+              <w:t>api</w:t>
+            </w:r>
+            <w:proofErr w:type="spellEnd"/>
+            <w:r>
+              <w:rPr>
+                <w:rFonts w:asciiTheme="majorHAnsi" w:hAnsiTheme="majorHAnsi" w:cstheme="majorHAnsi"/>
+              </w:rPr>
+              <w:t>/notifications</w:t>
             </w:r>
           </w:p>
         </w:tc>
@@ -5183,7 +5779,37 @@
               <w:rPr>
                 <w:rFonts w:asciiTheme="majorHAnsi" w:hAnsiTheme="majorHAnsi" w:cstheme="majorHAnsi"/>
               </w:rPr>
-              <w:t>/api/notifications/{id}</w:t>
+              <w:t>/</w:t>
+            </w:r>
+            <w:proofErr w:type="spellStart"/>
+            <w:proofErr w:type="gramStart"/>
+            <w:r>
+              <w:rPr>
+                <w:rFonts w:asciiTheme="majorHAnsi" w:hAnsiTheme="majorHAnsi" w:cstheme="majorHAnsi"/>
+              </w:rPr>
+              <w:t>api</w:t>
+            </w:r>
+            <w:proofErr w:type="spellEnd"/>
+            <w:proofErr w:type="gramEnd"/>
+            <w:r>
+              <w:rPr>
+                <w:rFonts w:asciiTheme="majorHAnsi" w:hAnsiTheme="majorHAnsi" w:cstheme="majorHAnsi"/>
+              </w:rPr>
+              <w:t>/</w:t>
+            </w:r>
+            <w:proofErr w:type="gramStart"/>
+            <w:r>
+              <w:rPr>
+                <w:rFonts w:asciiTheme="majorHAnsi" w:hAnsiTheme="majorHAnsi" w:cstheme="majorHAnsi"/>
+              </w:rPr>
+              <w:t>notifications/{</w:t>
+            </w:r>
+            <w:proofErr w:type="gramEnd"/>
+            <w:r>
+              <w:rPr>
+                <w:rFonts w:asciiTheme="majorHAnsi" w:hAnsiTheme="majorHAnsi" w:cstheme="majorHAnsi"/>
+              </w:rPr>
+              <w:t>id}</w:t>
             </w:r>
           </w:p>
         </w:tc>
@@ -5353,7 +5979,6 @@
           <w:rFonts w:cstheme="majorHAnsi"/>
           <w:lang w:eastAsia="ja-JP"/>
         </w:rPr>
-        <w:lastRenderedPageBreak/>
         <w:t>REST API Diagram</w:t>
       </w:r>
       <w:bookmarkEnd w:id="11"/>
@@ -5590,7 +6215,6 @@
       <w:pPr>
         <w:pStyle w:val="Heading2"/>
         <w:rPr>
-          <w:rFonts w:hint="eastAsia"/>
           <w:u w:val="single"/>
           <w:lang w:eastAsia="ja-JP"/>
         </w:rPr>
@@ -5730,9 +6354,17 @@
           <w:szCs w:val="24"/>
           <w:lang w:val="en-IL" w:eastAsia="ja-JP" w:bidi="he-IL"/>
         </w:rPr>
-        <w:t xml:space="preserve">Server </w:t>
+        <w:t>Server validates Email, Password in Database</w:t>
       </w:r>
-      <w:r>
+      <w:bookmarkEnd w:id="17"/>
+    </w:p>
+    <w:p>
+      <w:pPr>
+        <w:pStyle w:val="Heading2"/>
+        <w:numPr>
+          <w:ilvl w:val="0"/>
+          <w:numId w:val="15"/>
+        </w:numPr>
         <w:rPr>
           <w:rFonts w:cstheme="majorHAnsi"/>
           <w:b w:val="0"/>
@@ -5742,8 +6374,8 @@
           <w:szCs w:val="24"/>
           <w:lang w:val="en-IL" w:eastAsia="ja-JP" w:bidi="he-IL"/>
         </w:rPr>
-        <w:t xml:space="preserve">validates Email, Password in </w:t>
-      </w:r>
+      </w:pPr>
+      <w:bookmarkStart w:id="18" w:name="_Toc205676432"/>
       <w:r>
         <w:rPr>
           <w:rFonts w:cstheme="majorHAnsi"/>
@@ -5754,9 +6386,9 @@
           <w:szCs w:val="24"/>
           <w:lang w:val="en-IL" w:eastAsia="ja-JP" w:bidi="he-IL"/>
         </w:rPr>
-        <w:t>Database</w:t>
+        <w:t>Email &amp; Password are valid → Generate JWT</w:t>
       </w:r>
-      <w:bookmarkEnd w:id="17"/>
+      <w:bookmarkEnd w:id="18"/>
     </w:p>
     <w:p>
       <w:pPr>
@@ -5775,7 +6407,7 @@
           <w:lang w:val="en-IL" w:eastAsia="ja-JP" w:bidi="he-IL"/>
         </w:rPr>
       </w:pPr>
-      <w:bookmarkStart w:id="18" w:name="_Toc205676432"/>
+      <w:bookmarkStart w:id="19" w:name="_Toc205676433"/>
       <w:r>
         <w:rPr>
           <w:rFonts w:cstheme="majorHAnsi"/>
@@ -5786,9 +6418,17 @@
           <w:szCs w:val="24"/>
           <w:lang w:val="en-IL" w:eastAsia="ja-JP" w:bidi="he-IL"/>
         </w:rPr>
-        <w:t>Email</w:t>
+        <w:t>Server returns token to Client</w:t>
       </w:r>
-      <w:r>
+      <w:bookmarkEnd w:id="19"/>
+    </w:p>
+    <w:p>
+      <w:pPr>
+        <w:pStyle w:val="Heading2"/>
+        <w:numPr>
+          <w:ilvl w:val="0"/>
+          <w:numId w:val="15"/>
+        </w:numPr>
         <w:rPr>
           <w:rFonts w:cstheme="majorHAnsi"/>
           <w:b w:val="0"/>
@@ -5798,8 +6438,8 @@
           <w:szCs w:val="24"/>
           <w:lang w:val="en-IL" w:eastAsia="ja-JP" w:bidi="he-IL"/>
         </w:rPr>
-        <w:t xml:space="preserve"> &amp;</w:t>
-      </w:r>
+      </w:pPr>
+      <w:bookmarkStart w:id="20" w:name="_Toc205676434"/>
       <w:r>
         <w:rPr>
           <w:rFonts w:cstheme="majorHAnsi"/>
@@ -5810,143 +6450,7 @@
           <w:szCs w:val="24"/>
           <w:lang w:val="en-IL" w:eastAsia="ja-JP" w:bidi="he-IL"/>
         </w:rPr>
-        <w:t xml:space="preserve"> Password</w:t>
-      </w:r>
-      <w:r>
-        <w:rPr>
-          <w:rFonts w:cstheme="majorHAnsi"/>
-          <w:b w:val="0"/>
-          <w:bCs w:val="0"/>
-          <w:color w:val="auto"/>
-          <w:sz w:val="24"/>
-          <w:szCs w:val="24"/>
-          <w:lang w:val="en-IL" w:eastAsia="ja-JP" w:bidi="he-IL"/>
-        </w:rPr>
-        <w:t xml:space="preserve"> are </w:t>
-      </w:r>
-      <w:r>
-        <w:rPr>
-          <w:rFonts w:cstheme="majorHAnsi"/>
-          <w:b w:val="0"/>
-          <w:bCs w:val="0"/>
-          <w:color w:val="auto"/>
-          <w:sz w:val="24"/>
-          <w:szCs w:val="24"/>
-          <w:lang w:val="en-IL" w:eastAsia="ja-JP" w:bidi="he-IL"/>
-        </w:rPr>
-        <w:t>valid → Generate JWT</w:t>
-      </w:r>
-      <w:bookmarkEnd w:id="18"/>
-    </w:p>
-    <w:p>
-      <w:pPr>
-        <w:pStyle w:val="Heading2"/>
-        <w:numPr>
-          <w:ilvl w:val="0"/>
-          <w:numId w:val="15"/>
-        </w:numPr>
-        <w:rPr>
-          <w:rFonts w:cstheme="majorHAnsi"/>
-          <w:b w:val="0"/>
-          <w:bCs w:val="0"/>
-          <w:color w:val="auto"/>
-          <w:sz w:val="24"/>
-          <w:szCs w:val="24"/>
-          <w:lang w:val="en-IL" w:eastAsia="ja-JP" w:bidi="he-IL"/>
-        </w:rPr>
-      </w:pPr>
-      <w:bookmarkStart w:id="19" w:name="_Toc205676433"/>
-      <w:r>
-        <w:rPr>
-          <w:rFonts w:cstheme="majorHAnsi"/>
-          <w:b w:val="0"/>
-          <w:bCs w:val="0"/>
-          <w:color w:val="auto"/>
-          <w:sz w:val="24"/>
-          <w:szCs w:val="24"/>
-          <w:lang w:val="en-IL" w:eastAsia="ja-JP" w:bidi="he-IL"/>
-        </w:rPr>
-        <w:t>Server returns token to Client</w:t>
-      </w:r>
-      <w:bookmarkEnd w:id="19"/>
-    </w:p>
-    <w:p>
-      <w:pPr>
-        <w:pStyle w:val="Heading2"/>
-        <w:numPr>
-          <w:ilvl w:val="0"/>
-          <w:numId w:val="15"/>
-        </w:numPr>
-        <w:rPr>
-          <w:rFonts w:cstheme="majorHAnsi"/>
-          <w:b w:val="0"/>
-          <w:bCs w:val="0"/>
-          <w:color w:val="auto"/>
-          <w:sz w:val="24"/>
-          <w:szCs w:val="24"/>
-          <w:lang w:val="en-IL" w:eastAsia="ja-JP" w:bidi="he-IL"/>
-        </w:rPr>
-      </w:pPr>
-      <w:bookmarkStart w:id="20" w:name="_Toc205676434"/>
-      <w:r>
-        <w:rPr>
-          <w:rFonts w:cstheme="majorHAnsi"/>
-          <w:b w:val="0"/>
-          <w:bCs w:val="0"/>
-          <w:color w:val="auto"/>
-          <w:sz w:val="24"/>
-          <w:szCs w:val="24"/>
-          <w:lang w:val="en-IL" w:eastAsia="ja-JP" w:bidi="he-IL"/>
-        </w:rPr>
-        <w:t>Client stores token</w:t>
-      </w:r>
-      <w:r>
-        <w:rPr>
-          <w:rFonts w:cstheme="majorHAnsi"/>
-          <w:b w:val="0"/>
-          <w:bCs w:val="0"/>
-          <w:color w:val="auto"/>
-          <w:sz w:val="24"/>
-          <w:szCs w:val="24"/>
-          <w:lang w:val="en-IL" w:eastAsia="ja-JP" w:bidi="he-IL"/>
-        </w:rPr>
-        <w:t xml:space="preserve"> for f</w:t>
-      </w:r>
-      <w:r>
-        <w:rPr>
-          <w:rFonts w:cstheme="majorHAnsi"/>
-          <w:b w:val="0"/>
-          <w:bCs w:val="0"/>
-          <w:color w:val="auto"/>
-          <w:sz w:val="24"/>
-          <w:szCs w:val="24"/>
-          <w:lang w:val="en-IL" w:eastAsia="ja-JP" w:bidi="he-IL"/>
-        </w:rPr>
-        <w:t xml:space="preserve">uture requests </w:t>
-      </w:r>
-      <w:r>
-        <w:rPr>
-          <w:rFonts w:cstheme="majorHAnsi"/>
-          <w:b w:val="0"/>
-          <w:bCs w:val="0"/>
-          <w:color w:val="auto"/>
-          <w:sz w:val="24"/>
-          <w:szCs w:val="24"/>
-          <w:lang w:val="en-IL" w:eastAsia="ja-JP" w:bidi="he-IL"/>
-        </w:rPr>
-        <w:t>includes</w:t>
-      </w:r>
-      <w:r>
-        <w:rPr>
-          <w:rFonts w:cstheme="majorHAnsi"/>
-          <w:b w:val="0"/>
-          <w:bCs w:val="0"/>
-          <w:color w:val="auto"/>
-          <w:sz w:val="24"/>
-          <w:szCs w:val="24"/>
-          <w:lang w:val="en-IL" w:eastAsia="ja-JP" w:bidi="he-IL"/>
-        </w:rPr>
-        <w:t xml:space="preserve"> Authorization: Bearer &lt;token&gt;</w:t>
+        <w:t>Client stores token for future requests includes Authorization: Bearer &lt;token&gt;</w:t>
       </w:r>
       <w:bookmarkEnd w:id="20"/>
     </w:p>
@@ -6006,15 +6510,10 @@
           <w:highlight w:val="white"/>
           <w:lang w:val="en-IL" w:bidi="he-IL"/>
         </w:rPr>
-        <w:t># See https://aka.ms/customizecontainer to learn how to customize your debug container and how Visual Studio uses this Dockerfile to build your images for faster debugging.</w:t>
+        <w:t xml:space="preserve"># See https://aka.ms/customizecontainer to learn how to customize your debug container and how Visual Studio uses this </w:t>
       </w:r>
-    </w:p>
-    <w:p>
-      <w:pPr>
-        <w:autoSpaceDE w:val="0"/>
-        <w:autoSpaceDN w:val="0"/>
-        <w:adjustRightInd w:val="0"/>
-        <w:spacing w:after="0" w:line="240" w:lineRule="auto"/>
+      <w:proofErr w:type="spellStart"/>
+      <w:r>
         <w:rPr>
           <w:rFonts w:ascii="Cascadia Mono" w:hAnsi="Cascadia Mono" w:cs="Cascadia Mono"/>
           <w:color w:val="008000"/>
@@ -6023,14 +6522,10 @@
           <w:highlight w:val="white"/>
           <w:lang w:val="en-IL" w:bidi="he-IL"/>
         </w:rPr>
-      </w:pPr>
-    </w:p>
-    <w:p>
-      <w:pPr>
-        <w:autoSpaceDE w:val="0"/>
-        <w:autoSpaceDN w:val="0"/>
-        <w:adjustRightInd w:val="0"/>
-        <w:spacing w:after="0" w:line="240" w:lineRule="auto"/>
+        <w:t>Dockerfile</w:t>
+      </w:r>
+      <w:proofErr w:type="spellEnd"/>
+      <w:r>
         <w:rPr>
           <w:rFonts w:ascii="Cascadia Mono" w:hAnsi="Cascadia Mono" w:cs="Cascadia Mono"/>
           <w:color w:val="008000"/>
@@ -6039,8 +6534,15 @@
           <w:highlight w:val="white"/>
           <w:lang w:val="en-IL" w:bidi="he-IL"/>
         </w:rPr>
-      </w:pPr>
-      <w:r>
+        <w:t xml:space="preserve"> to build your images for faster debugging.</w:t>
+      </w:r>
+    </w:p>
+    <w:p>
+      <w:pPr>
+        <w:autoSpaceDE w:val="0"/>
+        <w:autoSpaceDN w:val="0"/>
+        <w:adjustRightInd w:val="0"/>
+        <w:spacing w:after="0" w:line="240" w:lineRule="auto"/>
         <w:rPr>
           <w:rFonts w:ascii="Cascadia Mono" w:hAnsi="Cascadia Mono" w:cs="Cascadia Mono"/>
           <w:color w:val="008000"/>
@@ -6049,8 +6551,7 @@
           <w:highlight w:val="white"/>
           <w:lang w:val="en-IL" w:bidi="he-IL"/>
         </w:rPr>
-        <w:t># This stage is used when running from VS in fast mode (Default for Debug configuration)</w:t>
-      </w:r>
+      </w:pPr>
     </w:p>
     <w:p>
       <w:pPr>
@@ -6076,7 +6577,7 @@
           <w:highlight w:val="white"/>
           <w:lang w:val="en-IL" w:bidi="he-IL"/>
         </w:rPr>
-        <w:t>FROM mcr.microsoft.com/dotnet/aspnet:8.0 AS base</w:t>
+        <w:t># This stage is used when running from VS in fast mode (Default for Debug configuration)</w:t>
       </w:r>
     </w:p>
     <w:p>
@@ -6103,7 +6604,7 @@
           <w:highlight w:val="white"/>
           <w:lang w:val="en-IL" w:bidi="he-IL"/>
         </w:rPr>
-        <w:t>USER root</w:t>
+        <w:t>FROM mcr.microsoft.com/dotnet/aspnet:8.0 AS base</w:t>
       </w:r>
     </w:p>
     <w:p>
@@ -6130,7 +6631,7 @@
           <w:highlight w:val="white"/>
           <w:lang w:val="en-IL" w:bidi="he-IL"/>
         </w:rPr>
-        <w:t>WORKDIR /app</w:t>
+        <w:t>USER root</w:t>
       </w:r>
     </w:p>
     <w:p>
@@ -6157,7 +6658,7 @@
           <w:highlight w:val="white"/>
           <w:lang w:val="en-IL" w:bidi="he-IL"/>
         </w:rPr>
-        <w:t>EXPOSE 8080</w:t>
+        <w:t>WORKDIR /app</w:t>
       </w:r>
     </w:p>
     <w:p>
@@ -6184,7 +6685,7 @@
           <w:highlight w:val="white"/>
           <w:lang w:val="en-IL" w:bidi="he-IL"/>
         </w:rPr>
-        <w:t>EXPOSE 8081</w:t>
+        <w:t>EXPOSE 8080</w:t>
       </w:r>
     </w:p>
     <w:p>
@@ -6202,13 +6703,7 @@
           <w:lang w:val="en-IL" w:bidi="he-IL"/>
         </w:rPr>
       </w:pPr>
-    </w:p>
-    <w:p>
-      <w:pPr>
-        <w:autoSpaceDE w:val="0"/>
-        <w:autoSpaceDN w:val="0"/>
-        <w:adjustRightInd w:val="0"/>
-        <w:spacing w:after="0" w:line="240" w:lineRule="auto"/>
+      <w:r>
         <w:rPr>
           <w:rFonts w:ascii="Cascadia Mono" w:hAnsi="Cascadia Mono" w:cs="Cascadia Mono"/>
           <w:color w:val="008000"/>
@@ -6217,7 +6712,8 @@
           <w:highlight w:val="white"/>
           <w:lang w:val="en-IL" w:bidi="he-IL"/>
         </w:rPr>
-      </w:pPr>
+        <w:t>EXPOSE 8081</w:t>
+      </w:r>
     </w:p>
     <w:p>
       <w:pPr>
@@ -6234,7 +6730,13 @@
           <w:lang w:val="en-IL" w:bidi="he-IL"/>
         </w:rPr>
       </w:pPr>
-      <w:r>
+    </w:p>
+    <w:p>
+      <w:pPr>
+        <w:autoSpaceDE w:val="0"/>
+        <w:autoSpaceDN w:val="0"/>
+        <w:adjustRightInd w:val="0"/>
+        <w:spacing w:after="0" w:line="240" w:lineRule="auto"/>
         <w:rPr>
           <w:rFonts w:ascii="Cascadia Mono" w:hAnsi="Cascadia Mono" w:cs="Cascadia Mono"/>
           <w:color w:val="008000"/>
@@ -6243,8 +6745,7 @@
           <w:highlight w:val="white"/>
           <w:lang w:val="en-IL" w:bidi="he-IL"/>
         </w:rPr>
-        <w:t># This stage is used to build the service project</w:t>
-      </w:r>
+      </w:pPr>
     </w:p>
     <w:p>
       <w:pPr>
@@ -6270,7 +6771,7 @@
           <w:highlight w:val="white"/>
           <w:lang w:val="en-IL" w:bidi="he-IL"/>
         </w:rPr>
-        <w:t>FROM mcr.microsoft.com/dotnet/sdk:8.0 AS build</w:t>
+        <w:t># This stage is used to build the service project</w:t>
       </w:r>
     </w:p>
     <w:p>
@@ -6297,7 +6798,7 @@
           <w:highlight w:val="white"/>
           <w:lang w:val="en-IL" w:bidi="he-IL"/>
         </w:rPr>
-        <w:t>ARG BUILD_CONFIGURATION=Release</w:t>
+        <w:t>FROM mcr.microsoft.com/dotnet/sdk:8.0 AS build</w:t>
       </w:r>
     </w:p>
     <w:p>
@@ -6324,7 +6825,7 @@
           <w:highlight w:val="white"/>
           <w:lang w:val="en-IL" w:bidi="he-IL"/>
         </w:rPr>
-        <w:t>WORKDIR /src</w:t>
+        <w:t>ARG BUILD_CONFIGURATION=Release</w:t>
       </w:r>
     </w:p>
     <w:p>
@@ -6351,15 +6852,10 @@
           <w:highlight w:val="white"/>
           <w:lang w:val="en-IL" w:bidi="he-IL"/>
         </w:rPr>
-        <w:t># Copy the service project file and restore dependencies</w:t>
+        <w:t>WORKDIR /</w:t>
       </w:r>
-    </w:p>
-    <w:p>
-      <w:pPr>
-        <w:autoSpaceDE w:val="0"/>
-        <w:autoSpaceDN w:val="0"/>
-        <w:adjustRightInd w:val="0"/>
-        <w:spacing w:after="0" w:line="240" w:lineRule="auto"/>
+      <w:proofErr w:type="spellStart"/>
+      <w:r>
         <w:rPr>
           <w:rFonts w:ascii="Cascadia Mono" w:hAnsi="Cascadia Mono" w:cs="Cascadia Mono"/>
           <w:color w:val="008000"/>
@@ -6368,8 +6864,16 @@
           <w:highlight w:val="white"/>
           <w:lang w:val="en-IL" w:bidi="he-IL"/>
         </w:rPr>
-      </w:pPr>
-      <w:r>
+        <w:t>src</w:t>
+      </w:r>
+      <w:proofErr w:type="spellEnd"/>
+    </w:p>
+    <w:p>
+      <w:pPr>
+        <w:autoSpaceDE w:val="0"/>
+        <w:autoSpaceDN w:val="0"/>
+        <w:adjustRightInd w:val="0"/>
+        <w:spacing w:after="0" w:line="240" w:lineRule="auto"/>
         <w:rPr>
           <w:rFonts w:ascii="Cascadia Mono" w:hAnsi="Cascadia Mono" w:cs="Cascadia Mono"/>
           <w:color w:val="008000"/>
@@ -6378,15 +6882,8 @@
           <w:highlight w:val="white"/>
           <w:lang w:val="en-IL" w:bidi="he-IL"/>
         </w:rPr>
-        <w:t># COPY ["A2C.CRM.Api/A2C.CRM.Api.csproj", "A2C.CRM.Api/"]</w:t>
-      </w:r>
-    </w:p>
-    <w:p>
-      <w:pPr>
-        <w:autoSpaceDE w:val="0"/>
-        <w:autoSpaceDN w:val="0"/>
-        <w:adjustRightInd w:val="0"/>
-        <w:spacing w:after="0" w:line="240" w:lineRule="auto"/>
+      </w:pPr>
+      <w:r>
         <w:rPr>
           <w:rFonts w:ascii="Cascadia Mono" w:hAnsi="Cascadia Mono" w:cs="Cascadia Mono"/>
           <w:color w:val="008000"/>
@@ -6395,8 +6892,15 @@
           <w:highlight w:val="white"/>
           <w:lang w:val="en-IL" w:bidi="he-IL"/>
         </w:rPr>
-      </w:pPr>
-      <w:r>
+        <w:t># Copy the service project file and restore dependencies</w:t>
+      </w:r>
+    </w:p>
+    <w:p>
+      <w:pPr>
+        <w:autoSpaceDE w:val="0"/>
+        <w:autoSpaceDN w:val="0"/>
+        <w:adjustRightInd w:val="0"/>
+        <w:spacing w:after="0" w:line="240" w:lineRule="auto"/>
         <w:rPr>
           <w:rFonts w:ascii="Cascadia Mono" w:hAnsi="Cascadia Mono" w:cs="Cascadia Mono"/>
           <w:color w:val="008000"/>
@@ -6405,15 +6909,8 @@
           <w:highlight w:val="white"/>
           <w:lang w:val="en-IL" w:bidi="he-IL"/>
         </w:rPr>
-        <w:t>COPY ["A2C.CRM.Api.csproj", "."]</w:t>
-      </w:r>
-    </w:p>
-    <w:p>
-      <w:pPr>
-        <w:autoSpaceDE w:val="0"/>
-        <w:autoSpaceDN w:val="0"/>
-        <w:adjustRightInd w:val="0"/>
-        <w:spacing w:after="0" w:line="240" w:lineRule="auto"/>
+      </w:pPr>
+      <w:r>
         <w:rPr>
           <w:rFonts w:ascii="Cascadia Mono" w:hAnsi="Cascadia Mono" w:cs="Cascadia Mono"/>
           <w:color w:val="008000"/>
@@ -6422,8 +6919,15 @@
           <w:highlight w:val="white"/>
           <w:lang w:val="en-IL" w:bidi="he-IL"/>
         </w:rPr>
-      </w:pPr>
-      <w:r>
+        <w:t># COPY ["A2C.CRM.Api/A2C.CRM.Api.csproj", "A2C.CRM.Api/"]</w:t>
+      </w:r>
+    </w:p>
+    <w:p>
+      <w:pPr>
+        <w:autoSpaceDE w:val="0"/>
+        <w:autoSpaceDN w:val="0"/>
+        <w:adjustRightInd w:val="0"/>
+        <w:spacing w:after="0" w:line="240" w:lineRule="auto"/>
         <w:rPr>
           <w:rFonts w:ascii="Cascadia Mono" w:hAnsi="Cascadia Mono" w:cs="Cascadia Mono"/>
           <w:color w:val="008000"/>
@@ -6432,15 +6936,8 @@
           <w:highlight w:val="white"/>
           <w:lang w:val="en-IL" w:bidi="he-IL"/>
         </w:rPr>
-        <w:t># Restore the dependencies</w:t>
-      </w:r>
-    </w:p>
-    <w:p>
-      <w:pPr>
-        <w:autoSpaceDE w:val="0"/>
-        <w:autoSpaceDN w:val="0"/>
-        <w:adjustRightInd w:val="0"/>
-        <w:spacing w:after="0" w:line="240" w:lineRule="auto"/>
+      </w:pPr>
+      <w:r>
         <w:rPr>
           <w:rFonts w:ascii="Cascadia Mono" w:hAnsi="Cascadia Mono" w:cs="Cascadia Mono"/>
           <w:color w:val="008000"/>
@@ -6449,8 +6946,15 @@
           <w:highlight w:val="white"/>
           <w:lang w:val="en-IL" w:bidi="he-IL"/>
         </w:rPr>
-      </w:pPr>
-      <w:r>
+        <w:t>COPY ["A2C.CRM.Api.csproj", "."]</w:t>
+      </w:r>
+    </w:p>
+    <w:p>
+      <w:pPr>
+        <w:autoSpaceDE w:val="0"/>
+        <w:autoSpaceDN w:val="0"/>
+        <w:adjustRightInd w:val="0"/>
+        <w:spacing w:after="0" w:line="240" w:lineRule="auto"/>
         <w:rPr>
           <w:rFonts w:ascii="Cascadia Mono" w:hAnsi="Cascadia Mono" w:cs="Cascadia Mono"/>
           <w:color w:val="008000"/>
@@ -6459,15 +6963,8 @@
           <w:highlight w:val="white"/>
           <w:lang w:val="en-IL" w:bidi="he-IL"/>
         </w:rPr>
-        <w:t>RUN dotnet restore "./A2C.CRM.Api.csproj"</w:t>
-      </w:r>
-    </w:p>
-    <w:p>
-      <w:pPr>
-        <w:autoSpaceDE w:val="0"/>
-        <w:autoSpaceDN w:val="0"/>
-        <w:adjustRightInd w:val="0"/>
-        <w:spacing w:after="0" w:line="240" w:lineRule="auto"/>
+      </w:pPr>
+      <w:r>
         <w:rPr>
           <w:rFonts w:ascii="Cascadia Mono" w:hAnsi="Cascadia Mono" w:cs="Cascadia Mono"/>
           <w:color w:val="008000"/>
@@ -6476,8 +6973,15 @@
           <w:highlight w:val="white"/>
           <w:lang w:val="en-IL" w:bidi="he-IL"/>
         </w:rPr>
-      </w:pPr>
-      <w:r>
+        <w:t># Restore the dependencies</w:t>
+      </w:r>
+    </w:p>
+    <w:p>
+      <w:pPr>
+        <w:autoSpaceDE w:val="0"/>
+        <w:autoSpaceDN w:val="0"/>
+        <w:adjustRightInd w:val="0"/>
+        <w:spacing w:after="0" w:line="240" w:lineRule="auto"/>
         <w:rPr>
           <w:rFonts w:ascii="Cascadia Mono" w:hAnsi="Cascadia Mono" w:cs="Cascadia Mono"/>
           <w:color w:val="008000"/>
@@ -6486,15 +6990,8 @@
           <w:highlight w:val="white"/>
           <w:lang w:val="en-IL" w:bidi="he-IL"/>
         </w:rPr>
-        <w:t># RUN dotnet restore "./A2C.CRM.Api/A2C.CRM.Api.csproj"</w:t>
-      </w:r>
-    </w:p>
-    <w:p>
-      <w:pPr>
-        <w:autoSpaceDE w:val="0"/>
-        <w:autoSpaceDN w:val="0"/>
-        <w:adjustRightInd w:val="0"/>
-        <w:spacing w:after="0" w:line="240" w:lineRule="auto"/>
+      </w:pPr>
+      <w:r>
         <w:rPr>
           <w:rFonts w:ascii="Cascadia Mono" w:hAnsi="Cascadia Mono" w:cs="Cascadia Mono"/>
           <w:color w:val="008000"/>
@@ -6503,8 +7000,15 @@
           <w:highlight w:val="white"/>
           <w:lang w:val="en-IL" w:bidi="he-IL"/>
         </w:rPr>
-      </w:pPr>
-      <w:r>
+        <w:t>RUN dotnet restore "./A2C.CRM.Api.csproj"</w:t>
+      </w:r>
+    </w:p>
+    <w:p>
+      <w:pPr>
+        <w:autoSpaceDE w:val="0"/>
+        <w:autoSpaceDN w:val="0"/>
+        <w:adjustRightInd w:val="0"/>
+        <w:spacing w:after="0" w:line="240" w:lineRule="auto"/>
         <w:rPr>
           <w:rFonts w:ascii="Cascadia Mono" w:hAnsi="Cascadia Mono" w:cs="Cascadia Mono"/>
           <w:color w:val="008000"/>
@@ -6513,15 +7017,8 @@
           <w:highlight w:val="white"/>
           <w:lang w:val="en-IL" w:bidi="he-IL"/>
         </w:rPr>
-        <w:t>COPY . .</w:t>
-      </w:r>
-    </w:p>
-    <w:p>
-      <w:pPr>
-        <w:autoSpaceDE w:val="0"/>
-        <w:autoSpaceDN w:val="0"/>
-        <w:adjustRightInd w:val="0"/>
-        <w:spacing w:after="0" w:line="240" w:lineRule="auto"/>
+      </w:pPr>
+      <w:r>
         <w:rPr>
           <w:rFonts w:ascii="Cascadia Mono" w:hAnsi="Cascadia Mono" w:cs="Cascadia Mono"/>
           <w:color w:val="008000"/>
@@ -6530,8 +7027,15 @@
           <w:highlight w:val="white"/>
           <w:lang w:val="en-IL" w:bidi="he-IL"/>
         </w:rPr>
-      </w:pPr>
-      <w:r>
+        <w:t># RUN dotnet restore "./A2C.CRM.Api/A2C.CRM.Api.csproj"</w:t>
+      </w:r>
+    </w:p>
+    <w:p>
+      <w:pPr>
+        <w:autoSpaceDE w:val="0"/>
+        <w:autoSpaceDN w:val="0"/>
+        <w:adjustRightInd w:val="0"/>
+        <w:spacing w:after="0" w:line="240" w:lineRule="auto"/>
         <w:rPr>
           <w:rFonts w:ascii="Cascadia Mono" w:hAnsi="Cascadia Mono" w:cs="Cascadia Mono"/>
           <w:color w:val="008000"/>
@@ -6540,15 +7044,9 @@
           <w:highlight w:val="white"/>
           <w:lang w:val="en-IL" w:bidi="he-IL"/>
         </w:rPr>
-        <w:t># WORKDIR "/src/A2C.CRM.Api"</w:t>
-      </w:r>
-    </w:p>
-    <w:p>
-      <w:pPr>
-        <w:autoSpaceDE w:val="0"/>
-        <w:autoSpaceDN w:val="0"/>
-        <w:adjustRightInd w:val="0"/>
-        <w:spacing w:after="0" w:line="240" w:lineRule="auto"/>
+      </w:pPr>
+      <w:proofErr w:type="gramStart"/>
+      <w:r>
         <w:rPr>
           <w:rFonts w:ascii="Cascadia Mono" w:hAnsi="Cascadia Mono" w:cs="Cascadia Mono"/>
           <w:color w:val="008000"/>
@@ -6557,7 +7055,9 @@
           <w:highlight w:val="white"/>
           <w:lang w:val="en-IL" w:bidi="he-IL"/>
         </w:rPr>
-      </w:pPr>
+        <w:t>COPY .</w:t>
+      </w:r>
+      <w:proofErr w:type="gramEnd"/>
       <w:r>
         <w:rPr>
           <w:rFonts w:ascii="Cascadia Mono" w:hAnsi="Cascadia Mono" w:cs="Cascadia Mono"/>
@@ -6567,7 +7067,7 @@
           <w:highlight w:val="white"/>
           <w:lang w:val="en-IL" w:bidi="he-IL"/>
         </w:rPr>
-        <w:t>RUN dotnet build "./A2C.CRM.Api.csproj" -c $BUILD_CONFIGURATION -o /app/build</w:t>
+        <w:t xml:space="preserve"> .</w:t>
       </w:r>
     </w:p>
     <w:p>
@@ -6585,13 +7085,7 @@
           <w:lang w:val="en-IL" w:bidi="he-IL"/>
         </w:rPr>
       </w:pPr>
-    </w:p>
-    <w:p>
-      <w:pPr>
-        <w:autoSpaceDE w:val="0"/>
-        <w:autoSpaceDN w:val="0"/>
-        <w:adjustRightInd w:val="0"/>
-        <w:spacing w:after="0" w:line="240" w:lineRule="auto"/>
+      <w:r>
         <w:rPr>
           <w:rFonts w:ascii="Cascadia Mono" w:hAnsi="Cascadia Mono" w:cs="Cascadia Mono"/>
           <w:color w:val="008000"/>
@@ -6600,7 +7094,9 @@
           <w:highlight w:val="white"/>
           <w:lang w:val="en-IL" w:bidi="he-IL"/>
         </w:rPr>
-      </w:pPr>
+        <w:t># WORKDIR "/</w:t>
+      </w:r>
+      <w:proofErr w:type="spellStart"/>
       <w:r>
         <w:rPr>
           <w:rFonts w:ascii="Cascadia Mono" w:hAnsi="Cascadia Mono" w:cs="Cascadia Mono"/>
@@ -6610,15 +7106,10 @@
           <w:highlight w:val="white"/>
           <w:lang w:val="en-IL" w:bidi="he-IL"/>
         </w:rPr>
-        <w:t># This stage is used to publish the service project to be copied to the final stage</w:t>
+        <w:t>src</w:t>
       </w:r>
-    </w:p>
-    <w:p>
-      <w:pPr>
-        <w:autoSpaceDE w:val="0"/>
-        <w:autoSpaceDN w:val="0"/>
-        <w:adjustRightInd w:val="0"/>
-        <w:spacing w:after="0" w:line="240" w:lineRule="auto"/>
+      <w:proofErr w:type="spellEnd"/>
+      <w:r>
         <w:rPr>
           <w:rFonts w:ascii="Cascadia Mono" w:hAnsi="Cascadia Mono" w:cs="Cascadia Mono"/>
           <w:color w:val="008000"/>
@@ -6627,8 +7118,15 @@
           <w:highlight w:val="white"/>
           <w:lang w:val="en-IL" w:bidi="he-IL"/>
         </w:rPr>
-      </w:pPr>
-      <w:r>
+        <w:t>/A2C.CRM.Api"</w:t>
+      </w:r>
+    </w:p>
+    <w:p>
+      <w:pPr>
+        <w:autoSpaceDE w:val="0"/>
+        <w:autoSpaceDN w:val="0"/>
+        <w:adjustRightInd w:val="0"/>
+        <w:spacing w:after="0" w:line="240" w:lineRule="auto"/>
         <w:rPr>
           <w:rFonts w:ascii="Cascadia Mono" w:hAnsi="Cascadia Mono" w:cs="Cascadia Mono"/>
           <w:color w:val="008000"/>
@@ -6637,15 +7135,8 @@
           <w:highlight w:val="white"/>
           <w:lang w:val="en-IL" w:bidi="he-IL"/>
         </w:rPr>
-        <w:t>FROM build AS publish</w:t>
-      </w:r>
-    </w:p>
-    <w:p>
-      <w:pPr>
-        <w:autoSpaceDE w:val="0"/>
-        <w:autoSpaceDN w:val="0"/>
-        <w:adjustRightInd w:val="0"/>
-        <w:spacing w:after="0" w:line="240" w:lineRule="auto"/>
+      </w:pPr>
+      <w:r>
         <w:rPr>
           <w:rFonts w:ascii="Cascadia Mono" w:hAnsi="Cascadia Mono" w:cs="Cascadia Mono"/>
           <w:color w:val="008000"/>
@@ -6654,8 +7145,15 @@
           <w:highlight w:val="white"/>
           <w:lang w:val="en-IL" w:bidi="he-IL"/>
         </w:rPr>
-      </w:pPr>
-      <w:r>
+        <w:t>RUN dotnet build "./A2C.CRM.Api.csproj" -c $BUILD_CONFIGURATION -o /app/build</w:t>
+      </w:r>
+    </w:p>
+    <w:p>
+      <w:pPr>
+        <w:autoSpaceDE w:val="0"/>
+        <w:autoSpaceDN w:val="0"/>
+        <w:adjustRightInd w:val="0"/>
+        <w:spacing w:after="0" w:line="240" w:lineRule="auto"/>
         <w:rPr>
           <w:rFonts w:ascii="Cascadia Mono" w:hAnsi="Cascadia Mono" w:cs="Cascadia Mono"/>
           <w:color w:val="008000"/>
@@ -6664,8 +7162,7 @@
           <w:highlight w:val="white"/>
           <w:lang w:val="en-IL" w:bidi="he-IL"/>
         </w:rPr>
-        <w:t>ARG BUILD_CONFIGURATION=Release</w:t>
-      </w:r>
+      </w:pPr>
     </w:p>
     <w:p>
       <w:pPr>
@@ -6691,7 +7188,7 @@
           <w:highlight w:val="white"/>
           <w:lang w:val="en-IL" w:bidi="he-IL"/>
         </w:rPr>
-        <w:t>RUN dotnet publish "./A2C.CRM.Api.csproj" -c $BUILD_CONFIGURATION -o /app/publish /p:UseAppHost=false</w:t>
+        <w:t># This stage is used to publish the service project to be copied to the final stage</w:t>
       </w:r>
     </w:p>
     <w:p>
@@ -6709,13 +7206,7 @@
           <w:lang w:val="en-IL" w:bidi="he-IL"/>
         </w:rPr>
       </w:pPr>
-    </w:p>
-    <w:p>
-      <w:pPr>
-        <w:autoSpaceDE w:val="0"/>
-        <w:autoSpaceDN w:val="0"/>
-        <w:adjustRightInd w:val="0"/>
-        <w:spacing w:after="0" w:line="240" w:lineRule="auto"/>
+      <w:r>
         <w:rPr>
           <w:rFonts w:ascii="Cascadia Mono" w:hAnsi="Cascadia Mono" w:cs="Cascadia Mono"/>
           <w:color w:val="008000"/>
@@ -6724,8 +7215,15 @@
           <w:highlight w:val="white"/>
           <w:lang w:val="en-IL" w:bidi="he-IL"/>
         </w:rPr>
-      </w:pPr>
-      <w:r>
+        <w:t>FROM build AS publish</w:t>
+      </w:r>
+    </w:p>
+    <w:p>
+      <w:pPr>
+        <w:autoSpaceDE w:val="0"/>
+        <w:autoSpaceDN w:val="0"/>
+        <w:adjustRightInd w:val="0"/>
+        <w:spacing w:after="0" w:line="240" w:lineRule="auto"/>
         <w:rPr>
           <w:rFonts w:ascii="Cascadia Mono" w:hAnsi="Cascadia Mono" w:cs="Cascadia Mono"/>
           <w:color w:val="008000"/>
@@ -6734,15 +7232,8 @@
           <w:highlight w:val="white"/>
           <w:lang w:val="en-IL" w:bidi="he-IL"/>
         </w:rPr>
-        <w:t># This stage is used in production or when running from VS in regular mode (Default when not using the Debug configuration)</w:t>
-      </w:r>
-    </w:p>
-    <w:p>
-      <w:pPr>
-        <w:autoSpaceDE w:val="0"/>
-        <w:autoSpaceDN w:val="0"/>
-        <w:adjustRightInd w:val="0"/>
-        <w:spacing w:after="0" w:line="240" w:lineRule="auto"/>
+      </w:pPr>
+      <w:r>
         <w:rPr>
           <w:rFonts w:ascii="Cascadia Mono" w:hAnsi="Cascadia Mono" w:cs="Cascadia Mono"/>
           <w:color w:val="008000"/>
@@ -6751,8 +7242,15 @@
           <w:highlight w:val="white"/>
           <w:lang w:val="en-IL" w:bidi="he-IL"/>
         </w:rPr>
-      </w:pPr>
-      <w:r>
+        <w:t>ARG BUILD_CONFIGURATION=Release</w:t>
+      </w:r>
+    </w:p>
+    <w:p>
+      <w:pPr>
+        <w:autoSpaceDE w:val="0"/>
+        <w:autoSpaceDN w:val="0"/>
+        <w:adjustRightInd w:val="0"/>
+        <w:spacing w:after="0" w:line="240" w:lineRule="auto"/>
         <w:rPr>
           <w:rFonts w:ascii="Cascadia Mono" w:hAnsi="Cascadia Mono" w:cs="Cascadia Mono"/>
           <w:color w:val="008000"/>
@@ -6761,15 +7259,8 @@
           <w:highlight w:val="white"/>
           <w:lang w:val="en-IL" w:bidi="he-IL"/>
         </w:rPr>
-        <w:t>FROM base AS final</w:t>
-      </w:r>
-    </w:p>
-    <w:p>
-      <w:pPr>
-        <w:autoSpaceDE w:val="0"/>
-        <w:autoSpaceDN w:val="0"/>
-        <w:adjustRightInd w:val="0"/>
-        <w:spacing w:after="0" w:line="240" w:lineRule="auto"/>
+      </w:pPr>
+      <w:r>
         <w:rPr>
           <w:rFonts w:ascii="Cascadia Mono" w:hAnsi="Cascadia Mono" w:cs="Cascadia Mono"/>
           <w:color w:val="008000"/>
@@ -6778,7 +7269,10 @@
           <w:highlight w:val="white"/>
           <w:lang w:val="en-IL" w:bidi="he-IL"/>
         </w:rPr>
-      </w:pPr>
+        <w:t>RUN dotnet publish "./A2C.CRM.Api.csproj" -c $BUILD_CONFIGURATION -o /app/publish /</w:t>
+      </w:r>
+      <w:proofErr w:type="spellStart"/>
+      <w:proofErr w:type="gramStart"/>
       <w:r>
         <w:rPr>
           <w:rFonts w:ascii="Cascadia Mono" w:hAnsi="Cascadia Mono" w:cs="Cascadia Mono"/>
@@ -6788,15 +7282,11 @@
           <w:highlight w:val="white"/>
           <w:lang w:val="en-IL" w:bidi="he-IL"/>
         </w:rPr>
-        <w:t>WORKDIR /app</w:t>
+        <w:t>p:UseAppHost</w:t>
       </w:r>
-    </w:p>
-    <w:p>
-      <w:pPr>
-        <w:autoSpaceDE w:val="0"/>
-        <w:autoSpaceDN w:val="0"/>
-        <w:adjustRightInd w:val="0"/>
-        <w:spacing w:after="0" w:line="240" w:lineRule="auto"/>
+      <w:proofErr w:type="spellEnd"/>
+      <w:proofErr w:type="gramEnd"/>
+      <w:r>
         <w:rPr>
           <w:rFonts w:ascii="Cascadia Mono" w:hAnsi="Cascadia Mono" w:cs="Cascadia Mono"/>
           <w:color w:val="008000"/>
@@ -6805,8 +7295,15 @@
           <w:highlight w:val="white"/>
           <w:lang w:val="en-IL" w:bidi="he-IL"/>
         </w:rPr>
-      </w:pPr>
-      <w:r>
+        <w:t>=false</w:t>
+      </w:r>
+    </w:p>
+    <w:p>
+      <w:pPr>
+        <w:autoSpaceDE w:val="0"/>
+        <w:autoSpaceDN w:val="0"/>
+        <w:adjustRightInd w:val="0"/>
+        <w:spacing w:after="0" w:line="240" w:lineRule="auto"/>
         <w:rPr>
           <w:rFonts w:ascii="Cascadia Mono" w:hAnsi="Cascadia Mono" w:cs="Cascadia Mono"/>
           <w:color w:val="008000"/>
@@ -6815,9 +7312,129 @@
           <w:highlight w:val="white"/>
           <w:lang w:val="en-IL" w:bidi="he-IL"/>
         </w:rPr>
+      </w:pPr>
+    </w:p>
+    <w:p>
+      <w:pPr>
+        <w:autoSpaceDE w:val="0"/>
+        <w:autoSpaceDN w:val="0"/>
+        <w:adjustRightInd w:val="0"/>
+        <w:spacing w:after="0" w:line="240" w:lineRule="auto"/>
+        <w:rPr>
+          <w:rFonts w:ascii="Cascadia Mono" w:hAnsi="Cascadia Mono" w:cs="Cascadia Mono"/>
+          <w:color w:val="008000"/>
+          <w:sz w:val="19"/>
+          <w:szCs w:val="19"/>
+          <w:highlight w:val="white"/>
+          <w:lang w:val="en-IL" w:bidi="he-IL"/>
+        </w:rPr>
+      </w:pPr>
+      <w:r>
+        <w:rPr>
+          <w:rFonts w:ascii="Cascadia Mono" w:hAnsi="Cascadia Mono" w:cs="Cascadia Mono"/>
+          <w:color w:val="008000"/>
+          <w:sz w:val="19"/>
+          <w:szCs w:val="19"/>
+          <w:highlight w:val="white"/>
+          <w:lang w:val="en-IL" w:bidi="he-IL"/>
+        </w:rPr>
+        <w:t># This stage is used in production or when running from VS in regular mode (Default when not using the Debug configuration)</w:t>
+      </w:r>
+    </w:p>
+    <w:p>
+      <w:pPr>
+        <w:autoSpaceDE w:val="0"/>
+        <w:autoSpaceDN w:val="0"/>
+        <w:adjustRightInd w:val="0"/>
+        <w:spacing w:after="0" w:line="240" w:lineRule="auto"/>
+        <w:rPr>
+          <w:rFonts w:ascii="Cascadia Mono" w:hAnsi="Cascadia Mono" w:cs="Cascadia Mono"/>
+          <w:color w:val="008000"/>
+          <w:sz w:val="19"/>
+          <w:szCs w:val="19"/>
+          <w:highlight w:val="white"/>
+          <w:lang w:val="en-IL" w:bidi="he-IL"/>
+        </w:rPr>
+      </w:pPr>
+      <w:r>
+        <w:rPr>
+          <w:rFonts w:ascii="Cascadia Mono" w:hAnsi="Cascadia Mono" w:cs="Cascadia Mono"/>
+          <w:color w:val="008000"/>
+          <w:sz w:val="19"/>
+          <w:szCs w:val="19"/>
+          <w:highlight w:val="white"/>
+          <w:lang w:val="en-IL" w:bidi="he-IL"/>
+        </w:rPr>
+        <w:t>FROM base AS final</w:t>
+      </w:r>
+    </w:p>
+    <w:p>
+      <w:pPr>
+        <w:autoSpaceDE w:val="0"/>
+        <w:autoSpaceDN w:val="0"/>
+        <w:adjustRightInd w:val="0"/>
+        <w:spacing w:after="0" w:line="240" w:lineRule="auto"/>
+        <w:rPr>
+          <w:rFonts w:ascii="Cascadia Mono" w:hAnsi="Cascadia Mono" w:cs="Cascadia Mono"/>
+          <w:color w:val="008000"/>
+          <w:sz w:val="19"/>
+          <w:szCs w:val="19"/>
+          <w:highlight w:val="white"/>
+          <w:lang w:val="en-IL" w:bidi="he-IL"/>
+        </w:rPr>
+      </w:pPr>
+      <w:r>
+        <w:rPr>
+          <w:rFonts w:ascii="Cascadia Mono" w:hAnsi="Cascadia Mono" w:cs="Cascadia Mono"/>
+          <w:color w:val="008000"/>
+          <w:sz w:val="19"/>
+          <w:szCs w:val="19"/>
+          <w:highlight w:val="white"/>
+          <w:lang w:val="en-IL" w:bidi="he-IL"/>
+        </w:rPr>
+        <w:t>WORKDIR /app</w:t>
+      </w:r>
+    </w:p>
+    <w:p>
+      <w:pPr>
+        <w:autoSpaceDE w:val="0"/>
+        <w:autoSpaceDN w:val="0"/>
+        <w:adjustRightInd w:val="0"/>
+        <w:spacing w:after="0" w:line="240" w:lineRule="auto"/>
+        <w:rPr>
+          <w:rFonts w:ascii="Cascadia Mono" w:hAnsi="Cascadia Mono" w:cs="Cascadia Mono"/>
+          <w:color w:val="008000"/>
+          <w:sz w:val="19"/>
+          <w:szCs w:val="19"/>
+          <w:highlight w:val="white"/>
+          <w:lang w:val="en-IL" w:bidi="he-IL"/>
+        </w:rPr>
+      </w:pPr>
+      <w:r>
+        <w:rPr>
+          <w:rFonts w:ascii="Cascadia Mono" w:hAnsi="Cascadia Mono" w:cs="Cascadia Mono"/>
+          <w:color w:val="008000"/>
+          <w:sz w:val="19"/>
+          <w:szCs w:val="19"/>
+          <w:highlight w:val="white"/>
+          <w:lang w:val="en-IL" w:bidi="he-IL"/>
+        </w:rPr>
         <w:lastRenderedPageBreak/>
-        <w:t>COPY --from=publish /app/publish .</w:t>
+        <w:t>COPY --from=publish /app/</w:t>
       </w:r>
+      <w:proofErr w:type="gramStart"/>
+      <w:r>
+        <w:rPr>
+          <w:rFonts w:ascii="Cascadia Mono" w:hAnsi="Cascadia Mono" w:cs="Cascadia Mono"/>
+          <w:color w:val="008000"/>
+          <w:sz w:val="19"/>
+          <w:szCs w:val="19"/>
+          <w:highlight w:val="white"/>
+          <w:lang w:val="en-IL" w:bidi="he-IL"/>
+        </w:rPr>
+        <w:t>publish .</w:t>
+      </w:r>
+      <w:proofErr w:type="gramEnd"/>
     </w:p>
     <w:p>
       <w:pPr>
@@ -6858,14 +7475,7 @@
           <w:rFonts w:cstheme="majorHAnsi" w:hint="eastAsia"/>
           <w:lang w:eastAsia="ja-JP"/>
         </w:rPr>
-        <w:t>Docker</w:t>
-      </w:r>
-      <w:r>
-        <w:rPr>
-          <w:rFonts w:cstheme="majorHAnsi" w:hint="eastAsia"/>
-          <w:lang w:eastAsia="ja-JP"/>
-        </w:rPr>
-        <w:t>-Compose</w:t>
+        <w:t>Docker-Compose</w:t>
       </w:r>
       <w:bookmarkEnd w:id="22"/>
     </w:p>
@@ -6894,7 +7504,21 @@
         <w:rPr>
           <w:lang w:eastAsia="ja-JP"/>
         </w:rPr>
-        <w:t xml:space="preserve">  api:</w:t>
+        <w:t xml:space="preserve">  </w:t>
+      </w:r>
+      <w:proofErr w:type="spellStart"/>
+      <w:r>
+        <w:rPr>
+          <w:lang w:eastAsia="ja-JP"/>
+        </w:rPr>
+        <w:t>api</w:t>
+      </w:r>
+      <w:proofErr w:type="spellEnd"/>
+      <w:r>
+        <w:rPr>
+          <w:lang w:eastAsia="ja-JP"/>
+        </w:rPr>
+        <w:t>:</w:t>
       </w:r>
     </w:p>
     <w:p>
@@ -6936,8 +7560,30 @@
         <w:rPr>
           <w:lang w:eastAsia="ja-JP"/>
         </w:rPr>
-        <w:t xml:space="preserve">      dockerfile: Dockerfile</w:t>
+        <w:t xml:space="preserve">      </w:t>
       </w:r>
+      <w:proofErr w:type="spellStart"/>
+      <w:r>
+        <w:rPr>
+          <w:lang w:eastAsia="ja-JP"/>
+        </w:rPr>
+        <w:t>dockerfile</w:t>
+      </w:r>
+      <w:proofErr w:type="spellEnd"/>
+      <w:r>
+        <w:rPr>
+          <w:lang w:eastAsia="ja-JP"/>
+        </w:rPr>
+        <w:t xml:space="preserve">: </w:t>
+      </w:r>
+      <w:proofErr w:type="spellStart"/>
+      <w:r>
+        <w:rPr>
+          <w:lang w:eastAsia="ja-JP"/>
+        </w:rPr>
+        <w:t>Dockerfile</w:t>
+      </w:r>
+      <w:proofErr w:type="spellEnd"/>
     </w:p>
     <w:p>
       <w:pPr>
@@ -6978,7 +7624,21 @@
         <w:rPr>
           <w:lang w:eastAsia="ja-JP"/>
         </w:rPr>
-        <w:t xml:space="preserve">    depends_on:</w:t>
+        <w:t xml:space="preserve">    </w:t>
+      </w:r>
+      <w:proofErr w:type="spellStart"/>
+      <w:r>
+        <w:rPr>
+          <w:lang w:eastAsia="ja-JP"/>
+        </w:rPr>
+        <w:t>depends_on</w:t>
+      </w:r>
+      <w:proofErr w:type="spellEnd"/>
+      <w:r>
+        <w:rPr>
+          <w:lang w:eastAsia="ja-JP"/>
+        </w:rPr>
+        <w:t>:</w:t>
       </w:r>
     </w:p>
     <w:p>
@@ -6992,8 +7652,16 @@
         <w:rPr>
           <w:lang w:eastAsia="ja-JP"/>
         </w:rPr>
-        <w:t xml:space="preserve">      - db</w:t>
+        <w:t xml:space="preserve">      - </w:t>
       </w:r>
+      <w:proofErr w:type="spellStart"/>
+      <w:r>
+        <w:rPr>
+          <w:lang w:eastAsia="ja-JP"/>
+        </w:rPr>
+        <w:t>db</w:t>
+      </w:r>
+      <w:proofErr w:type="spellEnd"/>
     </w:p>
     <w:p>
       <w:pPr>
@@ -7020,7 +7688,63 @@
         <w:rPr>
           <w:lang w:eastAsia="ja-JP"/>
         </w:rPr>
-        <w:t xml:space="preserve">      -ConnectionStrings__DefaultConnection=Host=db;Port=5432;Database=a2c_crm;Username=postgres;Password=postgres</w:t>
+        <w:t xml:space="preserve">      -ConnectionStrings__DefaultConnection=Host=</w:t>
+      </w:r>
+      <w:proofErr w:type="gramStart"/>
+      <w:r>
+        <w:rPr>
+          <w:lang w:eastAsia="ja-JP"/>
+        </w:rPr>
+        <w:t>db;Port</w:t>
+      </w:r>
+      <w:proofErr w:type="gramEnd"/>
+      <w:r>
+        <w:rPr>
+          <w:lang w:eastAsia="ja-JP"/>
+        </w:rPr>
+        <w:t>=</w:t>
+      </w:r>
+      <w:proofErr w:type="gramStart"/>
+      <w:r>
+        <w:rPr>
+          <w:lang w:eastAsia="ja-JP"/>
+        </w:rPr>
+        <w:t>5432;Database</w:t>
+      </w:r>
+      <w:proofErr w:type="gramEnd"/>
+      <w:r>
+        <w:rPr>
+          <w:lang w:eastAsia="ja-JP"/>
+        </w:rPr>
+        <w:t>=a2c_</w:t>
+      </w:r>
+      <w:proofErr w:type="gramStart"/>
+      <w:r>
+        <w:rPr>
+          <w:lang w:eastAsia="ja-JP"/>
+        </w:rPr>
+        <w:t>crm;Username</w:t>
+      </w:r>
+      <w:proofErr w:type="gramEnd"/>
+      <w:r>
+        <w:rPr>
+          <w:lang w:eastAsia="ja-JP"/>
+        </w:rPr>
+        <w:t>=</w:t>
+      </w:r>
+      <w:proofErr w:type="gramStart"/>
+      <w:r>
+        <w:rPr>
+          <w:lang w:eastAsia="ja-JP"/>
+        </w:rPr>
+        <w:t>postgres;Password</w:t>
+      </w:r>
+      <w:proofErr w:type="gramEnd"/>
+      <w:r>
+        <w:rPr>
+          <w:lang w:eastAsia="ja-JP"/>
+        </w:rPr>
+        <w:t>=postgres</w:t>
       </w:r>
     </w:p>
     <w:p>
@@ -7034,7 +7758,21 @@
         <w:rPr>
           <w:lang w:eastAsia="ja-JP"/>
         </w:rPr>
-        <w:t xml:space="preserve">  db:</w:t>
+        <w:t xml:space="preserve">  </w:t>
+      </w:r>
+      <w:proofErr w:type="spellStart"/>
+      <w:r>
+        <w:rPr>
+          <w:lang w:eastAsia="ja-JP"/>
+        </w:rPr>
+        <w:t>db</w:t>
+      </w:r>
+      <w:proofErr w:type="spellEnd"/>
+      <w:r>
+        <w:rPr>
+          <w:lang w:eastAsia="ja-JP"/>
+        </w:rPr>
+        <w:t>:</w:t>
       </w:r>
     </w:p>
     <w:p>
@@ -7104,8 +7842,16 @@
         <w:rPr>
           <w:lang w:eastAsia="ja-JP"/>
         </w:rPr>
-        <w:t xml:space="preserve">      POSTGRES_USER: postgres</w:t>
+        <w:t xml:space="preserve">      POSTGRES_USER: </w:t>
       </w:r>
+      <w:proofErr w:type="spellStart"/>
+      <w:r>
+        <w:rPr>
+          <w:lang w:eastAsia="ja-JP"/>
+        </w:rPr>
+        <w:t>postgres</w:t>
+      </w:r>
+      <w:proofErr w:type="spellEnd"/>
     </w:p>
     <w:p>
       <w:pPr>
@@ -7118,8 +7864,16 @@
         <w:rPr>
           <w:lang w:eastAsia="ja-JP"/>
         </w:rPr>
-        <w:t xml:space="preserve">      POSTGRES_PASSWORD: postgres</w:t>
+        <w:t xml:space="preserve">      POSTGRES_PASSWORD: </w:t>
       </w:r>
+      <w:proofErr w:type="spellStart"/>
+      <w:r>
+        <w:rPr>
+          <w:lang w:eastAsia="ja-JP"/>
+        </w:rPr>
+        <w:t>postgres</w:t>
+      </w:r>
+      <w:proofErr w:type="spellEnd"/>
     </w:p>
     <w:p>
       <w:pPr>
@@ -7174,7 +7928,35 @@
         <w:rPr>
           <w:lang w:eastAsia="ja-JP"/>
         </w:rPr>
-        <w:t xml:space="preserve">      - pgdata:/var/lib/postgresql/data</w:t>
+        <w:t xml:space="preserve">      - </w:t>
+      </w:r>
+      <w:proofErr w:type="spellStart"/>
+      <w:r>
+        <w:rPr>
+          <w:lang w:eastAsia="ja-JP"/>
+        </w:rPr>
+        <w:t>pgdata</w:t>
+      </w:r>
+      <w:proofErr w:type="spellEnd"/>
+      <w:r>
+        <w:rPr>
+          <w:lang w:eastAsia="ja-JP"/>
+        </w:rPr>
+        <w:t>:/var/lib/</w:t>
+      </w:r>
+      <w:proofErr w:type="spellStart"/>
+      <w:r>
+        <w:rPr>
+          <w:lang w:eastAsia="ja-JP"/>
+        </w:rPr>
+        <w:t>postgresql</w:t>
+      </w:r>
+      <w:proofErr w:type="spellEnd"/>
+      <w:r>
+        <w:rPr>
+          <w:lang w:eastAsia="ja-JP"/>
+        </w:rPr>
+        <w:t>/data</w:t>
       </w:r>
     </w:p>
     <w:p>
@@ -7202,7 +7984,21 @@
         <w:rPr>
           <w:lang w:eastAsia="ja-JP"/>
         </w:rPr>
-        <w:t xml:space="preserve">  pgdata:</w:t>
+        <w:t xml:space="preserve">  </w:t>
+      </w:r>
+      <w:proofErr w:type="spellStart"/>
+      <w:r>
+        <w:rPr>
+          <w:lang w:eastAsia="ja-JP"/>
+        </w:rPr>
+        <w:t>pgdata</w:t>
+      </w:r>
+      <w:proofErr w:type="spellEnd"/>
+      <w:r>
+        <w:rPr>
+          <w:lang w:eastAsia="ja-JP"/>
+        </w:rPr>
+        <w:t>:</w:t>
       </w:r>
     </w:p>
     <w:p>
@@ -7230,7 +8026,21 @@
         <w:rPr>
           <w:lang w:eastAsia="ja-JP"/>
         </w:rPr>
-        <w:t xml:space="preserve">  api:</w:t>
+        <w:t xml:space="preserve">  </w:t>
+      </w:r>
+      <w:proofErr w:type="spellStart"/>
+      <w:r>
+        <w:rPr>
+          <w:lang w:eastAsia="ja-JP"/>
+        </w:rPr>
+        <w:t>api</w:t>
+      </w:r>
+      <w:proofErr w:type="spellEnd"/>
+      <w:r>
+        <w:rPr>
+          <w:lang w:eastAsia="ja-JP"/>
+        </w:rPr>
+        <w:t>:</w:t>
       </w:r>
     </w:p>
     <w:p>
@@ -7272,8 +8082,30 @@
         <w:rPr>
           <w:lang w:eastAsia="ja-JP"/>
         </w:rPr>
-        <w:t xml:space="preserve">      dockerfile: Dockerfile</w:t>
+        <w:t xml:space="preserve">      </w:t>
       </w:r>
+      <w:proofErr w:type="spellStart"/>
+      <w:r>
+        <w:rPr>
+          <w:lang w:eastAsia="ja-JP"/>
+        </w:rPr>
+        <w:t>dockerfile</w:t>
+      </w:r>
+      <w:proofErr w:type="spellEnd"/>
+      <w:r>
+        <w:rPr>
+          <w:lang w:eastAsia="ja-JP"/>
+        </w:rPr>
+        <w:t xml:space="preserve">: </w:t>
+      </w:r>
+      <w:proofErr w:type="spellStart"/>
+      <w:r>
+        <w:rPr>
+          <w:lang w:eastAsia="ja-JP"/>
+        </w:rPr>
+        <w:t>Dockerfile</w:t>
+      </w:r>
+      <w:proofErr w:type="spellEnd"/>
     </w:p>
     <w:p>
       <w:pPr>
@@ -7314,7 +8146,21 @@
         <w:rPr>
           <w:lang w:eastAsia="ja-JP"/>
         </w:rPr>
-        <w:t xml:space="preserve">    depends_on:</w:t>
+        <w:t xml:space="preserve">    </w:t>
+      </w:r>
+      <w:proofErr w:type="spellStart"/>
+      <w:r>
+        <w:rPr>
+          <w:lang w:eastAsia="ja-JP"/>
+        </w:rPr>
+        <w:t>depends_on</w:t>
+      </w:r>
+      <w:proofErr w:type="spellEnd"/>
+      <w:r>
+        <w:rPr>
+          <w:lang w:eastAsia="ja-JP"/>
+        </w:rPr>
+        <w:t>:</w:t>
       </w:r>
     </w:p>
     <w:p>
@@ -7328,8 +8174,16 @@
         <w:rPr>
           <w:lang w:eastAsia="ja-JP"/>
         </w:rPr>
-        <w:t xml:space="preserve">      - db</w:t>
+        <w:t xml:space="preserve">      - </w:t>
       </w:r>
+      <w:proofErr w:type="spellStart"/>
+      <w:r>
+        <w:rPr>
+          <w:lang w:eastAsia="ja-JP"/>
+        </w:rPr>
+        <w:t>db</w:t>
+      </w:r>
+      <w:proofErr w:type="spellEnd"/>
     </w:p>
     <w:p>
       <w:pPr>
@@ -7356,7 +8210,63 @@
         <w:rPr>
           <w:lang w:eastAsia="ja-JP"/>
         </w:rPr>
-        <w:t xml:space="preserve">      - ConnectionStrings__DefaultConnection=Host=db;Port=5432;Database=a2c_crm;Username=postgres;Password=postgres</w:t>
+        <w:t xml:space="preserve">      - ConnectionStrings__DefaultConnection=Host=</w:t>
+      </w:r>
+      <w:proofErr w:type="gramStart"/>
+      <w:r>
+        <w:rPr>
+          <w:lang w:eastAsia="ja-JP"/>
+        </w:rPr>
+        <w:t>db;Port</w:t>
+      </w:r>
+      <w:proofErr w:type="gramEnd"/>
+      <w:r>
+        <w:rPr>
+          <w:lang w:eastAsia="ja-JP"/>
+        </w:rPr>
+        <w:t>=</w:t>
+      </w:r>
+      <w:proofErr w:type="gramStart"/>
+      <w:r>
+        <w:rPr>
+          <w:lang w:eastAsia="ja-JP"/>
+        </w:rPr>
+        <w:t>5432;Database</w:t>
+      </w:r>
+      <w:proofErr w:type="gramEnd"/>
+      <w:r>
+        <w:rPr>
+          <w:lang w:eastAsia="ja-JP"/>
+        </w:rPr>
+        <w:t>=a2c_</w:t>
+      </w:r>
+      <w:proofErr w:type="gramStart"/>
+      <w:r>
+        <w:rPr>
+          <w:lang w:eastAsia="ja-JP"/>
+        </w:rPr>
+        <w:t>crm;Username</w:t>
+      </w:r>
+      <w:proofErr w:type="gramEnd"/>
+      <w:r>
+        <w:rPr>
+          <w:lang w:eastAsia="ja-JP"/>
+        </w:rPr>
+        <w:t>=</w:t>
+      </w:r>
+      <w:proofErr w:type="gramStart"/>
+      <w:r>
+        <w:rPr>
+          <w:lang w:eastAsia="ja-JP"/>
+        </w:rPr>
+        <w:t>postgres;Password</w:t>
+      </w:r>
+      <w:proofErr w:type="gramEnd"/>
+      <w:r>
+        <w:rPr>
+          <w:lang w:eastAsia="ja-JP"/>
+        </w:rPr>
+        <w:t>=postgres</w:t>
       </w:r>
     </w:p>
     <w:p>
@@ -7378,7 +8288,21 @@
         <w:rPr>
           <w:lang w:eastAsia="ja-JP"/>
         </w:rPr>
-        <w:t xml:space="preserve">  db:</w:t>
+        <w:t xml:space="preserve">  </w:t>
+      </w:r>
+      <w:proofErr w:type="spellStart"/>
+      <w:r>
+        <w:rPr>
+          <w:lang w:eastAsia="ja-JP"/>
+        </w:rPr>
+        <w:t>db</w:t>
+      </w:r>
+      <w:proofErr w:type="spellEnd"/>
+      <w:r>
+        <w:rPr>
+          <w:lang w:eastAsia="ja-JP"/>
+        </w:rPr>
+        <w:t>:</w:t>
       </w:r>
     </w:p>
     <w:p>
@@ -7448,8 +8372,16 @@
         <w:rPr>
           <w:lang w:eastAsia="ja-JP"/>
         </w:rPr>
-        <w:t xml:space="preserve">      POSTGRES_USER: postgres</w:t>
+        <w:t xml:space="preserve">      POSTGRES_USER: </w:t>
       </w:r>
+      <w:proofErr w:type="spellStart"/>
+      <w:r>
+        <w:rPr>
+          <w:lang w:eastAsia="ja-JP"/>
+        </w:rPr>
+        <w:t>postgres</w:t>
+      </w:r>
+      <w:proofErr w:type="spellEnd"/>
     </w:p>
     <w:p>
       <w:pPr>
@@ -7462,8 +8394,16 @@
         <w:rPr>
           <w:lang w:eastAsia="ja-JP"/>
         </w:rPr>
-        <w:t xml:space="preserve">      POSTGRES_PASSWORD: postgres</w:t>
+        <w:t xml:space="preserve">      POSTGRES_PASSWORD: </w:t>
       </w:r>
+      <w:proofErr w:type="spellStart"/>
+      <w:r>
+        <w:rPr>
+          <w:lang w:eastAsia="ja-JP"/>
+        </w:rPr>
+        <w:t>postgres</w:t>
+      </w:r>
+      <w:proofErr w:type="spellEnd"/>
     </w:p>
     <w:p>
       <w:pPr>
@@ -7518,7 +8458,35 @@
         <w:rPr>
           <w:lang w:eastAsia="ja-JP"/>
         </w:rPr>
-        <w:t xml:space="preserve">      - pgdata:/var/lib/postgresql/data</w:t>
+        <w:t xml:space="preserve">      - </w:t>
+      </w:r>
+      <w:proofErr w:type="spellStart"/>
+      <w:r>
+        <w:rPr>
+          <w:lang w:eastAsia="ja-JP"/>
+        </w:rPr>
+        <w:t>pgdata</w:t>
+      </w:r>
+      <w:proofErr w:type="spellEnd"/>
+      <w:r>
+        <w:rPr>
+          <w:lang w:eastAsia="ja-JP"/>
+        </w:rPr>
+        <w:t>:/var/lib/</w:t>
+      </w:r>
+      <w:proofErr w:type="spellStart"/>
+      <w:r>
+        <w:rPr>
+          <w:lang w:eastAsia="ja-JP"/>
+        </w:rPr>
+        <w:t>postgresql</w:t>
+      </w:r>
+      <w:proofErr w:type="spellEnd"/>
+      <w:r>
+        <w:rPr>
+          <w:lang w:eastAsia="ja-JP"/>
+        </w:rPr>
+        <w:t>/data</w:t>
       </w:r>
     </w:p>
     <w:p>
@@ -7546,7 +8514,21 @@
         <w:rPr>
           <w:lang w:eastAsia="ja-JP"/>
         </w:rPr>
-        <w:t xml:space="preserve">  pgdata:</w:t>
+        <w:t xml:space="preserve">  </w:t>
+      </w:r>
+      <w:proofErr w:type="spellStart"/>
+      <w:r>
+        <w:rPr>
+          <w:lang w:eastAsia="ja-JP"/>
+        </w:rPr>
+        <w:t>pgdata</w:t>
+      </w:r>
+      <w:proofErr w:type="spellEnd"/>
+      <w:r>
+        <w:rPr>
+          <w:lang w:eastAsia="ja-JP"/>
+        </w:rPr>
+        <w:t>:</w:t>
       </w:r>
     </w:p>
     <w:sectPr>
@@ -7831,7 +8813,7 @@
         <w:ind w:left="360" w:hanging="360"/>
       </w:pPr>
     </w:lvl>
-    <w:lvl w:ilvl="1" w:tplc="20000019" w:tentative="1">
+    <w:lvl w:ilvl="1" w:tplc="20000019">
       <w:start w:val="1"/>
       <w:numFmt w:val="lowerLetter"/>
       <w:lvlText w:val="%2."/>
@@ -7840,7 +8822,7 @@
         <w:ind w:left="1080" w:hanging="360"/>
       </w:pPr>
     </w:lvl>
-    <w:lvl w:ilvl="2" w:tplc="2000001B" w:tentative="1">
+    <w:lvl w:ilvl="2" w:tplc="2000001B">
       <w:start w:val="1"/>
       <w:numFmt w:val="lowerRoman"/>
       <w:lvlText w:val="%3."/>
@@ -7849,7 +8831,7 @@
         <w:ind w:left="1800" w:hanging="180"/>
       </w:pPr>
     </w:lvl>
-    <w:lvl w:ilvl="3" w:tplc="2000000F" w:tentative="1">
+    <w:lvl w:ilvl="3" w:tplc="2000000F">
       <w:start w:val="1"/>
       <w:numFmt w:val="decimal"/>
       <w:lvlText w:val="%4."/>
@@ -7905,6 +8887,119 @@
     </w:lvl>
   </w:abstractNum>
   <w:abstractNum w:abstractNumId="11" w15:restartNumberingAfterBreak="0">
+    <w:nsid w:val="13F840EE"/>
+    <w:multiLevelType w:val="multilevel"/>
+    <w:tmpl w:val="496AC672"/>
+    <w:lvl w:ilvl="0">
+      <w:start w:val="1"/>
+      <w:numFmt w:val="decimal"/>
+      <w:lvlText w:val="%1."/>
+      <w:lvlJc w:val="left"/>
+      <w:pPr>
+        <w:ind w:left="360" w:hanging="360"/>
+      </w:pPr>
+      <w:rPr>
+        <w:rFonts w:hint="default"/>
+      </w:rPr>
+    </w:lvl>
+    <w:lvl w:ilvl="1">
+      <w:start w:val="4"/>
+      <w:numFmt w:val="decimal"/>
+      <w:lvlText w:val="%1.%2."/>
+      <w:lvlJc w:val="left"/>
+      <w:pPr>
+        <w:ind w:left="792" w:hanging="432"/>
+      </w:pPr>
+      <w:rPr>
+        <w:rFonts w:hint="default"/>
+      </w:rPr>
+    </w:lvl>
+    <w:lvl w:ilvl="2">
+      <w:start w:val="1"/>
+      <w:numFmt w:val="decimal"/>
+      <w:lvlText w:val="%1.%2.%3."/>
+      <w:lvlJc w:val="left"/>
+      <w:pPr>
+        <w:ind w:left="1224" w:hanging="504"/>
+      </w:pPr>
+      <w:rPr>
+        <w:rFonts w:hint="default"/>
+      </w:rPr>
+    </w:lvl>
+    <w:lvl w:ilvl="3">
+      <w:start w:val="1"/>
+      <w:numFmt w:val="decimal"/>
+      <w:lvlText w:val="%1.%2.%3.%4."/>
+      <w:lvlJc w:val="left"/>
+      <w:pPr>
+        <w:ind w:left="1728" w:hanging="648"/>
+      </w:pPr>
+      <w:rPr>
+        <w:rFonts w:hint="default"/>
+      </w:rPr>
+    </w:lvl>
+    <w:lvl w:ilvl="4">
+      <w:start w:val="1"/>
+      <w:numFmt w:val="decimal"/>
+      <w:lvlText w:val="%1.%2.%3.%4.%5."/>
+      <w:lvlJc w:val="left"/>
+      <w:pPr>
+        <w:ind w:left="2232" w:hanging="792"/>
+      </w:pPr>
+      <w:rPr>
+        <w:rFonts w:hint="default"/>
+      </w:rPr>
+    </w:lvl>
+    <w:lvl w:ilvl="5">
+      <w:start w:val="1"/>
+      <w:numFmt w:val="decimal"/>
+      <w:lvlText w:val="%1.%2.%3.%4.%5.%6."/>
+      <w:lvlJc w:val="left"/>
+      <w:pPr>
+        <w:ind w:left="2736" w:hanging="936"/>
+      </w:pPr>
+      <w:rPr>
+        <w:rFonts w:hint="default"/>
+      </w:rPr>
+    </w:lvl>
+    <w:lvl w:ilvl="6">
+      <w:start w:val="1"/>
+      <w:numFmt w:val="decimal"/>
+      <w:lvlText w:val="%1.%2.%3.%4.%5.%6.%7."/>
+      <w:lvlJc w:val="left"/>
+      <w:pPr>
+        <w:ind w:left="3240" w:hanging="1080"/>
+      </w:pPr>
+      <w:rPr>
+        <w:rFonts w:hint="default"/>
+      </w:rPr>
+    </w:lvl>
+    <w:lvl w:ilvl="7">
+      <w:start w:val="1"/>
+      <w:numFmt w:val="decimal"/>
+      <w:lvlText w:val="%1.%2.%3.%4.%5.%6.%7.%8."/>
+      <w:lvlJc w:val="left"/>
+      <w:pPr>
+        <w:ind w:left="3744" w:hanging="1224"/>
+      </w:pPr>
+      <w:rPr>
+        <w:rFonts w:hint="default"/>
+      </w:rPr>
+    </w:lvl>
+    <w:lvl w:ilvl="8">
+      <w:start w:val="1"/>
+      <w:numFmt w:val="decimal"/>
+      <w:lvlText w:val="%1.%2.%3.%4.%5.%6.%7.%8.%9."/>
+      <w:lvlJc w:val="left"/>
+      <w:pPr>
+        <w:ind w:left="4320" w:hanging="1440"/>
+      </w:pPr>
+      <w:rPr>
+        <w:rFonts w:hint="default"/>
+      </w:rPr>
+    </w:lvl>
+  </w:abstractNum>
+  <w:abstractNum w:abstractNumId="12" w15:restartNumberingAfterBreak="0">
     <w:nsid w:val="2BA50148"/>
     <w:multiLevelType w:val="multilevel"/>
     <w:tmpl w:val="C1ECFEEE"/>
@@ -8053,7 +9148,93 @@
       </w:rPr>
     </w:lvl>
   </w:abstractNum>
-  <w:abstractNum w:abstractNumId="12" w15:restartNumberingAfterBreak="0">
+  <w:abstractNum w:abstractNumId="13" w15:restartNumberingAfterBreak="0">
+    <w:nsid w:val="3F6E257F"/>
+    <w:multiLevelType w:val="multilevel"/>
+    <w:tmpl w:val="2000001F"/>
+    <w:lvl w:ilvl="0">
+      <w:start w:val="1"/>
+      <w:numFmt w:val="decimal"/>
+      <w:lvlText w:val="%1."/>
+      <w:lvlJc w:val="left"/>
+      <w:pPr>
+        <w:ind w:left="360" w:hanging="360"/>
+      </w:pPr>
+    </w:lvl>
+    <w:lvl w:ilvl="1">
+      <w:start w:val="1"/>
+      <w:numFmt w:val="decimal"/>
+      <w:lvlText w:val="%1.%2."/>
+      <w:lvlJc w:val="left"/>
+      <w:pPr>
+        <w:ind w:left="792" w:hanging="432"/>
+      </w:pPr>
+    </w:lvl>
+    <w:lvl w:ilvl="2">
+      <w:start w:val="1"/>
+      <w:numFmt w:val="decimal"/>
+      <w:lvlText w:val="%1.%2.%3."/>
+      <w:lvlJc w:val="left"/>
+      <w:pPr>
+        <w:ind w:left="1224" w:hanging="504"/>
+      </w:pPr>
+    </w:lvl>
+    <w:lvl w:ilvl="3">
+      <w:start w:val="1"/>
+      <w:numFmt w:val="decimal"/>
+      <w:lvlText w:val="%1.%2.%3.%4."/>
+      <w:lvlJc w:val="left"/>
+      <w:pPr>
+        <w:ind w:left="1728" w:hanging="648"/>
+      </w:pPr>
+    </w:lvl>
+    <w:lvl w:ilvl="4">
+      <w:start w:val="1"/>
+      <w:numFmt w:val="decimal"/>
+      <w:lvlText w:val="%1.%2.%3.%4.%5."/>
+      <w:lvlJc w:val="left"/>
+      <w:pPr>
+        <w:ind w:left="2232" w:hanging="792"/>
+      </w:pPr>
+    </w:lvl>
+    <w:lvl w:ilvl="5">
+      <w:start w:val="1"/>
+      <w:numFmt w:val="decimal"/>
+      <w:lvlText w:val="%1.%2.%3.%4.%5.%6."/>
+      <w:lvlJc w:val="left"/>
+      <w:pPr>
+        <w:ind w:left="2736" w:hanging="936"/>
+      </w:pPr>
+    </w:lvl>
+    <w:lvl w:ilvl="6">
+      <w:start w:val="1"/>
+      <w:numFmt w:val="decimal"/>
+      <w:lvlText w:val="%1.%2.%3.%4.%5.%6.%7."/>
+      <w:lvlJc w:val="left"/>
+      <w:pPr>
+        <w:ind w:left="3240" w:hanging="1080"/>
+      </w:pPr>
+    </w:lvl>
+    <w:lvl w:ilvl="7">
+      <w:start w:val="1"/>
+      <w:numFmt w:val="decimal"/>
+      <w:lvlText w:val="%1.%2.%3.%4.%5.%6.%7.%8."/>
+      <w:lvlJc w:val="left"/>
+      <w:pPr>
+        <w:ind w:left="3744" w:hanging="1224"/>
+      </w:pPr>
+    </w:lvl>
+    <w:lvl w:ilvl="8">
+      <w:start w:val="1"/>
+      <w:numFmt w:val="decimal"/>
+      <w:lvlText w:val="%1.%2.%3.%4.%5.%6.%7.%8.%9."/>
+      <w:lvlJc w:val="left"/>
+      <w:pPr>
+        <w:ind w:left="4320" w:hanging="1440"/>
+      </w:pPr>
+    </w:lvl>
+  </w:abstractNum>
+  <w:abstractNum w:abstractNumId="14" w15:restartNumberingAfterBreak="0">
     <w:nsid w:val="576512A2"/>
     <w:multiLevelType w:val="hybridMultilevel"/>
     <w:tmpl w:val="F698C838"/>
@@ -8139,7 +9320,102 @@
       </w:pPr>
     </w:lvl>
   </w:abstractNum>
-  <w:abstractNum w:abstractNumId="13" w15:restartNumberingAfterBreak="0">
+  <w:abstractNum w:abstractNumId="15" w15:restartNumberingAfterBreak="0">
+    <w:nsid w:val="5F760D8B"/>
+    <w:multiLevelType w:val="multilevel"/>
+    <w:tmpl w:val="20000025"/>
+    <w:lvl w:ilvl="0">
+      <w:start w:val="1"/>
+      <w:numFmt w:val="decimal"/>
+      <w:pStyle w:val="Heading1"/>
+      <w:lvlText w:val="%1"/>
+      <w:lvlJc w:val="left"/>
+      <w:pPr>
+        <w:ind w:left="432" w:hanging="432"/>
+      </w:pPr>
+    </w:lvl>
+    <w:lvl w:ilvl="1">
+      <w:start w:val="1"/>
+      <w:numFmt w:val="decimal"/>
+      <w:pStyle w:val="Heading2"/>
+      <w:lvlText w:val="%1.%2"/>
+      <w:lvlJc w:val="left"/>
+      <w:pPr>
+        <w:ind w:left="576" w:hanging="576"/>
+      </w:pPr>
+    </w:lvl>
+    <w:lvl w:ilvl="2">
+      <w:start w:val="1"/>
+      <w:numFmt w:val="decimal"/>
+      <w:pStyle w:val="Heading3"/>
+      <w:lvlText w:val="%1.%2.%3"/>
+      <w:lvlJc w:val="left"/>
+      <w:pPr>
+        <w:ind w:left="720" w:hanging="720"/>
+      </w:pPr>
+    </w:lvl>
+    <w:lvl w:ilvl="3">
+      <w:start w:val="1"/>
+      <w:numFmt w:val="decimal"/>
+      <w:pStyle w:val="Heading4"/>
+      <w:lvlText w:val="%1.%2.%3.%4"/>
+      <w:lvlJc w:val="left"/>
+      <w:pPr>
+        <w:ind w:left="864" w:hanging="864"/>
+      </w:pPr>
+    </w:lvl>
+    <w:lvl w:ilvl="4">
+      <w:start w:val="1"/>
+      <w:numFmt w:val="decimal"/>
+      <w:pStyle w:val="Heading5"/>
+      <w:lvlText w:val="%1.%2.%3.%4.%5"/>
+      <w:lvlJc w:val="left"/>
+      <w:pPr>
+        <w:ind w:left="1008" w:hanging="1008"/>
+      </w:pPr>
+    </w:lvl>
+    <w:lvl w:ilvl="5">
+      <w:start w:val="1"/>
+      <w:numFmt w:val="decimal"/>
+      <w:pStyle w:val="Heading6"/>
+      <w:lvlText w:val="%1.%2.%3.%4.%5.%6"/>
+      <w:lvlJc w:val="left"/>
+      <w:pPr>
+        <w:ind w:left="1152" w:hanging="1152"/>
+      </w:pPr>
+    </w:lvl>
+    <w:lvl w:ilvl="6">
+      <w:start w:val="1"/>
+      <w:numFmt w:val="decimal"/>
+      <w:pStyle w:val="Heading7"/>
+      <w:lvlText w:val="%1.%2.%3.%4.%5.%6.%7"/>
+      <w:lvlJc w:val="left"/>
+      <w:pPr>
+        <w:ind w:left="1296" w:hanging="1296"/>
+      </w:pPr>
+    </w:lvl>
+    <w:lvl w:ilvl="7">
+      <w:start w:val="1"/>
+      <w:numFmt w:val="decimal"/>
+      <w:pStyle w:val="Heading8"/>
+      <w:lvlText w:val="%1.%2.%3.%4.%5.%6.%7.%8"/>
+      <w:lvlJc w:val="left"/>
+      <w:pPr>
+        <w:ind w:left="1440" w:hanging="1440"/>
+      </w:pPr>
+    </w:lvl>
+    <w:lvl w:ilvl="8">
+      <w:start w:val="1"/>
+      <w:numFmt w:val="decimal"/>
+      <w:pStyle w:val="Heading9"/>
+      <w:lvlText w:val="%1.%2.%3.%4.%5.%6.%7.%8.%9"/>
+      <w:lvlJc w:val="left"/>
+      <w:pPr>
+        <w:ind w:left="1584" w:hanging="1584"/>
+      </w:pPr>
+    </w:lvl>
+  </w:abstractNum>
+  <w:abstractNum w:abstractNumId="16" w15:restartNumberingAfterBreak="0">
     <w:nsid w:val="629F34BC"/>
     <w:multiLevelType w:val="hybridMultilevel"/>
     <w:tmpl w:val="7EFE595E"/>
@@ -8228,7 +9504,7 @@
       </w:pPr>
     </w:lvl>
   </w:abstractNum>
-  <w:abstractNum w:abstractNumId="14" w15:restartNumberingAfterBreak="0">
+  <w:abstractNum w:abstractNumId="17" w15:restartNumberingAfterBreak="0">
     <w:nsid w:val="69257353"/>
     <w:multiLevelType w:val="hybridMultilevel"/>
     <w:tmpl w:val="C81C7102"/>
@@ -8315,6 +9591,119 @@
       <w:pPr>
         <w:ind w:left="6120" w:hanging="180"/>
       </w:pPr>
+    </w:lvl>
+  </w:abstractNum>
+  <w:abstractNum w:abstractNumId="18" w15:restartNumberingAfterBreak="0">
+    <w:nsid w:val="7DE47603"/>
+    <w:multiLevelType w:val="multilevel"/>
+    <w:tmpl w:val="ACB883CC"/>
+    <w:lvl w:ilvl="0">
+      <w:start w:val="1"/>
+      <w:numFmt w:val="decimal"/>
+      <w:lvlText w:val="%1."/>
+      <w:lvlJc w:val="left"/>
+      <w:pPr>
+        <w:ind w:left="360" w:hanging="360"/>
+      </w:pPr>
+      <w:rPr>
+        <w:rFonts w:hint="default"/>
+      </w:rPr>
+    </w:lvl>
+    <w:lvl w:ilvl="1">
+      <w:start w:val="4"/>
+      <w:numFmt w:val="none"/>
+      <w:lvlText w:val="4.2."/>
+      <w:lvlJc w:val="left"/>
+      <w:pPr>
+        <w:ind w:left="792" w:hanging="432"/>
+      </w:pPr>
+      <w:rPr>
+        <w:rFonts w:hint="default"/>
+      </w:rPr>
+    </w:lvl>
+    <w:lvl w:ilvl="2">
+      <w:start w:val="1"/>
+      <w:numFmt w:val="decimal"/>
+      <w:lvlText w:val="%1.%2.%3."/>
+      <w:lvlJc w:val="left"/>
+      <w:pPr>
+        <w:ind w:left="1224" w:hanging="504"/>
+      </w:pPr>
+      <w:rPr>
+        <w:rFonts w:hint="default"/>
+      </w:rPr>
+    </w:lvl>
+    <w:lvl w:ilvl="3">
+      <w:start w:val="1"/>
+      <w:numFmt w:val="decimal"/>
+      <w:lvlText w:val="%1.%2.%3.%4."/>
+      <w:lvlJc w:val="left"/>
+      <w:pPr>
+        <w:ind w:left="1728" w:hanging="648"/>
+      </w:pPr>
+      <w:rPr>
+        <w:rFonts w:hint="default"/>
+      </w:rPr>
+    </w:lvl>
+    <w:lvl w:ilvl="4">
+      <w:start w:val="1"/>
+      <w:numFmt w:val="decimal"/>
+      <w:lvlText w:val="%1.%2.%3.%4.%5."/>
+      <w:lvlJc w:val="left"/>
+      <w:pPr>
+        <w:ind w:left="2232" w:hanging="792"/>
+      </w:pPr>
+      <w:rPr>
+        <w:rFonts w:hint="default"/>
+      </w:rPr>
+    </w:lvl>
+    <w:lvl w:ilvl="5">
+      <w:start w:val="1"/>
+      <w:numFmt w:val="decimal"/>
+      <w:lvlText w:val="%1.%2.%3.%4.%5.%6."/>
+      <w:lvlJc w:val="left"/>
+      <w:pPr>
+        <w:ind w:left="2736" w:hanging="936"/>
+      </w:pPr>
+      <w:rPr>
+        <w:rFonts w:hint="default"/>
+      </w:rPr>
+    </w:lvl>
+    <w:lvl w:ilvl="6">
+      <w:start w:val="1"/>
+      <w:numFmt w:val="decimal"/>
+      <w:lvlText w:val="%1.%2.%3.%4.%5.%6.%7."/>
+      <w:lvlJc w:val="left"/>
+      <w:pPr>
+        <w:ind w:left="3240" w:hanging="1080"/>
+      </w:pPr>
+      <w:rPr>
+        <w:rFonts w:hint="default"/>
+      </w:rPr>
+    </w:lvl>
+    <w:lvl w:ilvl="7">
+      <w:start w:val="1"/>
+      <w:numFmt w:val="decimal"/>
+      <w:lvlText w:val="%1.%2.%3.%4.%5.%6.%7.%8."/>
+      <w:lvlJc w:val="left"/>
+      <w:pPr>
+        <w:ind w:left="3744" w:hanging="1224"/>
+      </w:pPr>
+      <w:rPr>
+        <w:rFonts w:hint="default"/>
+      </w:rPr>
+    </w:lvl>
+    <w:lvl w:ilvl="8">
+      <w:start w:val="1"/>
+      <w:numFmt w:val="decimal"/>
+      <w:lvlText w:val="%1.%2.%3.%4.%5.%6.%7.%8.%9."/>
+      <w:lvlJc w:val="left"/>
+      <w:pPr>
+        <w:ind w:left="4320" w:hanging="1440"/>
+      </w:pPr>
+      <w:rPr>
+        <w:rFonts w:hint="default"/>
+      </w:rPr>
     </w:lvl>
   </w:abstractNum>
   <w:num w:numId="1" w16cid:durableId="1787844412">
@@ -8345,21 +9734,36 @@
     <w:abstractNumId w:val="0"/>
   </w:num>
   <w:num w:numId="10" w16cid:durableId="1510750229">
-    <w:abstractNumId w:val="11"/>
+    <w:abstractNumId w:val="12"/>
   </w:num>
   <w:num w:numId="11" w16cid:durableId="999118899">
-    <w:abstractNumId w:val="12"/>
+    <w:abstractNumId w:val="14"/>
   </w:num>
   <w:num w:numId="12" w16cid:durableId="1703822166">
     <w:abstractNumId w:val="9"/>
   </w:num>
   <w:num w:numId="13" w16cid:durableId="637761526">
-    <w:abstractNumId w:val="14"/>
+    <w:abstractNumId w:val="17"/>
   </w:num>
   <w:num w:numId="14" w16cid:durableId="2082825372">
     <w:abstractNumId w:val="10"/>
   </w:num>
   <w:num w:numId="15" w16cid:durableId="577520999">
+    <w:abstractNumId w:val="16"/>
+  </w:num>
+  <w:num w:numId="16" w16cid:durableId="411006653">
+    <w:abstractNumId w:val="11"/>
+  </w:num>
+  <w:num w:numId="17" w16cid:durableId="841747572">
+    <w:abstractNumId w:val="18"/>
+  </w:num>
+  <w:num w:numId="18" w16cid:durableId="1480076456">
+    <w:abstractNumId w:val="15"/>
+  </w:num>
+  <w:num w:numId="19" w16cid:durableId="172847051">
+    <w:abstractNumId w:val="15"/>
+  </w:num>
+  <w:num w:numId="20" w16cid:durableId="1874416676">
     <w:abstractNumId w:val="13"/>
   </w:num>
 </w:numbering>
@@ -8767,6 +10171,9 @@
     <w:pPr>
       <w:keepNext/>
       <w:keepLines/>
+      <w:numPr>
+        <w:numId w:val="18"/>
+      </w:numPr>
       <w:spacing w:before="480" w:after="0"/>
       <w:outlineLvl w:val="0"/>
     </w:pPr>
@@ -8791,6 +10198,10 @@
     <w:pPr>
       <w:keepNext/>
       <w:keepLines/>
+      <w:numPr>
+        <w:ilvl w:val="1"/>
+        <w:numId w:val="18"/>
+      </w:numPr>
       <w:spacing w:before="200" w:after="0"/>
       <w:outlineLvl w:val="1"/>
     </w:pPr>
@@ -8815,6 +10226,10 @@
     <w:pPr>
       <w:keepNext/>
       <w:keepLines/>
+      <w:numPr>
+        <w:ilvl w:val="2"/>
+        <w:numId w:val="18"/>
+      </w:numPr>
       <w:spacing w:before="200" w:after="0"/>
       <w:outlineLvl w:val="2"/>
     </w:pPr>
@@ -8838,6 +10253,10 @@
     <w:pPr>
       <w:keepNext/>
       <w:keepLines/>
+      <w:numPr>
+        <w:ilvl w:val="3"/>
+        <w:numId w:val="18"/>
+      </w:numPr>
       <w:spacing w:before="200" w:after="0"/>
       <w:outlineLvl w:val="3"/>
     </w:pPr>
@@ -8863,6 +10282,10 @@
     <w:pPr>
       <w:keepNext/>
       <w:keepLines/>
+      <w:numPr>
+        <w:ilvl w:val="4"/>
+        <w:numId w:val="18"/>
+      </w:numPr>
       <w:spacing w:before="200" w:after="0"/>
       <w:outlineLvl w:val="4"/>
     </w:pPr>
@@ -8884,6 +10307,10 @@
     <w:pPr>
       <w:keepNext/>
       <w:keepLines/>
+      <w:numPr>
+        <w:ilvl w:val="5"/>
+        <w:numId w:val="18"/>
+      </w:numPr>
       <w:spacing w:before="200" w:after="0"/>
       <w:outlineLvl w:val="5"/>
     </w:pPr>
@@ -8907,6 +10334,10 @@
     <w:pPr>
       <w:keepNext/>
       <w:keepLines/>
+      <w:numPr>
+        <w:ilvl w:val="6"/>
+        <w:numId w:val="18"/>
+      </w:numPr>
       <w:spacing w:before="200" w:after="0"/>
       <w:outlineLvl w:val="6"/>
     </w:pPr>
@@ -8930,6 +10361,10 @@
     <w:pPr>
       <w:keepNext/>
       <w:keepLines/>
+      <w:numPr>
+        <w:ilvl w:val="7"/>
+        <w:numId w:val="18"/>
+      </w:numPr>
       <w:spacing w:before="200" w:after="0"/>
       <w:outlineLvl w:val="7"/>
     </w:pPr>
@@ -8953,6 +10388,10 @@
     <w:pPr>
       <w:keepNext/>
       <w:keepLines/>
+      <w:numPr>
+        <w:ilvl w:val="8"/>
+        <w:numId w:val="18"/>
+      </w:numPr>
       <w:spacing w:before="200" w:after="0"/>
       <w:outlineLvl w:val="8"/>
     </w:pPr>
@@ -8968,6 +10407,7 @@
   <w:style w:type="character" w:default="1" w:styleId="DefaultParagraphFont">
     <w:name w:val="Default Paragraph Font"/>
     <w:uiPriority w:val="1"/>
+    <w:semiHidden/>
     <w:unhideWhenUsed/>
   </w:style>
   <w:style w:type="table" w:default="1" w:styleId="TableNormal">

--- a/Documentations/A2C_SDD.docx
+++ b/Documentations/A2C_SDD.docx
@@ -6488,10 +6488,19 @@
     </w:p>
     <w:p>
       <w:pPr>
-        <w:autoSpaceDE w:val="0"/>
-        <w:autoSpaceDN w:val="0"/>
-        <w:adjustRightInd w:val="0"/>
-        <w:spacing w:after="0" w:line="240" w:lineRule="auto"/>
+        <w:rPr>
+          <w:lang w:eastAsia="ja-JP"/>
+        </w:rPr>
+      </w:pPr>
+      <w:r>
+        <w:rPr>
+          <w:lang w:eastAsia="ja-JP"/>
+        </w:rPr>
+        <w:t>M</w:t>
+      </w:r>
+    </w:p>
+    <w:p>
+      <w:pPr>
         <w:rPr>
           <w:rFonts w:ascii="Cascadia Mono" w:hAnsi="Cascadia Mono" w:cs="Cascadia Mono"/>
           <w:color w:val="008000"/>
@@ -6539,10 +6548,6 @@
     </w:p>
     <w:p>
       <w:pPr>
-        <w:autoSpaceDE w:val="0"/>
-        <w:autoSpaceDN w:val="0"/>
-        <w:adjustRightInd w:val="0"/>
-        <w:spacing w:after="0" w:line="240" w:lineRule="auto"/>
         <w:rPr>
           <w:rFonts w:ascii="Cascadia Mono" w:hAnsi="Cascadia Mono" w:cs="Cascadia Mono"/>
           <w:color w:val="008000"/>
@@ -6555,10 +6560,6 @@
     </w:p>
     <w:p>
       <w:pPr>
-        <w:autoSpaceDE w:val="0"/>
-        <w:autoSpaceDN w:val="0"/>
-        <w:adjustRightInd w:val="0"/>
-        <w:spacing w:after="0" w:line="240" w:lineRule="auto"/>
         <w:rPr>
           <w:rFonts w:ascii="Cascadia Mono" w:hAnsi="Cascadia Mono" w:cs="Cascadia Mono"/>
           <w:color w:val="008000"/>
@@ -6582,10 +6583,6 @@
     </w:p>
     <w:p>
       <w:pPr>
-        <w:autoSpaceDE w:val="0"/>
-        <w:autoSpaceDN w:val="0"/>
-        <w:adjustRightInd w:val="0"/>
-        <w:spacing w:after="0" w:line="240" w:lineRule="auto"/>
         <w:rPr>
           <w:rFonts w:ascii="Cascadia Mono" w:hAnsi="Cascadia Mono" w:cs="Cascadia Mono"/>
           <w:color w:val="008000"/>
@@ -6609,10 +6606,6 @@
     </w:p>
     <w:p>
       <w:pPr>
-        <w:autoSpaceDE w:val="0"/>
-        <w:autoSpaceDN w:val="0"/>
-        <w:adjustRightInd w:val="0"/>
-        <w:spacing w:after="0" w:line="240" w:lineRule="auto"/>
         <w:rPr>
           <w:rFonts w:ascii="Cascadia Mono" w:hAnsi="Cascadia Mono" w:cs="Cascadia Mono"/>
           <w:color w:val="008000"/>
@@ -6631,15 +6624,11 @@
           <w:highlight w:val="white"/>
           <w:lang w:val="en-IL" w:bidi="he-IL"/>
         </w:rPr>
-        <w:t>USER root</w:t>
+        <w:t># USER $APP_UID</w:t>
       </w:r>
     </w:p>
     <w:p>
       <w:pPr>
-        <w:autoSpaceDE w:val="0"/>
-        <w:autoSpaceDN w:val="0"/>
-        <w:adjustRightInd w:val="0"/>
-        <w:spacing w:after="0" w:line="240" w:lineRule="auto"/>
         <w:rPr>
           <w:rFonts w:ascii="Cascadia Mono" w:hAnsi="Cascadia Mono" w:cs="Cascadia Mono"/>
           <w:color w:val="008000"/>
@@ -6658,15 +6647,11 @@
           <w:highlight w:val="white"/>
           <w:lang w:val="en-IL" w:bidi="he-IL"/>
         </w:rPr>
-        <w:t>WORKDIR /app</w:t>
+        <w:t>USER root</w:t>
       </w:r>
     </w:p>
     <w:p>
       <w:pPr>
-        <w:autoSpaceDE w:val="0"/>
-        <w:autoSpaceDN w:val="0"/>
-        <w:adjustRightInd w:val="0"/>
-        <w:spacing w:after="0" w:line="240" w:lineRule="auto"/>
         <w:rPr>
           <w:rFonts w:ascii="Cascadia Mono" w:hAnsi="Cascadia Mono" w:cs="Cascadia Mono"/>
           <w:color w:val="008000"/>
@@ -6685,15 +6670,11 @@
           <w:highlight w:val="white"/>
           <w:lang w:val="en-IL" w:bidi="he-IL"/>
         </w:rPr>
-        <w:t>EXPOSE 8080</w:t>
+        <w:t>WORKDIR /app</w:t>
       </w:r>
     </w:p>
     <w:p>
       <w:pPr>
-        <w:autoSpaceDE w:val="0"/>
-        <w:autoSpaceDN w:val="0"/>
-        <w:adjustRightInd w:val="0"/>
-        <w:spacing w:after="0" w:line="240" w:lineRule="auto"/>
         <w:rPr>
           <w:rFonts w:ascii="Cascadia Mono" w:hAnsi="Cascadia Mono" w:cs="Cascadia Mono"/>
           <w:color w:val="008000"/>
@@ -6712,15 +6693,11 @@
           <w:highlight w:val="white"/>
           <w:lang w:val="en-IL" w:bidi="he-IL"/>
         </w:rPr>
-        <w:t>EXPOSE 8081</w:t>
+        <w:t>EXPOSE 8080</w:t>
       </w:r>
     </w:p>
     <w:p>
       <w:pPr>
-        <w:autoSpaceDE w:val="0"/>
-        <w:autoSpaceDN w:val="0"/>
-        <w:adjustRightInd w:val="0"/>
-        <w:spacing w:after="0" w:line="240" w:lineRule="auto"/>
         <w:rPr>
           <w:rFonts w:ascii="Cascadia Mono" w:hAnsi="Cascadia Mono" w:cs="Cascadia Mono"/>
           <w:color w:val="008000"/>
@@ -6730,13 +6707,7 @@
           <w:lang w:val="en-IL" w:bidi="he-IL"/>
         </w:rPr>
       </w:pPr>
-    </w:p>
-    <w:p>
-      <w:pPr>
-        <w:autoSpaceDE w:val="0"/>
-        <w:autoSpaceDN w:val="0"/>
-        <w:adjustRightInd w:val="0"/>
-        <w:spacing w:after="0" w:line="240" w:lineRule="auto"/>
+      <w:r>
         <w:rPr>
           <w:rFonts w:ascii="Cascadia Mono" w:hAnsi="Cascadia Mono" w:cs="Cascadia Mono"/>
           <w:color w:val="008000"/>
@@ -6745,14 +6716,11 @@
           <w:highlight w:val="white"/>
           <w:lang w:val="en-IL" w:bidi="he-IL"/>
         </w:rPr>
-      </w:pPr>
+        <w:t>EXPOSE 8081</w:t>
+      </w:r>
     </w:p>
     <w:p>
       <w:pPr>
-        <w:autoSpaceDE w:val="0"/>
-        <w:autoSpaceDN w:val="0"/>
-        <w:adjustRightInd w:val="0"/>
-        <w:spacing w:after="0" w:line="240" w:lineRule="auto"/>
         <w:rPr>
           <w:rFonts w:ascii="Cascadia Mono" w:hAnsi="Cascadia Mono" w:cs="Cascadia Mono"/>
           <w:color w:val="008000"/>
@@ -6762,7 +6730,9 @@
           <w:lang w:val="en-IL" w:bidi="he-IL"/>
         </w:rPr>
       </w:pPr>
-      <w:r>
+    </w:p>
+    <w:p>
+      <w:pPr>
         <w:rPr>
           <w:rFonts w:ascii="Cascadia Mono" w:hAnsi="Cascadia Mono" w:cs="Cascadia Mono"/>
           <w:color w:val="008000"/>
@@ -6771,15 +6741,8 @@
           <w:highlight w:val="white"/>
           <w:lang w:val="en-IL" w:bidi="he-IL"/>
         </w:rPr>
-        <w:t># This stage is used to build the service project</w:t>
-      </w:r>
-    </w:p>
-    <w:p>
-      <w:pPr>
-        <w:autoSpaceDE w:val="0"/>
-        <w:autoSpaceDN w:val="0"/>
-        <w:adjustRightInd w:val="0"/>
-        <w:spacing w:after="0" w:line="240" w:lineRule="auto"/>
+      </w:pPr>
+      <w:r>
         <w:rPr>
           <w:rFonts w:ascii="Cascadia Mono" w:hAnsi="Cascadia Mono" w:cs="Cascadia Mono"/>
           <w:color w:val="008000"/>
@@ -6788,8 +6751,11 @@
           <w:highlight w:val="white"/>
           <w:lang w:val="en-IL" w:bidi="he-IL"/>
         </w:rPr>
-      </w:pPr>
-      <w:r>
+        <w:t># This stage is used to build the service project</w:t>
+      </w:r>
+    </w:p>
+    <w:p>
+      <w:pPr>
         <w:rPr>
           <w:rFonts w:ascii="Cascadia Mono" w:hAnsi="Cascadia Mono" w:cs="Cascadia Mono"/>
           <w:color w:val="008000"/>
@@ -6798,15 +6764,8 @@
           <w:highlight w:val="white"/>
           <w:lang w:val="en-IL" w:bidi="he-IL"/>
         </w:rPr>
-        <w:t>FROM mcr.microsoft.com/dotnet/sdk:8.0 AS build</w:t>
-      </w:r>
-    </w:p>
-    <w:p>
-      <w:pPr>
-        <w:autoSpaceDE w:val="0"/>
-        <w:autoSpaceDN w:val="0"/>
-        <w:adjustRightInd w:val="0"/>
-        <w:spacing w:after="0" w:line="240" w:lineRule="auto"/>
+      </w:pPr>
+      <w:r>
         <w:rPr>
           <w:rFonts w:ascii="Cascadia Mono" w:hAnsi="Cascadia Mono" w:cs="Cascadia Mono"/>
           <w:color w:val="008000"/>
@@ -6815,8 +6774,11 @@
           <w:highlight w:val="white"/>
           <w:lang w:val="en-IL" w:bidi="he-IL"/>
         </w:rPr>
-      </w:pPr>
-      <w:r>
+        <w:t>FROM mcr.microsoft.com/dotnet/sdk:8.0 AS build</w:t>
+      </w:r>
+    </w:p>
+    <w:p>
+      <w:pPr>
         <w:rPr>
           <w:rFonts w:ascii="Cascadia Mono" w:hAnsi="Cascadia Mono" w:cs="Cascadia Mono"/>
           <w:color w:val="008000"/>
@@ -6825,15 +6787,8 @@
           <w:highlight w:val="white"/>
           <w:lang w:val="en-IL" w:bidi="he-IL"/>
         </w:rPr>
-        <w:t>ARG BUILD_CONFIGURATION=Release</w:t>
-      </w:r>
-    </w:p>
-    <w:p>
-      <w:pPr>
-        <w:autoSpaceDE w:val="0"/>
-        <w:autoSpaceDN w:val="0"/>
-        <w:adjustRightInd w:val="0"/>
-        <w:spacing w:after="0" w:line="240" w:lineRule="auto"/>
+      </w:pPr>
+      <w:r>
         <w:rPr>
           <w:rFonts w:ascii="Cascadia Mono" w:hAnsi="Cascadia Mono" w:cs="Cascadia Mono"/>
           <w:color w:val="008000"/>
@@ -6842,8 +6797,11 @@
           <w:highlight w:val="white"/>
           <w:lang w:val="en-IL" w:bidi="he-IL"/>
         </w:rPr>
-      </w:pPr>
-      <w:r>
+        <w:t>ARG BUILD_CONFIGURATION=Release</w:t>
+      </w:r>
+    </w:p>
+    <w:p>
+      <w:pPr>
         <w:rPr>
           <w:rFonts w:ascii="Cascadia Mono" w:hAnsi="Cascadia Mono" w:cs="Cascadia Mono"/>
           <w:color w:val="008000"/>
@@ -6852,9 +6810,7 @@
           <w:highlight w:val="white"/>
           <w:lang w:val="en-IL" w:bidi="he-IL"/>
         </w:rPr>
-        <w:t>WORKDIR /</w:t>
-      </w:r>
-      <w:proofErr w:type="spellStart"/>
+      </w:pPr>
       <w:r>
         <w:rPr>
           <w:rFonts w:ascii="Cascadia Mono" w:hAnsi="Cascadia Mono" w:cs="Cascadia Mono"/>
@@ -6864,16 +6820,10 @@
           <w:highlight w:val="white"/>
           <w:lang w:val="en-IL" w:bidi="he-IL"/>
         </w:rPr>
-        <w:t>src</w:t>
+        <w:t>WORKDIR /</w:t>
       </w:r>
-      <w:proofErr w:type="spellEnd"/>
-    </w:p>
-    <w:p>
-      <w:pPr>
-        <w:autoSpaceDE w:val="0"/>
-        <w:autoSpaceDN w:val="0"/>
-        <w:adjustRightInd w:val="0"/>
-        <w:spacing w:after="0" w:line="240" w:lineRule="auto"/>
+      <w:proofErr w:type="spellStart"/>
+      <w:r>
         <w:rPr>
           <w:rFonts w:ascii="Cascadia Mono" w:hAnsi="Cascadia Mono" w:cs="Cascadia Mono"/>
           <w:color w:val="008000"/>
@@ -6882,8 +6832,12 @@
           <w:highlight w:val="white"/>
           <w:lang w:val="en-IL" w:bidi="he-IL"/>
         </w:rPr>
-      </w:pPr>
-      <w:r>
+        <w:t>src</w:t>
+      </w:r>
+      <w:proofErr w:type="spellEnd"/>
+    </w:p>
+    <w:p>
+      <w:pPr>
         <w:rPr>
           <w:rFonts w:ascii="Cascadia Mono" w:hAnsi="Cascadia Mono" w:cs="Cascadia Mono"/>
           <w:color w:val="008000"/>
@@ -6892,15 +6846,10 @@
           <w:highlight w:val="white"/>
           <w:lang w:val="en-IL" w:bidi="he-IL"/>
         </w:rPr>
-        <w:t># Copy the service project file and restore dependencies</w:t>
-      </w:r>
+      </w:pPr>
     </w:p>
     <w:p>
       <w:pPr>
-        <w:autoSpaceDE w:val="0"/>
-        <w:autoSpaceDN w:val="0"/>
-        <w:adjustRightInd w:val="0"/>
-        <w:spacing w:after="0" w:line="240" w:lineRule="auto"/>
         <w:rPr>
           <w:rFonts w:ascii="Cascadia Mono" w:hAnsi="Cascadia Mono" w:cs="Cascadia Mono"/>
           <w:color w:val="008000"/>
@@ -6919,15 +6868,10 @@
           <w:highlight w:val="white"/>
           <w:lang w:val="en-IL" w:bidi="he-IL"/>
         </w:rPr>
-        <w:t># COPY ["A2C.CRM.Api/A2C.CRM.Api.csproj", "A2C.CRM.Api/"]</w:t>
+        <w:t># Install dotnet-</w:t>
       </w:r>
-    </w:p>
-    <w:p>
-      <w:pPr>
-        <w:autoSpaceDE w:val="0"/>
-        <w:autoSpaceDN w:val="0"/>
-        <w:adjustRightInd w:val="0"/>
-        <w:spacing w:after="0" w:line="240" w:lineRule="auto"/>
+      <w:proofErr w:type="spellStart"/>
+      <w:r>
         <w:rPr>
           <w:rFonts w:ascii="Cascadia Mono" w:hAnsi="Cascadia Mono" w:cs="Cascadia Mono"/>
           <w:color w:val="008000"/>
@@ -6936,8 +6880,12 @@
           <w:highlight w:val="white"/>
           <w:lang w:val="en-IL" w:bidi="he-IL"/>
         </w:rPr>
-      </w:pPr>
-      <w:r>
+        <w:t>ef</w:t>
+      </w:r>
+      <w:proofErr w:type="spellEnd"/>
+    </w:p>
+    <w:p>
+      <w:pPr>
         <w:rPr>
           <w:rFonts w:ascii="Cascadia Mono" w:hAnsi="Cascadia Mono" w:cs="Cascadia Mono"/>
           <w:color w:val="008000"/>
@@ -6946,15 +6894,8 @@
           <w:highlight w:val="white"/>
           <w:lang w:val="en-IL" w:bidi="he-IL"/>
         </w:rPr>
-        <w:t>COPY ["A2C.CRM.Api.csproj", "."]</w:t>
-      </w:r>
-    </w:p>
-    <w:p>
-      <w:pPr>
-        <w:autoSpaceDE w:val="0"/>
-        <w:autoSpaceDN w:val="0"/>
-        <w:adjustRightInd w:val="0"/>
-        <w:spacing w:after="0" w:line="240" w:lineRule="auto"/>
+      </w:pPr>
+      <w:r>
         <w:rPr>
           <w:rFonts w:ascii="Cascadia Mono" w:hAnsi="Cascadia Mono" w:cs="Cascadia Mono"/>
           <w:color w:val="008000"/>
@@ -6963,7 +6904,10 @@
           <w:highlight w:val="white"/>
           <w:lang w:val="en-IL" w:bidi="he-IL"/>
         </w:rPr>
-      </w:pPr>
+        <w:lastRenderedPageBreak/>
+        <w:t>RUN dotnet tool install --global dotnet-</w:t>
+      </w:r>
+      <w:proofErr w:type="spellStart"/>
       <w:r>
         <w:rPr>
           <w:rFonts w:ascii="Cascadia Mono" w:hAnsi="Cascadia Mono" w:cs="Cascadia Mono"/>
@@ -6973,15 +6917,12 @@
           <w:highlight w:val="white"/>
           <w:lang w:val="en-IL" w:bidi="he-IL"/>
         </w:rPr>
-        <w:t># Restore the dependencies</w:t>
+        <w:t>ef</w:t>
       </w:r>
+      <w:proofErr w:type="spellEnd"/>
     </w:p>
     <w:p>
       <w:pPr>
-        <w:autoSpaceDE w:val="0"/>
-        <w:autoSpaceDN w:val="0"/>
-        <w:adjustRightInd w:val="0"/>
-        <w:spacing w:after="0" w:line="240" w:lineRule="auto"/>
         <w:rPr>
           <w:rFonts w:ascii="Cascadia Mono" w:hAnsi="Cascadia Mono" w:cs="Cascadia Mono"/>
           <w:color w:val="008000"/>
@@ -7000,15 +6941,11 @@
           <w:highlight w:val="white"/>
           <w:lang w:val="en-IL" w:bidi="he-IL"/>
         </w:rPr>
-        <w:t>RUN dotnet restore "./A2C.CRM.Api.csproj"</w:t>
+        <w:t>ENV PATH="$PATH:/root/.dotnet/tools"</w:t>
       </w:r>
     </w:p>
     <w:p>
       <w:pPr>
-        <w:autoSpaceDE w:val="0"/>
-        <w:autoSpaceDN w:val="0"/>
-        <w:adjustRightInd w:val="0"/>
-        <w:spacing w:after="0" w:line="240" w:lineRule="auto"/>
         <w:rPr>
           <w:rFonts w:ascii="Cascadia Mono" w:hAnsi="Cascadia Mono" w:cs="Cascadia Mono"/>
           <w:color w:val="008000"/>
@@ -7018,7 +6955,9 @@
           <w:lang w:val="en-IL" w:bidi="he-IL"/>
         </w:rPr>
       </w:pPr>
-      <w:r>
+    </w:p>
+    <w:p>
+      <w:pPr>
         <w:rPr>
           <w:rFonts w:ascii="Cascadia Mono" w:hAnsi="Cascadia Mono" w:cs="Cascadia Mono"/>
           <w:color w:val="008000"/>
@@ -7027,15 +6966,8 @@
           <w:highlight w:val="white"/>
           <w:lang w:val="en-IL" w:bidi="he-IL"/>
         </w:rPr>
-        <w:t># RUN dotnet restore "./A2C.CRM.Api/A2C.CRM.Api.csproj"</w:t>
-      </w:r>
-    </w:p>
-    <w:p>
-      <w:pPr>
-        <w:autoSpaceDE w:val="0"/>
-        <w:autoSpaceDN w:val="0"/>
-        <w:adjustRightInd w:val="0"/>
-        <w:spacing w:after="0" w:line="240" w:lineRule="auto"/>
+      </w:pPr>
+      <w:r>
         <w:rPr>
           <w:rFonts w:ascii="Cascadia Mono" w:hAnsi="Cascadia Mono" w:cs="Cascadia Mono"/>
           <w:color w:val="008000"/>
@@ -7044,9 +6976,11 @@
           <w:highlight w:val="white"/>
           <w:lang w:val="en-IL" w:bidi="he-IL"/>
         </w:rPr>
-      </w:pPr>
-      <w:proofErr w:type="gramStart"/>
-      <w:r>
+        <w:t># Copy the service project file and restore dependencies</w:t>
+      </w:r>
+    </w:p>
+    <w:p>
+      <w:pPr>
         <w:rPr>
           <w:rFonts w:ascii="Cascadia Mono" w:hAnsi="Cascadia Mono" w:cs="Cascadia Mono"/>
           <w:color w:val="008000"/>
@@ -7055,9 +6989,7 @@
           <w:highlight w:val="white"/>
           <w:lang w:val="en-IL" w:bidi="he-IL"/>
         </w:rPr>
-        <w:t>COPY .</w:t>
-      </w:r>
-      <w:proofErr w:type="gramEnd"/>
+      </w:pPr>
       <w:r>
         <w:rPr>
           <w:rFonts w:ascii="Cascadia Mono" w:hAnsi="Cascadia Mono" w:cs="Cascadia Mono"/>
@@ -7067,15 +6999,11 @@
           <w:highlight w:val="white"/>
           <w:lang w:val="en-IL" w:bidi="he-IL"/>
         </w:rPr>
-        <w:t xml:space="preserve"> .</w:t>
+        <w:t># COPY ["A2C.CRM.Api/A2C.CRM.Api.csproj", "A2C.CRM.Api/"]</w:t>
       </w:r>
     </w:p>
     <w:p>
       <w:pPr>
-        <w:autoSpaceDE w:val="0"/>
-        <w:autoSpaceDN w:val="0"/>
-        <w:adjustRightInd w:val="0"/>
-        <w:spacing w:after="0" w:line="240" w:lineRule="auto"/>
         <w:rPr>
           <w:rFonts w:ascii="Cascadia Mono" w:hAnsi="Cascadia Mono" w:cs="Cascadia Mono"/>
           <w:color w:val="008000"/>
@@ -7094,10 +7022,11 @@
           <w:highlight w:val="white"/>
           <w:lang w:val="en-IL" w:bidi="he-IL"/>
         </w:rPr>
-        <w:t># WORKDIR "/</w:t>
+        <w:t>COPY ["A2C.CRM.Api.csproj", "."]</w:t>
       </w:r>
-      <w:proofErr w:type="spellStart"/>
-      <w:r>
+    </w:p>
+    <w:p>
+      <w:pPr>
         <w:rPr>
           <w:rFonts w:ascii="Cascadia Mono" w:hAnsi="Cascadia Mono" w:cs="Cascadia Mono"/>
           <w:color w:val="008000"/>
@@ -7106,9 +7035,7 @@
           <w:highlight w:val="white"/>
           <w:lang w:val="en-IL" w:bidi="he-IL"/>
         </w:rPr>
-        <w:t>src</w:t>
-      </w:r>
-      <w:proofErr w:type="spellEnd"/>
+      </w:pPr>
       <w:r>
         <w:rPr>
           <w:rFonts w:ascii="Cascadia Mono" w:hAnsi="Cascadia Mono" w:cs="Cascadia Mono"/>
@@ -7118,15 +7045,11 @@
           <w:highlight w:val="white"/>
           <w:lang w:val="en-IL" w:bidi="he-IL"/>
         </w:rPr>
-        <w:t>/A2C.CRM.Api"</w:t>
+        <w:t># Restore the dependencies</w:t>
       </w:r>
     </w:p>
     <w:p>
       <w:pPr>
-        <w:autoSpaceDE w:val="0"/>
-        <w:autoSpaceDN w:val="0"/>
-        <w:adjustRightInd w:val="0"/>
-        <w:spacing w:after="0" w:line="240" w:lineRule="auto"/>
         <w:rPr>
           <w:rFonts w:ascii="Cascadia Mono" w:hAnsi="Cascadia Mono" w:cs="Cascadia Mono"/>
           <w:color w:val="008000"/>
@@ -7145,15 +7068,11 @@
           <w:highlight w:val="white"/>
           <w:lang w:val="en-IL" w:bidi="he-IL"/>
         </w:rPr>
-        <w:t>RUN dotnet build "./A2C.CRM.Api.csproj" -c $BUILD_CONFIGURATION -o /app/build</w:t>
+        <w:t>RUN dotnet restore "./A2C.CRM.Api.csproj"</w:t>
       </w:r>
     </w:p>
     <w:p>
       <w:pPr>
-        <w:autoSpaceDE w:val="0"/>
-        <w:autoSpaceDN w:val="0"/>
-        <w:adjustRightInd w:val="0"/>
-        <w:spacing w:after="0" w:line="240" w:lineRule="auto"/>
         <w:rPr>
           <w:rFonts w:ascii="Cascadia Mono" w:hAnsi="Cascadia Mono" w:cs="Cascadia Mono"/>
           <w:color w:val="008000"/>
@@ -7163,13 +7082,7 @@
           <w:lang w:val="en-IL" w:bidi="he-IL"/>
         </w:rPr>
       </w:pPr>
-    </w:p>
-    <w:p>
-      <w:pPr>
-        <w:autoSpaceDE w:val="0"/>
-        <w:autoSpaceDN w:val="0"/>
-        <w:adjustRightInd w:val="0"/>
-        <w:spacing w:after="0" w:line="240" w:lineRule="auto"/>
+      <w:r>
         <w:rPr>
           <w:rFonts w:ascii="Cascadia Mono" w:hAnsi="Cascadia Mono" w:cs="Cascadia Mono"/>
           <w:color w:val="008000"/>
@@ -7178,8 +7091,11 @@
           <w:highlight w:val="white"/>
           <w:lang w:val="en-IL" w:bidi="he-IL"/>
         </w:rPr>
-      </w:pPr>
-      <w:r>
+        <w:t># RUN dotnet restore "./A2C.CRM.Api/A2C.CRM.Api.csproj"</w:t>
+      </w:r>
+    </w:p>
+    <w:p>
+      <w:pPr>
         <w:rPr>
           <w:rFonts w:ascii="Cascadia Mono" w:hAnsi="Cascadia Mono" w:cs="Cascadia Mono"/>
           <w:color w:val="008000"/>
@@ -7188,15 +7104,9 @@
           <w:highlight w:val="white"/>
           <w:lang w:val="en-IL" w:bidi="he-IL"/>
         </w:rPr>
-        <w:t># This stage is used to publish the service project to be copied to the final stage</w:t>
-      </w:r>
-    </w:p>
-    <w:p>
-      <w:pPr>
-        <w:autoSpaceDE w:val="0"/>
-        <w:autoSpaceDN w:val="0"/>
-        <w:adjustRightInd w:val="0"/>
-        <w:spacing w:after="0" w:line="240" w:lineRule="auto"/>
+      </w:pPr>
+      <w:proofErr w:type="gramStart"/>
+      <w:r>
         <w:rPr>
           <w:rFonts w:ascii="Cascadia Mono" w:hAnsi="Cascadia Mono" w:cs="Cascadia Mono"/>
           <w:color w:val="008000"/>
@@ -7205,7 +7115,9 @@
           <w:highlight w:val="white"/>
           <w:lang w:val="en-IL" w:bidi="he-IL"/>
         </w:rPr>
-      </w:pPr>
+        <w:t>COPY .</w:t>
+      </w:r>
+      <w:proofErr w:type="gramEnd"/>
       <w:r>
         <w:rPr>
           <w:rFonts w:ascii="Cascadia Mono" w:hAnsi="Cascadia Mono" w:cs="Cascadia Mono"/>
@@ -7215,15 +7127,11 @@
           <w:highlight w:val="white"/>
           <w:lang w:val="en-IL" w:bidi="he-IL"/>
         </w:rPr>
-        <w:t>FROM build AS publish</w:t>
+        <w:t xml:space="preserve"> .</w:t>
       </w:r>
     </w:p>
     <w:p>
       <w:pPr>
-        <w:autoSpaceDE w:val="0"/>
-        <w:autoSpaceDN w:val="0"/>
-        <w:adjustRightInd w:val="0"/>
-        <w:spacing w:after="0" w:line="240" w:lineRule="auto"/>
         <w:rPr>
           <w:rFonts w:ascii="Cascadia Mono" w:hAnsi="Cascadia Mono" w:cs="Cascadia Mono"/>
           <w:color w:val="008000"/>
@@ -7242,15 +7150,10 @@
           <w:highlight w:val="white"/>
           <w:lang w:val="en-IL" w:bidi="he-IL"/>
         </w:rPr>
-        <w:t>ARG BUILD_CONFIGURATION=Release</w:t>
+        <w:t># WORKDIR "/</w:t>
       </w:r>
-    </w:p>
-    <w:p>
-      <w:pPr>
-        <w:autoSpaceDE w:val="0"/>
-        <w:autoSpaceDN w:val="0"/>
-        <w:adjustRightInd w:val="0"/>
-        <w:spacing w:after="0" w:line="240" w:lineRule="auto"/>
+      <w:proofErr w:type="spellStart"/>
+      <w:r>
         <w:rPr>
           <w:rFonts w:ascii="Cascadia Mono" w:hAnsi="Cascadia Mono" w:cs="Cascadia Mono"/>
           <w:color w:val="008000"/>
@@ -7259,7 +7162,9 @@
           <w:highlight w:val="white"/>
           <w:lang w:val="en-IL" w:bidi="he-IL"/>
         </w:rPr>
-      </w:pPr>
+        <w:t>src</w:t>
+      </w:r>
+      <w:proofErr w:type="spellEnd"/>
       <w:r>
         <w:rPr>
           <w:rFonts w:ascii="Cascadia Mono" w:hAnsi="Cascadia Mono" w:cs="Cascadia Mono"/>
@@ -7269,11 +7174,11 @@
           <w:highlight w:val="white"/>
           <w:lang w:val="en-IL" w:bidi="he-IL"/>
         </w:rPr>
-        <w:t>RUN dotnet publish "./A2C.CRM.Api.csproj" -c $BUILD_CONFIGURATION -o /app/publish /</w:t>
+        <w:t>/A2C.CRM.Api"</w:t>
       </w:r>
-      <w:proofErr w:type="spellStart"/>
-      <w:proofErr w:type="gramStart"/>
-      <w:r>
+    </w:p>
+    <w:p>
+      <w:pPr>
         <w:rPr>
           <w:rFonts w:ascii="Cascadia Mono" w:hAnsi="Cascadia Mono" w:cs="Cascadia Mono"/>
           <w:color w:val="008000"/>
@@ -7282,10 +7187,7 @@
           <w:highlight w:val="white"/>
           <w:lang w:val="en-IL" w:bidi="he-IL"/>
         </w:rPr>
-        <w:t>p:UseAppHost</w:t>
-      </w:r>
-      <w:proofErr w:type="spellEnd"/>
-      <w:proofErr w:type="gramEnd"/>
+      </w:pPr>
       <w:r>
         <w:rPr>
           <w:rFonts w:ascii="Cascadia Mono" w:hAnsi="Cascadia Mono" w:cs="Cascadia Mono"/>
@@ -7295,15 +7197,11 @@
           <w:highlight w:val="white"/>
           <w:lang w:val="en-IL" w:bidi="he-IL"/>
         </w:rPr>
-        <w:t>=false</w:t>
+        <w:t>RUN dotnet build "./A2C.CRM.Api.csproj" -c $BUILD_CONFIGURATION -o /app/build</w:t>
       </w:r>
     </w:p>
     <w:p>
       <w:pPr>
-        <w:autoSpaceDE w:val="0"/>
-        <w:autoSpaceDN w:val="0"/>
-        <w:adjustRightInd w:val="0"/>
-        <w:spacing w:after="0" w:line="240" w:lineRule="auto"/>
         <w:rPr>
           <w:rFonts w:ascii="Cascadia Mono" w:hAnsi="Cascadia Mono" w:cs="Cascadia Mono"/>
           <w:color w:val="008000"/>
@@ -7313,13 +7211,7 @@
           <w:lang w:val="en-IL" w:bidi="he-IL"/>
         </w:rPr>
       </w:pPr>
-    </w:p>
-    <w:p>
-      <w:pPr>
-        <w:autoSpaceDE w:val="0"/>
-        <w:autoSpaceDN w:val="0"/>
-        <w:adjustRightInd w:val="0"/>
-        <w:spacing w:after="0" w:line="240" w:lineRule="auto"/>
+      <w:r>
         <w:rPr>
           <w:rFonts w:ascii="Cascadia Mono" w:hAnsi="Cascadia Mono" w:cs="Cascadia Mono"/>
           <w:color w:val="008000"/>
@@ -7328,8 +7220,11 @@
           <w:highlight w:val="white"/>
           <w:lang w:val="en-IL" w:bidi="he-IL"/>
         </w:rPr>
-      </w:pPr>
-      <w:r>
+        <w:t># This stage is used to publish the service project to be copied to the final stage</w:t>
+      </w:r>
+    </w:p>
+    <w:p>
+      <w:pPr>
         <w:rPr>
           <w:rFonts w:ascii="Cascadia Mono" w:hAnsi="Cascadia Mono" w:cs="Cascadia Mono"/>
           <w:color w:val="008000"/>
@@ -7338,15 +7233,8 @@
           <w:highlight w:val="white"/>
           <w:lang w:val="en-IL" w:bidi="he-IL"/>
         </w:rPr>
-        <w:t># This stage is used in production or when running from VS in regular mode (Default when not using the Debug configuration)</w:t>
-      </w:r>
-    </w:p>
-    <w:p>
-      <w:pPr>
-        <w:autoSpaceDE w:val="0"/>
-        <w:autoSpaceDN w:val="0"/>
-        <w:adjustRightInd w:val="0"/>
-        <w:spacing w:after="0" w:line="240" w:lineRule="auto"/>
+      </w:pPr>
+      <w:r>
         <w:rPr>
           <w:rFonts w:ascii="Cascadia Mono" w:hAnsi="Cascadia Mono" w:cs="Cascadia Mono"/>
           <w:color w:val="008000"/>
@@ -7355,8 +7243,11 @@
           <w:highlight w:val="white"/>
           <w:lang w:val="en-IL" w:bidi="he-IL"/>
         </w:rPr>
-      </w:pPr>
-      <w:r>
+        <w:t>FROM build AS publish</w:t>
+      </w:r>
+    </w:p>
+    <w:p>
+      <w:pPr>
         <w:rPr>
           <w:rFonts w:ascii="Cascadia Mono" w:hAnsi="Cascadia Mono" w:cs="Cascadia Mono"/>
           <w:color w:val="008000"/>
@@ -7365,15 +7256,8 @@
           <w:highlight w:val="white"/>
           <w:lang w:val="en-IL" w:bidi="he-IL"/>
         </w:rPr>
-        <w:t>FROM base AS final</w:t>
-      </w:r>
-    </w:p>
-    <w:p>
-      <w:pPr>
-        <w:autoSpaceDE w:val="0"/>
-        <w:autoSpaceDN w:val="0"/>
-        <w:adjustRightInd w:val="0"/>
-        <w:spacing w:after="0" w:line="240" w:lineRule="auto"/>
+      </w:pPr>
+      <w:r>
         <w:rPr>
           <w:rFonts w:ascii="Cascadia Mono" w:hAnsi="Cascadia Mono" w:cs="Cascadia Mono"/>
           <w:color w:val="008000"/>
@@ -7382,8 +7266,11 @@
           <w:highlight w:val="white"/>
           <w:lang w:val="en-IL" w:bidi="he-IL"/>
         </w:rPr>
-      </w:pPr>
-      <w:r>
+        <w:t>ARG BUILD_CONFIGURATION=Release</w:t>
+      </w:r>
+    </w:p>
+    <w:p>
+      <w:pPr>
         <w:rPr>
           <w:rFonts w:ascii="Cascadia Mono" w:hAnsi="Cascadia Mono" w:cs="Cascadia Mono"/>
           <w:color w:val="008000"/>
@@ -7392,15 +7279,8 @@
           <w:highlight w:val="white"/>
           <w:lang w:val="en-IL" w:bidi="he-IL"/>
         </w:rPr>
-        <w:t>WORKDIR /app</w:t>
-      </w:r>
-    </w:p>
-    <w:p>
-      <w:pPr>
-        <w:autoSpaceDE w:val="0"/>
-        <w:autoSpaceDN w:val="0"/>
-        <w:adjustRightInd w:val="0"/>
-        <w:spacing w:after="0" w:line="240" w:lineRule="auto"/>
+      </w:pPr>
+      <w:r>
         <w:rPr>
           <w:rFonts w:ascii="Cascadia Mono" w:hAnsi="Cascadia Mono" w:cs="Cascadia Mono"/>
           <w:color w:val="008000"/>
@@ -7409,7 +7289,10 @@
           <w:highlight w:val="white"/>
           <w:lang w:val="en-IL" w:bidi="he-IL"/>
         </w:rPr>
-      </w:pPr>
+        <w:t>RUN dotnet publish "./A2C.CRM.Api.csproj" -c $BUILD_CONFIGURATION -o /app/publish /</w:t>
+      </w:r>
+      <w:proofErr w:type="spellStart"/>
+      <w:proofErr w:type="gramStart"/>
       <w:r>
         <w:rPr>
           <w:rFonts w:ascii="Cascadia Mono" w:hAnsi="Cascadia Mono" w:cs="Cascadia Mono"/>
@@ -7419,7 +7302,111 @@
           <w:highlight w:val="white"/>
           <w:lang w:val="en-IL" w:bidi="he-IL"/>
         </w:rPr>
-        <w:lastRenderedPageBreak/>
+        <w:t>p:UseAppHost</w:t>
+      </w:r>
+      <w:proofErr w:type="spellEnd"/>
+      <w:proofErr w:type="gramEnd"/>
+      <w:r>
+        <w:rPr>
+          <w:rFonts w:ascii="Cascadia Mono" w:hAnsi="Cascadia Mono" w:cs="Cascadia Mono"/>
+          <w:color w:val="008000"/>
+          <w:sz w:val="19"/>
+          <w:szCs w:val="19"/>
+          <w:highlight w:val="white"/>
+          <w:lang w:val="en-IL" w:bidi="he-IL"/>
+        </w:rPr>
+        <w:t>=false</w:t>
+      </w:r>
+    </w:p>
+    <w:p>
+      <w:pPr>
+        <w:rPr>
+          <w:rFonts w:ascii="Cascadia Mono" w:hAnsi="Cascadia Mono" w:cs="Cascadia Mono"/>
+          <w:color w:val="008000"/>
+          <w:sz w:val="19"/>
+          <w:szCs w:val="19"/>
+          <w:highlight w:val="white"/>
+          <w:lang w:val="en-IL" w:bidi="he-IL"/>
+        </w:rPr>
+      </w:pPr>
+      <w:r>
+        <w:rPr>
+          <w:rFonts w:ascii="Cascadia Mono" w:hAnsi="Cascadia Mono" w:cs="Cascadia Mono"/>
+          <w:color w:val="008000"/>
+          <w:sz w:val="19"/>
+          <w:szCs w:val="19"/>
+          <w:highlight w:val="white"/>
+          <w:lang w:val="en-IL" w:bidi="he-IL"/>
+        </w:rPr>
+        <w:t># This stage is used in production or when running from VS in regular mode (Default when not using the Debug configuration)</w:t>
+      </w:r>
+    </w:p>
+    <w:p>
+      <w:pPr>
+        <w:rPr>
+          <w:rFonts w:ascii="Cascadia Mono" w:hAnsi="Cascadia Mono" w:cs="Cascadia Mono"/>
+          <w:color w:val="008000"/>
+          <w:sz w:val="19"/>
+          <w:szCs w:val="19"/>
+          <w:highlight w:val="white"/>
+          <w:lang w:val="en-IL" w:bidi="he-IL"/>
+        </w:rPr>
+      </w:pPr>
+      <w:r>
+        <w:rPr>
+          <w:rFonts w:ascii="Cascadia Mono" w:hAnsi="Cascadia Mono" w:cs="Cascadia Mono"/>
+          <w:color w:val="008000"/>
+          <w:sz w:val="19"/>
+          <w:szCs w:val="19"/>
+          <w:highlight w:val="white"/>
+          <w:lang w:val="en-IL" w:bidi="he-IL"/>
+        </w:rPr>
+        <w:t>FROM base AS final</w:t>
+      </w:r>
+    </w:p>
+    <w:p>
+      <w:pPr>
+        <w:rPr>
+          <w:rFonts w:ascii="Cascadia Mono" w:hAnsi="Cascadia Mono" w:cs="Cascadia Mono"/>
+          <w:color w:val="008000"/>
+          <w:sz w:val="19"/>
+          <w:szCs w:val="19"/>
+          <w:highlight w:val="white"/>
+          <w:lang w:val="en-IL" w:bidi="he-IL"/>
+        </w:rPr>
+      </w:pPr>
+      <w:r>
+        <w:rPr>
+          <w:rFonts w:ascii="Cascadia Mono" w:hAnsi="Cascadia Mono" w:cs="Cascadia Mono"/>
+          <w:color w:val="008000"/>
+          <w:sz w:val="19"/>
+          <w:szCs w:val="19"/>
+          <w:highlight w:val="white"/>
+          <w:lang w:val="en-IL" w:bidi="he-IL"/>
+        </w:rPr>
+        <w:t>WORKDIR /app</w:t>
+      </w:r>
+    </w:p>
+    <w:p>
+      <w:pPr>
+        <w:rPr>
+          <w:rFonts w:ascii="Cascadia Mono" w:hAnsi="Cascadia Mono" w:cs="Cascadia Mono"/>
+          <w:color w:val="008000"/>
+          <w:sz w:val="19"/>
+          <w:szCs w:val="19"/>
+          <w:highlight w:val="white"/>
+          <w:lang w:val="en-IL" w:bidi="he-IL"/>
+        </w:rPr>
+      </w:pPr>
+      <w:r>
+        <w:rPr>
+          <w:rFonts w:ascii="Cascadia Mono" w:hAnsi="Cascadia Mono" w:cs="Cascadia Mono"/>
+          <w:color w:val="008000"/>
+          <w:sz w:val="19"/>
+          <w:szCs w:val="19"/>
+          <w:highlight w:val="white"/>
+          <w:lang w:val="en-IL" w:bidi="he-IL"/>
+        </w:rPr>
         <w:t>COPY --from=publish /app/</w:t>
       </w:r>
       <w:proofErr w:type="gramStart"/>
@@ -7610,6 +7597,7 @@
         <w:rPr>
           <w:lang w:eastAsia="ja-JP"/>
         </w:rPr>
+        <w:lastRenderedPageBreak/>
         <w:t xml:space="preserve">      - "8080:80"</w:t>
       </w:r>
     </w:p>
@@ -8444,6 +8432,7 @@
         <w:rPr>
           <w:lang w:eastAsia="ja-JP"/>
         </w:rPr>
+        <w:lastRenderedPageBreak/>
         <w:t xml:space="preserve">    volumes:</w:t>
       </w:r>
     </w:p>
@@ -10407,7 +10396,6 @@
   <w:style w:type="character" w:default="1" w:styleId="DefaultParagraphFont">
     <w:name w:val="Default Paragraph Font"/>
     <w:uiPriority w:val="1"/>
-    <w:semiHidden/>
     <w:unhideWhenUsed/>
   </w:style>
   <w:style w:type="table" w:default="1" w:styleId="TableNormal">

--- a/Documentations/A2C_SDD.docx
+++ b/Documentations/A2C_SDD.docx
@@ -132,7 +132,7 @@
           <w:rFonts w:cstheme="majorHAnsi"/>
         </w:rPr>
       </w:pPr>
-      <w:bookmarkStart w:id="0" w:name="_Toc205676414"/>
+      <w:bookmarkStart w:id="0" w:name="_Toc206168148"/>
       <w:r>
         <w:rPr>
           <w:rFonts w:cstheme="majorHAnsi"/>
@@ -146,6 +146,7 @@
       <w:pPr>
         <w:pStyle w:val="TOC1"/>
         <w:tabs>
+          <w:tab w:val="left" w:pos="480"/>
           <w:tab w:val="right" w:leader="dot" w:pos="8630"/>
         </w:tabs>
         <w:rPr>
@@ -175,13 +176,32 @@
         </w:rPr>
         <w:fldChar w:fldCharType="separate"/>
       </w:r>
-      <w:hyperlink w:anchor="_Toc205676414" w:history="1">
+      <w:hyperlink w:anchor="_Toc206168148" w:history="1">
         <w:r>
           <w:rPr>
             <w:rStyle w:val="Hyperlink"/>
             <w:rFonts w:cstheme="majorHAnsi"/>
             <w:noProof/>
           </w:rPr>
+          <w:t>1</w:t>
+        </w:r>
+        <w:r>
+          <w:rPr>
+            <w:noProof/>
+            <w:kern w:val="2"/>
+            <w:sz w:val="24"/>
+            <w:szCs w:val="24"/>
+            <w:lang w:val="en-IL" w:eastAsia="ja-JP" w:bidi="he-IL"/>
+            <w14:ligatures w14:val="standardContextual"/>
+          </w:rPr>
+          <w:tab/>
+        </w:r>
+        <w:r>
+          <w:rPr>
+            <w:rStyle w:val="Hyperlink"/>
+            <w:rFonts w:cstheme="majorHAnsi"/>
+            <w:noProof/>
+          </w:rPr>
           <w:t>Table of Contents</w:t>
         </w:r>
         <w:r>
@@ -203,7 +223,7 @@
             <w:noProof/>
             <w:webHidden/>
           </w:rPr>
-          <w:instrText xml:space="preserve"> PAGEREF _Toc205676414 \h </w:instrText>
+          <w:instrText xml:space="preserve"> PAGEREF _Toc206168148 \h </w:instrText>
         </w:r>
         <w:r>
           <w:rPr>
@@ -250,7 +270,7 @@
           <w14:ligatures w14:val="standardContextual"/>
         </w:rPr>
       </w:pPr>
-      <w:hyperlink w:anchor="_Toc205676415" w:history="1">
+      <w:hyperlink w:anchor="_Toc206168149" w:history="1">
         <w:r>
           <w:rPr>
             <w:rStyle w:val="Hyperlink"/>
@@ -297,7 +317,7 @@
             <w:noProof/>
             <w:webHidden/>
           </w:rPr>
-          <w:instrText xml:space="preserve"> PAGEREF _Toc205676415 \h </w:instrText>
+          <w:instrText xml:space="preserve"> PAGEREF _Toc206168149 \h </w:instrText>
         </w:r>
         <w:r>
           <w:rPr>
@@ -344,7 +364,7 @@
           <w14:ligatures w14:val="standardContextual"/>
         </w:rPr>
       </w:pPr>
-      <w:hyperlink w:anchor="_Toc205676416" w:history="1">
+      <w:hyperlink w:anchor="_Toc206168150" w:history="1">
         <w:r>
           <w:rPr>
             <w:rStyle w:val="Hyperlink"/>
@@ -391,7 +411,7 @@
             <w:noProof/>
             <w:webHidden/>
           </w:rPr>
-          <w:instrText xml:space="preserve"> PAGEREF _Toc205676416 \h </w:instrText>
+          <w:instrText xml:space="preserve"> PAGEREF _Toc206168150 \h </w:instrText>
         </w:r>
         <w:r>
           <w:rPr>
@@ -438,7 +458,7 @@
           <w14:ligatures w14:val="standardContextual"/>
         </w:rPr>
       </w:pPr>
-      <w:hyperlink w:anchor="_Toc205676417" w:history="1">
+      <w:hyperlink w:anchor="_Toc206168151" w:history="1">
         <w:r>
           <w:rPr>
             <w:rStyle w:val="Hyperlink"/>
@@ -485,7 +505,7 @@
             <w:noProof/>
             <w:webHidden/>
           </w:rPr>
-          <w:instrText xml:space="preserve"> PAGEREF _Toc205676417 \h </w:instrText>
+          <w:instrText xml:space="preserve"> PAGEREF _Toc206168151 \h </w:instrText>
         </w:r>
         <w:r>
           <w:rPr>
@@ -532,7 +552,7 @@
           <w14:ligatures w14:val="standardContextual"/>
         </w:rPr>
       </w:pPr>
-      <w:hyperlink w:anchor="_Toc205676418" w:history="1">
+      <w:hyperlink w:anchor="_Toc206168152" w:history="1">
         <w:r>
           <w:rPr>
             <w:rStyle w:val="Hyperlink"/>
@@ -579,7 +599,7 @@
             <w:noProof/>
             <w:webHidden/>
           </w:rPr>
-          <w:instrText xml:space="preserve"> PAGEREF _Toc205676418 \h </w:instrText>
+          <w:instrText xml:space="preserve"> PAGEREF _Toc206168152 \h </w:instrText>
         </w:r>
         <w:r>
           <w:rPr>
@@ -612,9 +632,9 @@
     </w:p>
     <w:p>
       <w:pPr>
-        <w:pStyle w:val="TOC1"/>
+        <w:pStyle w:val="TOC2"/>
         <w:tabs>
-          <w:tab w:val="left" w:pos="480"/>
+          <w:tab w:val="left" w:pos="960"/>
           <w:tab w:val="right" w:leader="dot" w:pos="8630"/>
         </w:tabs>
         <w:rPr>
@@ -626,14 +646,13 @@
           <w14:ligatures w14:val="standardContextual"/>
         </w:rPr>
       </w:pPr>
-      <w:hyperlink w:anchor="_Toc205676419" w:history="1">
+      <w:hyperlink w:anchor="_Toc206168157" w:history="1">
         <w:r>
           <w:rPr>
             <w:rStyle w:val="Hyperlink"/>
-            <w:rFonts w:cstheme="majorHAnsi"/>
-            <w:noProof/>
-          </w:rPr>
-          <w:t>5.</w:t>
+            <w:noProof/>
+          </w:rPr>
+          <w:t>4.1.</w:t>
         </w:r>
         <w:r>
           <w:rPr>
@@ -649,10 +668,9 @@
         <w:r>
           <w:rPr>
             <w:rStyle w:val="Hyperlink"/>
-            <w:rFonts w:cstheme="majorHAnsi"/>
-            <w:noProof/>
-          </w:rPr>
-          <w:t>API Design</w:t>
+            <w:noProof/>
+          </w:rPr>
+          <w:t>Entity Relations Diagrams</w:t>
         </w:r>
         <w:r>
           <w:rPr>
@@ -673,7 +691,7 @@
             <w:noProof/>
             <w:webHidden/>
           </w:rPr>
-          <w:instrText xml:space="preserve"> PAGEREF _Toc205676419 \h </w:instrText>
+          <w:instrText xml:space="preserve"> PAGEREF _Toc206168157 \h </w:instrText>
         </w:r>
         <w:r>
           <w:rPr>
@@ -693,7 +711,7 @@
             <w:noProof/>
             <w:webHidden/>
           </w:rPr>
-          <w:t>5</w:t>
+          <w:t>4</w:t>
         </w:r>
         <w:r>
           <w:rPr>
@@ -708,6 +726,7 @@
       <w:pPr>
         <w:pStyle w:val="TOC2"/>
         <w:tabs>
+          <w:tab w:val="left" w:pos="960"/>
           <w:tab w:val="right" w:leader="dot" w:pos="8630"/>
         </w:tabs>
         <w:rPr>
@@ -719,14 +738,43 @@
           <w14:ligatures w14:val="standardContextual"/>
         </w:rPr>
       </w:pPr>
-      <w:hyperlink w:anchor="_Toc205676420" w:history="1">
+      <w:hyperlink w:anchor="_Toc206168158" w:history="1">
         <w:r>
           <w:rPr>
             <w:rStyle w:val="Hyperlink"/>
             <w:rFonts w:cstheme="majorHAnsi"/>
             <w:noProof/>
-          </w:rPr>
-          <w:t>Authentication Service</w:t>
+            <w:lang w:eastAsia="ja-JP"/>
+          </w:rPr>
+          <w:t>4.2.</w:t>
+        </w:r>
+        <w:r>
+          <w:rPr>
+            <w:noProof/>
+            <w:kern w:val="2"/>
+            <w:sz w:val="24"/>
+            <w:szCs w:val="24"/>
+            <w:lang w:val="en-IL" w:eastAsia="ja-JP" w:bidi="he-IL"/>
+            <w14:ligatures w14:val="standardContextual"/>
+          </w:rPr>
+          <w:tab/>
+        </w:r>
+        <w:r>
+          <w:rPr>
+            <w:rStyle w:val="Hyperlink"/>
+            <w:rFonts w:cstheme="majorHAnsi"/>
+            <w:noProof/>
+          </w:rPr>
+          <w:t>Entity Relations</w:t>
+        </w:r>
+        <w:r>
+          <w:rPr>
+            <w:rStyle w:val="Hyperlink"/>
+            <w:rFonts w:cstheme="majorHAnsi"/>
+            <w:noProof/>
+            <w:lang w:eastAsia="ja-JP"/>
+          </w:rPr>
+          <w:t xml:space="preserve"> Model</w:t>
         </w:r>
         <w:r>
           <w:rPr>
@@ -747,7 +795,7 @@
             <w:noProof/>
             <w:webHidden/>
           </w:rPr>
-          <w:instrText xml:space="preserve"> PAGEREF _Toc205676420 \h </w:instrText>
+          <w:instrText xml:space="preserve"> PAGEREF _Toc206168158 \h </w:instrText>
         </w:r>
         <w:r>
           <w:rPr>
@@ -767,7 +815,7 @@
             <w:noProof/>
             <w:webHidden/>
           </w:rPr>
-          <w:t>5</w:t>
+          <w:t>4</w:t>
         </w:r>
         <w:r>
           <w:rPr>
@@ -780,8 +828,9 @@
     </w:p>
     <w:p>
       <w:pPr>
-        <w:pStyle w:val="TOC2"/>
+        <w:pStyle w:val="TOC1"/>
         <w:tabs>
+          <w:tab w:val="left" w:pos="480"/>
           <w:tab w:val="right" w:leader="dot" w:pos="8630"/>
         </w:tabs>
         <w:rPr>
@@ -793,14 +842,43 @@
           <w14:ligatures w14:val="standardContextual"/>
         </w:rPr>
       </w:pPr>
-      <w:hyperlink w:anchor="_Toc205676421" w:history="1">
+      <w:hyperlink w:anchor="_Toc206168159" w:history="1">
         <w:r>
           <w:rPr>
             <w:rStyle w:val="Hyperlink"/>
             <w:rFonts w:cstheme="majorHAnsi"/>
             <w:noProof/>
           </w:rPr>
-          <w:t>Customers Service</w:t>
+          <w:t>5.</w:t>
+        </w:r>
+        <w:r>
+          <w:rPr>
+            <w:noProof/>
+            <w:kern w:val="2"/>
+            <w:sz w:val="24"/>
+            <w:szCs w:val="24"/>
+            <w:lang w:val="en-IL" w:eastAsia="ja-JP" w:bidi="he-IL"/>
+            <w14:ligatures w14:val="standardContextual"/>
+          </w:rPr>
+          <w:tab/>
+        </w:r>
+        <w:r>
+          <w:rPr>
+            <w:rStyle w:val="Hyperlink"/>
+            <w:rFonts w:ascii="Cascadia Mono" w:hAnsi="Cascadia Mono" w:cs="Cascadia Mono"/>
+            <w:noProof/>
+            <w:highlight w:val="white"/>
+            <w:lang w:val="en-IL"/>
+          </w:rPr>
+          <w:t>}</w:t>
+        </w:r>
+        <w:r>
+          <w:rPr>
+            <w:rStyle w:val="Hyperlink"/>
+            <w:rFonts w:cstheme="majorHAnsi"/>
+            <w:noProof/>
+          </w:rPr>
+          <w:t>API Design</w:t>
         </w:r>
         <w:r>
           <w:rPr>
@@ -821,7 +899,7 @@
             <w:noProof/>
             <w:webHidden/>
           </w:rPr>
-          <w:instrText xml:space="preserve"> PAGEREF _Toc205676421 \h </w:instrText>
+          <w:instrText xml:space="preserve"> PAGEREF _Toc206168159 \h </w:instrText>
         </w:r>
         <w:r>
           <w:rPr>
@@ -856,6 +934,7 @@
       <w:pPr>
         <w:pStyle w:val="TOC2"/>
         <w:tabs>
+          <w:tab w:val="left" w:pos="960"/>
           <w:tab w:val="right" w:leader="dot" w:pos="8630"/>
         </w:tabs>
         <w:rPr>
@@ -867,14 +946,33 @@
           <w14:ligatures w14:val="standardContextual"/>
         </w:rPr>
       </w:pPr>
-      <w:hyperlink w:anchor="_Toc205676422" w:history="1">
+      <w:hyperlink w:anchor="_Toc206168160" w:history="1">
         <w:r>
           <w:rPr>
             <w:rStyle w:val="Hyperlink"/>
             <w:rFonts w:cstheme="majorHAnsi"/>
             <w:noProof/>
           </w:rPr>
-          <w:t>Orders Service</w:t>
+          <w:t>1.1</w:t>
+        </w:r>
+        <w:r>
+          <w:rPr>
+            <w:noProof/>
+            <w:kern w:val="2"/>
+            <w:sz w:val="24"/>
+            <w:szCs w:val="24"/>
+            <w:lang w:val="en-IL" w:eastAsia="ja-JP" w:bidi="he-IL"/>
+            <w14:ligatures w14:val="standardContextual"/>
+          </w:rPr>
+          <w:tab/>
+        </w:r>
+        <w:r>
+          <w:rPr>
+            <w:rStyle w:val="Hyperlink"/>
+            <w:rFonts w:cstheme="majorHAnsi"/>
+            <w:noProof/>
+          </w:rPr>
+          <w:t>Authentication Service</w:t>
         </w:r>
         <w:r>
           <w:rPr>
@@ -895,7 +993,7 @@
             <w:noProof/>
             <w:webHidden/>
           </w:rPr>
-          <w:instrText xml:space="preserve"> PAGEREF _Toc205676422 \h </w:instrText>
+          <w:instrText xml:space="preserve"> PAGEREF _Toc206168160 \h </w:instrText>
         </w:r>
         <w:r>
           <w:rPr>
@@ -930,6 +1028,7 @@
       <w:pPr>
         <w:pStyle w:val="TOC2"/>
         <w:tabs>
+          <w:tab w:val="left" w:pos="960"/>
           <w:tab w:val="right" w:leader="dot" w:pos="8630"/>
         </w:tabs>
         <w:rPr>
@@ -941,14 +1040,33 @@
           <w14:ligatures w14:val="standardContextual"/>
         </w:rPr>
       </w:pPr>
-      <w:hyperlink w:anchor="_Toc205676423" w:history="1">
+      <w:hyperlink w:anchor="_Toc206168161" w:history="1">
         <w:r>
           <w:rPr>
             <w:rStyle w:val="Hyperlink"/>
             <w:rFonts w:cstheme="majorHAnsi"/>
             <w:noProof/>
           </w:rPr>
-          <w:t>Logging Service</w:t>
+          <w:t>1.2</w:t>
+        </w:r>
+        <w:r>
+          <w:rPr>
+            <w:noProof/>
+            <w:kern w:val="2"/>
+            <w:sz w:val="24"/>
+            <w:szCs w:val="24"/>
+            <w:lang w:val="en-IL" w:eastAsia="ja-JP" w:bidi="he-IL"/>
+            <w14:ligatures w14:val="standardContextual"/>
+          </w:rPr>
+          <w:tab/>
+        </w:r>
+        <w:r>
+          <w:rPr>
+            <w:rStyle w:val="Hyperlink"/>
+            <w:rFonts w:cstheme="majorHAnsi"/>
+            <w:noProof/>
+          </w:rPr>
+          <w:t>Customers Service</w:t>
         </w:r>
         <w:r>
           <w:rPr>
@@ -969,7 +1087,7 @@
             <w:noProof/>
             <w:webHidden/>
           </w:rPr>
-          <w:instrText xml:space="preserve"> PAGEREF _Toc205676423 \h </w:instrText>
+          <w:instrText xml:space="preserve"> PAGEREF _Toc206168161 \h </w:instrText>
         </w:r>
         <w:r>
           <w:rPr>
@@ -989,7 +1107,7 @@
             <w:noProof/>
             <w:webHidden/>
           </w:rPr>
-          <w:t>6</w:t>
+          <w:t>5</w:t>
         </w:r>
         <w:r>
           <w:rPr>
@@ -1015,14 +1133,14 @@
           <w14:ligatures w14:val="standardContextual"/>
         </w:rPr>
       </w:pPr>
-      <w:hyperlink w:anchor="_Toc205676424" w:history="1">
+      <w:hyperlink w:anchor="_Toc206168162" w:history="1">
         <w:r>
           <w:rPr>
             <w:rStyle w:val="Hyperlink"/>
             <w:rFonts w:cstheme="majorHAnsi"/>
             <w:noProof/>
           </w:rPr>
-          <w:t>Notification Service</w:t>
+          <w:t>1.3</w:t>
         </w:r>
         <w:r>
           <w:rPr>
@@ -1043,7 +1161,7 @@
             <w:noProof/>
             <w:webHidden/>
           </w:rPr>
-          <w:instrText xml:space="preserve"> PAGEREF _Toc205676424 \h </w:instrText>
+          <w:instrText xml:space="preserve"> PAGEREF _Toc206168162 \h </w:instrText>
         </w:r>
         <w:r>
           <w:rPr>
@@ -1076,9 +1194,9 @@
     </w:p>
     <w:p>
       <w:pPr>
-        <w:pStyle w:val="TOC1"/>
+        <w:pStyle w:val="TOC2"/>
         <w:tabs>
-          <w:tab w:val="left" w:pos="480"/>
+          <w:tab w:val="left" w:pos="960"/>
           <w:tab w:val="right" w:leader="dot" w:pos="8630"/>
         </w:tabs>
         <w:rPr>
@@ -1090,14 +1208,14 @@
           <w14:ligatures w14:val="standardContextual"/>
         </w:rPr>
       </w:pPr>
-      <w:hyperlink w:anchor="_Toc205676425" w:history="1">
+      <w:hyperlink w:anchor="_Toc206168163" w:history="1">
         <w:r>
           <w:rPr>
             <w:rStyle w:val="Hyperlink"/>
             <w:rFonts w:cstheme="majorHAnsi"/>
             <w:noProof/>
           </w:rPr>
-          <w:t>6.</w:t>
+          <w:t>1.4</w:t>
         </w:r>
         <w:r>
           <w:rPr>
@@ -1115,9 +1233,8 @@
             <w:rStyle w:val="Hyperlink"/>
             <w:rFonts w:cstheme="majorHAnsi"/>
             <w:noProof/>
-            <w:lang w:eastAsia="ja-JP"/>
-          </w:rPr>
-          <w:t>REST API Diagram</w:t>
+          </w:rPr>
+          <w:t>Orders Service</w:t>
         </w:r>
         <w:r>
           <w:rPr>
@@ -1138,7 +1255,7 @@
             <w:noProof/>
             <w:webHidden/>
           </w:rPr>
-          <w:instrText xml:space="preserve"> PAGEREF _Toc205676425 \h </w:instrText>
+          <w:instrText xml:space="preserve"> PAGEREF _Toc206168163 \h </w:instrText>
         </w:r>
         <w:r>
           <w:rPr>
@@ -1158,7 +1275,7 @@
             <w:noProof/>
             <w:webHidden/>
           </w:rPr>
-          <w:t>7</w:t>
+          <w:t>6</w:t>
         </w:r>
         <w:r>
           <w:rPr>
@@ -1171,9 +1288,9 @@
     </w:p>
     <w:p>
       <w:pPr>
-        <w:pStyle w:val="TOC1"/>
+        <w:pStyle w:val="TOC2"/>
         <w:tabs>
-          <w:tab w:val="left" w:pos="480"/>
+          <w:tab w:val="left" w:pos="960"/>
           <w:tab w:val="right" w:leader="dot" w:pos="8630"/>
         </w:tabs>
         <w:rPr>
@@ -1185,14 +1302,14 @@
           <w14:ligatures w14:val="standardContextual"/>
         </w:rPr>
       </w:pPr>
-      <w:hyperlink w:anchor="_Toc205676426" w:history="1">
+      <w:hyperlink w:anchor="_Toc206168164" w:history="1">
         <w:r>
           <w:rPr>
             <w:rStyle w:val="Hyperlink"/>
             <w:rFonts w:cstheme="majorHAnsi"/>
             <w:noProof/>
           </w:rPr>
-          <w:t>7.</w:t>
+          <w:t>1.5</w:t>
         </w:r>
         <w:r>
           <w:rPr>
@@ -1210,9 +1327,8 @@
             <w:rStyle w:val="Hyperlink"/>
             <w:rFonts w:cstheme="majorHAnsi"/>
             <w:noProof/>
-            <w:lang w:eastAsia="ja-JP"/>
-          </w:rPr>
-          <w:t>Sequence Diagrams</w:t>
+          </w:rPr>
+          <w:t>Logging Service</w:t>
         </w:r>
         <w:r>
           <w:rPr>
@@ -1233,7 +1349,7 @@
             <w:noProof/>
             <w:webHidden/>
           </w:rPr>
-          <w:instrText xml:space="preserve"> PAGEREF _Toc205676426 \h </w:instrText>
+          <w:instrText xml:space="preserve"> PAGEREF _Toc206168164 \h </w:instrText>
         </w:r>
         <w:r>
           <w:rPr>
@@ -1253,7 +1369,7 @@
             <w:noProof/>
             <w:webHidden/>
           </w:rPr>
-          <w:t>8</w:t>
+          <w:t>6</w:t>
         </w:r>
         <w:r>
           <w:rPr>
@@ -1268,6 +1384,7 @@
       <w:pPr>
         <w:pStyle w:val="TOC2"/>
         <w:tabs>
+          <w:tab w:val="left" w:pos="960"/>
           <w:tab w:val="right" w:leader="dot" w:pos="8630"/>
         </w:tabs>
         <w:rPr>
@@ -1279,15 +1396,33 @@
           <w14:ligatures w14:val="standardContextual"/>
         </w:rPr>
       </w:pPr>
-      <w:hyperlink w:anchor="_Toc205676427" w:history="1">
+      <w:hyperlink w:anchor="_Toc206168165" w:history="1">
         <w:r>
           <w:rPr>
             <w:rStyle w:val="Hyperlink"/>
             <w:rFonts w:cstheme="majorHAnsi"/>
             <w:noProof/>
-            <w:lang w:eastAsia="ja-JP"/>
-          </w:rPr>
-          <w:t>User Valid Login –Sequence Diagram:</w:t>
+          </w:rPr>
+          <w:t>1.6</w:t>
+        </w:r>
+        <w:r>
+          <w:rPr>
+            <w:noProof/>
+            <w:kern w:val="2"/>
+            <w:sz w:val="24"/>
+            <w:szCs w:val="24"/>
+            <w:lang w:val="en-IL" w:eastAsia="ja-JP" w:bidi="he-IL"/>
+            <w14:ligatures w14:val="standardContextual"/>
+          </w:rPr>
+          <w:tab/>
+        </w:r>
+        <w:r>
+          <w:rPr>
+            <w:rStyle w:val="Hyperlink"/>
+            <w:rFonts w:cstheme="majorHAnsi"/>
+            <w:noProof/>
+          </w:rPr>
+          <w:t>Notification Service</w:t>
         </w:r>
         <w:r>
           <w:rPr>
@@ -1308,7 +1443,7 @@
             <w:noProof/>
             <w:webHidden/>
           </w:rPr>
-          <w:instrText xml:space="preserve"> PAGEREF _Toc205676427 \h </w:instrText>
+          <w:instrText xml:space="preserve"> PAGEREF _Toc206168165 \h </w:instrText>
         </w:r>
         <w:r>
           <w:rPr>
@@ -1328,7 +1463,7 @@
             <w:noProof/>
             <w:webHidden/>
           </w:rPr>
-          <w:t>8</w:t>
+          <w:t>6</w:t>
         </w:r>
         <w:r>
           <w:rPr>
@@ -1341,8 +1476,9 @@
     </w:p>
     <w:p>
       <w:pPr>
-        <w:pStyle w:val="TOC2"/>
+        <w:pStyle w:val="TOC1"/>
         <w:tabs>
+          <w:tab w:val="left" w:pos="480"/>
           <w:tab w:val="right" w:leader="dot" w:pos="8630"/>
         </w:tabs>
         <w:rPr>
@@ -1354,14 +1490,34 @@
           <w14:ligatures w14:val="standardContextual"/>
         </w:rPr>
       </w:pPr>
-      <w:hyperlink w:anchor="_Toc205676428" w:history="1">
+      <w:hyperlink w:anchor="_Toc206168166" w:history="1">
         <w:r>
           <w:rPr>
             <w:rStyle w:val="Hyperlink"/>
+            <w:rFonts w:cstheme="majorHAnsi"/>
+            <w:noProof/>
+          </w:rPr>
+          <w:t>6.</w:t>
+        </w:r>
+        <w:r>
+          <w:rPr>
+            <w:noProof/>
+            <w:kern w:val="2"/>
+            <w:sz w:val="24"/>
+            <w:szCs w:val="24"/>
+            <w:lang w:val="en-IL" w:eastAsia="ja-JP" w:bidi="he-IL"/>
+            <w14:ligatures w14:val="standardContextual"/>
+          </w:rPr>
+          <w:tab/>
+        </w:r>
+        <w:r>
+          <w:rPr>
+            <w:rStyle w:val="Hyperlink"/>
+            <w:rFonts w:cstheme="majorHAnsi"/>
             <w:noProof/>
             <w:lang w:eastAsia="ja-JP"/>
           </w:rPr>
-          <w:t>User Valid Login Sequence Explanation</w:t>
+          <w:t>REST API Diagram</w:t>
         </w:r>
         <w:r>
           <w:rPr>
@@ -1382,7 +1538,7 @@
             <w:noProof/>
             <w:webHidden/>
           </w:rPr>
-          <w:instrText xml:space="preserve"> PAGEREF _Toc205676428 \h </w:instrText>
+          <w:instrText xml:space="preserve"> PAGEREF _Toc206168166 \h </w:instrText>
         </w:r>
         <w:r>
           <w:rPr>
@@ -1402,7 +1558,7 @@
             <w:noProof/>
             <w:webHidden/>
           </w:rPr>
-          <w:t>9</w:t>
+          <w:t>7</w:t>
         </w:r>
         <w:r>
           <w:rPr>
@@ -1415,9 +1571,9 @@
     </w:p>
     <w:p>
       <w:pPr>
-        <w:pStyle w:val="TOC2"/>
+        <w:pStyle w:val="TOC1"/>
         <w:tabs>
-          <w:tab w:val="left" w:pos="720"/>
+          <w:tab w:val="left" w:pos="480"/>
           <w:tab w:val="right" w:leader="dot" w:pos="8630"/>
         </w:tabs>
         <w:rPr>
@@ -1429,15 +1585,14 @@
           <w14:ligatures w14:val="standardContextual"/>
         </w:rPr>
       </w:pPr>
-      <w:hyperlink w:anchor="_Toc205676429" w:history="1">
+      <w:hyperlink w:anchor="_Toc206168167" w:history="1">
         <w:r>
           <w:rPr>
             <w:rStyle w:val="Hyperlink"/>
             <w:rFonts w:cstheme="majorHAnsi"/>
             <w:noProof/>
-            <w:lang w:val="en-IL" w:eastAsia="ja-JP"/>
-          </w:rPr>
-          <w:t>1.</w:t>
+          </w:rPr>
+          <w:t>7.</w:t>
         </w:r>
         <w:r>
           <w:rPr>
@@ -1455,9 +1610,9 @@
             <w:rStyle w:val="Hyperlink"/>
             <w:rFonts w:cstheme="majorHAnsi"/>
             <w:noProof/>
-            <w:lang w:val="en-IL" w:eastAsia="ja-JP"/>
-          </w:rPr>
-          <w:t>User enters email &amp; password in Client App</w:t>
+            <w:lang w:eastAsia="ja-JP"/>
+          </w:rPr>
+          <w:t>Sequence Diagrams</w:t>
         </w:r>
         <w:r>
           <w:rPr>
@@ -1478,7 +1633,7 @@
             <w:noProof/>
             <w:webHidden/>
           </w:rPr>
-          <w:instrText xml:space="preserve"> PAGEREF _Toc205676429 \h </w:instrText>
+          <w:instrText xml:space="preserve"> PAGEREF _Toc206168167 \h </w:instrText>
         </w:r>
         <w:r>
           <w:rPr>
@@ -1498,7 +1653,7 @@
             <w:noProof/>
             <w:webHidden/>
           </w:rPr>
-          <w:t>9</w:t>
+          <w:t>8</w:t>
         </w:r>
         <w:r>
           <w:rPr>
@@ -1513,7 +1668,7 @@
       <w:pPr>
         <w:pStyle w:val="TOC2"/>
         <w:tabs>
-          <w:tab w:val="left" w:pos="720"/>
+          <w:tab w:val="left" w:pos="960"/>
           <w:tab w:val="right" w:leader="dot" w:pos="8630"/>
         </w:tabs>
         <w:rPr>
@@ -1525,7 +1680,7 @@
           <w14:ligatures w14:val="standardContextual"/>
         </w:rPr>
       </w:pPr>
-      <w:hyperlink w:anchor="_Toc205676430" w:history="1">
+      <w:hyperlink w:anchor="_Toc206168168" w:history="1">
         <w:r>
           <w:rPr>
             <w:rStyle w:val="Hyperlink"/>
@@ -1533,7 +1688,7 @@
             <w:noProof/>
             <w:lang w:val="en-IL" w:eastAsia="ja-JP"/>
           </w:rPr>
-          <w:t>2.</w:t>
+          <w:t>1.7</w:t>
         </w:r>
         <w:r>
           <w:rPr>
@@ -1551,9 +1706,9 @@
             <w:rStyle w:val="Hyperlink"/>
             <w:rFonts w:cstheme="majorHAnsi"/>
             <w:noProof/>
-            <w:lang w:val="en-IL" w:eastAsia="ja-JP"/>
-          </w:rPr>
-          <w:t>Client sends POST /login (JSON) to Server API</w:t>
+            <w:lang w:eastAsia="ja-JP"/>
+          </w:rPr>
+          <w:t>User Valid Login –Sequence Diagram:</w:t>
         </w:r>
         <w:r>
           <w:rPr>
@@ -1574,7 +1729,7 @@
             <w:noProof/>
             <w:webHidden/>
           </w:rPr>
-          <w:instrText xml:space="preserve"> PAGEREF _Toc205676430 \h </w:instrText>
+          <w:instrText xml:space="preserve"> PAGEREF _Toc206168168 \h </w:instrText>
         </w:r>
         <w:r>
           <w:rPr>
@@ -1594,7 +1749,7 @@
             <w:noProof/>
             <w:webHidden/>
           </w:rPr>
-          <w:t>9</w:t>
+          <w:t>8</w:t>
         </w:r>
         <w:r>
           <w:rPr>
@@ -1609,7 +1764,7 @@
       <w:pPr>
         <w:pStyle w:val="TOC2"/>
         <w:tabs>
-          <w:tab w:val="left" w:pos="720"/>
+          <w:tab w:val="left" w:pos="960"/>
           <w:tab w:val="right" w:leader="dot" w:pos="8630"/>
         </w:tabs>
         <w:rPr>
@@ -1621,15 +1776,14 @@
           <w14:ligatures w14:val="standardContextual"/>
         </w:rPr>
       </w:pPr>
-      <w:hyperlink w:anchor="_Toc205676431" w:history="1">
+      <w:hyperlink w:anchor="_Toc206168169" w:history="1">
         <w:r>
           <w:rPr>
             <w:rStyle w:val="Hyperlink"/>
-            <w:rFonts w:cstheme="majorHAnsi"/>
-            <w:noProof/>
-            <w:lang w:val="en-IL" w:eastAsia="ja-JP"/>
-          </w:rPr>
-          <w:t>3.</w:t>
+            <w:noProof/>
+            <w:lang w:eastAsia="ja-JP"/>
+          </w:rPr>
+          <w:t>1.8</w:t>
         </w:r>
         <w:r>
           <w:rPr>
@@ -1645,11 +1799,10 @@
         <w:r>
           <w:rPr>
             <w:rStyle w:val="Hyperlink"/>
-            <w:rFonts w:cstheme="majorHAnsi"/>
-            <w:noProof/>
-            <w:lang w:val="en-IL" w:eastAsia="ja-JP"/>
-          </w:rPr>
-          <w:t>Server validates Email, Password in Database</w:t>
+            <w:noProof/>
+            <w:lang w:eastAsia="ja-JP"/>
+          </w:rPr>
+          <w:t>User Valid Login Sequence Explanation</w:t>
         </w:r>
         <w:r>
           <w:rPr>
@@ -1670,7 +1823,7 @@
             <w:noProof/>
             <w:webHidden/>
           </w:rPr>
-          <w:instrText xml:space="preserve"> PAGEREF _Toc205676431 \h </w:instrText>
+          <w:instrText xml:space="preserve"> PAGEREF _Toc206168169 \h </w:instrText>
         </w:r>
         <w:r>
           <w:rPr>
@@ -1717,7 +1870,7 @@
           <w14:ligatures w14:val="standardContextual"/>
         </w:rPr>
       </w:pPr>
-      <w:hyperlink w:anchor="_Toc205676432" w:history="1">
+      <w:hyperlink w:anchor="_Toc206168170" w:history="1">
         <w:r>
           <w:rPr>
             <w:rStyle w:val="Hyperlink"/>
@@ -1725,7 +1878,7 @@
             <w:noProof/>
             <w:lang w:val="en-IL" w:eastAsia="ja-JP"/>
           </w:rPr>
-          <w:t>4.</w:t>
+          <w:t>1.</w:t>
         </w:r>
         <w:r>
           <w:rPr>
@@ -1745,34 +1898,7 @@
             <w:noProof/>
             <w:lang w:val="en-IL" w:eastAsia="ja-JP"/>
           </w:rPr>
-          <w:t xml:space="preserve">Email &amp; Password are </w:t>
-        </w:r>
-        <w:r>
-          <w:rPr>
-            <w:rStyle w:val="Hyperlink"/>
-            <w:rFonts w:cstheme="majorHAnsi" w:hint="eastAsia"/>
-            <w:noProof/>
-            <w:lang w:val="en-IL" w:eastAsia="ja-JP"/>
-          </w:rPr>
-          <w:t xml:space="preserve">valid </w:t>
-        </w:r>
-        <w:r>
-          <w:rPr>
-            <w:rStyle w:val="Hyperlink"/>
-            <w:rFonts w:cstheme="majorHAnsi" w:hint="eastAsia"/>
-            <w:noProof/>
-            <w:lang w:val="en-IL" w:eastAsia="ja-JP"/>
-          </w:rPr>
-          <w:t>→</w:t>
-        </w:r>
-        <w:r>
-          <w:rPr>
-            <w:rStyle w:val="Hyperlink"/>
-            <w:rFonts w:cstheme="majorHAnsi" w:hint="eastAsia"/>
-            <w:noProof/>
-            <w:lang w:val="en-IL" w:eastAsia="ja-JP"/>
-          </w:rPr>
-          <w:t xml:space="preserve"> Generate JWT</w:t>
+          <w:t>User enters email &amp; password in Client App</w:t>
         </w:r>
         <w:r>
           <w:rPr>
@@ -1793,7 +1919,7 @@
             <w:noProof/>
             <w:webHidden/>
           </w:rPr>
-          <w:instrText xml:space="preserve"> PAGEREF _Toc205676432 \h </w:instrText>
+          <w:instrText xml:space="preserve"> PAGEREF _Toc206168170 \h </w:instrText>
         </w:r>
         <w:r>
           <w:rPr>
@@ -1840,7 +1966,7 @@
           <w14:ligatures w14:val="standardContextual"/>
         </w:rPr>
       </w:pPr>
-      <w:hyperlink w:anchor="_Toc205676433" w:history="1">
+      <w:hyperlink w:anchor="_Toc206168171" w:history="1">
         <w:r>
           <w:rPr>
             <w:rStyle w:val="Hyperlink"/>
@@ -1848,7 +1974,7 @@
             <w:noProof/>
             <w:lang w:val="en-IL" w:eastAsia="ja-JP"/>
           </w:rPr>
-          <w:t>5.</w:t>
+          <w:t>2.</w:t>
         </w:r>
         <w:r>
           <w:rPr>
@@ -1868,7 +1994,7 @@
             <w:noProof/>
             <w:lang w:val="en-IL" w:eastAsia="ja-JP"/>
           </w:rPr>
-          <w:t>Server returns token to Client</w:t>
+          <w:t>Client sends POST /login (JSON) to Server API</w:t>
         </w:r>
         <w:r>
           <w:rPr>
@@ -1889,7 +2015,7 @@
             <w:noProof/>
             <w:webHidden/>
           </w:rPr>
-          <w:instrText xml:space="preserve"> PAGEREF _Toc205676433 \h </w:instrText>
+          <w:instrText xml:space="preserve"> PAGEREF _Toc206168171 \h </w:instrText>
         </w:r>
         <w:r>
           <w:rPr>
@@ -1936,7 +2062,7 @@
           <w14:ligatures w14:val="standardContextual"/>
         </w:rPr>
       </w:pPr>
-      <w:hyperlink w:anchor="_Toc205676434" w:history="1">
+      <w:hyperlink w:anchor="_Toc206168172" w:history="1">
         <w:r>
           <w:rPr>
             <w:rStyle w:val="Hyperlink"/>
@@ -1944,7 +2070,7 @@
             <w:noProof/>
             <w:lang w:val="en-IL" w:eastAsia="ja-JP"/>
           </w:rPr>
-          <w:t>6.</w:t>
+          <w:t>3.</w:t>
         </w:r>
         <w:r>
           <w:rPr>
@@ -1964,7 +2090,7 @@
             <w:noProof/>
             <w:lang w:val="en-IL" w:eastAsia="ja-JP"/>
           </w:rPr>
-          <w:t>Client stores token for future requests includes Authorization: Bearer &lt;token&gt;</w:t>
+          <w:t>Server validates Email, Password in Database</w:t>
         </w:r>
         <w:r>
           <w:rPr>
@@ -1985,7 +2111,7 @@
             <w:noProof/>
             <w:webHidden/>
           </w:rPr>
-          <w:instrText xml:space="preserve"> PAGEREF _Toc205676434 \h </w:instrText>
+          <w:instrText xml:space="preserve"> PAGEREF _Toc206168172 \h </w:instrText>
         </w:r>
         <w:r>
           <w:rPr>
@@ -2018,9 +2144,9 @@
     </w:p>
     <w:p>
       <w:pPr>
-        <w:pStyle w:val="TOC1"/>
+        <w:pStyle w:val="TOC2"/>
         <w:tabs>
-          <w:tab w:val="left" w:pos="480"/>
+          <w:tab w:val="left" w:pos="720"/>
           <w:tab w:val="right" w:leader="dot" w:pos="8630"/>
         </w:tabs>
         <w:rPr>
@@ -2032,15 +2158,15 @@
           <w14:ligatures w14:val="standardContextual"/>
         </w:rPr>
       </w:pPr>
-      <w:hyperlink w:anchor="_Toc205676435" w:history="1">
+      <w:hyperlink w:anchor="_Toc206168173" w:history="1">
         <w:r>
           <w:rPr>
             <w:rStyle w:val="Hyperlink"/>
             <w:rFonts w:cstheme="majorHAnsi"/>
             <w:noProof/>
-            <w:lang w:eastAsia="ja-JP"/>
-          </w:rPr>
-          <w:t>8.</w:t>
+            <w:lang w:val="en-IL" w:eastAsia="ja-JP"/>
+          </w:rPr>
+          <w:t>4.</w:t>
         </w:r>
         <w:r>
           <w:rPr>
@@ -2056,11 +2182,29 @@
         <w:r>
           <w:rPr>
             <w:rStyle w:val="Hyperlink"/>
-            <w:rFonts w:cstheme="majorHAnsi"/>
-            <w:noProof/>
-            <w:lang w:eastAsia="ja-JP"/>
-          </w:rPr>
-          <w:t>Docker File</w:t>
+            <w:rFonts w:cstheme="majorHAnsi" w:hint="eastAsia"/>
+            <w:noProof/>
+            <w:lang w:val="en-IL" w:eastAsia="ja-JP"/>
+          </w:rPr>
+          <w:t xml:space="preserve">Email &amp; Password are valid </w:t>
+        </w:r>
+        <w:r>
+          <w:rPr>
+            <w:rStyle w:val="Hyperlink"/>
+            <w:rFonts w:cstheme="majorHAnsi" w:hint="eastAsia"/>
+            <w:noProof/>
+            <w:lang w:val="en-IL" w:eastAsia="ja-JP"/>
+          </w:rPr>
+          <w:t>→</w:t>
+        </w:r>
+        <w:r>
+          <w:rPr>
+            <w:rStyle w:val="Hyperlink"/>
+            <w:rFonts w:cstheme="majorHAnsi" w:hint="eastAsia"/>
+            <w:noProof/>
+            <w:lang w:val="en-IL" w:eastAsia="ja-JP"/>
+          </w:rPr>
+          <w:t xml:space="preserve"> Generate JWT</w:t>
         </w:r>
         <w:r>
           <w:rPr>
@@ -2081,7 +2225,7 @@
             <w:noProof/>
             <w:webHidden/>
           </w:rPr>
-          <w:instrText xml:space="preserve"> PAGEREF _Toc205676435 \h </w:instrText>
+          <w:instrText xml:space="preserve"> PAGEREF _Toc206168173 \h </w:instrText>
         </w:r>
         <w:r>
           <w:rPr>
@@ -2114,9 +2258,9 @@
     </w:p>
     <w:p>
       <w:pPr>
-        <w:pStyle w:val="TOC1"/>
+        <w:pStyle w:val="TOC2"/>
         <w:tabs>
-          <w:tab w:val="left" w:pos="480"/>
+          <w:tab w:val="left" w:pos="720"/>
           <w:tab w:val="right" w:leader="dot" w:pos="8630"/>
         </w:tabs>
         <w:rPr>
@@ -2128,15 +2272,15 @@
           <w14:ligatures w14:val="standardContextual"/>
         </w:rPr>
       </w:pPr>
-      <w:hyperlink w:anchor="_Toc205676436" w:history="1">
+      <w:hyperlink w:anchor="_Toc206168174" w:history="1">
         <w:r>
           <w:rPr>
             <w:rStyle w:val="Hyperlink"/>
             <w:rFonts w:cstheme="majorHAnsi"/>
             <w:noProof/>
-            <w:lang w:eastAsia="ja-JP"/>
-          </w:rPr>
-          <w:t>9.</w:t>
+            <w:lang w:val="en-IL" w:eastAsia="ja-JP"/>
+          </w:rPr>
+          <w:t>5.</w:t>
         </w:r>
         <w:r>
           <w:rPr>
@@ -2154,8 +2298,296 @@
             <w:rStyle w:val="Hyperlink"/>
             <w:rFonts w:cstheme="majorHAnsi"/>
             <w:noProof/>
+            <w:lang w:val="en-IL" w:eastAsia="ja-JP"/>
+          </w:rPr>
+          <w:t>Server returns token to Client</w:t>
+        </w:r>
+        <w:r>
+          <w:rPr>
+            <w:noProof/>
+            <w:webHidden/>
+          </w:rPr>
+          <w:tab/>
+        </w:r>
+        <w:r>
+          <w:rPr>
+            <w:noProof/>
+            <w:webHidden/>
+          </w:rPr>
+          <w:fldChar w:fldCharType="begin"/>
+        </w:r>
+        <w:r>
+          <w:rPr>
+            <w:noProof/>
+            <w:webHidden/>
+          </w:rPr>
+          <w:instrText xml:space="preserve"> PAGEREF _Toc206168174 \h </w:instrText>
+        </w:r>
+        <w:r>
+          <w:rPr>
+            <w:noProof/>
+            <w:webHidden/>
+          </w:rPr>
+        </w:r>
+        <w:r>
+          <w:rPr>
+            <w:noProof/>
+            <w:webHidden/>
+          </w:rPr>
+          <w:fldChar w:fldCharType="separate"/>
+        </w:r>
+        <w:r>
+          <w:rPr>
+            <w:noProof/>
+            <w:webHidden/>
+          </w:rPr>
+          <w:t>9</w:t>
+        </w:r>
+        <w:r>
+          <w:rPr>
+            <w:noProof/>
+            <w:webHidden/>
+          </w:rPr>
+          <w:fldChar w:fldCharType="end"/>
+        </w:r>
+      </w:hyperlink>
+    </w:p>
+    <w:p>
+      <w:pPr>
+        <w:pStyle w:val="TOC2"/>
+        <w:tabs>
+          <w:tab w:val="left" w:pos="720"/>
+          <w:tab w:val="right" w:leader="dot" w:pos="8630"/>
+        </w:tabs>
+        <w:rPr>
+          <w:noProof/>
+          <w:kern w:val="2"/>
+          <w:sz w:val="24"/>
+          <w:szCs w:val="24"/>
+          <w:lang w:val="en-IL" w:eastAsia="ja-JP" w:bidi="he-IL"/>
+          <w14:ligatures w14:val="standardContextual"/>
+        </w:rPr>
+      </w:pPr>
+      <w:hyperlink w:anchor="_Toc206168175" w:history="1">
+        <w:r>
+          <w:rPr>
+            <w:rStyle w:val="Hyperlink"/>
+            <w:rFonts w:cstheme="majorHAnsi"/>
+            <w:noProof/>
+            <w:lang w:val="en-IL" w:eastAsia="ja-JP"/>
+          </w:rPr>
+          <w:t>6.</w:t>
+        </w:r>
+        <w:r>
+          <w:rPr>
+            <w:noProof/>
+            <w:kern w:val="2"/>
+            <w:sz w:val="24"/>
+            <w:szCs w:val="24"/>
+            <w:lang w:val="en-IL" w:eastAsia="ja-JP" w:bidi="he-IL"/>
+            <w14:ligatures w14:val="standardContextual"/>
+          </w:rPr>
+          <w:tab/>
+        </w:r>
+        <w:r>
+          <w:rPr>
+            <w:rStyle w:val="Hyperlink"/>
+            <w:rFonts w:cstheme="majorHAnsi"/>
+            <w:noProof/>
+            <w:lang w:val="en-IL" w:eastAsia="ja-JP"/>
+          </w:rPr>
+          <w:t>Client stores token for future requests includes Authorization: Bearer &lt;token&gt;</w:t>
+        </w:r>
+        <w:r>
+          <w:rPr>
+            <w:noProof/>
+            <w:webHidden/>
+          </w:rPr>
+          <w:tab/>
+        </w:r>
+        <w:r>
+          <w:rPr>
+            <w:noProof/>
+            <w:webHidden/>
+          </w:rPr>
+          <w:fldChar w:fldCharType="begin"/>
+        </w:r>
+        <w:r>
+          <w:rPr>
+            <w:noProof/>
+            <w:webHidden/>
+          </w:rPr>
+          <w:instrText xml:space="preserve"> PAGEREF _Toc206168175 \h </w:instrText>
+        </w:r>
+        <w:r>
+          <w:rPr>
+            <w:noProof/>
+            <w:webHidden/>
+          </w:rPr>
+        </w:r>
+        <w:r>
+          <w:rPr>
+            <w:noProof/>
+            <w:webHidden/>
+          </w:rPr>
+          <w:fldChar w:fldCharType="separate"/>
+        </w:r>
+        <w:r>
+          <w:rPr>
+            <w:noProof/>
+            <w:webHidden/>
+          </w:rPr>
+          <w:t>9</w:t>
+        </w:r>
+        <w:r>
+          <w:rPr>
+            <w:noProof/>
+            <w:webHidden/>
+          </w:rPr>
+          <w:fldChar w:fldCharType="end"/>
+        </w:r>
+      </w:hyperlink>
+    </w:p>
+    <w:p>
+      <w:pPr>
+        <w:pStyle w:val="TOC1"/>
+        <w:tabs>
+          <w:tab w:val="left" w:pos="480"/>
+          <w:tab w:val="right" w:leader="dot" w:pos="8630"/>
+        </w:tabs>
+        <w:rPr>
+          <w:noProof/>
+          <w:kern w:val="2"/>
+          <w:sz w:val="24"/>
+          <w:szCs w:val="24"/>
+          <w:lang w:val="en-IL" w:eastAsia="ja-JP" w:bidi="he-IL"/>
+          <w14:ligatures w14:val="standardContextual"/>
+        </w:rPr>
+      </w:pPr>
+      <w:hyperlink w:anchor="_Toc206168176" w:history="1">
+        <w:r>
+          <w:rPr>
+            <w:rStyle w:val="Hyperlink"/>
+            <w:rFonts w:cstheme="majorHAnsi"/>
+            <w:noProof/>
             <w:lang w:eastAsia="ja-JP"/>
           </w:rPr>
+          <w:t>8.</w:t>
+        </w:r>
+        <w:r>
+          <w:rPr>
+            <w:noProof/>
+            <w:kern w:val="2"/>
+            <w:sz w:val="24"/>
+            <w:szCs w:val="24"/>
+            <w:lang w:val="en-IL" w:eastAsia="ja-JP" w:bidi="he-IL"/>
+            <w14:ligatures w14:val="standardContextual"/>
+          </w:rPr>
+          <w:tab/>
+        </w:r>
+        <w:r>
+          <w:rPr>
+            <w:rStyle w:val="Hyperlink"/>
+            <w:rFonts w:cstheme="majorHAnsi"/>
+            <w:noProof/>
+            <w:lang w:eastAsia="ja-JP"/>
+          </w:rPr>
+          <w:t>Docker File</w:t>
+        </w:r>
+        <w:r>
+          <w:rPr>
+            <w:noProof/>
+            <w:webHidden/>
+          </w:rPr>
+          <w:tab/>
+        </w:r>
+        <w:r>
+          <w:rPr>
+            <w:noProof/>
+            <w:webHidden/>
+          </w:rPr>
+          <w:fldChar w:fldCharType="begin"/>
+        </w:r>
+        <w:r>
+          <w:rPr>
+            <w:noProof/>
+            <w:webHidden/>
+          </w:rPr>
+          <w:instrText xml:space="preserve"> PAGEREF _Toc206168176 \h </w:instrText>
+        </w:r>
+        <w:r>
+          <w:rPr>
+            <w:noProof/>
+            <w:webHidden/>
+          </w:rPr>
+        </w:r>
+        <w:r>
+          <w:rPr>
+            <w:noProof/>
+            <w:webHidden/>
+          </w:rPr>
+          <w:fldChar w:fldCharType="separate"/>
+        </w:r>
+        <w:r>
+          <w:rPr>
+            <w:noProof/>
+            <w:webHidden/>
+          </w:rPr>
+          <w:t>9</w:t>
+        </w:r>
+        <w:r>
+          <w:rPr>
+            <w:noProof/>
+            <w:webHidden/>
+          </w:rPr>
+          <w:fldChar w:fldCharType="end"/>
+        </w:r>
+      </w:hyperlink>
+    </w:p>
+    <w:p>
+      <w:pPr>
+        <w:pStyle w:val="TOC1"/>
+        <w:tabs>
+          <w:tab w:val="left" w:pos="480"/>
+          <w:tab w:val="right" w:leader="dot" w:pos="8630"/>
+        </w:tabs>
+        <w:rPr>
+          <w:noProof/>
+          <w:kern w:val="2"/>
+          <w:sz w:val="24"/>
+          <w:szCs w:val="24"/>
+          <w:lang w:val="en-IL" w:eastAsia="ja-JP" w:bidi="he-IL"/>
+          <w14:ligatures w14:val="standardContextual"/>
+        </w:rPr>
+      </w:pPr>
+      <w:hyperlink w:anchor="_Toc206168177" w:history="1">
+        <w:r>
+          <w:rPr>
+            <w:rStyle w:val="Hyperlink"/>
+            <w:rFonts w:cstheme="majorHAnsi"/>
+            <w:noProof/>
+            <w:lang w:eastAsia="ja-JP"/>
+          </w:rPr>
+          <w:t>9.</w:t>
+        </w:r>
+        <w:r>
+          <w:rPr>
+            <w:noProof/>
+            <w:kern w:val="2"/>
+            <w:sz w:val="24"/>
+            <w:szCs w:val="24"/>
+            <w:lang w:val="en-IL" w:eastAsia="ja-JP" w:bidi="he-IL"/>
+            <w14:ligatures w14:val="standardContextual"/>
+          </w:rPr>
+          <w:tab/>
+        </w:r>
+        <w:r>
+          <w:rPr>
+            <w:rStyle w:val="Hyperlink"/>
+            <w:rFonts w:cstheme="majorHAnsi"/>
+            <w:noProof/>
+            <w:lang w:eastAsia="ja-JP"/>
+          </w:rPr>
           <w:t>Docker-Compose</w:t>
         </w:r>
         <w:r>
@@ -2177,7 +2609,7 @@
             <w:noProof/>
             <w:webHidden/>
           </w:rPr>
-          <w:instrText xml:space="preserve"> PAGEREF _Toc205676436 \h </w:instrText>
+          <w:instrText xml:space="preserve"> PAGEREF _Toc206168177 \h </w:instrText>
         </w:r>
         <w:r>
           <w:rPr>
@@ -2245,7 +2677,7 @@
           <w:rFonts w:cstheme="majorHAnsi"/>
         </w:rPr>
       </w:pPr>
-      <w:bookmarkStart w:id="1" w:name="_Toc205676415"/>
+      <w:bookmarkStart w:id="1" w:name="_Toc206168149"/>
       <w:r>
         <w:rPr>
           <w:rFonts w:cstheme="majorHAnsi"/>
@@ -2279,7 +2711,7 @@
           <w:rFonts w:cstheme="majorHAnsi"/>
         </w:rPr>
       </w:pPr>
-      <w:bookmarkStart w:id="2" w:name="_Toc205676416"/>
+      <w:bookmarkStart w:id="2" w:name="_Toc206168150"/>
       <w:r>
         <w:rPr>
           <w:rFonts w:cstheme="majorHAnsi"/>
@@ -2314,7 +2746,7 @@
           <w:rFonts w:cstheme="majorHAnsi"/>
         </w:rPr>
       </w:pPr>
-      <w:bookmarkStart w:id="3" w:name="_Toc205676417"/>
+      <w:bookmarkStart w:id="3" w:name="_Toc206168151"/>
       <w:r>
         <w:rPr>
           <w:rFonts w:cstheme="majorHAnsi"/>
@@ -2470,7 +2902,7 @@
           <w:rFonts w:cstheme="majorHAnsi"/>
         </w:rPr>
       </w:pPr>
-      <w:bookmarkStart w:id="4" w:name="_Toc205676418"/>
+      <w:bookmarkStart w:id="4" w:name="_Toc206168152"/>
       <w:r>
         <w:rPr>
           <w:rFonts w:cstheme="majorHAnsi"/>
@@ -2524,6 +2956,8 @@
           <w:szCs w:val="26"/>
         </w:rPr>
       </w:pPr>
+      <w:bookmarkStart w:id="5" w:name="_Toc206168153"/>
+      <w:bookmarkEnd w:id="5"/>
     </w:p>
     <w:p>
       <w:pPr>
@@ -2547,6 +2981,8 @@
           <w:szCs w:val="26"/>
         </w:rPr>
       </w:pPr>
+      <w:bookmarkStart w:id="6" w:name="_Toc206168154"/>
+      <w:bookmarkEnd w:id="6"/>
     </w:p>
     <w:p>
       <w:pPr>
@@ -2570,6 +3006,8 @@
           <w:szCs w:val="26"/>
         </w:rPr>
       </w:pPr>
+      <w:bookmarkStart w:id="7" w:name="_Toc206168155"/>
+      <w:bookmarkEnd w:id="7"/>
     </w:p>
     <w:p>
       <w:pPr>
@@ -2593,6 +3031,8 @@
           <w:szCs w:val="26"/>
         </w:rPr>
       </w:pPr>
+      <w:bookmarkStart w:id="8" w:name="_Toc206168156"/>
+      <w:bookmarkEnd w:id="8"/>
     </w:p>
     <w:p>
       <w:pPr>
@@ -2602,9 +3042,11 @@
           <w:numId w:val="20"/>
         </w:numPr>
       </w:pPr>
+      <w:bookmarkStart w:id="9" w:name="_Toc206168157"/>
       <w:r>
         <w:t>Entity Relations Diagrams</w:t>
       </w:r>
+      <w:bookmarkEnd w:id="9"/>
     </w:p>
     <w:p>
       <w:r>
@@ -2656,14 +3098,11 @@
     </w:p>
     <w:p>
       <w:r>
-        <w:rPr>
-          <w:noProof/>
-        </w:rPr>
         <w:drawing>
-          <wp:inline distT="0" distB="0" distL="0" distR="0" wp14:anchorId="71417454" wp14:editId="4E5FF493">
-            <wp:extent cx="5486400" cy="2241550"/>
-            <wp:effectExtent l="19050" t="19050" r="19050" b="25400"/>
-            <wp:docPr id="506194048" name="Picture 1" descr="A screenshot of a computer&#10;&#10;AI-generated content may be incorrect."/>
+          <wp:inline distT="0" distB="0" distL="0" distR="0" wp14:anchorId="499EB557" wp14:editId="2FD3B4E8">
+            <wp:extent cx="5486400" cy="2194560"/>
+            <wp:effectExtent l="19050" t="19050" r="19050" b="15240"/>
+            <wp:docPr id="734817942" name="Picture 1"/>
             <wp:cNvGraphicFramePr>
               <a:graphicFrameLocks xmlns:a="http://schemas.openxmlformats.org/drawingml/2006/main" noChangeAspect="1"/>
             </wp:cNvGraphicFramePr>
@@ -2671,7 +3110,7 @@
               <a:graphicData uri="http://schemas.openxmlformats.org/drawingml/2006/picture">
                 <pic:pic xmlns:pic="http://schemas.openxmlformats.org/drawingml/2006/picture">
                   <pic:nvPicPr>
-                    <pic:cNvPr id="506194048" name="Picture 1" descr="A screenshot of a computer&#10;&#10;AI-generated content may be incorrect."/>
+                    <pic:cNvPr id="734817942" name=""/>
                     <pic:cNvPicPr/>
                   </pic:nvPicPr>
                   <pic:blipFill>
@@ -2683,7 +3122,7 @@
                   <pic:spPr>
                     <a:xfrm>
                       <a:off x="0" y="0"/>
-                      <a:ext cx="5486400" cy="2241550"/>
+                      <a:ext cx="5486400" cy="2194560"/>
                     </a:xfrm>
                     <a:prstGeom prst="rect">
                       <a:avLst/>
@@ -2710,52 +3149,2515 @@
         </w:numPr>
         <w:rPr>
           <w:rFonts w:cstheme="majorHAnsi"/>
-        </w:rPr>
-      </w:pPr>
+          <w:lang w:eastAsia="ja-JP"/>
+        </w:rPr>
+      </w:pPr>
+      <w:bookmarkStart w:id="10" w:name="_Toc206168158"/>
       <w:r>
         <w:rPr>
           <w:rFonts w:cstheme="majorHAnsi"/>
         </w:rPr>
         <w:t>Entity Relations</w:t>
       </w:r>
-    </w:p>
-    <w:p/>
-    <w:p/>
-    <w:p/>
-    <w:p>
-      <w:pPr>
-        <w:rPr>
-          <w:rFonts w:asciiTheme="majorHAnsi" w:hAnsiTheme="majorHAnsi" w:cstheme="majorHAnsi"/>
-          <w:rtl/>
-          <w:lang w:bidi="he-IL"/>
-        </w:rPr>
-      </w:pPr>
+      <w:r>
+        <w:rPr>
+          <w:rFonts w:cstheme="majorHAnsi" w:hint="eastAsia"/>
+          <w:lang w:eastAsia="ja-JP"/>
+        </w:rPr>
+        <w:t xml:space="preserve"> Model</w:t>
+      </w:r>
+      <w:bookmarkEnd w:id="10"/>
     </w:p>
     <w:p>
       <w:pPr>
-        <w:rPr>
-          <w:rFonts w:asciiTheme="majorHAnsi" w:hAnsiTheme="majorHAnsi" w:cstheme="majorHAnsi"/>
-          <w:rtl/>
-          <w:lang w:bidi="he-IL"/>
-        </w:rPr>
-      </w:pPr>
+        <w:pStyle w:val="ListParagraph"/>
+        <w:autoSpaceDE w:val="0"/>
+        <w:autoSpaceDN w:val="0"/>
+        <w:adjustRightInd w:val="0"/>
+        <w:spacing w:after="0" w:line="240" w:lineRule="auto"/>
+        <w:ind w:left="360"/>
+        <w:rPr>
+          <w:rFonts w:ascii="Cascadia Mono" w:hAnsi="Cascadia Mono" w:cs="Cascadia Mono"/>
+          <w:color w:val="2B91AF"/>
+          <w:sz w:val="19"/>
+          <w:szCs w:val="19"/>
+          <w:highlight w:val="white"/>
+          <w:lang w:val="en-IL" w:bidi="he-IL"/>
+        </w:rPr>
+      </w:pPr>
+      <w:r>
+        <w:rPr>
+          <w:rFonts w:ascii="Cascadia Mono" w:hAnsi="Cascadia Mono" w:cs="Cascadia Mono"/>
+          <w:color w:val="0000FF"/>
+          <w:sz w:val="19"/>
+          <w:szCs w:val="19"/>
+          <w:highlight w:val="white"/>
+          <w:lang w:val="en-IL" w:bidi="he-IL"/>
+        </w:rPr>
+        <w:t>public</w:t>
+      </w:r>
+      <w:r>
+        <w:rPr>
+          <w:rFonts w:ascii="Cascadia Mono" w:hAnsi="Cascadia Mono" w:cs="Cascadia Mono"/>
+          <w:color w:val="000000"/>
+          <w:sz w:val="19"/>
+          <w:szCs w:val="19"/>
+          <w:highlight w:val="white"/>
+          <w:lang w:val="en-IL" w:bidi="he-IL"/>
+        </w:rPr>
+        <w:t xml:space="preserve"> </w:t>
+      </w:r>
+      <w:r>
+        <w:rPr>
+          <w:rFonts w:ascii="Cascadia Mono" w:hAnsi="Cascadia Mono" w:cs="Cascadia Mono"/>
+          <w:color w:val="0000FF"/>
+          <w:sz w:val="19"/>
+          <w:szCs w:val="19"/>
+          <w:highlight w:val="white"/>
+          <w:lang w:val="en-IL" w:bidi="he-IL"/>
+        </w:rPr>
+        <w:t>class</w:t>
+      </w:r>
+      <w:r>
+        <w:rPr>
+          <w:rFonts w:ascii="Cascadia Mono" w:hAnsi="Cascadia Mono" w:cs="Cascadia Mono"/>
+          <w:color w:val="000000"/>
+          <w:sz w:val="19"/>
+          <w:szCs w:val="19"/>
+          <w:highlight w:val="white"/>
+          <w:lang w:val="en-IL" w:bidi="he-IL"/>
+        </w:rPr>
+        <w:t xml:space="preserve"> </w:t>
+      </w:r>
+      <w:r>
+        <w:rPr>
+          <w:rFonts w:ascii="Cascadia Mono" w:hAnsi="Cascadia Mono" w:cs="Cascadia Mono"/>
+          <w:color w:val="2B91AF"/>
+          <w:sz w:val="19"/>
+          <w:szCs w:val="19"/>
+          <w:highlight w:val="white"/>
+          <w:lang w:val="en-IL" w:bidi="he-IL"/>
+        </w:rPr>
+        <w:t>User</w:t>
+      </w:r>
     </w:p>
     <w:p>
       <w:pPr>
-        <w:rPr>
-          <w:rFonts w:asciiTheme="majorHAnsi" w:hAnsiTheme="majorHAnsi" w:cstheme="majorHAnsi"/>
-          <w:lang w:bidi="he-IL"/>
-        </w:rPr>
-      </w:pPr>
+        <w:pStyle w:val="ListParagraph"/>
+        <w:autoSpaceDE w:val="0"/>
+        <w:autoSpaceDN w:val="0"/>
+        <w:adjustRightInd w:val="0"/>
+        <w:spacing w:after="0" w:line="240" w:lineRule="auto"/>
+        <w:ind w:left="360"/>
+        <w:rPr>
+          <w:rFonts w:ascii="Cascadia Mono" w:hAnsi="Cascadia Mono" w:cs="Cascadia Mono"/>
+          <w:color w:val="000000"/>
+          <w:sz w:val="19"/>
+          <w:szCs w:val="19"/>
+          <w:highlight w:val="white"/>
+          <w:lang w:val="en-IL" w:bidi="he-IL"/>
+        </w:rPr>
+      </w:pPr>
+      <w:r>
+        <w:rPr>
+          <w:rFonts w:ascii="Cascadia Mono" w:hAnsi="Cascadia Mono" w:cs="Cascadia Mono"/>
+          <w:color w:val="000000"/>
+          <w:sz w:val="19"/>
+          <w:szCs w:val="19"/>
+          <w:highlight w:val="white"/>
+          <w:lang w:val="en-IL" w:bidi="he-IL"/>
+        </w:rPr>
+        <w:t>{</w:t>
+      </w:r>
     </w:p>
     <w:p>
       <w:pPr>
-        <w:rPr>
-          <w:rFonts w:asciiTheme="majorHAnsi" w:hAnsiTheme="majorHAnsi" w:cstheme="majorHAnsi"/>
-          <w:rtl/>
-          <w:lang w:bidi="he-IL"/>
-        </w:rPr>
-      </w:pPr>
+        <w:pStyle w:val="ListParagraph"/>
+        <w:autoSpaceDE w:val="0"/>
+        <w:autoSpaceDN w:val="0"/>
+        <w:adjustRightInd w:val="0"/>
+        <w:spacing w:after="0" w:line="240" w:lineRule="auto"/>
+        <w:ind w:left="360"/>
+        <w:rPr>
+          <w:rFonts w:ascii="Cascadia Mono" w:hAnsi="Cascadia Mono" w:cs="Cascadia Mono"/>
+          <w:color w:val="008000"/>
+          <w:sz w:val="19"/>
+          <w:szCs w:val="19"/>
+          <w:highlight w:val="white"/>
+          <w:lang w:val="en-IL" w:bidi="he-IL"/>
+        </w:rPr>
+      </w:pPr>
+      <w:r>
+        <w:rPr>
+          <w:rFonts w:ascii="Cascadia Mono" w:hAnsi="Cascadia Mono" w:cs="Cascadia Mono"/>
+          <w:color w:val="000000"/>
+          <w:sz w:val="19"/>
+          <w:szCs w:val="19"/>
+          <w:highlight w:val="white"/>
+          <w:lang w:val="en-IL" w:bidi="he-IL"/>
+        </w:rPr>
+        <w:t xml:space="preserve">    </w:t>
+      </w:r>
+      <w:r>
+        <w:rPr>
+          <w:rFonts w:ascii="Cascadia Mono" w:hAnsi="Cascadia Mono" w:cs="Cascadia Mono"/>
+          <w:color w:val="008000"/>
+          <w:sz w:val="19"/>
+          <w:szCs w:val="19"/>
+          <w:highlight w:val="white"/>
+          <w:lang w:val="en-IL" w:bidi="he-IL"/>
+        </w:rPr>
+        <w:t>// User entity with properties for user management</w:t>
+      </w:r>
+    </w:p>
+    <w:p>
+      <w:pPr>
+        <w:pStyle w:val="ListParagraph"/>
+        <w:autoSpaceDE w:val="0"/>
+        <w:autoSpaceDN w:val="0"/>
+        <w:adjustRightInd w:val="0"/>
+        <w:spacing w:after="0" w:line="240" w:lineRule="auto"/>
+        <w:ind w:left="360"/>
+        <w:rPr>
+          <w:rFonts w:ascii="Cascadia Mono" w:hAnsi="Cascadia Mono" w:cs="Cascadia Mono"/>
+          <w:color w:val="008000"/>
+          <w:sz w:val="19"/>
+          <w:szCs w:val="19"/>
+          <w:highlight w:val="white"/>
+          <w:lang w:val="en-IL" w:bidi="he-IL"/>
+        </w:rPr>
+      </w:pPr>
+      <w:r>
+        <w:rPr>
+          <w:rFonts w:ascii="Cascadia Mono" w:hAnsi="Cascadia Mono" w:cs="Cascadia Mono"/>
+          <w:color w:val="000000"/>
+          <w:sz w:val="19"/>
+          <w:szCs w:val="19"/>
+          <w:highlight w:val="white"/>
+          <w:lang w:val="en-IL" w:bidi="he-IL"/>
+        </w:rPr>
+        <w:t xml:space="preserve">    </w:t>
+      </w:r>
+      <w:r>
+        <w:rPr>
+          <w:rFonts w:ascii="Cascadia Mono" w:hAnsi="Cascadia Mono" w:cs="Cascadia Mono"/>
+          <w:color w:val="0000FF"/>
+          <w:sz w:val="19"/>
+          <w:szCs w:val="19"/>
+          <w:highlight w:val="white"/>
+          <w:lang w:val="en-IL" w:bidi="he-IL"/>
+        </w:rPr>
+        <w:t>public</w:t>
+      </w:r>
+      <w:r>
+        <w:rPr>
+          <w:rFonts w:ascii="Cascadia Mono" w:hAnsi="Cascadia Mono" w:cs="Cascadia Mono"/>
+          <w:color w:val="000000"/>
+          <w:sz w:val="19"/>
+          <w:szCs w:val="19"/>
+          <w:highlight w:val="white"/>
+          <w:lang w:val="en-IL" w:bidi="he-IL"/>
+        </w:rPr>
+        <w:t xml:space="preserve"> </w:t>
+      </w:r>
+      <w:r>
+        <w:rPr>
+          <w:rFonts w:ascii="Cascadia Mono" w:hAnsi="Cascadia Mono" w:cs="Cascadia Mono"/>
+          <w:color w:val="2B91AF"/>
+          <w:sz w:val="19"/>
+          <w:szCs w:val="19"/>
+          <w:highlight w:val="white"/>
+          <w:lang w:val="en-IL" w:bidi="he-IL"/>
+        </w:rPr>
+        <w:t>Guid</w:t>
+      </w:r>
+      <w:r>
+        <w:rPr>
+          <w:rFonts w:ascii="Cascadia Mono" w:hAnsi="Cascadia Mono" w:cs="Cascadia Mono"/>
+          <w:color w:val="000000"/>
+          <w:sz w:val="19"/>
+          <w:szCs w:val="19"/>
+          <w:highlight w:val="white"/>
+          <w:lang w:val="en-IL" w:bidi="he-IL"/>
+        </w:rPr>
+        <w:t xml:space="preserve"> Id </w:t>
+      </w:r>
+      <w:proofErr w:type="gramStart"/>
+      <w:r>
+        <w:rPr>
+          <w:rFonts w:ascii="Cascadia Mono" w:hAnsi="Cascadia Mono" w:cs="Cascadia Mono"/>
+          <w:color w:val="000000"/>
+          <w:sz w:val="19"/>
+          <w:szCs w:val="19"/>
+          <w:highlight w:val="white"/>
+          <w:lang w:val="en-IL" w:bidi="he-IL"/>
+        </w:rPr>
+        <w:t xml:space="preserve">{ </w:t>
+      </w:r>
+      <w:r>
+        <w:rPr>
+          <w:rFonts w:ascii="Cascadia Mono" w:hAnsi="Cascadia Mono" w:cs="Cascadia Mono"/>
+          <w:color w:val="0000FF"/>
+          <w:sz w:val="19"/>
+          <w:szCs w:val="19"/>
+          <w:highlight w:val="white"/>
+          <w:lang w:val="en-IL" w:bidi="he-IL"/>
+        </w:rPr>
+        <w:t>get</w:t>
+      </w:r>
+      <w:proofErr w:type="gramEnd"/>
+      <w:r>
+        <w:rPr>
+          <w:rFonts w:ascii="Cascadia Mono" w:hAnsi="Cascadia Mono" w:cs="Cascadia Mono"/>
+          <w:color w:val="000000"/>
+          <w:sz w:val="19"/>
+          <w:szCs w:val="19"/>
+          <w:highlight w:val="white"/>
+          <w:lang w:val="en-IL" w:bidi="he-IL"/>
+        </w:rPr>
+        <w:t xml:space="preserve">; </w:t>
+      </w:r>
+      <w:r>
+        <w:rPr>
+          <w:rFonts w:ascii="Cascadia Mono" w:hAnsi="Cascadia Mono" w:cs="Cascadia Mono"/>
+          <w:color w:val="0000FF"/>
+          <w:sz w:val="19"/>
+          <w:szCs w:val="19"/>
+          <w:highlight w:val="white"/>
+          <w:lang w:val="en-IL" w:bidi="he-IL"/>
+        </w:rPr>
+        <w:t>set</w:t>
+      </w:r>
+      <w:proofErr w:type="gramStart"/>
+      <w:r>
+        <w:rPr>
+          <w:rFonts w:ascii="Cascadia Mono" w:hAnsi="Cascadia Mono" w:cs="Cascadia Mono"/>
+          <w:color w:val="000000"/>
+          <w:sz w:val="19"/>
+          <w:szCs w:val="19"/>
+          <w:highlight w:val="white"/>
+          <w:lang w:val="en-IL" w:bidi="he-IL"/>
+        </w:rPr>
+        <w:t>; }</w:t>
+      </w:r>
+      <w:proofErr w:type="gramEnd"/>
+      <w:r>
+        <w:rPr>
+          <w:rFonts w:ascii="Cascadia Mono" w:hAnsi="Cascadia Mono" w:cs="Cascadia Mono"/>
+          <w:color w:val="000000"/>
+          <w:sz w:val="19"/>
+          <w:szCs w:val="19"/>
+          <w:highlight w:val="white"/>
+          <w:lang w:val="en-IL" w:bidi="he-IL"/>
+        </w:rPr>
+        <w:t xml:space="preserve"> = </w:t>
+      </w:r>
+      <w:r>
+        <w:rPr>
+          <w:rFonts w:ascii="Cascadia Mono" w:hAnsi="Cascadia Mono" w:cs="Cascadia Mono"/>
+          <w:color w:val="2B91AF"/>
+          <w:sz w:val="19"/>
+          <w:szCs w:val="19"/>
+          <w:highlight w:val="white"/>
+          <w:lang w:val="en-IL" w:bidi="he-IL"/>
+        </w:rPr>
+        <w:t>Guid</w:t>
+      </w:r>
+      <w:r>
+        <w:rPr>
+          <w:rFonts w:ascii="Cascadia Mono" w:hAnsi="Cascadia Mono" w:cs="Cascadia Mono"/>
+          <w:color w:val="000000"/>
+          <w:sz w:val="19"/>
+          <w:szCs w:val="19"/>
+          <w:highlight w:val="white"/>
+          <w:lang w:val="en-IL" w:bidi="he-IL"/>
+        </w:rPr>
+        <w:t xml:space="preserve">.NewGuid(); </w:t>
+      </w:r>
+      <w:r>
+        <w:rPr>
+          <w:rFonts w:ascii="Cascadia Mono" w:hAnsi="Cascadia Mono" w:cs="Cascadia Mono"/>
+          <w:color w:val="008000"/>
+          <w:sz w:val="19"/>
+          <w:szCs w:val="19"/>
+          <w:highlight w:val="white"/>
+          <w:lang w:val="en-IL" w:bidi="he-IL"/>
+        </w:rPr>
+        <w:t>// Primary key</w:t>
+      </w:r>
+    </w:p>
+    <w:p>
+      <w:pPr>
+        <w:pStyle w:val="ListParagraph"/>
+        <w:autoSpaceDE w:val="0"/>
+        <w:autoSpaceDN w:val="0"/>
+        <w:adjustRightInd w:val="0"/>
+        <w:spacing w:after="0" w:line="240" w:lineRule="auto"/>
+        <w:ind w:left="360"/>
+        <w:rPr>
+          <w:rFonts w:ascii="Cascadia Mono" w:hAnsi="Cascadia Mono" w:cs="Cascadia Mono"/>
+          <w:color w:val="000000"/>
+          <w:sz w:val="19"/>
+          <w:szCs w:val="19"/>
+          <w:highlight w:val="white"/>
+          <w:lang w:val="en-IL" w:bidi="he-IL"/>
+        </w:rPr>
+      </w:pPr>
+      <w:r>
+        <w:rPr>
+          <w:rFonts w:ascii="Cascadia Mono" w:hAnsi="Cascadia Mono" w:cs="Cascadia Mono"/>
+          <w:color w:val="000000"/>
+          <w:sz w:val="19"/>
+          <w:szCs w:val="19"/>
+          <w:highlight w:val="white"/>
+          <w:lang w:val="en-IL" w:bidi="he-IL"/>
+        </w:rPr>
+        <w:t xml:space="preserve">    </w:t>
+      </w:r>
+      <w:r>
+        <w:rPr>
+          <w:rFonts w:ascii="Cascadia Mono" w:hAnsi="Cascadia Mono" w:cs="Cascadia Mono"/>
+          <w:color w:val="0000FF"/>
+          <w:sz w:val="19"/>
+          <w:szCs w:val="19"/>
+          <w:highlight w:val="white"/>
+          <w:lang w:val="en-IL" w:bidi="he-IL"/>
+        </w:rPr>
+        <w:t>public</w:t>
+      </w:r>
+      <w:r>
+        <w:rPr>
+          <w:rFonts w:ascii="Cascadia Mono" w:hAnsi="Cascadia Mono" w:cs="Cascadia Mono"/>
+          <w:color w:val="000000"/>
+          <w:sz w:val="19"/>
+          <w:szCs w:val="19"/>
+          <w:highlight w:val="white"/>
+          <w:lang w:val="en-IL" w:bidi="he-IL"/>
+        </w:rPr>
+        <w:t xml:space="preserve"> </w:t>
+      </w:r>
+      <w:r>
+        <w:rPr>
+          <w:rFonts w:ascii="Cascadia Mono" w:hAnsi="Cascadia Mono" w:cs="Cascadia Mono"/>
+          <w:color w:val="0000FF"/>
+          <w:sz w:val="19"/>
+          <w:szCs w:val="19"/>
+          <w:highlight w:val="white"/>
+          <w:lang w:val="en-IL" w:bidi="he-IL"/>
+        </w:rPr>
+        <w:t>string</w:t>
+      </w:r>
+      <w:r>
+        <w:rPr>
+          <w:rFonts w:ascii="Cascadia Mono" w:hAnsi="Cascadia Mono" w:cs="Cascadia Mono"/>
+          <w:color w:val="000000"/>
+          <w:sz w:val="19"/>
+          <w:szCs w:val="19"/>
+          <w:highlight w:val="white"/>
+          <w:lang w:val="en-IL" w:bidi="he-IL"/>
+        </w:rPr>
+        <w:t xml:space="preserve"> Name </w:t>
+      </w:r>
+      <w:proofErr w:type="gramStart"/>
+      <w:r>
+        <w:rPr>
+          <w:rFonts w:ascii="Cascadia Mono" w:hAnsi="Cascadia Mono" w:cs="Cascadia Mono"/>
+          <w:color w:val="000000"/>
+          <w:sz w:val="19"/>
+          <w:szCs w:val="19"/>
+          <w:highlight w:val="white"/>
+          <w:lang w:val="en-IL" w:bidi="he-IL"/>
+        </w:rPr>
+        <w:t xml:space="preserve">{ </w:t>
+      </w:r>
+      <w:r>
+        <w:rPr>
+          <w:rFonts w:ascii="Cascadia Mono" w:hAnsi="Cascadia Mono" w:cs="Cascadia Mono"/>
+          <w:color w:val="0000FF"/>
+          <w:sz w:val="19"/>
+          <w:szCs w:val="19"/>
+          <w:highlight w:val="white"/>
+          <w:lang w:val="en-IL" w:bidi="he-IL"/>
+        </w:rPr>
+        <w:t>get</w:t>
+      </w:r>
+      <w:proofErr w:type="gramEnd"/>
+      <w:r>
+        <w:rPr>
+          <w:rFonts w:ascii="Cascadia Mono" w:hAnsi="Cascadia Mono" w:cs="Cascadia Mono"/>
+          <w:color w:val="000000"/>
+          <w:sz w:val="19"/>
+          <w:szCs w:val="19"/>
+          <w:highlight w:val="white"/>
+          <w:lang w:val="en-IL" w:bidi="he-IL"/>
+        </w:rPr>
+        <w:t xml:space="preserve">; </w:t>
+      </w:r>
+      <w:r>
+        <w:rPr>
+          <w:rFonts w:ascii="Cascadia Mono" w:hAnsi="Cascadia Mono" w:cs="Cascadia Mono"/>
+          <w:color w:val="0000FF"/>
+          <w:sz w:val="19"/>
+          <w:szCs w:val="19"/>
+          <w:highlight w:val="white"/>
+          <w:lang w:val="en-IL" w:bidi="he-IL"/>
+        </w:rPr>
+        <w:t>set</w:t>
+      </w:r>
+      <w:proofErr w:type="gramStart"/>
+      <w:r>
+        <w:rPr>
+          <w:rFonts w:ascii="Cascadia Mono" w:hAnsi="Cascadia Mono" w:cs="Cascadia Mono"/>
+          <w:color w:val="000000"/>
+          <w:sz w:val="19"/>
+          <w:szCs w:val="19"/>
+          <w:highlight w:val="white"/>
+          <w:lang w:val="en-IL" w:bidi="he-IL"/>
+        </w:rPr>
+        <w:t>; }</w:t>
+      </w:r>
+      <w:proofErr w:type="gramEnd"/>
+      <w:r>
+        <w:rPr>
+          <w:rFonts w:ascii="Cascadia Mono" w:hAnsi="Cascadia Mono" w:cs="Cascadia Mono"/>
+          <w:color w:val="000000"/>
+          <w:sz w:val="19"/>
+          <w:szCs w:val="19"/>
+          <w:highlight w:val="white"/>
+          <w:lang w:val="en-IL" w:bidi="he-IL"/>
+        </w:rPr>
+        <w:t xml:space="preserve"> = </w:t>
+      </w:r>
+      <w:proofErr w:type="gramStart"/>
+      <w:r>
+        <w:rPr>
+          <w:rFonts w:ascii="Cascadia Mono" w:hAnsi="Cascadia Mono" w:cs="Cascadia Mono"/>
+          <w:color w:val="0000FF"/>
+          <w:sz w:val="19"/>
+          <w:szCs w:val="19"/>
+          <w:highlight w:val="white"/>
+          <w:lang w:val="en-IL" w:bidi="he-IL"/>
+        </w:rPr>
+        <w:t>string</w:t>
+      </w:r>
+      <w:r>
+        <w:rPr>
+          <w:rFonts w:ascii="Cascadia Mono" w:hAnsi="Cascadia Mono" w:cs="Cascadia Mono"/>
+          <w:color w:val="000000"/>
+          <w:sz w:val="19"/>
+          <w:szCs w:val="19"/>
+          <w:highlight w:val="white"/>
+          <w:lang w:val="en-IL" w:bidi="he-IL"/>
+        </w:rPr>
+        <w:t>.Empty</w:t>
+      </w:r>
+      <w:proofErr w:type="gramEnd"/>
+      <w:r>
+        <w:rPr>
+          <w:rFonts w:ascii="Cascadia Mono" w:hAnsi="Cascadia Mono" w:cs="Cascadia Mono"/>
+          <w:color w:val="000000"/>
+          <w:sz w:val="19"/>
+          <w:szCs w:val="19"/>
+          <w:highlight w:val="white"/>
+          <w:lang w:val="en-IL" w:bidi="he-IL"/>
+        </w:rPr>
+        <w:t>;</w:t>
+      </w:r>
+    </w:p>
+    <w:p>
+      <w:pPr>
+        <w:pStyle w:val="ListParagraph"/>
+        <w:autoSpaceDE w:val="0"/>
+        <w:autoSpaceDN w:val="0"/>
+        <w:adjustRightInd w:val="0"/>
+        <w:spacing w:after="0" w:line="240" w:lineRule="auto"/>
+        <w:ind w:left="360"/>
+        <w:rPr>
+          <w:rFonts w:ascii="Cascadia Mono" w:hAnsi="Cascadia Mono" w:cs="Cascadia Mono"/>
+          <w:color w:val="000000"/>
+          <w:sz w:val="19"/>
+          <w:szCs w:val="19"/>
+          <w:highlight w:val="white"/>
+          <w:lang w:val="en-IL" w:bidi="he-IL"/>
+        </w:rPr>
+      </w:pPr>
+      <w:r>
+        <w:rPr>
+          <w:rFonts w:ascii="Cascadia Mono" w:hAnsi="Cascadia Mono" w:cs="Cascadia Mono"/>
+          <w:color w:val="000000"/>
+          <w:sz w:val="19"/>
+          <w:szCs w:val="19"/>
+          <w:highlight w:val="white"/>
+          <w:lang w:val="en-IL" w:bidi="he-IL"/>
+        </w:rPr>
+        <w:t xml:space="preserve">    </w:t>
+      </w:r>
+      <w:r>
+        <w:rPr>
+          <w:rFonts w:ascii="Cascadia Mono" w:hAnsi="Cascadia Mono" w:cs="Cascadia Mono"/>
+          <w:color w:val="0000FF"/>
+          <w:sz w:val="19"/>
+          <w:szCs w:val="19"/>
+          <w:highlight w:val="white"/>
+          <w:lang w:val="en-IL" w:bidi="he-IL"/>
+        </w:rPr>
+        <w:t>public</w:t>
+      </w:r>
+      <w:r>
+        <w:rPr>
+          <w:rFonts w:ascii="Cascadia Mono" w:hAnsi="Cascadia Mono" w:cs="Cascadia Mono"/>
+          <w:color w:val="000000"/>
+          <w:sz w:val="19"/>
+          <w:szCs w:val="19"/>
+          <w:highlight w:val="white"/>
+          <w:lang w:val="en-IL" w:bidi="he-IL"/>
+        </w:rPr>
+        <w:t xml:space="preserve"> </w:t>
+      </w:r>
+      <w:r>
+        <w:rPr>
+          <w:rFonts w:ascii="Cascadia Mono" w:hAnsi="Cascadia Mono" w:cs="Cascadia Mono"/>
+          <w:color w:val="0000FF"/>
+          <w:sz w:val="19"/>
+          <w:szCs w:val="19"/>
+          <w:highlight w:val="white"/>
+          <w:lang w:val="en-IL" w:bidi="he-IL"/>
+        </w:rPr>
+        <w:t>string</w:t>
+      </w:r>
+      <w:r>
+        <w:rPr>
+          <w:rFonts w:ascii="Cascadia Mono" w:hAnsi="Cascadia Mono" w:cs="Cascadia Mono"/>
+          <w:color w:val="000000"/>
+          <w:sz w:val="19"/>
+          <w:szCs w:val="19"/>
+          <w:highlight w:val="white"/>
+          <w:lang w:val="en-IL" w:bidi="he-IL"/>
+        </w:rPr>
+        <w:t xml:space="preserve"> Email </w:t>
+      </w:r>
+      <w:proofErr w:type="gramStart"/>
+      <w:r>
+        <w:rPr>
+          <w:rFonts w:ascii="Cascadia Mono" w:hAnsi="Cascadia Mono" w:cs="Cascadia Mono"/>
+          <w:color w:val="000000"/>
+          <w:sz w:val="19"/>
+          <w:szCs w:val="19"/>
+          <w:highlight w:val="white"/>
+          <w:lang w:val="en-IL" w:bidi="he-IL"/>
+        </w:rPr>
+        <w:t xml:space="preserve">{ </w:t>
+      </w:r>
+      <w:r>
+        <w:rPr>
+          <w:rFonts w:ascii="Cascadia Mono" w:hAnsi="Cascadia Mono" w:cs="Cascadia Mono"/>
+          <w:color w:val="0000FF"/>
+          <w:sz w:val="19"/>
+          <w:szCs w:val="19"/>
+          <w:highlight w:val="white"/>
+          <w:lang w:val="en-IL" w:bidi="he-IL"/>
+        </w:rPr>
+        <w:t>get</w:t>
+      </w:r>
+      <w:proofErr w:type="gramEnd"/>
+      <w:r>
+        <w:rPr>
+          <w:rFonts w:ascii="Cascadia Mono" w:hAnsi="Cascadia Mono" w:cs="Cascadia Mono"/>
+          <w:color w:val="000000"/>
+          <w:sz w:val="19"/>
+          <w:szCs w:val="19"/>
+          <w:highlight w:val="white"/>
+          <w:lang w:val="en-IL" w:bidi="he-IL"/>
+        </w:rPr>
+        <w:t xml:space="preserve">; </w:t>
+      </w:r>
+      <w:r>
+        <w:rPr>
+          <w:rFonts w:ascii="Cascadia Mono" w:hAnsi="Cascadia Mono" w:cs="Cascadia Mono"/>
+          <w:color w:val="0000FF"/>
+          <w:sz w:val="19"/>
+          <w:szCs w:val="19"/>
+          <w:highlight w:val="white"/>
+          <w:lang w:val="en-IL" w:bidi="he-IL"/>
+        </w:rPr>
+        <w:t>set</w:t>
+      </w:r>
+      <w:proofErr w:type="gramStart"/>
+      <w:r>
+        <w:rPr>
+          <w:rFonts w:ascii="Cascadia Mono" w:hAnsi="Cascadia Mono" w:cs="Cascadia Mono"/>
+          <w:color w:val="000000"/>
+          <w:sz w:val="19"/>
+          <w:szCs w:val="19"/>
+          <w:highlight w:val="white"/>
+          <w:lang w:val="en-IL" w:bidi="he-IL"/>
+        </w:rPr>
+        <w:t>; }</w:t>
+      </w:r>
+      <w:proofErr w:type="gramEnd"/>
+      <w:r>
+        <w:rPr>
+          <w:rFonts w:ascii="Cascadia Mono" w:hAnsi="Cascadia Mono" w:cs="Cascadia Mono"/>
+          <w:color w:val="000000"/>
+          <w:sz w:val="19"/>
+          <w:szCs w:val="19"/>
+          <w:highlight w:val="white"/>
+          <w:lang w:val="en-IL" w:bidi="he-IL"/>
+        </w:rPr>
+        <w:t xml:space="preserve"> = </w:t>
+      </w:r>
+      <w:proofErr w:type="gramStart"/>
+      <w:r>
+        <w:rPr>
+          <w:rFonts w:ascii="Cascadia Mono" w:hAnsi="Cascadia Mono" w:cs="Cascadia Mono"/>
+          <w:color w:val="0000FF"/>
+          <w:sz w:val="19"/>
+          <w:szCs w:val="19"/>
+          <w:highlight w:val="white"/>
+          <w:lang w:val="en-IL" w:bidi="he-IL"/>
+        </w:rPr>
+        <w:t>string</w:t>
+      </w:r>
+      <w:r>
+        <w:rPr>
+          <w:rFonts w:ascii="Cascadia Mono" w:hAnsi="Cascadia Mono" w:cs="Cascadia Mono"/>
+          <w:color w:val="000000"/>
+          <w:sz w:val="19"/>
+          <w:szCs w:val="19"/>
+          <w:highlight w:val="white"/>
+          <w:lang w:val="en-IL" w:bidi="he-IL"/>
+        </w:rPr>
+        <w:t>.Empty</w:t>
+      </w:r>
+      <w:proofErr w:type="gramEnd"/>
+      <w:r>
+        <w:rPr>
+          <w:rFonts w:ascii="Cascadia Mono" w:hAnsi="Cascadia Mono" w:cs="Cascadia Mono"/>
+          <w:color w:val="000000"/>
+          <w:sz w:val="19"/>
+          <w:szCs w:val="19"/>
+          <w:highlight w:val="white"/>
+          <w:lang w:val="en-IL" w:bidi="he-IL"/>
+        </w:rPr>
+        <w:t>;</w:t>
+      </w:r>
+    </w:p>
+    <w:p>
+      <w:pPr>
+        <w:pStyle w:val="ListParagraph"/>
+        <w:autoSpaceDE w:val="0"/>
+        <w:autoSpaceDN w:val="0"/>
+        <w:adjustRightInd w:val="0"/>
+        <w:spacing w:after="0" w:line="240" w:lineRule="auto"/>
+        <w:ind w:left="360"/>
+        <w:rPr>
+          <w:rFonts w:ascii="Cascadia Mono" w:hAnsi="Cascadia Mono" w:cs="Cascadia Mono"/>
+          <w:color w:val="000000"/>
+          <w:sz w:val="19"/>
+          <w:szCs w:val="19"/>
+          <w:highlight w:val="white"/>
+          <w:lang w:val="en-IL" w:bidi="he-IL"/>
+        </w:rPr>
+      </w:pPr>
+      <w:r>
+        <w:rPr>
+          <w:rFonts w:ascii="Cascadia Mono" w:hAnsi="Cascadia Mono" w:cs="Cascadia Mono"/>
+          <w:color w:val="000000"/>
+          <w:sz w:val="19"/>
+          <w:szCs w:val="19"/>
+          <w:highlight w:val="white"/>
+          <w:lang w:val="en-IL" w:bidi="he-IL"/>
+        </w:rPr>
+        <w:t xml:space="preserve">    </w:t>
+      </w:r>
+      <w:r>
+        <w:rPr>
+          <w:rFonts w:ascii="Cascadia Mono" w:hAnsi="Cascadia Mono" w:cs="Cascadia Mono"/>
+          <w:color w:val="0000FF"/>
+          <w:sz w:val="19"/>
+          <w:szCs w:val="19"/>
+          <w:highlight w:val="white"/>
+          <w:lang w:val="en-IL" w:bidi="he-IL"/>
+        </w:rPr>
+        <w:t>public</w:t>
+      </w:r>
+      <w:r>
+        <w:rPr>
+          <w:rFonts w:ascii="Cascadia Mono" w:hAnsi="Cascadia Mono" w:cs="Cascadia Mono"/>
+          <w:color w:val="000000"/>
+          <w:sz w:val="19"/>
+          <w:szCs w:val="19"/>
+          <w:highlight w:val="white"/>
+          <w:lang w:val="en-IL" w:bidi="he-IL"/>
+        </w:rPr>
+        <w:t xml:space="preserve"> </w:t>
+      </w:r>
+      <w:r>
+        <w:rPr>
+          <w:rFonts w:ascii="Cascadia Mono" w:hAnsi="Cascadia Mono" w:cs="Cascadia Mono"/>
+          <w:color w:val="0000FF"/>
+          <w:sz w:val="19"/>
+          <w:szCs w:val="19"/>
+          <w:highlight w:val="white"/>
+          <w:lang w:val="en-IL" w:bidi="he-IL"/>
+        </w:rPr>
+        <w:t>string</w:t>
+      </w:r>
+      <w:r>
+        <w:rPr>
+          <w:rFonts w:ascii="Cascadia Mono" w:hAnsi="Cascadia Mono" w:cs="Cascadia Mono"/>
+          <w:color w:val="000000"/>
+          <w:sz w:val="19"/>
+          <w:szCs w:val="19"/>
+          <w:highlight w:val="white"/>
+          <w:lang w:val="en-IL" w:bidi="he-IL"/>
+        </w:rPr>
+        <w:t xml:space="preserve"> PasswordHash </w:t>
+      </w:r>
+      <w:proofErr w:type="gramStart"/>
+      <w:r>
+        <w:rPr>
+          <w:rFonts w:ascii="Cascadia Mono" w:hAnsi="Cascadia Mono" w:cs="Cascadia Mono"/>
+          <w:color w:val="000000"/>
+          <w:sz w:val="19"/>
+          <w:szCs w:val="19"/>
+          <w:highlight w:val="white"/>
+          <w:lang w:val="en-IL" w:bidi="he-IL"/>
+        </w:rPr>
+        <w:t xml:space="preserve">{ </w:t>
+      </w:r>
+      <w:r>
+        <w:rPr>
+          <w:rFonts w:ascii="Cascadia Mono" w:hAnsi="Cascadia Mono" w:cs="Cascadia Mono"/>
+          <w:color w:val="0000FF"/>
+          <w:sz w:val="19"/>
+          <w:szCs w:val="19"/>
+          <w:highlight w:val="white"/>
+          <w:lang w:val="en-IL" w:bidi="he-IL"/>
+        </w:rPr>
+        <w:t>get</w:t>
+      </w:r>
+      <w:proofErr w:type="gramEnd"/>
+      <w:r>
+        <w:rPr>
+          <w:rFonts w:ascii="Cascadia Mono" w:hAnsi="Cascadia Mono" w:cs="Cascadia Mono"/>
+          <w:color w:val="000000"/>
+          <w:sz w:val="19"/>
+          <w:szCs w:val="19"/>
+          <w:highlight w:val="white"/>
+          <w:lang w:val="en-IL" w:bidi="he-IL"/>
+        </w:rPr>
+        <w:t xml:space="preserve">; </w:t>
+      </w:r>
+      <w:r>
+        <w:rPr>
+          <w:rFonts w:ascii="Cascadia Mono" w:hAnsi="Cascadia Mono" w:cs="Cascadia Mono"/>
+          <w:color w:val="0000FF"/>
+          <w:sz w:val="19"/>
+          <w:szCs w:val="19"/>
+          <w:highlight w:val="white"/>
+          <w:lang w:val="en-IL" w:bidi="he-IL"/>
+        </w:rPr>
+        <w:t>set</w:t>
+      </w:r>
+      <w:proofErr w:type="gramStart"/>
+      <w:r>
+        <w:rPr>
+          <w:rFonts w:ascii="Cascadia Mono" w:hAnsi="Cascadia Mono" w:cs="Cascadia Mono"/>
+          <w:color w:val="000000"/>
+          <w:sz w:val="19"/>
+          <w:szCs w:val="19"/>
+          <w:highlight w:val="white"/>
+          <w:lang w:val="en-IL" w:bidi="he-IL"/>
+        </w:rPr>
+        <w:t>; }</w:t>
+      </w:r>
+      <w:proofErr w:type="gramEnd"/>
+      <w:r>
+        <w:rPr>
+          <w:rFonts w:ascii="Cascadia Mono" w:hAnsi="Cascadia Mono" w:cs="Cascadia Mono"/>
+          <w:color w:val="000000"/>
+          <w:sz w:val="19"/>
+          <w:szCs w:val="19"/>
+          <w:highlight w:val="white"/>
+          <w:lang w:val="en-IL" w:bidi="he-IL"/>
+        </w:rPr>
+        <w:t xml:space="preserve"> = </w:t>
+      </w:r>
+      <w:proofErr w:type="gramStart"/>
+      <w:r>
+        <w:rPr>
+          <w:rFonts w:ascii="Cascadia Mono" w:hAnsi="Cascadia Mono" w:cs="Cascadia Mono"/>
+          <w:color w:val="0000FF"/>
+          <w:sz w:val="19"/>
+          <w:szCs w:val="19"/>
+          <w:highlight w:val="white"/>
+          <w:lang w:val="en-IL" w:bidi="he-IL"/>
+        </w:rPr>
+        <w:t>string</w:t>
+      </w:r>
+      <w:r>
+        <w:rPr>
+          <w:rFonts w:ascii="Cascadia Mono" w:hAnsi="Cascadia Mono" w:cs="Cascadia Mono"/>
+          <w:color w:val="000000"/>
+          <w:sz w:val="19"/>
+          <w:szCs w:val="19"/>
+          <w:highlight w:val="white"/>
+          <w:lang w:val="en-IL" w:bidi="he-IL"/>
+        </w:rPr>
+        <w:t>.Empty</w:t>
+      </w:r>
+      <w:proofErr w:type="gramEnd"/>
+      <w:r>
+        <w:rPr>
+          <w:rFonts w:ascii="Cascadia Mono" w:hAnsi="Cascadia Mono" w:cs="Cascadia Mono"/>
+          <w:color w:val="000000"/>
+          <w:sz w:val="19"/>
+          <w:szCs w:val="19"/>
+          <w:highlight w:val="white"/>
+          <w:lang w:val="en-IL" w:bidi="he-IL"/>
+        </w:rPr>
+        <w:t>;</w:t>
+      </w:r>
+    </w:p>
+    <w:p>
+      <w:pPr>
+        <w:pStyle w:val="ListParagraph"/>
+        <w:autoSpaceDE w:val="0"/>
+        <w:autoSpaceDN w:val="0"/>
+        <w:adjustRightInd w:val="0"/>
+        <w:spacing w:after="0" w:line="240" w:lineRule="auto"/>
+        <w:ind w:left="360"/>
+        <w:rPr>
+          <w:rFonts w:ascii="Cascadia Mono" w:hAnsi="Cascadia Mono" w:cs="Cascadia Mono"/>
+          <w:color w:val="000000"/>
+          <w:sz w:val="19"/>
+          <w:szCs w:val="19"/>
+          <w:highlight w:val="white"/>
+          <w:lang w:val="en-IL" w:bidi="he-IL"/>
+        </w:rPr>
+      </w:pPr>
+      <w:r>
+        <w:rPr>
+          <w:rFonts w:ascii="Cascadia Mono" w:hAnsi="Cascadia Mono" w:cs="Cascadia Mono"/>
+          <w:color w:val="000000"/>
+          <w:sz w:val="19"/>
+          <w:szCs w:val="19"/>
+          <w:highlight w:val="white"/>
+          <w:lang w:val="en-IL" w:bidi="he-IL"/>
+        </w:rPr>
+        <w:t xml:space="preserve">    </w:t>
+      </w:r>
+      <w:r>
+        <w:rPr>
+          <w:rFonts w:ascii="Cascadia Mono" w:hAnsi="Cascadia Mono" w:cs="Cascadia Mono"/>
+          <w:color w:val="0000FF"/>
+          <w:sz w:val="19"/>
+          <w:szCs w:val="19"/>
+          <w:highlight w:val="white"/>
+          <w:lang w:val="en-IL" w:bidi="he-IL"/>
+        </w:rPr>
+        <w:t>public</w:t>
+      </w:r>
+      <w:r>
+        <w:rPr>
+          <w:rFonts w:ascii="Cascadia Mono" w:hAnsi="Cascadia Mono" w:cs="Cascadia Mono"/>
+          <w:color w:val="000000"/>
+          <w:sz w:val="19"/>
+          <w:szCs w:val="19"/>
+          <w:highlight w:val="white"/>
+          <w:lang w:val="en-IL" w:bidi="he-IL"/>
+        </w:rPr>
+        <w:t xml:space="preserve"> </w:t>
+      </w:r>
+      <w:r>
+        <w:rPr>
+          <w:rFonts w:ascii="Cascadia Mono" w:hAnsi="Cascadia Mono" w:cs="Cascadia Mono"/>
+          <w:color w:val="2B91AF"/>
+          <w:sz w:val="19"/>
+          <w:szCs w:val="19"/>
+          <w:highlight w:val="white"/>
+          <w:lang w:val="en-IL" w:bidi="he-IL"/>
+        </w:rPr>
+        <w:t>DateTime</w:t>
+      </w:r>
+      <w:r>
+        <w:rPr>
+          <w:rFonts w:ascii="Cascadia Mono" w:hAnsi="Cascadia Mono" w:cs="Cascadia Mono"/>
+          <w:color w:val="000000"/>
+          <w:sz w:val="19"/>
+          <w:szCs w:val="19"/>
+          <w:highlight w:val="white"/>
+          <w:lang w:val="en-IL" w:bidi="he-IL"/>
+        </w:rPr>
+        <w:t xml:space="preserve"> CreatedAt </w:t>
+      </w:r>
+      <w:proofErr w:type="gramStart"/>
+      <w:r>
+        <w:rPr>
+          <w:rFonts w:ascii="Cascadia Mono" w:hAnsi="Cascadia Mono" w:cs="Cascadia Mono"/>
+          <w:color w:val="000000"/>
+          <w:sz w:val="19"/>
+          <w:szCs w:val="19"/>
+          <w:highlight w:val="white"/>
+          <w:lang w:val="en-IL" w:bidi="he-IL"/>
+        </w:rPr>
+        <w:t xml:space="preserve">{ </w:t>
+      </w:r>
+      <w:r>
+        <w:rPr>
+          <w:rFonts w:ascii="Cascadia Mono" w:hAnsi="Cascadia Mono" w:cs="Cascadia Mono"/>
+          <w:color w:val="0000FF"/>
+          <w:sz w:val="19"/>
+          <w:szCs w:val="19"/>
+          <w:highlight w:val="white"/>
+          <w:lang w:val="en-IL" w:bidi="he-IL"/>
+        </w:rPr>
+        <w:t>get</w:t>
+      </w:r>
+      <w:proofErr w:type="gramEnd"/>
+      <w:r>
+        <w:rPr>
+          <w:rFonts w:ascii="Cascadia Mono" w:hAnsi="Cascadia Mono" w:cs="Cascadia Mono"/>
+          <w:color w:val="000000"/>
+          <w:sz w:val="19"/>
+          <w:szCs w:val="19"/>
+          <w:highlight w:val="white"/>
+          <w:lang w:val="en-IL" w:bidi="he-IL"/>
+        </w:rPr>
+        <w:t xml:space="preserve">; </w:t>
+      </w:r>
+      <w:r>
+        <w:rPr>
+          <w:rFonts w:ascii="Cascadia Mono" w:hAnsi="Cascadia Mono" w:cs="Cascadia Mono"/>
+          <w:color w:val="0000FF"/>
+          <w:sz w:val="19"/>
+          <w:szCs w:val="19"/>
+          <w:highlight w:val="white"/>
+          <w:lang w:val="en-IL" w:bidi="he-IL"/>
+        </w:rPr>
+        <w:t>set</w:t>
+      </w:r>
+      <w:proofErr w:type="gramStart"/>
+      <w:r>
+        <w:rPr>
+          <w:rFonts w:ascii="Cascadia Mono" w:hAnsi="Cascadia Mono" w:cs="Cascadia Mono"/>
+          <w:color w:val="000000"/>
+          <w:sz w:val="19"/>
+          <w:szCs w:val="19"/>
+          <w:highlight w:val="white"/>
+          <w:lang w:val="en-IL" w:bidi="he-IL"/>
+        </w:rPr>
+        <w:t>; }</w:t>
+      </w:r>
+      <w:proofErr w:type="gramEnd"/>
+      <w:r>
+        <w:rPr>
+          <w:rFonts w:ascii="Cascadia Mono" w:hAnsi="Cascadia Mono" w:cs="Cascadia Mono"/>
+          <w:color w:val="000000"/>
+          <w:sz w:val="19"/>
+          <w:szCs w:val="19"/>
+          <w:highlight w:val="white"/>
+          <w:lang w:val="en-IL" w:bidi="he-IL"/>
+        </w:rPr>
+        <w:t xml:space="preserve"> = </w:t>
+      </w:r>
+      <w:r>
+        <w:rPr>
+          <w:rFonts w:ascii="Cascadia Mono" w:hAnsi="Cascadia Mono" w:cs="Cascadia Mono"/>
+          <w:color w:val="2B91AF"/>
+          <w:sz w:val="19"/>
+          <w:szCs w:val="19"/>
+          <w:highlight w:val="white"/>
+          <w:lang w:val="en-IL" w:bidi="he-IL"/>
+        </w:rPr>
+        <w:t>DateTime</w:t>
+      </w:r>
+      <w:r>
+        <w:rPr>
+          <w:rFonts w:ascii="Cascadia Mono" w:hAnsi="Cascadia Mono" w:cs="Cascadia Mono"/>
+          <w:color w:val="000000"/>
+          <w:sz w:val="19"/>
+          <w:szCs w:val="19"/>
+          <w:highlight w:val="white"/>
+          <w:lang w:val="en-IL" w:bidi="he-IL"/>
+        </w:rPr>
+        <w:t>.</w:t>
+      </w:r>
+      <w:proofErr w:type="gramStart"/>
+      <w:r>
+        <w:rPr>
+          <w:rFonts w:ascii="Cascadia Mono" w:hAnsi="Cascadia Mono" w:cs="Cascadia Mono"/>
+          <w:color w:val="000000"/>
+          <w:sz w:val="19"/>
+          <w:szCs w:val="19"/>
+          <w:highlight w:val="white"/>
+          <w:lang w:val="en-IL" w:bidi="he-IL"/>
+        </w:rPr>
+        <w:t>UtcNow;</w:t>
+      </w:r>
+      <w:proofErr w:type="gramEnd"/>
+    </w:p>
+    <w:p>
+      <w:pPr>
+        <w:pStyle w:val="ListParagraph"/>
+        <w:autoSpaceDE w:val="0"/>
+        <w:autoSpaceDN w:val="0"/>
+        <w:adjustRightInd w:val="0"/>
+        <w:spacing w:after="0" w:line="240" w:lineRule="auto"/>
+        <w:ind w:left="360"/>
+        <w:rPr>
+          <w:rFonts w:ascii="Cascadia Mono" w:hAnsi="Cascadia Mono" w:cs="Cascadia Mono" w:hint="eastAsia"/>
+          <w:color w:val="008000"/>
+          <w:sz w:val="19"/>
+          <w:szCs w:val="19"/>
+          <w:highlight w:val="white"/>
+          <w:lang w:val="en-IL" w:eastAsia="ja-JP" w:bidi="he-IL"/>
+        </w:rPr>
+      </w:pPr>
+      <w:r>
+        <w:rPr>
+          <w:rFonts w:ascii="Cascadia Mono" w:hAnsi="Cascadia Mono" w:cs="Cascadia Mono"/>
+          <w:color w:val="000000"/>
+          <w:sz w:val="19"/>
+          <w:szCs w:val="19"/>
+          <w:highlight w:val="white"/>
+          <w:lang w:val="en-IL" w:bidi="he-IL"/>
+        </w:rPr>
+        <w:t xml:space="preserve">    </w:t>
+      </w:r>
+      <w:r>
+        <w:rPr>
+          <w:rFonts w:ascii="Cascadia Mono" w:hAnsi="Cascadia Mono" w:cs="Cascadia Mono"/>
+          <w:color w:val="008000"/>
+          <w:sz w:val="19"/>
+          <w:szCs w:val="19"/>
+          <w:highlight w:val="white"/>
+          <w:lang w:val="en-IL" w:bidi="he-IL"/>
+        </w:rPr>
+        <w:t>// Role managed through UserRole entity</w:t>
+      </w:r>
+      <w:r>
+        <w:rPr>
+          <w:rFonts w:ascii="Cascadia Mono" w:hAnsi="Cascadia Mono" w:cs="Cascadia Mono" w:hint="eastAsia"/>
+          <w:color w:val="008000"/>
+          <w:sz w:val="19"/>
+          <w:szCs w:val="19"/>
+          <w:highlight w:val="white"/>
+          <w:lang w:val="en-IL" w:eastAsia="ja-JP" w:bidi="he-IL"/>
+        </w:rPr>
+        <w:t xml:space="preserve"> (Foreign key to </w:t>
+      </w:r>
+      <w:r>
+        <w:rPr>
+          <w:rFonts w:ascii="Cascadia Mono" w:hAnsi="Cascadia Mono" w:cs="Cascadia Mono"/>
+          <w:color w:val="008000"/>
+          <w:sz w:val="19"/>
+          <w:szCs w:val="19"/>
+          <w:highlight w:val="white"/>
+          <w:lang w:val="en-IL" w:bidi="he-IL"/>
+        </w:rPr>
+        <w:t>UserRole</w:t>
+      </w:r>
+    </w:p>
+    <w:p>
+      <w:pPr>
+        <w:pStyle w:val="ListParagraph"/>
+        <w:autoSpaceDE w:val="0"/>
+        <w:autoSpaceDN w:val="0"/>
+        <w:adjustRightInd w:val="0"/>
+        <w:spacing w:after="0" w:line="240" w:lineRule="auto"/>
+        <w:ind w:left="360"/>
+        <w:rPr>
+          <w:rFonts w:ascii="Cascadia Mono" w:hAnsi="Cascadia Mono" w:cs="Cascadia Mono"/>
+          <w:color w:val="008000"/>
+          <w:sz w:val="19"/>
+          <w:szCs w:val="19"/>
+          <w:highlight w:val="white"/>
+          <w:lang w:val="en-IL" w:bidi="he-IL"/>
+        </w:rPr>
+      </w:pPr>
+      <w:r>
+        <w:rPr>
+          <w:rFonts w:ascii="Cascadia Mono" w:hAnsi="Cascadia Mono" w:cs="Cascadia Mono"/>
+          <w:color w:val="000000"/>
+          <w:sz w:val="19"/>
+          <w:szCs w:val="19"/>
+          <w:highlight w:val="white"/>
+          <w:lang w:val="en-IL" w:bidi="he-IL"/>
+        </w:rPr>
+        <w:t xml:space="preserve">    </w:t>
+      </w:r>
+      <w:r>
+        <w:rPr>
+          <w:rFonts w:ascii="Cascadia Mono" w:hAnsi="Cascadia Mono" w:cs="Cascadia Mono"/>
+          <w:color w:val="0000FF"/>
+          <w:sz w:val="19"/>
+          <w:szCs w:val="19"/>
+          <w:highlight w:val="white"/>
+          <w:lang w:val="en-IL" w:bidi="he-IL"/>
+        </w:rPr>
+        <w:t>public</w:t>
+      </w:r>
+      <w:r>
+        <w:rPr>
+          <w:rFonts w:ascii="Cascadia Mono" w:hAnsi="Cascadia Mono" w:cs="Cascadia Mono"/>
+          <w:color w:val="000000"/>
+          <w:sz w:val="19"/>
+          <w:szCs w:val="19"/>
+          <w:highlight w:val="white"/>
+          <w:lang w:val="en-IL" w:bidi="he-IL"/>
+        </w:rPr>
+        <w:t xml:space="preserve"> </w:t>
+      </w:r>
+      <w:r>
+        <w:rPr>
+          <w:rFonts w:ascii="Cascadia Mono" w:hAnsi="Cascadia Mono" w:cs="Cascadia Mono"/>
+          <w:color w:val="2B91AF"/>
+          <w:sz w:val="19"/>
+          <w:szCs w:val="19"/>
+          <w:highlight w:val="white"/>
+          <w:lang w:val="en-IL" w:bidi="he-IL"/>
+        </w:rPr>
+        <w:t>Guid</w:t>
+      </w:r>
+      <w:r>
+        <w:rPr>
+          <w:rFonts w:ascii="Cascadia Mono" w:hAnsi="Cascadia Mono" w:cs="Cascadia Mono"/>
+          <w:color w:val="000000"/>
+          <w:sz w:val="19"/>
+          <w:szCs w:val="19"/>
+          <w:highlight w:val="white"/>
+          <w:lang w:val="en-IL" w:bidi="he-IL"/>
+        </w:rPr>
+        <w:t xml:space="preserve"> UserRoleId </w:t>
+      </w:r>
+      <w:proofErr w:type="gramStart"/>
+      <w:r>
+        <w:rPr>
+          <w:rFonts w:ascii="Cascadia Mono" w:hAnsi="Cascadia Mono" w:cs="Cascadia Mono"/>
+          <w:color w:val="000000"/>
+          <w:sz w:val="19"/>
+          <w:szCs w:val="19"/>
+          <w:highlight w:val="white"/>
+          <w:lang w:val="en-IL" w:bidi="he-IL"/>
+        </w:rPr>
+        <w:t xml:space="preserve">{ </w:t>
+      </w:r>
+      <w:r>
+        <w:rPr>
+          <w:rFonts w:ascii="Cascadia Mono" w:hAnsi="Cascadia Mono" w:cs="Cascadia Mono"/>
+          <w:color w:val="0000FF"/>
+          <w:sz w:val="19"/>
+          <w:szCs w:val="19"/>
+          <w:highlight w:val="white"/>
+          <w:lang w:val="en-IL" w:bidi="he-IL"/>
+        </w:rPr>
+        <w:t>get</w:t>
+      </w:r>
+      <w:proofErr w:type="gramEnd"/>
+      <w:r>
+        <w:rPr>
+          <w:rFonts w:ascii="Cascadia Mono" w:hAnsi="Cascadia Mono" w:cs="Cascadia Mono"/>
+          <w:color w:val="000000"/>
+          <w:sz w:val="19"/>
+          <w:szCs w:val="19"/>
+          <w:highlight w:val="white"/>
+          <w:lang w:val="en-IL" w:bidi="he-IL"/>
+        </w:rPr>
+        <w:t xml:space="preserve">; </w:t>
+      </w:r>
+      <w:r>
+        <w:rPr>
+          <w:rFonts w:ascii="Cascadia Mono" w:hAnsi="Cascadia Mono" w:cs="Cascadia Mono"/>
+          <w:color w:val="0000FF"/>
+          <w:sz w:val="19"/>
+          <w:szCs w:val="19"/>
+          <w:highlight w:val="white"/>
+          <w:lang w:val="en-IL" w:bidi="he-IL"/>
+        </w:rPr>
+        <w:t>set</w:t>
+      </w:r>
+      <w:proofErr w:type="gramStart"/>
+      <w:r>
+        <w:rPr>
+          <w:rFonts w:ascii="Cascadia Mono" w:hAnsi="Cascadia Mono" w:cs="Cascadia Mono"/>
+          <w:color w:val="000000"/>
+          <w:sz w:val="19"/>
+          <w:szCs w:val="19"/>
+          <w:highlight w:val="white"/>
+          <w:lang w:val="en-IL" w:bidi="he-IL"/>
+        </w:rPr>
+        <w:t>; }</w:t>
+      </w:r>
+      <w:proofErr w:type="gramEnd"/>
+      <w:r>
+        <w:rPr>
+          <w:rFonts w:ascii="Cascadia Mono" w:hAnsi="Cascadia Mono" w:cs="Cascadia Mono"/>
+          <w:color w:val="000000"/>
+          <w:sz w:val="19"/>
+          <w:szCs w:val="19"/>
+          <w:highlight w:val="white"/>
+          <w:lang w:val="en-IL" w:bidi="he-IL"/>
+        </w:rPr>
+        <w:t xml:space="preserve"> = </w:t>
+      </w:r>
+      <w:r>
+        <w:rPr>
+          <w:rFonts w:ascii="Cascadia Mono" w:hAnsi="Cascadia Mono" w:cs="Cascadia Mono"/>
+          <w:color w:val="2B91AF"/>
+          <w:sz w:val="19"/>
+          <w:szCs w:val="19"/>
+          <w:highlight w:val="white"/>
+          <w:lang w:val="en-IL" w:bidi="he-IL"/>
+        </w:rPr>
+        <w:t>Guid</w:t>
+      </w:r>
+      <w:r>
+        <w:rPr>
+          <w:rFonts w:ascii="Cascadia Mono" w:hAnsi="Cascadia Mono" w:cs="Cascadia Mono"/>
+          <w:color w:val="000000"/>
+          <w:sz w:val="19"/>
+          <w:szCs w:val="19"/>
+          <w:highlight w:val="white"/>
+          <w:lang w:val="en-IL" w:bidi="he-IL"/>
+        </w:rPr>
+        <w:t>.NewGuid(</w:t>
+      </w:r>
+      <w:proofErr w:type="gramStart"/>
+      <w:r>
+        <w:rPr>
+          <w:rFonts w:ascii="Cascadia Mono" w:hAnsi="Cascadia Mono" w:cs="Cascadia Mono"/>
+          <w:color w:val="000000"/>
+          <w:sz w:val="19"/>
+          <w:szCs w:val="19"/>
+          <w:highlight w:val="white"/>
+          <w:lang w:val="en-IL" w:bidi="he-IL"/>
+        </w:rPr>
+        <w:t>);</w:t>
+      </w:r>
+      <w:proofErr w:type="gramEnd"/>
+    </w:p>
+    <w:p>
+      <w:pPr>
+        <w:pStyle w:val="ListParagraph"/>
+        <w:autoSpaceDE w:val="0"/>
+        <w:autoSpaceDN w:val="0"/>
+        <w:adjustRightInd w:val="0"/>
+        <w:spacing w:after="0" w:line="240" w:lineRule="auto"/>
+        <w:ind w:left="360"/>
+        <w:rPr>
+          <w:rFonts w:ascii="Cascadia Mono" w:hAnsi="Cascadia Mono" w:cs="Cascadia Mono"/>
+          <w:color w:val="000000"/>
+          <w:sz w:val="19"/>
+          <w:szCs w:val="19"/>
+          <w:lang w:val="en-IL" w:bidi="he-IL"/>
+        </w:rPr>
+      </w:pPr>
+      <w:r>
+        <w:rPr>
+          <w:rFonts w:ascii="Cascadia Mono" w:hAnsi="Cascadia Mono" w:cs="Cascadia Mono"/>
+          <w:color w:val="000000"/>
+          <w:sz w:val="19"/>
+          <w:szCs w:val="19"/>
+          <w:highlight w:val="white"/>
+          <w:lang w:val="en-IL" w:bidi="he-IL"/>
+        </w:rPr>
+        <w:t xml:space="preserve">  </w:t>
+      </w:r>
+      <w:r>
+        <w:rPr>
+          <w:rFonts w:ascii="Cascadia Mono" w:hAnsi="Cascadia Mono" w:cs="Cascadia Mono" w:hint="eastAsia"/>
+          <w:color w:val="000000"/>
+          <w:sz w:val="19"/>
+          <w:szCs w:val="19"/>
+          <w:highlight w:val="white"/>
+          <w:lang w:val="en-IL" w:eastAsia="ja-JP" w:bidi="he-IL"/>
+        </w:rPr>
+        <w:t xml:space="preserve"> </w:t>
+      </w:r>
+      <w:r>
+        <w:rPr>
+          <w:rFonts w:ascii="Cascadia Mono" w:hAnsi="Cascadia Mono" w:cs="Cascadia Mono"/>
+          <w:color w:val="000000"/>
+          <w:sz w:val="19"/>
+          <w:szCs w:val="19"/>
+          <w:highlight w:val="white"/>
+          <w:lang w:val="en-IL" w:bidi="he-IL"/>
+        </w:rPr>
+        <w:t xml:space="preserve"> </w:t>
+      </w:r>
+      <w:r>
+        <w:rPr>
+          <w:rFonts w:ascii="Cascadia Mono" w:hAnsi="Cascadia Mono" w:cs="Cascadia Mono"/>
+          <w:color w:val="0000FF"/>
+          <w:sz w:val="19"/>
+          <w:szCs w:val="19"/>
+          <w:highlight w:val="white"/>
+          <w:lang w:val="en-IL" w:bidi="he-IL"/>
+        </w:rPr>
+        <w:t>public</w:t>
+      </w:r>
+      <w:r>
+        <w:rPr>
+          <w:rFonts w:ascii="Cascadia Mono" w:hAnsi="Cascadia Mono" w:cs="Cascadia Mono"/>
+          <w:color w:val="000000"/>
+          <w:sz w:val="19"/>
+          <w:szCs w:val="19"/>
+          <w:highlight w:val="white"/>
+          <w:lang w:val="en-IL" w:bidi="he-IL"/>
+        </w:rPr>
+        <w:t xml:space="preserve"> </w:t>
+      </w:r>
+      <w:r>
+        <w:rPr>
+          <w:rFonts w:ascii="Cascadia Mono" w:hAnsi="Cascadia Mono" w:cs="Cascadia Mono"/>
+          <w:color w:val="2B91AF"/>
+          <w:sz w:val="19"/>
+          <w:szCs w:val="19"/>
+          <w:highlight w:val="white"/>
+          <w:lang w:val="en-IL" w:bidi="he-IL"/>
+        </w:rPr>
+        <w:t>UserRole</w:t>
+      </w:r>
+      <w:r>
+        <w:rPr>
+          <w:rFonts w:ascii="Cascadia Mono" w:hAnsi="Cascadia Mono" w:cs="Cascadia Mono"/>
+          <w:color w:val="000000"/>
+          <w:sz w:val="19"/>
+          <w:szCs w:val="19"/>
+          <w:highlight w:val="white"/>
+          <w:lang w:val="en-IL" w:bidi="he-IL"/>
+        </w:rPr>
+        <w:t xml:space="preserve"> UserRole </w:t>
+      </w:r>
+      <w:proofErr w:type="gramStart"/>
+      <w:r>
+        <w:rPr>
+          <w:rFonts w:ascii="Cascadia Mono" w:hAnsi="Cascadia Mono" w:cs="Cascadia Mono"/>
+          <w:color w:val="000000"/>
+          <w:sz w:val="19"/>
+          <w:szCs w:val="19"/>
+          <w:highlight w:val="white"/>
+          <w:lang w:val="en-IL" w:bidi="he-IL"/>
+        </w:rPr>
+        <w:t xml:space="preserve">{ </w:t>
+      </w:r>
+      <w:r>
+        <w:rPr>
+          <w:rFonts w:ascii="Cascadia Mono" w:hAnsi="Cascadia Mono" w:cs="Cascadia Mono"/>
+          <w:color w:val="0000FF"/>
+          <w:sz w:val="19"/>
+          <w:szCs w:val="19"/>
+          <w:highlight w:val="white"/>
+          <w:lang w:val="en-IL" w:bidi="he-IL"/>
+        </w:rPr>
+        <w:t>get</w:t>
+      </w:r>
+      <w:proofErr w:type="gramEnd"/>
+      <w:r>
+        <w:rPr>
+          <w:rFonts w:ascii="Cascadia Mono" w:hAnsi="Cascadia Mono" w:cs="Cascadia Mono"/>
+          <w:color w:val="000000"/>
+          <w:sz w:val="19"/>
+          <w:szCs w:val="19"/>
+          <w:highlight w:val="white"/>
+          <w:lang w:val="en-IL" w:bidi="he-IL"/>
+        </w:rPr>
+        <w:t xml:space="preserve">; </w:t>
+      </w:r>
+      <w:r>
+        <w:rPr>
+          <w:rFonts w:ascii="Cascadia Mono" w:hAnsi="Cascadia Mono" w:cs="Cascadia Mono"/>
+          <w:color w:val="0000FF"/>
+          <w:sz w:val="19"/>
+          <w:szCs w:val="19"/>
+          <w:highlight w:val="white"/>
+          <w:lang w:val="en-IL" w:bidi="he-IL"/>
+        </w:rPr>
+        <w:t>set</w:t>
+      </w:r>
+      <w:proofErr w:type="gramStart"/>
+      <w:r>
+        <w:rPr>
+          <w:rFonts w:ascii="Cascadia Mono" w:hAnsi="Cascadia Mono" w:cs="Cascadia Mono"/>
+          <w:color w:val="000000"/>
+          <w:sz w:val="19"/>
+          <w:szCs w:val="19"/>
+          <w:highlight w:val="white"/>
+          <w:lang w:val="en-IL" w:bidi="he-IL"/>
+        </w:rPr>
+        <w:t>; }</w:t>
+      </w:r>
+      <w:proofErr w:type="gramEnd"/>
+      <w:r>
+        <w:rPr>
+          <w:rFonts w:ascii="Cascadia Mono" w:hAnsi="Cascadia Mono" w:cs="Cascadia Mono"/>
+          <w:color w:val="000000"/>
+          <w:sz w:val="19"/>
+          <w:szCs w:val="19"/>
+          <w:highlight w:val="white"/>
+          <w:lang w:val="en-IL" w:bidi="he-IL"/>
+        </w:rPr>
+        <w:t xml:space="preserve"> = </w:t>
+      </w:r>
+      <w:r>
+        <w:rPr>
+          <w:rFonts w:ascii="Cascadia Mono" w:hAnsi="Cascadia Mono" w:cs="Cascadia Mono"/>
+          <w:color w:val="0000FF"/>
+          <w:sz w:val="19"/>
+          <w:szCs w:val="19"/>
+          <w:highlight w:val="white"/>
+          <w:lang w:val="en-IL" w:bidi="he-IL"/>
+        </w:rPr>
+        <w:t>new</w:t>
+      </w:r>
+      <w:r>
+        <w:rPr>
+          <w:rFonts w:ascii="Cascadia Mono" w:hAnsi="Cascadia Mono" w:cs="Cascadia Mono"/>
+          <w:color w:val="000000"/>
+          <w:sz w:val="19"/>
+          <w:szCs w:val="19"/>
+          <w:highlight w:val="white"/>
+          <w:lang w:val="en-IL" w:bidi="he-IL"/>
+        </w:rPr>
+        <w:t xml:space="preserve"> </w:t>
+      </w:r>
+      <w:r>
+        <w:rPr>
+          <w:rFonts w:ascii="Cascadia Mono" w:hAnsi="Cascadia Mono" w:cs="Cascadia Mono"/>
+          <w:color w:val="2B91AF"/>
+          <w:sz w:val="19"/>
+          <w:szCs w:val="19"/>
+          <w:highlight w:val="white"/>
+          <w:lang w:val="en-IL" w:bidi="he-IL"/>
+        </w:rPr>
+        <w:t>UserRole</w:t>
+      </w:r>
+      <w:r>
+        <w:rPr>
+          <w:rFonts w:ascii="Cascadia Mono" w:hAnsi="Cascadia Mono" w:cs="Cascadia Mono"/>
+          <w:color w:val="000000"/>
+          <w:sz w:val="19"/>
+          <w:szCs w:val="19"/>
+          <w:highlight w:val="white"/>
+          <w:lang w:val="en-IL" w:bidi="he-IL"/>
+        </w:rPr>
+        <w:t xml:space="preserve"> </w:t>
+      </w:r>
+      <w:proofErr w:type="gramStart"/>
+      <w:r>
+        <w:rPr>
+          <w:rFonts w:ascii="Cascadia Mono" w:hAnsi="Cascadia Mono" w:cs="Cascadia Mono"/>
+          <w:color w:val="000000"/>
+          <w:sz w:val="19"/>
+          <w:szCs w:val="19"/>
+          <w:highlight w:val="white"/>
+          <w:lang w:val="en-IL" w:bidi="he-IL"/>
+        </w:rPr>
+        <w:t>{ RoleName</w:t>
+      </w:r>
+      <w:proofErr w:type="gramEnd"/>
+      <w:r>
+        <w:rPr>
+          <w:rFonts w:ascii="Cascadia Mono" w:hAnsi="Cascadia Mono" w:cs="Cascadia Mono"/>
+          <w:color w:val="000000"/>
+          <w:sz w:val="19"/>
+          <w:szCs w:val="19"/>
+          <w:highlight w:val="white"/>
+          <w:lang w:val="en-IL" w:bidi="he-IL"/>
+        </w:rPr>
+        <w:t xml:space="preserve"> = </w:t>
+      </w:r>
+      <w:proofErr w:type="gramStart"/>
+      <w:r>
+        <w:rPr>
+          <w:rFonts w:ascii="Cascadia Mono" w:hAnsi="Cascadia Mono" w:cs="Cascadia Mono"/>
+          <w:color w:val="2B91AF"/>
+          <w:sz w:val="19"/>
+          <w:szCs w:val="19"/>
+          <w:highlight w:val="white"/>
+          <w:lang w:val="en-IL" w:bidi="he-IL"/>
+        </w:rPr>
+        <w:t>RoleType</w:t>
+      </w:r>
+      <w:r>
+        <w:rPr>
+          <w:rFonts w:ascii="Cascadia Mono" w:hAnsi="Cascadia Mono" w:cs="Cascadia Mono"/>
+          <w:color w:val="000000"/>
+          <w:sz w:val="19"/>
+          <w:szCs w:val="19"/>
+          <w:highlight w:val="white"/>
+          <w:lang w:val="en-IL" w:bidi="he-IL"/>
+        </w:rPr>
+        <w:t>.User }</w:t>
+      </w:r>
+      <w:proofErr w:type="gramEnd"/>
+      <w:r>
+        <w:rPr>
+          <w:rFonts w:ascii="Cascadia Mono" w:hAnsi="Cascadia Mono" w:cs="Cascadia Mono"/>
+          <w:color w:val="000000"/>
+          <w:sz w:val="19"/>
+          <w:szCs w:val="19"/>
+          <w:highlight w:val="white"/>
+          <w:lang w:val="en-IL" w:bidi="he-IL"/>
+        </w:rPr>
+        <w:t>;}</w:t>
+      </w:r>
+    </w:p>
+    <w:p>
+      <w:pPr>
+        <w:pStyle w:val="ListParagraph"/>
+        <w:autoSpaceDE w:val="0"/>
+        <w:autoSpaceDN w:val="0"/>
+        <w:adjustRightInd w:val="0"/>
+        <w:spacing w:after="0" w:line="240" w:lineRule="auto"/>
+        <w:ind w:left="360"/>
+        <w:rPr>
+          <w:lang w:eastAsia="ja-JP"/>
+        </w:rPr>
+      </w:pPr>
+    </w:p>
+    <w:p>
+      <w:pPr>
+        <w:autoSpaceDE w:val="0"/>
+        <w:autoSpaceDN w:val="0"/>
+        <w:adjustRightInd w:val="0"/>
+        <w:spacing w:after="0" w:line="240" w:lineRule="auto"/>
+        <w:rPr>
+          <w:rFonts w:ascii="Cascadia Mono" w:hAnsi="Cascadia Mono" w:cs="Cascadia Mono"/>
+          <w:color w:val="2B91AF"/>
+          <w:sz w:val="19"/>
+          <w:szCs w:val="19"/>
+          <w:highlight w:val="white"/>
+          <w:lang w:val="en-IL" w:bidi="he-IL"/>
+        </w:rPr>
+      </w:pPr>
+      <w:r>
+        <w:rPr>
+          <w:rFonts w:ascii="Cascadia Mono" w:hAnsi="Cascadia Mono" w:cs="Cascadia Mono"/>
+          <w:color w:val="0000FF"/>
+          <w:sz w:val="19"/>
+          <w:szCs w:val="19"/>
+          <w:highlight w:val="white"/>
+          <w:lang w:val="en-IL" w:bidi="he-IL"/>
+        </w:rPr>
+        <w:t>public</w:t>
+      </w:r>
+      <w:r>
+        <w:rPr>
+          <w:rFonts w:ascii="Cascadia Mono" w:hAnsi="Cascadia Mono" w:cs="Cascadia Mono"/>
+          <w:color w:val="000000"/>
+          <w:sz w:val="19"/>
+          <w:szCs w:val="19"/>
+          <w:highlight w:val="white"/>
+          <w:lang w:val="en-IL" w:bidi="he-IL"/>
+        </w:rPr>
+        <w:t xml:space="preserve"> </w:t>
+      </w:r>
+      <w:r>
+        <w:rPr>
+          <w:rFonts w:ascii="Cascadia Mono" w:hAnsi="Cascadia Mono" w:cs="Cascadia Mono"/>
+          <w:color w:val="0000FF"/>
+          <w:sz w:val="19"/>
+          <w:szCs w:val="19"/>
+          <w:highlight w:val="white"/>
+          <w:lang w:val="en-IL" w:bidi="he-IL"/>
+        </w:rPr>
+        <w:t>enum</w:t>
+      </w:r>
+      <w:r>
+        <w:rPr>
+          <w:rFonts w:ascii="Cascadia Mono" w:hAnsi="Cascadia Mono" w:cs="Cascadia Mono"/>
+          <w:color w:val="000000"/>
+          <w:sz w:val="19"/>
+          <w:szCs w:val="19"/>
+          <w:highlight w:val="white"/>
+          <w:lang w:val="en-IL" w:bidi="he-IL"/>
+        </w:rPr>
+        <w:t xml:space="preserve"> </w:t>
+      </w:r>
+      <w:r>
+        <w:rPr>
+          <w:rFonts w:ascii="Cascadia Mono" w:hAnsi="Cascadia Mono" w:cs="Cascadia Mono"/>
+          <w:color w:val="2B91AF"/>
+          <w:sz w:val="19"/>
+          <w:szCs w:val="19"/>
+          <w:highlight w:val="white"/>
+          <w:lang w:val="en-IL" w:bidi="he-IL"/>
+        </w:rPr>
+        <w:t>RoleType</w:t>
+      </w:r>
+    </w:p>
+    <w:p>
+      <w:pPr>
+        <w:autoSpaceDE w:val="0"/>
+        <w:autoSpaceDN w:val="0"/>
+        <w:adjustRightInd w:val="0"/>
+        <w:spacing w:after="0" w:line="240" w:lineRule="auto"/>
+        <w:rPr>
+          <w:rFonts w:ascii="Cascadia Mono" w:hAnsi="Cascadia Mono" w:cs="Cascadia Mono"/>
+          <w:color w:val="000000"/>
+          <w:sz w:val="19"/>
+          <w:szCs w:val="19"/>
+          <w:highlight w:val="white"/>
+          <w:lang w:val="en-IL" w:bidi="he-IL"/>
+        </w:rPr>
+      </w:pPr>
+      <w:r>
+        <w:rPr>
+          <w:rFonts w:ascii="Cascadia Mono" w:hAnsi="Cascadia Mono" w:cs="Cascadia Mono"/>
+          <w:color w:val="000000"/>
+          <w:sz w:val="19"/>
+          <w:szCs w:val="19"/>
+          <w:highlight w:val="white"/>
+          <w:lang w:val="en-IL" w:bidi="he-IL"/>
+        </w:rPr>
+        <w:t>{</w:t>
+      </w:r>
+    </w:p>
+    <w:p>
+      <w:pPr>
+        <w:autoSpaceDE w:val="0"/>
+        <w:autoSpaceDN w:val="0"/>
+        <w:adjustRightInd w:val="0"/>
+        <w:spacing w:after="0" w:line="240" w:lineRule="auto"/>
+        <w:rPr>
+          <w:rFonts w:ascii="Cascadia Mono" w:hAnsi="Cascadia Mono" w:cs="Cascadia Mono"/>
+          <w:color w:val="000000"/>
+          <w:sz w:val="19"/>
+          <w:szCs w:val="19"/>
+          <w:highlight w:val="white"/>
+          <w:lang w:val="en-IL" w:bidi="he-IL"/>
+        </w:rPr>
+      </w:pPr>
+      <w:r>
+        <w:rPr>
+          <w:rFonts w:ascii="Cascadia Mono" w:hAnsi="Cascadia Mono" w:cs="Cascadia Mono"/>
+          <w:color w:val="000000"/>
+          <w:sz w:val="19"/>
+          <w:szCs w:val="19"/>
+          <w:highlight w:val="white"/>
+          <w:lang w:val="en-IL" w:bidi="he-IL"/>
+        </w:rPr>
+        <w:t xml:space="preserve">    User = 0,</w:t>
+      </w:r>
+    </w:p>
+    <w:p>
+      <w:pPr>
+        <w:autoSpaceDE w:val="0"/>
+        <w:autoSpaceDN w:val="0"/>
+        <w:adjustRightInd w:val="0"/>
+        <w:spacing w:after="0" w:line="240" w:lineRule="auto"/>
+        <w:rPr>
+          <w:rFonts w:ascii="Cascadia Mono" w:hAnsi="Cascadia Mono" w:cs="Cascadia Mono"/>
+          <w:color w:val="000000"/>
+          <w:sz w:val="19"/>
+          <w:szCs w:val="19"/>
+          <w:highlight w:val="white"/>
+          <w:lang w:val="en-IL" w:bidi="he-IL"/>
+        </w:rPr>
+      </w:pPr>
+      <w:r>
+        <w:rPr>
+          <w:rFonts w:ascii="Cascadia Mono" w:hAnsi="Cascadia Mono" w:cs="Cascadia Mono"/>
+          <w:color w:val="000000"/>
+          <w:sz w:val="19"/>
+          <w:szCs w:val="19"/>
+          <w:highlight w:val="white"/>
+          <w:lang w:val="en-IL" w:bidi="he-IL"/>
+        </w:rPr>
+        <w:t xml:space="preserve">    Admin = 1,</w:t>
+      </w:r>
+    </w:p>
+    <w:p>
+      <w:pPr>
+        <w:autoSpaceDE w:val="0"/>
+        <w:autoSpaceDN w:val="0"/>
+        <w:adjustRightInd w:val="0"/>
+        <w:spacing w:after="0" w:line="240" w:lineRule="auto"/>
+        <w:rPr>
+          <w:rFonts w:ascii="Cascadia Mono" w:hAnsi="Cascadia Mono" w:cs="Cascadia Mono"/>
+          <w:color w:val="000000"/>
+          <w:sz w:val="19"/>
+          <w:szCs w:val="19"/>
+          <w:highlight w:val="white"/>
+          <w:lang w:val="en-IL" w:bidi="he-IL"/>
+        </w:rPr>
+      </w:pPr>
+      <w:r>
+        <w:rPr>
+          <w:rFonts w:ascii="Cascadia Mono" w:hAnsi="Cascadia Mono" w:cs="Cascadia Mono"/>
+          <w:color w:val="000000"/>
+          <w:sz w:val="19"/>
+          <w:szCs w:val="19"/>
+          <w:highlight w:val="white"/>
+          <w:lang w:val="en-IL" w:bidi="he-IL"/>
+        </w:rPr>
+        <w:t xml:space="preserve">    SuperUser = 2</w:t>
+      </w:r>
+    </w:p>
+    <w:p>
+      <w:pPr>
+        <w:autoSpaceDE w:val="0"/>
+        <w:autoSpaceDN w:val="0"/>
+        <w:adjustRightInd w:val="0"/>
+        <w:spacing w:after="0" w:line="240" w:lineRule="auto"/>
+        <w:rPr>
+          <w:rFonts w:ascii="Cascadia Mono" w:hAnsi="Cascadia Mono" w:cs="Cascadia Mono"/>
+          <w:color w:val="000000"/>
+          <w:sz w:val="19"/>
+          <w:szCs w:val="19"/>
+          <w:highlight w:val="white"/>
+          <w:lang w:val="en-IL" w:bidi="he-IL"/>
+        </w:rPr>
+      </w:pPr>
+      <w:r>
+        <w:rPr>
+          <w:rFonts w:ascii="Cascadia Mono" w:hAnsi="Cascadia Mono" w:cs="Cascadia Mono"/>
+          <w:color w:val="000000"/>
+          <w:sz w:val="19"/>
+          <w:szCs w:val="19"/>
+          <w:highlight w:val="white"/>
+          <w:lang w:val="en-IL" w:bidi="he-IL"/>
+        </w:rPr>
+        <w:t>}</w:t>
+      </w:r>
+    </w:p>
+    <w:p>
+      <w:pPr>
+        <w:autoSpaceDE w:val="0"/>
+        <w:autoSpaceDN w:val="0"/>
+        <w:adjustRightInd w:val="0"/>
+        <w:spacing w:after="0" w:line="240" w:lineRule="auto"/>
+        <w:rPr>
+          <w:rFonts w:ascii="Cascadia Mono" w:hAnsi="Cascadia Mono" w:cs="Cascadia Mono"/>
+          <w:color w:val="000000"/>
+          <w:sz w:val="19"/>
+          <w:szCs w:val="19"/>
+          <w:highlight w:val="white"/>
+          <w:lang w:val="en-IL" w:bidi="he-IL"/>
+        </w:rPr>
+      </w:pPr>
+    </w:p>
+    <w:p>
+      <w:pPr>
+        <w:autoSpaceDE w:val="0"/>
+        <w:autoSpaceDN w:val="0"/>
+        <w:adjustRightInd w:val="0"/>
+        <w:spacing w:after="0" w:line="240" w:lineRule="auto"/>
+        <w:rPr>
+          <w:rFonts w:ascii="Cascadia Mono" w:hAnsi="Cascadia Mono" w:cs="Cascadia Mono"/>
+          <w:color w:val="2B91AF"/>
+          <w:sz w:val="19"/>
+          <w:szCs w:val="19"/>
+          <w:highlight w:val="white"/>
+          <w:lang w:val="en-IL" w:bidi="he-IL"/>
+        </w:rPr>
+      </w:pPr>
+      <w:r>
+        <w:rPr>
+          <w:rFonts w:ascii="Cascadia Mono" w:hAnsi="Cascadia Mono" w:cs="Cascadia Mono"/>
+          <w:color w:val="0000FF"/>
+          <w:sz w:val="19"/>
+          <w:szCs w:val="19"/>
+          <w:highlight w:val="white"/>
+          <w:lang w:val="en-IL" w:bidi="he-IL"/>
+        </w:rPr>
+        <w:t>public</w:t>
+      </w:r>
+      <w:r>
+        <w:rPr>
+          <w:rFonts w:ascii="Cascadia Mono" w:hAnsi="Cascadia Mono" w:cs="Cascadia Mono"/>
+          <w:color w:val="000000"/>
+          <w:sz w:val="19"/>
+          <w:szCs w:val="19"/>
+          <w:highlight w:val="white"/>
+          <w:lang w:val="en-IL" w:bidi="he-IL"/>
+        </w:rPr>
+        <w:t xml:space="preserve"> </w:t>
+      </w:r>
+      <w:r>
+        <w:rPr>
+          <w:rFonts w:ascii="Cascadia Mono" w:hAnsi="Cascadia Mono" w:cs="Cascadia Mono"/>
+          <w:color w:val="0000FF"/>
+          <w:sz w:val="19"/>
+          <w:szCs w:val="19"/>
+          <w:highlight w:val="white"/>
+          <w:lang w:val="en-IL" w:bidi="he-IL"/>
+        </w:rPr>
+        <w:t>class</w:t>
+      </w:r>
+      <w:r>
+        <w:rPr>
+          <w:rFonts w:ascii="Cascadia Mono" w:hAnsi="Cascadia Mono" w:cs="Cascadia Mono"/>
+          <w:color w:val="000000"/>
+          <w:sz w:val="19"/>
+          <w:szCs w:val="19"/>
+          <w:highlight w:val="white"/>
+          <w:lang w:val="en-IL" w:bidi="he-IL"/>
+        </w:rPr>
+        <w:t xml:space="preserve"> </w:t>
+      </w:r>
+      <w:r>
+        <w:rPr>
+          <w:rFonts w:ascii="Cascadia Mono" w:hAnsi="Cascadia Mono" w:cs="Cascadia Mono"/>
+          <w:color w:val="2B91AF"/>
+          <w:sz w:val="19"/>
+          <w:szCs w:val="19"/>
+          <w:highlight w:val="white"/>
+          <w:lang w:val="en-IL" w:bidi="he-IL"/>
+        </w:rPr>
+        <w:t>UserRole</w:t>
+      </w:r>
+    </w:p>
+    <w:p>
+      <w:pPr>
+        <w:autoSpaceDE w:val="0"/>
+        <w:autoSpaceDN w:val="0"/>
+        <w:adjustRightInd w:val="0"/>
+        <w:spacing w:after="0" w:line="240" w:lineRule="auto"/>
+        <w:rPr>
+          <w:rFonts w:ascii="Cascadia Mono" w:hAnsi="Cascadia Mono" w:cs="Cascadia Mono"/>
+          <w:color w:val="000000"/>
+          <w:sz w:val="19"/>
+          <w:szCs w:val="19"/>
+          <w:highlight w:val="white"/>
+          <w:lang w:val="en-IL" w:bidi="he-IL"/>
+        </w:rPr>
+      </w:pPr>
+      <w:r>
+        <w:rPr>
+          <w:rFonts w:ascii="Cascadia Mono" w:hAnsi="Cascadia Mono" w:cs="Cascadia Mono"/>
+          <w:color w:val="000000"/>
+          <w:sz w:val="19"/>
+          <w:szCs w:val="19"/>
+          <w:highlight w:val="white"/>
+          <w:lang w:val="en-IL" w:bidi="he-IL"/>
+        </w:rPr>
+        <w:t>{</w:t>
+      </w:r>
+    </w:p>
+    <w:p>
+      <w:pPr>
+        <w:autoSpaceDE w:val="0"/>
+        <w:autoSpaceDN w:val="0"/>
+        <w:adjustRightInd w:val="0"/>
+        <w:spacing w:after="0" w:line="240" w:lineRule="auto"/>
+        <w:rPr>
+          <w:rFonts w:ascii="Cascadia Mono" w:hAnsi="Cascadia Mono" w:cs="Cascadia Mono"/>
+          <w:color w:val="000000"/>
+          <w:sz w:val="19"/>
+          <w:szCs w:val="19"/>
+          <w:highlight w:val="white"/>
+          <w:lang w:val="en-IL" w:bidi="he-IL"/>
+        </w:rPr>
+      </w:pPr>
+      <w:r>
+        <w:rPr>
+          <w:rFonts w:ascii="Cascadia Mono" w:hAnsi="Cascadia Mono" w:cs="Cascadia Mono"/>
+          <w:color w:val="000000"/>
+          <w:sz w:val="19"/>
+          <w:szCs w:val="19"/>
+          <w:highlight w:val="white"/>
+          <w:lang w:val="en-IL" w:bidi="he-IL"/>
+        </w:rPr>
+        <w:t xml:space="preserve">    </w:t>
+      </w:r>
+      <w:r>
+        <w:rPr>
+          <w:rFonts w:ascii="Cascadia Mono" w:hAnsi="Cascadia Mono" w:cs="Cascadia Mono"/>
+          <w:color w:val="0000FF"/>
+          <w:sz w:val="19"/>
+          <w:szCs w:val="19"/>
+          <w:highlight w:val="white"/>
+          <w:lang w:val="en-IL" w:bidi="he-IL"/>
+        </w:rPr>
+        <w:t>public</w:t>
+      </w:r>
+      <w:r>
+        <w:rPr>
+          <w:rFonts w:ascii="Cascadia Mono" w:hAnsi="Cascadia Mono" w:cs="Cascadia Mono"/>
+          <w:color w:val="000000"/>
+          <w:sz w:val="19"/>
+          <w:szCs w:val="19"/>
+          <w:highlight w:val="white"/>
+          <w:lang w:val="en-IL" w:bidi="he-IL"/>
+        </w:rPr>
+        <w:t xml:space="preserve"> </w:t>
+      </w:r>
+      <w:r>
+        <w:rPr>
+          <w:rFonts w:ascii="Cascadia Mono" w:hAnsi="Cascadia Mono" w:cs="Cascadia Mono"/>
+          <w:color w:val="2B91AF"/>
+          <w:sz w:val="19"/>
+          <w:szCs w:val="19"/>
+          <w:highlight w:val="white"/>
+          <w:lang w:val="en-IL" w:bidi="he-IL"/>
+        </w:rPr>
+        <w:t>Guid</w:t>
+      </w:r>
+      <w:r>
+        <w:rPr>
+          <w:rFonts w:ascii="Cascadia Mono" w:hAnsi="Cascadia Mono" w:cs="Cascadia Mono"/>
+          <w:color w:val="000000"/>
+          <w:sz w:val="19"/>
+          <w:szCs w:val="19"/>
+          <w:highlight w:val="white"/>
+          <w:lang w:val="en-IL" w:bidi="he-IL"/>
+        </w:rPr>
+        <w:t xml:space="preserve"> Id </w:t>
+      </w:r>
+      <w:proofErr w:type="gramStart"/>
+      <w:r>
+        <w:rPr>
+          <w:rFonts w:ascii="Cascadia Mono" w:hAnsi="Cascadia Mono" w:cs="Cascadia Mono"/>
+          <w:color w:val="000000"/>
+          <w:sz w:val="19"/>
+          <w:szCs w:val="19"/>
+          <w:highlight w:val="white"/>
+          <w:lang w:val="en-IL" w:bidi="he-IL"/>
+        </w:rPr>
+        <w:t xml:space="preserve">{ </w:t>
+      </w:r>
+      <w:r>
+        <w:rPr>
+          <w:rFonts w:ascii="Cascadia Mono" w:hAnsi="Cascadia Mono" w:cs="Cascadia Mono"/>
+          <w:color w:val="0000FF"/>
+          <w:sz w:val="19"/>
+          <w:szCs w:val="19"/>
+          <w:highlight w:val="white"/>
+          <w:lang w:val="en-IL" w:bidi="he-IL"/>
+        </w:rPr>
+        <w:t>get</w:t>
+      </w:r>
+      <w:proofErr w:type="gramEnd"/>
+      <w:r>
+        <w:rPr>
+          <w:rFonts w:ascii="Cascadia Mono" w:hAnsi="Cascadia Mono" w:cs="Cascadia Mono"/>
+          <w:color w:val="000000"/>
+          <w:sz w:val="19"/>
+          <w:szCs w:val="19"/>
+          <w:highlight w:val="white"/>
+          <w:lang w:val="en-IL" w:bidi="he-IL"/>
+        </w:rPr>
+        <w:t xml:space="preserve">; </w:t>
+      </w:r>
+      <w:r>
+        <w:rPr>
+          <w:rFonts w:ascii="Cascadia Mono" w:hAnsi="Cascadia Mono" w:cs="Cascadia Mono"/>
+          <w:color w:val="0000FF"/>
+          <w:sz w:val="19"/>
+          <w:szCs w:val="19"/>
+          <w:highlight w:val="white"/>
+          <w:lang w:val="en-IL" w:bidi="he-IL"/>
+        </w:rPr>
+        <w:t>set</w:t>
+      </w:r>
+      <w:proofErr w:type="gramStart"/>
+      <w:r>
+        <w:rPr>
+          <w:rFonts w:ascii="Cascadia Mono" w:hAnsi="Cascadia Mono" w:cs="Cascadia Mono"/>
+          <w:color w:val="000000"/>
+          <w:sz w:val="19"/>
+          <w:szCs w:val="19"/>
+          <w:highlight w:val="white"/>
+          <w:lang w:val="en-IL" w:bidi="he-IL"/>
+        </w:rPr>
+        <w:t>; }</w:t>
+      </w:r>
+      <w:proofErr w:type="gramEnd"/>
+      <w:r>
+        <w:rPr>
+          <w:rFonts w:ascii="Cascadia Mono" w:hAnsi="Cascadia Mono" w:cs="Cascadia Mono"/>
+          <w:color w:val="000000"/>
+          <w:sz w:val="19"/>
+          <w:szCs w:val="19"/>
+          <w:highlight w:val="white"/>
+          <w:lang w:val="en-IL" w:bidi="he-IL"/>
+        </w:rPr>
+        <w:t xml:space="preserve"> = </w:t>
+      </w:r>
+      <w:r>
+        <w:rPr>
+          <w:rFonts w:ascii="Cascadia Mono" w:hAnsi="Cascadia Mono" w:cs="Cascadia Mono"/>
+          <w:color w:val="2B91AF"/>
+          <w:sz w:val="19"/>
+          <w:szCs w:val="19"/>
+          <w:highlight w:val="white"/>
+          <w:lang w:val="en-IL" w:bidi="he-IL"/>
+        </w:rPr>
+        <w:t>Guid</w:t>
+      </w:r>
+      <w:r>
+        <w:rPr>
+          <w:rFonts w:ascii="Cascadia Mono" w:hAnsi="Cascadia Mono" w:cs="Cascadia Mono"/>
+          <w:color w:val="000000"/>
+          <w:sz w:val="19"/>
+          <w:szCs w:val="19"/>
+          <w:highlight w:val="white"/>
+          <w:lang w:val="en-IL" w:bidi="he-IL"/>
+        </w:rPr>
+        <w:t>.NewGuid(</w:t>
+      </w:r>
+      <w:proofErr w:type="gramStart"/>
+      <w:r>
+        <w:rPr>
+          <w:rFonts w:ascii="Cascadia Mono" w:hAnsi="Cascadia Mono" w:cs="Cascadia Mono"/>
+          <w:color w:val="000000"/>
+          <w:sz w:val="19"/>
+          <w:szCs w:val="19"/>
+          <w:highlight w:val="white"/>
+          <w:lang w:val="en-IL" w:bidi="he-IL"/>
+        </w:rPr>
+        <w:t>);</w:t>
+      </w:r>
+      <w:proofErr w:type="gramEnd"/>
+    </w:p>
+    <w:p>
+      <w:pPr>
+        <w:autoSpaceDE w:val="0"/>
+        <w:autoSpaceDN w:val="0"/>
+        <w:adjustRightInd w:val="0"/>
+        <w:spacing w:after="0" w:line="240" w:lineRule="auto"/>
+        <w:rPr>
+          <w:rFonts w:ascii="Cascadia Mono" w:hAnsi="Cascadia Mono" w:cs="Cascadia Mono"/>
+          <w:color w:val="000000"/>
+          <w:sz w:val="19"/>
+          <w:szCs w:val="19"/>
+          <w:highlight w:val="white"/>
+          <w:lang w:val="en-IL" w:bidi="he-IL"/>
+        </w:rPr>
+      </w:pPr>
+      <w:r>
+        <w:rPr>
+          <w:rFonts w:ascii="Cascadia Mono" w:hAnsi="Cascadia Mono" w:cs="Cascadia Mono"/>
+          <w:color w:val="000000"/>
+          <w:sz w:val="19"/>
+          <w:szCs w:val="19"/>
+          <w:highlight w:val="white"/>
+          <w:lang w:val="en-IL" w:bidi="he-IL"/>
+        </w:rPr>
+        <w:t xml:space="preserve">    </w:t>
+      </w:r>
+      <w:r>
+        <w:rPr>
+          <w:rFonts w:ascii="Cascadia Mono" w:hAnsi="Cascadia Mono" w:cs="Cascadia Mono"/>
+          <w:color w:val="0000FF"/>
+          <w:sz w:val="19"/>
+          <w:szCs w:val="19"/>
+          <w:highlight w:val="white"/>
+          <w:lang w:val="en-IL" w:bidi="he-IL"/>
+        </w:rPr>
+        <w:t>public</w:t>
+      </w:r>
+      <w:r>
+        <w:rPr>
+          <w:rFonts w:ascii="Cascadia Mono" w:hAnsi="Cascadia Mono" w:cs="Cascadia Mono"/>
+          <w:color w:val="000000"/>
+          <w:sz w:val="19"/>
+          <w:szCs w:val="19"/>
+          <w:highlight w:val="white"/>
+          <w:lang w:val="en-IL" w:bidi="he-IL"/>
+        </w:rPr>
+        <w:t xml:space="preserve"> </w:t>
+      </w:r>
+      <w:r>
+        <w:rPr>
+          <w:rFonts w:ascii="Cascadia Mono" w:hAnsi="Cascadia Mono" w:cs="Cascadia Mono"/>
+          <w:color w:val="2B91AF"/>
+          <w:sz w:val="19"/>
+          <w:szCs w:val="19"/>
+          <w:highlight w:val="white"/>
+          <w:lang w:val="en-IL" w:bidi="he-IL"/>
+        </w:rPr>
+        <w:t>RoleType</w:t>
+      </w:r>
+      <w:r>
+        <w:rPr>
+          <w:rFonts w:ascii="Cascadia Mono" w:hAnsi="Cascadia Mono" w:cs="Cascadia Mono"/>
+          <w:color w:val="000000"/>
+          <w:sz w:val="19"/>
+          <w:szCs w:val="19"/>
+          <w:highlight w:val="white"/>
+          <w:lang w:val="en-IL" w:bidi="he-IL"/>
+        </w:rPr>
+        <w:t xml:space="preserve"> RoleName </w:t>
+      </w:r>
+      <w:proofErr w:type="gramStart"/>
+      <w:r>
+        <w:rPr>
+          <w:rFonts w:ascii="Cascadia Mono" w:hAnsi="Cascadia Mono" w:cs="Cascadia Mono"/>
+          <w:color w:val="000000"/>
+          <w:sz w:val="19"/>
+          <w:szCs w:val="19"/>
+          <w:highlight w:val="white"/>
+          <w:lang w:val="en-IL" w:bidi="he-IL"/>
+        </w:rPr>
+        <w:t xml:space="preserve">{ </w:t>
+      </w:r>
+      <w:r>
+        <w:rPr>
+          <w:rFonts w:ascii="Cascadia Mono" w:hAnsi="Cascadia Mono" w:cs="Cascadia Mono"/>
+          <w:color w:val="0000FF"/>
+          <w:sz w:val="19"/>
+          <w:szCs w:val="19"/>
+          <w:highlight w:val="white"/>
+          <w:lang w:val="en-IL" w:bidi="he-IL"/>
+        </w:rPr>
+        <w:t>get</w:t>
+      </w:r>
+      <w:proofErr w:type="gramEnd"/>
+      <w:r>
+        <w:rPr>
+          <w:rFonts w:ascii="Cascadia Mono" w:hAnsi="Cascadia Mono" w:cs="Cascadia Mono"/>
+          <w:color w:val="000000"/>
+          <w:sz w:val="19"/>
+          <w:szCs w:val="19"/>
+          <w:highlight w:val="white"/>
+          <w:lang w:val="en-IL" w:bidi="he-IL"/>
+        </w:rPr>
+        <w:t xml:space="preserve">; </w:t>
+      </w:r>
+      <w:r>
+        <w:rPr>
+          <w:rFonts w:ascii="Cascadia Mono" w:hAnsi="Cascadia Mono" w:cs="Cascadia Mono"/>
+          <w:color w:val="0000FF"/>
+          <w:sz w:val="19"/>
+          <w:szCs w:val="19"/>
+          <w:highlight w:val="white"/>
+          <w:lang w:val="en-IL" w:bidi="he-IL"/>
+        </w:rPr>
+        <w:t>set</w:t>
+      </w:r>
+      <w:proofErr w:type="gramStart"/>
+      <w:r>
+        <w:rPr>
+          <w:rFonts w:ascii="Cascadia Mono" w:hAnsi="Cascadia Mono" w:cs="Cascadia Mono"/>
+          <w:color w:val="000000"/>
+          <w:sz w:val="19"/>
+          <w:szCs w:val="19"/>
+          <w:highlight w:val="white"/>
+          <w:lang w:val="en-IL" w:bidi="he-IL"/>
+        </w:rPr>
+        <w:t>; }</w:t>
+      </w:r>
+      <w:proofErr w:type="gramEnd"/>
+      <w:r>
+        <w:rPr>
+          <w:rFonts w:ascii="Cascadia Mono" w:hAnsi="Cascadia Mono" w:cs="Cascadia Mono"/>
+          <w:color w:val="000000"/>
+          <w:sz w:val="19"/>
+          <w:szCs w:val="19"/>
+          <w:highlight w:val="white"/>
+          <w:lang w:val="en-IL" w:bidi="he-IL"/>
+        </w:rPr>
+        <w:t xml:space="preserve"> = </w:t>
+      </w:r>
+      <w:r>
+        <w:rPr>
+          <w:rFonts w:ascii="Cascadia Mono" w:hAnsi="Cascadia Mono" w:cs="Cascadia Mono"/>
+          <w:color w:val="2B91AF"/>
+          <w:sz w:val="19"/>
+          <w:szCs w:val="19"/>
+          <w:highlight w:val="white"/>
+          <w:lang w:val="en-IL" w:bidi="he-IL"/>
+        </w:rPr>
+        <w:t>RoleType</w:t>
+      </w:r>
+      <w:r>
+        <w:rPr>
+          <w:rFonts w:ascii="Cascadia Mono" w:hAnsi="Cascadia Mono" w:cs="Cascadia Mono"/>
+          <w:color w:val="000000"/>
+          <w:sz w:val="19"/>
+          <w:szCs w:val="19"/>
+          <w:highlight w:val="white"/>
+          <w:lang w:val="en-IL" w:bidi="he-IL"/>
+        </w:rPr>
+        <w:t>.</w:t>
+      </w:r>
+      <w:proofErr w:type="gramStart"/>
+      <w:r>
+        <w:rPr>
+          <w:rFonts w:ascii="Cascadia Mono" w:hAnsi="Cascadia Mono" w:cs="Cascadia Mono"/>
+          <w:color w:val="000000"/>
+          <w:sz w:val="19"/>
+          <w:szCs w:val="19"/>
+          <w:highlight w:val="white"/>
+          <w:lang w:val="en-IL" w:bidi="he-IL"/>
+        </w:rPr>
+        <w:t>User;</w:t>
+      </w:r>
+      <w:proofErr w:type="gramEnd"/>
+    </w:p>
+    <w:p>
+      <w:pPr>
+        <w:autoSpaceDE w:val="0"/>
+        <w:autoSpaceDN w:val="0"/>
+        <w:adjustRightInd w:val="0"/>
+        <w:spacing w:after="0" w:line="240" w:lineRule="auto"/>
+        <w:rPr>
+          <w:rFonts w:ascii="Cascadia Mono" w:hAnsi="Cascadia Mono" w:cs="Cascadia Mono"/>
+          <w:color w:val="000000"/>
+          <w:sz w:val="19"/>
+          <w:szCs w:val="19"/>
+          <w:highlight w:val="white"/>
+          <w:lang w:val="en-IL" w:eastAsia="ja-JP" w:bidi="he-IL"/>
+        </w:rPr>
+      </w:pPr>
+      <w:r>
+        <w:rPr>
+          <w:rFonts w:ascii="Cascadia Mono" w:hAnsi="Cascadia Mono" w:cs="Cascadia Mono"/>
+          <w:color w:val="000000"/>
+          <w:sz w:val="19"/>
+          <w:szCs w:val="19"/>
+          <w:highlight w:val="white"/>
+          <w:lang w:val="en-IL" w:bidi="he-IL"/>
+        </w:rPr>
+        <w:t xml:space="preserve">    </w:t>
+      </w:r>
+      <w:r>
+        <w:rPr>
+          <w:rFonts w:ascii="Cascadia Mono" w:hAnsi="Cascadia Mono" w:cs="Cascadia Mono"/>
+          <w:color w:val="0000FF"/>
+          <w:sz w:val="19"/>
+          <w:szCs w:val="19"/>
+          <w:highlight w:val="white"/>
+          <w:lang w:val="en-IL" w:bidi="he-IL"/>
+        </w:rPr>
+        <w:t>public</w:t>
+      </w:r>
+      <w:r>
+        <w:rPr>
+          <w:rFonts w:ascii="Cascadia Mono" w:hAnsi="Cascadia Mono" w:cs="Cascadia Mono"/>
+          <w:color w:val="000000"/>
+          <w:sz w:val="19"/>
+          <w:szCs w:val="19"/>
+          <w:highlight w:val="white"/>
+          <w:lang w:val="en-IL" w:bidi="he-IL"/>
+        </w:rPr>
+        <w:t xml:space="preserve"> </w:t>
+      </w:r>
+      <w:r>
+        <w:rPr>
+          <w:rFonts w:ascii="Cascadia Mono" w:hAnsi="Cascadia Mono" w:cs="Cascadia Mono"/>
+          <w:color w:val="2B91AF"/>
+          <w:sz w:val="19"/>
+          <w:szCs w:val="19"/>
+          <w:highlight w:val="white"/>
+          <w:lang w:val="en-IL" w:bidi="he-IL"/>
+        </w:rPr>
+        <w:t>ICollection</w:t>
+      </w:r>
+      <w:r>
+        <w:rPr>
+          <w:rFonts w:ascii="Cascadia Mono" w:hAnsi="Cascadia Mono" w:cs="Cascadia Mono"/>
+          <w:color w:val="000000"/>
+          <w:sz w:val="19"/>
+          <w:szCs w:val="19"/>
+          <w:highlight w:val="white"/>
+          <w:lang w:val="en-IL" w:bidi="he-IL"/>
+        </w:rPr>
+        <w:t>&lt;</w:t>
+      </w:r>
+      <w:r>
+        <w:rPr>
+          <w:rFonts w:ascii="Cascadia Mono" w:hAnsi="Cascadia Mono" w:cs="Cascadia Mono"/>
+          <w:color w:val="2B91AF"/>
+          <w:sz w:val="19"/>
+          <w:szCs w:val="19"/>
+          <w:highlight w:val="white"/>
+          <w:lang w:val="en-IL" w:bidi="he-IL"/>
+        </w:rPr>
+        <w:t>User</w:t>
+      </w:r>
+      <w:r>
+        <w:rPr>
+          <w:rFonts w:ascii="Cascadia Mono" w:hAnsi="Cascadia Mono" w:cs="Cascadia Mono"/>
+          <w:color w:val="000000"/>
+          <w:sz w:val="19"/>
+          <w:szCs w:val="19"/>
+          <w:highlight w:val="white"/>
+          <w:lang w:val="en-IL" w:bidi="he-IL"/>
+        </w:rPr>
+        <w:t xml:space="preserve">&gt; Users </w:t>
+      </w:r>
+      <w:proofErr w:type="gramStart"/>
+      <w:r>
+        <w:rPr>
+          <w:rFonts w:ascii="Cascadia Mono" w:hAnsi="Cascadia Mono" w:cs="Cascadia Mono"/>
+          <w:color w:val="000000"/>
+          <w:sz w:val="19"/>
+          <w:szCs w:val="19"/>
+          <w:highlight w:val="white"/>
+          <w:lang w:val="en-IL" w:bidi="he-IL"/>
+        </w:rPr>
+        <w:t xml:space="preserve">{ </w:t>
+      </w:r>
+      <w:r>
+        <w:rPr>
+          <w:rFonts w:ascii="Cascadia Mono" w:hAnsi="Cascadia Mono" w:cs="Cascadia Mono"/>
+          <w:color w:val="0000FF"/>
+          <w:sz w:val="19"/>
+          <w:szCs w:val="19"/>
+          <w:highlight w:val="white"/>
+          <w:lang w:val="en-IL" w:bidi="he-IL"/>
+        </w:rPr>
+        <w:t>get</w:t>
+      </w:r>
+      <w:proofErr w:type="gramEnd"/>
+      <w:r>
+        <w:rPr>
+          <w:rFonts w:ascii="Cascadia Mono" w:hAnsi="Cascadia Mono" w:cs="Cascadia Mono"/>
+          <w:color w:val="000000"/>
+          <w:sz w:val="19"/>
+          <w:szCs w:val="19"/>
+          <w:highlight w:val="white"/>
+          <w:lang w:val="en-IL" w:bidi="he-IL"/>
+        </w:rPr>
+        <w:t xml:space="preserve">; </w:t>
+      </w:r>
+      <w:r>
+        <w:rPr>
+          <w:rFonts w:ascii="Cascadia Mono" w:hAnsi="Cascadia Mono" w:cs="Cascadia Mono"/>
+          <w:color w:val="0000FF"/>
+          <w:sz w:val="19"/>
+          <w:szCs w:val="19"/>
+          <w:highlight w:val="white"/>
+          <w:lang w:val="en-IL" w:bidi="he-IL"/>
+        </w:rPr>
+        <w:t>set</w:t>
+      </w:r>
+      <w:proofErr w:type="gramStart"/>
+      <w:r>
+        <w:rPr>
+          <w:rFonts w:ascii="Cascadia Mono" w:hAnsi="Cascadia Mono" w:cs="Cascadia Mono"/>
+          <w:color w:val="000000"/>
+          <w:sz w:val="19"/>
+          <w:szCs w:val="19"/>
+          <w:highlight w:val="white"/>
+          <w:lang w:val="en-IL" w:bidi="he-IL"/>
+        </w:rPr>
+        <w:t>; }</w:t>
+      </w:r>
+      <w:proofErr w:type="gramEnd"/>
+      <w:r>
+        <w:rPr>
+          <w:rFonts w:ascii="Cascadia Mono" w:hAnsi="Cascadia Mono" w:cs="Cascadia Mono"/>
+          <w:color w:val="000000"/>
+          <w:sz w:val="19"/>
+          <w:szCs w:val="19"/>
+          <w:highlight w:val="white"/>
+          <w:lang w:val="en-IL" w:bidi="he-IL"/>
+        </w:rPr>
+        <w:t xml:space="preserve"> = </w:t>
+      </w:r>
+      <w:r>
+        <w:rPr>
+          <w:rFonts w:ascii="Cascadia Mono" w:hAnsi="Cascadia Mono" w:cs="Cascadia Mono"/>
+          <w:color w:val="0000FF"/>
+          <w:sz w:val="19"/>
+          <w:szCs w:val="19"/>
+          <w:highlight w:val="white"/>
+          <w:lang w:val="en-IL" w:bidi="he-IL"/>
+        </w:rPr>
+        <w:t>new</w:t>
+      </w:r>
+      <w:r>
+        <w:rPr>
+          <w:rFonts w:ascii="Cascadia Mono" w:hAnsi="Cascadia Mono" w:cs="Cascadia Mono"/>
+          <w:color w:val="000000"/>
+          <w:sz w:val="19"/>
+          <w:szCs w:val="19"/>
+          <w:highlight w:val="white"/>
+          <w:lang w:val="en-IL" w:bidi="he-IL"/>
+        </w:rPr>
+        <w:t xml:space="preserve"> </w:t>
+      </w:r>
+      <w:r>
+        <w:rPr>
+          <w:rFonts w:ascii="Cascadia Mono" w:hAnsi="Cascadia Mono" w:cs="Cascadia Mono"/>
+          <w:color w:val="2B91AF"/>
+          <w:sz w:val="19"/>
+          <w:szCs w:val="19"/>
+          <w:highlight w:val="white"/>
+          <w:lang w:val="en-IL" w:bidi="he-IL"/>
+        </w:rPr>
+        <w:t>List</w:t>
+      </w:r>
+      <w:r>
+        <w:rPr>
+          <w:rFonts w:ascii="Cascadia Mono" w:hAnsi="Cascadia Mono" w:cs="Cascadia Mono"/>
+          <w:color w:val="000000"/>
+          <w:sz w:val="19"/>
+          <w:szCs w:val="19"/>
+          <w:highlight w:val="white"/>
+          <w:lang w:val="en-IL" w:bidi="he-IL"/>
+        </w:rPr>
+        <w:t>&lt;</w:t>
+      </w:r>
+      <w:r>
+        <w:rPr>
+          <w:rFonts w:ascii="Cascadia Mono" w:hAnsi="Cascadia Mono" w:cs="Cascadia Mono"/>
+          <w:color w:val="2B91AF"/>
+          <w:sz w:val="19"/>
+          <w:szCs w:val="19"/>
+          <w:highlight w:val="white"/>
+          <w:lang w:val="en-IL" w:bidi="he-IL"/>
+        </w:rPr>
+        <w:t>User</w:t>
+      </w:r>
+      <w:proofErr w:type="gramStart"/>
+      <w:r>
+        <w:rPr>
+          <w:rFonts w:ascii="Cascadia Mono" w:hAnsi="Cascadia Mono" w:cs="Cascadia Mono"/>
+          <w:color w:val="000000"/>
+          <w:sz w:val="19"/>
+          <w:szCs w:val="19"/>
+          <w:highlight w:val="white"/>
+          <w:lang w:val="en-IL" w:bidi="he-IL"/>
+        </w:rPr>
+        <w:t>&gt;()</w:t>
+      </w:r>
+      <w:r>
+        <w:rPr>
+          <w:rFonts w:ascii="Cascadia Mono" w:hAnsi="Cascadia Mono" w:cs="Cascadia Mono" w:hint="eastAsia"/>
+          <w:color w:val="000000"/>
+          <w:sz w:val="19"/>
+          <w:szCs w:val="19"/>
+          <w:highlight w:val="white"/>
+          <w:lang w:val="en-IL" w:eastAsia="ja-JP" w:bidi="he-IL"/>
+        </w:rPr>
+        <w:t>;</w:t>
+      </w:r>
+      <w:proofErr w:type="gramEnd"/>
+    </w:p>
+    <w:p>
+      <w:pPr>
+        <w:autoSpaceDE w:val="0"/>
+        <w:autoSpaceDN w:val="0"/>
+        <w:adjustRightInd w:val="0"/>
+        <w:spacing w:after="0" w:line="240" w:lineRule="auto"/>
+        <w:rPr>
+          <w:rFonts w:ascii="Cascadia Mono" w:hAnsi="Cascadia Mono" w:cs="Cascadia Mono"/>
+          <w:color w:val="000000"/>
+          <w:sz w:val="19"/>
+          <w:szCs w:val="19"/>
+          <w:highlight w:val="white"/>
+          <w:lang w:val="en-IL" w:bidi="he-IL"/>
+        </w:rPr>
+      </w:pPr>
+      <w:r>
+        <w:rPr>
+          <w:rFonts w:ascii="Cascadia Mono" w:hAnsi="Cascadia Mono" w:cs="Cascadia Mono" w:hint="eastAsia"/>
+          <w:color w:val="000000"/>
+          <w:sz w:val="19"/>
+          <w:szCs w:val="19"/>
+          <w:highlight w:val="white"/>
+          <w:lang w:val="en-IL" w:eastAsia="ja-JP" w:bidi="he-IL"/>
+        </w:rPr>
+        <w:t>}</w:t>
+      </w:r>
     </w:p>
     <w:p>
       <w:pPr>
@@ -2768,14 +5670,14 @@
           <w:rFonts w:cstheme="majorHAnsi"/>
         </w:rPr>
       </w:pPr>
-      <w:bookmarkStart w:id="5" w:name="_Toc205676419"/>
+      <w:bookmarkStart w:id="11" w:name="_Toc206168159"/>
       <w:r>
         <w:rPr>
           <w:rFonts w:cstheme="majorHAnsi"/>
         </w:rPr>
         <w:t>API Design</w:t>
       </w:r>
-      <w:bookmarkEnd w:id="5"/>
+      <w:bookmarkEnd w:id="11"/>
     </w:p>
     <w:p>
       <w:pPr>
@@ -2797,14 +5699,14 @@
           <w:rFonts w:cstheme="majorHAnsi"/>
         </w:rPr>
       </w:pPr>
-      <w:bookmarkStart w:id="6" w:name="_Toc205676420"/>
+      <w:bookmarkStart w:id="12" w:name="_Toc206168160"/>
       <w:r>
         <w:rPr>
           <w:rFonts w:cstheme="majorHAnsi"/>
         </w:rPr>
         <w:t>Authentication Service</w:t>
       </w:r>
-      <w:bookmarkEnd w:id="6"/>
+      <w:bookmarkEnd w:id="12"/>
     </w:p>
     <w:tbl>
       <w:tblPr>
@@ -2945,21 +5847,7 @@
               <w:rPr>
                 <w:rFonts w:asciiTheme="majorHAnsi" w:hAnsiTheme="majorHAnsi" w:cstheme="majorHAnsi"/>
               </w:rPr>
-              <w:t>/</w:t>
-            </w:r>
-            <w:proofErr w:type="spellStart"/>
-            <w:r>
-              <w:rPr>
-                <w:rFonts w:asciiTheme="majorHAnsi" w:hAnsiTheme="majorHAnsi" w:cstheme="majorHAnsi"/>
-              </w:rPr>
-              <w:t>api</w:t>
-            </w:r>
-            <w:proofErr w:type="spellEnd"/>
-            <w:r>
-              <w:rPr>
-                <w:rFonts w:asciiTheme="majorHAnsi" w:hAnsiTheme="majorHAnsi" w:cstheme="majorHAnsi"/>
-              </w:rPr>
-              <w:t>/auth/login</w:t>
+              <w:t>/api/auth/login</w:t>
             </w:r>
           </w:p>
         </w:tc>
@@ -3091,21 +5979,7 @@
               <w:rPr>
                 <w:rFonts w:asciiTheme="majorHAnsi" w:hAnsiTheme="majorHAnsi" w:cstheme="majorHAnsi"/>
               </w:rPr>
-              <w:t>/</w:t>
-            </w:r>
-            <w:proofErr w:type="spellStart"/>
-            <w:r>
-              <w:rPr>
-                <w:rFonts w:asciiTheme="majorHAnsi" w:hAnsiTheme="majorHAnsi" w:cstheme="majorHAnsi"/>
-              </w:rPr>
-              <w:t>api</w:t>
-            </w:r>
-            <w:proofErr w:type="spellEnd"/>
-            <w:r>
-              <w:rPr>
-                <w:rFonts w:asciiTheme="majorHAnsi" w:hAnsiTheme="majorHAnsi" w:cstheme="majorHAnsi"/>
-              </w:rPr>
-              <w:t>/auth/register</w:t>
+              <w:t>/api/auth/register</w:t>
             </w:r>
           </w:p>
         </w:tc>
@@ -3223,21 +6097,7 @@
               <w:rPr>
                 <w:rFonts w:asciiTheme="majorHAnsi" w:hAnsiTheme="majorHAnsi" w:cstheme="majorHAnsi"/>
               </w:rPr>
-              <w:t>/</w:t>
-            </w:r>
-            <w:proofErr w:type="spellStart"/>
-            <w:r>
-              <w:rPr>
-                <w:rFonts w:asciiTheme="majorHAnsi" w:hAnsiTheme="majorHAnsi" w:cstheme="majorHAnsi"/>
-              </w:rPr>
-              <w:t>api</w:t>
-            </w:r>
-            <w:proofErr w:type="spellEnd"/>
-            <w:r>
-              <w:rPr>
-                <w:rFonts w:asciiTheme="majorHAnsi" w:hAnsiTheme="majorHAnsi" w:cstheme="majorHAnsi"/>
-              </w:rPr>
-              <w:t>/auth/refresh</w:t>
+              <w:t>/api/auth/refresh</w:t>
             </w:r>
           </w:p>
         </w:tc>
@@ -3294,20 +6154,12 @@
               </w:rPr>
               <w:t>JSON: {</w:t>
             </w:r>
-            <w:proofErr w:type="spellStart"/>
             <w:proofErr w:type="gramEnd"/>
             <w:r>
               <w:rPr>
                 <w:rFonts w:asciiTheme="majorHAnsi" w:hAnsiTheme="majorHAnsi" w:cstheme="majorHAnsi"/>
               </w:rPr>
-              <w:t>refreshToken</w:t>
-            </w:r>
-            <w:proofErr w:type="spellEnd"/>
-            <w:r>
-              <w:rPr>
-                <w:rFonts w:asciiTheme="majorHAnsi" w:hAnsiTheme="majorHAnsi" w:cstheme="majorHAnsi"/>
-              </w:rPr>
-              <w:t>}</w:t>
+              <w:t>refreshToken}</w:t>
             </w:r>
           </w:p>
         </w:tc>
@@ -3370,14 +6222,14 @@
           <w:rFonts w:cstheme="majorHAnsi"/>
         </w:rPr>
       </w:pPr>
-      <w:bookmarkStart w:id="7" w:name="_Toc205676421"/>
+      <w:bookmarkStart w:id="13" w:name="_Toc206168161"/>
       <w:r>
         <w:rPr>
           <w:rFonts w:cstheme="majorHAnsi"/>
         </w:rPr>
         <w:t>Customers Service</w:t>
       </w:r>
-      <w:bookmarkEnd w:id="7"/>
+      <w:bookmarkEnd w:id="13"/>
     </w:p>
     <w:tbl>
       <w:tblPr>
@@ -3518,21 +6370,7 @@
               <w:rPr>
                 <w:rFonts w:asciiTheme="majorHAnsi" w:hAnsiTheme="majorHAnsi" w:cstheme="majorHAnsi"/>
               </w:rPr>
-              <w:t>/</w:t>
-            </w:r>
-            <w:proofErr w:type="spellStart"/>
-            <w:r>
-              <w:rPr>
-                <w:rFonts w:asciiTheme="majorHAnsi" w:hAnsiTheme="majorHAnsi" w:cstheme="majorHAnsi"/>
-              </w:rPr>
-              <w:t>api</w:t>
-            </w:r>
-            <w:proofErr w:type="spellEnd"/>
-            <w:r>
-              <w:rPr>
-                <w:rFonts w:asciiTheme="majorHAnsi" w:hAnsiTheme="majorHAnsi" w:cstheme="majorHAnsi"/>
-              </w:rPr>
-              <w:t>/customers</w:t>
+              <w:t>/api/customers</w:t>
             </w:r>
           </w:p>
         </w:tc>
@@ -3644,7 +6482,6 @@
               </w:rPr>
               <w:t>/</w:t>
             </w:r>
-            <w:proofErr w:type="spellStart"/>
             <w:proofErr w:type="gramStart"/>
             <w:r>
               <w:rPr>
@@ -3652,7 +6489,6 @@
               </w:rPr>
               <w:t>api</w:t>
             </w:r>
-            <w:proofErr w:type="spellEnd"/>
             <w:proofErr w:type="gramEnd"/>
             <w:r>
               <w:rPr>
@@ -3782,21 +6618,7 @@
               <w:rPr>
                 <w:rFonts w:asciiTheme="majorHAnsi" w:hAnsiTheme="majorHAnsi" w:cstheme="majorHAnsi"/>
               </w:rPr>
-              <w:t>/</w:t>
-            </w:r>
-            <w:proofErr w:type="spellStart"/>
-            <w:r>
-              <w:rPr>
-                <w:rFonts w:asciiTheme="majorHAnsi" w:hAnsiTheme="majorHAnsi" w:cstheme="majorHAnsi"/>
-              </w:rPr>
-              <w:t>api</w:t>
-            </w:r>
-            <w:proofErr w:type="spellEnd"/>
-            <w:r>
-              <w:rPr>
-                <w:rFonts w:asciiTheme="majorHAnsi" w:hAnsiTheme="majorHAnsi" w:cstheme="majorHAnsi"/>
-              </w:rPr>
-              <w:t>/customers</w:t>
+              <w:t>/api/customers</w:t>
             </w:r>
           </w:p>
         </w:tc>
@@ -3924,7 +6746,6 @@
               </w:rPr>
               <w:t>/</w:t>
             </w:r>
-            <w:proofErr w:type="spellStart"/>
             <w:proofErr w:type="gramStart"/>
             <w:r>
               <w:rPr>
@@ -3932,7 +6753,6 @@
               </w:rPr>
               <w:t>api</w:t>
             </w:r>
-            <w:proofErr w:type="spellEnd"/>
             <w:proofErr w:type="gramEnd"/>
             <w:r>
               <w:rPr>
@@ -4062,9 +6882,9 @@
               <w:rPr>
                 <w:rFonts w:asciiTheme="majorHAnsi" w:hAnsiTheme="majorHAnsi" w:cstheme="majorHAnsi"/>
               </w:rPr>
+              <w:lastRenderedPageBreak/>
               <w:t>/</w:t>
             </w:r>
-            <w:proofErr w:type="spellStart"/>
             <w:proofErr w:type="gramStart"/>
             <w:r>
               <w:rPr>
@@ -4072,7 +6892,6 @@
               </w:rPr>
               <w:t>api</w:t>
             </w:r>
-            <w:proofErr w:type="spellEnd"/>
             <w:proofErr w:type="gramEnd"/>
             <w:r>
               <w:rPr>
@@ -4195,6 +7014,8 @@
           <w:rFonts w:cstheme="majorHAnsi"/>
         </w:rPr>
       </w:pPr>
+      <w:bookmarkStart w:id="14" w:name="_Toc206168162"/>
+      <w:bookmarkEnd w:id="14"/>
     </w:p>
     <w:p>
       <w:pPr>
@@ -4203,14 +7024,14 @@
           <w:rFonts w:cstheme="majorHAnsi"/>
         </w:rPr>
       </w:pPr>
-      <w:bookmarkStart w:id="8" w:name="_Toc205676422"/>
+      <w:bookmarkStart w:id="15" w:name="_Toc206168163"/>
       <w:r>
         <w:rPr>
           <w:rFonts w:cstheme="majorHAnsi"/>
         </w:rPr>
         <w:t>Orders Service</w:t>
       </w:r>
-      <w:bookmarkEnd w:id="8"/>
+      <w:bookmarkEnd w:id="15"/>
     </w:p>
     <w:tbl>
       <w:tblPr>
@@ -4295,14 +7116,7 @@
               <w:rPr>
                 <w:rFonts w:asciiTheme="majorHAnsi" w:hAnsiTheme="majorHAnsi" w:cstheme="majorHAnsi"/>
               </w:rPr>
-              <w:t xml:space="preserve">Request Parameters / </w:t>
-            </w:r>
-            <w:r>
-              <w:rPr>
-                <w:rFonts w:asciiTheme="majorHAnsi" w:hAnsiTheme="majorHAnsi" w:cstheme="majorHAnsi"/>
-              </w:rPr>
-              <w:lastRenderedPageBreak/>
-              <w:t>Body</w:t>
+              <w:t>Request Parameters / Body</w:t>
             </w:r>
           </w:p>
         </w:tc>
@@ -4320,7 +7134,6 @@
               <w:rPr>
                 <w:rFonts w:asciiTheme="majorHAnsi" w:hAnsiTheme="majorHAnsi" w:cstheme="majorHAnsi"/>
               </w:rPr>
-              <w:lastRenderedPageBreak/>
               <w:t>Response</w:t>
             </w:r>
           </w:p>
@@ -4339,14 +7152,7 @@
               <w:rPr>
                 <w:rFonts w:asciiTheme="majorHAnsi" w:hAnsiTheme="majorHAnsi" w:cstheme="majorHAnsi"/>
               </w:rPr>
-              <w:t>Auth Require</w:t>
-            </w:r>
-            <w:r>
-              <w:rPr>
-                <w:rFonts w:asciiTheme="majorHAnsi" w:hAnsiTheme="majorHAnsi" w:cstheme="majorHAnsi"/>
-              </w:rPr>
-              <w:lastRenderedPageBreak/>
-              <w:t>d</w:t>
+              <w:t>Auth Required</w:t>
             </w:r>
           </w:p>
         </w:tc>
@@ -4366,22 +7172,7 @@
               <w:rPr>
                 <w:rFonts w:asciiTheme="majorHAnsi" w:hAnsiTheme="majorHAnsi" w:cstheme="majorHAnsi"/>
               </w:rPr>
-              <w:lastRenderedPageBreak/>
-              <w:t>/</w:t>
-            </w:r>
-            <w:proofErr w:type="spellStart"/>
-            <w:r>
-              <w:rPr>
-                <w:rFonts w:asciiTheme="majorHAnsi" w:hAnsiTheme="majorHAnsi" w:cstheme="majorHAnsi"/>
-              </w:rPr>
-              <w:t>api</w:t>
-            </w:r>
-            <w:proofErr w:type="spellEnd"/>
-            <w:r>
-              <w:rPr>
-                <w:rFonts w:asciiTheme="majorHAnsi" w:hAnsiTheme="majorHAnsi" w:cstheme="majorHAnsi"/>
-              </w:rPr>
-              <w:t>/orders</w:t>
+              <w:t>/api/orders</w:t>
             </w:r>
           </w:p>
         </w:tc>
@@ -4493,7 +7284,6 @@
               </w:rPr>
               <w:t>/</w:t>
             </w:r>
-            <w:proofErr w:type="spellStart"/>
             <w:proofErr w:type="gramStart"/>
             <w:r>
               <w:rPr>
@@ -4501,7 +7291,6 @@
               </w:rPr>
               <w:t>api</w:t>
             </w:r>
-            <w:proofErr w:type="spellEnd"/>
             <w:proofErr w:type="gramEnd"/>
             <w:r>
               <w:rPr>
@@ -4631,21 +7420,7 @@
               <w:rPr>
                 <w:rFonts w:asciiTheme="majorHAnsi" w:hAnsiTheme="majorHAnsi" w:cstheme="majorHAnsi"/>
               </w:rPr>
-              <w:t>/</w:t>
-            </w:r>
-            <w:proofErr w:type="spellStart"/>
-            <w:r>
-              <w:rPr>
-                <w:rFonts w:asciiTheme="majorHAnsi" w:hAnsiTheme="majorHAnsi" w:cstheme="majorHAnsi"/>
-              </w:rPr>
-              <w:t>api</w:t>
-            </w:r>
-            <w:proofErr w:type="spellEnd"/>
-            <w:r>
-              <w:rPr>
-                <w:rFonts w:asciiTheme="majorHAnsi" w:hAnsiTheme="majorHAnsi" w:cstheme="majorHAnsi"/>
-              </w:rPr>
-              <w:t>/orders/</w:t>
+              <w:t>/api/orders/</w:t>
             </w:r>
             <w:proofErr w:type="gramStart"/>
             <w:r>
@@ -4654,20 +7429,12 @@
               </w:rPr>
               <w:t>customer/{</w:t>
             </w:r>
-            <w:proofErr w:type="spellStart"/>
             <w:proofErr w:type="gramEnd"/>
             <w:r>
               <w:rPr>
                 <w:rFonts w:asciiTheme="majorHAnsi" w:hAnsiTheme="majorHAnsi" w:cstheme="majorHAnsi"/>
               </w:rPr>
-              <w:t>customerId</w:t>
-            </w:r>
-            <w:proofErr w:type="spellEnd"/>
-            <w:r>
-              <w:rPr>
-                <w:rFonts w:asciiTheme="majorHAnsi" w:hAnsiTheme="majorHAnsi" w:cstheme="majorHAnsi"/>
-              </w:rPr>
-              <w:t>}</w:t>
+              <w:t>customerId}</w:t>
             </w:r>
           </w:p>
         </w:tc>
@@ -4721,16 +7488,8 @@
               <w:rPr>
                 <w:rFonts w:asciiTheme="majorHAnsi" w:hAnsiTheme="majorHAnsi" w:cstheme="majorHAnsi"/>
               </w:rPr>
-              <w:t xml:space="preserve">Path: </w:t>
+              <w:t>Path: customerId</w:t>
             </w:r>
-            <w:proofErr w:type="spellStart"/>
-            <w:r>
-              <w:rPr>
-                <w:rFonts w:asciiTheme="majorHAnsi" w:hAnsiTheme="majorHAnsi" w:cstheme="majorHAnsi"/>
-              </w:rPr>
-              <w:t>customerId</w:t>
-            </w:r>
-            <w:proofErr w:type="spellEnd"/>
           </w:p>
         </w:tc>
         <w:tc>
@@ -4785,21 +7544,7 @@
               <w:rPr>
                 <w:rFonts w:asciiTheme="majorHAnsi" w:hAnsiTheme="majorHAnsi" w:cstheme="majorHAnsi"/>
               </w:rPr>
-              <w:t>/</w:t>
-            </w:r>
-            <w:proofErr w:type="spellStart"/>
-            <w:r>
-              <w:rPr>
-                <w:rFonts w:asciiTheme="majorHAnsi" w:hAnsiTheme="majorHAnsi" w:cstheme="majorHAnsi"/>
-              </w:rPr>
-              <w:t>api</w:t>
-            </w:r>
-            <w:proofErr w:type="spellEnd"/>
-            <w:r>
-              <w:rPr>
-                <w:rFonts w:asciiTheme="majorHAnsi" w:hAnsiTheme="majorHAnsi" w:cstheme="majorHAnsi"/>
-              </w:rPr>
-              <w:t>/orders</w:t>
+              <w:t>/api/orders</w:t>
             </w:r>
           </w:p>
         </w:tc>
@@ -4856,34 +7601,12 @@
               </w:rPr>
               <w:t>JSON: {</w:t>
             </w:r>
-            <w:proofErr w:type="spellStart"/>
             <w:proofErr w:type="gramEnd"/>
             <w:r>
               <w:rPr>
                 <w:rFonts w:asciiTheme="majorHAnsi" w:hAnsiTheme="majorHAnsi" w:cstheme="majorHAnsi"/>
               </w:rPr>
-              <w:t>customerId</w:t>
-            </w:r>
-            <w:proofErr w:type="spellEnd"/>
-            <w:r>
-              <w:rPr>
-                <w:rFonts w:asciiTheme="majorHAnsi" w:hAnsiTheme="majorHAnsi" w:cstheme="majorHAnsi"/>
-              </w:rPr>
-              <w:t xml:space="preserve">, </w:t>
-            </w:r>
-            <w:proofErr w:type="spellStart"/>
-            <w:r>
-              <w:rPr>
-                <w:rFonts w:asciiTheme="majorHAnsi" w:hAnsiTheme="majorHAnsi" w:cstheme="majorHAnsi"/>
-              </w:rPr>
-              <w:t>productName</w:t>
-            </w:r>
-            <w:proofErr w:type="spellEnd"/>
-            <w:r>
-              <w:rPr>
-                <w:rFonts w:asciiTheme="majorHAnsi" w:hAnsiTheme="majorHAnsi" w:cstheme="majorHAnsi"/>
-              </w:rPr>
-              <w:t>, price, ...}</w:t>
+              <w:t>customerId, productName, price, ...}</w:t>
             </w:r>
           </w:p>
         </w:tc>
@@ -4941,7 +7664,6 @@
               </w:rPr>
               <w:t>/</w:t>
             </w:r>
-            <w:proofErr w:type="spellStart"/>
             <w:proofErr w:type="gramStart"/>
             <w:r>
               <w:rPr>
@@ -4949,7 +7671,6 @@
               </w:rPr>
               <w:t>api</w:t>
             </w:r>
-            <w:proofErr w:type="spellEnd"/>
             <w:proofErr w:type="gramEnd"/>
             <w:r>
               <w:rPr>
@@ -5072,14 +7793,14 @@
           <w:rFonts w:cstheme="majorHAnsi"/>
         </w:rPr>
       </w:pPr>
-      <w:bookmarkStart w:id="9" w:name="_Toc205676423"/>
+      <w:bookmarkStart w:id="16" w:name="_Toc206168164"/>
       <w:r>
         <w:rPr>
           <w:rFonts w:cstheme="majorHAnsi"/>
         </w:rPr>
         <w:t>Logging Service</w:t>
       </w:r>
-      <w:bookmarkEnd w:id="9"/>
+      <w:bookmarkEnd w:id="16"/>
     </w:p>
     <w:tbl>
       <w:tblPr>
@@ -5220,21 +7941,7 @@
               <w:rPr>
                 <w:rFonts w:asciiTheme="majorHAnsi" w:hAnsiTheme="majorHAnsi" w:cstheme="majorHAnsi"/>
               </w:rPr>
-              <w:t>/</w:t>
-            </w:r>
-            <w:proofErr w:type="spellStart"/>
-            <w:r>
-              <w:rPr>
-                <w:rFonts w:asciiTheme="majorHAnsi" w:hAnsiTheme="majorHAnsi" w:cstheme="majorHAnsi"/>
-              </w:rPr>
-              <w:t>api</w:t>
-            </w:r>
-            <w:proofErr w:type="spellEnd"/>
-            <w:r>
-              <w:rPr>
-                <w:rFonts w:asciiTheme="majorHAnsi" w:hAnsiTheme="majorHAnsi" w:cstheme="majorHAnsi"/>
-              </w:rPr>
-              <w:t>/logs</w:t>
+              <w:t>/api/logs</w:t>
             </w:r>
           </w:p>
         </w:tc>
@@ -5288,16 +7995,8 @@
               <w:rPr>
                 <w:rFonts w:asciiTheme="majorHAnsi" w:hAnsiTheme="majorHAnsi" w:cstheme="majorHAnsi"/>
               </w:rPr>
-              <w:t xml:space="preserve">Query: level, </w:t>
+              <w:t>Query: level, dateRange</w:t>
             </w:r>
-            <w:proofErr w:type="spellStart"/>
-            <w:r>
-              <w:rPr>
-                <w:rFonts w:asciiTheme="majorHAnsi" w:hAnsiTheme="majorHAnsi" w:cstheme="majorHAnsi"/>
-              </w:rPr>
-              <w:t>dateRange</w:t>
-            </w:r>
-            <w:proofErr w:type="spellEnd"/>
           </w:p>
         </w:tc>
         <w:tc>
@@ -5314,21 +8013,7 @@
               <w:rPr>
                 <w:rFonts w:asciiTheme="majorHAnsi" w:hAnsiTheme="majorHAnsi" w:cstheme="majorHAnsi"/>
               </w:rPr>
-              <w:t>200 OK: [</w:t>
-            </w:r>
-            <w:proofErr w:type="spellStart"/>
-            <w:r>
-              <w:rPr>
-                <w:rFonts w:asciiTheme="majorHAnsi" w:hAnsiTheme="majorHAnsi" w:cstheme="majorHAnsi"/>
-              </w:rPr>
-              <w:t>LogEntry</w:t>
-            </w:r>
-            <w:proofErr w:type="spellEnd"/>
-            <w:r>
-              <w:rPr>
-                <w:rFonts w:asciiTheme="majorHAnsi" w:hAnsiTheme="majorHAnsi" w:cstheme="majorHAnsi"/>
-              </w:rPr>
-              <w:t>]</w:t>
+              <w:t>200 OK: [LogEntry]</w:t>
             </w:r>
           </w:p>
         </w:tc>
@@ -5368,7 +8053,6 @@
               </w:rPr>
               <w:t>/</w:t>
             </w:r>
-            <w:proofErr w:type="spellStart"/>
             <w:proofErr w:type="gramStart"/>
             <w:r>
               <w:rPr>
@@ -5376,7 +8060,6 @@
               </w:rPr>
               <w:t>api</w:t>
             </w:r>
-            <w:proofErr w:type="spellEnd"/>
             <w:proofErr w:type="gramEnd"/>
             <w:r>
               <w:rPr>
@@ -5468,16 +8151,8 @@
               <w:rPr>
                 <w:rFonts w:asciiTheme="majorHAnsi" w:hAnsiTheme="majorHAnsi" w:cstheme="majorHAnsi"/>
               </w:rPr>
-              <w:t xml:space="preserve">200 OK: </w:t>
+              <w:t>200 OK: LogEntry</w:t>
             </w:r>
-            <w:proofErr w:type="spellStart"/>
-            <w:r>
-              <w:rPr>
-                <w:rFonts w:asciiTheme="majorHAnsi" w:hAnsiTheme="majorHAnsi" w:cstheme="majorHAnsi"/>
-              </w:rPr>
-              <w:t>LogEntry</w:t>
-            </w:r>
-            <w:proofErr w:type="spellEnd"/>
           </w:p>
         </w:tc>
         <w:tc>
@@ -5507,14 +8182,14 @@
           <w:rFonts w:cstheme="majorHAnsi"/>
         </w:rPr>
       </w:pPr>
-      <w:bookmarkStart w:id="10" w:name="_Toc205676424"/>
+      <w:bookmarkStart w:id="17" w:name="_Toc206168165"/>
       <w:r>
         <w:rPr>
           <w:rFonts w:cstheme="majorHAnsi"/>
         </w:rPr>
         <w:t>Notification Service</w:t>
       </w:r>
-      <w:bookmarkEnd w:id="10"/>
+      <w:bookmarkEnd w:id="17"/>
     </w:p>
     <w:tbl>
       <w:tblPr>
@@ -5655,21 +8330,7 @@
               <w:rPr>
                 <w:rFonts w:asciiTheme="majorHAnsi" w:hAnsiTheme="majorHAnsi" w:cstheme="majorHAnsi"/>
               </w:rPr>
-              <w:t>/</w:t>
-            </w:r>
-            <w:proofErr w:type="spellStart"/>
-            <w:r>
-              <w:rPr>
-                <w:rFonts w:asciiTheme="majorHAnsi" w:hAnsiTheme="majorHAnsi" w:cstheme="majorHAnsi"/>
-              </w:rPr>
-              <w:t>api</w:t>
-            </w:r>
-            <w:proofErr w:type="spellEnd"/>
-            <w:r>
-              <w:rPr>
-                <w:rFonts w:asciiTheme="majorHAnsi" w:hAnsiTheme="majorHAnsi" w:cstheme="majorHAnsi"/>
-              </w:rPr>
-              <w:t>/notifications</w:t>
+              <w:t>/api/notifications</w:t>
             </w:r>
           </w:p>
         </w:tc>
@@ -5781,7 +8442,6 @@
               </w:rPr>
               <w:t>/</w:t>
             </w:r>
-            <w:proofErr w:type="spellStart"/>
             <w:proofErr w:type="gramStart"/>
             <w:r>
               <w:rPr>
@@ -5789,7 +8449,6 @@
               </w:rPr>
               <w:t>api</w:t>
             </w:r>
-            <w:proofErr w:type="spellEnd"/>
             <w:proofErr w:type="gramEnd"/>
             <w:r>
               <w:rPr>
@@ -5973,7 +8632,7 @@
           <w:rFonts w:cstheme="majorHAnsi"/>
         </w:rPr>
       </w:pPr>
-      <w:bookmarkStart w:id="11" w:name="_Toc205676425"/>
+      <w:bookmarkStart w:id="18" w:name="_Toc206168166"/>
       <w:r>
         <w:rPr>
           <w:rFonts w:cstheme="majorHAnsi"/>
@@ -5981,7 +8640,7 @@
         </w:rPr>
         <w:t>REST API Diagram</w:t>
       </w:r>
-      <w:bookmarkEnd w:id="11"/>
+      <w:bookmarkEnd w:id="18"/>
     </w:p>
     <w:p>
       <w:pPr>
@@ -6073,7 +8732,7 @@
           <w:rFonts w:cstheme="majorHAnsi"/>
         </w:rPr>
       </w:pPr>
-      <w:bookmarkStart w:id="12" w:name="_Toc205676426"/>
+      <w:bookmarkStart w:id="19" w:name="_Toc206168167"/>
       <w:r>
         <w:rPr>
           <w:rFonts w:cstheme="majorHAnsi"/>
@@ -6082,7 +8741,7 @@
         <w:lastRenderedPageBreak/>
         <w:t>Sequence Diagrams</w:t>
       </w:r>
-      <w:bookmarkEnd w:id="12"/>
+      <w:bookmarkEnd w:id="19"/>
     </w:p>
     <w:p>
       <w:pPr>
@@ -6095,7 +8754,7 @@
           <w:lang w:val="en-IL" w:eastAsia="ja-JP" w:bidi="he-IL"/>
         </w:rPr>
       </w:pPr>
-      <w:bookmarkStart w:id="13" w:name="_Toc205676427"/>
+      <w:bookmarkStart w:id="20" w:name="_Toc206168168"/>
       <w:r>
         <w:rPr>
           <w:rFonts w:cstheme="majorHAnsi"/>
@@ -6152,7 +8811,7 @@
         </w:rPr>
         <w:t>:</w:t>
       </w:r>
-      <w:bookmarkEnd w:id="13"/>
+      <w:bookmarkEnd w:id="20"/>
       <w:r>
         <w:rPr>
           <w:rFonts w:eastAsia="Times New Roman" w:cstheme="majorHAnsi"/>
@@ -6219,7 +8878,7 @@
           <w:lang w:eastAsia="ja-JP"/>
         </w:rPr>
       </w:pPr>
-      <w:bookmarkStart w:id="14" w:name="_Toc205676428"/>
+      <w:bookmarkStart w:id="21" w:name="_Toc206168169"/>
       <w:r>
         <w:rPr>
           <w:rFonts w:hint="eastAsia"/>
@@ -6260,7 +8919,7 @@
         </w:rPr>
         <w:t>xplanation</w:t>
       </w:r>
-      <w:bookmarkEnd w:id="14"/>
+      <w:bookmarkEnd w:id="21"/>
     </w:p>
     <w:p>
       <w:pPr>
@@ -6279,7 +8938,7 @@
           <w:lang w:val="en-IL" w:eastAsia="ja-JP" w:bidi="he-IL"/>
         </w:rPr>
       </w:pPr>
-      <w:bookmarkStart w:id="15" w:name="_Toc205676429"/>
+      <w:bookmarkStart w:id="22" w:name="_Toc206168170"/>
       <w:r>
         <w:rPr>
           <w:rFonts w:cstheme="majorHAnsi"/>
@@ -6292,7 +8951,7 @@
         </w:rPr>
         <w:t>User enters email &amp; password in Client App</w:t>
       </w:r>
-      <w:bookmarkEnd w:id="15"/>
+      <w:bookmarkEnd w:id="22"/>
     </w:p>
     <w:p>
       <w:pPr>
@@ -6311,7 +8970,7 @@
           <w:lang w:val="en-IL" w:eastAsia="ja-JP" w:bidi="he-IL"/>
         </w:rPr>
       </w:pPr>
-      <w:bookmarkStart w:id="16" w:name="_Toc205676430"/>
+      <w:bookmarkStart w:id="23" w:name="_Toc206168171"/>
       <w:r>
         <w:rPr>
           <w:rFonts w:cstheme="majorHAnsi"/>
@@ -6324,7 +8983,7 @@
         </w:rPr>
         <w:t>Client sends POST /login (JSON) to Server API</w:t>
       </w:r>
-      <w:bookmarkEnd w:id="16"/>
+      <w:bookmarkEnd w:id="23"/>
     </w:p>
     <w:p>
       <w:pPr>
@@ -6343,7 +9002,7 @@
           <w:lang w:val="en-IL" w:eastAsia="ja-JP" w:bidi="he-IL"/>
         </w:rPr>
       </w:pPr>
-      <w:bookmarkStart w:id="17" w:name="_Toc205676431"/>
+      <w:bookmarkStart w:id="24" w:name="_Toc206168172"/>
       <w:r>
         <w:rPr>
           <w:rFonts w:cstheme="majorHAnsi"/>
@@ -6356,7 +9015,7 @@
         </w:rPr>
         <w:t>Server validates Email, Password in Database</w:t>
       </w:r>
-      <w:bookmarkEnd w:id="17"/>
+      <w:bookmarkEnd w:id="24"/>
     </w:p>
     <w:p>
       <w:pPr>
@@ -6375,7 +9034,7 @@
           <w:lang w:val="en-IL" w:eastAsia="ja-JP" w:bidi="he-IL"/>
         </w:rPr>
       </w:pPr>
-      <w:bookmarkStart w:id="18" w:name="_Toc205676432"/>
+      <w:bookmarkStart w:id="25" w:name="_Toc206168173"/>
       <w:r>
         <w:rPr>
           <w:rFonts w:cstheme="majorHAnsi"/>
@@ -6388,7 +9047,7 @@
         </w:rPr>
         <w:t>Email &amp; Password are valid → Generate JWT</w:t>
       </w:r>
-      <w:bookmarkEnd w:id="18"/>
+      <w:bookmarkEnd w:id="25"/>
     </w:p>
     <w:p>
       <w:pPr>
@@ -6407,7 +9066,7 @@
           <w:lang w:val="en-IL" w:eastAsia="ja-JP" w:bidi="he-IL"/>
         </w:rPr>
       </w:pPr>
-      <w:bookmarkStart w:id="19" w:name="_Toc205676433"/>
+      <w:bookmarkStart w:id="26" w:name="_Toc206168174"/>
       <w:r>
         <w:rPr>
           <w:rFonts w:cstheme="majorHAnsi"/>
@@ -6420,7 +9079,7 @@
         </w:rPr>
         <w:t>Server returns token to Client</w:t>
       </w:r>
-      <w:bookmarkEnd w:id="19"/>
+      <w:bookmarkEnd w:id="26"/>
     </w:p>
     <w:p>
       <w:pPr>
@@ -6439,7 +9098,7 @@
           <w:lang w:val="en-IL" w:eastAsia="ja-JP" w:bidi="he-IL"/>
         </w:rPr>
       </w:pPr>
-      <w:bookmarkStart w:id="20" w:name="_Toc205676434"/>
+      <w:bookmarkStart w:id="27" w:name="_Toc206168175"/>
       <w:r>
         <w:rPr>
           <w:rFonts w:cstheme="majorHAnsi"/>
@@ -6452,7 +9111,7 @@
         </w:rPr>
         <w:t>Client stores token for future requests includes Authorization: Bearer &lt;token&gt;</w:t>
       </w:r>
-      <w:bookmarkEnd w:id="20"/>
+      <w:bookmarkEnd w:id="27"/>
     </w:p>
     <w:p>
       <w:pPr>
@@ -6469,7 +9128,7 @@
           <w:lang w:eastAsia="ja-JP"/>
         </w:rPr>
       </w:pPr>
-      <w:bookmarkStart w:id="21" w:name="_Toc205676435"/>
+      <w:bookmarkStart w:id="28" w:name="_Toc206168176"/>
       <w:r>
         <w:rPr>
           <w:rFonts w:cstheme="majorHAnsi" w:hint="eastAsia"/>
@@ -6484,7 +9143,7 @@
         </w:rPr>
         <w:t xml:space="preserve"> File</w:t>
       </w:r>
-      <w:bookmarkEnd w:id="21"/>
+      <w:bookmarkEnd w:id="28"/>
     </w:p>
     <w:p>
       <w:pPr>
@@ -6519,31 +9178,7 @@
           <w:highlight w:val="white"/>
           <w:lang w:val="en-IL" w:bidi="he-IL"/>
         </w:rPr>
-        <w:t xml:space="preserve"># See https://aka.ms/customizecontainer to learn how to customize your debug container and how Visual Studio uses this </w:t>
-      </w:r>
-      <w:proofErr w:type="spellStart"/>
-      <w:r>
-        <w:rPr>
-          <w:rFonts w:ascii="Cascadia Mono" w:hAnsi="Cascadia Mono" w:cs="Cascadia Mono"/>
-          <w:color w:val="008000"/>
-          <w:sz w:val="19"/>
-          <w:szCs w:val="19"/>
-          <w:highlight w:val="white"/>
-          <w:lang w:val="en-IL" w:bidi="he-IL"/>
-        </w:rPr>
-        <w:t>Dockerfile</w:t>
-      </w:r>
-      <w:proofErr w:type="spellEnd"/>
-      <w:r>
-        <w:rPr>
-          <w:rFonts w:ascii="Cascadia Mono" w:hAnsi="Cascadia Mono" w:cs="Cascadia Mono"/>
-          <w:color w:val="008000"/>
-          <w:sz w:val="19"/>
-          <w:szCs w:val="19"/>
-          <w:highlight w:val="white"/>
-          <w:lang w:val="en-IL" w:bidi="he-IL"/>
-        </w:rPr>
-        <w:t xml:space="preserve"> to build your images for faster debugging.</w:t>
+        <w:t># See https://aka.ms/customizecontainer to learn how to customize your debug container and how Visual Studio uses this Dockerfile to build your images for faster debugging.</w:t>
       </w:r>
     </w:p>
     <w:p>
@@ -6820,21 +9455,8 @@
           <w:highlight w:val="white"/>
           <w:lang w:val="en-IL" w:bidi="he-IL"/>
         </w:rPr>
-        <w:t>WORKDIR /</w:t>
-      </w:r>
-      <w:proofErr w:type="spellStart"/>
-      <w:r>
-        <w:rPr>
-          <w:rFonts w:ascii="Cascadia Mono" w:hAnsi="Cascadia Mono" w:cs="Cascadia Mono"/>
-          <w:color w:val="008000"/>
-          <w:sz w:val="19"/>
-          <w:szCs w:val="19"/>
-          <w:highlight w:val="white"/>
-          <w:lang w:val="en-IL" w:bidi="he-IL"/>
-        </w:rPr>
-        <w:t>src</w:t>
-      </w:r>
-      <w:proofErr w:type="spellEnd"/>
+        <w:t>WORKDIR /src</w:t>
+      </w:r>
     </w:p>
     <w:p>
       <w:pPr>
@@ -6868,21 +9490,8 @@
           <w:highlight w:val="white"/>
           <w:lang w:val="en-IL" w:bidi="he-IL"/>
         </w:rPr>
-        <w:t># Install dotnet-</w:t>
-      </w:r>
-      <w:proofErr w:type="spellStart"/>
-      <w:r>
-        <w:rPr>
-          <w:rFonts w:ascii="Cascadia Mono" w:hAnsi="Cascadia Mono" w:cs="Cascadia Mono"/>
-          <w:color w:val="008000"/>
-          <w:sz w:val="19"/>
-          <w:szCs w:val="19"/>
-          <w:highlight w:val="white"/>
-          <w:lang w:val="en-IL" w:bidi="he-IL"/>
-        </w:rPr>
-        <w:t>ef</w:t>
-      </w:r>
-      <w:proofErr w:type="spellEnd"/>
+        <w:t># Install dotnet-ef</w:t>
+      </w:r>
     </w:p>
     <w:p>
       <w:pPr>
@@ -6905,21 +9514,8 @@
           <w:lang w:val="en-IL" w:bidi="he-IL"/>
         </w:rPr>
         <w:lastRenderedPageBreak/>
-        <w:t>RUN dotnet tool install --global dotnet-</w:t>
-      </w:r>
-      <w:proofErr w:type="spellStart"/>
-      <w:r>
-        <w:rPr>
-          <w:rFonts w:ascii="Cascadia Mono" w:hAnsi="Cascadia Mono" w:cs="Cascadia Mono"/>
-          <w:color w:val="008000"/>
-          <w:sz w:val="19"/>
-          <w:szCs w:val="19"/>
-          <w:highlight w:val="white"/>
-          <w:lang w:val="en-IL" w:bidi="he-IL"/>
-        </w:rPr>
-        <w:t>ef</w:t>
-      </w:r>
-      <w:proofErr w:type="spellEnd"/>
+        <w:t>RUN dotnet tool install --global dotnet-ef</w:t>
+      </w:r>
     </w:p>
     <w:p>
       <w:pPr>
@@ -7150,31 +9746,7 @@
           <w:highlight w:val="white"/>
           <w:lang w:val="en-IL" w:bidi="he-IL"/>
         </w:rPr>
-        <w:t># WORKDIR "/</w:t>
-      </w:r>
-      <w:proofErr w:type="spellStart"/>
-      <w:r>
-        <w:rPr>
-          <w:rFonts w:ascii="Cascadia Mono" w:hAnsi="Cascadia Mono" w:cs="Cascadia Mono"/>
-          <w:color w:val="008000"/>
-          <w:sz w:val="19"/>
-          <w:szCs w:val="19"/>
-          <w:highlight w:val="white"/>
-          <w:lang w:val="en-IL" w:bidi="he-IL"/>
-        </w:rPr>
-        <w:t>src</w:t>
-      </w:r>
-      <w:proofErr w:type="spellEnd"/>
-      <w:r>
-        <w:rPr>
-          <w:rFonts w:ascii="Cascadia Mono" w:hAnsi="Cascadia Mono" w:cs="Cascadia Mono"/>
-          <w:color w:val="008000"/>
-          <w:sz w:val="19"/>
-          <w:szCs w:val="19"/>
-          <w:highlight w:val="white"/>
-          <w:lang w:val="en-IL" w:bidi="he-IL"/>
-        </w:rPr>
-        <w:t>/A2C.CRM.Api"</w:t>
+        <w:t># WORKDIR "/src/A2C.CRM.Api"</w:t>
       </w:r>
     </w:p>
     <w:p>
@@ -7291,7 +9863,6 @@
         </w:rPr>
         <w:t>RUN dotnet publish "./A2C.CRM.Api.csproj" -c $BUILD_CONFIGURATION -o /app/publish /</w:t>
       </w:r>
-      <w:proofErr w:type="spellStart"/>
       <w:proofErr w:type="gramStart"/>
       <w:r>
         <w:rPr>
@@ -7304,7 +9875,6 @@
         </w:rPr>
         <w:t>p:UseAppHost</w:t>
       </w:r>
-      <w:proofErr w:type="spellEnd"/>
       <w:proofErr w:type="gramEnd"/>
       <w:r>
         <w:rPr>
@@ -7456,7 +10026,7 @@
           <w:lang w:eastAsia="ja-JP"/>
         </w:rPr>
       </w:pPr>
-      <w:bookmarkStart w:id="22" w:name="_Toc205676436"/>
+      <w:bookmarkStart w:id="29" w:name="_Toc206168177"/>
       <w:r>
         <w:rPr>
           <w:rFonts w:cstheme="majorHAnsi" w:hint="eastAsia"/>
@@ -7464,7 +10034,7 @@
         </w:rPr>
         <w:t>Docker-Compose</w:t>
       </w:r>
-      <w:bookmarkEnd w:id="22"/>
+      <w:bookmarkEnd w:id="29"/>
     </w:p>
     <w:p>
       <w:pPr>
@@ -7491,21 +10061,7 @@
         <w:rPr>
           <w:lang w:eastAsia="ja-JP"/>
         </w:rPr>
-        <w:t xml:space="preserve">  </w:t>
-      </w:r>
-      <w:proofErr w:type="spellStart"/>
-      <w:r>
-        <w:rPr>
-          <w:lang w:eastAsia="ja-JP"/>
-        </w:rPr>
-        <w:t>api</w:t>
-      </w:r>
-      <w:proofErr w:type="spellEnd"/>
-      <w:r>
-        <w:rPr>
-          <w:lang w:eastAsia="ja-JP"/>
-        </w:rPr>
-        <w:t>:</w:t>
+        <w:t xml:space="preserve">  api:</w:t>
       </w:r>
     </w:p>
     <w:p>
@@ -7547,30 +10103,8 @@
         <w:rPr>
           <w:lang w:eastAsia="ja-JP"/>
         </w:rPr>
-        <w:t xml:space="preserve">      </w:t>
-      </w:r>
-      <w:proofErr w:type="spellStart"/>
-      <w:r>
-        <w:rPr>
-          <w:lang w:eastAsia="ja-JP"/>
-        </w:rPr>
-        <w:t>dockerfile</w:t>
-      </w:r>
-      <w:proofErr w:type="spellEnd"/>
-      <w:r>
-        <w:rPr>
-          <w:lang w:eastAsia="ja-JP"/>
-        </w:rPr>
-        <w:t xml:space="preserve">: </w:t>
-      </w:r>
-      <w:proofErr w:type="spellStart"/>
-      <w:r>
-        <w:rPr>
-          <w:lang w:eastAsia="ja-JP"/>
-        </w:rPr>
-        <w:t>Dockerfile</w:t>
-      </w:r>
-      <w:proofErr w:type="spellEnd"/>
+        <w:t xml:space="preserve">      dockerfile: Dockerfile</w:t>
+      </w:r>
     </w:p>
     <w:p>
       <w:pPr>
@@ -7612,21 +10146,7 @@
         <w:rPr>
           <w:lang w:eastAsia="ja-JP"/>
         </w:rPr>
-        <w:t xml:space="preserve">    </w:t>
-      </w:r>
-      <w:proofErr w:type="spellStart"/>
-      <w:r>
-        <w:rPr>
-          <w:lang w:eastAsia="ja-JP"/>
-        </w:rPr>
-        <w:t>depends_on</w:t>
-      </w:r>
-      <w:proofErr w:type="spellEnd"/>
-      <w:r>
-        <w:rPr>
-          <w:lang w:eastAsia="ja-JP"/>
-        </w:rPr>
-        <w:t>:</w:t>
+        <w:t xml:space="preserve">    depends_on:</w:t>
       </w:r>
     </w:p>
     <w:p>
@@ -7640,16 +10160,8 @@
         <w:rPr>
           <w:lang w:eastAsia="ja-JP"/>
         </w:rPr>
-        <w:t xml:space="preserve">      - </w:t>
-      </w:r>
-      <w:proofErr w:type="spellStart"/>
-      <w:r>
-        <w:rPr>
-          <w:lang w:eastAsia="ja-JP"/>
-        </w:rPr>
-        <w:t>db</w:t>
-      </w:r>
-      <w:proofErr w:type="spellEnd"/>
+        <w:t xml:space="preserve">      - db</w:t>
+      </w:r>
     </w:p>
     <w:p>
       <w:pPr>
@@ -7746,21 +10258,7 @@
         <w:rPr>
           <w:lang w:eastAsia="ja-JP"/>
         </w:rPr>
-        <w:t xml:space="preserve">  </w:t>
-      </w:r>
-      <w:proofErr w:type="spellStart"/>
-      <w:r>
-        <w:rPr>
-          <w:lang w:eastAsia="ja-JP"/>
-        </w:rPr>
-        <w:t>db</w:t>
-      </w:r>
-      <w:proofErr w:type="spellEnd"/>
-      <w:r>
-        <w:rPr>
-          <w:lang w:eastAsia="ja-JP"/>
-        </w:rPr>
-        <w:t>:</w:t>
+        <w:t xml:space="preserve">  db:</w:t>
       </w:r>
     </w:p>
     <w:p>
@@ -7830,16 +10328,8 @@
         <w:rPr>
           <w:lang w:eastAsia="ja-JP"/>
         </w:rPr>
-        <w:t xml:space="preserve">      POSTGRES_USER: </w:t>
-      </w:r>
-      <w:proofErr w:type="spellStart"/>
-      <w:r>
-        <w:rPr>
-          <w:lang w:eastAsia="ja-JP"/>
-        </w:rPr>
-        <w:t>postgres</w:t>
-      </w:r>
-      <w:proofErr w:type="spellEnd"/>
+        <w:t xml:space="preserve">      POSTGRES_USER: postgres</w:t>
+      </w:r>
     </w:p>
     <w:p>
       <w:pPr>
@@ -7852,16 +10342,8 @@
         <w:rPr>
           <w:lang w:eastAsia="ja-JP"/>
         </w:rPr>
-        <w:t xml:space="preserve">      POSTGRES_PASSWORD: </w:t>
-      </w:r>
-      <w:proofErr w:type="spellStart"/>
-      <w:r>
-        <w:rPr>
-          <w:lang w:eastAsia="ja-JP"/>
-        </w:rPr>
-        <w:t>postgres</w:t>
-      </w:r>
-      <w:proofErr w:type="spellEnd"/>
+        <w:t xml:space="preserve">      POSTGRES_PASSWORD: postgres</w:t>
+      </w:r>
     </w:p>
     <w:p>
       <w:pPr>
@@ -7916,35 +10398,7 @@
         <w:rPr>
           <w:lang w:eastAsia="ja-JP"/>
         </w:rPr>
-        <w:t xml:space="preserve">      - </w:t>
-      </w:r>
-      <w:proofErr w:type="spellStart"/>
-      <w:r>
-        <w:rPr>
-          <w:lang w:eastAsia="ja-JP"/>
-        </w:rPr>
-        <w:t>pgdata</w:t>
-      </w:r>
-      <w:proofErr w:type="spellEnd"/>
-      <w:r>
-        <w:rPr>
-          <w:lang w:eastAsia="ja-JP"/>
-        </w:rPr>
-        <w:t>:/var/lib/</w:t>
-      </w:r>
-      <w:proofErr w:type="spellStart"/>
-      <w:r>
-        <w:rPr>
-          <w:lang w:eastAsia="ja-JP"/>
-        </w:rPr>
-        <w:t>postgresql</w:t>
-      </w:r>
-      <w:proofErr w:type="spellEnd"/>
-      <w:r>
-        <w:rPr>
-          <w:lang w:eastAsia="ja-JP"/>
-        </w:rPr>
-        <w:t>/data</w:t>
+        <w:t xml:space="preserve">      - pgdata:/var/lib/postgresql/data</w:t>
       </w:r>
     </w:p>
     <w:p>
@@ -7972,21 +10426,7 @@
         <w:rPr>
           <w:lang w:eastAsia="ja-JP"/>
         </w:rPr>
-        <w:t xml:space="preserve">  </w:t>
-      </w:r>
-      <w:proofErr w:type="spellStart"/>
-      <w:r>
-        <w:rPr>
-          <w:lang w:eastAsia="ja-JP"/>
-        </w:rPr>
-        <w:t>pgdata</w:t>
-      </w:r>
-      <w:proofErr w:type="spellEnd"/>
-      <w:r>
-        <w:rPr>
-          <w:lang w:eastAsia="ja-JP"/>
-        </w:rPr>
-        <w:t>:</w:t>
+        <w:t xml:space="preserve">  pgdata:</w:t>
       </w:r>
     </w:p>
     <w:p>
@@ -8014,21 +10454,7 @@
         <w:rPr>
           <w:lang w:eastAsia="ja-JP"/>
         </w:rPr>
-        <w:t xml:space="preserve">  </w:t>
-      </w:r>
-      <w:proofErr w:type="spellStart"/>
-      <w:r>
-        <w:rPr>
-          <w:lang w:eastAsia="ja-JP"/>
-        </w:rPr>
-        <w:t>api</w:t>
-      </w:r>
-      <w:proofErr w:type="spellEnd"/>
-      <w:r>
-        <w:rPr>
-          <w:lang w:eastAsia="ja-JP"/>
-        </w:rPr>
-        <w:t>:</w:t>
+        <w:t xml:space="preserve">  api:</w:t>
       </w:r>
     </w:p>
     <w:p>
@@ -8070,30 +10496,8 @@
         <w:rPr>
           <w:lang w:eastAsia="ja-JP"/>
         </w:rPr>
-        <w:t xml:space="preserve">      </w:t>
-      </w:r>
-      <w:proofErr w:type="spellStart"/>
-      <w:r>
-        <w:rPr>
-          <w:lang w:eastAsia="ja-JP"/>
-        </w:rPr>
-        <w:t>dockerfile</w:t>
-      </w:r>
-      <w:proofErr w:type="spellEnd"/>
-      <w:r>
-        <w:rPr>
-          <w:lang w:eastAsia="ja-JP"/>
-        </w:rPr>
-        <w:t xml:space="preserve">: </w:t>
-      </w:r>
-      <w:proofErr w:type="spellStart"/>
-      <w:r>
-        <w:rPr>
-          <w:lang w:eastAsia="ja-JP"/>
-        </w:rPr>
-        <w:t>Dockerfile</w:t>
-      </w:r>
-      <w:proofErr w:type="spellEnd"/>
+        <w:t xml:space="preserve">      dockerfile: Dockerfile</w:t>
+      </w:r>
     </w:p>
     <w:p>
       <w:pPr>
@@ -8134,21 +10538,7 @@
         <w:rPr>
           <w:lang w:eastAsia="ja-JP"/>
         </w:rPr>
-        <w:t xml:space="preserve">    </w:t>
-      </w:r>
-      <w:proofErr w:type="spellStart"/>
-      <w:r>
-        <w:rPr>
-          <w:lang w:eastAsia="ja-JP"/>
-        </w:rPr>
-        <w:t>depends_on</w:t>
-      </w:r>
-      <w:proofErr w:type="spellEnd"/>
-      <w:r>
-        <w:rPr>
-          <w:lang w:eastAsia="ja-JP"/>
-        </w:rPr>
-        <w:t>:</w:t>
+        <w:t xml:space="preserve">    depends_on:</w:t>
       </w:r>
     </w:p>
     <w:p>
@@ -8162,16 +10552,8 @@
         <w:rPr>
           <w:lang w:eastAsia="ja-JP"/>
         </w:rPr>
-        <w:t xml:space="preserve">      - </w:t>
-      </w:r>
-      <w:proofErr w:type="spellStart"/>
-      <w:r>
-        <w:rPr>
-          <w:lang w:eastAsia="ja-JP"/>
-        </w:rPr>
-        <w:t>db</w:t>
-      </w:r>
-      <w:proofErr w:type="spellEnd"/>
+        <w:t xml:space="preserve">      - db</w:t>
+      </w:r>
     </w:p>
     <w:p>
       <w:pPr>
@@ -8276,21 +10658,7 @@
         <w:rPr>
           <w:lang w:eastAsia="ja-JP"/>
         </w:rPr>
-        <w:t xml:space="preserve">  </w:t>
-      </w:r>
-      <w:proofErr w:type="spellStart"/>
-      <w:r>
-        <w:rPr>
-          <w:lang w:eastAsia="ja-JP"/>
-        </w:rPr>
-        <w:t>db</w:t>
-      </w:r>
-      <w:proofErr w:type="spellEnd"/>
-      <w:r>
-        <w:rPr>
-          <w:lang w:eastAsia="ja-JP"/>
-        </w:rPr>
-        <w:t>:</w:t>
+        <w:t xml:space="preserve">  db:</w:t>
       </w:r>
     </w:p>
     <w:p>
@@ -8360,16 +10728,8 @@
         <w:rPr>
           <w:lang w:eastAsia="ja-JP"/>
         </w:rPr>
-        <w:t xml:space="preserve">      POSTGRES_USER: </w:t>
-      </w:r>
-      <w:proofErr w:type="spellStart"/>
-      <w:r>
-        <w:rPr>
-          <w:lang w:eastAsia="ja-JP"/>
-        </w:rPr>
-        <w:t>postgres</w:t>
-      </w:r>
-      <w:proofErr w:type="spellEnd"/>
+        <w:t xml:space="preserve">      POSTGRES_USER: postgres</w:t>
+      </w:r>
     </w:p>
     <w:p>
       <w:pPr>
@@ -8382,16 +10742,8 @@
         <w:rPr>
           <w:lang w:eastAsia="ja-JP"/>
         </w:rPr>
-        <w:t xml:space="preserve">      POSTGRES_PASSWORD: </w:t>
-      </w:r>
-      <w:proofErr w:type="spellStart"/>
-      <w:r>
-        <w:rPr>
-          <w:lang w:eastAsia="ja-JP"/>
-        </w:rPr>
-        <w:t>postgres</w:t>
-      </w:r>
-      <w:proofErr w:type="spellEnd"/>
+        <w:t xml:space="preserve">      POSTGRES_PASSWORD: postgres</w:t>
+      </w:r>
     </w:p>
     <w:p>
       <w:pPr>
@@ -8447,35 +10799,7 @@
         <w:rPr>
           <w:lang w:eastAsia="ja-JP"/>
         </w:rPr>
-        <w:t xml:space="preserve">      - </w:t>
-      </w:r>
-      <w:proofErr w:type="spellStart"/>
-      <w:r>
-        <w:rPr>
-          <w:lang w:eastAsia="ja-JP"/>
-        </w:rPr>
-        <w:t>pgdata</w:t>
-      </w:r>
-      <w:proofErr w:type="spellEnd"/>
-      <w:r>
-        <w:rPr>
-          <w:lang w:eastAsia="ja-JP"/>
-        </w:rPr>
-        <w:t>:/var/lib/</w:t>
-      </w:r>
-      <w:proofErr w:type="spellStart"/>
-      <w:r>
-        <w:rPr>
-          <w:lang w:eastAsia="ja-JP"/>
-        </w:rPr>
-        <w:t>postgresql</w:t>
-      </w:r>
-      <w:proofErr w:type="spellEnd"/>
-      <w:r>
-        <w:rPr>
-          <w:lang w:eastAsia="ja-JP"/>
-        </w:rPr>
-        <w:t>/data</w:t>
+        <w:t xml:space="preserve">      - pgdata:/var/lib/postgresql/data</w:t>
       </w:r>
     </w:p>
     <w:p>
@@ -8503,21 +10827,7 @@
         <w:rPr>
           <w:lang w:eastAsia="ja-JP"/>
         </w:rPr>
-        <w:t xml:space="preserve">  </w:t>
-      </w:r>
-      <w:proofErr w:type="spellStart"/>
-      <w:r>
-        <w:rPr>
-          <w:lang w:eastAsia="ja-JP"/>
-        </w:rPr>
-        <w:t>pgdata</w:t>
-      </w:r>
-      <w:proofErr w:type="spellEnd"/>
-      <w:r>
-        <w:rPr>
-          <w:lang w:eastAsia="ja-JP"/>
-        </w:rPr>
-        <w:t>:</w:t>
+        <w:t xml:space="preserve">  pgdata:</w:t>
       </w:r>
     </w:p>
     <w:sectPr>

--- a/Documentations/A2C_SDD.docx
+++ b/Documentations/A2C_SDD.docx
@@ -7,8 +7,9 @@
         <w:pStyle w:val="Title"/>
         <w:jc w:val="center"/>
         <w:rPr>
-          <w:rFonts w:cstheme="majorHAnsi"/>
-          <w:lang w:eastAsia="ja-JP"/>
+          <w:rFonts w:cstheme="majorHAnsi" w:hint="cs"/>
+          <w:rtl/>
+          <w:lang w:eastAsia="ja-JP" w:bidi="he-IL"/>
         </w:rPr>
       </w:pPr>
     </w:p>
@@ -132,7 +133,7 @@
           <w:rFonts w:cstheme="majorHAnsi"/>
         </w:rPr>
       </w:pPr>
-      <w:bookmarkStart w:id="0" w:name="_Toc206168148"/>
+      <w:bookmarkStart w:id="0" w:name="_Toc206171147"/>
       <w:r>
         <w:rPr>
           <w:rFonts w:cstheme="majorHAnsi"/>
@@ -176,7 +177,7 @@
         </w:rPr>
         <w:fldChar w:fldCharType="separate"/>
       </w:r>
-      <w:hyperlink w:anchor="_Toc206168148" w:history="1">
+      <w:hyperlink w:anchor="_Toc206171147" w:history="1">
         <w:r>
           <w:rPr>
             <w:rStyle w:val="Hyperlink"/>
@@ -223,7 +224,7 @@
             <w:noProof/>
             <w:webHidden/>
           </w:rPr>
-          <w:instrText xml:space="preserve"> PAGEREF _Toc206168148 \h </w:instrText>
+          <w:instrText xml:space="preserve"> PAGEREF _Toc206171147 \h </w:instrText>
         </w:r>
         <w:r>
           <w:rPr>
@@ -270,7 +271,7 @@
           <w14:ligatures w14:val="standardContextual"/>
         </w:rPr>
       </w:pPr>
-      <w:hyperlink w:anchor="_Toc206168149" w:history="1">
+      <w:hyperlink w:anchor="_Toc206171148" w:history="1">
         <w:r>
           <w:rPr>
             <w:rStyle w:val="Hyperlink"/>
@@ -317,7 +318,7 @@
             <w:noProof/>
             <w:webHidden/>
           </w:rPr>
-          <w:instrText xml:space="preserve"> PAGEREF _Toc206168149 \h </w:instrText>
+          <w:instrText xml:space="preserve"> PAGEREF _Toc206171148 \h </w:instrText>
         </w:r>
         <w:r>
           <w:rPr>
@@ -364,7 +365,7 @@
           <w14:ligatures w14:val="standardContextual"/>
         </w:rPr>
       </w:pPr>
-      <w:hyperlink w:anchor="_Toc206168150" w:history="1">
+      <w:hyperlink w:anchor="_Toc206171149" w:history="1">
         <w:r>
           <w:rPr>
             <w:rStyle w:val="Hyperlink"/>
@@ -411,7 +412,7 @@
             <w:noProof/>
             <w:webHidden/>
           </w:rPr>
-          <w:instrText xml:space="preserve"> PAGEREF _Toc206168150 \h </w:instrText>
+          <w:instrText xml:space="preserve"> PAGEREF _Toc206171149 \h </w:instrText>
         </w:r>
         <w:r>
           <w:rPr>
@@ -458,7 +459,7 @@
           <w14:ligatures w14:val="standardContextual"/>
         </w:rPr>
       </w:pPr>
-      <w:hyperlink w:anchor="_Toc206168151" w:history="1">
+      <w:hyperlink w:anchor="_Toc206171150" w:history="1">
         <w:r>
           <w:rPr>
             <w:rStyle w:val="Hyperlink"/>
@@ -505,7 +506,7 @@
             <w:noProof/>
             <w:webHidden/>
           </w:rPr>
-          <w:instrText xml:space="preserve"> PAGEREF _Toc206168151 \h </w:instrText>
+          <w:instrText xml:space="preserve"> PAGEREF _Toc206171150 \h </w:instrText>
         </w:r>
         <w:r>
           <w:rPr>
@@ -552,7 +553,7 @@
           <w14:ligatures w14:val="standardContextual"/>
         </w:rPr>
       </w:pPr>
-      <w:hyperlink w:anchor="_Toc206168152" w:history="1">
+      <w:hyperlink w:anchor="_Toc206171151" w:history="1">
         <w:r>
           <w:rPr>
             <w:rStyle w:val="Hyperlink"/>
@@ -599,7 +600,7 @@
             <w:noProof/>
             <w:webHidden/>
           </w:rPr>
-          <w:instrText xml:space="preserve"> PAGEREF _Toc206168152 \h </w:instrText>
+          <w:instrText xml:space="preserve"> PAGEREF _Toc206171151 \h </w:instrText>
         </w:r>
         <w:r>
           <w:rPr>
@@ -646,7 +647,7 @@
           <w14:ligatures w14:val="standardContextual"/>
         </w:rPr>
       </w:pPr>
-      <w:hyperlink w:anchor="_Toc206168157" w:history="1">
+      <w:hyperlink w:anchor="_Toc206171156" w:history="1">
         <w:r>
           <w:rPr>
             <w:rStyle w:val="Hyperlink"/>
@@ -691,7 +692,7 @@
             <w:noProof/>
             <w:webHidden/>
           </w:rPr>
-          <w:instrText xml:space="preserve"> PAGEREF _Toc206168157 \h </w:instrText>
+          <w:instrText xml:space="preserve"> PAGEREF _Toc206171156 \h </w:instrText>
         </w:r>
         <w:r>
           <w:rPr>
@@ -738,7 +739,7 @@
           <w14:ligatures w14:val="standardContextual"/>
         </w:rPr>
       </w:pPr>
-      <w:hyperlink w:anchor="_Toc206168158" w:history="1">
+      <w:hyperlink w:anchor="_Toc206171157" w:history="1">
         <w:r>
           <w:rPr>
             <w:rStyle w:val="Hyperlink"/>
@@ -795,7 +796,7 @@
             <w:noProof/>
             <w:webHidden/>
           </w:rPr>
-          <w:instrText xml:space="preserve"> PAGEREF _Toc206168158 \h </w:instrText>
+          <w:instrText xml:space="preserve"> PAGEREF _Toc206171157 \h </w:instrText>
         </w:r>
         <w:r>
           <w:rPr>
@@ -842,7 +843,7 @@
           <w14:ligatures w14:val="standardContextual"/>
         </w:rPr>
       </w:pPr>
-      <w:hyperlink w:anchor="_Toc206168159" w:history="1">
+      <w:hyperlink w:anchor="_Toc206171158" w:history="1">
         <w:r>
           <w:rPr>
             <w:rStyle w:val="Hyperlink"/>
@@ -865,16 +866,6 @@
         <w:r>
           <w:rPr>
             <w:rStyle w:val="Hyperlink"/>
-            <w:rFonts w:ascii="Cascadia Mono" w:hAnsi="Cascadia Mono" w:cs="Cascadia Mono"/>
-            <w:noProof/>
-            <w:highlight w:val="white"/>
-            <w:lang w:val="en-IL"/>
-          </w:rPr>
-          <w:t>}</w:t>
-        </w:r>
-        <w:r>
-          <w:rPr>
-            <w:rStyle w:val="Hyperlink"/>
             <w:rFonts w:cstheme="majorHAnsi"/>
             <w:noProof/>
           </w:rPr>
@@ -899,7 +890,7 @@
             <w:noProof/>
             <w:webHidden/>
           </w:rPr>
-          <w:instrText xml:space="preserve"> PAGEREF _Toc206168159 \h </w:instrText>
+          <w:instrText xml:space="preserve"> PAGEREF _Toc206171158 \h </w:instrText>
         </w:r>
         <w:r>
           <w:rPr>
@@ -946,7 +937,7 @@
           <w14:ligatures w14:val="standardContextual"/>
         </w:rPr>
       </w:pPr>
-      <w:hyperlink w:anchor="_Toc206168160" w:history="1">
+      <w:hyperlink w:anchor="_Toc206171159" w:history="1">
         <w:r>
           <w:rPr>
             <w:rStyle w:val="Hyperlink"/>
@@ -993,7 +984,7 @@
             <w:noProof/>
             <w:webHidden/>
           </w:rPr>
-          <w:instrText xml:space="preserve"> PAGEREF _Toc206168160 \h </w:instrText>
+          <w:instrText xml:space="preserve"> PAGEREF _Toc206171159 \h </w:instrText>
         </w:r>
         <w:r>
           <w:rPr>
@@ -1040,7 +1031,7 @@
           <w14:ligatures w14:val="standardContextual"/>
         </w:rPr>
       </w:pPr>
-      <w:hyperlink w:anchor="_Toc206168161" w:history="1">
+      <w:hyperlink w:anchor="_Toc206171160" w:history="1">
         <w:r>
           <w:rPr>
             <w:rStyle w:val="Hyperlink"/>
@@ -1087,7 +1078,7 @@
             <w:noProof/>
             <w:webHidden/>
           </w:rPr>
-          <w:instrText xml:space="preserve"> PAGEREF _Toc206168161 \h </w:instrText>
+          <w:instrText xml:space="preserve"> PAGEREF _Toc206171160 \h </w:instrText>
         </w:r>
         <w:r>
           <w:rPr>
@@ -1133,7 +1124,7 @@
           <w14:ligatures w14:val="standardContextual"/>
         </w:rPr>
       </w:pPr>
-      <w:hyperlink w:anchor="_Toc206168162" w:history="1">
+      <w:hyperlink w:anchor="_Toc206171161" w:history="1">
         <w:r>
           <w:rPr>
             <w:rStyle w:val="Hyperlink"/>
@@ -1161,7 +1152,7 @@
             <w:noProof/>
             <w:webHidden/>
           </w:rPr>
-          <w:instrText xml:space="preserve"> PAGEREF _Toc206168162 \h </w:instrText>
+          <w:instrText xml:space="preserve"> PAGEREF _Toc206171161 \h </w:instrText>
         </w:r>
         <w:r>
           <w:rPr>
@@ -1208,7 +1199,7 @@
           <w14:ligatures w14:val="standardContextual"/>
         </w:rPr>
       </w:pPr>
-      <w:hyperlink w:anchor="_Toc206168163" w:history="1">
+      <w:hyperlink w:anchor="_Toc206171162" w:history="1">
         <w:r>
           <w:rPr>
             <w:rStyle w:val="Hyperlink"/>
@@ -1255,7 +1246,7 @@
             <w:noProof/>
             <w:webHidden/>
           </w:rPr>
-          <w:instrText xml:space="preserve"> PAGEREF _Toc206168163 \h </w:instrText>
+          <w:instrText xml:space="preserve"> PAGEREF _Toc206171162 \h </w:instrText>
         </w:r>
         <w:r>
           <w:rPr>
@@ -1302,7 +1293,7 @@
           <w14:ligatures w14:val="standardContextual"/>
         </w:rPr>
       </w:pPr>
-      <w:hyperlink w:anchor="_Toc206168164" w:history="1">
+      <w:hyperlink w:anchor="_Toc206171163" w:history="1">
         <w:r>
           <w:rPr>
             <w:rStyle w:val="Hyperlink"/>
@@ -1349,7 +1340,7 @@
             <w:noProof/>
             <w:webHidden/>
           </w:rPr>
-          <w:instrText xml:space="preserve"> PAGEREF _Toc206168164 \h </w:instrText>
+          <w:instrText xml:space="preserve"> PAGEREF _Toc206171163 \h </w:instrText>
         </w:r>
         <w:r>
           <w:rPr>
@@ -1396,7 +1387,7 @@
           <w14:ligatures w14:val="standardContextual"/>
         </w:rPr>
       </w:pPr>
-      <w:hyperlink w:anchor="_Toc206168165" w:history="1">
+      <w:hyperlink w:anchor="_Toc206171164" w:history="1">
         <w:r>
           <w:rPr>
             <w:rStyle w:val="Hyperlink"/>
@@ -1443,7 +1434,7 @@
             <w:noProof/>
             <w:webHidden/>
           </w:rPr>
-          <w:instrText xml:space="preserve"> PAGEREF _Toc206168165 \h </w:instrText>
+          <w:instrText xml:space="preserve"> PAGEREF _Toc206171164 \h </w:instrText>
         </w:r>
         <w:r>
           <w:rPr>
@@ -1490,7 +1481,7 @@
           <w14:ligatures w14:val="standardContextual"/>
         </w:rPr>
       </w:pPr>
-      <w:hyperlink w:anchor="_Toc206168166" w:history="1">
+      <w:hyperlink w:anchor="_Toc206171165" w:history="1">
         <w:r>
           <w:rPr>
             <w:rStyle w:val="Hyperlink"/>
@@ -1538,7 +1529,7 @@
             <w:noProof/>
             <w:webHidden/>
           </w:rPr>
-          <w:instrText xml:space="preserve"> PAGEREF _Toc206168166 \h </w:instrText>
+          <w:instrText xml:space="preserve"> PAGEREF _Toc206171165 \h </w:instrText>
         </w:r>
         <w:r>
           <w:rPr>
@@ -1585,7 +1576,7 @@
           <w14:ligatures w14:val="standardContextual"/>
         </w:rPr>
       </w:pPr>
-      <w:hyperlink w:anchor="_Toc206168167" w:history="1">
+      <w:hyperlink w:anchor="_Toc206171166" w:history="1">
         <w:r>
           <w:rPr>
             <w:rStyle w:val="Hyperlink"/>
@@ -1633,7 +1624,7 @@
             <w:noProof/>
             <w:webHidden/>
           </w:rPr>
-          <w:instrText xml:space="preserve"> PAGEREF _Toc206168167 \h </w:instrText>
+          <w:instrText xml:space="preserve"> PAGEREF _Toc206171166 \h </w:instrText>
         </w:r>
         <w:r>
           <w:rPr>
@@ -1680,7 +1671,7 @@
           <w14:ligatures w14:val="standardContextual"/>
         </w:rPr>
       </w:pPr>
-      <w:hyperlink w:anchor="_Toc206168168" w:history="1">
+      <w:hyperlink w:anchor="_Toc206171167" w:history="1">
         <w:r>
           <w:rPr>
             <w:rStyle w:val="Hyperlink"/>
@@ -1729,7 +1720,7 @@
             <w:noProof/>
             <w:webHidden/>
           </w:rPr>
-          <w:instrText xml:space="preserve"> PAGEREF _Toc206168168 \h </w:instrText>
+          <w:instrText xml:space="preserve"> PAGEREF _Toc206171167 \h </w:instrText>
         </w:r>
         <w:r>
           <w:rPr>
@@ -1776,7 +1767,7 @@
           <w14:ligatures w14:val="standardContextual"/>
         </w:rPr>
       </w:pPr>
-      <w:hyperlink w:anchor="_Toc206168169" w:history="1">
+      <w:hyperlink w:anchor="_Toc206171168" w:history="1">
         <w:r>
           <w:rPr>
             <w:rStyle w:val="Hyperlink"/>
@@ -1823,7 +1814,7 @@
             <w:noProof/>
             <w:webHidden/>
           </w:rPr>
-          <w:instrText xml:space="preserve"> PAGEREF _Toc206168169 \h </w:instrText>
+          <w:instrText xml:space="preserve"> PAGEREF _Toc206171168 \h </w:instrText>
         </w:r>
         <w:r>
           <w:rPr>
@@ -1870,7 +1861,7 @@
           <w14:ligatures w14:val="standardContextual"/>
         </w:rPr>
       </w:pPr>
-      <w:hyperlink w:anchor="_Toc206168170" w:history="1">
+      <w:hyperlink w:anchor="_Toc206171169" w:history="1">
         <w:r>
           <w:rPr>
             <w:rStyle w:val="Hyperlink"/>
@@ -1919,7 +1910,7 @@
             <w:noProof/>
             <w:webHidden/>
           </w:rPr>
-          <w:instrText xml:space="preserve"> PAGEREF _Toc206168170 \h </w:instrText>
+          <w:instrText xml:space="preserve"> PAGEREF _Toc206171169 \h </w:instrText>
         </w:r>
         <w:r>
           <w:rPr>
@@ -1966,7 +1957,7 @@
           <w14:ligatures w14:val="standardContextual"/>
         </w:rPr>
       </w:pPr>
-      <w:hyperlink w:anchor="_Toc206168171" w:history="1">
+      <w:hyperlink w:anchor="_Toc206171170" w:history="1">
         <w:r>
           <w:rPr>
             <w:rStyle w:val="Hyperlink"/>
@@ -2015,7 +2006,7 @@
             <w:noProof/>
             <w:webHidden/>
           </w:rPr>
-          <w:instrText xml:space="preserve"> PAGEREF _Toc206168171 \h </w:instrText>
+          <w:instrText xml:space="preserve"> PAGEREF _Toc206171170 \h </w:instrText>
         </w:r>
         <w:r>
           <w:rPr>
@@ -2062,7 +2053,7 @@
           <w14:ligatures w14:val="standardContextual"/>
         </w:rPr>
       </w:pPr>
-      <w:hyperlink w:anchor="_Toc206168172" w:history="1">
+      <w:hyperlink w:anchor="_Toc206171171" w:history="1">
         <w:r>
           <w:rPr>
             <w:rStyle w:val="Hyperlink"/>
@@ -2111,7 +2102,7 @@
             <w:noProof/>
             <w:webHidden/>
           </w:rPr>
-          <w:instrText xml:space="preserve"> PAGEREF _Toc206168172 \h </w:instrText>
+          <w:instrText xml:space="preserve"> PAGEREF _Toc206171171 \h </w:instrText>
         </w:r>
         <w:r>
           <w:rPr>
@@ -2158,7 +2149,7 @@
           <w14:ligatures w14:val="standardContextual"/>
         </w:rPr>
       </w:pPr>
-      <w:hyperlink w:anchor="_Toc206168173" w:history="1">
+      <w:hyperlink w:anchor="_Toc206171172" w:history="1">
         <w:r>
           <w:rPr>
             <w:rStyle w:val="Hyperlink"/>
@@ -2225,7 +2216,7 @@
             <w:noProof/>
             <w:webHidden/>
           </w:rPr>
-          <w:instrText xml:space="preserve"> PAGEREF _Toc206168173 \h </w:instrText>
+          <w:instrText xml:space="preserve"> PAGEREF _Toc206171172 \h </w:instrText>
         </w:r>
         <w:r>
           <w:rPr>
@@ -2272,7 +2263,7 @@
           <w14:ligatures w14:val="standardContextual"/>
         </w:rPr>
       </w:pPr>
-      <w:hyperlink w:anchor="_Toc206168174" w:history="1">
+      <w:hyperlink w:anchor="_Toc206171173" w:history="1">
         <w:r>
           <w:rPr>
             <w:rStyle w:val="Hyperlink"/>
@@ -2321,7 +2312,7 @@
             <w:noProof/>
             <w:webHidden/>
           </w:rPr>
-          <w:instrText xml:space="preserve"> PAGEREF _Toc206168174 \h </w:instrText>
+          <w:instrText xml:space="preserve"> PAGEREF _Toc206171173 \h </w:instrText>
         </w:r>
         <w:r>
           <w:rPr>
@@ -2368,7 +2359,7 @@
           <w14:ligatures w14:val="standardContextual"/>
         </w:rPr>
       </w:pPr>
-      <w:hyperlink w:anchor="_Toc206168175" w:history="1">
+      <w:hyperlink w:anchor="_Toc206171174" w:history="1">
         <w:r>
           <w:rPr>
             <w:rStyle w:val="Hyperlink"/>
@@ -2417,7 +2408,7 @@
             <w:noProof/>
             <w:webHidden/>
           </w:rPr>
-          <w:instrText xml:space="preserve"> PAGEREF _Toc206168175 \h </w:instrText>
+          <w:instrText xml:space="preserve"> PAGEREF _Toc206171174 \h </w:instrText>
         </w:r>
         <w:r>
           <w:rPr>
@@ -2464,7 +2455,7 @@
           <w14:ligatures w14:val="standardContextual"/>
         </w:rPr>
       </w:pPr>
-      <w:hyperlink w:anchor="_Toc206168176" w:history="1">
+      <w:hyperlink w:anchor="_Toc206171175" w:history="1">
         <w:r>
           <w:rPr>
             <w:rStyle w:val="Hyperlink"/>
@@ -2492,7 +2483,7 @@
             <w:noProof/>
             <w:lang w:eastAsia="ja-JP"/>
           </w:rPr>
-          <w:t>Docker File</w:t>
+          <w:t>Docker Containers</w:t>
         </w:r>
         <w:r>
           <w:rPr>
@@ -2513,7 +2504,7 @@
             <w:noProof/>
             <w:webHidden/>
           </w:rPr>
-          <w:instrText xml:space="preserve"> PAGEREF _Toc206168176 \h </w:instrText>
+          <w:instrText xml:space="preserve"> PAGEREF _Toc206171175 \h </w:instrText>
         </w:r>
         <w:r>
           <w:rPr>
@@ -2560,7 +2551,7 @@
           <w14:ligatures w14:val="standardContextual"/>
         </w:rPr>
       </w:pPr>
-      <w:hyperlink w:anchor="_Toc206168177" w:history="1">
+      <w:hyperlink w:anchor="_Toc206171176" w:history="1">
         <w:r>
           <w:rPr>
             <w:rStyle w:val="Hyperlink"/>
@@ -2588,6 +2579,102 @@
             <w:noProof/>
             <w:lang w:eastAsia="ja-JP"/>
           </w:rPr>
+          <w:t>Docker File</w:t>
+        </w:r>
+        <w:r>
+          <w:rPr>
+            <w:noProof/>
+            <w:webHidden/>
+          </w:rPr>
+          <w:tab/>
+        </w:r>
+        <w:r>
+          <w:rPr>
+            <w:noProof/>
+            <w:webHidden/>
+          </w:rPr>
+          <w:fldChar w:fldCharType="begin"/>
+        </w:r>
+        <w:r>
+          <w:rPr>
+            <w:noProof/>
+            <w:webHidden/>
+          </w:rPr>
+          <w:instrText xml:space="preserve"> PAGEREF _Toc206171176 \h </w:instrText>
+        </w:r>
+        <w:r>
+          <w:rPr>
+            <w:noProof/>
+            <w:webHidden/>
+          </w:rPr>
+        </w:r>
+        <w:r>
+          <w:rPr>
+            <w:noProof/>
+            <w:webHidden/>
+          </w:rPr>
+          <w:fldChar w:fldCharType="separate"/>
+        </w:r>
+        <w:r>
+          <w:rPr>
+            <w:noProof/>
+            <w:webHidden/>
+          </w:rPr>
+          <w:t>9</w:t>
+        </w:r>
+        <w:r>
+          <w:rPr>
+            <w:noProof/>
+            <w:webHidden/>
+          </w:rPr>
+          <w:fldChar w:fldCharType="end"/>
+        </w:r>
+      </w:hyperlink>
+    </w:p>
+    <w:p>
+      <w:pPr>
+        <w:pStyle w:val="TOC1"/>
+        <w:tabs>
+          <w:tab w:val="left" w:pos="720"/>
+          <w:tab w:val="right" w:leader="dot" w:pos="8630"/>
+        </w:tabs>
+        <w:rPr>
+          <w:noProof/>
+          <w:kern w:val="2"/>
+          <w:sz w:val="24"/>
+          <w:szCs w:val="24"/>
+          <w:lang w:val="en-IL" w:eastAsia="ja-JP" w:bidi="he-IL"/>
+          <w14:ligatures w14:val="standardContextual"/>
+        </w:rPr>
+      </w:pPr>
+      <w:hyperlink w:anchor="_Toc206171177" w:history="1">
+        <w:r>
+          <w:rPr>
+            <w:rStyle w:val="Hyperlink"/>
+            <w:rFonts w:cstheme="majorHAnsi"/>
+            <w:noProof/>
+            <w:lang w:eastAsia="ja-JP"/>
+          </w:rPr>
+          <w:t>10.</w:t>
+        </w:r>
+        <w:r>
+          <w:rPr>
+            <w:noProof/>
+            <w:kern w:val="2"/>
+            <w:sz w:val="24"/>
+            <w:szCs w:val="24"/>
+            <w:lang w:val="en-IL" w:eastAsia="ja-JP" w:bidi="he-IL"/>
+            <w14:ligatures w14:val="standardContextual"/>
+          </w:rPr>
+          <w:tab/>
+        </w:r>
+        <w:r>
+          <w:rPr>
+            <w:rStyle w:val="Hyperlink"/>
+            <w:rFonts w:cstheme="majorHAnsi"/>
+            <w:noProof/>
+            <w:lang w:eastAsia="ja-JP"/>
+          </w:rPr>
           <w:t>Docker-Compose</w:t>
         </w:r>
         <w:r>
@@ -2609,7 +2696,7 @@
             <w:noProof/>
             <w:webHidden/>
           </w:rPr>
-          <w:instrText xml:space="preserve"> PAGEREF _Toc206168177 \h </w:instrText>
+          <w:instrText xml:space="preserve"> PAGEREF _Toc206171177 \h </w:instrText>
         </w:r>
         <w:r>
           <w:rPr>
@@ -2629,7 +2716,103 @@
             <w:noProof/>
             <w:webHidden/>
           </w:rPr>
-          <w:t>10</w:t>
+          <w:t>11</w:t>
+        </w:r>
+        <w:r>
+          <w:rPr>
+            <w:noProof/>
+            <w:webHidden/>
+          </w:rPr>
+          <w:fldChar w:fldCharType="end"/>
+        </w:r>
+      </w:hyperlink>
+    </w:p>
+    <w:p>
+      <w:pPr>
+        <w:pStyle w:val="TOC1"/>
+        <w:tabs>
+          <w:tab w:val="left" w:pos="720"/>
+          <w:tab w:val="right" w:leader="dot" w:pos="8630"/>
+        </w:tabs>
+        <w:rPr>
+          <w:noProof/>
+          <w:kern w:val="2"/>
+          <w:sz w:val="24"/>
+          <w:szCs w:val="24"/>
+          <w:lang w:val="en-IL" w:eastAsia="ja-JP" w:bidi="he-IL"/>
+          <w14:ligatures w14:val="standardContextual"/>
+        </w:rPr>
+      </w:pPr>
+      <w:hyperlink w:anchor="_Toc206171178" w:history="1">
+        <w:r>
+          <w:rPr>
+            <w:rStyle w:val="Hyperlink"/>
+            <w:rFonts w:cstheme="majorHAnsi"/>
+            <w:noProof/>
+            <w:lang w:eastAsia="ja-JP"/>
+          </w:rPr>
+          <w:t>11.</w:t>
+        </w:r>
+        <w:r>
+          <w:rPr>
+            <w:noProof/>
+            <w:kern w:val="2"/>
+            <w:sz w:val="24"/>
+            <w:szCs w:val="24"/>
+            <w:lang w:val="en-IL" w:eastAsia="ja-JP" w:bidi="he-IL"/>
+            <w14:ligatures w14:val="standardContextual"/>
+          </w:rPr>
+          <w:tab/>
+        </w:r>
+        <w:r>
+          <w:rPr>
+            <w:rStyle w:val="Hyperlink"/>
+            <w:rFonts w:cstheme="majorHAnsi"/>
+            <w:noProof/>
+            <w:lang w:eastAsia="ja-JP"/>
+          </w:rPr>
+          <w:t>Folders Structure (Dev)</w:t>
+        </w:r>
+        <w:r>
+          <w:rPr>
+            <w:noProof/>
+            <w:webHidden/>
+          </w:rPr>
+          <w:tab/>
+        </w:r>
+        <w:r>
+          <w:rPr>
+            <w:noProof/>
+            <w:webHidden/>
+          </w:rPr>
+          <w:fldChar w:fldCharType="begin"/>
+        </w:r>
+        <w:r>
+          <w:rPr>
+            <w:noProof/>
+            <w:webHidden/>
+          </w:rPr>
+          <w:instrText xml:space="preserve"> PAGEREF _Toc206171178 \h </w:instrText>
+        </w:r>
+        <w:r>
+          <w:rPr>
+            <w:noProof/>
+            <w:webHidden/>
+          </w:rPr>
+        </w:r>
+        <w:r>
+          <w:rPr>
+            <w:noProof/>
+            <w:webHidden/>
+          </w:rPr>
+          <w:fldChar w:fldCharType="separate"/>
+        </w:r>
+        <w:r>
+          <w:rPr>
+            <w:noProof/>
+            <w:webHidden/>
+          </w:rPr>
+          <w:t>12</w:t>
         </w:r>
         <w:r>
           <w:rPr>
@@ -2677,7 +2860,7 @@
           <w:rFonts w:cstheme="majorHAnsi"/>
         </w:rPr>
       </w:pPr>
-      <w:bookmarkStart w:id="1" w:name="_Toc206168149"/>
+      <w:bookmarkStart w:id="1" w:name="_Toc206171148"/>
       <w:r>
         <w:rPr>
           <w:rFonts w:cstheme="majorHAnsi"/>
@@ -2711,7 +2894,7 @@
           <w:rFonts w:cstheme="majorHAnsi"/>
         </w:rPr>
       </w:pPr>
-      <w:bookmarkStart w:id="2" w:name="_Toc206168150"/>
+      <w:bookmarkStart w:id="2" w:name="_Toc206171149"/>
       <w:r>
         <w:rPr>
           <w:rFonts w:cstheme="majorHAnsi"/>
@@ -2746,7 +2929,7 @@
           <w:rFonts w:cstheme="majorHAnsi"/>
         </w:rPr>
       </w:pPr>
-      <w:bookmarkStart w:id="3" w:name="_Toc206168151"/>
+      <w:bookmarkStart w:id="3" w:name="_Toc206171150"/>
       <w:r>
         <w:rPr>
           <w:rFonts w:cstheme="majorHAnsi"/>
@@ -2902,7 +3085,7 @@
           <w:rFonts w:cstheme="majorHAnsi"/>
         </w:rPr>
       </w:pPr>
-      <w:bookmarkStart w:id="4" w:name="_Toc206168152"/>
+      <w:bookmarkStart w:id="4" w:name="_Toc206171151"/>
       <w:r>
         <w:rPr>
           <w:rFonts w:cstheme="majorHAnsi"/>
@@ -2957,7 +3140,13 @@
         </w:rPr>
       </w:pPr>
       <w:bookmarkStart w:id="5" w:name="_Toc206168153"/>
+      <w:bookmarkStart w:id="6" w:name="_Toc206169469"/>
+      <w:bookmarkStart w:id="7" w:name="_Toc206170832"/>
+      <w:bookmarkStart w:id="8" w:name="_Toc206171152"/>
       <w:bookmarkEnd w:id="5"/>
+      <w:bookmarkEnd w:id="6"/>
+      <w:bookmarkEnd w:id="7"/>
+      <w:bookmarkEnd w:id="8"/>
     </w:p>
     <w:p>
       <w:pPr>
@@ -2981,8 +3170,14 @@
           <w:szCs w:val="26"/>
         </w:rPr>
       </w:pPr>
-      <w:bookmarkStart w:id="6" w:name="_Toc206168154"/>
-      <w:bookmarkEnd w:id="6"/>
+      <w:bookmarkStart w:id="9" w:name="_Toc206168154"/>
+      <w:bookmarkStart w:id="10" w:name="_Toc206169470"/>
+      <w:bookmarkStart w:id="11" w:name="_Toc206170833"/>
+      <w:bookmarkStart w:id="12" w:name="_Toc206171153"/>
+      <w:bookmarkEnd w:id="9"/>
+      <w:bookmarkEnd w:id="10"/>
+      <w:bookmarkEnd w:id="11"/>
+      <w:bookmarkEnd w:id="12"/>
     </w:p>
     <w:p>
       <w:pPr>
@@ -3006,8 +3201,14 @@
           <w:szCs w:val="26"/>
         </w:rPr>
       </w:pPr>
-      <w:bookmarkStart w:id="7" w:name="_Toc206168155"/>
-      <w:bookmarkEnd w:id="7"/>
+      <w:bookmarkStart w:id="13" w:name="_Toc206168155"/>
+      <w:bookmarkStart w:id="14" w:name="_Toc206169471"/>
+      <w:bookmarkStart w:id="15" w:name="_Toc206170834"/>
+      <w:bookmarkStart w:id="16" w:name="_Toc206171154"/>
+      <w:bookmarkEnd w:id="13"/>
+      <w:bookmarkEnd w:id="14"/>
+      <w:bookmarkEnd w:id="15"/>
+      <w:bookmarkEnd w:id="16"/>
     </w:p>
     <w:p>
       <w:pPr>
@@ -3031,8 +3232,14 @@
           <w:szCs w:val="26"/>
         </w:rPr>
       </w:pPr>
-      <w:bookmarkStart w:id="8" w:name="_Toc206168156"/>
-      <w:bookmarkEnd w:id="8"/>
+      <w:bookmarkStart w:id="17" w:name="_Toc206168156"/>
+      <w:bookmarkStart w:id="18" w:name="_Toc206169472"/>
+      <w:bookmarkStart w:id="19" w:name="_Toc206170835"/>
+      <w:bookmarkStart w:id="20" w:name="_Toc206171155"/>
+      <w:bookmarkEnd w:id="17"/>
+      <w:bookmarkEnd w:id="18"/>
+      <w:bookmarkEnd w:id="19"/>
+      <w:bookmarkEnd w:id="20"/>
     </w:p>
     <w:p>
       <w:pPr>
@@ -3042,23 +3249,19 @@
           <w:numId w:val="20"/>
         </w:numPr>
       </w:pPr>
-      <w:bookmarkStart w:id="9" w:name="_Toc206168157"/>
+      <w:bookmarkStart w:id="21" w:name="_Toc206171156"/>
       <w:r>
         <w:t>Entity Relations Diagrams</w:t>
       </w:r>
-      <w:bookmarkEnd w:id="9"/>
+      <w:bookmarkEnd w:id="21"/>
     </w:p>
     <w:p>
       <w:r>
-        <w:rPr>
-          <w:rFonts w:asciiTheme="majorHAnsi" w:hAnsiTheme="majorHAnsi" w:cstheme="majorHAnsi"/>
-          <w:noProof/>
-        </w:rPr>
         <w:drawing>
-          <wp:inline distT="0" distB="0" distL="0" distR="0" wp14:anchorId="2F16F8A9" wp14:editId="44CB11B8">
-            <wp:extent cx="5486400" cy="3054350"/>
-            <wp:effectExtent l="19050" t="19050" r="19050" b="12700"/>
-            <wp:docPr id="2046675146" name="Picture 1" descr="A diagram of a customer data model&#10;&#10;AI-generated content may be incorrect."/>
+          <wp:inline distT="0" distB="0" distL="0" distR="0" wp14:anchorId="043DF364" wp14:editId="21183557">
+            <wp:extent cx="5486400" cy="3028315"/>
+            <wp:effectExtent l="19050" t="19050" r="19050" b="19685"/>
+            <wp:docPr id="65632847" name="Picture 1"/>
             <wp:cNvGraphicFramePr>
               <a:graphicFrameLocks xmlns:a="http://schemas.openxmlformats.org/drawingml/2006/main" noChangeAspect="1"/>
             </wp:cNvGraphicFramePr>
@@ -3066,7 +3269,7 @@
               <a:graphicData uri="http://schemas.openxmlformats.org/drawingml/2006/picture">
                 <pic:pic xmlns:pic="http://schemas.openxmlformats.org/drawingml/2006/picture">
                   <pic:nvPicPr>
-                    <pic:cNvPr id="2046675146" name="Picture 1" descr="A diagram of a customer data model&#10;&#10;AI-generated content may be incorrect."/>
+                    <pic:cNvPr id="65632847" name=""/>
                     <pic:cNvPicPr/>
                   </pic:nvPicPr>
                   <pic:blipFill>
@@ -3078,7 +3281,7 @@
                   <pic:spPr>
                     <a:xfrm>
                       <a:off x="0" y="0"/>
-                      <a:ext cx="5486400" cy="3054350"/>
+                      <a:ext cx="5486400" cy="3028315"/>
                     </a:xfrm>
                     <a:prstGeom prst="rect">
                       <a:avLst/>
@@ -3099,10 +3302,10 @@
     <w:p>
       <w:r>
         <w:drawing>
-          <wp:inline distT="0" distB="0" distL="0" distR="0" wp14:anchorId="499EB557" wp14:editId="2FD3B4E8">
-            <wp:extent cx="5486400" cy="2194560"/>
-            <wp:effectExtent l="19050" t="19050" r="19050" b="15240"/>
-            <wp:docPr id="734817942" name="Picture 1"/>
+          <wp:inline distT="0" distB="0" distL="0" distR="0" wp14:anchorId="6847575F" wp14:editId="5A766845">
+            <wp:extent cx="5486400" cy="2211070"/>
+            <wp:effectExtent l="19050" t="19050" r="19050" b="17780"/>
+            <wp:docPr id="1649358242" name="Picture 1" descr="A screenshot of a computer&#10;&#10;AI-generated content may be incorrect."/>
             <wp:cNvGraphicFramePr>
               <a:graphicFrameLocks xmlns:a="http://schemas.openxmlformats.org/drawingml/2006/main" noChangeAspect="1"/>
             </wp:cNvGraphicFramePr>
@@ -3110,7 +3313,7 @@
               <a:graphicData uri="http://schemas.openxmlformats.org/drawingml/2006/picture">
                 <pic:pic xmlns:pic="http://schemas.openxmlformats.org/drawingml/2006/picture">
                   <pic:nvPicPr>
-                    <pic:cNvPr id="734817942" name=""/>
+                    <pic:cNvPr id="1649358242" name="Picture 1" descr="A screenshot of a computer&#10;&#10;AI-generated content may be incorrect."/>
                     <pic:cNvPicPr/>
                   </pic:nvPicPr>
                   <pic:blipFill>
@@ -3122,7 +3325,7 @@
                   <pic:spPr>
                     <a:xfrm>
                       <a:off x="0" y="0"/>
-                      <a:ext cx="5486400" cy="2194560"/>
+                      <a:ext cx="5486400" cy="2211070"/>
                     </a:xfrm>
                     <a:prstGeom prst="rect">
                       <a:avLst/>
@@ -3152,7 +3355,7 @@
           <w:lang w:eastAsia="ja-JP"/>
         </w:rPr>
       </w:pPr>
-      <w:bookmarkStart w:id="10" w:name="_Toc206168158"/>
+      <w:bookmarkStart w:id="22" w:name="_Toc206171157"/>
       <w:r>
         <w:rPr>
           <w:rFonts w:cstheme="majorHAnsi"/>
@@ -3166,7 +3369,7 @@
         </w:rPr>
         <w:t xml:space="preserve"> Model</w:t>
       </w:r>
-      <w:bookmarkEnd w:id="10"/>
+      <w:bookmarkEnd w:id="22"/>
     </w:p>
     <w:p>
       <w:pPr>
@@ -3360,6 +3563,7 @@
         </w:rPr>
         <w:t xml:space="preserve"> </w:t>
       </w:r>
+      <w:proofErr w:type="spellStart"/>
       <w:r>
         <w:rPr>
           <w:rFonts w:ascii="Cascadia Mono" w:hAnsi="Cascadia Mono" w:cs="Cascadia Mono"/>
@@ -3371,6 +3575,7 @@
         </w:rPr>
         <w:t>Guid</w:t>
       </w:r>
+      <w:proofErr w:type="spellEnd"/>
       <w:r>
         <w:rPr>
           <w:rFonts w:ascii="Cascadia Mono" w:hAnsi="Cascadia Mono" w:cs="Cascadia Mono"/>
@@ -3452,6 +3657,7 @@
         </w:rPr>
         <w:t xml:space="preserve"> = </w:t>
       </w:r>
+      <w:proofErr w:type="spellStart"/>
       <w:r>
         <w:rPr>
           <w:rFonts w:ascii="Cascadia Mono" w:hAnsi="Cascadia Mono" w:cs="Cascadia Mono"/>
@@ -3472,7 +3678,19 @@
           <w:highlight w:val="white"/>
           <w:lang w:val="en-IL" w:bidi="he-IL"/>
         </w:rPr>
-        <w:t xml:space="preserve">.NewGuid(); </w:t>
+        <w:t>.NewGuid</w:t>
+      </w:r>
+      <w:proofErr w:type="spellEnd"/>
+      <w:r>
+        <w:rPr>
+          <w:rFonts w:ascii="Cascadia Mono" w:hAnsi="Cascadia Mono" w:cs="Cascadia Mono"/>
+          <w:color w:val="000000"/>
+          <w:sz w:val="19"/>
+          <w:szCs w:val="19"/>
+          <w:highlight w:val="white"/>
+          <w:lang w:val="en-IL" w:bidi="he-IL"/>
+        </w:rPr>
+        <w:t xml:space="preserve">(); </w:t>
       </w:r>
       <w:r>
         <w:rPr>
@@ -3628,6 +3846,7 @@
         </w:rPr>
         <w:t xml:space="preserve"> = </w:t>
       </w:r>
+      <w:proofErr w:type="spellStart"/>
       <w:proofErr w:type="gramStart"/>
       <w:r>
         <w:rPr>
@@ -3651,6 +3870,7 @@
         </w:rPr>
         <w:t>.Empty</w:t>
       </w:r>
+      <w:proofErr w:type="spellEnd"/>
       <w:proofErr w:type="gramEnd"/>
       <w:r>
         <w:rPr>
@@ -3806,6 +4026,7 @@
         </w:rPr>
         <w:t xml:space="preserve"> = </w:t>
       </w:r>
+      <w:proofErr w:type="spellStart"/>
       <w:proofErr w:type="gramStart"/>
       <w:r>
         <w:rPr>
@@ -3829,6 +4050,7 @@
         </w:rPr>
         <w:t>.Empty</w:t>
       </w:r>
+      <w:proofErr w:type="spellEnd"/>
       <w:proofErr w:type="gramEnd"/>
       <w:r>
         <w:rPr>
@@ -3912,7 +4134,31 @@
           <w:highlight w:val="white"/>
           <w:lang w:val="en-IL" w:bidi="he-IL"/>
         </w:rPr>
-        <w:t xml:space="preserve"> PasswordHash </w:t>
+        <w:t xml:space="preserve"> </w:t>
+      </w:r>
+      <w:proofErr w:type="spellStart"/>
+      <w:r>
+        <w:rPr>
+          <w:rFonts w:ascii="Cascadia Mono" w:hAnsi="Cascadia Mono" w:cs="Cascadia Mono"/>
+          <w:color w:val="000000"/>
+          <w:sz w:val="19"/>
+          <w:szCs w:val="19"/>
+          <w:highlight w:val="white"/>
+          <w:lang w:val="en-IL" w:bidi="he-IL"/>
+        </w:rPr>
+        <w:t>PasswordHash</w:t>
+      </w:r>
+      <w:proofErr w:type="spellEnd"/>
+      <w:r>
+        <w:rPr>
+          <w:rFonts w:ascii="Cascadia Mono" w:hAnsi="Cascadia Mono" w:cs="Cascadia Mono"/>
+          <w:color w:val="000000"/>
+          <w:sz w:val="19"/>
+          <w:szCs w:val="19"/>
+          <w:highlight w:val="white"/>
+          <w:lang w:val="en-IL" w:bidi="he-IL"/>
+        </w:rPr>
+        <w:t xml:space="preserve"> </w:t>
       </w:r>
       <w:proofErr w:type="gramStart"/>
       <w:r>
@@ -3984,6 +4230,7 @@
         </w:rPr>
         <w:t xml:space="preserve"> = </w:t>
       </w:r>
+      <w:proofErr w:type="spellStart"/>
       <w:proofErr w:type="gramStart"/>
       <w:r>
         <w:rPr>
@@ -4007,6 +4254,7 @@
         </w:rPr>
         <w:t>.Empty</w:t>
       </w:r>
+      <w:proofErr w:type="spellEnd"/>
       <w:proofErr w:type="gramEnd"/>
       <w:r>
         <w:rPr>
@@ -4070,6 +4318,7 @@
         </w:rPr>
         <w:t xml:space="preserve"> </w:t>
       </w:r>
+      <w:proofErr w:type="spellStart"/>
       <w:r>
         <w:rPr>
           <w:rFonts w:ascii="Cascadia Mono" w:hAnsi="Cascadia Mono" w:cs="Cascadia Mono"/>
@@ -4081,6 +4330,7 @@
         </w:rPr>
         <w:t>DateTime</w:t>
       </w:r>
+      <w:proofErr w:type="spellEnd"/>
       <w:r>
         <w:rPr>
           <w:rFonts w:ascii="Cascadia Mono" w:hAnsi="Cascadia Mono" w:cs="Cascadia Mono"/>
@@ -4090,7 +4340,31 @@
           <w:highlight w:val="white"/>
           <w:lang w:val="en-IL" w:bidi="he-IL"/>
         </w:rPr>
-        <w:t xml:space="preserve"> CreatedAt </w:t>
+        <w:t xml:space="preserve"> </w:t>
+      </w:r>
+      <w:proofErr w:type="spellStart"/>
+      <w:r>
+        <w:rPr>
+          <w:rFonts w:ascii="Cascadia Mono" w:hAnsi="Cascadia Mono" w:cs="Cascadia Mono"/>
+          <w:color w:val="000000"/>
+          <w:sz w:val="19"/>
+          <w:szCs w:val="19"/>
+          <w:highlight w:val="white"/>
+          <w:lang w:val="en-IL" w:bidi="he-IL"/>
+        </w:rPr>
+        <w:t>CreatedAt</w:t>
+      </w:r>
+      <w:proofErr w:type="spellEnd"/>
+      <w:r>
+        <w:rPr>
+          <w:rFonts w:ascii="Cascadia Mono" w:hAnsi="Cascadia Mono" w:cs="Cascadia Mono"/>
+          <w:color w:val="000000"/>
+          <w:sz w:val="19"/>
+          <w:szCs w:val="19"/>
+          <w:highlight w:val="white"/>
+          <w:lang w:val="en-IL" w:bidi="he-IL"/>
+        </w:rPr>
+        <w:t xml:space="preserve"> </w:t>
       </w:r>
       <w:proofErr w:type="gramStart"/>
       <w:r>
@@ -4162,6 +4436,7 @@
         </w:rPr>
         <w:t xml:space="preserve"> = </w:t>
       </w:r>
+      <w:proofErr w:type="spellStart"/>
       <w:r>
         <w:rPr>
           <w:rFonts w:ascii="Cascadia Mono" w:hAnsi="Cascadia Mono" w:cs="Cascadia Mono"/>
@@ -4194,7 +4469,19 @@
           <w:highlight w:val="white"/>
           <w:lang w:val="en-IL" w:bidi="he-IL"/>
         </w:rPr>
-        <w:t>UtcNow;</w:t>
+        <w:t>UtcNow</w:t>
+      </w:r>
+      <w:proofErr w:type="spellEnd"/>
+      <w:r>
+        <w:rPr>
+          <w:rFonts w:ascii="Cascadia Mono" w:hAnsi="Cascadia Mono" w:cs="Cascadia Mono"/>
+          <w:color w:val="000000"/>
+          <w:sz w:val="19"/>
+          <w:szCs w:val="19"/>
+          <w:highlight w:val="white"/>
+          <w:lang w:val="en-IL" w:bidi="he-IL"/>
+        </w:rPr>
+        <w:t>;</w:t>
       </w:r>
       <w:proofErr w:type="gramEnd"/>
     </w:p>
@@ -4207,6 +4494,62 @@
         <w:spacing w:after="0" w:line="240" w:lineRule="auto"/>
         <w:ind w:left="360"/>
         <w:rPr>
+          <w:rFonts w:ascii="Cascadia Mono" w:hAnsi="Cascadia Mono" w:cs="Cascadia Mono"/>
+          <w:color w:val="008000"/>
+          <w:sz w:val="19"/>
+          <w:szCs w:val="19"/>
+          <w:highlight w:val="white"/>
+          <w:lang w:val="en-IL" w:eastAsia="ja-JP" w:bidi="he-IL"/>
+        </w:rPr>
+      </w:pPr>
+      <w:r>
+        <w:rPr>
+          <w:rFonts w:ascii="Cascadia Mono" w:hAnsi="Cascadia Mono" w:cs="Cascadia Mono"/>
+          <w:color w:val="000000"/>
+          <w:sz w:val="19"/>
+          <w:szCs w:val="19"/>
+          <w:highlight w:val="white"/>
+          <w:lang w:val="en-IL" w:bidi="he-IL"/>
+        </w:rPr>
+        <w:t xml:space="preserve">    </w:t>
+      </w:r>
+      <w:r>
+        <w:rPr>
+          <w:rFonts w:ascii="Cascadia Mono" w:hAnsi="Cascadia Mono" w:cs="Cascadia Mono"/>
+          <w:color w:val="008000"/>
+          <w:sz w:val="19"/>
+          <w:szCs w:val="19"/>
+          <w:highlight w:val="white"/>
+          <w:lang w:val="en-IL" w:bidi="he-IL"/>
+        </w:rPr>
+        <w:t xml:space="preserve">// Role managed through </w:t>
+      </w:r>
+      <w:proofErr w:type="spellStart"/>
+      <w:r>
+        <w:rPr>
+          <w:rFonts w:ascii="Cascadia Mono" w:hAnsi="Cascadia Mono" w:cs="Cascadia Mono"/>
+          <w:color w:val="008000"/>
+          <w:sz w:val="19"/>
+          <w:szCs w:val="19"/>
+          <w:highlight w:val="white"/>
+          <w:lang w:val="en-IL" w:bidi="he-IL"/>
+        </w:rPr>
+        <w:t>UserRole</w:t>
+      </w:r>
+      <w:proofErr w:type="spellEnd"/>
+      <w:r>
+        <w:rPr>
+          <w:rFonts w:ascii="Cascadia Mono" w:hAnsi="Cascadia Mono" w:cs="Cascadia Mono"/>
+          <w:color w:val="008000"/>
+          <w:sz w:val="19"/>
+          <w:szCs w:val="19"/>
+          <w:highlight w:val="white"/>
+          <w:lang w:val="en-IL" w:bidi="he-IL"/>
+        </w:rPr>
+        <w:t xml:space="preserve"> entity</w:t>
+      </w:r>
+      <w:r>
+        <w:rPr>
           <w:rFonts w:ascii="Cascadia Mono" w:hAnsi="Cascadia Mono" w:cs="Cascadia Mono" w:hint="eastAsia"/>
           <w:color w:val="008000"/>
           <w:sz w:val="19"/>
@@ -4214,18 +4557,9 @@
           <w:highlight w:val="white"/>
           <w:lang w:val="en-IL" w:eastAsia="ja-JP" w:bidi="he-IL"/>
         </w:rPr>
-      </w:pPr>
-      <w:r>
-        <w:rPr>
-          <w:rFonts w:ascii="Cascadia Mono" w:hAnsi="Cascadia Mono" w:cs="Cascadia Mono"/>
-          <w:color w:val="000000"/>
-          <w:sz w:val="19"/>
-          <w:szCs w:val="19"/>
-          <w:highlight w:val="white"/>
-          <w:lang w:val="en-IL" w:bidi="he-IL"/>
-        </w:rPr>
-        <w:t xml:space="preserve">    </w:t>
-      </w:r>
+        <w:t xml:space="preserve"> (Foreign key to </w:t>
+      </w:r>
+      <w:proofErr w:type="spellStart"/>
       <w:r>
         <w:rPr>
           <w:rFonts w:ascii="Cascadia Mono" w:hAnsi="Cascadia Mono" w:cs="Cascadia Mono"/>
@@ -4235,30 +4569,9 @@
           <w:highlight w:val="white"/>
           <w:lang w:val="en-IL" w:bidi="he-IL"/>
         </w:rPr>
-        <w:t>// Role managed through UserRole entity</w:t>
-      </w:r>
-      <w:r>
-        <w:rPr>
-          <w:rFonts w:ascii="Cascadia Mono" w:hAnsi="Cascadia Mono" w:cs="Cascadia Mono" w:hint="eastAsia"/>
-          <w:color w:val="008000"/>
-          <w:sz w:val="19"/>
-          <w:szCs w:val="19"/>
-          <w:highlight w:val="white"/>
-          <w:lang w:val="en-IL" w:eastAsia="ja-JP" w:bidi="he-IL"/>
-        </w:rPr>
-        <w:t xml:space="preserve"> (Foreign key to </w:t>
-      </w:r>
-      <w:r>
-        <w:rPr>
-          <w:rFonts w:ascii="Cascadia Mono" w:hAnsi="Cascadia Mono" w:cs="Cascadia Mono"/>
-          <w:color w:val="008000"/>
-          <w:sz w:val="19"/>
-          <w:szCs w:val="19"/>
-          <w:highlight w:val="white"/>
-          <w:lang w:val="en-IL" w:bidi="he-IL"/>
-        </w:rPr>
         <w:t>UserRole</w:t>
       </w:r>
+      <w:proofErr w:type="spellEnd"/>
     </w:p>
     <w:p>
       <w:pPr>
@@ -4310,6 +4623,7 @@
         </w:rPr>
         <w:t xml:space="preserve"> </w:t>
       </w:r>
+      <w:proofErr w:type="spellStart"/>
       <w:r>
         <w:rPr>
           <w:rFonts w:ascii="Cascadia Mono" w:hAnsi="Cascadia Mono" w:cs="Cascadia Mono"/>
@@ -4321,6 +4635,7 @@
         </w:rPr>
         <w:t>Guid</w:t>
       </w:r>
+      <w:proofErr w:type="spellEnd"/>
       <w:r>
         <w:rPr>
           <w:rFonts w:ascii="Cascadia Mono" w:hAnsi="Cascadia Mono" w:cs="Cascadia Mono"/>
@@ -4330,7 +4645,31 @@
           <w:highlight w:val="white"/>
           <w:lang w:val="en-IL" w:bidi="he-IL"/>
         </w:rPr>
-        <w:t xml:space="preserve"> UserRoleId </w:t>
+        <w:t xml:space="preserve"> </w:t>
+      </w:r>
+      <w:proofErr w:type="spellStart"/>
+      <w:r>
+        <w:rPr>
+          <w:rFonts w:ascii="Cascadia Mono" w:hAnsi="Cascadia Mono" w:cs="Cascadia Mono"/>
+          <w:color w:val="000000"/>
+          <w:sz w:val="19"/>
+          <w:szCs w:val="19"/>
+          <w:highlight w:val="white"/>
+          <w:lang w:val="en-IL" w:bidi="he-IL"/>
+        </w:rPr>
+        <w:t>UserRoleId</w:t>
+      </w:r>
+      <w:proofErr w:type="spellEnd"/>
+      <w:r>
+        <w:rPr>
+          <w:rFonts w:ascii="Cascadia Mono" w:hAnsi="Cascadia Mono" w:cs="Cascadia Mono"/>
+          <w:color w:val="000000"/>
+          <w:sz w:val="19"/>
+          <w:szCs w:val="19"/>
+          <w:highlight w:val="white"/>
+          <w:lang w:val="en-IL" w:bidi="he-IL"/>
+        </w:rPr>
+        <w:t xml:space="preserve"> </w:t>
       </w:r>
       <w:proofErr w:type="gramStart"/>
       <w:r>
@@ -4402,6 +4741,7 @@
         </w:rPr>
         <w:t xml:space="preserve"> = </w:t>
       </w:r>
+      <w:proofErr w:type="spellStart"/>
       <w:r>
         <w:rPr>
           <w:rFonts w:ascii="Cascadia Mono" w:hAnsi="Cascadia Mono" w:cs="Cascadia Mono"/>
@@ -4422,7 +4762,19 @@
           <w:highlight w:val="white"/>
           <w:lang w:val="en-IL" w:bidi="he-IL"/>
         </w:rPr>
-        <w:t>.NewGuid(</w:t>
+        <w:t>.NewGuid</w:t>
+      </w:r>
+      <w:proofErr w:type="spellEnd"/>
+      <w:r>
+        <w:rPr>
+          <w:rFonts w:ascii="Cascadia Mono" w:hAnsi="Cascadia Mono" w:cs="Cascadia Mono"/>
+          <w:color w:val="000000"/>
+          <w:sz w:val="19"/>
+          <w:szCs w:val="19"/>
+          <w:highlight w:val="white"/>
+          <w:lang w:val="en-IL" w:bidi="he-IL"/>
+        </w:rPr>
+        <w:t>(</w:t>
       </w:r>
       <w:proofErr w:type="gramStart"/>
       <w:r>
@@ -4509,6 +4861,7 @@
         </w:rPr>
         <w:t xml:space="preserve"> </w:t>
       </w:r>
+      <w:proofErr w:type="spellStart"/>
       <w:r>
         <w:rPr>
           <w:rFonts w:ascii="Cascadia Mono" w:hAnsi="Cascadia Mono" w:cs="Cascadia Mono"/>
@@ -4520,6 +4873,7 @@
         </w:rPr>
         <w:t>UserRole</w:t>
       </w:r>
+      <w:proofErr w:type="spellEnd"/>
       <w:r>
         <w:rPr>
           <w:rFonts w:ascii="Cascadia Mono" w:hAnsi="Cascadia Mono" w:cs="Cascadia Mono"/>
@@ -4529,7 +4883,31 @@
           <w:highlight w:val="white"/>
           <w:lang w:val="en-IL" w:bidi="he-IL"/>
         </w:rPr>
-        <w:t xml:space="preserve"> UserRole </w:t>
+        <w:t xml:space="preserve"> </w:t>
+      </w:r>
+      <w:proofErr w:type="spellStart"/>
+      <w:r>
+        <w:rPr>
+          <w:rFonts w:ascii="Cascadia Mono" w:hAnsi="Cascadia Mono" w:cs="Cascadia Mono"/>
+          <w:color w:val="000000"/>
+          <w:sz w:val="19"/>
+          <w:szCs w:val="19"/>
+          <w:highlight w:val="white"/>
+          <w:lang w:val="en-IL" w:bidi="he-IL"/>
+        </w:rPr>
+        <w:t>UserRole</w:t>
+      </w:r>
+      <w:proofErr w:type="spellEnd"/>
+      <w:r>
+        <w:rPr>
+          <w:rFonts w:ascii="Cascadia Mono" w:hAnsi="Cascadia Mono" w:cs="Cascadia Mono"/>
+          <w:color w:val="000000"/>
+          <w:sz w:val="19"/>
+          <w:szCs w:val="19"/>
+          <w:highlight w:val="white"/>
+          <w:lang w:val="en-IL" w:bidi="he-IL"/>
+        </w:rPr>
+        <w:t xml:space="preserve"> </w:t>
       </w:r>
       <w:proofErr w:type="gramStart"/>
       <w:r>
@@ -4623,6 +5001,7 @@
         </w:rPr>
         <w:t xml:space="preserve"> </w:t>
       </w:r>
+      <w:proofErr w:type="spellStart"/>
       <w:r>
         <w:rPr>
           <w:rFonts w:ascii="Cascadia Mono" w:hAnsi="Cascadia Mono" w:cs="Cascadia Mono"/>
@@ -4634,6 +5013,7 @@
         </w:rPr>
         <w:t>UserRole</w:t>
       </w:r>
+      <w:proofErr w:type="spellEnd"/>
       <w:r>
         <w:rPr>
           <w:rFonts w:ascii="Cascadia Mono" w:hAnsi="Cascadia Mono" w:cs="Cascadia Mono"/>
@@ -4655,8 +5035,21 @@
           <w:highlight w:val="white"/>
           <w:lang w:val="en-IL" w:bidi="he-IL"/>
         </w:rPr>
-        <w:t>{ RoleName</w:t>
-      </w:r>
+        <w:t xml:space="preserve">{ </w:t>
+      </w:r>
+      <w:proofErr w:type="spellStart"/>
+      <w:r>
+        <w:rPr>
+          <w:rFonts w:ascii="Cascadia Mono" w:hAnsi="Cascadia Mono" w:cs="Cascadia Mono"/>
+          <w:color w:val="000000"/>
+          <w:sz w:val="19"/>
+          <w:szCs w:val="19"/>
+          <w:highlight w:val="white"/>
+          <w:lang w:val="en-IL" w:bidi="he-IL"/>
+        </w:rPr>
+        <w:t>RoleName</w:t>
+      </w:r>
+      <w:proofErr w:type="spellEnd"/>
       <w:proofErr w:type="gramEnd"/>
       <w:r>
         <w:rPr>
@@ -4669,6 +5062,7 @@
         </w:rPr>
         <w:t xml:space="preserve"> = </w:t>
       </w:r>
+      <w:proofErr w:type="spellStart"/>
       <w:proofErr w:type="gramStart"/>
       <w:r>
         <w:rPr>
@@ -4690,7 +5084,19 @@
           <w:highlight w:val="white"/>
           <w:lang w:val="en-IL" w:bidi="he-IL"/>
         </w:rPr>
-        <w:t>.User }</w:t>
+        <w:t>.User</w:t>
+      </w:r>
+      <w:proofErr w:type="spellEnd"/>
+      <w:r>
+        <w:rPr>
+          <w:rFonts w:ascii="Cascadia Mono" w:hAnsi="Cascadia Mono" w:cs="Cascadia Mono"/>
+          <w:color w:val="000000"/>
+          <w:sz w:val="19"/>
+          <w:szCs w:val="19"/>
+          <w:highlight w:val="white"/>
+          <w:lang w:val="en-IL" w:bidi="he-IL"/>
+        </w:rPr>
+        <w:t xml:space="preserve"> }</w:t>
       </w:r>
       <w:proofErr w:type="gramEnd"/>
       <w:r>
@@ -4755,6 +5161,7 @@
         </w:rPr>
         <w:t xml:space="preserve"> </w:t>
       </w:r>
+      <w:proofErr w:type="spellStart"/>
       <w:r>
         <w:rPr>
           <w:rFonts w:ascii="Cascadia Mono" w:hAnsi="Cascadia Mono" w:cs="Cascadia Mono"/>
@@ -4766,6 +5173,7 @@
         </w:rPr>
         <w:t>enum</w:t>
       </w:r>
+      <w:proofErr w:type="spellEnd"/>
       <w:r>
         <w:rPr>
           <w:rFonts w:ascii="Cascadia Mono" w:hAnsi="Cascadia Mono" w:cs="Cascadia Mono"/>
@@ -4777,6 +5185,7 @@
         </w:rPr>
         <w:t xml:space="preserve"> </w:t>
       </w:r>
+      <w:proofErr w:type="spellStart"/>
       <w:r>
         <w:rPr>
           <w:rFonts w:ascii="Cascadia Mono" w:hAnsi="Cascadia Mono" w:cs="Cascadia Mono"/>
@@ -4788,6 +5197,7 @@
         </w:rPr>
         <w:t>RoleType</w:t>
       </w:r>
+      <w:proofErr w:type="spellEnd"/>
     </w:p>
     <w:p>
       <w:pPr>
@@ -4894,7 +5304,31 @@
           <w:highlight w:val="white"/>
           <w:lang w:val="en-IL" w:bidi="he-IL"/>
         </w:rPr>
-        <w:t xml:space="preserve">    SuperUser = 2</w:t>
+        <w:t xml:space="preserve">    </w:t>
+      </w:r>
+      <w:proofErr w:type="spellStart"/>
+      <w:r>
+        <w:rPr>
+          <w:rFonts w:ascii="Cascadia Mono" w:hAnsi="Cascadia Mono" w:cs="Cascadia Mono"/>
+          <w:color w:val="000000"/>
+          <w:sz w:val="19"/>
+          <w:szCs w:val="19"/>
+          <w:highlight w:val="white"/>
+          <w:lang w:val="en-IL" w:bidi="he-IL"/>
+        </w:rPr>
+        <w:t>SuperUser</w:t>
+      </w:r>
+      <w:proofErr w:type="spellEnd"/>
+      <w:r>
+        <w:rPr>
+          <w:rFonts w:ascii="Cascadia Mono" w:hAnsi="Cascadia Mono" w:cs="Cascadia Mono"/>
+          <w:color w:val="000000"/>
+          <w:sz w:val="19"/>
+          <w:szCs w:val="19"/>
+          <w:highlight w:val="white"/>
+          <w:lang w:val="en-IL" w:bidi="he-IL"/>
+        </w:rPr>
+        <w:t xml:space="preserve"> = 2</w:t>
       </w:r>
     </w:p>
     <w:p>
@@ -4999,6 +5433,7 @@
         </w:rPr>
         <w:t xml:space="preserve"> </w:t>
       </w:r>
+      <w:proofErr w:type="spellStart"/>
       <w:r>
         <w:rPr>
           <w:rFonts w:ascii="Cascadia Mono" w:hAnsi="Cascadia Mono" w:cs="Cascadia Mono"/>
@@ -5010,6 +5445,7 @@
         </w:rPr>
         <w:t>UserRole</w:t>
       </w:r>
+      <w:proofErr w:type="spellEnd"/>
     </w:p>
     <w:p>
       <w:pPr>
@@ -5086,6 +5522,7 @@
         </w:rPr>
         <w:t xml:space="preserve"> </w:t>
       </w:r>
+      <w:proofErr w:type="spellStart"/>
       <w:r>
         <w:rPr>
           <w:rFonts w:ascii="Cascadia Mono" w:hAnsi="Cascadia Mono" w:cs="Cascadia Mono"/>
@@ -5097,6 +5534,7 @@
         </w:rPr>
         <w:t>Guid</w:t>
       </w:r>
+      <w:proofErr w:type="spellEnd"/>
       <w:r>
         <w:rPr>
           <w:rFonts w:ascii="Cascadia Mono" w:hAnsi="Cascadia Mono" w:cs="Cascadia Mono"/>
@@ -5178,6 +5616,7 @@
         </w:rPr>
         <w:t xml:space="preserve"> = </w:t>
       </w:r>
+      <w:proofErr w:type="spellStart"/>
       <w:r>
         <w:rPr>
           <w:rFonts w:ascii="Cascadia Mono" w:hAnsi="Cascadia Mono" w:cs="Cascadia Mono"/>
@@ -5198,7 +5637,19 @@
           <w:highlight w:val="white"/>
           <w:lang w:val="en-IL" w:bidi="he-IL"/>
         </w:rPr>
-        <w:t>.NewGuid(</w:t>
+        <w:t>.NewGuid</w:t>
+      </w:r>
+      <w:proofErr w:type="spellEnd"/>
+      <w:r>
+        <w:rPr>
+          <w:rFonts w:ascii="Cascadia Mono" w:hAnsi="Cascadia Mono" w:cs="Cascadia Mono"/>
+          <w:color w:val="000000"/>
+          <w:sz w:val="19"/>
+          <w:szCs w:val="19"/>
+          <w:highlight w:val="white"/>
+          <w:lang w:val="en-IL" w:bidi="he-IL"/>
+        </w:rPr>
+        <w:t>(</w:t>
       </w:r>
       <w:proofErr w:type="gramStart"/>
       <w:r>
@@ -5262,6 +5713,7 @@
         </w:rPr>
         <w:t xml:space="preserve"> </w:t>
       </w:r>
+      <w:proofErr w:type="spellStart"/>
       <w:r>
         <w:rPr>
           <w:rFonts w:ascii="Cascadia Mono" w:hAnsi="Cascadia Mono" w:cs="Cascadia Mono"/>
@@ -5273,6 +5725,7 @@
         </w:rPr>
         <w:t>RoleType</w:t>
       </w:r>
+      <w:proofErr w:type="spellEnd"/>
       <w:r>
         <w:rPr>
           <w:rFonts w:ascii="Cascadia Mono" w:hAnsi="Cascadia Mono" w:cs="Cascadia Mono"/>
@@ -5282,7 +5735,31 @@
           <w:highlight w:val="white"/>
           <w:lang w:val="en-IL" w:bidi="he-IL"/>
         </w:rPr>
-        <w:t xml:space="preserve"> RoleName </w:t>
+        <w:t xml:space="preserve"> </w:t>
+      </w:r>
+      <w:proofErr w:type="spellStart"/>
+      <w:r>
+        <w:rPr>
+          <w:rFonts w:ascii="Cascadia Mono" w:hAnsi="Cascadia Mono" w:cs="Cascadia Mono"/>
+          <w:color w:val="000000"/>
+          <w:sz w:val="19"/>
+          <w:szCs w:val="19"/>
+          <w:highlight w:val="white"/>
+          <w:lang w:val="en-IL" w:bidi="he-IL"/>
+        </w:rPr>
+        <w:t>RoleName</w:t>
+      </w:r>
+      <w:proofErr w:type="spellEnd"/>
+      <w:r>
+        <w:rPr>
+          <w:rFonts w:ascii="Cascadia Mono" w:hAnsi="Cascadia Mono" w:cs="Cascadia Mono"/>
+          <w:color w:val="000000"/>
+          <w:sz w:val="19"/>
+          <w:szCs w:val="19"/>
+          <w:highlight w:val="white"/>
+          <w:lang w:val="en-IL" w:bidi="he-IL"/>
+        </w:rPr>
+        <w:t xml:space="preserve"> </w:t>
       </w:r>
       <w:proofErr w:type="gramStart"/>
       <w:r>
@@ -5354,6 +5831,7 @@
         </w:rPr>
         <w:t xml:space="preserve"> = </w:t>
       </w:r>
+      <w:proofErr w:type="spellStart"/>
       <w:r>
         <w:rPr>
           <w:rFonts w:ascii="Cascadia Mono" w:hAnsi="Cascadia Mono" w:cs="Cascadia Mono"/>
@@ -5386,7 +5864,19 @@
           <w:highlight w:val="white"/>
           <w:lang w:val="en-IL" w:bidi="he-IL"/>
         </w:rPr>
-        <w:t>User;</w:t>
+        <w:t>User</w:t>
+      </w:r>
+      <w:proofErr w:type="spellEnd"/>
+      <w:r>
+        <w:rPr>
+          <w:rFonts w:ascii="Cascadia Mono" w:hAnsi="Cascadia Mono" w:cs="Cascadia Mono"/>
+          <w:color w:val="000000"/>
+          <w:sz w:val="19"/>
+          <w:szCs w:val="19"/>
+          <w:highlight w:val="white"/>
+          <w:lang w:val="en-IL" w:bidi="he-IL"/>
+        </w:rPr>
+        <w:t>;</w:t>
       </w:r>
       <w:proofErr w:type="gramEnd"/>
     </w:p>
@@ -5438,6 +5928,7 @@
         </w:rPr>
         <w:t xml:space="preserve"> </w:t>
       </w:r>
+      <w:proofErr w:type="spellStart"/>
       <w:r>
         <w:rPr>
           <w:rFonts w:ascii="Cascadia Mono" w:hAnsi="Cascadia Mono" w:cs="Cascadia Mono"/>
@@ -5449,6 +5940,7 @@
         </w:rPr>
         <w:t>ICollection</w:t>
       </w:r>
+      <w:proofErr w:type="spellEnd"/>
       <w:r>
         <w:rPr>
           <w:rFonts w:ascii="Cascadia Mono" w:hAnsi="Cascadia Mono" w:cs="Cascadia Mono"/>
@@ -5670,14 +6162,14 @@
           <w:rFonts w:cstheme="majorHAnsi"/>
         </w:rPr>
       </w:pPr>
-      <w:bookmarkStart w:id="11" w:name="_Toc206168159"/>
+      <w:bookmarkStart w:id="23" w:name="_Toc206171158"/>
       <w:r>
         <w:rPr>
           <w:rFonts w:cstheme="majorHAnsi"/>
         </w:rPr>
         <w:t>API Design</w:t>
       </w:r>
-      <w:bookmarkEnd w:id="11"/>
+      <w:bookmarkEnd w:id="23"/>
     </w:p>
     <w:p>
       <w:pPr>
@@ -5699,14 +6191,14 @@
           <w:rFonts w:cstheme="majorHAnsi"/>
         </w:rPr>
       </w:pPr>
-      <w:bookmarkStart w:id="12" w:name="_Toc206168160"/>
+      <w:bookmarkStart w:id="24" w:name="_Toc206171159"/>
       <w:r>
         <w:rPr>
           <w:rFonts w:cstheme="majorHAnsi"/>
         </w:rPr>
         <w:t>Authentication Service</w:t>
       </w:r>
-      <w:bookmarkEnd w:id="12"/>
+      <w:bookmarkEnd w:id="24"/>
     </w:p>
     <w:tbl>
       <w:tblPr>
@@ -5847,7 +6339,21 @@
               <w:rPr>
                 <w:rFonts w:asciiTheme="majorHAnsi" w:hAnsiTheme="majorHAnsi" w:cstheme="majorHAnsi"/>
               </w:rPr>
-              <w:t>/api/auth/login</w:t>
+              <w:t>/</w:t>
+            </w:r>
+            <w:proofErr w:type="spellStart"/>
+            <w:r>
+              <w:rPr>
+                <w:rFonts w:asciiTheme="majorHAnsi" w:hAnsiTheme="majorHAnsi" w:cstheme="majorHAnsi"/>
+              </w:rPr>
+              <w:t>api</w:t>
+            </w:r>
+            <w:proofErr w:type="spellEnd"/>
+            <w:r>
+              <w:rPr>
+                <w:rFonts w:asciiTheme="majorHAnsi" w:hAnsiTheme="majorHAnsi" w:cstheme="majorHAnsi"/>
+              </w:rPr>
+              <w:t>/auth/login</w:t>
             </w:r>
           </w:p>
         </w:tc>
@@ -5979,7 +6485,21 @@
               <w:rPr>
                 <w:rFonts w:asciiTheme="majorHAnsi" w:hAnsiTheme="majorHAnsi" w:cstheme="majorHAnsi"/>
               </w:rPr>
-              <w:t>/api/auth/register</w:t>
+              <w:t>/</w:t>
+            </w:r>
+            <w:proofErr w:type="spellStart"/>
+            <w:r>
+              <w:rPr>
+                <w:rFonts w:asciiTheme="majorHAnsi" w:hAnsiTheme="majorHAnsi" w:cstheme="majorHAnsi"/>
+              </w:rPr>
+              <w:t>api</w:t>
+            </w:r>
+            <w:proofErr w:type="spellEnd"/>
+            <w:r>
+              <w:rPr>
+                <w:rFonts w:asciiTheme="majorHAnsi" w:hAnsiTheme="majorHAnsi" w:cstheme="majorHAnsi"/>
+              </w:rPr>
+              <w:t>/auth/register</w:t>
             </w:r>
           </w:p>
         </w:tc>
@@ -6097,7 +6617,21 @@
               <w:rPr>
                 <w:rFonts w:asciiTheme="majorHAnsi" w:hAnsiTheme="majorHAnsi" w:cstheme="majorHAnsi"/>
               </w:rPr>
-              <w:t>/api/auth/refresh</w:t>
+              <w:t>/</w:t>
+            </w:r>
+            <w:proofErr w:type="spellStart"/>
+            <w:r>
+              <w:rPr>
+                <w:rFonts w:asciiTheme="majorHAnsi" w:hAnsiTheme="majorHAnsi" w:cstheme="majorHAnsi"/>
+              </w:rPr>
+              <w:t>api</w:t>
+            </w:r>
+            <w:proofErr w:type="spellEnd"/>
+            <w:r>
+              <w:rPr>
+                <w:rFonts w:asciiTheme="majorHAnsi" w:hAnsiTheme="majorHAnsi" w:cstheme="majorHAnsi"/>
+              </w:rPr>
+              <w:t>/auth/refresh</w:t>
             </w:r>
           </w:p>
         </w:tc>
@@ -6154,12 +6688,20 @@
               </w:rPr>
               <w:t>JSON: {</w:t>
             </w:r>
+            <w:proofErr w:type="spellStart"/>
             <w:proofErr w:type="gramEnd"/>
             <w:r>
               <w:rPr>
                 <w:rFonts w:asciiTheme="majorHAnsi" w:hAnsiTheme="majorHAnsi" w:cstheme="majorHAnsi"/>
               </w:rPr>
-              <w:t>refreshToken}</w:t>
+              <w:t>refreshToken</w:t>
+            </w:r>
+            <w:proofErr w:type="spellEnd"/>
+            <w:r>
+              <w:rPr>
+                <w:rFonts w:asciiTheme="majorHAnsi" w:hAnsiTheme="majorHAnsi" w:cstheme="majorHAnsi"/>
+              </w:rPr>
+              <w:t>}</w:t>
             </w:r>
           </w:p>
         </w:tc>
@@ -6222,14 +6764,14 @@
           <w:rFonts w:cstheme="majorHAnsi"/>
         </w:rPr>
       </w:pPr>
-      <w:bookmarkStart w:id="13" w:name="_Toc206168161"/>
+      <w:bookmarkStart w:id="25" w:name="_Toc206171160"/>
       <w:r>
         <w:rPr>
           <w:rFonts w:cstheme="majorHAnsi"/>
         </w:rPr>
         <w:t>Customers Service</w:t>
       </w:r>
-      <w:bookmarkEnd w:id="13"/>
+      <w:bookmarkEnd w:id="25"/>
     </w:p>
     <w:tbl>
       <w:tblPr>
@@ -6370,7 +6912,21 @@
               <w:rPr>
                 <w:rFonts w:asciiTheme="majorHAnsi" w:hAnsiTheme="majorHAnsi" w:cstheme="majorHAnsi"/>
               </w:rPr>
-              <w:t>/api/customers</w:t>
+              <w:t>/</w:t>
+            </w:r>
+            <w:proofErr w:type="spellStart"/>
+            <w:r>
+              <w:rPr>
+                <w:rFonts w:asciiTheme="majorHAnsi" w:hAnsiTheme="majorHAnsi" w:cstheme="majorHAnsi"/>
+              </w:rPr>
+              <w:t>api</w:t>
+            </w:r>
+            <w:proofErr w:type="spellEnd"/>
+            <w:r>
+              <w:rPr>
+                <w:rFonts w:asciiTheme="majorHAnsi" w:hAnsiTheme="majorHAnsi" w:cstheme="majorHAnsi"/>
+              </w:rPr>
+              <w:t>/customers</w:t>
             </w:r>
           </w:p>
         </w:tc>
@@ -6482,6 +7038,7 @@
               </w:rPr>
               <w:t>/</w:t>
             </w:r>
+            <w:proofErr w:type="spellStart"/>
             <w:proofErr w:type="gramStart"/>
             <w:r>
               <w:rPr>
@@ -6489,6 +7046,7 @@
               </w:rPr>
               <w:t>api</w:t>
             </w:r>
+            <w:proofErr w:type="spellEnd"/>
             <w:proofErr w:type="gramEnd"/>
             <w:r>
               <w:rPr>
@@ -6618,7 +7176,21 @@
               <w:rPr>
                 <w:rFonts w:asciiTheme="majorHAnsi" w:hAnsiTheme="majorHAnsi" w:cstheme="majorHAnsi"/>
               </w:rPr>
-              <w:t>/api/customers</w:t>
+              <w:t>/</w:t>
+            </w:r>
+            <w:proofErr w:type="spellStart"/>
+            <w:r>
+              <w:rPr>
+                <w:rFonts w:asciiTheme="majorHAnsi" w:hAnsiTheme="majorHAnsi" w:cstheme="majorHAnsi"/>
+              </w:rPr>
+              <w:t>api</w:t>
+            </w:r>
+            <w:proofErr w:type="spellEnd"/>
+            <w:r>
+              <w:rPr>
+                <w:rFonts w:asciiTheme="majorHAnsi" w:hAnsiTheme="majorHAnsi" w:cstheme="majorHAnsi"/>
+              </w:rPr>
+              <w:t>/customers</w:t>
             </w:r>
           </w:p>
         </w:tc>
@@ -6746,6 +7318,7 @@
               </w:rPr>
               <w:t>/</w:t>
             </w:r>
+            <w:proofErr w:type="spellStart"/>
             <w:proofErr w:type="gramStart"/>
             <w:r>
               <w:rPr>
@@ -6753,6 +7326,7 @@
               </w:rPr>
               <w:t>api</w:t>
             </w:r>
+            <w:proofErr w:type="spellEnd"/>
             <w:proofErr w:type="gramEnd"/>
             <w:r>
               <w:rPr>
@@ -6885,6 +7459,7 @@
               <w:lastRenderedPageBreak/>
               <w:t>/</w:t>
             </w:r>
+            <w:proofErr w:type="spellStart"/>
             <w:proofErr w:type="gramStart"/>
             <w:r>
               <w:rPr>
@@ -6892,6 +7467,7 @@
               </w:rPr>
               <w:t>api</w:t>
             </w:r>
+            <w:proofErr w:type="spellEnd"/>
             <w:proofErr w:type="gramEnd"/>
             <w:r>
               <w:rPr>
@@ -7014,8 +7590,8 @@
           <w:rFonts w:cstheme="majorHAnsi"/>
         </w:rPr>
       </w:pPr>
-      <w:bookmarkStart w:id="14" w:name="_Toc206168162"/>
-      <w:bookmarkEnd w:id="14"/>
+      <w:bookmarkStart w:id="26" w:name="_Toc206171161"/>
+      <w:bookmarkEnd w:id="26"/>
     </w:p>
     <w:p>
       <w:pPr>
@@ -7024,14 +7600,14 @@
           <w:rFonts w:cstheme="majorHAnsi"/>
         </w:rPr>
       </w:pPr>
-      <w:bookmarkStart w:id="15" w:name="_Toc206168163"/>
+      <w:bookmarkStart w:id="27" w:name="_Toc206171162"/>
       <w:r>
         <w:rPr>
           <w:rFonts w:cstheme="majorHAnsi"/>
         </w:rPr>
         <w:t>Orders Service</w:t>
       </w:r>
-      <w:bookmarkEnd w:id="15"/>
+      <w:bookmarkEnd w:id="27"/>
     </w:p>
     <w:tbl>
       <w:tblPr>
@@ -7172,7 +7748,21 @@
               <w:rPr>
                 <w:rFonts w:asciiTheme="majorHAnsi" w:hAnsiTheme="majorHAnsi" w:cstheme="majorHAnsi"/>
               </w:rPr>
-              <w:t>/api/orders</w:t>
+              <w:t>/</w:t>
+            </w:r>
+            <w:proofErr w:type="spellStart"/>
+            <w:r>
+              <w:rPr>
+                <w:rFonts w:asciiTheme="majorHAnsi" w:hAnsiTheme="majorHAnsi" w:cstheme="majorHAnsi"/>
+              </w:rPr>
+              <w:t>api</w:t>
+            </w:r>
+            <w:proofErr w:type="spellEnd"/>
+            <w:r>
+              <w:rPr>
+                <w:rFonts w:asciiTheme="majorHAnsi" w:hAnsiTheme="majorHAnsi" w:cstheme="majorHAnsi"/>
+              </w:rPr>
+              <w:t>/orders</w:t>
             </w:r>
           </w:p>
         </w:tc>
@@ -7284,6 +7874,7 @@
               </w:rPr>
               <w:t>/</w:t>
             </w:r>
+            <w:proofErr w:type="spellStart"/>
             <w:proofErr w:type="gramStart"/>
             <w:r>
               <w:rPr>
@@ -7291,6 +7882,7 @@
               </w:rPr>
               <w:t>api</w:t>
             </w:r>
+            <w:proofErr w:type="spellEnd"/>
             <w:proofErr w:type="gramEnd"/>
             <w:r>
               <w:rPr>
@@ -7420,7 +8012,21 @@
               <w:rPr>
                 <w:rFonts w:asciiTheme="majorHAnsi" w:hAnsiTheme="majorHAnsi" w:cstheme="majorHAnsi"/>
               </w:rPr>
-              <w:t>/api/orders/</w:t>
+              <w:t>/</w:t>
+            </w:r>
+            <w:proofErr w:type="spellStart"/>
+            <w:r>
+              <w:rPr>
+                <w:rFonts w:asciiTheme="majorHAnsi" w:hAnsiTheme="majorHAnsi" w:cstheme="majorHAnsi"/>
+              </w:rPr>
+              <w:t>api</w:t>
+            </w:r>
+            <w:proofErr w:type="spellEnd"/>
+            <w:r>
+              <w:rPr>
+                <w:rFonts w:asciiTheme="majorHAnsi" w:hAnsiTheme="majorHAnsi" w:cstheme="majorHAnsi"/>
+              </w:rPr>
+              <w:t>/orders/</w:t>
             </w:r>
             <w:proofErr w:type="gramStart"/>
             <w:r>
@@ -7429,12 +8035,20 @@
               </w:rPr>
               <w:t>customer/{</w:t>
             </w:r>
+            <w:proofErr w:type="spellStart"/>
             <w:proofErr w:type="gramEnd"/>
             <w:r>
               <w:rPr>
                 <w:rFonts w:asciiTheme="majorHAnsi" w:hAnsiTheme="majorHAnsi" w:cstheme="majorHAnsi"/>
               </w:rPr>
-              <w:t>customerId}</w:t>
+              <w:t>customerId</w:t>
+            </w:r>
+            <w:proofErr w:type="spellEnd"/>
+            <w:r>
+              <w:rPr>
+                <w:rFonts w:asciiTheme="majorHAnsi" w:hAnsiTheme="majorHAnsi" w:cstheme="majorHAnsi"/>
+              </w:rPr>
+              <w:t>}</w:t>
             </w:r>
           </w:p>
         </w:tc>
@@ -7488,8 +8102,16 @@
               <w:rPr>
                 <w:rFonts w:asciiTheme="majorHAnsi" w:hAnsiTheme="majorHAnsi" w:cstheme="majorHAnsi"/>
               </w:rPr>
-              <w:t>Path: customerId</w:t>
+              <w:t xml:space="preserve">Path: </w:t>
             </w:r>
+            <w:proofErr w:type="spellStart"/>
+            <w:r>
+              <w:rPr>
+                <w:rFonts w:asciiTheme="majorHAnsi" w:hAnsiTheme="majorHAnsi" w:cstheme="majorHAnsi"/>
+              </w:rPr>
+              <w:t>customerId</w:t>
+            </w:r>
+            <w:proofErr w:type="spellEnd"/>
           </w:p>
         </w:tc>
         <w:tc>
@@ -7544,7 +8166,21 @@
               <w:rPr>
                 <w:rFonts w:asciiTheme="majorHAnsi" w:hAnsiTheme="majorHAnsi" w:cstheme="majorHAnsi"/>
               </w:rPr>
-              <w:t>/api/orders</w:t>
+              <w:t>/</w:t>
+            </w:r>
+            <w:proofErr w:type="spellStart"/>
+            <w:r>
+              <w:rPr>
+                <w:rFonts w:asciiTheme="majorHAnsi" w:hAnsiTheme="majorHAnsi" w:cstheme="majorHAnsi"/>
+              </w:rPr>
+              <w:t>api</w:t>
+            </w:r>
+            <w:proofErr w:type="spellEnd"/>
+            <w:r>
+              <w:rPr>
+                <w:rFonts w:asciiTheme="majorHAnsi" w:hAnsiTheme="majorHAnsi" w:cstheme="majorHAnsi"/>
+              </w:rPr>
+              <w:t>/orders</w:t>
             </w:r>
           </w:p>
         </w:tc>
@@ -7601,12 +8237,34 @@
               </w:rPr>
               <w:t>JSON: {</w:t>
             </w:r>
+            <w:proofErr w:type="spellStart"/>
             <w:proofErr w:type="gramEnd"/>
             <w:r>
               <w:rPr>
                 <w:rFonts w:asciiTheme="majorHAnsi" w:hAnsiTheme="majorHAnsi" w:cstheme="majorHAnsi"/>
               </w:rPr>
-              <w:t>customerId, productName, price, ...}</w:t>
+              <w:t>customerId</w:t>
+            </w:r>
+            <w:proofErr w:type="spellEnd"/>
+            <w:r>
+              <w:rPr>
+                <w:rFonts w:asciiTheme="majorHAnsi" w:hAnsiTheme="majorHAnsi" w:cstheme="majorHAnsi"/>
+              </w:rPr>
+              <w:t xml:space="preserve">, </w:t>
+            </w:r>
+            <w:proofErr w:type="spellStart"/>
+            <w:r>
+              <w:rPr>
+                <w:rFonts w:asciiTheme="majorHAnsi" w:hAnsiTheme="majorHAnsi" w:cstheme="majorHAnsi"/>
+              </w:rPr>
+              <w:t>productName</w:t>
+            </w:r>
+            <w:proofErr w:type="spellEnd"/>
+            <w:r>
+              <w:rPr>
+                <w:rFonts w:asciiTheme="majorHAnsi" w:hAnsiTheme="majorHAnsi" w:cstheme="majorHAnsi"/>
+              </w:rPr>
+              <w:t>, price, ...}</w:t>
             </w:r>
           </w:p>
         </w:tc>
@@ -7664,6 +8322,7 @@
               </w:rPr>
               <w:t>/</w:t>
             </w:r>
+            <w:proofErr w:type="spellStart"/>
             <w:proofErr w:type="gramStart"/>
             <w:r>
               <w:rPr>
@@ -7671,6 +8330,7 @@
               </w:rPr>
               <w:t>api</w:t>
             </w:r>
+            <w:proofErr w:type="spellEnd"/>
             <w:proofErr w:type="gramEnd"/>
             <w:r>
               <w:rPr>
@@ -7793,14 +8453,14 @@
           <w:rFonts w:cstheme="majorHAnsi"/>
         </w:rPr>
       </w:pPr>
-      <w:bookmarkStart w:id="16" w:name="_Toc206168164"/>
+      <w:bookmarkStart w:id="28" w:name="_Toc206171163"/>
       <w:r>
         <w:rPr>
           <w:rFonts w:cstheme="majorHAnsi"/>
         </w:rPr>
         <w:t>Logging Service</w:t>
       </w:r>
-      <w:bookmarkEnd w:id="16"/>
+      <w:bookmarkEnd w:id="28"/>
     </w:p>
     <w:tbl>
       <w:tblPr>
@@ -7941,7 +8601,21 @@
               <w:rPr>
                 <w:rFonts w:asciiTheme="majorHAnsi" w:hAnsiTheme="majorHAnsi" w:cstheme="majorHAnsi"/>
               </w:rPr>
-              <w:t>/api/logs</w:t>
+              <w:t>/</w:t>
+            </w:r>
+            <w:proofErr w:type="spellStart"/>
+            <w:r>
+              <w:rPr>
+                <w:rFonts w:asciiTheme="majorHAnsi" w:hAnsiTheme="majorHAnsi" w:cstheme="majorHAnsi"/>
+              </w:rPr>
+              <w:t>api</w:t>
+            </w:r>
+            <w:proofErr w:type="spellEnd"/>
+            <w:r>
+              <w:rPr>
+                <w:rFonts w:asciiTheme="majorHAnsi" w:hAnsiTheme="majorHAnsi" w:cstheme="majorHAnsi"/>
+              </w:rPr>
+              <w:t>/logs</w:t>
             </w:r>
           </w:p>
         </w:tc>
@@ -7995,8 +8669,16 @@
               <w:rPr>
                 <w:rFonts w:asciiTheme="majorHAnsi" w:hAnsiTheme="majorHAnsi" w:cstheme="majorHAnsi"/>
               </w:rPr>
-              <w:t>Query: level, dateRange</w:t>
+              <w:t xml:space="preserve">Query: level, </w:t>
             </w:r>
+            <w:proofErr w:type="spellStart"/>
+            <w:r>
+              <w:rPr>
+                <w:rFonts w:asciiTheme="majorHAnsi" w:hAnsiTheme="majorHAnsi" w:cstheme="majorHAnsi"/>
+              </w:rPr>
+              <w:t>dateRange</w:t>
+            </w:r>
+            <w:proofErr w:type="spellEnd"/>
           </w:p>
         </w:tc>
         <w:tc>
@@ -8013,7 +8695,21 @@
               <w:rPr>
                 <w:rFonts w:asciiTheme="majorHAnsi" w:hAnsiTheme="majorHAnsi" w:cstheme="majorHAnsi"/>
               </w:rPr>
-              <w:t>200 OK: [LogEntry]</w:t>
+              <w:t>200 OK: [</w:t>
+            </w:r>
+            <w:proofErr w:type="spellStart"/>
+            <w:r>
+              <w:rPr>
+                <w:rFonts w:asciiTheme="majorHAnsi" w:hAnsiTheme="majorHAnsi" w:cstheme="majorHAnsi"/>
+              </w:rPr>
+              <w:t>LogEntry</w:t>
+            </w:r>
+            <w:proofErr w:type="spellEnd"/>
+            <w:r>
+              <w:rPr>
+                <w:rFonts w:asciiTheme="majorHAnsi" w:hAnsiTheme="majorHAnsi" w:cstheme="majorHAnsi"/>
+              </w:rPr>
+              <w:t>]</w:t>
             </w:r>
           </w:p>
         </w:tc>
@@ -8053,6 +8749,7 @@
               </w:rPr>
               <w:t>/</w:t>
             </w:r>
+            <w:proofErr w:type="spellStart"/>
             <w:proofErr w:type="gramStart"/>
             <w:r>
               <w:rPr>
@@ -8060,6 +8757,7 @@
               </w:rPr>
               <w:t>api</w:t>
             </w:r>
+            <w:proofErr w:type="spellEnd"/>
             <w:proofErr w:type="gramEnd"/>
             <w:r>
               <w:rPr>
@@ -8151,8 +8849,16 @@
               <w:rPr>
                 <w:rFonts w:asciiTheme="majorHAnsi" w:hAnsiTheme="majorHAnsi" w:cstheme="majorHAnsi"/>
               </w:rPr>
-              <w:t>200 OK: LogEntry</w:t>
+              <w:t xml:space="preserve">200 OK: </w:t>
             </w:r>
+            <w:proofErr w:type="spellStart"/>
+            <w:r>
+              <w:rPr>
+                <w:rFonts w:asciiTheme="majorHAnsi" w:hAnsiTheme="majorHAnsi" w:cstheme="majorHAnsi"/>
+              </w:rPr>
+              <w:t>LogEntry</w:t>
+            </w:r>
+            <w:proofErr w:type="spellEnd"/>
           </w:p>
         </w:tc>
         <w:tc>
@@ -8182,14 +8888,14 @@
           <w:rFonts w:cstheme="majorHAnsi"/>
         </w:rPr>
       </w:pPr>
-      <w:bookmarkStart w:id="17" w:name="_Toc206168165"/>
+      <w:bookmarkStart w:id="29" w:name="_Toc206171164"/>
       <w:r>
         <w:rPr>
           <w:rFonts w:cstheme="majorHAnsi"/>
         </w:rPr>
         <w:t>Notification Service</w:t>
       </w:r>
-      <w:bookmarkEnd w:id="17"/>
+      <w:bookmarkEnd w:id="29"/>
     </w:p>
     <w:tbl>
       <w:tblPr>
@@ -8330,7 +9036,21 @@
               <w:rPr>
                 <w:rFonts w:asciiTheme="majorHAnsi" w:hAnsiTheme="majorHAnsi" w:cstheme="majorHAnsi"/>
               </w:rPr>
-              <w:t>/api/notifications</w:t>
+              <w:t>/</w:t>
+            </w:r>
+            <w:proofErr w:type="spellStart"/>
+            <w:r>
+              <w:rPr>
+                <w:rFonts w:asciiTheme="majorHAnsi" w:hAnsiTheme="majorHAnsi" w:cstheme="majorHAnsi"/>
+              </w:rPr>
+              <w:t>api</w:t>
+            </w:r>
+            <w:proofErr w:type="spellEnd"/>
+            <w:r>
+              <w:rPr>
+                <w:rFonts w:asciiTheme="majorHAnsi" w:hAnsiTheme="majorHAnsi" w:cstheme="majorHAnsi"/>
+              </w:rPr>
+              <w:t>/notifications</w:t>
             </w:r>
           </w:p>
         </w:tc>
@@ -8442,6 +9162,7 @@
               </w:rPr>
               <w:t>/</w:t>
             </w:r>
+            <w:proofErr w:type="spellStart"/>
             <w:proofErr w:type="gramStart"/>
             <w:r>
               <w:rPr>
@@ -8449,6 +9170,7 @@
               </w:rPr>
               <w:t>api</w:t>
             </w:r>
+            <w:proofErr w:type="spellEnd"/>
             <w:proofErr w:type="gramEnd"/>
             <w:r>
               <w:rPr>
@@ -8632,7 +9354,7 @@
           <w:rFonts w:cstheme="majorHAnsi"/>
         </w:rPr>
       </w:pPr>
-      <w:bookmarkStart w:id="18" w:name="_Toc206168166"/>
+      <w:bookmarkStart w:id="30" w:name="_Toc206171165"/>
       <w:r>
         <w:rPr>
           <w:rFonts w:cstheme="majorHAnsi"/>
@@ -8640,7 +9362,7 @@
         </w:rPr>
         <w:t>REST API Diagram</w:t>
       </w:r>
-      <w:bookmarkEnd w:id="18"/>
+      <w:bookmarkEnd w:id="30"/>
     </w:p>
     <w:p>
       <w:pPr>
@@ -8732,7 +9454,7 @@
           <w:rFonts w:cstheme="majorHAnsi"/>
         </w:rPr>
       </w:pPr>
-      <w:bookmarkStart w:id="19" w:name="_Toc206168167"/>
+      <w:bookmarkStart w:id="31" w:name="_Toc206171166"/>
       <w:r>
         <w:rPr>
           <w:rFonts w:cstheme="majorHAnsi"/>
@@ -8741,7 +9463,7 @@
         <w:lastRenderedPageBreak/>
         <w:t>Sequence Diagrams</w:t>
       </w:r>
-      <w:bookmarkEnd w:id="19"/>
+      <w:bookmarkEnd w:id="31"/>
     </w:p>
     <w:p>
       <w:pPr>
@@ -8754,7 +9476,7 @@
           <w:lang w:val="en-IL" w:eastAsia="ja-JP" w:bidi="he-IL"/>
         </w:rPr>
       </w:pPr>
-      <w:bookmarkStart w:id="20" w:name="_Toc206168168"/>
+      <w:bookmarkStart w:id="32" w:name="_Toc206171167"/>
       <w:r>
         <w:rPr>
           <w:rFonts w:cstheme="majorHAnsi"/>
@@ -8811,7 +9533,7 @@
         </w:rPr>
         <w:t>:</w:t>
       </w:r>
-      <w:bookmarkEnd w:id="20"/>
+      <w:bookmarkEnd w:id="32"/>
       <w:r>
         <w:rPr>
           <w:rFonts w:eastAsia="Times New Roman" w:cstheme="majorHAnsi"/>
@@ -8878,7 +9600,7 @@
           <w:lang w:eastAsia="ja-JP"/>
         </w:rPr>
       </w:pPr>
-      <w:bookmarkStart w:id="21" w:name="_Toc206168169"/>
+      <w:bookmarkStart w:id="33" w:name="_Toc206171168"/>
       <w:r>
         <w:rPr>
           <w:rFonts w:hint="eastAsia"/>
@@ -8919,7 +9641,7 @@
         </w:rPr>
         <w:t>xplanation</w:t>
       </w:r>
-      <w:bookmarkEnd w:id="21"/>
+      <w:bookmarkEnd w:id="33"/>
     </w:p>
     <w:p>
       <w:pPr>
@@ -8938,7 +9660,7 @@
           <w:lang w:val="en-IL" w:eastAsia="ja-JP" w:bidi="he-IL"/>
         </w:rPr>
       </w:pPr>
-      <w:bookmarkStart w:id="22" w:name="_Toc206168170"/>
+      <w:bookmarkStart w:id="34" w:name="_Toc206171169"/>
       <w:r>
         <w:rPr>
           <w:rFonts w:cstheme="majorHAnsi"/>
@@ -8951,7 +9673,7 @@
         </w:rPr>
         <w:t>User enters email &amp; password in Client App</w:t>
       </w:r>
-      <w:bookmarkEnd w:id="22"/>
+      <w:bookmarkEnd w:id="34"/>
     </w:p>
     <w:p>
       <w:pPr>
@@ -8970,7 +9692,7 @@
           <w:lang w:val="en-IL" w:eastAsia="ja-JP" w:bidi="he-IL"/>
         </w:rPr>
       </w:pPr>
-      <w:bookmarkStart w:id="23" w:name="_Toc206168171"/>
+      <w:bookmarkStart w:id="35" w:name="_Toc206171170"/>
       <w:r>
         <w:rPr>
           <w:rFonts w:cstheme="majorHAnsi"/>
@@ -8983,7 +9705,7 @@
         </w:rPr>
         <w:t>Client sends POST /login (JSON) to Server API</w:t>
       </w:r>
-      <w:bookmarkEnd w:id="23"/>
+      <w:bookmarkEnd w:id="35"/>
     </w:p>
     <w:p>
       <w:pPr>
@@ -9002,7 +9724,7 @@
           <w:lang w:val="en-IL" w:eastAsia="ja-JP" w:bidi="he-IL"/>
         </w:rPr>
       </w:pPr>
-      <w:bookmarkStart w:id="24" w:name="_Toc206168172"/>
+      <w:bookmarkStart w:id="36" w:name="_Toc206171171"/>
       <w:r>
         <w:rPr>
           <w:rFonts w:cstheme="majorHAnsi"/>
@@ -9015,7 +9737,7 @@
         </w:rPr>
         <w:t>Server validates Email, Password in Database</w:t>
       </w:r>
-      <w:bookmarkEnd w:id="24"/>
+      <w:bookmarkEnd w:id="36"/>
     </w:p>
     <w:p>
       <w:pPr>
@@ -9034,7 +9756,7 @@
           <w:lang w:val="en-IL" w:eastAsia="ja-JP" w:bidi="he-IL"/>
         </w:rPr>
       </w:pPr>
-      <w:bookmarkStart w:id="25" w:name="_Toc206168173"/>
+      <w:bookmarkStart w:id="37" w:name="_Toc206171172"/>
       <w:r>
         <w:rPr>
           <w:rFonts w:cstheme="majorHAnsi"/>
@@ -9047,7 +9769,7 @@
         </w:rPr>
         <w:t>Email &amp; Password are valid → Generate JWT</w:t>
       </w:r>
-      <w:bookmarkEnd w:id="25"/>
+      <w:bookmarkEnd w:id="37"/>
     </w:p>
     <w:p>
       <w:pPr>
@@ -9066,7 +9788,7 @@
           <w:lang w:val="en-IL" w:eastAsia="ja-JP" w:bidi="he-IL"/>
         </w:rPr>
       </w:pPr>
-      <w:bookmarkStart w:id="26" w:name="_Toc206168174"/>
+      <w:bookmarkStart w:id="38" w:name="_Toc206171173"/>
       <w:r>
         <w:rPr>
           <w:rFonts w:cstheme="majorHAnsi"/>
@@ -9079,7 +9801,7 @@
         </w:rPr>
         <w:t>Server returns token to Client</w:t>
       </w:r>
-      <w:bookmarkEnd w:id="26"/>
+      <w:bookmarkEnd w:id="38"/>
     </w:p>
     <w:p>
       <w:pPr>
@@ -9098,7 +9820,7 @@
           <w:lang w:val="en-IL" w:eastAsia="ja-JP" w:bidi="he-IL"/>
         </w:rPr>
       </w:pPr>
-      <w:bookmarkStart w:id="27" w:name="_Toc206168175"/>
+      <w:bookmarkStart w:id="39" w:name="_Toc206171174"/>
       <w:r>
         <w:rPr>
           <w:rFonts w:cstheme="majorHAnsi"/>
@@ -9111,7 +9833,7 @@
         </w:rPr>
         <w:t>Client stores token for future requests includes Authorization: Bearer &lt;token&gt;</w:t>
       </w:r>
-      <w:bookmarkEnd w:id="27"/>
+      <w:bookmarkEnd w:id="39"/>
     </w:p>
     <w:p>
       <w:pPr>
@@ -9125,890 +9847,69 @@
         </w:tabs>
         <w:rPr>
           <w:rFonts w:cstheme="majorHAnsi"/>
-          <w:lang w:eastAsia="ja-JP"/>
-        </w:rPr>
-      </w:pPr>
-      <w:bookmarkStart w:id="28" w:name="_Toc206168176"/>
+          <w:lang w:eastAsia="ja-JP" w:bidi="he-IL"/>
+        </w:rPr>
+      </w:pPr>
+      <w:bookmarkStart w:id="40" w:name="_Toc206171175"/>
       <w:r>
         <w:rPr>
           <w:rFonts w:cstheme="majorHAnsi" w:hint="eastAsia"/>
           <w:lang w:eastAsia="ja-JP"/>
         </w:rPr>
-        <w:t>Docker</w:t>
-      </w:r>
-      <w:r>
-        <w:rPr>
-          <w:rFonts w:cstheme="majorHAnsi" w:hint="eastAsia"/>
-          <w:lang w:eastAsia="ja-JP"/>
-        </w:rPr>
-        <w:t xml:space="preserve"> File</w:t>
-      </w:r>
-      <w:bookmarkEnd w:id="28"/>
+        <w:t>Docker Containers</w:t>
+      </w:r>
+      <w:bookmarkEnd w:id="40"/>
     </w:p>
     <w:p>
       <w:pPr>
         <w:rPr>
-          <w:lang w:eastAsia="ja-JP"/>
-        </w:rPr>
-      </w:pPr>
-      <w:r>
-        <w:rPr>
-          <w:lang w:eastAsia="ja-JP"/>
-        </w:rPr>
-        <w:t>M</w:t>
-      </w:r>
-    </w:p>
-    <w:p>
-      <w:pPr>
-        <w:rPr>
-          <w:rFonts w:ascii="Cascadia Mono" w:hAnsi="Cascadia Mono" w:cs="Cascadia Mono"/>
-          <w:color w:val="008000"/>
-          <w:sz w:val="19"/>
-          <w:szCs w:val="19"/>
-          <w:highlight w:val="white"/>
-          <w:lang w:val="en-IL" w:bidi="he-IL"/>
-        </w:rPr>
-      </w:pPr>
-      <w:r>
-        <w:rPr>
-          <w:rFonts w:ascii="Cascadia Mono" w:hAnsi="Cascadia Mono" w:cs="Cascadia Mono"/>
-          <w:color w:val="008000"/>
-          <w:sz w:val="19"/>
-          <w:szCs w:val="19"/>
-          <w:highlight w:val="white"/>
-          <w:lang w:val="en-IL" w:bidi="he-IL"/>
-        </w:rPr>
-        <w:t># See https://aka.ms/customizecontainer to learn how to customize your debug container and how Visual Studio uses this Dockerfile to build your images for faster debugging.</w:t>
-      </w:r>
-    </w:p>
-    <w:p>
-      <w:pPr>
-        <w:rPr>
-          <w:rFonts w:ascii="Cascadia Mono" w:hAnsi="Cascadia Mono" w:cs="Cascadia Mono"/>
-          <w:color w:val="008000"/>
-          <w:sz w:val="19"/>
-          <w:szCs w:val="19"/>
-          <w:highlight w:val="white"/>
-          <w:lang w:val="en-IL" w:bidi="he-IL"/>
-        </w:rPr>
-      </w:pPr>
-    </w:p>
-    <w:p>
-      <w:pPr>
-        <w:rPr>
-          <w:rFonts w:ascii="Cascadia Mono" w:hAnsi="Cascadia Mono" w:cs="Cascadia Mono"/>
-          <w:color w:val="008000"/>
-          <w:sz w:val="19"/>
-          <w:szCs w:val="19"/>
-          <w:highlight w:val="white"/>
-          <w:lang w:val="en-IL" w:bidi="he-IL"/>
-        </w:rPr>
-      </w:pPr>
-      <w:r>
-        <w:rPr>
-          <w:rFonts w:ascii="Cascadia Mono" w:hAnsi="Cascadia Mono" w:cs="Cascadia Mono"/>
-          <w:color w:val="008000"/>
-          <w:sz w:val="19"/>
-          <w:szCs w:val="19"/>
-          <w:highlight w:val="white"/>
-          <w:lang w:val="en-IL" w:bidi="he-IL"/>
-        </w:rPr>
-        <w:t># This stage is used when running from VS in fast mode (Default for Debug configuration)</w:t>
-      </w:r>
-    </w:p>
-    <w:p>
-      <w:pPr>
-        <w:rPr>
-          <w:rFonts w:ascii="Cascadia Mono" w:hAnsi="Cascadia Mono" w:cs="Cascadia Mono"/>
-          <w:color w:val="008000"/>
-          <w:sz w:val="19"/>
-          <w:szCs w:val="19"/>
-          <w:highlight w:val="white"/>
-          <w:lang w:val="en-IL" w:bidi="he-IL"/>
-        </w:rPr>
-      </w:pPr>
-      <w:r>
-        <w:rPr>
-          <w:rFonts w:ascii="Cascadia Mono" w:hAnsi="Cascadia Mono" w:cs="Cascadia Mono"/>
-          <w:color w:val="008000"/>
-          <w:sz w:val="19"/>
-          <w:szCs w:val="19"/>
-          <w:highlight w:val="white"/>
-          <w:lang w:val="en-IL" w:bidi="he-IL"/>
-        </w:rPr>
-        <w:t>FROM mcr.microsoft.com/dotnet/aspnet:8.0 AS base</w:t>
-      </w:r>
-    </w:p>
-    <w:p>
-      <w:pPr>
-        <w:rPr>
-          <w:rFonts w:ascii="Cascadia Mono" w:hAnsi="Cascadia Mono" w:cs="Cascadia Mono"/>
-          <w:color w:val="008000"/>
-          <w:sz w:val="19"/>
-          <w:szCs w:val="19"/>
-          <w:highlight w:val="white"/>
-          <w:lang w:val="en-IL" w:bidi="he-IL"/>
-        </w:rPr>
-      </w:pPr>
-      <w:r>
-        <w:rPr>
-          <w:rFonts w:ascii="Cascadia Mono" w:hAnsi="Cascadia Mono" w:cs="Cascadia Mono"/>
-          <w:color w:val="008000"/>
-          <w:sz w:val="19"/>
-          <w:szCs w:val="19"/>
-          <w:highlight w:val="white"/>
-          <w:lang w:val="en-IL" w:bidi="he-IL"/>
-        </w:rPr>
-        <w:t># USER $APP_UID</w:t>
-      </w:r>
-    </w:p>
-    <w:p>
-      <w:pPr>
-        <w:rPr>
-          <w:rFonts w:ascii="Cascadia Mono" w:hAnsi="Cascadia Mono" w:cs="Cascadia Mono"/>
-          <w:color w:val="008000"/>
-          <w:sz w:val="19"/>
-          <w:szCs w:val="19"/>
-          <w:highlight w:val="white"/>
-          <w:lang w:val="en-IL" w:bidi="he-IL"/>
-        </w:rPr>
-      </w:pPr>
-      <w:r>
-        <w:rPr>
-          <w:rFonts w:ascii="Cascadia Mono" w:hAnsi="Cascadia Mono" w:cs="Cascadia Mono"/>
-          <w:color w:val="008000"/>
-          <w:sz w:val="19"/>
-          <w:szCs w:val="19"/>
-          <w:highlight w:val="white"/>
-          <w:lang w:val="en-IL" w:bidi="he-IL"/>
-        </w:rPr>
-        <w:t>USER root</w:t>
-      </w:r>
-    </w:p>
-    <w:p>
-      <w:pPr>
-        <w:rPr>
-          <w:rFonts w:ascii="Cascadia Mono" w:hAnsi="Cascadia Mono" w:cs="Cascadia Mono"/>
-          <w:color w:val="008000"/>
-          <w:sz w:val="19"/>
-          <w:szCs w:val="19"/>
-          <w:highlight w:val="white"/>
-          <w:lang w:val="en-IL" w:bidi="he-IL"/>
-        </w:rPr>
-      </w:pPr>
-      <w:r>
-        <w:rPr>
-          <w:rFonts w:ascii="Cascadia Mono" w:hAnsi="Cascadia Mono" w:cs="Cascadia Mono"/>
-          <w:color w:val="008000"/>
-          <w:sz w:val="19"/>
-          <w:szCs w:val="19"/>
-          <w:highlight w:val="white"/>
-          <w:lang w:val="en-IL" w:bidi="he-IL"/>
-        </w:rPr>
-        <w:t>WORKDIR /app</w:t>
-      </w:r>
-    </w:p>
-    <w:p>
-      <w:pPr>
-        <w:rPr>
-          <w:rFonts w:ascii="Cascadia Mono" w:hAnsi="Cascadia Mono" w:cs="Cascadia Mono"/>
-          <w:color w:val="008000"/>
-          <w:sz w:val="19"/>
-          <w:szCs w:val="19"/>
-          <w:highlight w:val="white"/>
-          <w:lang w:val="en-IL" w:bidi="he-IL"/>
-        </w:rPr>
-      </w:pPr>
-      <w:r>
-        <w:rPr>
-          <w:rFonts w:ascii="Cascadia Mono" w:hAnsi="Cascadia Mono" w:cs="Cascadia Mono"/>
-          <w:color w:val="008000"/>
-          <w:sz w:val="19"/>
-          <w:szCs w:val="19"/>
-          <w:highlight w:val="white"/>
-          <w:lang w:val="en-IL" w:bidi="he-IL"/>
-        </w:rPr>
-        <w:t>EXPOSE 8080</w:t>
-      </w:r>
-    </w:p>
-    <w:p>
-      <w:pPr>
-        <w:rPr>
-          <w:rFonts w:ascii="Cascadia Mono" w:hAnsi="Cascadia Mono" w:cs="Cascadia Mono"/>
-          <w:color w:val="008000"/>
-          <w:sz w:val="19"/>
-          <w:szCs w:val="19"/>
-          <w:highlight w:val="white"/>
-          <w:lang w:val="en-IL" w:bidi="he-IL"/>
-        </w:rPr>
-      </w:pPr>
-      <w:r>
-        <w:rPr>
-          <w:rFonts w:ascii="Cascadia Mono" w:hAnsi="Cascadia Mono" w:cs="Cascadia Mono"/>
-          <w:color w:val="008000"/>
-          <w:sz w:val="19"/>
-          <w:szCs w:val="19"/>
-          <w:highlight w:val="white"/>
-          <w:lang w:val="en-IL" w:bidi="he-IL"/>
-        </w:rPr>
-        <w:t>EXPOSE 8081</w:t>
-      </w:r>
-    </w:p>
-    <w:p>
-      <w:pPr>
-        <w:rPr>
-          <w:rFonts w:ascii="Cascadia Mono" w:hAnsi="Cascadia Mono" w:cs="Cascadia Mono"/>
-          <w:color w:val="008000"/>
-          <w:sz w:val="19"/>
-          <w:szCs w:val="19"/>
-          <w:highlight w:val="white"/>
-          <w:lang w:val="en-IL" w:bidi="he-IL"/>
-        </w:rPr>
-      </w:pPr>
-    </w:p>
-    <w:p>
-      <w:pPr>
-        <w:rPr>
-          <w:rFonts w:ascii="Cascadia Mono" w:hAnsi="Cascadia Mono" w:cs="Cascadia Mono"/>
-          <w:color w:val="008000"/>
-          <w:sz w:val="19"/>
-          <w:szCs w:val="19"/>
-          <w:highlight w:val="white"/>
-          <w:lang w:val="en-IL" w:bidi="he-IL"/>
-        </w:rPr>
-      </w:pPr>
-      <w:r>
-        <w:rPr>
-          <w:rFonts w:ascii="Cascadia Mono" w:hAnsi="Cascadia Mono" w:cs="Cascadia Mono"/>
-          <w:color w:val="008000"/>
-          <w:sz w:val="19"/>
-          <w:szCs w:val="19"/>
-          <w:highlight w:val="white"/>
-          <w:lang w:val="en-IL" w:bidi="he-IL"/>
-        </w:rPr>
-        <w:t># This stage is used to build the service project</w:t>
-      </w:r>
-    </w:p>
-    <w:p>
-      <w:pPr>
-        <w:rPr>
-          <w:rFonts w:ascii="Cascadia Mono" w:hAnsi="Cascadia Mono" w:cs="Cascadia Mono"/>
-          <w:color w:val="008000"/>
-          <w:sz w:val="19"/>
-          <w:szCs w:val="19"/>
-          <w:highlight w:val="white"/>
-          <w:lang w:val="en-IL" w:bidi="he-IL"/>
-        </w:rPr>
-      </w:pPr>
-      <w:r>
-        <w:rPr>
-          <w:rFonts w:ascii="Cascadia Mono" w:hAnsi="Cascadia Mono" w:cs="Cascadia Mono"/>
-          <w:color w:val="008000"/>
-          <w:sz w:val="19"/>
-          <w:szCs w:val="19"/>
-          <w:highlight w:val="white"/>
-          <w:lang w:val="en-IL" w:bidi="he-IL"/>
-        </w:rPr>
-        <w:t>FROM mcr.microsoft.com/dotnet/sdk:8.0 AS build</w:t>
-      </w:r>
-    </w:p>
-    <w:p>
-      <w:pPr>
-        <w:rPr>
-          <w:rFonts w:ascii="Cascadia Mono" w:hAnsi="Cascadia Mono" w:cs="Cascadia Mono"/>
-          <w:color w:val="008000"/>
-          <w:sz w:val="19"/>
-          <w:szCs w:val="19"/>
-          <w:highlight w:val="white"/>
-          <w:lang w:val="en-IL" w:bidi="he-IL"/>
-        </w:rPr>
-      </w:pPr>
-      <w:r>
-        <w:rPr>
-          <w:rFonts w:ascii="Cascadia Mono" w:hAnsi="Cascadia Mono" w:cs="Cascadia Mono"/>
-          <w:color w:val="008000"/>
-          <w:sz w:val="19"/>
-          <w:szCs w:val="19"/>
-          <w:highlight w:val="white"/>
-          <w:lang w:val="en-IL" w:bidi="he-IL"/>
-        </w:rPr>
-        <w:t>ARG BUILD_CONFIGURATION=Release</w:t>
-      </w:r>
-    </w:p>
-    <w:p>
-      <w:pPr>
-        <w:rPr>
-          <w:rFonts w:ascii="Cascadia Mono" w:hAnsi="Cascadia Mono" w:cs="Cascadia Mono"/>
-          <w:color w:val="008000"/>
-          <w:sz w:val="19"/>
-          <w:szCs w:val="19"/>
-          <w:highlight w:val="white"/>
-          <w:lang w:val="en-IL" w:bidi="he-IL"/>
-        </w:rPr>
-      </w:pPr>
-      <w:r>
-        <w:rPr>
-          <w:rFonts w:ascii="Cascadia Mono" w:hAnsi="Cascadia Mono" w:cs="Cascadia Mono"/>
-          <w:color w:val="008000"/>
-          <w:sz w:val="19"/>
-          <w:szCs w:val="19"/>
-          <w:highlight w:val="white"/>
-          <w:lang w:val="en-IL" w:bidi="he-IL"/>
-        </w:rPr>
-        <w:t>WORKDIR /src</w:t>
-      </w:r>
-    </w:p>
-    <w:p>
-      <w:pPr>
-        <w:rPr>
-          <w:rFonts w:ascii="Cascadia Mono" w:hAnsi="Cascadia Mono" w:cs="Cascadia Mono"/>
-          <w:color w:val="008000"/>
-          <w:sz w:val="19"/>
-          <w:szCs w:val="19"/>
-          <w:highlight w:val="white"/>
-          <w:lang w:val="en-IL" w:bidi="he-IL"/>
-        </w:rPr>
-      </w:pPr>
-    </w:p>
-    <w:p>
-      <w:pPr>
-        <w:rPr>
-          <w:rFonts w:ascii="Cascadia Mono" w:hAnsi="Cascadia Mono" w:cs="Cascadia Mono"/>
-          <w:color w:val="008000"/>
-          <w:sz w:val="19"/>
-          <w:szCs w:val="19"/>
-          <w:highlight w:val="white"/>
-          <w:lang w:val="en-IL" w:bidi="he-IL"/>
-        </w:rPr>
-      </w:pPr>
-      <w:r>
-        <w:rPr>
-          <w:rFonts w:ascii="Cascadia Mono" w:hAnsi="Cascadia Mono" w:cs="Cascadia Mono"/>
-          <w:color w:val="008000"/>
-          <w:sz w:val="19"/>
-          <w:szCs w:val="19"/>
-          <w:highlight w:val="white"/>
-          <w:lang w:val="en-IL" w:bidi="he-IL"/>
-        </w:rPr>
-        <w:t># Install dotnet-ef</w:t>
-      </w:r>
-    </w:p>
-    <w:p>
-      <w:pPr>
-        <w:rPr>
-          <w:rFonts w:ascii="Cascadia Mono" w:hAnsi="Cascadia Mono" w:cs="Cascadia Mono"/>
-          <w:color w:val="008000"/>
-          <w:sz w:val="19"/>
-          <w:szCs w:val="19"/>
-          <w:highlight w:val="white"/>
-          <w:lang w:val="en-IL" w:bidi="he-IL"/>
-        </w:rPr>
-      </w:pPr>
-      <w:r>
-        <w:rPr>
-          <w:rFonts w:ascii="Cascadia Mono" w:hAnsi="Cascadia Mono" w:cs="Cascadia Mono"/>
-          <w:color w:val="008000"/>
-          <w:sz w:val="19"/>
-          <w:szCs w:val="19"/>
-          <w:highlight w:val="white"/>
-          <w:lang w:val="en-IL" w:bidi="he-IL"/>
-        </w:rPr>
-        <w:lastRenderedPageBreak/>
-        <w:t>RUN dotnet tool install --global dotnet-ef</w:t>
-      </w:r>
-    </w:p>
-    <w:p>
-      <w:pPr>
-        <w:rPr>
-          <w:rFonts w:ascii="Cascadia Mono" w:hAnsi="Cascadia Mono" w:cs="Cascadia Mono"/>
-          <w:color w:val="008000"/>
-          <w:sz w:val="19"/>
-          <w:szCs w:val="19"/>
-          <w:highlight w:val="white"/>
-          <w:lang w:val="en-IL" w:bidi="he-IL"/>
-        </w:rPr>
-      </w:pPr>
-      <w:r>
-        <w:rPr>
-          <w:rFonts w:ascii="Cascadia Mono" w:hAnsi="Cascadia Mono" w:cs="Cascadia Mono"/>
-          <w:color w:val="008000"/>
-          <w:sz w:val="19"/>
-          <w:szCs w:val="19"/>
-          <w:highlight w:val="white"/>
-          <w:lang w:val="en-IL" w:bidi="he-IL"/>
-        </w:rPr>
-        <w:t>ENV PATH="$PATH:/root/.dotnet/tools"</w:t>
-      </w:r>
-    </w:p>
-    <w:p>
-      <w:pPr>
-        <w:rPr>
-          <w:rFonts w:ascii="Cascadia Mono" w:hAnsi="Cascadia Mono" w:cs="Cascadia Mono"/>
-          <w:color w:val="008000"/>
-          <w:sz w:val="19"/>
-          <w:szCs w:val="19"/>
-          <w:highlight w:val="white"/>
-          <w:lang w:val="en-IL" w:bidi="he-IL"/>
-        </w:rPr>
-      </w:pPr>
-    </w:p>
-    <w:p>
-      <w:pPr>
-        <w:rPr>
-          <w:rFonts w:ascii="Cascadia Mono" w:hAnsi="Cascadia Mono" w:cs="Cascadia Mono"/>
-          <w:color w:val="008000"/>
-          <w:sz w:val="19"/>
-          <w:szCs w:val="19"/>
-          <w:highlight w:val="white"/>
-          <w:lang w:val="en-IL" w:bidi="he-IL"/>
-        </w:rPr>
-      </w:pPr>
-      <w:r>
-        <w:rPr>
-          <w:rFonts w:ascii="Cascadia Mono" w:hAnsi="Cascadia Mono" w:cs="Cascadia Mono"/>
-          <w:color w:val="008000"/>
-          <w:sz w:val="19"/>
-          <w:szCs w:val="19"/>
-          <w:highlight w:val="white"/>
-          <w:lang w:val="en-IL" w:bidi="he-IL"/>
-        </w:rPr>
-        <w:t># Copy the service project file and restore dependencies</w:t>
-      </w:r>
-    </w:p>
-    <w:p>
-      <w:pPr>
-        <w:rPr>
-          <w:rFonts w:ascii="Cascadia Mono" w:hAnsi="Cascadia Mono" w:cs="Cascadia Mono"/>
-          <w:color w:val="008000"/>
-          <w:sz w:val="19"/>
-          <w:szCs w:val="19"/>
-          <w:highlight w:val="white"/>
-          <w:lang w:val="en-IL" w:bidi="he-IL"/>
-        </w:rPr>
-      </w:pPr>
-      <w:r>
-        <w:rPr>
-          <w:rFonts w:ascii="Cascadia Mono" w:hAnsi="Cascadia Mono" w:cs="Cascadia Mono"/>
-          <w:color w:val="008000"/>
-          <w:sz w:val="19"/>
-          <w:szCs w:val="19"/>
-          <w:highlight w:val="white"/>
-          <w:lang w:val="en-IL" w:bidi="he-IL"/>
-        </w:rPr>
-        <w:t># COPY ["A2C.CRM.Api/A2C.CRM.Api.csproj", "A2C.CRM.Api/"]</w:t>
-      </w:r>
-    </w:p>
-    <w:p>
-      <w:pPr>
-        <w:rPr>
-          <w:rFonts w:ascii="Cascadia Mono" w:hAnsi="Cascadia Mono" w:cs="Cascadia Mono"/>
-          <w:color w:val="008000"/>
-          <w:sz w:val="19"/>
-          <w:szCs w:val="19"/>
-          <w:highlight w:val="white"/>
-          <w:lang w:val="en-IL" w:bidi="he-IL"/>
-        </w:rPr>
-      </w:pPr>
-      <w:r>
-        <w:rPr>
-          <w:rFonts w:ascii="Cascadia Mono" w:hAnsi="Cascadia Mono" w:cs="Cascadia Mono"/>
-          <w:color w:val="008000"/>
-          <w:sz w:val="19"/>
-          <w:szCs w:val="19"/>
-          <w:highlight w:val="white"/>
-          <w:lang w:val="en-IL" w:bidi="he-IL"/>
-        </w:rPr>
-        <w:t>COPY ["A2C.CRM.Api.csproj", "."]</w:t>
-      </w:r>
-    </w:p>
-    <w:p>
-      <w:pPr>
-        <w:rPr>
-          <w:rFonts w:ascii="Cascadia Mono" w:hAnsi="Cascadia Mono" w:cs="Cascadia Mono"/>
-          <w:color w:val="008000"/>
-          <w:sz w:val="19"/>
-          <w:szCs w:val="19"/>
-          <w:highlight w:val="white"/>
-          <w:lang w:val="en-IL" w:bidi="he-IL"/>
-        </w:rPr>
-      </w:pPr>
-      <w:r>
-        <w:rPr>
-          <w:rFonts w:ascii="Cascadia Mono" w:hAnsi="Cascadia Mono" w:cs="Cascadia Mono"/>
-          <w:color w:val="008000"/>
-          <w:sz w:val="19"/>
-          <w:szCs w:val="19"/>
-          <w:highlight w:val="white"/>
-          <w:lang w:val="en-IL" w:bidi="he-IL"/>
-        </w:rPr>
-        <w:t># Restore the dependencies</w:t>
-      </w:r>
-    </w:p>
-    <w:p>
-      <w:pPr>
-        <w:rPr>
-          <w:rFonts w:ascii="Cascadia Mono" w:hAnsi="Cascadia Mono" w:cs="Cascadia Mono"/>
-          <w:color w:val="008000"/>
-          <w:sz w:val="19"/>
-          <w:szCs w:val="19"/>
-          <w:highlight w:val="white"/>
-          <w:lang w:val="en-IL" w:bidi="he-IL"/>
-        </w:rPr>
-      </w:pPr>
-      <w:r>
-        <w:rPr>
-          <w:rFonts w:ascii="Cascadia Mono" w:hAnsi="Cascadia Mono" w:cs="Cascadia Mono"/>
-          <w:color w:val="008000"/>
-          <w:sz w:val="19"/>
-          <w:szCs w:val="19"/>
-          <w:highlight w:val="white"/>
-          <w:lang w:val="en-IL" w:bidi="he-IL"/>
-        </w:rPr>
-        <w:t>RUN dotnet restore "./A2C.CRM.Api.csproj"</w:t>
-      </w:r>
-    </w:p>
-    <w:p>
-      <w:pPr>
-        <w:rPr>
-          <w:rFonts w:ascii="Cascadia Mono" w:hAnsi="Cascadia Mono" w:cs="Cascadia Mono"/>
-          <w:color w:val="008000"/>
-          <w:sz w:val="19"/>
-          <w:szCs w:val="19"/>
-          <w:highlight w:val="white"/>
-          <w:lang w:val="en-IL" w:bidi="he-IL"/>
-        </w:rPr>
-      </w:pPr>
-      <w:r>
-        <w:rPr>
-          <w:rFonts w:ascii="Cascadia Mono" w:hAnsi="Cascadia Mono" w:cs="Cascadia Mono"/>
-          <w:color w:val="008000"/>
-          <w:sz w:val="19"/>
-          <w:szCs w:val="19"/>
-          <w:highlight w:val="white"/>
-          <w:lang w:val="en-IL" w:bidi="he-IL"/>
-        </w:rPr>
-        <w:t># RUN dotnet restore "./A2C.CRM.Api/A2C.CRM.Api.csproj"</w:t>
-      </w:r>
-    </w:p>
-    <w:p>
-      <w:pPr>
-        <w:rPr>
-          <w:rFonts w:ascii="Cascadia Mono" w:hAnsi="Cascadia Mono" w:cs="Cascadia Mono"/>
-          <w:color w:val="008000"/>
-          <w:sz w:val="19"/>
-          <w:szCs w:val="19"/>
-          <w:highlight w:val="white"/>
-          <w:lang w:val="en-IL" w:bidi="he-IL"/>
-        </w:rPr>
-      </w:pPr>
-      <w:proofErr w:type="gramStart"/>
-      <w:r>
-        <w:rPr>
-          <w:rFonts w:ascii="Cascadia Mono" w:hAnsi="Cascadia Mono" w:cs="Cascadia Mono"/>
-          <w:color w:val="008000"/>
-          <w:sz w:val="19"/>
-          <w:szCs w:val="19"/>
-          <w:highlight w:val="white"/>
-          <w:lang w:val="en-IL" w:bidi="he-IL"/>
-        </w:rPr>
-        <w:t>COPY .</w:t>
-      </w:r>
-      <w:proofErr w:type="gramEnd"/>
-      <w:r>
-        <w:rPr>
-          <w:rFonts w:ascii="Cascadia Mono" w:hAnsi="Cascadia Mono" w:cs="Cascadia Mono"/>
-          <w:color w:val="008000"/>
-          <w:sz w:val="19"/>
-          <w:szCs w:val="19"/>
-          <w:highlight w:val="white"/>
-          <w:lang w:val="en-IL" w:bidi="he-IL"/>
-        </w:rPr>
-        <w:t xml:space="preserve"> .</w:t>
-      </w:r>
-    </w:p>
-    <w:p>
-      <w:pPr>
-        <w:rPr>
-          <w:rFonts w:ascii="Cascadia Mono" w:hAnsi="Cascadia Mono" w:cs="Cascadia Mono"/>
-          <w:color w:val="008000"/>
-          <w:sz w:val="19"/>
-          <w:szCs w:val="19"/>
-          <w:highlight w:val="white"/>
-          <w:lang w:val="en-IL" w:bidi="he-IL"/>
-        </w:rPr>
-      </w:pPr>
-      <w:r>
-        <w:rPr>
-          <w:rFonts w:ascii="Cascadia Mono" w:hAnsi="Cascadia Mono" w:cs="Cascadia Mono"/>
-          <w:color w:val="008000"/>
-          <w:sz w:val="19"/>
-          <w:szCs w:val="19"/>
-          <w:highlight w:val="white"/>
-          <w:lang w:val="en-IL" w:bidi="he-IL"/>
-        </w:rPr>
-        <w:t># WORKDIR "/src/A2C.CRM.Api"</w:t>
-      </w:r>
-    </w:p>
-    <w:p>
-      <w:pPr>
-        <w:rPr>
-          <w:rFonts w:ascii="Cascadia Mono" w:hAnsi="Cascadia Mono" w:cs="Cascadia Mono"/>
-          <w:color w:val="008000"/>
-          <w:sz w:val="19"/>
-          <w:szCs w:val="19"/>
-          <w:highlight w:val="white"/>
-          <w:lang w:val="en-IL" w:bidi="he-IL"/>
-        </w:rPr>
-      </w:pPr>
-      <w:r>
-        <w:rPr>
-          <w:rFonts w:ascii="Cascadia Mono" w:hAnsi="Cascadia Mono" w:cs="Cascadia Mono"/>
-          <w:color w:val="008000"/>
-          <w:sz w:val="19"/>
-          <w:szCs w:val="19"/>
-          <w:highlight w:val="white"/>
-          <w:lang w:val="en-IL" w:bidi="he-IL"/>
-        </w:rPr>
-        <w:t>RUN dotnet build "./A2C.CRM.Api.csproj" -c $BUILD_CONFIGURATION -o /app/build</w:t>
-      </w:r>
-    </w:p>
-    <w:p>
-      <w:pPr>
-        <w:rPr>
-          <w:rFonts w:ascii="Cascadia Mono" w:hAnsi="Cascadia Mono" w:cs="Cascadia Mono"/>
-          <w:color w:val="008000"/>
-          <w:sz w:val="19"/>
-          <w:szCs w:val="19"/>
-          <w:highlight w:val="white"/>
-          <w:lang w:val="en-IL" w:bidi="he-IL"/>
-        </w:rPr>
-      </w:pPr>
-      <w:r>
-        <w:rPr>
-          <w:rFonts w:ascii="Cascadia Mono" w:hAnsi="Cascadia Mono" w:cs="Cascadia Mono"/>
-          <w:color w:val="008000"/>
-          <w:sz w:val="19"/>
-          <w:szCs w:val="19"/>
-          <w:highlight w:val="white"/>
-          <w:lang w:val="en-IL" w:bidi="he-IL"/>
-        </w:rPr>
-        <w:t># This stage is used to publish the service project to be copied to the final stage</w:t>
-      </w:r>
-    </w:p>
-    <w:p>
-      <w:pPr>
-        <w:rPr>
-          <w:rFonts w:ascii="Cascadia Mono" w:hAnsi="Cascadia Mono" w:cs="Cascadia Mono"/>
-          <w:color w:val="008000"/>
-          <w:sz w:val="19"/>
-          <w:szCs w:val="19"/>
-          <w:highlight w:val="white"/>
-          <w:lang w:val="en-IL" w:bidi="he-IL"/>
-        </w:rPr>
-      </w:pPr>
-      <w:r>
-        <w:rPr>
-          <w:rFonts w:ascii="Cascadia Mono" w:hAnsi="Cascadia Mono" w:cs="Cascadia Mono"/>
-          <w:color w:val="008000"/>
-          <w:sz w:val="19"/>
-          <w:szCs w:val="19"/>
-          <w:highlight w:val="white"/>
-          <w:lang w:val="en-IL" w:bidi="he-IL"/>
-        </w:rPr>
-        <w:t>FROM build AS publish</w:t>
-      </w:r>
-    </w:p>
-    <w:p>
-      <w:pPr>
-        <w:rPr>
-          <w:rFonts w:ascii="Cascadia Mono" w:hAnsi="Cascadia Mono" w:cs="Cascadia Mono"/>
-          <w:color w:val="008000"/>
-          <w:sz w:val="19"/>
-          <w:szCs w:val="19"/>
-          <w:highlight w:val="white"/>
-          <w:lang w:val="en-IL" w:bidi="he-IL"/>
-        </w:rPr>
-      </w:pPr>
-      <w:r>
-        <w:rPr>
-          <w:rFonts w:ascii="Cascadia Mono" w:hAnsi="Cascadia Mono" w:cs="Cascadia Mono"/>
-          <w:color w:val="008000"/>
-          <w:sz w:val="19"/>
-          <w:szCs w:val="19"/>
-          <w:highlight w:val="white"/>
-          <w:lang w:val="en-IL" w:bidi="he-IL"/>
-        </w:rPr>
-        <w:t>ARG BUILD_CONFIGURATION=Release</w:t>
-      </w:r>
-    </w:p>
-    <w:p>
-      <w:pPr>
-        <w:rPr>
-          <w:rFonts w:ascii="Cascadia Mono" w:hAnsi="Cascadia Mono" w:cs="Cascadia Mono"/>
-          <w:color w:val="008000"/>
-          <w:sz w:val="19"/>
-          <w:szCs w:val="19"/>
-          <w:highlight w:val="white"/>
-          <w:lang w:val="en-IL" w:bidi="he-IL"/>
-        </w:rPr>
-      </w:pPr>
-      <w:r>
-        <w:rPr>
-          <w:rFonts w:ascii="Cascadia Mono" w:hAnsi="Cascadia Mono" w:cs="Cascadia Mono"/>
-          <w:color w:val="008000"/>
-          <w:sz w:val="19"/>
-          <w:szCs w:val="19"/>
-          <w:highlight w:val="white"/>
-          <w:lang w:val="en-IL" w:bidi="he-IL"/>
-        </w:rPr>
-        <w:t>RUN dotnet publish "./A2C.CRM.Api.csproj" -c $BUILD_CONFIGURATION -o /app/publish /</w:t>
-      </w:r>
-      <w:proofErr w:type="gramStart"/>
-      <w:r>
-        <w:rPr>
-          <w:rFonts w:ascii="Cascadia Mono" w:hAnsi="Cascadia Mono" w:cs="Cascadia Mono"/>
-          <w:color w:val="008000"/>
-          <w:sz w:val="19"/>
-          <w:szCs w:val="19"/>
-          <w:highlight w:val="white"/>
-          <w:lang w:val="en-IL" w:bidi="he-IL"/>
-        </w:rPr>
-        <w:t>p:UseAppHost</w:t>
-      </w:r>
-      <w:proofErr w:type="gramEnd"/>
-      <w:r>
-        <w:rPr>
-          <w:rFonts w:ascii="Cascadia Mono" w:hAnsi="Cascadia Mono" w:cs="Cascadia Mono"/>
-          <w:color w:val="008000"/>
-          <w:sz w:val="19"/>
-          <w:szCs w:val="19"/>
-          <w:highlight w:val="white"/>
-          <w:lang w:val="en-IL" w:bidi="he-IL"/>
-        </w:rPr>
-        <w:t>=false</w:t>
-      </w:r>
-    </w:p>
-    <w:p>
-      <w:pPr>
-        <w:rPr>
-          <w:rFonts w:ascii="Cascadia Mono" w:hAnsi="Cascadia Mono" w:cs="Cascadia Mono"/>
-          <w:color w:val="008000"/>
-          <w:sz w:val="19"/>
-          <w:szCs w:val="19"/>
-          <w:highlight w:val="white"/>
-          <w:lang w:val="en-IL" w:bidi="he-IL"/>
-        </w:rPr>
-      </w:pPr>
-      <w:r>
-        <w:rPr>
-          <w:rFonts w:ascii="Cascadia Mono" w:hAnsi="Cascadia Mono" w:cs="Cascadia Mono"/>
-          <w:color w:val="008000"/>
-          <w:sz w:val="19"/>
-          <w:szCs w:val="19"/>
-          <w:highlight w:val="white"/>
-          <w:lang w:val="en-IL" w:bidi="he-IL"/>
-        </w:rPr>
-        <w:t># This stage is used in production or when running from VS in regular mode (Default when not using the Debug configuration)</w:t>
-      </w:r>
-    </w:p>
-    <w:p>
-      <w:pPr>
-        <w:rPr>
-          <w:rFonts w:ascii="Cascadia Mono" w:hAnsi="Cascadia Mono" w:cs="Cascadia Mono"/>
-          <w:color w:val="008000"/>
-          <w:sz w:val="19"/>
-          <w:szCs w:val="19"/>
-          <w:highlight w:val="white"/>
-          <w:lang w:val="en-IL" w:bidi="he-IL"/>
-        </w:rPr>
-      </w:pPr>
-      <w:r>
-        <w:rPr>
-          <w:rFonts w:ascii="Cascadia Mono" w:hAnsi="Cascadia Mono" w:cs="Cascadia Mono"/>
-          <w:color w:val="008000"/>
-          <w:sz w:val="19"/>
-          <w:szCs w:val="19"/>
-          <w:highlight w:val="white"/>
-          <w:lang w:val="en-IL" w:bidi="he-IL"/>
-        </w:rPr>
-        <w:t>FROM base AS final</w:t>
-      </w:r>
-    </w:p>
-    <w:p>
-      <w:pPr>
-        <w:rPr>
-          <w:rFonts w:ascii="Cascadia Mono" w:hAnsi="Cascadia Mono" w:cs="Cascadia Mono"/>
-          <w:color w:val="008000"/>
-          <w:sz w:val="19"/>
-          <w:szCs w:val="19"/>
-          <w:highlight w:val="white"/>
-          <w:lang w:val="en-IL" w:bidi="he-IL"/>
-        </w:rPr>
-      </w:pPr>
-      <w:r>
-        <w:rPr>
-          <w:rFonts w:ascii="Cascadia Mono" w:hAnsi="Cascadia Mono" w:cs="Cascadia Mono"/>
-          <w:color w:val="008000"/>
-          <w:sz w:val="19"/>
-          <w:szCs w:val="19"/>
-          <w:highlight w:val="white"/>
-          <w:lang w:val="en-IL" w:bidi="he-IL"/>
-        </w:rPr>
-        <w:t>WORKDIR /app</w:t>
-      </w:r>
-    </w:p>
-    <w:p>
-      <w:pPr>
-        <w:rPr>
-          <w:rFonts w:ascii="Cascadia Mono" w:hAnsi="Cascadia Mono" w:cs="Cascadia Mono"/>
-          <w:color w:val="008000"/>
-          <w:sz w:val="19"/>
-          <w:szCs w:val="19"/>
-          <w:highlight w:val="white"/>
-          <w:lang w:val="en-IL" w:bidi="he-IL"/>
-        </w:rPr>
-      </w:pPr>
-      <w:r>
-        <w:rPr>
-          <w:rFonts w:ascii="Cascadia Mono" w:hAnsi="Cascadia Mono" w:cs="Cascadia Mono"/>
-          <w:color w:val="008000"/>
-          <w:sz w:val="19"/>
-          <w:szCs w:val="19"/>
-          <w:highlight w:val="white"/>
-          <w:lang w:val="en-IL" w:bidi="he-IL"/>
-        </w:rPr>
-        <w:t>COPY --from=publish /app/</w:t>
-      </w:r>
-      <w:proofErr w:type="gramStart"/>
-      <w:r>
-        <w:rPr>
-          <w:rFonts w:ascii="Cascadia Mono" w:hAnsi="Cascadia Mono" w:cs="Cascadia Mono"/>
-          <w:color w:val="008000"/>
-          <w:sz w:val="19"/>
-          <w:szCs w:val="19"/>
-          <w:highlight w:val="white"/>
-          <w:lang w:val="en-IL" w:bidi="he-IL"/>
-        </w:rPr>
-        <w:t>publish .</w:t>
-      </w:r>
-      <w:proofErr w:type="gramEnd"/>
-    </w:p>
-    <w:p>
-      <w:pPr>
-        <w:rPr>
-          <w:lang w:eastAsia="ja-JP"/>
-        </w:rPr>
-      </w:pPr>
-      <w:r>
-        <w:rPr>
-          <w:rFonts w:ascii="Cascadia Mono" w:hAnsi="Cascadia Mono" w:cs="Cascadia Mono"/>
-          <w:color w:val="008000"/>
-          <w:sz w:val="19"/>
-          <w:szCs w:val="19"/>
-          <w:highlight w:val="white"/>
-          <w:lang w:val="en-IL" w:bidi="he-IL"/>
-        </w:rPr>
-        <w:t>ENTRYPOINT ["dotnet", "A2C.CRM.Api.dll"]</w:t>
+          <w:lang w:eastAsia="ja-JP" w:bidi="he-IL"/>
+        </w:rPr>
+      </w:pPr>
+      <w:r>
+        <w:rPr>
+          <w:lang w:eastAsia="ja-JP" w:bidi="he-IL"/>
+        </w:rPr>
+        <w:drawing>
+          <wp:inline distT="0" distB="0" distL="0" distR="0" wp14:anchorId="61F722FE" wp14:editId="0BBE5CFF">
+            <wp:extent cx="6145514" cy="1423284"/>
+            <wp:effectExtent l="19050" t="19050" r="27305" b="24765"/>
+            <wp:docPr id="605854218" name="Picture 1"/>
+            <wp:cNvGraphicFramePr>
+              <a:graphicFrameLocks xmlns:a="http://schemas.openxmlformats.org/drawingml/2006/main" noChangeAspect="1"/>
+            </wp:cNvGraphicFramePr>
+            <a:graphic xmlns:a="http://schemas.openxmlformats.org/drawingml/2006/main">
+              <a:graphicData uri="http://schemas.openxmlformats.org/drawingml/2006/picture">
+                <pic:pic xmlns:pic="http://schemas.openxmlformats.org/drawingml/2006/picture">
+                  <pic:nvPicPr>
+                    <pic:cNvPr id="605854218" name=""/>
+                    <pic:cNvPicPr/>
+                  </pic:nvPicPr>
+                  <pic:blipFill>
+                    <a:blip r:embed="rId11"/>
+                    <a:stretch>
+                      <a:fillRect/>
+                    </a:stretch>
+                  </pic:blipFill>
+                  <pic:spPr>
+                    <a:xfrm>
+                      <a:off x="0" y="0"/>
+                      <a:ext cx="6158608" cy="1426317"/>
+                    </a:xfrm>
+                    <a:prstGeom prst="rect">
+                      <a:avLst/>
+                    </a:prstGeom>
+                    <a:ln>
+                      <a:solidFill>
+                        <a:schemeClr val="accent1"/>
+                      </a:solidFill>
+                    </a:ln>
+                  </pic:spPr>
+                </pic:pic>
+              </a:graphicData>
+            </a:graphic>
+          </wp:inline>
+        </w:drawing>
       </w:r>
     </w:p>
     <w:p>
@@ -10026,668 +9927,997 @@
           <w:lang w:eastAsia="ja-JP"/>
         </w:rPr>
       </w:pPr>
-      <w:bookmarkStart w:id="29" w:name="_Toc206168177"/>
+      <w:bookmarkStart w:id="41" w:name="_Toc206171176"/>
       <w:r>
         <w:rPr>
           <w:rFonts w:cstheme="majorHAnsi" w:hint="eastAsia"/>
           <w:lang w:eastAsia="ja-JP"/>
         </w:rPr>
-        <w:t>Docker-Compose</w:t>
-      </w:r>
-      <w:bookmarkEnd w:id="29"/>
+        <w:t>Docker</w:t>
+      </w:r>
+      <w:r>
+        <w:rPr>
+          <w:rFonts w:cstheme="majorHAnsi" w:hint="eastAsia"/>
+          <w:lang w:eastAsia="ja-JP"/>
+        </w:rPr>
+        <w:t xml:space="preserve"> File</w:t>
+      </w:r>
+      <w:bookmarkEnd w:id="41"/>
     </w:p>
     <w:p>
       <w:pPr>
-        <w:spacing w:after="0"/>
-        <w:rPr>
-          <w:lang w:eastAsia="ja-JP"/>
-        </w:rPr>
-      </w:pPr>
-      <w:r>
-        <w:rPr>
-          <w:lang w:eastAsia="ja-JP"/>
-        </w:rPr>
-        <w:t>services:</w:t>
-      </w:r>
+        <w:rPr>
+          <w:rFonts w:hint="cs"/>
+          <w:lang w:eastAsia="ja-JP" w:bidi="he-IL"/>
+        </w:rPr>
+      </w:pPr>
     </w:p>
     <w:p>
       <w:pPr>
-        <w:spacing w:after="0"/>
-        <w:rPr>
-          <w:lang w:eastAsia="ja-JP"/>
-        </w:rPr>
-      </w:pPr>
-      <w:r>
-        <w:rPr>
-          <w:lang w:eastAsia="ja-JP"/>
-        </w:rPr>
-        <w:t xml:space="preserve">  api:</w:t>
+        <w:rPr>
+          <w:rFonts w:ascii="Cascadia Mono" w:hAnsi="Cascadia Mono" w:cs="Cascadia Mono"/>
+          <w:color w:val="008000"/>
+          <w:sz w:val="19"/>
+          <w:szCs w:val="19"/>
+          <w:highlight w:val="white"/>
+          <w:lang w:val="en-IL" w:bidi="he-IL"/>
+        </w:rPr>
+      </w:pPr>
+      <w:r>
+        <w:rPr>
+          <w:rFonts w:ascii="Cascadia Mono" w:hAnsi="Cascadia Mono" w:cs="Cascadia Mono"/>
+          <w:color w:val="008000"/>
+          <w:sz w:val="19"/>
+          <w:szCs w:val="19"/>
+          <w:highlight w:val="white"/>
+          <w:lang w:val="en-IL" w:bidi="he-IL"/>
+        </w:rPr>
+        <w:t xml:space="preserve"># See https://aka.ms/customizecontainer to learn how to customize your debug container and how Visual Studio uses this </w:t>
+      </w:r>
+      <w:proofErr w:type="spellStart"/>
+      <w:r>
+        <w:rPr>
+          <w:rFonts w:ascii="Cascadia Mono" w:hAnsi="Cascadia Mono" w:cs="Cascadia Mono"/>
+          <w:color w:val="008000"/>
+          <w:sz w:val="19"/>
+          <w:szCs w:val="19"/>
+          <w:highlight w:val="white"/>
+          <w:lang w:val="en-IL" w:bidi="he-IL"/>
+        </w:rPr>
+        <w:t>Dockerfile</w:t>
+      </w:r>
+      <w:proofErr w:type="spellEnd"/>
+      <w:r>
+        <w:rPr>
+          <w:rFonts w:ascii="Cascadia Mono" w:hAnsi="Cascadia Mono" w:cs="Cascadia Mono"/>
+          <w:color w:val="008000"/>
+          <w:sz w:val="19"/>
+          <w:szCs w:val="19"/>
+          <w:highlight w:val="white"/>
+          <w:lang w:val="en-IL" w:bidi="he-IL"/>
+        </w:rPr>
+        <w:t xml:space="preserve"> to build your images for faster debugging.</w:t>
       </w:r>
     </w:p>
     <w:p>
       <w:pPr>
-        <w:spacing w:after="0"/>
-        <w:rPr>
-          <w:lang w:eastAsia="ja-JP"/>
-        </w:rPr>
-      </w:pPr>
-      <w:r>
-        <w:rPr>
-          <w:lang w:eastAsia="ja-JP"/>
-        </w:rPr>
-        <w:t xml:space="preserve">    build:</w:t>
-      </w:r>
+        <w:rPr>
+          <w:rFonts w:ascii="Cascadia Mono" w:hAnsi="Cascadia Mono" w:cs="Cascadia Mono"/>
+          <w:color w:val="008000"/>
+          <w:sz w:val="19"/>
+          <w:szCs w:val="19"/>
+          <w:highlight w:val="white"/>
+          <w:lang w:val="en-IL" w:bidi="he-IL"/>
+        </w:rPr>
+      </w:pPr>
     </w:p>
     <w:p>
       <w:pPr>
-        <w:spacing w:after="0"/>
-        <w:rPr>
-          <w:lang w:eastAsia="ja-JP"/>
-        </w:rPr>
-      </w:pPr>
-      <w:r>
-        <w:rPr>
-          <w:lang w:eastAsia="ja-JP"/>
-        </w:rPr>
-        <w:t xml:space="preserve">      context: ./A2C.CRM.Api</w:t>
+        <w:rPr>
+          <w:rFonts w:ascii="Cascadia Mono" w:hAnsi="Cascadia Mono" w:cs="Cascadia Mono"/>
+          <w:color w:val="008000"/>
+          <w:sz w:val="19"/>
+          <w:szCs w:val="19"/>
+          <w:highlight w:val="white"/>
+          <w:lang w:val="en-IL" w:bidi="he-IL"/>
+        </w:rPr>
+      </w:pPr>
+      <w:r>
+        <w:rPr>
+          <w:rFonts w:ascii="Cascadia Mono" w:hAnsi="Cascadia Mono" w:cs="Cascadia Mono"/>
+          <w:color w:val="008000"/>
+          <w:sz w:val="19"/>
+          <w:szCs w:val="19"/>
+          <w:highlight w:val="white"/>
+          <w:lang w:val="en-IL" w:bidi="he-IL"/>
+        </w:rPr>
+        <w:t># This stage is used when running from VS in fast mode (Default for Debug configuration)</w:t>
       </w:r>
     </w:p>
     <w:p>
       <w:pPr>
-        <w:spacing w:after="0"/>
-        <w:rPr>
-          <w:lang w:eastAsia="ja-JP"/>
-        </w:rPr>
-      </w:pPr>
-      <w:r>
-        <w:rPr>
-          <w:lang w:eastAsia="ja-JP"/>
-        </w:rPr>
-        <w:t xml:space="preserve">      dockerfile: Dockerfile</w:t>
+        <w:rPr>
+          <w:rFonts w:ascii="Cascadia Mono" w:hAnsi="Cascadia Mono" w:cs="Cascadia Mono"/>
+          <w:color w:val="008000"/>
+          <w:sz w:val="19"/>
+          <w:szCs w:val="19"/>
+          <w:highlight w:val="white"/>
+          <w:lang w:val="en-IL" w:bidi="he-IL"/>
+        </w:rPr>
+      </w:pPr>
+      <w:r>
+        <w:rPr>
+          <w:rFonts w:ascii="Cascadia Mono" w:hAnsi="Cascadia Mono" w:cs="Cascadia Mono"/>
+          <w:color w:val="008000"/>
+          <w:sz w:val="19"/>
+          <w:szCs w:val="19"/>
+          <w:highlight w:val="white"/>
+          <w:lang w:val="en-IL" w:bidi="he-IL"/>
+        </w:rPr>
+        <w:t>FROM mcr.microsoft.com/dotnet/aspnet:8.0 AS base</w:t>
       </w:r>
     </w:p>
     <w:p>
       <w:pPr>
-        <w:spacing w:after="0"/>
-        <w:rPr>
-          <w:lang w:eastAsia="ja-JP"/>
-        </w:rPr>
-      </w:pPr>
-      <w:r>
-        <w:rPr>
-          <w:lang w:eastAsia="ja-JP"/>
-        </w:rPr>
-        <w:t xml:space="preserve">    ports:</w:t>
+        <w:rPr>
+          <w:rFonts w:ascii="Cascadia Mono" w:hAnsi="Cascadia Mono" w:cs="Cascadia Mono"/>
+          <w:color w:val="008000"/>
+          <w:sz w:val="19"/>
+          <w:szCs w:val="19"/>
+          <w:highlight w:val="white"/>
+          <w:lang w:val="en-IL" w:bidi="he-IL"/>
+        </w:rPr>
+      </w:pPr>
+      <w:r>
+        <w:rPr>
+          <w:rFonts w:ascii="Cascadia Mono" w:hAnsi="Cascadia Mono" w:cs="Cascadia Mono"/>
+          <w:color w:val="008000"/>
+          <w:sz w:val="19"/>
+          <w:szCs w:val="19"/>
+          <w:highlight w:val="white"/>
+          <w:lang w:val="en-IL" w:bidi="he-IL"/>
+        </w:rPr>
+        <w:t># USER $APP_UID</w:t>
       </w:r>
     </w:p>
     <w:p>
       <w:pPr>
-        <w:spacing w:after="0"/>
-        <w:rPr>
-          <w:lang w:eastAsia="ja-JP"/>
-        </w:rPr>
-      </w:pPr>
-      <w:r>
-        <w:rPr>
-          <w:lang w:eastAsia="ja-JP"/>
-        </w:rPr>
-        <w:lastRenderedPageBreak/>
-        <w:t xml:space="preserve">      - "8080:80"</w:t>
+        <w:rPr>
+          <w:rFonts w:ascii="Cascadia Mono" w:hAnsi="Cascadia Mono" w:cs="Cascadia Mono"/>
+          <w:color w:val="008000"/>
+          <w:sz w:val="19"/>
+          <w:szCs w:val="19"/>
+          <w:highlight w:val="white"/>
+          <w:lang w:val="en-IL" w:bidi="he-IL"/>
+        </w:rPr>
+      </w:pPr>
+      <w:r>
+        <w:rPr>
+          <w:rFonts w:ascii="Cascadia Mono" w:hAnsi="Cascadia Mono" w:cs="Cascadia Mono"/>
+          <w:color w:val="008000"/>
+          <w:sz w:val="19"/>
+          <w:szCs w:val="19"/>
+          <w:highlight w:val="white"/>
+          <w:lang w:val="en-IL" w:bidi="he-IL"/>
+        </w:rPr>
+        <w:t>USER root</w:t>
       </w:r>
     </w:p>
     <w:p>
       <w:pPr>
-        <w:spacing w:after="0"/>
-        <w:rPr>
-          <w:lang w:eastAsia="ja-JP"/>
-        </w:rPr>
-      </w:pPr>
-      <w:r>
-        <w:rPr>
-          <w:lang w:eastAsia="ja-JP"/>
-        </w:rPr>
-        <w:t xml:space="preserve">    depends_on:</w:t>
+        <w:rPr>
+          <w:rFonts w:ascii="Cascadia Mono" w:hAnsi="Cascadia Mono" w:cs="Cascadia Mono"/>
+          <w:color w:val="008000"/>
+          <w:sz w:val="19"/>
+          <w:szCs w:val="19"/>
+          <w:highlight w:val="white"/>
+          <w:lang w:val="en-IL" w:bidi="he-IL"/>
+        </w:rPr>
+      </w:pPr>
+      <w:r>
+        <w:rPr>
+          <w:rFonts w:ascii="Cascadia Mono" w:hAnsi="Cascadia Mono" w:cs="Cascadia Mono"/>
+          <w:color w:val="008000"/>
+          <w:sz w:val="19"/>
+          <w:szCs w:val="19"/>
+          <w:highlight w:val="white"/>
+          <w:lang w:val="en-IL" w:bidi="he-IL"/>
+        </w:rPr>
+        <w:t>WORKDIR /app</w:t>
       </w:r>
     </w:p>
     <w:p>
       <w:pPr>
-        <w:spacing w:after="0"/>
-        <w:rPr>
-          <w:lang w:eastAsia="ja-JP"/>
-        </w:rPr>
-      </w:pPr>
-      <w:r>
-        <w:rPr>
-          <w:lang w:eastAsia="ja-JP"/>
-        </w:rPr>
-        <w:t xml:space="preserve">      - db</w:t>
+        <w:rPr>
+          <w:rFonts w:ascii="Cascadia Mono" w:hAnsi="Cascadia Mono" w:cs="Cascadia Mono"/>
+          <w:color w:val="008000"/>
+          <w:sz w:val="19"/>
+          <w:szCs w:val="19"/>
+          <w:highlight w:val="white"/>
+          <w:lang w:val="en-IL" w:bidi="he-IL"/>
+        </w:rPr>
+      </w:pPr>
+      <w:r>
+        <w:rPr>
+          <w:rFonts w:ascii="Cascadia Mono" w:hAnsi="Cascadia Mono" w:cs="Cascadia Mono"/>
+          <w:color w:val="008000"/>
+          <w:sz w:val="19"/>
+          <w:szCs w:val="19"/>
+          <w:highlight w:val="white"/>
+          <w:lang w:val="en-IL" w:bidi="he-IL"/>
+        </w:rPr>
+        <w:t>EXPOSE 8080</w:t>
       </w:r>
     </w:p>
     <w:p>
       <w:pPr>
-        <w:spacing w:after="0"/>
-        <w:rPr>
-          <w:lang w:eastAsia="ja-JP"/>
-        </w:rPr>
-      </w:pPr>
-      <w:r>
-        <w:rPr>
-          <w:lang w:eastAsia="ja-JP"/>
-        </w:rPr>
-        <w:t xml:space="preserve">    environment:</w:t>
+        <w:rPr>
+          <w:rFonts w:ascii="Cascadia Mono" w:hAnsi="Cascadia Mono" w:cs="Cascadia Mono"/>
+          <w:color w:val="008000"/>
+          <w:sz w:val="19"/>
+          <w:szCs w:val="19"/>
+          <w:highlight w:val="white"/>
+          <w:lang w:val="en-IL" w:bidi="he-IL"/>
+        </w:rPr>
+      </w:pPr>
+      <w:r>
+        <w:rPr>
+          <w:rFonts w:ascii="Cascadia Mono" w:hAnsi="Cascadia Mono" w:cs="Cascadia Mono"/>
+          <w:color w:val="008000"/>
+          <w:sz w:val="19"/>
+          <w:szCs w:val="19"/>
+          <w:highlight w:val="white"/>
+          <w:lang w:val="en-IL" w:bidi="he-IL"/>
+        </w:rPr>
+        <w:t>EXPOSE 8081</w:t>
       </w:r>
     </w:p>
     <w:p>
       <w:pPr>
-        <w:spacing w:after="0"/>
-        <w:rPr>
-          <w:lang w:eastAsia="ja-JP"/>
-        </w:rPr>
-      </w:pPr>
-      <w:r>
-        <w:rPr>
-          <w:lang w:eastAsia="ja-JP"/>
-        </w:rPr>
-        <w:t xml:space="preserve">      -ConnectionStrings__DefaultConnection=Host=</w:t>
-      </w:r>
-      <w:proofErr w:type="gramStart"/>
-      <w:r>
-        <w:rPr>
-          <w:lang w:eastAsia="ja-JP"/>
-        </w:rPr>
-        <w:t>db;Port</w:t>
-      </w:r>
-      <w:proofErr w:type="gramEnd"/>
-      <w:r>
-        <w:rPr>
-          <w:lang w:eastAsia="ja-JP"/>
-        </w:rPr>
-        <w:t>=</w:t>
-      </w:r>
-      <w:proofErr w:type="gramStart"/>
-      <w:r>
-        <w:rPr>
-          <w:lang w:eastAsia="ja-JP"/>
-        </w:rPr>
-        <w:t>5432;Database</w:t>
-      </w:r>
-      <w:proofErr w:type="gramEnd"/>
-      <w:r>
-        <w:rPr>
-          <w:lang w:eastAsia="ja-JP"/>
-        </w:rPr>
-        <w:t>=a2c_</w:t>
-      </w:r>
-      <w:proofErr w:type="gramStart"/>
-      <w:r>
-        <w:rPr>
-          <w:lang w:eastAsia="ja-JP"/>
-        </w:rPr>
-        <w:t>crm;Username</w:t>
-      </w:r>
-      <w:proofErr w:type="gramEnd"/>
-      <w:r>
-        <w:rPr>
-          <w:lang w:eastAsia="ja-JP"/>
-        </w:rPr>
-        <w:t>=</w:t>
-      </w:r>
-      <w:proofErr w:type="gramStart"/>
-      <w:r>
-        <w:rPr>
-          <w:lang w:eastAsia="ja-JP"/>
-        </w:rPr>
-        <w:t>postgres;Password</w:t>
-      </w:r>
-      <w:proofErr w:type="gramEnd"/>
-      <w:r>
-        <w:rPr>
-          <w:lang w:eastAsia="ja-JP"/>
-        </w:rPr>
-        <w:t>=postgres</w:t>
-      </w:r>
+        <w:rPr>
+          <w:rFonts w:ascii="Cascadia Mono" w:hAnsi="Cascadia Mono" w:cs="Cascadia Mono"/>
+          <w:color w:val="008000"/>
+          <w:sz w:val="19"/>
+          <w:szCs w:val="19"/>
+          <w:highlight w:val="white"/>
+          <w:lang w:val="en-IL" w:bidi="he-IL"/>
+        </w:rPr>
+      </w:pPr>
     </w:p>
     <w:p>
       <w:pPr>
-        <w:spacing w:after="0"/>
-        <w:rPr>
-          <w:lang w:eastAsia="ja-JP"/>
-        </w:rPr>
-      </w:pPr>
-      <w:r>
-        <w:rPr>
-          <w:lang w:eastAsia="ja-JP"/>
-        </w:rPr>
-        <w:t xml:space="preserve">  db:</w:t>
+        <w:rPr>
+          <w:rFonts w:ascii="Cascadia Mono" w:hAnsi="Cascadia Mono" w:cs="Cascadia Mono"/>
+          <w:color w:val="008000"/>
+          <w:sz w:val="19"/>
+          <w:szCs w:val="19"/>
+          <w:highlight w:val="white"/>
+          <w:lang w:val="en-IL" w:bidi="he-IL"/>
+        </w:rPr>
+      </w:pPr>
+      <w:r>
+        <w:rPr>
+          <w:rFonts w:ascii="Cascadia Mono" w:hAnsi="Cascadia Mono" w:cs="Cascadia Mono"/>
+          <w:color w:val="008000"/>
+          <w:sz w:val="19"/>
+          <w:szCs w:val="19"/>
+          <w:highlight w:val="white"/>
+          <w:lang w:val="en-IL" w:bidi="he-IL"/>
+        </w:rPr>
+        <w:t># This stage is used to build the service project</w:t>
       </w:r>
     </w:p>
     <w:p>
       <w:pPr>
-        <w:spacing w:after="0"/>
-        <w:rPr>
-          <w:lang w:eastAsia="ja-JP"/>
-        </w:rPr>
-      </w:pPr>
-      <w:r>
-        <w:rPr>
-          <w:lang w:eastAsia="ja-JP"/>
-        </w:rPr>
-        <w:t xml:space="preserve">    image: postgres:15</w:t>
+        <w:rPr>
+          <w:rFonts w:ascii="Cascadia Mono" w:hAnsi="Cascadia Mono" w:cs="Cascadia Mono"/>
+          <w:color w:val="008000"/>
+          <w:sz w:val="19"/>
+          <w:szCs w:val="19"/>
+          <w:highlight w:val="white"/>
+          <w:lang w:val="en-IL" w:bidi="he-IL"/>
+        </w:rPr>
+      </w:pPr>
+      <w:r>
+        <w:rPr>
+          <w:rFonts w:ascii="Cascadia Mono" w:hAnsi="Cascadia Mono" w:cs="Cascadia Mono"/>
+          <w:color w:val="008000"/>
+          <w:sz w:val="19"/>
+          <w:szCs w:val="19"/>
+          <w:highlight w:val="white"/>
+          <w:lang w:val="en-IL" w:bidi="he-IL"/>
+        </w:rPr>
+        <w:t>FROM mcr.microsoft.com/dotnet/sdk:8.0 AS build</w:t>
       </w:r>
     </w:p>
     <w:p>
       <w:pPr>
-        <w:spacing w:after="0"/>
-        <w:rPr>
-          <w:lang w:eastAsia="ja-JP"/>
-        </w:rPr>
-      </w:pPr>
-      <w:r>
-        <w:rPr>
-          <w:lang w:eastAsia="ja-JP"/>
-        </w:rPr>
-        <w:t xml:space="preserve">    restart: always</w:t>
+        <w:rPr>
+          <w:rFonts w:ascii="Cascadia Mono" w:hAnsi="Cascadia Mono" w:cs="Cascadia Mono"/>
+          <w:color w:val="008000"/>
+          <w:sz w:val="19"/>
+          <w:szCs w:val="19"/>
+          <w:highlight w:val="white"/>
+          <w:lang w:val="en-IL" w:bidi="he-IL"/>
+        </w:rPr>
+      </w:pPr>
+      <w:r>
+        <w:rPr>
+          <w:rFonts w:ascii="Cascadia Mono" w:hAnsi="Cascadia Mono" w:cs="Cascadia Mono"/>
+          <w:color w:val="008000"/>
+          <w:sz w:val="19"/>
+          <w:szCs w:val="19"/>
+          <w:highlight w:val="white"/>
+          <w:lang w:val="en-IL" w:bidi="he-IL"/>
+        </w:rPr>
+        <w:t>ARG BUILD_CONFIGURATION=Release</w:t>
       </w:r>
     </w:p>
     <w:p>
       <w:pPr>
-        <w:spacing w:after="0"/>
-        <w:rPr>
-          <w:lang w:eastAsia="ja-JP"/>
-        </w:rPr>
-      </w:pPr>
-      <w:r>
-        <w:rPr>
-          <w:lang w:eastAsia="ja-JP"/>
-        </w:rPr>
-        <w:t xml:space="preserve">    environment:</w:t>
-      </w:r>
+        <w:rPr>
+          <w:rFonts w:ascii="Cascadia Mono" w:hAnsi="Cascadia Mono" w:cs="Cascadia Mono"/>
+          <w:color w:val="008000"/>
+          <w:sz w:val="19"/>
+          <w:szCs w:val="19"/>
+          <w:highlight w:val="white"/>
+          <w:lang w:val="en-IL" w:bidi="he-IL"/>
+        </w:rPr>
+      </w:pPr>
+      <w:r>
+        <w:rPr>
+          <w:rFonts w:ascii="Cascadia Mono" w:hAnsi="Cascadia Mono" w:cs="Cascadia Mono"/>
+          <w:color w:val="008000"/>
+          <w:sz w:val="19"/>
+          <w:szCs w:val="19"/>
+          <w:highlight w:val="white"/>
+          <w:lang w:val="en-IL" w:bidi="he-IL"/>
+        </w:rPr>
+        <w:t>WORKDIR /</w:t>
+      </w:r>
+      <w:proofErr w:type="spellStart"/>
+      <w:r>
+        <w:rPr>
+          <w:rFonts w:ascii="Cascadia Mono" w:hAnsi="Cascadia Mono" w:cs="Cascadia Mono"/>
+          <w:color w:val="008000"/>
+          <w:sz w:val="19"/>
+          <w:szCs w:val="19"/>
+          <w:highlight w:val="white"/>
+          <w:lang w:val="en-IL" w:bidi="he-IL"/>
+        </w:rPr>
+        <w:t>src</w:t>
+      </w:r>
+      <w:proofErr w:type="spellEnd"/>
     </w:p>
     <w:p>
       <w:pPr>
-        <w:spacing w:after="0"/>
-        <w:rPr>
-          <w:lang w:eastAsia="ja-JP"/>
-        </w:rPr>
-      </w:pPr>
-      <w:r>
-        <w:rPr>
-          <w:lang w:eastAsia="ja-JP"/>
-        </w:rPr>
-        <w:t xml:space="preserve">      POSTGRES_DB: a2c_crm</w:t>
-      </w:r>
+        <w:rPr>
+          <w:rFonts w:ascii="Cascadia Mono" w:hAnsi="Cascadia Mono" w:cs="Cascadia Mono"/>
+          <w:color w:val="008000"/>
+          <w:sz w:val="19"/>
+          <w:szCs w:val="19"/>
+          <w:highlight w:val="white"/>
+          <w:lang w:val="en-IL" w:bidi="he-IL"/>
+        </w:rPr>
+      </w:pPr>
     </w:p>
     <w:p>
       <w:pPr>
-        <w:spacing w:after="0"/>
-        <w:rPr>
-          <w:lang w:eastAsia="ja-JP"/>
-        </w:rPr>
-      </w:pPr>
-      <w:r>
-        <w:rPr>
-          <w:lang w:eastAsia="ja-JP"/>
-        </w:rPr>
-        <w:t xml:space="preserve">      POSTGRES_USER: postgres</w:t>
-      </w:r>
+        <w:rPr>
+          <w:rFonts w:ascii="Cascadia Mono" w:hAnsi="Cascadia Mono" w:cs="Cascadia Mono"/>
+          <w:color w:val="008000"/>
+          <w:sz w:val="19"/>
+          <w:szCs w:val="19"/>
+          <w:highlight w:val="white"/>
+          <w:lang w:val="en-IL" w:bidi="he-IL"/>
+        </w:rPr>
+      </w:pPr>
+      <w:r>
+        <w:rPr>
+          <w:rFonts w:ascii="Cascadia Mono" w:hAnsi="Cascadia Mono" w:cs="Cascadia Mono"/>
+          <w:color w:val="008000"/>
+          <w:sz w:val="19"/>
+          <w:szCs w:val="19"/>
+          <w:highlight w:val="white"/>
+          <w:lang w:val="en-IL" w:bidi="he-IL"/>
+        </w:rPr>
+        <w:t># Install dotnet-</w:t>
+      </w:r>
+      <w:proofErr w:type="spellStart"/>
+      <w:r>
+        <w:rPr>
+          <w:rFonts w:ascii="Cascadia Mono" w:hAnsi="Cascadia Mono" w:cs="Cascadia Mono"/>
+          <w:color w:val="008000"/>
+          <w:sz w:val="19"/>
+          <w:szCs w:val="19"/>
+          <w:highlight w:val="white"/>
+          <w:lang w:val="en-IL" w:bidi="he-IL"/>
+        </w:rPr>
+        <w:t>ef</w:t>
+      </w:r>
+      <w:proofErr w:type="spellEnd"/>
     </w:p>
     <w:p>
       <w:pPr>
-        <w:spacing w:after="0"/>
-        <w:rPr>
-          <w:lang w:eastAsia="ja-JP"/>
-        </w:rPr>
-      </w:pPr>
-      <w:r>
-        <w:rPr>
-          <w:lang w:eastAsia="ja-JP"/>
-        </w:rPr>
-        <w:t xml:space="preserve">      POSTGRES_PASSWORD: postgres</w:t>
-      </w:r>
+        <w:rPr>
+          <w:rFonts w:ascii="Cascadia Mono" w:hAnsi="Cascadia Mono" w:cs="Cascadia Mono"/>
+          <w:color w:val="008000"/>
+          <w:sz w:val="19"/>
+          <w:szCs w:val="19"/>
+          <w:highlight w:val="white"/>
+          <w:lang w:val="en-IL" w:bidi="he-IL"/>
+        </w:rPr>
+      </w:pPr>
+      <w:r>
+        <w:rPr>
+          <w:rFonts w:ascii="Cascadia Mono" w:hAnsi="Cascadia Mono" w:cs="Cascadia Mono"/>
+          <w:color w:val="008000"/>
+          <w:sz w:val="19"/>
+          <w:szCs w:val="19"/>
+          <w:highlight w:val="white"/>
+          <w:lang w:val="en-IL" w:bidi="he-IL"/>
+        </w:rPr>
+        <w:t>RUN dotnet tool install --global dotnet-</w:t>
+      </w:r>
+      <w:proofErr w:type="spellStart"/>
+      <w:r>
+        <w:rPr>
+          <w:rFonts w:ascii="Cascadia Mono" w:hAnsi="Cascadia Mono" w:cs="Cascadia Mono"/>
+          <w:color w:val="008000"/>
+          <w:sz w:val="19"/>
+          <w:szCs w:val="19"/>
+          <w:highlight w:val="white"/>
+          <w:lang w:val="en-IL" w:bidi="he-IL"/>
+        </w:rPr>
+        <w:t>ef</w:t>
+      </w:r>
+      <w:proofErr w:type="spellEnd"/>
     </w:p>
     <w:p>
       <w:pPr>
-        <w:spacing w:after="0"/>
-        <w:rPr>
-          <w:lang w:eastAsia="ja-JP"/>
-        </w:rPr>
-      </w:pPr>
-      <w:r>
-        <w:rPr>
-          <w:lang w:eastAsia="ja-JP"/>
-        </w:rPr>
-        <w:t xml:space="preserve">    ports:</w:t>
+        <w:rPr>
+          <w:rFonts w:ascii="Cascadia Mono" w:hAnsi="Cascadia Mono" w:cs="Cascadia Mono"/>
+          <w:color w:val="008000"/>
+          <w:sz w:val="19"/>
+          <w:szCs w:val="19"/>
+          <w:highlight w:val="white"/>
+          <w:lang w:val="en-IL" w:bidi="he-IL"/>
+        </w:rPr>
+      </w:pPr>
+      <w:r>
+        <w:rPr>
+          <w:rFonts w:ascii="Cascadia Mono" w:hAnsi="Cascadia Mono" w:cs="Cascadia Mono"/>
+          <w:color w:val="008000"/>
+          <w:sz w:val="19"/>
+          <w:szCs w:val="19"/>
+          <w:highlight w:val="white"/>
+          <w:lang w:val="en-IL" w:bidi="he-IL"/>
+        </w:rPr>
+        <w:t>ENV PATH="$PATH:/root/.dotnet/tools"</w:t>
       </w:r>
     </w:p>
     <w:p>
       <w:pPr>
-        <w:spacing w:after="0"/>
-        <w:rPr>
-          <w:lang w:eastAsia="ja-JP"/>
-        </w:rPr>
-      </w:pPr>
-      <w:r>
-        <w:rPr>
-          <w:lang w:eastAsia="ja-JP"/>
-        </w:rPr>
-        <w:t xml:space="preserve">      - "5432:5432"</w:t>
-      </w:r>
+        <w:rPr>
+          <w:rFonts w:ascii="Cascadia Mono" w:hAnsi="Cascadia Mono" w:cs="Cascadia Mono"/>
+          <w:color w:val="008000"/>
+          <w:sz w:val="19"/>
+          <w:szCs w:val="19"/>
+          <w:highlight w:val="white"/>
+          <w:lang w:val="en-IL" w:bidi="he-IL"/>
+        </w:rPr>
+      </w:pPr>
     </w:p>
     <w:p>
       <w:pPr>
-        <w:spacing w:after="0"/>
-        <w:rPr>
-          <w:lang w:eastAsia="ja-JP"/>
-        </w:rPr>
-      </w:pPr>
-      <w:r>
-        <w:rPr>
-          <w:lang w:eastAsia="ja-JP"/>
-        </w:rPr>
-        <w:t xml:space="preserve">    volumes:</w:t>
+        <w:rPr>
+          <w:rFonts w:ascii="Cascadia Mono" w:hAnsi="Cascadia Mono" w:cs="Cascadia Mono"/>
+          <w:color w:val="008000"/>
+          <w:sz w:val="19"/>
+          <w:szCs w:val="19"/>
+          <w:highlight w:val="white"/>
+          <w:lang w:val="en-IL" w:bidi="he-IL"/>
+        </w:rPr>
+      </w:pPr>
+      <w:r>
+        <w:rPr>
+          <w:rFonts w:ascii="Cascadia Mono" w:hAnsi="Cascadia Mono" w:cs="Cascadia Mono"/>
+          <w:color w:val="008000"/>
+          <w:sz w:val="19"/>
+          <w:szCs w:val="19"/>
+          <w:highlight w:val="white"/>
+          <w:lang w:val="en-IL" w:bidi="he-IL"/>
+        </w:rPr>
+        <w:t># Copy the service project file and restore dependencies</w:t>
       </w:r>
     </w:p>
     <w:p>
       <w:pPr>
-        <w:spacing w:after="0"/>
-        <w:rPr>
-          <w:lang w:eastAsia="ja-JP"/>
-        </w:rPr>
-      </w:pPr>
-      <w:r>
-        <w:rPr>
-          <w:lang w:eastAsia="ja-JP"/>
-        </w:rPr>
-        <w:t xml:space="preserve">      - pgdata:/var/lib/postgresql/data</w:t>
+        <w:rPr>
+          <w:rFonts w:ascii="Cascadia Mono" w:hAnsi="Cascadia Mono" w:cs="Cascadia Mono"/>
+          <w:color w:val="008000"/>
+          <w:sz w:val="19"/>
+          <w:szCs w:val="19"/>
+          <w:highlight w:val="white"/>
+          <w:lang w:val="en-IL" w:bidi="he-IL"/>
+        </w:rPr>
+      </w:pPr>
+      <w:r>
+        <w:rPr>
+          <w:rFonts w:ascii="Cascadia Mono" w:hAnsi="Cascadia Mono" w:cs="Cascadia Mono"/>
+          <w:color w:val="008000"/>
+          <w:sz w:val="19"/>
+          <w:szCs w:val="19"/>
+          <w:highlight w:val="white"/>
+          <w:lang w:val="en-IL" w:bidi="he-IL"/>
+        </w:rPr>
+        <w:t># COPY ["A2C.CRM.Api/A2C.CRM.Api.csproj", "A2C.CRM.Api/"]</w:t>
       </w:r>
     </w:p>
     <w:p>
       <w:pPr>
-        <w:spacing w:after="0"/>
-        <w:rPr>
-          <w:lang w:eastAsia="ja-JP"/>
-        </w:rPr>
-      </w:pPr>
-      <w:r>
-        <w:rPr>
-          <w:lang w:eastAsia="ja-JP"/>
-        </w:rPr>
-        <w:t>volumes:</w:t>
+        <w:rPr>
+          <w:rFonts w:ascii="Cascadia Mono" w:hAnsi="Cascadia Mono" w:cs="Cascadia Mono"/>
+          <w:color w:val="008000"/>
+          <w:sz w:val="19"/>
+          <w:szCs w:val="19"/>
+          <w:highlight w:val="white"/>
+          <w:lang w:val="en-IL" w:bidi="he-IL"/>
+        </w:rPr>
+      </w:pPr>
+      <w:r>
+        <w:rPr>
+          <w:rFonts w:ascii="Cascadia Mono" w:hAnsi="Cascadia Mono" w:cs="Cascadia Mono"/>
+          <w:color w:val="008000"/>
+          <w:sz w:val="19"/>
+          <w:szCs w:val="19"/>
+          <w:highlight w:val="white"/>
+          <w:lang w:val="en-IL" w:bidi="he-IL"/>
+        </w:rPr>
+        <w:t>COPY ["A2C.CRM.Api.csproj", "."]</w:t>
       </w:r>
     </w:p>
     <w:p>
       <w:pPr>
-        <w:spacing w:after="0"/>
-        <w:rPr>
-          <w:lang w:eastAsia="ja-JP"/>
-        </w:rPr>
-      </w:pPr>
-      <w:r>
-        <w:rPr>
-          <w:lang w:eastAsia="ja-JP"/>
-        </w:rPr>
-        <w:t xml:space="preserve">  pgdata:</w:t>
+        <w:rPr>
+          <w:rFonts w:ascii="Cascadia Mono" w:hAnsi="Cascadia Mono" w:cs="Cascadia Mono"/>
+          <w:color w:val="008000"/>
+          <w:sz w:val="19"/>
+          <w:szCs w:val="19"/>
+          <w:highlight w:val="white"/>
+          <w:lang w:val="en-IL" w:bidi="he-IL"/>
+        </w:rPr>
+      </w:pPr>
+      <w:r>
+        <w:rPr>
+          <w:rFonts w:ascii="Cascadia Mono" w:hAnsi="Cascadia Mono" w:cs="Cascadia Mono"/>
+          <w:color w:val="008000"/>
+          <w:sz w:val="19"/>
+          <w:szCs w:val="19"/>
+          <w:highlight w:val="white"/>
+          <w:lang w:val="en-IL" w:bidi="he-IL"/>
+        </w:rPr>
+        <w:t># Restore the dependencies</w:t>
       </w:r>
     </w:p>
     <w:p>
       <w:pPr>
-        <w:spacing w:after="0"/>
-        <w:rPr>
-          <w:lang w:eastAsia="ja-JP"/>
-        </w:rPr>
-      </w:pPr>
-      <w:r>
-        <w:rPr>
-          <w:lang w:eastAsia="ja-JP"/>
-        </w:rPr>
-        <w:t>services:</w:t>
+        <w:rPr>
+          <w:rFonts w:ascii="Cascadia Mono" w:hAnsi="Cascadia Mono" w:cs="Cascadia Mono"/>
+          <w:color w:val="008000"/>
+          <w:sz w:val="19"/>
+          <w:szCs w:val="19"/>
+          <w:highlight w:val="white"/>
+          <w:lang w:val="en-IL" w:bidi="he-IL"/>
+        </w:rPr>
+      </w:pPr>
+      <w:r>
+        <w:rPr>
+          <w:rFonts w:ascii="Cascadia Mono" w:hAnsi="Cascadia Mono" w:cs="Cascadia Mono"/>
+          <w:color w:val="008000"/>
+          <w:sz w:val="19"/>
+          <w:szCs w:val="19"/>
+          <w:highlight w:val="white"/>
+          <w:lang w:val="en-IL" w:bidi="he-IL"/>
+        </w:rPr>
+        <w:t>RUN dotnet restore "./A2C.CRM.Api.csproj"</w:t>
       </w:r>
     </w:p>
     <w:p>
       <w:pPr>
-        <w:spacing w:after="0"/>
-        <w:rPr>
-          <w:lang w:eastAsia="ja-JP"/>
-        </w:rPr>
-      </w:pPr>
-      <w:r>
-        <w:rPr>
-          <w:lang w:eastAsia="ja-JP"/>
-        </w:rPr>
-        <w:t xml:space="preserve">  api:</w:t>
+        <w:rPr>
+          <w:rFonts w:ascii="Cascadia Mono" w:hAnsi="Cascadia Mono" w:cs="Cascadia Mono"/>
+          <w:color w:val="008000"/>
+          <w:sz w:val="19"/>
+          <w:szCs w:val="19"/>
+          <w:highlight w:val="white"/>
+          <w:lang w:val="en-IL" w:bidi="he-IL"/>
+        </w:rPr>
+      </w:pPr>
+      <w:r>
+        <w:rPr>
+          <w:rFonts w:ascii="Cascadia Mono" w:hAnsi="Cascadia Mono" w:cs="Cascadia Mono"/>
+          <w:color w:val="008000"/>
+          <w:sz w:val="19"/>
+          <w:szCs w:val="19"/>
+          <w:highlight w:val="white"/>
+          <w:lang w:val="en-IL" w:bidi="he-IL"/>
+        </w:rPr>
+        <w:t># RUN dotnet restore "./A2C.CRM.Api/A2C.CRM.Api.csproj"</w:t>
       </w:r>
     </w:p>
     <w:p>
       <w:pPr>
-        <w:spacing w:after="0"/>
-        <w:rPr>
-          <w:lang w:eastAsia="ja-JP"/>
-        </w:rPr>
-      </w:pPr>
-      <w:r>
-        <w:rPr>
-          <w:lang w:eastAsia="ja-JP"/>
-        </w:rPr>
-        <w:t xml:space="preserve">    build:</w:t>
+        <w:rPr>
+          <w:rFonts w:ascii="Cascadia Mono" w:hAnsi="Cascadia Mono" w:cs="Cascadia Mono"/>
+          <w:color w:val="008000"/>
+          <w:sz w:val="19"/>
+          <w:szCs w:val="19"/>
+          <w:highlight w:val="white"/>
+          <w:lang w:val="en-IL" w:bidi="he-IL"/>
+        </w:rPr>
+      </w:pPr>
+      <w:proofErr w:type="gramStart"/>
+      <w:r>
+        <w:rPr>
+          <w:rFonts w:ascii="Cascadia Mono" w:hAnsi="Cascadia Mono" w:cs="Cascadia Mono"/>
+          <w:color w:val="008000"/>
+          <w:sz w:val="19"/>
+          <w:szCs w:val="19"/>
+          <w:highlight w:val="white"/>
+          <w:lang w:val="en-IL" w:bidi="he-IL"/>
+        </w:rPr>
+        <w:t>COPY .</w:t>
+      </w:r>
+      <w:proofErr w:type="gramEnd"/>
+      <w:r>
+        <w:rPr>
+          <w:rFonts w:ascii="Cascadia Mono" w:hAnsi="Cascadia Mono" w:cs="Cascadia Mono"/>
+          <w:color w:val="008000"/>
+          <w:sz w:val="19"/>
+          <w:szCs w:val="19"/>
+          <w:highlight w:val="white"/>
+          <w:lang w:val="en-IL" w:bidi="he-IL"/>
+        </w:rPr>
+        <w:t xml:space="preserve"> .</w:t>
       </w:r>
     </w:p>
     <w:p>
       <w:pPr>
-        <w:spacing w:after="0"/>
-        <w:rPr>
-          <w:lang w:eastAsia="ja-JP"/>
-        </w:rPr>
-      </w:pPr>
-      <w:r>
-        <w:rPr>
-          <w:lang w:eastAsia="ja-JP"/>
-        </w:rPr>
-        <w:t xml:space="preserve">      context: ./A2C.CRM.Api</w:t>
+        <w:rPr>
+          <w:rFonts w:ascii="Cascadia Mono" w:hAnsi="Cascadia Mono" w:cs="Cascadia Mono"/>
+          <w:color w:val="008000"/>
+          <w:sz w:val="19"/>
+          <w:szCs w:val="19"/>
+          <w:highlight w:val="white"/>
+          <w:lang w:val="en-IL" w:bidi="he-IL"/>
+        </w:rPr>
+      </w:pPr>
+      <w:r>
+        <w:rPr>
+          <w:rFonts w:ascii="Cascadia Mono" w:hAnsi="Cascadia Mono" w:cs="Cascadia Mono"/>
+          <w:color w:val="008000"/>
+          <w:sz w:val="19"/>
+          <w:szCs w:val="19"/>
+          <w:highlight w:val="white"/>
+          <w:lang w:val="en-IL" w:bidi="he-IL"/>
+        </w:rPr>
+        <w:t># WORKDIR "/</w:t>
+      </w:r>
+      <w:proofErr w:type="spellStart"/>
+      <w:r>
+        <w:rPr>
+          <w:rFonts w:ascii="Cascadia Mono" w:hAnsi="Cascadia Mono" w:cs="Cascadia Mono"/>
+          <w:color w:val="008000"/>
+          <w:sz w:val="19"/>
+          <w:szCs w:val="19"/>
+          <w:highlight w:val="white"/>
+          <w:lang w:val="en-IL" w:bidi="he-IL"/>
+        </w:rPr>
+        <w:t>src</w:t>
+      </w:r>
+      <w:proofErr w:type="spellEnd"/>
+      <w:r>
+        <w:rPr>
+          <w:rFonts w:ascii="Cascadia Mono" w:hAnsi="Cascadia Mono" w:cs="Cascadia Mono"/>
+          <w:color w:val="008000"/>
+          <w:sz w:val="19"/>
+          <w:szCs w:val="19"/>
+          <w:highlight w:val="white"/>
+          <w:lang w:val="en-IL" w:bidi="he-IL"/>
+        </w:rPr>
+        <w:t>/A2C.CRM.Api"</w:t>
       </w:r>
     </w:p>
     <w:p>
       <w:pPr>
-        <w:spacing w:after="0"/>
-        <w:rPr>
-          <w:lang w:eastAsia="ja-JP"/>
-        </w:rPr>
-      </w:pPr>
-      <w:r>
-        <w:rPr>
-          <w:lang w:eastAsia="ja-JP"/>
-        </w:rPr>
-        <w:t xml:space="preserve">      dockerfile: Dockerfile</w:t>
+        <w:rPr>
+          <w:rFonts w:ascii="Cascadia Mono" w:hAnsi="Cascadia Mono" w:cs="Cascadia Mono"/>
+          <w:color w:val="008000"/>
+          <w:sz w:val="19"/>
+          <w:szCs w:val="19"/>
+          <w:highlight w:val="white"/>
+          <w:lang w:val="en-IL" w:bidi="he-IL"/>
+        </w:rPr>
+      </w:pPr>
+      <w:r>
+        <w:rPr>
+          <w:rFonts w:ascii="Cascadia Mono" w:hAnsi="Cascadia Mono" w:cs="Cascadia Mono"/>
+          <w:color w:val="008000"/>
+          <w:sz w:val="19"/>
+          <w:szCs w:val="19"/>
+          <w:highlight w:val="white"/>
+          <w:lang w:val="en-IL" w:bidi="he-IL"/>
+        </w:rPr>
+        <w:t>RUN dotnet build "./A2C.CRM.Api.csproj" -c $BUILD_CONFIGURATION -o /app/build</w:t>
       </w:r>
     </w:p>
     <w:p>
       <w:pPr>
-        <w:spacing w:after="0"/>
-        <w:rPr>
-          <w:lang w:eastAsia="ja-JP"/>
-        </w:rPr>
-      </w:pPr>
-      <w:r>
-        <w:rPr>
-          <w:lang w:eastAsia="ja-JP"/>
-        </w:rPr>
-        <w:t xml:space="preserve">    ports:</w:t>
+        <w:rPr>
+          <w:rFonts w:ascii="Cascadia Mono" w:hAnsi="Cascadia Mono" w:cs="Cascadia Mono"/>
+          <w:color w:val="008000"/>
+          <w:sz w:val="19"/>
+          <w:szCs w:val="19"/>
+          <w:highlight w:val="white"/>
+          <w:lang w:val="en-IL" w:bidi="he-IL"/>
+        </w:rPr>
+      </w:pPr>
+      <w:r>
+        <w:rPr>
+          <w:rFonts w:ascii="Cascadia Mono" w:hAnsi="Cascadia Mono" w:cs="Cascadia Mono"/>
+          <w:color w:val="008000"/>
+          <w:sz w:val="19"/>
+          <w:szCs w:val="19"/>
+          <w:highlight w:val="white"/>
+          <w:lang w:val="en-IL" w:bidi="he-IL"/>
+        </w:rPr>
+        <w:t># This stage is used to publish the service project to be copied to the final stage</w:t>
       </w:r>
     </w:p>
     <w:p>
       <w:pPr>
-        <w:spacing w:after="0"/>
-        <w:rPr>
-          <w:lang w:eastAsia="ja-JP"/>
-        </w:rPr>
-      </w:pPr>
-      <w:r>
-        <w:rPr>
-          <w:lang w:eastAsia="ja-JP"/>
-        </w:rPr>
-        <w:t xml:space="preserve">      - "8080:80"</w:t>
+        <w:rPr>
+          <w:rFonts w:ascii="Cascadia Mono" w:hAnsi="Cascadia Mono" w:cs="Cascadia Mono"/>
+          <w:color w:val="008000"/>
+          <w:sz w:val="19"/>
+          <w:szCs w:val="19"/>
+          <w:highlight w:val="white"/>
+          <w:lang w:val="en-IL" w:bidi="he-IL"/>
+        </w:rPr>
+      </w:pPr>
+      <w:r>
+        <w:rPr>
+          <w:rFonts w:ascii="Cascadia Mono" w:hAnsi="Cascadia Mono" w:cs="Cascadia Mono"/>
+          <w:color w:val="008000"/>
+          <w:sz w:val="19"/>
+          <w:szCs w:val="19"/>
+          <w:highlight w:val="white"/>
+          <w:lang w:val="en-IL" w:bidi="he-IL"/>
+        </w:rPr>
+        <w:t>FROM build AS publish</w:t>
       </w:r>
     </w:p>
     <w:p>
       <w:pPr>
-        <w:spacing w:after="0"/>
-        <w:rPr>
-          <w:lang w:eastAsia="ja-JP"/>
-        </w:rPr>
-      </w:pPr>
-      <w:r>
-        <w:rPr>
-          <w:lang w:eastAsia="ja-JP"/>
-        </w:rPr>
-        <w:t xml:space="preserve">    depends_on:</w:t>
+        <w:rPr>
+          <w:rFonts w:ascii="Cascadia Mono" w:hAnsi="Cascadia Mono" w:cs="Cascadia Mono"/>
+          <w:color w:val="008000"/>
+          <w:sz w:val="19"/>
+          <w:szCs w:val="19"/>
+          <w:highlight w:val="white"/>
+          <w:lang w:val="en-IL" w:bidi="he-IL"/>
+        </w:rPr>
+      </w:pPr>
+      <w:r>
+        <w:rPr>
+          <w:rFonts w:ascii="Cascadia Mono" w:hAnsi="Cascadia Mono" w:cs="Cascadia Mono"/>
+          <w:color w:val="008000"/>
+          <w:sz w:val="19"/>
+          <w:szCs w:val="19"/>
+          <w:highlight w:val="white"/>
+          <w:lang w:val="en-IL" w:bidi="he-IL"/>
+        </w:rPr>
+        <w:t>ARG BUILD_CONFIGURATION=Release</w:t>
       </w:r>
     </w:p>
     <w:p>
       <w:pPr>
-        <w:spacing w:after="0"/>
-        <w:rPr>
-          <w:lang w:eastAsia="ja-JP"/>
-        </w:rPr>
-      </w:pPr>
-      <w:r>
-        <w:rPr>
-          <w:lang w:eastAsia="ja-JP"/>
-        </w:rPr>
-        <w:t xml:space="preserve">      - db</w:t>
+        <w:rPr>
+          <w:rFonts w:ascii="Cascadia Mono" w:hAnsi="Cascadia Mono" w:cs="Cascadia Mono"/>
+          <w:color w:val="008000"/>
+          <w:sz w:val="19"/>
+          <w:szCs w:val="19"/>
+          <w:highlight w:val="white"/>
+          <w:lang w:val="en-IL" w:bidi="he-IL"/>
+        </w:rPr>
+      </w:pPr>
+      <w:r>
+        <w:rPr>
+          <w:rFonts w:ascii="Cascadia Mono" w:hAnsi="Cascadia Mono" w:cs="Cascadia Mono"/>
+          <w:color w:val="008000"/>
+          <w:sz w:val="19"/>
+          <w:szCs w:val="19"/>
+          <w:highlight w:val="white"/>
+          <w:lang w:val="en-IL" w:bidi="he-IL"/>
+        </w:rPr>
+        <w:t>RUN dotnet publish "./A2C.CRM.Api.csproj" -c $BUILD_CONFIGURATION -o /app/publish /</w:t>
+      </w:r>
+      <w:proofErr w:type="spellStart"/>
+      <w:proofErr w:type="gramStart"/>
+      <w:r>
+        <w:rPr>
+          <w:rFonts w:ascii="Cascadia Mono" w:hAnsi="Cascadia Mono" w:cs="Cascadia Mono"/>
+          <w:color w:val="008000"/>
+          <w:sz w:val="19"/>
+          <w:szCs w:val="19"/>
+          <w:highlight w:val="white"/>
+          <w:lang w:val="en-IL" w:bidi="he-IL"/>
+        </w:rPr>
+        <w:t>p:UseAppHost</w:t>
+      </w:r>
+      <w:proofErr w:type="spellEnd"/>
+      <w:proofErr w:type="gramEnd"/>
+      <w:r>
+        <w:rPr>
+          <w:rFonts w:ascii="Cascadia Mono" w:hAnsi="Cascadia Mono" w:cs="Cascadia Mono"/>
+          <w:color w:val="008000"/>
+          <w:sz w:val="19"/>
+          <w:szCs w:val="19"/>
+          <w:highlight w:val="white"/>
+          <w:lang w:val="en-IL" w:bidi="he-IL"/>
+        </w:rPr>
+        <w:t>=false</w:t>
       </w:r>
     </w:p>
     <w:p>
       <w:pPr>
-        <w:spacing w:after="0"/>
-        <w:rPr>
-          <w:lang w:eastAsia="ja-JP"/>
-        </w:rPr>
-      </w:pPr>
-      <w:r>
-        <w:rPr>
-          <w:lang w:eastAsia="ja-JP"/>
-        </w:rPr>
-        <w:t xml:space="preserve">    environment:</w:t>
+        <w:rPr>
+          <w:rFonts w:ascii="Cascadia Mono" w:hAnsi="Cascadia Mono" w:cs="Cascadia Mono"/>
+          <w:color w:val="008000"/>
+          <w:sz w:val="19"/>
+          <w:szCs w:val="19"/>
+          <w:highlight w:val="white"/>
+          <w:lang w:val="en-IL" w:bidi="he-IL"/>
+        </w:rPr>
+      </w:pPr>
+      <w:r>
+        <w:rPr>
+          <w:rFonts w:ascii="Cascadia Mono" w:hAnsi="Cascadia Mono" w:cs="Cascadia Mono"/>
+          <w:color w:val="008000"/>
+          <w:sz w:val="19"/>
+          <w:szCs w:val="19"/>
+          <w:highlight w:val="white"/>
+          <w:lang w:val="en-IL" w:bidi="he-IL"/>
+        </w:rPr>
+        <w:t># This stage is used in production or when running from VS in regular mode (Default when not using the Debug configuration)</w:t>
       </w:r>
     </w:p>
     <w:p>
       <w:pPr>
-        <w:spacing w:after="0"/>
-        <w:rPr>
-          <w:lang w:eastAsia="ja-JP"/>
-        </w:rPr>
-      </w:pPr>
-      <w:r>
-        <w:rPr>
-          <w:lang w:eastAsia="ja-JP"/>
-        </w:rPr>
-        <w:t xml:space="preserve">      - ConnectionStrings__DefaultConnection=Host=</w:t>
-      </w:r>
-      <w:proofErr w:type="gramStart"/>
-      <w:r>
-        <w:rPr>
-          <w:lang w:eastAsia="ja-JP"/>
-        </w:rPr>
-        <w:t>db;Port</w:t>
-      </w:r>
-      <w:proofErr w:type="gramEnd"/>
-      <w:r>
-        <w:rPr>
-          <w:lang w:eastAsia="ja-JP"/>
-        </w:rPr>
-        <w:t>=</w:t>
-      </w:r>
-      <w:proofErr w:type="gramStart"/>
-      <w:r>
-        <w:rPr>
-          <w:lang w:eastAsia="ja-JP"/>
-        </w:rPr>
-        <w:t>5432;Database</w:t>
-      </w:r>
-      <w:proofErr w:type="gramEnd"/>
-      <w:r>
-        <w:rPr>
-          <w:lang w:eastAsia="ja-JP"/>
-        </w:rPr>
-        <w:t>=a2c_</w:t>
-      </w:r>
-      <w:proofErr w:type="gramStart"/>
-      <w:r>
-        <w:rPr>
-          <w:lang w:eastAsia="ja-JP"/>
-        </w:rPr>
-        <w:t>crm;Username</w:t>
-      </w:r>
-      <w:proofErr w:type="gramEnd"/>
-      <w:r>
-        <w:rPr>
-          <w:lang w:eastAsia="ja-JP"/>
-        </w:rPr>
-        <w:t>=</w:t>
-      </w:r>
-      <w:proofErr w:type="gramStart"/>
-      <w:r>
-        <w:rPr>
-          <w:lang w:eastAsia="ja-JP"/>
-        </w:rPr>
-        <w:t>postgres;Password</w:t>
-      </w:r>
-      <w:proofErr w:type="gramEnd"/>
-      <w:r>
-        <w:rPr>
-          <w:lang w:eastAsia="ja-JP"/>
-        </w:rPr>
-        <w:t>=postgres</w:t>
+        <w:rPr>
+          <w:rFonts w:ascii="Cascadia Mono" w:hAnsi="Cascadia Mono" w:cs="Cascadia Mono"/>
+          <w:color w:val="008000"/>
+          <w:sz w:val="19"/>
+          <w:szCs w:val="19"/>
+          <w:highlight w:val="white"/>
+          <w:lang w:val="en-IL" w:bidi="he-IL"/>
+        </w:rPr>
+      </w:pPr>
+      <w:r>
+        <w:rPr>
+          <w:rFonts w:ascii="Cascadia Mono" w:hAnsi="Cascadia Mono" w:cs="Cascadia Mono"/>
+          <w:color w:val="008000"/>
+          <w:sz w:val="19"/>
+          <w:szCs w:val="19"/>
+          <w:highlight w:val="white"/>
+          <w:lang w:val="en-IL" w:bidi="he-IL"/>
+        </w:rPr>
+        <w:t>FROM base AS final</w:t>
       </w:r>
     </w:p>
     <w:p>
       <w:pPr>
-        <w:spacing w:after="0"/>
-        <w:rPr>
-          <w:lang w:eastAsia="ja-JP"/>
-        </w:rPr>
-      </w:pPr>
+        <w:rPr>
+          <w:rFonts w:ascii="Cascadia Mono" w:hAnsi="Cascadia Mono" w:cs="Cascadia Mono"/>
+          <w:color w:val="008000"/>
+          <w:sz w:val="19"/>
+          <w:szCs w:val="19"/>
+          <w:highlight w:val="white"/>
+          <w:lang w:val="en-IL" w:bidi="he-IL"/>
+        </w:rPr>
+      </w:pPr>
+      <w:r>
+        <w:rPr>
+          <w:rFonts w:ascii="Cascadia Mono" w:hAnsi="Cascadia Mono" w:cs="Cascadia Mono"/>
+          <w:color w:val="008000"/>
+          <w:sz w:val="19"/>
+          <w:szCs w:val="19"/>
+          <w:highlight w:val="white"/>
+          <w:lang w:val="en-IL" w:bidi="he-IL"/>
+        </w:rPr>
+        <w:t>WORKDIR /app</w:t>
+      </w:r>
     </w:p>
     <w:p>
       <w:pPr>
-        <w:spacing w:after="0"/>
-        <w:rPr>
-          <w:lang w:eastAsia="ja-JP"/>
-        </w:rPr>
-      </w:pPr>
-      <w:r>
-        <w:rPr>
-          <w:lang w:eastAsia="ja-JP"/>
-        </w:rPr>
-        <w:t xml:space="preserve">  db:</w:t>
-      </w:r>
+        <w:rPr>
+          <w:rFonts w:ascii="Cascadia Mono" w:hAnsi="Cascadia Mono" w:cs="Cascadia Mono"/>
+          <w:color w:val="008000"/>
+          <w:sz w:val="19"/>
+          <w:szCs w:val="19"/>
+          <w:highlight w:val="white"/>
+          <w:lang w:val="en-IL" w:bidi="he-IL"/>
+        </w:rPr>
+      </w:pPr>
+      <w:r>
+        <w:rPr>
+          <w:rFonts w:ascii="Cascadia Mono" w:hAnsi="Cascadia Mono" w:cs="Cascadia Mono"/>
+          <w:color w:val="008000"/>
+          <w:sz w:val="19"/>
+          <w:szCs w:val="19"/>
+          <w:highlight w:val="white"/>
+          <w:lang w:val="en-IL" w:bidi="he-IL"/>
+        </w:rPr>
+        <w:t>COPY --from=publish /app/</w:t>
+      </w:r>
+      <w:proofErr w:type="gramStart"/>
+      <w:r>
+        <w:rPr>
+          <w:rFonts w:ascii="Cascadia Mono" w:hAnsi="Cascadia Mono" w:cs="Cascadia Mono"/>
+          <w:color w:val="008000"/>
+          <w:sz w:val="19"/>
+          <w:szCs w:val="19"/>
+          <w:highlight w:val="white"/>
+          <w:lang w:val="en-IL" w:bidi="he-IL"/>
+        </w:rPr>
+        <w:t>publish .</w:t>
+      </w:r>
+      <w:proofErr w:type="gramEnd"/>
     </w:p>
     <w:p>
       <w:pPr>
-        <w:spacing w:after="0"/>
         <w:rPr>
           <w:lang w:eastAsia="ja-JP"/>
         </w:rPr>
       </w:pPr>
       <w:r>
         <w:rPr>
-          <w:lang w:eastAsia="ja-JP"/>
-        </w:rPr>
-        <w:t xml:space="preserve">    image: postgres:15</w:t>
+          <w:rFonts w:ascii="Cascadia Mono" w:hAnsi="Cascadia Mono" w:cs="Cascadia Mono"/>
+          <w:color w:val="008000"/>
+          <w:sz w:val="19"/>
+          <w:szCs w:val="19"/>
+          <w:highlight w:val="white"/>
+          <w:lang w:val="en-IL" w:bidi="he-IL"/>
+        </w:rPr>
+        <w:lastRenderedPageBreak/>
+        <w:t>ENTRYPOINT ["dotnet", "A2C.CRM.Api.dll"]</w:t>
       </w:r>
     </w:p>
     <w:p>
       <w:pPr>
-        <w:spacing w:after="0"/>
-        <w:rPr>
+        <w:pStyle w:val="Heading1"/>
+        <w:numPr>
+          <w:ilvl w:val="0"/>
+          <w:numId w:val="14"/>
+        </w:numPr>
+        <w:tabs>
+          <w:tab w:val="num" w:pos="360"/>
+        </w:tabs>
+        <w:rPr>
+          <w:rFonts w:cstheme="majorHAnsi"/>
           <w:lang w:eastAsia="ja-JP"/>
         </w:rPr>
       </w:pPr>
-      <w:r>
-        <w:rPr>
+      <w:bookmarkStart w:id="42" w:name="_Toc206171177"/>
+      <w:r>
+        <w:rPr>
+          <w:rFonts w:cstheme="majorHAnsi" w:hint="eastAsia"/>
           <w:lang w:eastAsia="ja-JP"/>
         </w:rPr>
-        <w:t xml:space="preserve">    restart: always</w:t>
-      </w:r>
+        <w:t>Docker-Compose</w:t>
+      </w:r>
+      <w:bookmarkEnd w:id="42"/>
     </w:p>
     <w:p>
       <w:pPr>
@@ -10700,7 +10930,7 @@
         <w:rPr>
           <w:lang w:eastAsia="ja-JP"/>
         </w:rPr>
-        <w:t xml:space="preserve">    environment:</w:t>
+        <w:t>services:</w:t>
       </w:r>
     </w:p>
     <w:p>
@@ -10714,7 +10944,21 @@
         <w:rPr>
           <w:lang w:eastAsia="ja-JP"/>
         </w:rPr>
-        <w:t xml:space="preserve">      POSTGRES_DB: a2c_crm</w:t>
+        <w:t xml:space="preserve">  </w:t>
+      </w:r>
+      <w:proofErr w:type="spellStart"/>
+      <w:r>
+        <w:rPr>
+          <w:lang w:eastAsia="ja-JP"/>
+        </w:rPr>
+        <w:t>api</w:t>
+      </w:r>
+      <w:proofErr w:type="spellEnd"/>
+      <w:r>
+        <w:rPr>
+          <w:lang w:eastAsia="ja-JP"/>
+        </w:rPr>
+        <w:t>:</w:t>
       </w:r>
     </w:p>
     <w:p>
@@ -10728,7 +10972,7 @@
         <w:rPr>
           <w:lang w:eastAsia="ja-JP"/>
         </w:rPr>
-        <w:t xml:space="preserve">      POSTGRES_USER: postgres</w:t>
+        <w:t xml:space="preserve">    build:</w:t>
       </w:r>
     </w:p>
     <w:p>
@@ -10742,7 +10986,7 @@
         <w:rPr>
           <w:lang w:eastAsia="ja-JP"/>
         </w:rPr>
-        <w:t xml:space="preserve">      POSTGRES_PASSWORD: postgres</w:t>
+        <w:t xml:space="preserve">      context: ./A2C.CRM.Api</w:t>
       </w:r>
     </w:p>
     <w:p>
@@ -10756,8 +11000,30 @@
         <w:rPr>
           <w:lang w:eastAsia="ja-JP"/>
         </w:rPr>
-        <w:t xml:space="preserve">    ports:</w:t>
-      </w:r>
+        <w:t xml:space="preserve">      </w:t>
+      </w:r>
+      <w:proofErr w:type="spellStart"/>
+      <w:r>
+        <w:rPr>
+          <w:lang w:eastAsia="ja-JP"/>
+        </w:rPr>
+        <w:t>dockerfile</w:t>
+      </w:r>
+      <w:proofErr w:type="spellEnd"/>
+      <w:r>
+        <w:rPr>
+          <w:lang w:eastAsia="ja-JP"/>
+        </w:rPr>
+        <w:t xml:space="preserve">: </w:t>
+      </w:r>
+      <w:proofErr w:type="spellStart"/>
+      <w:r>
+        <w:rPr>
+          <w:lang w:eastAsia="ja-JP"/>
+        </w:rPr>
+        <w:t>Dockerfile</w:t>
+      </w:r>
+      <w:proofErr w:type="spellEnd"/>
     </w:p>
     <w:p>
       <w:pPr>
@@ -10770,7 +11036,7 @@
         <w:rPr>
           <w:lang w:eastAsia="ja-JP"/>
         </w:rPr>
-        <w:t xml:space="preserve">      - "5432:5432"</w:t>
+        <w:t xml:space="preserve">    ports:</w:t>
       </w:r>
     </w:p>
     <w:p>
@@ -10784,8 +11050,7 @@
         <w:rPr>
           <w:lang w:eastAsia="ja-JP"/>
         </w:rPr>
-        <w:lastRenderedPageBreak/>
-        <w:t xml:space="preserve">    volumes:</w:t>
+        <w:t xml:space="preserve">      - "8080:80"</w:t>
       </w:r>
     </w:p>
     <w:p>
@@ -10799,7 +11064,21 @@
         <w:rPr>
           <w:lang w:eastAsia="ja-JP"/>
         </w:rPr>
-        <w:t xml:space="preserve">      - pgdata:/var/lib/postgresql/data</w:t>
+        <w:t xml:space="preserve">    </w:t>
+      </w:r>
+      <w:proofErr w:type="spellStart"/>
+      <w:r>
+        <w:rPr>
+          <w:lang w:eastAsia="ja-JP"/>
+        </w:rPr>
+        <w:t>depends_on</w:t>
+      </w:r>
+      <w:proofErr w:type="spellEnd"/>
+      <w:r>
+        <w:rPr>
+          <w:lang w:eastAsia="ja-JP"/>
+        </w:rPr>
+        <w:t>:</w:t>
       </w:r>
     </w:p>
     <w:p>
@@ -10813,8 +11092,16 @@
         <w:rPr>
           <w:lang w:eastAsia="ja-JP"/>
         </w:rPr>
-        <w:t>volumes:</w:t>
-      </w:r>
+        <w:t xml:space="preserve">      - </w:t>
+      </w:r>
+      <w:proofErr w:type="spellStart"/>
+      <w:r>
+        <w:rPr>
+          <w:lang w:eastAsia="ja-JP"/>
+        </w:rPr>
+        <w:t>db</w:t>
+      </w:r>
+      <w:proofErr w:type="spellEnd"/>
     </w:p>
     <w:p>
       <w:pPr>
@@ -10827,7 +11114,946 @@
         <w:rPr>
           <w:lang w:eastAsia="ja-JP"/>
         </w:rPr>
-        <w:t xml:space="preserve">  pgdata:</w:t>
+        <w:t xml:space="preserve">    environment:</w:t>
+      </w:r>
+    </w:p>
+    <w:p>
+      <w:pPr>
+        <w:spacing w:after="0"/>
+        <w:rPr>
+          <w:lang w:eastAsia="ja-JP"/>
+        </w:rPr>
+      </w:pPr>
+      <w:r>
+        <w:rPr>
+          <w:lang w:eastAsia="ja-JP"/>
+        </w:rPr>
+        <w:t xml:space="preserve">      -ConnectionStrings__DefaultConnection=Host=</w:t>
+      </w:r>
+      <w:proofErr w:type="gramStart"/>
+      <w:r>
+        <w:rPr>
+          <w:lang w:eastAsia="ja-JP"/>
+        </w:rPr>
+        <w:t>db;Port</w:t>
+      </w:r>
+      <w:proofErr w:type="gramEnd"/>
+      <w:r>
+        <w:rPr>
+          <w:lang w:eastAsia="ja-JP"/>
+        </w:rPr>
+        <w:t>=</w:t>
+      </w:r>
+      <w:proofErr w:type="gramStart"/>
+      <w:r>
+        <w:rPr>
+          <w:lang w:eastAsia="ja-JP"/>
+        </w:rPr>
+        <w:t>5432;Database</w:t>
+      </w:r>
+      <w:proofErr w:type="gramEnd"/>
+      <w:r>
+        <w:rPr>
+          <w:lang w:eastAsia="ja-JP"/>
+        </w:rPr>
+        <w:t>=a2c_</w:t>
+      </w:r>
+      <w:proofErr w:type="gramStart"/>
+      <w:r>
+        <w:rPr>
+          <w:lang w:eastAsia="ja-JP"/>
+        </w:rPr>
+        <w:t>crm;Username</w:t>
+      </w:r>
+      <w:proofErr w:type="gramEnd"/>
+      <w:r>
+        <w:rPr>
+          <w:lang w:eastAsia="ja-JP"/>
+        </w:rPr>
+        <w:t>=</w:t>
+      </w:r>
+      <w:proofErr w:type="gramStart"/>
+      <w:r>
+        <w:rPr>
+          <w:lang w:eastAsia="ja-JP"/>
+        </w:rPr>
+        <w:t>postgres;Password</w:t>
+      </w:r>
+      <w:proofErr w:type="gramEnd"/>
+      <w:r>
+        <w:rPr>
+          <w:lang w:eastAsia="ja-JP"/>
+        </w:rPr>
+        <w:t>=postgres</w:t>
+      </w:r>
+    </w:p>
+    <w:p>
+      <w:pPr>
+        <w:spacing w:after="0"/>
+        <w:rPr>
+          <w:lang w:eastAsia="ja-JP"/>
+        </w:rPr>
+      </w:pPr>
+      <w:r>
+        <w:rPr>
+          <w:lang w:eastAsia="ja-JP"/>
+        </w:rPr>
+        <w:t xml:space="preserve">  </w:t>
+      </w:r>
+      <w:proofErr w:type="spellStart"/>
+      <w:r>
+        <w:rPr>
+          <w:lang w:eastAsia="ja-JP"/>
+        </w:rPr>
+        <w:t>db</w:t>
+      </w:r>
+      <w:proofErr w:type="spellEnd"/>
+      <w:r>
+        <w:rPr>
+          <w:lang w:eastAsia="ja-JP"/>
+        </w:rPr>
+        <w:t>:</w:t>
+      </w:r>
+    </w:p>
+    <w:p>
+      <w:pPr>
+        <w:spacing w:after="0"/>
+        <w:rPr>
+          <w:lang w:eastAsia="ja-JP"/>
+        </w:rPr>
+      </w:pPr>
+      <w:r>
+        <w:rPr>
+          <w:lang w:eastAsia="ja-JP"/>
+        </w:rPr>
+        <w:t xml:space="preserve">    image: postgres:15</w:t>
+      </w:r>
+    </w:p>
+    <w:p>
+      <w:pPr>
+        <w:spacing w:after="0"/>
+        <w:rPr>
+          <w:lang w:eastAsia="ja-JP"/>
+        </w:rPr>
+      </w:pPr>
+      <w:r>
+        <w:rPr>
+          <w:lang w:eastAsia="ja-JP"/>
+        </w:rPr>
+        <w:t xml:space="preserve">    restart: always</w:t>
+      </w:r>
+    </w:p>
+    <w:p>
+      <w:pPr>
+        <w:spacing w:after="0"/>
+        <w:rPr>
+          <w:lang w:eastAsia="ja-JP"/>
+        </w:rPr>
+      </w:pPr>
+      <w:r>
+        <w:rPr>
+          <w:lang w:eastAsia="ja-JP"/>
+        </w:rPr>
+        <w:t xml:space="preserve">    environment:</w:t>
+      </w:r>
+    </w:p>
+    <w:p>
+      <w:pPr>
+        <w:spacing w:after="0"/>
+        <w:rPr>
+          <w:lang w:eastAsia="ja-JP"/>
+        </w:rPr>
+      </w:pPr>
+      <w:r>
+        <w:rPr>
+          <w:lang w:eastAsia="ja-JP"/>
+        </w:rPr>
+        <w:t xml:space="preserve">      POSTGRES_DB: a2c_crm</w:t>
+      </w:r>
+    </w:p>
+    <w:p>
+      <w:pPr>
+        <w:spacing w:after="0"/>
+        <w:rPr>
+          <w:lang w:eastAsia="ja-JP"/>
+        </w:rPr>
+      </w:pPr>
+      <w:r>
+        <w:rPr>
+          <w:lang w:eastAsia="ja-JP"/>
+        </w:rPr>
+        <w:t xml:space="preserve">      POSTGRES_USER: </w:t>
+      </w:r>
+      <w:proofErr w:type="spellStart"/>
+      <w:r>
+        <w:rPr>
+          <w:lang w:eastAsia="ja-JP"/>
+        </w:rPr>
+        <w:t>postgres</w:t>
+      </w:r>
+      <w:proofErr w:type="spellEnd"/>
+    </w:p>
+    <w:p>
+      <w:pPr>
+        <w:spacing w:after="0"/>
+        <w:rPr>
+          <w:lang w:eastAsia="ja-JP"/>
+        </w:rPr>
+      </w:pPr>
+      <w:r>
+        <w:rPr>
+          <w:lang w:eastAsia="ja-JP"/>
+        </w:rPr>
+        <w:t xml:space="preserve">      POSTGRES_PASSWORD: </w:t>
+      </w:r>
+      <w:proofErr w:type="spellStart"/>
+      <w:r>
+        <w:rPr>
+          <w:lang w:eastAsia="ja-JP"/>
+        </w:rPr>
+        <w:t>postgres</w:t>
+      </w:r>
+      <w:proofErr w:type="spellEnd"/>
+    </w:p>
+    <w:p>
+      <w:pPr>
+        <w:spacing w:after="0"/>
+        <w:rPr>
+          <w:lang w:eastAsia="ja-JP"/>
+        </w:rPr>
+      </w:pPr>
+      <w:r>
+        <w:rPr>
+          <w:lang w:eastAsia="ja-JP"/>
+        </w:rPr>
+        <w:t xml:space="preserve">    ports:</w:t>
+      </w:r>
+    </w:p>
+    <w:p>
+      <w:pPr>
+        <w:spacing w:after="0"/>
+        <w:rPr>
+          <w:lang w:eastAsia="ja-JP"/>
+        </w:rPr>
+      </w:pPr>
+      <w:r>
+        <w:rPr>
+          <w:lang w:eastAsia="ja-JP"/>
+        </w:rPr>
+        <w:t xml:space="preserve">      - "5432:5432"</w:t>
+      </w:r>
+    </w:p>
+    <w:p>
+      <w:pPr>
+        <w:spacing w:after="0"/>
+        <w:rPr>
+          <w:lang w:eastAsia="ja-JP"/>
+        </w:rPr>
+      </w:pPr>
+      <w:r>
+        <w:rPr>
+          <w:lang w:eastAsia="ja-JP"/>
+        </w:rPr>
+        <w:t xml:space="preserve">    volumes:</w:t>
+      </w:r>
+    </w:p>
+    <w:p>
+      <w:pPr>
+        <w:spacing w:after="0"/>
+        <w:rPr>
+          <w:lang w:eastAsia="ja-JP"/>
+        </w:rPr>
+      </w:pPr>
+      <w:r>
+        <w:rPr>
+          <w:lang w:eastAsia="ja-JP"/>
+        </w:rPr>
+        <w:t xml:space="preserve">      - </w:t>
+      </w:r>
+      <w:proofErr w:type="spellStart"/>
+      <w:r>
+        <w:rPr>
+          <w:lang w:eastAsia="ja-JP"/>
+        </w:rPr>
+        <w:t>pgdata</w:t>
+      </w:r>
+      <w:proofErr w:type="spellEnd"/>
+      <w:r>
+        <w:rPr>
+          <w:lang w:eastAsia="ja-JP"/>
+        </w:rPr>
+        <w:t>:/var/lib/</w:t>
+      </w:r>
+      <w:proofErr w:type="spellStart"/>
+      <w:r>
+        <w:rPr>
+          <w:lang w:eastAsia="ja-JP"/>
+        </w:rPr>
+        <w:t>postgresql</w:t>
+      </w:r>
+      <w:proofErr w:type="spellEnd"/>
+      <w:r>
+        <w:rPr>
+          <w:lang w:eastAsia="ja-JP"/>
+        </w:rPr>
+        <w:t>/data</w:t>
+      </w:r>
+    </w:p>
+    <w:p>
+      <w:pPr>
+        <w:spacing w:after="0"/>
+        <w:rPr>
+          <w:lang w:eastAsia="ja-JP"/>
+        </w:rPr>
+      </w:pPr>
+      <w:r>
+        <w:rPr>
+          <w:lang w:eastAsia="ja-JP"/>
+        </w:rPr>
+        <w:t>volumes:</w:t>
+      </w:r>
+    </w:p>
+    <w:p>
+      <w:pPr>
+        <w:spacing w:after="0"/>
+        <w:rPr>
+          <w:lang w:eastAsia="ja-JP"/>
+        </w:rPr>
+      </w:pPr>
+      <w:r>
+        <w:rPr>
+          <w:lang w:eastAsia="ja-JP"/>
+        </w:rPr>
+        <w:t xml:space="preserve">  </w:t>
+      </w:r>
+      <w:proofErr w:type="spellStart"/>
+      <w:r>
+        <w:rPr>
+          <w:lang w:eastAsia="ja-JP"/>
+        </w:rPr>
+        <w:t>pgdata</w:t>
+      </w:r>
+      <w:proofErr w:type="spellEnd"/>
+      <w:r>
+        <w:rPr>
+          <w:lang w:eastAsia="ja-JP"/>
+        </w:rPr>
+        <w:t>:</w:t>
+      </w:r>
+    </w:p>
+    <w:p>
+      <w:pPr>
+        <w:spacing w:after="0"/>
+        <w:rPr>
+          <w:lang w:eastAsia="ja-JP"/>
+        </w:rPr>
+      </w:pPr>
+      <w:r>
+        <w:rPr>
+          <w:lang w:eastAsia="ja-JP"/>
+        </w:rPr>
+        <w:t>services:</w:t>
+      </w:r>
+    </w:p>
+    <w:p>
+      <w:pPr>
+        <w:spacing w:after="0"/>
+        <w:rPr>
+          <w:lang w:eastAsia="ja-JP"/>
+        </w:rPr>
+      </w:pPr>
+      <w:r>
+        <w:rPr>
+          <w:lang w:eastAsia="ja-JP"/>
+        </w:rPr>
+        <w:t xml:space="preserve">  </w:t>
+      </w:r>
+      <w:proofErr w:type="spellStart"/>
+      <w:r>
+        <w:rPr>
+          <w:lang w:eastAsia="ja-JP"/>
+        </w:rPr>
+        <w:t>api</w:t>
+      </w:r>
+      <w:proofErr w:type="spellEnd"/>
+      <w:r>
+        <w:rPr>
+          <w:lang w:eastAsia="ja-JP"/>
+        </w:rPr>
+        <w:t>:</w:t>
+      </w:r>
+    </w:p>
+    <w:p>
+      <w:pPr>
+        <w:spacing w:after="0"/>
+        <w:rPr>
+          <w:lang w:eastAsia="ja-JP"/>
+        </w:rPr>
+      </w:pPr>
+      <w:r>
+        <w:rPr>
+          <w:lang w:eastAsia="ja-JP"/>
+        </w:rPr>
+        <w:t xml:space="preserve">    build:</w:t>
+      </w:r>
+    </w:p>
+    <w:p>
+      <w:pPr>
+        <w:spacing w:after="0"/>
+        <w:rPr>
+          <w:lang w:eastAsia="ja-JP"/>
+        </w:rPr>
+      </w:pPr>
+      <w:r>
+        <w:rPr>
+          <w:lang w:eastAsia="ja-JP"/>
+        </w:rPr>
+        <w:t xml:space="preserve">      context: ./A2C.CRM.Api</w:t>
+      </w:r>
+    </w:p>
+    <w:p>
+      <w:pPr>
+        <w:spacing w:after="0"/>
+        <w:rPr>
+          <w:lang w:eastAsia="ja-JP"/>
+        </w:rPr>
+      </w:pPr>
+      <w:r>
+        <w:rPr>
+          <w:lang w:eastAsia="ja-JP"/>
+        </w:rPr>
+        <w:t xml:space="preserve">      </w:t>
+      </w:r>
+      <w:proofErr w:type="spellStart"/>
+      <w:r>
+        <w:rPr>
+          <w:lang w:eastAsia="ja-JP"/>
+        </w:rPr>
+        <w:t>dockerfile</w:t>
+      </w:r>
+      <w:proofErr w:type="spellEnd"/>
+      <w:r>
+        <w:rPr>
+          <w:lang w:eastAsia="ja-JP"/>
+        </w:rPr>
+        <w:t xml:space="preserve">: </w:t>
+      </w:r>
+      <w:proofErr w:type="spellStart"/>
+      <w:r>
+        <w:rPr>
+          <w:lang w:eastAsia="ja-JP"/>
+        </w:rPr>
+        <w:t>Dockerfile</w:t>
+      </w:r>
+      <w:proofErr w:type="spellEnd"/>
+    </w:p>
+    <w:p>
+      <w:pPr>
+        <w:spacing w:after="0"/>
+        <w:rPr>
+          <w:lang w:eastAsia="ja-JP"/>
+        </w:rPr>
+      </w:pPr>
+      <w:r>
+        <w:rPr>
+          <w:lang w:eastAsia="ja-JP"/>
+        </w:rPr>
+        <w:t xml:space="preserve">    ports:</w:t>
+      </w:r>
+    </w:p>
+    <w:p>
+      <w:pPr>
+        <w:spacing w:after="0"/>
+        <w:rPr>
+          <w:lang w:eastAsia="ja-JP"/>
+        </w:rPr>
+      </w:pPr>
+      <w:r>
+        <w:rPr>
+          <w:lang w:eastAsia="ja-JP"/>
+        </w:rPr>
+        <w:t xml:space="preserve">      - "8080:80"</w:t>
+      </w:r>
+    </w:p>
+    <w:p>
+      <w:pPr>
+        <w:spacing w:after="0"/>
+        <w:rPr>
+          <w:lang w:eastAsia="ja-JP"/>
+        </w:rPr>
+      </w:pPr>
+      <w:r>
+        <w:rPr>
+          <w:lang w:eastAsia="ja-JP"/>
+        </w:rPr>
+        <w:t xml:space="preserve">    </w:t>
+      </w:r>
+      <w:proofErr w:type="spellStart"/>
+      <w:r>
+        <w:rPr>
+          <w:lang w:eastAsia="ja-JP"/>
+        </w:rPr>
+        <w:t>depends_on</w:t>
+      </w:r>
+      <w:proofErr w:type="spellEnd"/>
+      <w:r>
+        <w:rPr>
+          <w:lang w:eastAsia="ja-JP"/>
+        </w:rPr>
+        <w:t>:</w:t>
+      </w:r>
+    </w:p>
+    <w:p>
+      <w:pPr>
+        <w:spacing w:after="0"/>
+        <w:rPr>
+          <w:lang w:eastAsia="ja-JP"/>
+        </w:rPr>
+      </w:pPr>
+      <w:r>
+        <w:rPr>
+          <w:lang w:eastAsia="ja-JP"/>
+        </w:rPr>
+        <w:t xml:space="preserve">      - </w:t>
+      </w:r>
+      <w:proofErr w:type="spellStart"/>
+      <w:r>
+        <w:rPr>
+          <w:lang w:eastAsia="ja-JP"/>
+        </w:rPr>
+        <w:t>db</w:t>
+      </w:r>
+      <w:proofErr w:type="spellEnd"/>
+    </w:p>
+    <w:p>
+      <w:pPr>
+        <w:spacing w:after="0"/>
+        <w:rPr>
+          <w:lang w:eastAsia="ja-JP"/>
+        </w:rPr>
+      </w:pPr>
+      <w:r>
+        <w:rPr>
+          <w:lang w:eastAsia="ja-JP"/>
+        </w:rPr>
+        <w:t xml:space="preserve">    environment:</w:t>
+      </w:r>
+    </w:p>
+    <w:p>
+      <w:pPr>
+        <w:spacing w:after="0"/>
+        <w:rPr>
+          <w:lang w:eastAsia="ja-JP"/>
+        </w:rPr>
+      </w:pPr>
+      <w:r>
+        <w:rPr>
+          <w:lang w:eastAsia="ja-JP"/>
+        </w:rPr>
+        <w:t xml:space="preserve">      - ConnectionStrings__DefaultConnection=Host=</w:t>
+      </w:r>
+      <w:proofErr w:type="gramStart"/>
+      <w:r>
+        <w:rPr>
+          <w:lang w:eastAsia="ja-JP"/>
+        </w:rPr>
+        <w:t>db;Port</w:t>
+      </w:r>
+      <w:proofErr w:type="gramEnd"/>
+      <w:r>
+        <w:rPr>
+          <w:lang w:eastAsia="ja-JP"/>
+        </w:rPr>
+        <w:t>=</w:t>
+      </w:r>
+      <w:proofErr w:type="gramStart"/>
+      <w:r>
+        <w:rPr>
+          <w:lang w:eastAsia="ja-JP"/>
+        </w:rPr>
+        <w:t>5432;Database</w:t>
+      </w:r>
+      <w:proofErr w:type="gramEnd"/>
+      <w:r>
+        <w:rPr>
+          <w:lang w:eastAsia="ja-JP"/>
+        </w:rPr>
+        <w:t>=a2c_</w:t>
+      </w:r>
+      <w:proofErr w:type="gramStart"/>
+      <w:r>
+        <w:rPr>
+          <w:lang w:eastAsia="ja-JP"/>
+        </w:rPr>
+        <w:t>crm;Username</w:t>
+      </w:r>
+      <w:proofErr w:type="gramEnd"/>
+      <w:r>
+        <w:rPr>
+          <w:lang w:eastAsia="ja-JP"/>
+        </w:rPr>
+        <w:t>=</w:t>
+      </w:r>
+      <w:proofErr w:type="gramStart"/>
+      <w:r>
+        <w:rPr>
+          <w:lang w:eastAsia="ja-JP"/>
+        </w:rPr>
+        <w:t>postgres;Password</w:t>
+      </w:r>
+      <w:proofErr w:type="gramEnd"/>
+      <w:r>
+        <w:rPr>
+          <w:lang w:eastAsia="ja-JP"/>
+        </w:rPr>
+        <w:t>=postgres</w:t>
+      </w:r>
+    </w:p>
+    <w:p>
+      <w:pPr>
+        <w:spacing w:after="0"/>
+        <w:rPr>
+          <w:lang w:eastAsia="ja-JP"/>
+        </w:rPr>
+      </w:pPr>
+    </w:p>
+    <w:p>
+      <w:pPr>
+        <w:spacing w:after="0"/>
+        <w:rPr>
+          <w:lang w:eastAsia="ja-JP"/>
+        </w:rPr>
+      </w:pPr>
+      <w:r>
+        <w:rPr>
+          <w:lang w:eastAsia="ja-JP"/>
+        </w:rPr>
+        <w:lastRenderedPageBreak/>
+        <w:t xml:space="preserve">  </w:t>
+      </w:r>
+      <w:proofErr w:type="spellStart"/>
+      <w:r>
+        <w:rPr>
+          <w:lang w:eastAsia="ja-JP"/>
+        </w:rPr>
+        <w:t>db</w:t>
+      </w:r>
+      <w:proofErr w:type="spellEnd"/>
+      <w:r>
+        <w:rPr>
+          <w:lang w:eastAsia="ja-JP"/>
+        </w:rPr>
+        <w:t>:</w:t>
+      </w:r>
+    </w:p>
+    <w:p>
+      <w:pPr>
+        <w:spacing w:after="0"/>
+        <w:rPr>
+          <w:lang w:eastAsia="ja-JP"/>
+        </w:rPr>
+      </w:pPr>
+      <w:r>
+        <w:rPr>
+          <w:lang w:eastAsia="ja-JP"/>
+        </w:rPr>
+        <w:t xml:space="preserve">    image: postgres:15</w:t>
+      </w:r>
+    </w:p>
+    <w:p>
+      <w:pPr>
+        <w:spacing w:after="0"/>
+        <w:rPr>
+          <w:lang w:eastAsia="ja-JP"/>
+        </w:rPr>
+      </w:pPr>
+      <w:r>
+        <w:rPr>
+          <w:lang w:eastAsia="ja-JP"/>
+        </w:rPr>
+        <w:t xml:space="preserve">    restart: always</w:t>
+      </w:r>
+    </w:p>
+    <w:p>
+      <w:pPr>
+        <w:spacing w:after="0"/>
+        <w:rPr>
+          <w:lang w:eastAsia="ja-JP"/>
+        </w:rPr>
+      </w:pPr>
+      <w:r>
+        <w:rPr>
+          <w:lang w:eastAsia="ja-JP"/>
+        </w:rPr>
+        <w:t xml:space="preserve">    environment:</w:t>
+      </w:r>
+    </w:p>
+    <w:p>
+      <w:pPr>
+        <w:spacing w:after="0"/>
+        <w:rPr>
+          <w:lang w:eastAsia="ja-JP"/>
+        </w:rPr>
+      </w:pPr>
+      <w:r>
+        <w:rPr>
+          <w:lang w:eastAsia="ja-JP"/>
+        </w:rPr>
+        <w:t xml:space="preserve">      POSTGRES_DB: a2c_crm</w:t>
+      </w:r>
+    </w:p>
+    <w:p>
+      <w:pPr>
+        <w:spacing w:after="0"/>
+        <w:rPr>
+          <w:lang w:eastAsia="ja-JP"/>
+        </w:rPr>
+      </w:pPr>
+      <w:r>
+        <w:rPr>
+          <w:lang w:eastAsia="ja-JP"/>
+        </w:rPr>
+        <w:t xml:space="preserve">      POSTGRES_USER: </w:t>
+      </w:r>
+      <w:proofErr w:type="spellStart"/>
+      <w:r>
+        <w:rPr>
+          <w:lang w:eastAsia="ja-JP"/>
+        </w:rPr>
+        <w:t>postgres</w:t>
+      </w:r>
+      <w:proofErr w:type="spellEnd"/>
+    </w:p>
+    <w:p>
+      <w:pPr>
+        <w:spacing w:after="0"/>
+        <w:rPr>
+          <w:lang w:eastAsia="ja-JP"/>
+        </w:rPr>
+      </w:pPr>
+      <w:r>
+        <w:rPr>
+          <w:lang w:eastAsia="ja-JP"/>
+        </w:rPr>
+        <w:t xml:space="preserve">      POSTGRES_PASSWORD: </w:t>
+      </w:r>
+      <w:proofErr w:type="spellStart"/>
+      <w:r>
+        <w:rPr>
+          <w:lang w:eastAsia="ja-JP"/>
+        </w:rPr>
+        <w:t>postgres</w:t>
+      </w:r>
+      <w:proofErr w:type="spellEnd"/>
+    </w:p>
+    <w:p>
+      <w:pPr>
+        <w:spacing w:after="0"/>
+        <w:rPr>
+          <w:lang w:eastAsia="ja-JP"/>
+        </w:rPr>
+      </w:pPr>
+      <w:r>
+        <w:rPr>
+          <w:lang w:eastAsia="ja-JP"/>
+        </w:rPr>
+        <w:t xml:space="preserve">    ports:</w:t>
+      </w:r>
+    </w:p>
+    <w:p>
+      <w:pPr>
+        <w:spacing w:after="0"/>
+        <w:rPr>
+          <w:lang w:eastAsia="ja-JP"/>
+        </w:rPr>
+      </w:pPr>
+      <w:r>
+        <w:rPr>
+          <w:lang w:eastAsia="ja-JP"/>
+        </w:rPr>
+        <w:t xml:space="preserve">      - "5432:5432"</w:t>
+      </w:r>
+    </w:p>
+    <w:p>
+      <w:pPr>
+        <w:spacing w:after="0"/>
+        <w:rPr>
+          <w:lang w:eastAsia="ja-JP"/>
+        </w:rPr>
+      </w:pPr>
+      <w:r>
+        <w:rPr>
+          <w:lang w:eastAsia="ja-JP"/>
+        </w:rPr>
+        <w:t xml:space="preserve">    volumes:</w:t>
+      </w:r>
+    </w:p>
+    <w:p>
+      <w:pPr>
+        <w:spacing w:after="0"/>
+        <w:rPr>
+          <w:lang w:eastAsia="ja-JP"/>
+        </w:rPr>
+      </w:pPr>
+      <w:r>
+        <w:rPr>
+          <w:lang w:eastAsia="ja-JP"/>
+        </w:rPr>
+        <w:t xml:space="preserve">      - </w:t>
+      </w:r>
+      <w:proofErr w:type="spellStart"/>
+      <w:r>
+        <w:rPr>
+          <w:lang w:eastAsia="ja-JP"/>
+        </w:rPr>
+        <w:t>pgdata</w:t>
+      </w:r>
+      <w:proofErr w:type="spellEnd"/>
+      <w:r>
+        <w:rPr>
+          <w:lang w:eastAsia="ja-JP"/>
+        </w:rPr>
+        <w:t>:/var/lib/</w:t>
+      </w:r>
+      <w:proofErr w:type="spellStart"/>
+      <w:r>
+        <w:rPr>
+          <w:lang w:eastAsia="ja-JP"/>
+        </w:rPr>
+        <w:t>postgresql</w:t>
+      </w:r>
+      <w:proofErr w:type="spellEnd"/>
+      <w:r>
+        <w:rPr>
+          <w:lang w:eastAsia="ja-JP"/>
+        </w:rPr>
+        <w:t>/data</w:t>
+      </w:r>
+    </w:p>
+    <w:p>
+      <w:pPr>
+        <w:spacing w:after="0"/>
+        <w:rPr>
+          <w:lang w:eastAsia="ja-JP"/>
+        </w:rPr>
+      </w:pPr>
+      <w:r>
+        <w:rPr>
+          <w:lang w:eastAsia="ja-JP"/>
+        </w:rPr>
+        <w:t>volumes:</w:t>
+      </w:r>
+    </w:p>
+    <w:p>
+      <w:pPr>
+        <w:spacing w:after="0"/>
+        <w:ind w:firstLine="90"/>
+        <w:rPr>
+          <w:lang w:eastAsia="ja-JP"/>
+        </w:rPr>
+      </w:pPr>
+      <w:proofErr w:type="spellStart"/>
+      <w:r>
+        <w:rPr>
+          <w:lang w:eastAsia="ja-JP"/>
+        </w:rPr>
+        <w:t>pgdata</w:t>
+      </w:r>
+      <w:proofErr w:type="spellEnd"/>
+      <w:r>
+        <w:rPr>
+          <w:lang w:eastAsia="ja-JP"/>
+        </w:rPr>
+        <w:t>:</w:t>
+      </w:r>
+    </w:p>
+    <w:p>
+      <w:pPr>
+        <w:pStyle w:val="Heading1"/>
+        <w:numPr>
+          <w:ilvl w:val="0"/>
+          <w:numId w:val="14"/>
+        </w:numPr>
+        <w:tabs>
+          <w:tab w:val="num" w:pos="360"/>
+        </w:tabs>
+        <w:rPr>
+          <w:rFonts w:cstheme="majorHAnsi"/>
+          <w:lang w:eastAsia="ja-JP"/>
+        </w:rPr>
+      </w:pPr>
+      <w:bookmarkStart w:id="43" w:name="_Toc206171178"/>
+      <w:r>
+        <w:rPr>
+          <w:rFonts w:cstheme="majorHAnsi" w:hint="eastAsia"/>
+          <w:lang w:eastAsia="ja-JP"/>
+        </w:rPr>
+        <w:t>Folders Structure (Dev)</w:t>
+      </w:r>
+      <w:bookmarkEnd w:id="43"/>
+    </w:p>
+    <w:p>
+      <w:pPr>
+        <w:spacing w:after="0"/>
+        <w:ind w:firstLine="90"/>
+        <w:rPr>
+          <w:lang w:eastAsia="ja-JP"/>
+        </w:rPr>
+      </w:pPr>
+    </w:p>
+    <w:p>
+      <w:pPr>
+        <w:spacing w:after="0"/>
+        <w:ind w:firstLine="90"/>
+        <w:jc w:val="center"/>
+        <w:rPr>
+          <w:lang w:eastAsia="ja-JP"/>
+        </w:rPr>
+      </w:pPr>
+      <w:r>
+        <w:rPr>
+          <w:lang w:eastAsia="ja-JP"/>
+        </w:rPr>
+        <w:drawing>
+          <wp:inline distT="0" distB="0" distL="0" distR="0" wp14:anchorId="277BB7FA" wp14:editId="2FA646FF">
+            <wp:extent cx="4415062" cy="4640414"/>
+            <wp:effectExtent l="19050" t="19050" r="24130" b="27305"/>
+            <wp:docPr id="81675923" name="Picture 1"/>
+            <wp:cNvGraphicFramePr>
+              <a:graphicFrameLocks xmlns:a="http://schemas.openxmlformats.org/drawingml/2006/main" noChangeAspect="1"/>
+            </wp:cNvGraphicFramePr>
+            <a:graphic xmlns:a="http://schemas.openxmlformats.org/drawingml/2006/main">
+              <a:graphicData uri="http://schemas.openxmlformats.org/drawingml/2006/picture">
+                <pic:pic xmlns:pic="http://schemas.openxmlformats.org/drawingml/2006/picture">
+                  <pic:nvPicPr>
+                    <pic:cNvPr id="81675923" name=""/>
+                    <pic:cNvPicPr/>
+                  </pic:nvPicPr>
+                  <pic:blipFill>
+                    <a:blip r:embed="rId12"/>
+                    <a:stretch>
+                      <a:fillRect/>
+                    </a:stretch>
+                  </pic:blipFill>
+                  <pic:spPr>
+                    <a:xfrm>
+                      <a:off x="0" y="0"/>
+                      <a:ext cx="4437144" cy="4663623"/>
+                    </a:xfrm>
+                    <a:prstGeom prst="rect">
+                      <a:avLst/>
+                    </a:prstGeom>
+                    <a:ln>
+                      <a:solidFill>
+                        <a:schemeClr val="accent1"/>
+                      </a:solidFill>
+                    </a:ln>
+                  </pic:spPr>
+                </pic:pic>
+              </a:graphicData>
+            </a:graphic>
+          </wp:inline>
+        </w:drawing>
       </w:r>
     </w:p>
     <w:sectPr>
@@ -12706,6 +13932,7 @@
   <w:style w:type="character" w:default="1" w:styleId="DefaultParagraphFont">
     <w:name w:val="Default Paragraph Font"/>
     <w:uiPriority w:val="1"/>
+    <w:semiHidden/>
     <w:unhideWhenUsed/>
   </w:style>
   <w:style w:type="table" w:default="1" w:styleId="TableNormal">

--- a/Documentations/A2C_SDD.docx
+++ b/Documentations/A2C_SDD.docx
@@ -7,7 +7,7 @@
         <w:pStyle w:val="Title"/>
         <w:jc w:val="center"/>
         <w:rPr>
-          <w:rFonts w:cstheme="majorHAnsi" w:hint="cs"/>
+          <w:rFonts w:cstheme="majorHAnsi"/>
           <w:rtl/>
           <w:lang w:eastAsia="ja-JP" w:bidi="he-IL"/>
         </w:rPr>
@@ -3257,6 +3257,9 @@
     </w:p>
     <w:p>
       <w:r>
+        <w:rPr>
+          <w:noProof/>
+        </w:rPr>
         <w:drawing>
           <wp:inline distT="0" distB="0" distL="0" distR="0" wp14:anchorId="043DF364" wp14:editId="21183557">
             <wp:extent cx="5486400" cy="3028315"/>
@@ -3301,6 +3304,9 @@
     </w:p>
     <w:p>
       <w:r>
+        <w:rPr>
+          <w:noProof/>
+        </w:rPr>
         <w:drawing>
           <wp:inline distT="0" distB="0" distL="0" distR="0" wp14:anchorId="6847575F" wp14:editId="5A766845">
             <wp:extent cx="5486400" cy="2211070"/>
@@ -9868,6 +9874,7 @@
       </w:pPr>
       <w:r>
         <w:rPr>
+          <w:noProof/>
           <w:lang w:eastAsia="ja-JP" w:bidi="he-IL"/>
         </w:rPr>
         <w:drawing>
@@ -9947,7 +9954,6 @@
     <w:p>
       <w:pPr>
         <w:rPr>
-          <w:rFonts w:hint="cs"/>
           <w:lang w:eastAsia="ja-JP" w:bidi="he-IL"/>
         </w:rPr>
       </w:pPr>
@@ -11996,29 +12002,20 @@
       <w:pPr>
         <w:spacing w:after="0"/>
         <w:ind w:firstLine="90"/>
+        <w:jc w:val="center"/>
         <w:rPr>
           <w:lang w:eastAsia="ja-JP"/>
         </w:rPr>
       </w:pPr>
-    </w:p>
-    <w:p>
-      <w:pPr>
-        <w:spacing w:after="0"/>
-        <w:ind w:firstLine="90"/>
-        <w:jc w:val="center"/>
+      <w:r>
         <w:rPr>
           <w:lang w:eastAsia="ja-JP"/>
         </w:rPr>
-      </w:pPr>
-      <w:r>
-        <w:rPr>
-          <w:lang w:eastAsia="ja-JP"/>
-        </w:rPr>
         <w:drawing>
-          <wp:inline distT="0" distB="0" distL="0" distR="0" wp14:anchorId="277BB7FA" wp14:editId="2FA646FF">
-            <wp:extent cx="4415062" cy="4640414"/>
-            <wp:effectExtent l="19050" t="19050" r="24130" b="27305"/>
-            <wp:docPr id="81675923" name="Picture 1"/>
+          <wp:inline distT="0" distB="0" distL="0" distR="0" wp14:anchorId="009ACD4B" wp14:editId="4F2FF57C">
+            <wp:extent cx="3768918" cy="5111872"/>
+            <wp:effectExtent l="0" t="0" r="3175" b="0"/>
+            <wp:docPr id="1026175668" name="Picture 1" descr="A screenshot of a computer&#10;&#10;AI-generated content may be incorrect."/>
             <wp:cNvGraphicFramePr>
               <a:graphicFrameLocks xmlns:a="http://schemas.openxmlformats.org/drawingml/2006/main" noChangeAspect="1"/>
             </wp:cNvGraphicFramePr>
@@ -12026,7 +12023,7 @@
               <a:graphicData uri="http://schemas.openxmlformats.org/drawingml/2006/picture">
                 <pic:pic xmlns:pic="http://schemas.openxmlformats.org/drawingml/2006/picture">
                   <pic:nvPicPr>
-                    <pic:cNvPr id="81675923" name=""/>
+                    <pic:cNvPr id="1026175668" name="Picture 1" descr="A screenshot of a computer&#10;&#10;AI-generated content may be incorrect."/>
                     <pic:cNvPicPr/>
                   </pic:nvPicPr>
                   <pic:blipFill>
@@ -12038,16 +12035,11 @@
                   <pic:spPr>
                     <a:xfrm>
                       <a:off x="0" y="0"/>
-                      <a:ext cx="4437144" cy="4663623"/>
+                      <a:ext cx="3770529" cy="5114057"/>
                     </a:xfrm>
                     <a:prstGeom prst="rect">
                       <a:avLst/>
                     </a:prstGeom>
-                    <a:ln>
-                      <a:solidFill>
-                        <a:schemeClr val="accent1"/>
-                      </a:solidFill>
-                    </a:ln>
                   </pic:spPr>
                 </pic:pic>
               </a:graphicData>
@@ -12055,6 +12047,15 @@
           </wp:inline>
         </w:drawing>
       </w:r>
+    </w:p>
+    <w:p>
+      <w:pPr>
+        <w:spacing w:after="0"/>
+        <w:ind w:firstLine="90"/>
+        <w:rPr>
+          <w:lang w:eastAsia="ja-JP"/>
+        </w:rPr>
+      </w:pPr>
     </w:p>
     <w:sectPr>
       <w:pgSz w:w="12240" w:h="15840"/>

--- a/Documentations/A2C_SDD.docx
+++ b/Documentations/A2C_SDD.docx
@@ -138,7 +138,7 @@
           <w:rFonts w:cstheme="majorHAnsi"/>
         </w:rPr>
       </w:pPr>
-      <w:bookmarkStart w:id="0" w:name="_Toc206257088"/>
+      <w:bookmarkStart w:id="0" w:name="_Toc206421080"/>
       <w:r>
         <w:rPr>
           <w:rFonts w:cstheme="majorHAnsi"/>
@@ -181,7 +181,7 @@
         </w:rPr>
         <w:fldChar w:fldCharType="separate"/>
       </w:r>
-      <w:hyperlink w:anchor="_Toc206257088" w:history="1">
+      <w:hyperlink w:anchor="_Toc206421080" w:history="1">
         <w:r>
           <w:rPr>
             <w:rStyle w:val="Hyperlink"/>
@@ -209,7 +209,7 @@
             <w:noProof/>
             <w:webHidden/>
           </w:rPr>
-          <w:instrText xml:space="preserve"> PAGEREF _Toc206257088 \h </w:instrText>
+          <w:instrText xml:space="preserve"> PAGEREF _Toc206421080 \h </w:instrText>
         </w:r>
         <w:r>
           <w:rPr>
@@ -256,7 +256,7 @@
           <w14:ligatures w14:val="standardContextual"/>
         </w:rPr>
       </w:pPr>
-      <w:hyperlink w:anchor="_Toc206257089" w:history="1">
+      <w:hyperlink w:anchor="_Toc206421081" w:history="1">
         <w:r>
           <w:rPr>
             <w:rStyle w:val="Hyperlink"/>
@@ -303,7 +303,7 @@
             <w:noProof/>
             <w:webHidden/>
           </w:rPr>
-          <w:instrText xml:space="preserve"> PAGEREF _Toc206257089 \h </w:instrText>
+          <w:instrText xml:space="preserve"> PAGEREF _Toc206421081 \h </w:instrText>
         </w:r>
         <w:r>
           <w:rPr>
@@ -350,7 +350,7 @@
           <w14:ligatures w14:val="standardContextual"/>
         </w:rPr>
       </w:pPr>
-      <w:hyperlink w:anchor="_Toc206257090" w:history="1">
+      <w:hyperlink w:anchor="_Toc206421082" w:history="1">
         <w:r>
           <w:rPr>
             <w:rStyle w:val="Hyperlink"/>
@@ -397,7 +397,7 @@
             <w:noProof/>
             <w:webHidden/>
           </w:rPr>
-          <w:instrText xml:space="preserve"> PAGEREF _Toc206257090 \h </w:instrText>
+          <w:instrText xml:space="preserve"> PAGEREF _Toc206421082 \h </w:instrText>
         </w:r>
         <w:r>
           <w:rPr>
@@ -444,7 +444,7 @@
           <w14:ligatures w14:val="standardContextual"/>
         </w:rPr>
       </w:pPr>
-      <w:hyperlink w:anchor="_Toc206257091" w:history="1">
+      <w:hyperlink w:anchor="_Toc206421083" w:history="1">
         <w:r>
           <w:rPr>
             <w:rStyle w:val="Hyperlink"/>
@@ -491,7 +491,7 @@
             <w:noProof/>
             <w:webHidden/>
           </w:rPr>
-          <w:instrText xml:space="preserve"> PAGEREF _Toc206257091 \h </w:instrText>
+          <w:instrText xml:space="preserve"> PAGEREF _Toc206421083 \h </w:instrText>
         </w:r>
         <w:r>
           <w:rPr>
@@ -538,7 +538,7 @@
           <w14:ligatures w14:val="standardContextual"/>
         </w:rPr>
       </w:pPr>
-      <w:hyperlink w:anchor="_Toc206257092" w:history="1">
+      <w:hyperlink w:anchor="_Toc206421084" w:history="1">
         <w:r>
           <w:rPr>
             <w:rStyle w:val="Hyperlink"/>
@@ -585,7 +585,7 @@
             <w:noProof/>
             <w:webHidden/>
           </w:rPr>
-          <w:instrText xml:space="preserve"> PAGEREF _Toc206257092 \h </w:instrText>
+          <w:instrText xml:space="preserve"> PAGEREF _Toc206421084 \h </w:instrText>
         </w:r>
         <w:r>
           <w:rPr>
@@ -632,7 +632,7 @@
           <w14:ligatures w14:val="standardContextual"/>
         </w:rPr>
       </w:pPr>
-      <w:hyperlink w:anchor="_Toc206257097" w:history="1">
+      <w:hyperlink w:anchor="_Toc206421089" w:history="1">
         <w:r>
           <w:rPr>
             <w:rStyle w:val="Hyperlink"/>
@@ -677,7 +677,7 @@
             <w:noProof/>
             <w:webHidden/>
           </w:rPr>
-          <w:instrText xml:space="preserve"> PAGEREF _Toc206257097 \h </w:instrText>
+          <w:instrText xml:space="preserve"> PAGEREF _Toc206421089 \h </w:instrText>
         </w:r>
         <w:r>
           <w:rPr>
@@ -697,7 +697,7 @@
             <w:noProof/>
             <w:webHidden/>
           </w:rPr>
-          <w:t>4</w:t>
+          <w:t>5</w:t>
         </w:r>
         <w:r>
           <w:rPr>
@@ -724,7 +724,7 @@
           <w14:ligatures w14:val="standardContextual"/>
         </w:rPr>
       </w:pPr>
-      <w:hyperlink w:anchor="_Toc206257098" w:history="1">
+      <w:hyperlink w:anchor="_Toc206421090" w:history="1">
         <w:r>
           <w:rPr>
             <w:rStyle w:val="Hyperlink"/>
@@ -781,7 +781,7 @@
             <w:noProof/>
             <w:webHidden/>
           </w:rPr>
-          <w:instrText xml:space="preserve"> PAGEREF _Toc206257098 \h </w:instrText>
+          <w:instrText xml:space="preserve"> PAGEREF _Toc206421090 \h </w:instrText>
         </w:r>
         <w:r>
           <w:rPr>
@@ -801,7 +801,7 @@
             <w:noProof/>
             <w:webHidden/>
           </w:rPr>
-          <w:t>4</w:t>
+          <w:t>5</w:t>
         </w:r>
         <w:r>
           <w:rPr>
@@ -828,7 +828,7 @@
           <w14:ligatures w14:val="standardContextual"/>
         </w:rPr>
       </w:pPr>
-      <w:hyperlink w:anchor="_Toc206257099" w:history="1">
+      <w:hyperlink w:anchor="_Toc206421091" w:history="1">
         <w:r>
           <w:rPr>
             <w:rStyle w:val="Hyperlink"/>
@@ -875,7 +875,7 @@
             <w:noProof/>
             <w:webHidden/>
           </w:rPr>
-          <w:instrText xml:space="preserve"> PAGEREF _Toc206257099 \h </w:instrText>
+          <w:instrText xml:space="preserve"> PAGEREF _Toc206421091 \h </w:instrText>
         </w:r>
         <w:r>
           <w:rPr>
@@ -895,7 +895,7 @@
             <w:noProof/>
             <w:webHidden/>
           </w:rPr>
-          <w:t>5</w:t>
+          <w:t>6</w:t>
         </w:r>
         <w:r>
           <w:rPr>
@@ -922,7 +922,7 @@
           <w14:ligatures w14:val="standardContextual"/>
         </w:rPr>
       </w:pPr>
-      <w:hyperlink w:anchor="_Toc206257100" w:history="1">
+      <w:hyperlink w:anchor="_Toc206421092" w:history="1">
         <w:r>
           <w:rPr>
             <w:rStyle w:val="Hyperlink"/>
@@ -969,7 +969,7 @@
             <w:noProof/>
             <w:webHidden/>
           </w:rPr>
-          <w:instrText xml:space="preserve"> PAGEREF _Toc206257100 \h </w:instrText>
+          <w:instrText xml:space="preserve"> PAGEREF _Toc206421092 \h </w:instrText>
         </w:r>
         <w:r>
           <w:rPr>
@@ -989,7 +989,7 @@
             <w:noProof/>
             <w:webHidden/>
           </w:rPr>
-          <w:t>5</w:t>
+          <w:t>6</w:t>
         </w:r>
         <w:r>
           <w:rPr>
@@ -1016,7 +1016,7 @@
           <w14:ligatures w14:val="standardContextual"/>
         </w:rPr>
       </w:pPr>
-      <w:hyperlink w:anchor="_Toc206257101" w:history="1">
+      <w:hyperlink w:anchor="_Toc206421093" w:history="1">
         <w:r>
           <w:rPr>
             <w:rStyle w:val="Hyperlink"/>
@@ -1063,7 +1063,7 @@
             <w:noProof/>
             <w:webHidden/>
           </w:rPr>
-          <w:instrText xml:space="preserve"> PAGEREF _Toc206257101 \h </w:instrText>
+          <w:instrText xml:space="preserve"> PAGEREF _Toc206421093 \h </w:instrText>
         </w:r>
         <w:r>
           <w:rPr>
@@ -1083,7 +1083,7 @@
             <w:noProof/>
             <w:webHidden/>
           </w:rPr>
-          <w:t>5</w:t>
+          <w:t>6</w:t>
         </w:r>
         <w:r>
           <w:rPr>
@@ -1109,7 +1109,7 @@
           <w14:ligatures w14:val="standardContextual"/>
         </w:rPr>
       </w:pPr>
-      <w:hyperlink w:anchor="_Toc206257102" w:history="1">
+      <w:hyperlink w:anchor="_Toc206421094" w:history="1">
         <w:r>
           <w:rPr>
             <w:rStyle w:val="Hyperlink"/>
@@ -1137,7 +1137,7 @@
             <w:noProof/>
             <w:webHidden/>
           </w:rPr>
-          <w:instrText xml:space="preserve"> PAGEREF _Toc206257102 \h </w:instrText>
+          <w:instrText xml:space="preserve"> PAGEREF _Toc206421094 \h </w:instrText>
         </w:r>
         <w:r>
           <w:rPr>
@@ -1157,7 +1157,7 @@
             <w:noProof/>
             <w:webHidden/>
           </w:rPr>
-          <w:t>6</w:t>
+          <w:t>7</w:t>
         </w:r>
         <w:r>
           <w:rPr>
@@ -1184,7 +1184,7 @@
           <w14:ligatures w14:val="standardContextual"/>
         </w:rPr>
       </w:pPr>
-      <w:hyperlink w:anchor="_Toc206257103" w:history="1">
+      <w:hyperlink w:anchor="_Toc206421095" w:history="1">
         <w:r>
           <w:rPr>
             <w:rStyle w:val="Hyperlink"/>
@@ -1231,7 +1231,7 @@
             <w:noProof/>
             <w:webHidden/>
           </w:rPr>
-          <w:instrText xml:space="preserve"> PAGEREF _Toc206257103 \h </w:instrText>
+          <w:instrText xml:space="preserve"> PAGEREF _Toc206421095 \h </w:instrText>
         </w:r>
         <w:r>
           <w:rPr>
@@ -1251,7 +1251,7 @@
             <w:noProof/>
             <w:webHidden/>
           </w:rPr>
-          <w:t>6</w:t>
+          <w:t>7</w:t>
         </w:r>
         <w:r>
           <w:rPr>
@@ -1278,7 +1278,7 @@
           <w14:ligatures w14:val="standardContextual"/>
         </w:rPr>
       </w:pPr>
-      <w:hyperlink w:anchor="_Toc206257104" w:history="1">
+      <w:hyperlink w:anchor="_Toc206421096" w:history="1">
         <w:r>
           <w:rPr>
             <w:rStyle w:val="Hyperlink"/>
@@ -1325,7 +1325,7 @@
             <w:noProof/>
             <w:webHidden/>
           </w:rPr>
-          <w:instrText xml:space="preserve"> PAGEREF _Toc206257104 \h </w:instrText>
+          <w:instrText xml:space="preserve"> PAGEREF _Toc206421096 \h </w:instrText>
         </w:r>
         <w:r>
           <w:rPr>
@@ -1345,7 +1345,7 @@
             <w:noProof/>
             <w:webHidden/>
           </w:rPr>
-          <w:t>6</w:t>
+          <w:t>7</w:t>
         </w:r>
         <w:r>
           <w:rPr>
@@ -1372,7 +1372,7 @@
           <w14:ligatures w14:val="standardContextual"/>
         </w:rPr>
       </w:pPr>
-      <w:hyperlink w:anchor="_Toc206257105" w:history="1">
+      <w:hyperlink w:anchor="_Toc206421097" w:history="1">
         <w:r>
           <w:rPr>
             <w:rStyle w:val="Hyperlink"/>
@@ -1419,7 +1419,7 @@
             <w:noProof/>
             <w:webHidden/>
           </w:rPr>
-          <w:instrText xml:space="preserve"> PAGEREF _Toc206257105 \h </w:instrText>
+          <w:instrText xml:space="preserve"> PAGEREF _Toc206421097 \h </w:instrText>
         </w:r>
         <w:r>
           <w:rPr>
@@ -1439,7 +1439,7 @@
             <w:noProof/>
             <w:webHidden/>
           </w:rPr>
-          <w:t>6</w:t>
+          <w:t>7</w:t>
         </w:r>
         <w:r>
           <w:rPr>
@@ -1466,7 +1466,7 @@
           <w14:ligatures w14:val="standardContextual"/>
         </w:rPr>
       </w:pPr>
-      <w:hyperlink w:anchor="_Toc206257106" w:history="1">
+      <w:hyperlink w:anchor="_Toc206421098" w:history="1">
         <w:r>
           <w:rPr>
             <w:rStyle w:val="Hyperlink"/>
@@ -1514,7 +1514,7 @@
             <w:noProof/>
             <w:webHidden/>
           </w:rPr>
-          <w:instrText xml:space="preserve"> PAGEREF _Toc206257106 \h </w:instrText>
+          <w:instrText xml:space="preserve"> PAGEREF _Toc206421098 \h </w:instrText>
         </w:r>
         <w:r>
           <w:rPr>
@@ -1534,7 +1534,7 @@
             <w:noProof/>
             <w:webHidden/>
           </w:rPr>
-          <w:t>7</w:t>
+          <w:t>8</w:t>
         </w:r>
         <w:r>
           <w:rPr>
@@ -1561,7 +1561,7 @@
           <w14:ligatures w14:val="standardContextual"/>
         </w:rPr>
       </w:pPr>
-      <w:hyperlink w:anchor="_Toc206257107" w:history="1">
+      <w:hyperlink w:anchor="_Toc206421099" w:history="1">
         <w:r>
           <w:rPr>
             <w:rStyle w:val="Hyperlink"/>
@@ -1609,7 +1609,7 @@
             <w:noProof/>
             <w:webHidden/>
           </w:rPr>
-          <w:instrText xml:space="preserve"> PAGEREF _Toc206257107 \h </w:instrText>
+          <w:instrText xml:space="preserve"> PAGEREF _Toc206421099 \h </w:instrText>
         </w:r>
         <w:r>
           <w:rPr>
@@ -1629,7 +1629,7 @@
             <w:noProof/>
             <w:webHidden/>
           </w:rPr>
-          <w:t>8</w:t>
+          <w:t>9</w:t>
         </w:r>
         <w:r>
           <w:rPr>
@@ -1656,7 +1656,7 @@
           <w14:ligatures w14:val="standardContextual"/>
         </w:rPr>
       </w:pPr>
-      <w:hyperlink w:anchor="_Toc206257108" w:history="1">
+      <w:hyperlink w:anchor="_Toc206421100" w:history="1">
         <w:r>
           <w:rPr>
             <w:rStyle w:val="Hyperlink"/>
@@ -1705,7 +1705,7 @@
             <w:noProof/>
             <w:webHidden/>
           </w:rPr>
-          <w:instrText xml:space="preserve"> PAGEREF _Toc206257108 \h </w:instrText>
+          <w:instrText xml:space="preserve"> PAGEREF _Toc206421100 \h </w:instrText>
         </w:r>
         <w:r>
           <w:rPr>
@@ -1725,7 +1725,7 @@
             <w:noProof/>
             <w:webHidden/>
           </w:rPr>
-          <w:t>8</w:t>
+          <w:t>9</w:t>
         </w:r>
         <w:r>
           <w:rPr>
@@ -1752,7 +1752,7 @@
           <w14:ligatures w14:val="standardContextual"/>
         </w:rPr>
       </w:pPr>
-      <w:hyperlink w:anchor="_Toc206257109" w:history="1">
+      <w:hyperlink w:anchor="_Toc206421101" w:history="1">
         <w:r>
           <w:rPr>
             <w:rStyle w:val="Hyperlink"/>
@@ -1799,7 +1799,7 @@
             <w:noProof/>
             <w:webHidden/>
           </w:rPr>
-          <w:instrText xml:space="preserve"> PAGEREF _Toc206257109 \h </w:instrText>
+          <w:instrText xml:space="preserve"> PAGEREF _Toc206421101 \h </w:instrText>
         </w:r>
         <w:r>
           <w:rPr>
@@ -1819,7 +1819,7 @@
             <w:noProof/>
             <w:webHidden/>
           </w:rPr>
-          <w:t>9</w:t>
+          <w:t>10</w:t>
         </w:r>
         <w:r>
           <w:rPr>
@@ -1846,7 +1846,7 @@
           <w14:ligatures w14:val="standardContextual"/>
         </w:rPr>
       </w:pPr>
-      <w:hyperlink w:anchor="_Toc206257110" w:history="1">
+      <w:hyperlink w:anchor="_Toc206421102" w:history="1">
         <w:r>
           <w:rPr>
             <w:rStyle w:val="Hyperlink"/>
@@ -1895,7 +1895,7 @@
             <w:noProof/>
             <w:webHidden/>
           </w:rPr>
-          <w:instrText xml:space="preserve"> PAGEREF _Toc206257110 \h </w:instrText>
+          <w:instrText xml:space="preserve"> PAGEREF _Toc206421102 \h </w:instrText>
         </w:r>
         <w:r>
           <w:rPr>
@@ -1915,7 +1915,7 @@
             <w:noProof/>
             <w:webHidden/>
           </w:rPr>
-          <w:t>9</w:t>
+          <w:t>10</w:t>
         </w:r>
         <w:r>
           <w:rPr>
@@ -1942,7 +1942,7 @@
           <w14:ligatures w14:val="standardContextual"/>
         </w:rPr>
       </w:pPr>
-      <w:hyperlink w:anchor="_Toc206257111" w:history="1">
+      <w:hyperlink w:anchor="_Toc206421103" w:history="1">
         <w:r>
           <w:rPr>
             <w:rStyle w:val="Hyperlink"/>
@@ -1991,7 +1991,7 @@
             <w:noProof/>
             <w:webHidden/>
           </w:rPr>
-          <w:instrText xml:space="preserve"> PAGEREF _Toc206257111 \h </w:instrText>
+          <w:instrText xml:space="preserve"> PAGEREF _Toc206421103 \h </w:instrText>
         </w:r>
         <w:r>
           <w:rPr>
@@ -2011,7 +2011,7 @@
             <w:noProof/>
             <w:webHidden/>
           </w:rPr>
-          <w:t>9</w:t>
+          <w:t>10</w:t>
         </w:r>
         <w:r>
           <w:rPr>
@@ -2038,7 +2038,7 @@
           <w14:ligatures w14:val="standardContextual"/>
         </w:rPr>
       </w:pPr>
-      <w:hyperlink w:anchor="_Toc206257112" w:history="1">
+      <w:hyperlink w:anchor="_Toc206421104" w:history="1">
         <w:r>
           <w:rPr>
             <w:rStyle w:val="Hyperlink"/>
@@ -2087,7 +2087,7 @@
             <w:noProof/>
             <w:webHidden/>
           </w:rPr>
-          <w:instrText xml:space="preserve"> PAGEREF _Toc206257112 \h </w:instrText>
+          <w:instrText xml:space="preserve"> PAGEREF _Toc206421104 \h </w:instrText>
         </w:r>
         <w:r>
           <w:rPr>
@@ -2107,7 +2107,7 @@
             <w:noProof/>
             <w:webHidden/>
           </w:rPr>
-          <w:t>9</w:t>
+          <w:t>10</w:t>
         </w:r>
         <w:r>
           <w:rPr>
@@ -2134,7 +2134,7 @@
           <w14:ligatures w14:val="standardContextual"/>
         </w:rPr>
       </w:pPr>
-      <w:hyperlink w:anchor="_Toc206257113" w:history="1">
+      <w:hyperlink w:anchor="_Toc206421105" w:history="1">
         <w:r>
           <w:rPr>
             <w:rStyle w:val="Hyperlink"/>
@@ -2201,7 +2201,7 @@
             <w:noProof/>
             <w:webHidden/>
           </w:rPr>
-          <w:instrText xml:space="preserve"> PAGEREF _Toc206257113 \h </w:instrText>
+          <w:instrText xml:space="preserve"> PAGEREF _Toc206421105 \h </w:instrText>
         </w:r>
         <w:r>
           <w:rPr>
@@ -2221,7 +2221,7 @@
             <w:noProof/>
             <w:webHidden/>
           </w:rPr>
-          <w:t>9</w:t>
+          <w:t>10</w:t>
         </w:r>
         <w:r>
           <w:rPr>
@@ -2248,7 +2248,7 @@
           <w14:ligatures w14:val="standardContextual"/>
         </w:rPr>
       </w:pPr>
-      <w:hyperlink w:anchor="_Toc206257114" w:history="1">
+      <w:hyperlink w:anchor="_Toc206421106" w:history="1">
         <w:r>
           <w:rPr>
             <w:rStyle w:val="Hyperlink"/>
@@ -2297,7 +2297,7 @@
             <w:noProof/>
             <w:webHidden/>
           </w:rPr>
-          <w:instrText xml:space="preserve"> PAGEREF _Toc206257114 \h </w:instrText>
+          <w:instrText xml:space="preserve"> PAGEREF _Toc206421106 \h </w:instrText>
         </w:r>
         <w:r>
           <w:rPr>
@@ -2317,7 +2317,7 @@
             <w:noProof/>
             <w:webHidden/>
           </w:rPr>
-          <w:t>9</w:t>
+          <w:t>10</w:t>
         </w:r>
         <w:r>
           <w:rPr>
@@ -2344,7 +2344,7 @@
           <w14:ligatures w14:val="standardContextual"/>
         </w:rPr>
       </w:pPr>
-      <w:hyperlink w:anchor="_Toc206257115" w:history="1">
+      <w:hyperlink w:anchor="_Toc206421107" w:history="1">
         <w:r>
           <w:rPr>
             <w:rStyle w:val="Hyperlink"/>
@@ -2393,7 +2393,7 @@
             <w:noProof/>
             <w:webHidden/>
           </w:rPr>
-          <w:instrText xml:space="preserve"> PAGEREF _Toc206257115 \h </w:instrText>
+          <w:instrText xml:space="preserve"> PAGEREF _Toc206421107 \h </w:instrText>
         </w:r>
         <w:r>
           <w:rPr>
@@ -2413,7 +2413,7 @@
             <w:noProof/>
             <w:webHidden/>
           </w:rPr>
-          <w:t>9</w:t>
+          <w:t>10</w:t>
         </w:r>
         <w:r>
           <w:rPr>
@@ -2440,7 +2440,7 @@
           <w14:ligatures w14:val="standardContextual"/>
         </w:rPr>
       </w:pPr>
-      <w:hyperlink w:anchor="_Toc206257116" w:history="1">
+      <w:hyperlink w:anchor="_Toc206421108" w:history="1">
         <w:r>
           <w:rPr>
             <w:rStyle w:val="Hyperlink"/>
@@ -2489,7 +2489,7 @@
             <w:noProof/>
             <w:webHidden/>
           </w:rPr>
-          <w:instrText xml:space="preserve"> PAGEREF _Toc206257116 \h </w:instrText>
+          <w:instrText xml:space="preserve"> PAGEREF _Toc206421108 \h </w:instrText>
         </w:r>
         <w:r>
           <w:rPr>
@@ -2509,7 +2509,7 @@
             <w:noProof/>
             <w:webHidden/>
           </w:rPr>
-          <w:t>9</w:t>
+          <w:t>10</w:t>
         </w:r>
         <w:r>
           <w:rPr>
@@ -2536,7 +2536,7 @@
           <w14:ligatures w14:val="standardContextual"/>
         </w:rPr>
       </w:pPr>
-      <w:hyperlink w:anchor="_Toc206257117" w:history="1">
+      <w:hyperlink w:anchor="_Toc206421109" w:history="1">
         <w:r>
           <w:rPr>
             <w:rStyle w:val="Hyperlink"/>
@@ -2585,7 +2585,7 @@
             <w:noProof/>
             <w:webHidden/>
           </w:rPr>
-          <w:instrText xml:space="preserve"> PAGEREF _Toc206257117 \h </w:instrText>
+          <w:instrText xml:space="preserve"> PAGEREF _Toc206421109 \h </w:instrText>
         </w:r>
         <w:r>
           <w:rPr>
@@ -2605,7 +2605,7 @@
             <w:noProof/>
             <w:webHidden/>
           </w:rPr>
-          <w:t>9</w:t>
+          <w:t>10</w:t>
         </w:r>
         <w:r>
           <w:rPr>
@@ -2632,7 +2632,7 @@
           <w14:ligatures w14:val="standardContextual"/>
         </w:rPr>
       </w:pPr>
-      <w:hyperlink w:anchor="_Toc206257118" w:history="1">
+      <w:hyperlink w:anchor="_Toc206421110" w:history="1">
         <w:r>
           <w:rPr>
             <w:rStyle w:val="Hyperlink"/>
@@ -2681,7 +2681,7 @@
             <w:noProof/>
             <w:webHidden/>
           </w:rPr>
-          <w:instrText xml:space="preserve"> PAGEREF _Toc206257118 \h </w:instrText>
+          <w:instrText xml:space="preserve"> PAGEREF _Toc206421110 \h </w:instrText>
         </w:r>
         <w:r>
           <w:rPr>
@@ -2701,7 +2701,7 @@
             <w:noProof/>
             <w:webHidden/>
           </w:rPr>
-          <w:t>10</w:t>
+          <w:t>11</w:t>
         </w:r>
         <w:r>
           <w:rPr>
@@ -2728,7 +2728,7 @@
           <w14:ligatures w14:val="standardContextual"/>
         </w:rPr>
       </w:pPr>
-      <w:hyperlink w:anchor="_Toc206257119" w:history="1">
+      <w:hyperlink w:anchor="_Toc206421111" w:history="1">
         <w:r>
           <w:rPr>
             <w:rStyle w:val="Hyperlink"/>
@@ -2777,7 +2777,7 @@
             <w:noProof/>
             <w:webHidden/>
           </w:rPr>
-          <w:instrText xml:space="preserve"> PAGEREF _Toc206257119 \h </w:instrText>
+          <w:instrText xml:space="preserve"> PAGEREF _Toc206421111 \h </w:instrText>
         </w:r>
         <w:r>
           <w:rPr>
@@ -2797,7 +2797,7 @@
             <w:noProof/>
             <w:webHidden/>
           </w:rPr>
-          <w:t>10</w:t>
+          <w:t>11</w:t>
         </w:r>
         <w:r>
           <w:rPr>
@@ -2824,7 +2824,7 @@
           <w14:ligatures w14:val="standardContextual"/>
         </w:rPr>
       </w:pPr>
-      <w:hyperlink w:anchor="_Toc206257120" w:history="1">
+      <w:hyperlink w:anchor="_Toc206421112" w:history="1">
         <w:r>
           <w:rPr>
             <w:rStyle w:val="Hyperlink"/>
@@ -2873,7 +2873,7 @@
             <w:noProof/>
             <w:webHidden/>
           </w:rPr>
-          <w:instrText xml:space="preserve"> PAGEREF _Toc206257120 \h </w:instrText>
+          <w:instrText xml:space="preserve"> PAGEREF _Toc206421112 \h </w:instrText>
         </w:r>
         <w:r>
           <w:rPr>
@@ -2893,7 +2893,7 @@
             <w:noProof/>
             <w:webHidden/>
           </w:rPr>
-          <w:t>11</w:t>
+          <w:t>12</w:t>
         </w:r>
         <w:r>
           <w:rPr>
@@ -2920,7 +2920,7 @@
           <w14:ligatures w14:val="standardContextual"/>
         </w:rPr>
       </w:pPr>
-      <w:hyperlink w:anchor="_Toc206257121" w:history="1">
+      <w:hyperlink w:anchor="_Toc206421113" w:history="1">
         <w:r>
           <w:rPr>
             <w:rStyle w:val="Hyperlink"/>
@@ -2969,7 +2969,7 @@
             <w:noProof/>
             <w:webHidden/>
           </w:rPr>
-          <w:instrText xml:space="preserve"> PAGEREF _Toc206257121 \h </w:instrText>
+          <w:instrText xml:space="preserve"> PAGEREF _Toc206421113 \h </w:instrText>
         </w:r>
         <w:r>
           <w:rPr>
@@ -2989,7 +2989,7 @@
             <w:noProof/>
             <w:webHidden/>
           </w:rPr>
-          <w:t>12</w:t>
+          <w:t>13</w:t>
         </w:r>
         <w:r>
           <w:rPr>
@@ -3004,7 +3004,6 @@
       <w:pPr>
         <w:pStyle w:val="TOC1"/>
         <w:tabs>
-          <w:tab w:val="left" w:pos="720"/>
           <w:tab w:val="right" w:leader="dot" w:pos="8630"/>
         </w:tabs>
         <w:rPr>
@@ -3016,12 +3015,13 @@
           <w14:ligatures w14:val="standardContextual"/>
         </w:rPr>
       </w:pPr>
-      <w:hyperlink w:anchor="_Toc206257122" w:history="1">
+      <w:hyperlink w:anchor="_Toc206421114" w:history="1">
         <w:r>
           <w:rPr>
             <w:rStyle w:val="Hyperlink"/>
             <w:rFonts w:cstheme="majorHAnsi"/>
             <w:noProof/>
+            <w:rtl/>
             <w:lang w:eastAsia="ja-JP"/>
           </w:rPr>
           <w:t>14.</w:t>
@@ -3044,25 +3044,285 @@
             <w:noProof/>
             <w:lang w:eastAsia="ja-JP"/>
           </w:rPr>
-          <w:t>Client Fro</w:t>
-        </w:r>
+          <w:t>Client Frontend</w:t>
+        </w:r>
+        <w:r>
+          <w:rPr>
+            <w:noProof/>
+            <w:webHidden/>
+          </w:rPr>
+          <w:tab/>
+        </w:r>
+        <w:r>
+          <w:rPr>
+            <w:noProof/>
+            <w:webHidden/>
+          </w:rPr>
+          <w:fldChar w:fldCharType="begin"/>
+        </w:r>
+        <w:r>
+          <w:rPr>
+            <w:noProof/>
+            <w:webHidden/>
+          </w:rPr>
+          <w:instrText xml:space="preserve"> PAGEREF _Toc206421114 \h </w:instrText>
+        </w:r>
+        <w:r>
+          <w:rPr>
+            <w:noProof/>
+            <w:webHidden/>
+          </w:rPr>
+        </w:r>
+        <w:r>
+          <w:rPr>
+            <w:noProof/>
+            <w:webHidden/>
+          </w:rPr>
+          <w:fldChar w:fldCharType="separate"/>
+        </w:r>
+        <w:r>
+          <w:rPr>
+            <w:noProof/>
+            <w:webHidden/>
+          </w:rPr>
+          <w:t>14</w:t>
+        </w:r>
+        <w:r>
+          <w:rPr>
+            <w:noProof/>
+            <w:webHidden/>
+          </w:rPr>
+          <w:fldChar w:fldCharType="end"/>
+        </w:r>
+      </w:hyperlink>
+    </w:p>
+    <w:p>
+      <w:pPr>
+        <w:pStyle w:val="TOC2"/>
+        <w:tabs>
+          <w:tab w:val="left" w:pos="960"/>
+          <w:tab w:val="right" w:leader="dot" w:pos="8630"/>
+        </w:tabs>
+        <w:rPr>
+          <w:noProof/>
+          <w:kern w:val="2"/>
+          <w:sz w:val="24"/>
+          <w:szCs w:val="24"/>
+          <w:lang w:val="en-IL" w:eastAsia="ja-JP" w:bidi="he-IL"/>
+          <w14:ligatures w14:val="standardContextual"/>
+        </w:rPr>
+      </w:pPr>
+      <w:hyperlink w:anchor="_Toc206421128" w:history="1">
         <w:r>
           <w:rPr>
             <w:rStyle w:val="Hyperlink"/>
-            <w:rFonts w:cstheme="majorHAnsi"/>
+            <w:noProof/>
+          </w:rPr>
+          <w:t>14.1</w:t>
+        </w:r>
+        <w:r>
+          <w:rPr>
+            <w:noProof/>
+            <w:kern w:val="2"/>
+            <w:sz w:val="24"/>
+            <w:szCs w:val="24"/>
+            <w:lang w:val="en-IL" w:eastAsia="ja-JP" w:bidi="he-IL"/>
+            <w14:ligatures w14:val="standardContextual"/>
+          </w:rPr>
+          <w:tab/>
+        </w:r>
+        <w:r>
+          <w:rPr>
+            <w:rStyle w:val="Hyperlink"/>
+            <w:noProof/>
+          </w:rPr>
+          <w:t>Application Login form (Login.tsx)</w:t>
+        </w:r>
+        <w:r>
+          <w:rPr>
+            <w:noProof/>
+            <w:webHidden/>
+          </w:rPr>
+          <w:tab/>
+        </w:r>
+        <w:r>
+          <w:rPr>
+            <w:noProof/>
+            <w:webHidden/>
+          </w:rPr>
+          <w:fldChar w:fldCharType="begin"/>
+        </w:r>
+        <w:r>
+          <w:rPr>
+            <w:noProof/>
+            <w:webHidden/>
+          </w:rPr>
+          <w:instrText xml:space="preserve"> PAGEREF _Toc206421128 \h </w:instrText>
+        </w:r>
+        <w:r>
+          <w:rPr>
+            <w:noProof/>
+            <w:webHidden/>
+          </w:rPr>
+        </w:r>
+        <w:r>
+          <w:rPr>
+            <w:noProof/>
+            <w:webHidden/>
+          </w:rPr>
+          <w:fldChar w:fldCharType="separate"/>
+        </w:r>
+        <w:r>
+          <w:rPr>
+            <w:noProof/>
+            <w:webHidden/>
+          </w:rPr>
+          <w:t>14</w:t>
+        </w:r>
+        <w:r>
+          <w:rPr>
+            <w:noProof/>
+            <w:webHidden/>
+          </w:rPr>
+          <w:fldChar w:fldCharType="end"/>
+        </w:r>
+      </w:hyperlink>
+    </w:p>
+    <w:p>
+      <w:pPr>
+        <w:pStyle w:val="TOC2"/>
+        <w:tabs>
+          <w:tab w:val="left" w:pos="960"/>
+          <w:tab w:val="right" w:leader="dot" w:pos="8630"/>
+        </w:tabs>
+        <w:rPr>
+          <w:noProof/>
+          <w:kern w:val="2"/>
+          <w:sz w:val="24"/>
+          <w:szCs w:val="24"/>
+          <w:lang w:val="en-IL" w:eastAsia="ja-JP" w:bidi="he-IL"/>
+          <w14:ligatures w14:val="standardContextual"/>
+        </w:rPr>
+      </w:pPr>
+      <w:hyperlink w:anchor="_Toc206421129" w:history="1">
+        <w:r>
+          <w:rPr>
+            <w:rStyle w:val="Hyperlink"/>
+            <w:noProof/>
+          </w:rPr>
+          <w:t>14.2</w:t>
+        </w:r>
+        <w:r>
+          <w:rPr>
+            <w:noProof/>
+            <w:kern w:val="2"/>
+            <w:sz w:val="24"/>
+            <w:szCs w:val="24"/>
+            <w:lang w:val="en-IL" w:eastAsia="ja-JP" w:bidi="he-IL"/>
+            <w14:ligatures w14:val="standardContextual"/>
+          </w:rPr>
+          <w:tab/>
+        </w:r>
+        <w:r>
+          <w:rPr>
+            <w:rStyle w:val="Hyperlink"/>
             <w:noProof/>
             <w:lang w:eastAsia="ja-JP"/>
           </w:rPr>
-          <w:t>n</w:t>
-        </w:r>
+          <w:t>Welcome Page (WelcomePage.tsx)</w:t>
+        </w:r>
+        <w:r>
+          <w:rPr>
+            <w:noProof/>
+            <w:webHidden/>
+          </w:rPr>
+          <w:tab/>
+        </w:r>
+        <w:r>
+          <w:rPr>
+            <w:noProof/>
+            <w:webHidden/>
+          </w:rPr>
+          <w:fldChar w:fldCharType="begin"/>
+        </w:r>
+        <w:r>
+          <w:rPr>
+            <w:noProof/>
+            <w:webHidden/>
+          </w:rPr>
+          <w:instrText xml:space="preserve"> PAGEREF _Toc206421129 \h </w:instrText>
+        </w:r>
+        <w:r>
+          <w:rPr>
+            <w:noProof/>
+            <w:webHidden/>
+          </w:rPr>
+        </w:r>
+        <w:r>
+          <w:rPr>
+            <w:noProof/>
+            <w:webHidden/>
+          </w:rPr>
+          <w:fldChar w:fldCharType="separate"/>
+        </w:r>
+        <w:r>
+          <w:rPr>
+            <w:noProof/>
+            <w:webHidden/>
+          </w:rPr>
+          <w:t>14</w:t>
+        </w:r>
+        <w:r>
+          <w:rPr>
+            <w:noProof/>
+            <w:webHidden/>
+          </w:rPr>
+          <w:fldChar w:fldCharType="end"/>
+        </w:r>
+      </w:hyperlink>
+    </w:p>
+    <w:p>
+      <w:pPr>
+        <w:pStyle w:val="TOC2"/>
+        <w:tabs>
+          <w:tab w:val="left" w:pos="960"/>
+          <w:tab w:val="right" w:leader="dot" w:pos="8630"/>
+        </w:tabs>
+        <w:rPr>
+          <w:noProof/>
+          <w:kern w:val="2"/>
+          <w:sz w:val="24"/>
+          <w:szCs w:val="24"/>
+          <w:lang w:val="en-IL" w:eastAsia="ja-JP" w:bidi="he-IL"/>
+          <w14:ligatures w14:val="standardContextual"/>
+        </w:rPr>
+      </w:pPr>
+      <w:hyperlink w:anchor="_Toc206421130" w:history="1">
         <w:r>
           <w:rPr>
             <w:rStyle w:val="Hyperlink"/>
-            <w:rFonts w:cstheme="majorHAnsi"/>
+            <w:noProof/>
+          </w:rPr>
+          <w:t>14.3</w:t>
+        </w:r>
+        <w:r>
+          <w:rPr>
+            <w:noProof/>
+            <w:kern w:val="2"/>
+            <w:sz w:val="24"/>
+            <w:szCs w:val="24"/>
+            <w:lang w:val="en-IL" w:eastAsia="ja-JP" w:bidi="he-IL"/>
+            <w14:ligatures w14:val="standardContextual"/>
+          </w:rPr>
+          <w:tab/>
+        </w:r>
+        <w:r>
+          <w:rPr>
+            <w:rStyle w:val="Hyperlink"/>
             <w:noProof/>
             <w:lang w:eastAsia="ja-JP"/>
           </w:rPr>
-          <w:t>tend</w:t>
+          <w:t>Client Folders structure</w:t>
         </w:r>
         <w:r>
           <w:rPr>
@@ -3083,7 +3343,7 @@
             <w:noProof/>
             <w:webHidden/>
           </w:rPr>
-          <w:instrText xml:space="preserve"> PAGEREF _Toc206257122 \h </w:instrText>
+          <w:instrText xml:space="preserve"> PAGEREF _Toc206421130 \h </w:instrText>
         </w:r>
         <w:r>
           <w:rPr>
@@ -3103,7 +3363,7 @@
             <w:noProof/>
             <w:webHidden/>
           </w:rPr>
-          <w:t>13</w:t>
+          <w:t>15</w:t>
         </w:r>
         <w:r>
           <w:rPr>
@@ -3113,6 +3373,24 @@
           <w:fldChar w:fldCharType="end"/>
         </w:r>
       </w:hyperlink>
+    </w:p>
+    <w:p>
+      <w:pPr>
+        <w:rPr>
+          <w:rFonts w:asciiTheme="majorHAnsi" w:eastAsiaTheme="majorEastAsia" w:hAnsiTheme="majorHAnsi" w:cstheme="majorHAnsi"/>
+          <w:b/>
+          <w:bCs/>
+          <w:color w:val="365F91" w:themeColor="accent1" w:themeShade="BF"/>
+          <w:sz w:val="28"/>
+          <w:szCs w:val="28"/>
+        </w:rPr>
+      </w:pPr>
+      <w:r>
+        <w:rPr>
+          <w:rFonts w:cstheme="majorHAnsi"/>
+        </w:rPr>
+        <w:br w:type="page"/>
+      </w:r>
     </w:p>
     <w:p>
       <w:pPr>
@@ -3132,7 +3410,7 @@
         <w:lastRenderedPageBreak/>
         <w:fldChar w:fldCharType="end"/>
       </w:r>
-      <w:bookmarkStart w:id="1" w:name="_Toc206257089"/>
+      <w:bookmarkStart w:id="1" w:name="_Toc206421081"/>
       <w:r>
         <w:rPr>
           <w:rFonts w:cstheme="majorHAnsi"/>
@@ -3165,7 +3443,7 @@
           <w:rFonts w:cstheme="majorHAnsi"/>
         </w:rPr>
       </w:pPr>
-      <w:bookmarkStart w:id="2" w:name="_Toc206257090"/>
+      <w:bookmarkStart w:id="2" w:name="_Toc206421082"/>
       <w:r>
         <w:rPr>
           <w:rFonts w:cstheme="majorHAnsi"/>
@@ -3200,7 +3478,7 @@
           <w:rFonts w:cstheme="majorHAnsi"/>
         </w:rPr>
       </w:pPr>
-      <w:bookmarkStart w:id="3" w:name="_Toc206257091"/>
+      <w:bookmarkStart w:id="3" w:name="_Toc206421083"/>
       <w:r>
         <w:rPr>
           <w:rFonts w:cstheme="majorHAnsi"/>
@@ -3348,7 +3626,7 @@
           <w:rFonts w:cstheme="majorHAnsi"/>
         </w:rPr>
       </w:pPr>
-      <w:bookmarkStart w:id="4" w:name="_Toc206257092"/>
+      <w:bookmarkStart w:id="4" w:name="_Toc206421084"/>
       <w:r>
         <w:rPr>
           <w:rFonts w:cstheme="majorHAnsi"/>
@@ -3411,6 +3689,7 @@
       <w:bookmarkStart w:id="11" w:name="_Toc206256451"/>
       <w:bookmarkStart w:id="12" w:name="_Toc206256605"/>
       <w:bookmarkStart w:id="13" w:name="_Toc206257093"/>
+      <w:bookmarkStart w:id="14" w:name="_Toc206421085"/>
       <w:bookmarkEnd w:id="5"/>
       <w:bookmarkEnd w:id="6"/>
       <w:bookmarkEnd w:id="7"/>
@@ -3420,6 +3699,7 @@
       <w:bookmarkEnd w:id="11"/>
       <w:bookmarkEnd w:id="12"/>
       <w:bookmarkEnd w:id="13"/>
+      <w:bookmarkEnd w:id="14"/>
     </w:p>
     <w:p>
       <w:pPr>
@@ -3443,16 +3723,16 @@
           <w:szCs w:val="26"/>
         </w:rPr>
       </w:pPr>
-      <w:bookmarkStart w:id="14" w:name="_Toc206168154"/>
-      <w:bookmarkStart w:id="15" w:name="_Toc206169470"/>
-      <w:bookmarkStart w:id="16" w:name="_Toc206170833"/>
-      <w:bookmarkStart w:id="17" w:name="_Toc206171153"/>
-      <w:bookmarkStart w:id="18" w:name="_Toc206236621"/>
-      <w:bookmarkStart w:id="19" w:name="_Toc206256302"/>
-      <w:bookmarkStart w:id="20" w:name="_Toc206256452"/>
-      <w:bookmarkStart w:id="21" w:name="_Toc206256606"/>
-      <w:bookmarkStart w:id="22" w:name="_Toc206257094"/>
-      <w:bookmarkEnd w:id="14"/>
+      <w:bookmarkStart w:id="15" w:name="_Toc206168154"/>
+      <w:bookmarkStart w:id="16" w:name="_Toc206169470"/>
+      <w:bookmarkStart w:id="17" w:name="_Toc206170833"/>
+      <w:bookmarkStart w:id="18" w:name="_Toc206171153"/>
+      <w:bookmarkStart w:id="19" w:name="_Toc206236621"/>
+      <w:bookmarkStart w:id="20" w:name="_Toc206256302"/>
+      <w:bookmarkStart w:id="21" w:name="_Toc206256452"/>
+      <w:bookmarkStart w:id="22" w:name="_Toc206256606"/>
+      <w:bookmarkStart w:id="23" w:name="_Toc206257094"/>
+      <w:bookmarkStart w:id="24" w:name="_Toc206421086"/>
       <w:bookmarkEnd w:id="15"/>
       <w:bookmarkEnd w:id="16"/>
       <w:bookmarkEnd w:id="17"/>
@@ -3461,6 +3741,8 @@
       <w:bookmarkEnd w:id="20"/>
       <w:bookmarkEnd w:id="21"/>
       <w:bookmarkEnd w:id="22"/>
+      <w:bookmarkEnd w:id="23"/>
+      <w:bookmarkEnd w:id="24"/>
     </w:p>
     <w:p>
       <w:pPr>
@@ -3484,17 +3766,16 @@
           <w:szCs w:val="26"/>
         </w:rPr>
       </w:pPr>
-      <w:bookmarkStart w:id="23" w:name="_Toc206168155"/>
-      <w:bookmarkStart w:id="24" w:name="_Toc206169471"/>
-      <w:bookmarkStart w:id="25" w:name="_Toc206170834"/>
-      <w:bookmarkStart w:id="26" w:name="_Toc206171154"/>
-      <w:bookmarkStart w:id="27" w:name="_Toc206236622"/>
-      <w:bookmarkStart w:id="28" w:name="_Toc206256303"/>
-      <w:bookmarkStart w:id="29" w:name="_Toc206256453"/>
-      <w:bookmarkStart w:id="30" w:name="_Toc206256607"/>
-      <w:bookmarkStart w:id="31" w:name="_Toc206257095"/>
-      <w:bookmarkEnd w:id="23"/>
-      <w:bookmarkEnd w:id="24"/>
+      <w:bookmarkStart w:id="25" w:name="_Toc206168155"/>
+      <w:bookmarkStart w:id="26" w:name="_Toc206169471"/>
+      <w:bookmarkStart w:id="27" w:name="_Toc206170834"/>
+      <w:bookmarkStart w:id="28" w:name="_Toc206171154"/>
+      <w:bookmarkStart w:id="29" w:name="_Toc206236622"/>
+      <w:bookmarkStart w:id="30" w:name="_Toc206256303"/>
+      <w:bookmarkStart w:id="31" w:name="_Toc206256453"/>
+      <w:bookmarkStart w:id="32" w:name="_Toc206256607"/>
+      <w:bookmarkStart w:id="33" w:name="_Toc206257095"/>
+      <w:bookmarkStart w:id="34" w:name="_Toc206421087"/>
       <w:bookmarkEnd w:id="25"/>
       <w:bookmarkEnd w:id="26"/>
       <w:bookmarkEnd w:id="27"/>
@@ -3502,6 +3783,9 @@
       <w:bookmarkEnd w:id="29"/>
       <w:bookmarkEnd w:id="30"/>
       <w:bookmarkEnd w:id="31"/>
+      <w:bookmarkEnd w:id="32"/>
+      <w:bookmarkEnd w:id="33"/>
+      <w:bookmarkEnd w:id="34"/>
     </w:p>
     <w:p>
       <w:pPr>
@@ -3525,24 +3809,26 @@
           <w:szCs w:val="26"/>
         </w:rPr>
       </w:pPr>
-      <w:bookmarkStart w:id="32" w:name="_Toc206168156"/>
-      <w:bookmarkStart w:id="33" w:name="_Toc206169472"/>
-      <w:bookmarkStart w:id="34" w:name="_Toc206170835"/>
-      <w:bookmarkStart w:id="35" w:name="_Toc206171155"/>
-      <w:bookmarkStart w:id="36" w:name="_Toc206236623"/>
-      <w:bookmarkStart w:id="37" w:name="_Toc206256304"/>
-      <w:bookmarkStart w:id="38" w:name="_Toc206256454"/>
-      <w:bookmarkStart w:id="39" w:name="_Toc206256608"/>
-      <w:bookmarkStart w:id="40" w:name="_Toc206257096"/>
-      <w:bookmarkEnd w:id="32"/>
-      <w:bookmarkEnd w:id="33"/>
-      <w:bookmarkEnd w:id="34"/>
+      <w:bookmarkStart w:id="35" w:name="_Toc206168156"/>
+      <w:bookmarkStart w:id="36" w:name="_Toc206169472"/>
+      <w:bookmarkStart w:id="37" w:name="_Toc206170835"/>
+      <w:bookmarkStart w:id="38" w:name="_Toc206171155"/>
+      <w:bookmarkStart w:id="39" w:name="_Toc206236623"/>
+      <w:bookmarkStart w:id="40" w:name="_Toc206256304"/>
+      <w:bookmarkStart w:id="41" w:name="_Toc206256454"/>
+      <w:bookmarkStart w:id="42" w:name="_Toc206256608"/>
+      <w:bookmarkStart w:id="43" w:name="_Toc206257096"/>
+      <w:bookmarkStart w:id="44" w:name="_Toc206421088"/>
       <w:bookmarkEnd w:id="35"/>
       <w:bookmarkEnd w:id="36"/>
       <w:bookmarkEnd w:id="37"/>
       <w:bookmarkEnd w:id="38"/>
       <w:bookmarkEnd w:id="39"/>
       <w:bookmarkEnd w:id="40"/>
+      <w:bookmarkEnd w:id="41"/>
+      <w:bookmarkEnd w:id="42"/>
+      <w:bookmarkEnd w:id="43"/>
+      <w:bookmarkEnd w:id="44"/>
     </w:p>
     <w:p>
       <w:pPr>
@@ -3552,11 +3838,11 @@
           <w:numId w:val="20"/>
         </w:numPr>
       </w:pPr>
-      <w:bookmarkStart w:id="41" w:name="_Toc206257097"/>
+      <w:bookmarkStart w:id="45" w:name="_Toc206421089"/>
       <w:r>
         <w:t>Entity Relations Diagrams</w:t>
       </w:r>
-      <w:bookmarkEnd w:id="41"/>
+      <w:bookmarkEnd w:id="45"/>
     </w:p>
     <w:p>
       <w:r>
@@ -3664,7 +3950,7 @@
           <w:lang w:eastAsia="ja-JP"/>
         </w:rPr>
       </w:pPr>
-      <w:bookmarkStart w:id="42" w:name="_Toc206257098"/>
+      <w:bookmarkStart w:id="46" w:name="_Toc206421090"/>
       <w:r>
         <w:rPr>
           <w:rFonts w:cstheme="majorHAnsi"/>
@@ -3678,7 +3964,7 @@
         </w:rPr>
         <w:t xml:space="preserve"> Model</w:t>
       </w:r>
-      <w:bookmarkEnd w:id="42"/>
+      <w:bookmarkEnd w:id="46"/>
     </w:p>
     <w:p>
       <w:pPr>
@@ -5792,14 +6078,14 @@
           <w:rFonts w:cstheme="majorHAnsi"/>
         </w:rPr>
       </w:pPr>
-      <w:bookmarkStart w:id="43" w:name="_Toc206257099"/>
+      <w:bookmarkStart w:id="47" w:name="_Toc206421091"/>
       <w:r>
         <w:rPr>
           <w:rFonts w:cstheme="majorHAnsi"/>
         </w:rPr>
         <w:t>API Design</w:t>
       </w:r>
-      <w:bookmarkEnd w:id="43"/>
+      <w:bookmarkEnd w:id="47"/>
     </w:p>
     <w:p>
       <w:pPr>
@@ -5821,14 +6107,14 @@
           <w:rFonts w:cstheme="majorHAnsi"/>
         </w:rPr>
       </w:pPr>
-      <w:bookmarkStart w:id="44" w:name="_Toc206257100"/>
+      <w:bookmarkStart w:id="48" w:name="_Toc206421092"/>
       <w:r>
         <w:rPr>
           <w:rFonts w:cstheme="majorHAnsi"/>
         </w:rPr>
         <w:t>Authentication Service</w:t>
       </w:r>
-      <w:bookmarkEnd w:id="44"/>
+      <w:bookmarkEnd w:id="48"/>
     </w:p>
     <w:tbl>
       <w:tblPr>
@@ -6292,14 +6578,14 @@
           <w:rFonts w:cstheme="majorHAnsi"/>
         </w:rPr>
       </w:pPr>
-      <w:bookmarkStart w:id="45" w:name="_Toc206257101"/>
+      <w:bookmarkStart w:id="49" w:name="_Toc206421093"/>
       <w:r>
         <w:rPr>
           <w:rFonts w:cstheme="majorHAnsi"/>
         </w:rPr>
         <w:t>Customers Service</w:t>
       </w:r>
-      <w:bookmarkEnd w:id="45"/>
+      <w:bookmarkEnd w:id="49"/>
     </w:p>
     <w:tbl>
       <w:tblPr>
@@ -6984,8 +7270,8 @@
           <w:rFonts w:cstheme="majorHAnsi"/>
         </w:rPr>
       </w:pPr>
-      <w:bookmarkStart w:id="46" w:name="_Toc206257102"/>
-      <w:bookmarkEnd w:id="46"/>
+      <w:bookmarkStart w:id="50" w:name="_Toc206421094"/>
+      <w:bookmarkEnd w:id="50"/>
     </w:p>
     <w:p>
       <w:pPr>
@@ -6994,14 +7280,14 @@
           <w:rFonts w:cstheme="majorHAnsi"/>
         </w:rPr>
       </w:pPr>
-      <w:bookmarkStart w:id="47" w:name="_Toc206257103"/>
+      <w:bookmarkStart w:id="51" w:name="_Toc206421095"/>
       <w:r>
         <w:rPr>
           <w:rFonts w:cstheme="majorHAnsi"/>
         </w:rPr>
         <w:t>Orders Service</w:t>
       </w:r>
-      <w:bookmarkEnd w:id="47"/>
+      <w:bookmarkEnd w:id="51"/>
     </w:p>
     <w:tbl>
       <w:tblPr>
@@ -7685,14 +7971,14 @@
           <w:rFonts w:cstheme="majorHAnsi"/>
         </w:rPr>
       </w:pPr>
-      <w:bookmarkStart w:id="48" w:name="_Toc206257104"/>
+      <w:bookmarkStart w:id="52" w:name="_Toc206421096"/>
       <w:r>
         <w:rPr>
           <w:rFonts w:cstheme="majorHAnsi"/>
         </w:rPr>
         <w:t>Logging Service</w:t>
       </w:r>
-      <w:bookmarkEnd w:id="48"/>
+      <w:bookmarkEnd w:id="52"/>
     </w:p>
     <w:tbl>
       <w:tblPr>
@@ -8046,14 +8332,14 @@
           <w:rFonts w:cstheme="majorHAnsi"/>
         </w:rPr>
       </w:pPr>
-      <w:bookmarkStart w:id="49" w:name="_Toc206257105"/>
+      <w:bookmarkStart w:id="53" w:name="_Toc206421097"/>
       <w:r>
         <w:rPr>
           <w:rFonts w:cstheme="majorHAnsi"/>
         </w:rPr>
         <w:t>Notification Service</w:t>
       </w:r>
-      <w:bookmarkEnd w:id="49"/>
+      <w:bookmarkEnd w:id="53"/>
     </w:p>
     <w:tbl>
       <w:tblPr>
@@ -8427,7 +8713,7 @@
           <w:rFonts w:cstheme="majorHAnsi"/>
         </w:rPr>
       </w:pPr>
-      <w:bookmarkStart w:id="50" w:name="_Toc206257106"/>
+      <w:bookmarkStart w:id="54" w:name="_Toc206421098"/>
       <w:r>
         <w:rPr>
           <w:rFonts w:cstheme="majorHAnsi"/>
@@ -8436,7 +8722,7 @@
         <w:lastRenderedPageBreak/>
         <w:t>REST API Diagram</w:t>
       </w:r>
-      <w:bookmarkEnd w:id="50"/>
+      <w:bookmarkEnd w:id="54"/>
     </w:p>
     <w:p>
       <w:pPr>
@@ -8528,7 +8814,7 @@
           <w:rFonts w:cstheme="majorHAnsi"/>
         </w:rPr>
       </w:pPr>
-      <w:bookmarkStart w:id="51" w:name="_Toc206257107"/>
+      <w:bookmarkStart w:id="55" w:name="_Toc206421099"/>
       <w:r>
         <w:rPr>
           <w:rFonts w:cstheme="majorHAnsi"/>
@@ -8537,7 +8823,7 @@
         <w:lastRenderedPageBreak/>
         <w:t>Sequence Diagrams</w:t>
       </w:r>
-      <w:bookmarkEnd w:id="51"/>
+      <w:bookmarkEnd w:id="55"/>
     </w:p>
     <w:p>
       <w:pPr>
@@ -8550,7 +8836,7 @@
           <w:lang w:val="en-IL" w:eastAsia="ja-JP" w:bidi="he-IL"/>
         </w:rPr>
       </w:pPr>
-      <w:bookmarkStart w:id="52" w:name="_Toc206257108"/>
+      <w:bookmarkStart w:id="56" w:name="_Toc206421100"/>
       <w:r>
         <w:rPr>
           <w:rFonts w:cstheme="majorHAnsi"/>
@@ -8607,7 +8893,7 @@
         </w:rPr>
         <w:t>:</w:t>
       </w:r>
-      <w:bookmarkEnd w:id="52"/>
+      <w:bookmarkEnd w:id="56"/>
       <w:r>
         <w:rPr>
           <w:rFonts w:eastAsia="Times New Roman" w:cstheme="majorHAnsi"/>
@@ -8674,7 +8960,7 @@
           <w:lang w:eastAsia="ja-JP"/>
         </w:rPr>
       </w:pPr>
-      <w:bookmarkStart w:id="53" w:name="_Toc206257109"/>
+      <w:bookmarkStart w:id="57" w:name="_Toc206421101"/>
       <w:r>
         <w:rPr>
           <w:rFonts w:hint="eastAsia"/>
@@ -8715,7 +9001,7 @@
         </w:rPr>
         <w:t>xplanation</w:t>
       </w:r>
-      <w:bookmarkEnd w:id="53"/>
+      <w:bookmarkEnd w:id="57"/>
     </w:p>
     <w:p>
       <w:pPr>
@@ -8734,7 +9020,7 @@
           <w:lang w:val="en-IL" w:eastAsia="ja-JP" w:bidi="he-IL"/>
         </w:rPr>
       </w:pPr>
-      <w:bookmarkStart w:id="54" w:name="_Toc206257110"/>
+      <w:bookmarkStart w:id="58" w:name="_Toc206421102"/>
       <w:r>
         <w:rPr>
           <w:rFonts w:cstheme="majorHAnsi"/>
@@ -8747,7 +9033,7 @@
         </w:rPr>
         <w:t>User enters email &amp; password in Client App</w:t>
       </w:r>
-      <w:bookmarkEnd w:id="54"/>
+      <w:bookmarkEnd w:id="58"/>
     </w:p>
     <w:p>
       <w:pPr>
@@ -8766,7 +9052,7 @@
           <w:lang w:val="en-IL" w:eastAsia="ja-JP" w:bidi="he-IL"/>
         </w:rPr>
       </w:pPr>
-      <w:bookmarkStart w:id="55" w:name="_Toc206257111"/>
+      <w:bookmarkStart w:id="59" w:name="_Toc206421103"/>
       <w:r>
         <w:rPr>
           <w:rFonts w:cstheme="majorHAnsi"/>
@@ -8779,7 +9065,7 @@
         </w:rPr>
         <w:t>Client sends POST /login (JSON) to Server API</w:t>
       </w:r>
-      <w:bookmarkEnd w:id="55"/>
+      <w:bookmarkEnd w:id="59"/>
     </w:p>
     <w:p>
       <w:pPr>
@@ -8798,7 +9084,7 @@
           <w:lang w:val="en-IL" w:eastAsia="ja-JP" w:bidi="he-IL"/>
         </w:rPr>
       </w:pPr>
-      <w:bookmarkStart w:id="56" w:name="_Toc206257112"/>
+      <w:bookmarkStart w:id="60" w:name="_Toc206421104"/>
       <w:r>
         <w:rPr>
           <w:rFonts w:cstheme="majorHAnsi"/>
@@ -8811,7 +9097,7 @@
         </w:rPr>
         <w:t>Server validates Email, Password in Database</w:t>
       </w:r>
-      <w:bookmarkEnd w:id="56"/>
+      <w:bookmarkEnd w:id="60"/>
     </w:p>
     <w:p>
       <w:pPr>
@@ -8830,7 +9116,7 @@
           <w:lang w:val="en-IL" w:eastAsia="ja-JP" w:bidi="he-IL"/>
         </w:rPr>
       </w:pPr>
-      <w:bookmarkStart w:id="57" w:name="_Toc206257113"/>
+      <w:bookmarkStart w:id="61" w:name="_Toc206421105"/>
       <w:r>
         <w:rPr>
           <w:rFonts w:cstheme="majorHAnsi"/>
@@ -8843,7 +9129,7 @@
         </w:rPr>
         <w:t>Email &amp; Password are valid → Generate JWT</w:t>
       </w:r>
-      <w:bookmarkEnd w:id="57"/>
+      <w:bookmarkEnd w:id="61"/>
     </w:p>
     <w:p>
       <w:pPr>
@@ -8862,7 +9148,7 @@
           <w:lang w:val="en-IL" w:eastAsia="ja-JP" w:bidi="he-IL"/>
         </w:rPr>
       </w:pPr>
-      <w:bookmarkStart w:id="58" w:name="_Toc206257114"/>
+      <w:bookmarkStart w:id="62" w:name="_Toc206421106"/>
       <w:r>
         <w:rPr>
           <w:rFonts w:cstheme="majorHAnsi"/>
@@ -8875,7 +9161,7 @@
         </w:rPr>
         <w:t>Server returns token to Client</w:t>
       </w:r>
-      <w:bookmarkEnd w:id="58"/>
+      <w:bookmarkEnd w:id="62"/>
     </w:p>
     <w:p>
       <w:pPr>
@@ -8894,7 +9180,7 @@
           <w:lang w:val="en-IL" w:eastAsia="ja-JP" w:bidi="he-IL"/>
         </w:rPr>
       </w:pPr>
-      <w:bookmarkStart w:id="59" w:name="_Toc206257115"/>
+      <w:bookmarkStart w:id="63" w:name="_Toc206421107"/>
       <w:r>
         <w:rPr>
           <w:rFonts w:cstheme="majorHAnsi"/>
@@ -8907,7 +9193,7 @@
         </w:rPr>
         <w:t>Client stores token for future requests includes Authorization: Bearer &lt;token&gt;</w:t>
       </w:r>
-      <w:bookmarkEnd w:id="59"/>
+      <w:bookmarkEnd w:id="63"/>
     </w:p>
     <w:p>
       <w:pPr>
@@ -8924,7 +9210,7 @@
           <w:lang w:eastAsia="ja-JP" w:bidi="he-IL"/>
         </w:rPr>
       </w:pPr>
-      <w:bookmarkStart w:id="60" w:name="_Toc206257116"/>
+      <w:bookmarkStart w:id="64" w:name="_Toc206421108"/>
       <w:r>
         <w:rPr>
           <w:rFonts w:cstheme="majorHAnsi" w:hint="eastAsia"/>
@@ -8932,7 +9218,7 @@
         </w:rPr>
         <w:t>Docker Containers</w:t>
       </w:r>
-      <w:bookmarkEnd w:id="60"/>
+      <w:bookmarkEnd w:id="64"/>
     </w:p>
     <w:p>
       <w:pPr>
@@ -9002,7 +9288,7 @@
           <w:lang w:eastAsia="ja-JP"/>
         </w:rPr>
       </w:pPr>
-      <w:bookmarkStart w:id="61" w:name="_Toc206257117"/>
+      <w:bookmarkStart w:id="65" w:name="_Toc206421109"/>
       <w:r>
         <w:rPr>
           <w:rFonts w:cstheme="majorHAnsi" w:hint="eastAsia"/>
@@ -9017,7 +9303,7 @@
         </w:rPr>
         <w:t xml:space="preserve"> File</w:t>
       </w:r>
-      <w:bookmarkEnd w:id="61"/>
+      <w:bookmarkEnd w:id="65"/>
     </w:p>
     <w:p>
       <w:pPr>
@@ -9725,7 +10011,7 @@
           <w:lang w:eastAsia="ja-JP"/>
         </w:rPr>
       </w:pPr>
-      <w:bookmarkStart w:id="62" w:name="_Toc206257118"/>
+      <w:bookmarkStart w:id="66" w:name="_Toc206421110"/>
       <w:proofErr w:type="spellStart"/>
       <w:r>
         <w:rPr>
@@ -9742,7 +10028,7 @@
         </w:rPr>
         <w:t xml:space="preserve"> (Entity Framework)</w:t>
       </w:r>
-      <w:bookmarkEnd w:id="62"/>
+      <w:bookmarkEnd w:id="66"/>
     </w:p>
     <w:p>
       <w:pPr>
@@ -10071,7 +10357,7 @@
           <w:lang w:eastAsia="ja-JP"/>
         </w:rPr>
       </w:pPr>
-      <w:bookmarkStart w:id="63" w:name="_Toc206257119"/>
+      <w:bookmarkStart w:id="67" w:name="_Toc206421111"/>
       <w:r>
         <w:rPr>
           <w:rFonts w:cstheme="majorHAnsi" w:hint="eastAsia"/>
@@ -10094,7 +10380,7 @@
         </w:rPr>
         <w:t>.yml</w:t>
       </w:r>
-      <w:bookmarkEnd w:id="63"/>
+      <w:bookmarkEnd w:id="67"/>
       <w:proofErr w:type="spellEnd"/>
     </w:p>
     <w:p>
@@ -11830,7 +12116,7 @@
           <w:lang w:eastAsia="ja-JP"/>
         </w:rPr>
       </w:pPr>
-      <w:bookmarkStart w:id="64" w:name="_Toc206257120"/>
+      <w:bookmarkStart w:id="68" w:name="_Toc206421112"/>
       <w:r>
         <w:rPr>
           <w:rFonts w:cstheme="majorHAnsi" w:hint="eastAsia"/>
@@ -11846,7 +12132,7 @@
         </w:rPr>
         <w:t>Compose.Override.yml</w:t>
       </w:r>
-      <w:bookmarkEnd w:id="64"/>
+      <w:bookmarkEnd w:id="68"/>
       <w:proofErr w:type="spellEnd"/>
     </w:p>
     <w:p>
@@ -12441,7 +12727,7 @@
           <w:lang w:eastAsia="ja-JP"/>
         </w:rPr>
       </w:pPr>
-      <w:bookmarkStart w:id="65" w:name="_Toc206257121"/>
+      <w:bookmarkStart w:id="69" w:name="_Toc206421113"/>
       <w:r>
         <w:rPr>
           <w:rFonts w:cstheme="majorHAnsi"/>
@@ -12456,7 +12742,7 @@
         </w:rPr>
         <w:t>Structure (Dev)</w:t>
       </w:r>
-      <w:bookmarkEnd w:id="65"/>
+      <w:bookmarkEnd w:id="69"/>
     </w:p>
     <w:p>
       <w:pPr>
@@ -13232,10 +13518,11 @@
         </w:tabs>
         <w:rPr>
           <w:rFonts w:cstheme="majorHAnsi"/>
-          <w:lang w:eastAsia="ja-JP"/>
-        </w:rPr>
-      </w:pPr>
-      <w:bookmarkStart w:id="66" w:name="_Toc206257122"/>
+          <w:rtl/>
+          <w:lang w:eastAsia="ja-JP" w:bidi="he-IL"/>
+        </w:rPr>
+      </w:pPr>
+      <w:bookmarkStart w:id="70" w:name="_Toc206421114"/>
       <w:r>
         <w:rPr>
           <w:rFonts w:cstheme="majorHAnsi"/>
@@ -13244,7 +13531,565 @@
         <w:lastRenderedPageBreak/>
         <w:t>Client Frontend</w:t>
       </w:r>
-      <w:bookmarkEnd w:id="66"/>
+      <w:bookmarkEnd w:id="70"/>
+    </w:p>
+    <w:p>
+      <w:pPr>
+        <w:rPr>
+          <w:lang w:val="en-IL" w:eastAsia="ja-JP" w:bidi="he-IL"/>
+        </w:rPr>
+      </w:pPr>
+    </w:p>
+    <w:p>
+      <w:pPr>
+        <w:pStyle w:val="ListParagraph"/>
+        <w:keepNext/>
+        <w:keepLines/>
+        <w:numPr>
+          <w:ilvl w:val="0"/>
+          <w:numId w:val="18"/>
+        </w:numPr>
+        <w:spacing w:before="480" w:after="0"/>
+        <w:contextualSpacing w:val="0"/>
+        <w:outlineLvl w:val="0"/>
+        <w:rPr>
+          <w:rFonts w:asciiTheme="majorHAnsi" w:eastAsiaTheme="majorEastAsia" w:hAnsiTheme="majorHAnsi" w:cstheme="majorBidi"/>
+          <w:b/>
+          <w:bCs/>
+          <w:vanish/>
+          <w:color w:val="365F91" w:themeColor="accent1" w:themeShade="BF"/>
+          <w:sz w:val="28"/>
+          <w:szCs w:val="28"/>
+        </w:rPr>
+      </w:pPr>
+      <w:bookmarkStart w:id="71" w:name="_Toc206421115"/>
+      <w:bookmarkEnd w:id="71"/>
+    </w:p>
+    <w:p>
+      <w:pPr>
+        <w:pStyle w:val="ListParagraph"/>
+        <w:keepNext/>
+        <w:keepLines/>
+        <w:numPr>
+          <w:ilvl w:val="0"/>
+          <w:numId w:val="18"/>
+        </w:numPr>
+        <w:spacing w:before="480" w:after="0"/>
+        <w:contextualSpacing w:val="0"/>
+        <w:outlineLvl w:val="0"/>
+        <w:rPr>
+          <w:rFonts w:asciiTheme="majorHAnsi" w:eastAsiaTheme="majorEastAsia" w:hAnsiTheme="majorHAnsi" w:cstheme="majorBidi"/>
+          <w:b/>
+          <w:bCs/>
+          <w:vanish/>
+          <w:color w:val="365F91" w:themeColor="accent1" w:themeShade="BF"/>
+          <w:sz w:val="28"/>
+          <w:szCs w:val="28"/>
+        </w:rPr>
+      </w:pPr>
+      <w:bookmarkStart w:id="72" w:name="_Toc206421116"/>
+      <w:bookmarkEnd w:id="72"/>
+    </w:p>
+    <w:p>
+      <w:pPr>
+        <w:pStyle w:val="ListParagraph"/>
+        <w:keepNext/>
+        <w:keepLines/>
+        <w:numPr>
+          <w:ilvl w:val="0"/>
+          <w:numId w:val="18"/>
+        </w:numPr>
+        <w:spacing w:before="480" w:after="0"/>
+        <w:contextualSpacing w:val="0"/>
+        <w:outlineLvl w:val="0"/>
+        <w:rPr>
+          <w:rFonts w:asciiTheme="majorHAnsi" w:eastAsiaTheme="majorEastAsia" w:hAnsiTheme="majorHAnsi" w:cstheme="majorBidi"/>
+          <w:b/>
+          <w:bCs/>
+          <w:vanish/>
+          <w:color w:val="365F91" w:themeColor="accent1" w:themeShade="BF"/>
+          <w:sz w:val="28"/>
+          <w:szCs w:val="28"/>
+        </w:rPr>
+      </w:pPr>
+      <w:bookmarkStart w:id="73" w:name="_Toc206421117"/>
+      <w:bookmarkEnd w:id="73"/>
+    </w:p>
+    <w:p>
+      <w:pPr>
+        <w:pStyle w:val="ListParagraph"/>
+        <w:keepNext/>
+        <w:keepLines/>
+        <w:numPr>
+          <w:ilvl w:val="0"/>
+          <w:numId w:val="18"/>
+        </w:numPr>
+        <w:spacing w:before="480" w:after="0"/>
+        <w:contextualSpacing w:val="0"/>
+        <w:outlineLvl w:val="0"/>
+        <w:rPr>
+          <w:rFonts w:asciiTheme="majorHAnsi" w:eastAsiaTheme="majorEastAsia" w:hAnsiTheme="majorHAnsi" w:cstheme="majorBidi"/>
+          <w:b/>
+          <w:bCs/>
+          <w:vanish/>
+          <w:color w:val="365F91" w:themeColor="accent1" w:themeShade="BF"/>
+          <w:sz w:val="28"/>
+          <w:szCs w:val="28"/>
+        </w:rPr>
+      </w:pPr>
+      <w:bookmarkStart w:id="74" w:name="_Toc206421118"/>
+      <w:bookmarkEnd w:id="74"/>
+    </w:p>
+    <w:p>
+      <w:pPr>
+        <w:pStyle w:val="ListParagraph"/>
+        <w:keepNext/>
+        <w:keepLines/>
+        <w:numPr>
+          <w:ilvl w:val="0"/>
+          <w:numId w:val="18"/>
+        </w:numPr>
+        <w:spacing w:before="480" w:after="0"/>
+        <w:contextualSpacing w:val="0"/>
+        <w:outlineLvl w:val="0"/>
+        <w:rPr>
+          <w:rFonts w:asciiTheme="majorHAnsi" w:eastAsiaTheme="majorEastAsia" w:hAnsiTheme="majorHAnsi" w:cstheme="majorBidi"/>
+          <w:b/>
+          <w:bCs/>
+          <w:vanish/>
+          <w:color w:val="365F91" w:themeColor="accent1" w:themeShade="BF"/>
+          <w:sz w:val="28"/>
+          <w:szCs w:val="28"/>
+        </w:rPr>
+      </w:pPr>
+      <w:bookmarkStart w:id="75" w:name="_Toc206421119"/>
+      <w:bookmarkEnd w:id="75"/>
+    </w:p>
+    <w:p>
+      <w:pPr>
+        <w:pStyle w:val="ListParagraph"/>
+        <w:keepNext/>
+        <w:keepLines/>
+        <w:numPr>
+          <w:ilvl w:val="0"/>
+          <w:numId w:val="18"/>
+        </w:numPr>
+        <w:spacing w:before="480" w:after="0"/>
+        <w:contextualSpacing w:val="0"/>
+        <w:outlineLvl w:val="0"/>
+        <w:rPr>
+          <w:rFonts w:asciiTheme="majorHAnsi" w:eastAsiaTheme="majorEastAsia" w:hAnsiTheme="majorHAnsi" w:cstheme="majorBidi"/>
+          <w:b/>
+          <w:bCs/>
+          <w:vanish/>
+          <w:color w:val="365F91" w:themeColor="accent1" w:themeShade="BF"/>
+          <w:sz w:val="28"/>
+          <w:szCs w:val="28"/>
+        </w:rPr>
+      </w:pPr>
+      <w:bookmarkStart w:id="76" w:name="_Toc206421120"/>
+      <w:bookmarkEnd w:id="76"/>
+    </w:p>
+    <w:p>
+      <w:pPr>
+        <w:pStyle w:val="ListParagraph"/>
+        <w:keepNext/>
+        <w:keepLines/>
+        <w:numPr>
+          <w:ilvl w:val="0"/>
+          <w:numId w:val="18"/>
+        </w:numPr>
+        <w:spacing w:before="480" w:after="0"/>
+        <w:contextualSpacing w:val="0"/>
+        <w:outlineLvl w:val="0"/>
+        <w:rPr>
+          <w:rFonts w:asciiTheme="majorHAnsi" w:eastAsiaTheme="majorEastAsia" w:hAnsiTheme="majorHAnsi" w:cstheme="majorBidi"/>
+          <w:b/>
+          <w:bCs/>
+          <w:vanish/>
+          <w:color w:val="365F91" w:themeColor="accent1" w:themeShade="BF"/>
+          <w:sz w:val="28"/>
+          <w:szCs w:val="28"/>
+        </w:rPr>
+      </w:pPr>
+      <w:bookmarkStart w:id="77" w:name="_Toc206421121"/>
+      <w:bookmarkEnd w:id="77"/>
+    </w:p>
+    <w:p>
+      <w:pPr>
+        <w:pStyle w:val="ListParagraph"/>
+        <w:keepNext/>
+        <w:keepLines/>
+        <w:numPr>
+          <w:ilvl w:val="0"/>
+          <w:numId w:val="18"/>
+        </w:numPr>
+        <w:spacing w:before="480" w:after="0"/>
+        <w:contextualSpacing w:val="0"/>
+        <w:outlineLvl w:val="0"/>
+        <w:rPr>
+          <w:rFonts w:asciiTheme="majorHAnsi" w:eastAsiaTheme="majorEastAsia" w:hAnsiTheme="majorHAnsi" w:cstheme="majorBidi"/>
+          <w:b/>
+          <w:bCs/>
+          <w:vanish/>
+          <w:color w:val="365F91" w:themeColor="accent1" w:themeShade="BF"/>
+          <w:sz w:val="28"/>
+          <w:szCs w:val="28"/>
+        </w:rPr>
+      </w:pPr>
+      <w:bookmarkStart w:id="78" w:name="_Toc206421122"/>
+      <w:bookmarkEnd w:id="78"/>
+    </w:p>
+    <w:p>
+      <w:pPr>
+        <w:pStyle w:val="ListParagraph"/>
+        <w:keepNext/>
+        <w:keepLines/>
+        <w:numPr>
+          <w:ilvl w:val="0"/>
+          <w:numId w:val="18"/>
+        </w:numPr>
+        <w:spacing w:before="480" w:after="0"/>
+        <w:contextualSpacing w:val="0"/>
+        <w:outlineLvl w:val="0"/>
+        <w:rPr>
+          <w:rFonts w:asciiTheme="majorHAnsi" w:eastAsiaTheme="majorEastAsia" w:hAnsiTheme="majorHAnsi" w:cstheme="majorBidi"/>
+          <w:b/>
+          <w:bCs/>
+          <w:vanish/>
+          <w:color w:val="365F91" w:themeColor="accent1" w:themeShade="BF"/>
+          <w:sz w:val="28"/>
+          <w:szCs w:val="28"/>
+        </w:rPr>
+      </w:pPr>
+      <w:bookmarkStart w:id="79" w:name="_Toc206421123"/>
+      <w:bookmarkEnd w:id="79"/>
+    </w:p>
+    <w:p>
+      <w:pPr>
+        <w:pStyle w:val="ListParagraph"/>
+        <w:keepNext/>
+        <w:keepLines/>
+        <w:numPr>
+          <w:ilvl w:val="0"/>
+          <w:numId w:val="18"/>
+        </w:numPr>
+        <w:spacing w:before="480" w:after="0"/>
+        <w:contextualSpacing w:val="0"/>
+        <w:outlineLvl w:val="0"/>
+        <w:rPr>
+          <w:rFonts w:asciiTheme="majorHAnsi" w:eastAsiaTheme="majorEastAsia" w:hAnsiTheme="majorHAnsi" w:cstheme="majorBidi"/>
+          <w:b/>
+          <w:bCs/>
+          <w:vanish/>
+          <w:color w:val="365F91" w:themeColor="accent1" w:themeShade="BF"/>
+          <w:sz w:val="28"/>
+          <w:szCs w:val="28"/>
+        </w:rPr>
+      </w:pPr>
+      <w:bookmarkStart w:id="80" w:name="_Toc206421124"/>
+      <w:bookmarkEnd w:id="80"/>
+    </w:p>
+    <w:p>
+      <w:pPr>
+        <w:pStyle w:val="ListParagraph"/>
+        <w:keepNext/>
+        <w:keepLines/>
+        <w:numPr>
+          <w:ilvl w:val="0"/>
+          <w:numId w:val="18"/>
+        </w:numPr>
+        <w:spacing w:before="480" w:after="0"/>
+        <w:contextualSpacing w:val="0"/>
+        <w:outlineLvl w:val="0"/>
+        <w:rPr>
+          <w:rFonts w:asciiTheme="majorHAnsi" w:eastAsiaTheme="majorEastAsia" w:hAnsiTheme="majorHAnsi" w:cstheme="majorBidi"/>
+          <w:b/>
+          <w:bCs/>
+          <w:vanish/>
+          <w:color w:val="365F91" w:themeColor="accent1" w:themeShade="BF"/>
+          <w:sz w:val="28"/>
+          <w:szCs w:val="28"/>
+        </w:rPr>
+      </w:pPr>
+      <w:bookmarkStart w:id="81" w:name="_Toc206421125"/>
+      <w:bookmarkEnd w:id="81"/>
+    </w:p>
+    <w:p>
+      <w:pPr>
+        <w:pStyle w:val="ListParagraph"/>
+        <w:keepNext/>
+        <w:keepLines/>
+        <w:numPr>
+          <w:ilvl w:val="0"/>
+          <w:numId w:val="18"/>
+        </w:numPr>
+        <w:spacing w:before="480" w:after="0"/>
+        <w:contextualSpacing w:val="0"/>
+        <w:outlineLvl w:val="0"/>
+        <w:rPr>
+          <w:rFonts w:asciiTheme="majorHAnsi" w:eastAsiaTheme="majorEastAsia" w:hAnsiTheme="majorHAnsi" w:cstheme="majorBidi"/>
+          <w:b/>
+          <w:bCs/>
+          <w:vanish/>
+          <w:color w:val="365F91" w:themeColor="accent1" w:themeShade="BF"/>
+          <w:sz w:val="28"/>
+          <w:szCs w:val="28"/>
+        </w:rPr>
+      </w:pPr>
+      <w:bookmarkStart w:id="82" w:name="_Toc206421126"/>
+      <w:bookmarkEnd w:id="82"/>
+    </w:p>
+    <w:p>
+      <w:pPr>
+        <w:pStyle w:val="ListParagraph"/>
+        <w:keepNext/>
+        <w:keepLines/>
+        <w:numPr>
+          <w:ilvl w:val="0"/>
+          <w:numId w:val="18"/>
+        </w:numPr>
+        <w:spacing w:before="480" w:after="0"/>
+        <w:contextualSpacing w:val="0"/>
+        <w:outlineLvl w:val="0"/>
+        <w:rPr>
+          <w:rFonts w:asciiTheme="majorHAnsi" w:eastAsiaTheme="majorEastAsia" w:hAnsiTheme="majorHAnsi" w:cstheme="majorBidi"/>
+          <w:b/>
+          <w:bCs/>
+          <w:vanish/>
+          <w:color w:val="365F91" w:themeColor="accent1" w:themeShade="BF"/>
+          <w:sz w:val="28"/>
+          <w:szCs w:val="28"/>
+        </w:rPr>
+      </w:pPr>
+      <w:bookmarkStart w:id="83" w:name="_Toc206421127"/>
+      <w:bookmarkEnd w:id="83"/>
+    </w:p>
+    <w:p>
+      <w:pPr>
+        <w:pStyle w:val="Heading2"/>
+      </w:pPr>
+      <w:bookmarkStart w:id="84" w:name="_Toc206421128"/>
+      <w:r>
+        <w:t>Application Login form</w:t>
+      </w:r>
+      <w:r>
+        <w:t xml:space="preserve"> (</w:t>
+      </w:r>
+      <w:proofErr w:type="spellStart"/>
+      <w:r>
+        <w:t>Login.tsx</w:t>
+      </w:r>
+      <w:proofErr w:type="spellEnd"/>
+      <w:r>
+        <w:t>)</w:t>
+      </w:r>
+      <w:bookmarkEnd w:id="84"/>
+    </w:p>
+    <w:p>
+      <w:pPr>
+        <w:jc w:val="center"/>
+        <w:rPr>
+          <w:rtl/>
+          <w:lang w:val="en-IL" w:eastAsia="ja-JP" w:bidi="he-IL"/>
+        </w:rPr>
+      </w:pPr>
+      <w:r>
+        <w:rPr>
+          <w:lang w:eastAsia="ja-JP" w:bidi="he-IL"/>
+        </w:rPr>
+        <w:drawing>
+          <wp:inline distT="0" distB="0" distL="0" distR="0" wp14:anchorId="568E8BDF" wp14:editId="6442C013">
+            <wp:extent cx="4028014" cy="2711450"/>
+            <wp:effectExtent l="19050" t="19050" r="10795" b="12700"/>
+            <wp:docPr id="4" name="Picture 3" descr="A screenshot of a login form&#10;&#10;AI-generated content may be incorrect.">
+              <a:extLst xmlns:a="http://schemas.openxmlformats.org/drawingml/2006/main">
+                <a:ext uri="{FF2B5EF4-FFF2-40B4-BE49-F238E27FC236}">
+                  <a16:creationId xmlns:a16="http://schemas.microsoft.com/office/drawing/2014/main" id="{EFBB7C5E-849A-AB2C-E179-FAAF5C4F195F}"/>
+                </a:ext>
+              </a:extLst>
+            </wp:docPr>
+            <wp:cNvGraphicFramePr>
+              <a:graphicFrameLocks xmlns:a="http://schemas.openxmlformats.org/drawingml/2006/main" noChangeAspect="1"/>
+            </wp:cNvGraphicFramePr>
+            <a:graphic xmlns:a="http://schemas.openxmlformats.org/drawingml/2006/main">
+              <a:graphicData uri="http://schemas.openxmlformats.org/drawingml/2006/picture">
+                <pic:pic xmlns:pic="http://schemas.openxmlformats.org/drawingml/2006/picture">
+                  <pic:nvPicPr>
+                    <pic:cNvPr id="4" name="Picture 3" descr="A screenshot of a login form&#10;&#10;AI-generated content may be incorrect.">
+                      <a:extLst>
+                        <a:ext uri="{FF2B5EF4-FFF2-40B4-BE49-F238E27FC236}">
+                          <a16:creationId xmlns:a16="http://schemas.microsoft.com/office/drawing/2014/main" id="{EFBB7C5E-849A-AB2C-E179-FAAF5C4F195F}"/>
+                        </a:ext>
+                      </a:extLst>
+                    </pic:cNvPr>
+                    <pic:cNvPicPr>
+                      <a:picLocks noChangeAspect="1"/>
+                    </pic:cNvPicPr>
+                  </pic:nvPicPr>
+                  <pic:blipFill>
+                    <a:blip r:embed="rId12"/>
+                    <a:stretch>
+                      <a:fillRect/>
+                    </a:stretch>
+                  </pic:blipFill>
+                  <pic:spPr>
+                    <a:xfrm>
+                      <a:off x="0" y="0"/>
+                      <a:ext cx="4031065" cy="2713504"/>
+                    </a:xfrm>
+                    <a:prstGeom prst="rect">
+                      <a:avLst/>
+                    </a:prstGeom>
+                    <a:ln>
+                      <a:solidFill>
+                        <a:schemeClr val="accent1"/>
+                      </a:solidFill>
+                    </a:ln>
+                  </pic:spPr>
+                </pic:pic>
+              </a:graphicData>
+            </a:graphic>
+          </wp:inline>
+        </w:drawing>
+      </w:r>
+    </w:p>
+    <w:p>
+      <w:pPr>
+        <w:pStyle w:val="Heading2"/>
+      </w:pPr>
+      <w:r>
+        <w:rPr>
+          <w:lang w:eastAsia="ja-JP" w:bidi="he-IL"/>
+        </w:rPr>
+        <w:tab/>
+      </w:r>
+      <w:bookmarkStart w:id="85" w:name="_Toc206421129"/>
+      <w:r>
+        <w:rPr>
+          <w:lang w:eastAsia="ja-JP" w:bidi="he-IL"/>
+        </w:rPr>
+        <w:t>Welcome Page (</w:t>
+      </w:r>
+      <w:proofErr w:type="spellStart"/>
+      <w:r>
+        <w:rPr>
+          <w:lang w:eastAsia="ja-JP" w:bidi="he-IL"/>
+        </w:rPr>
+        <w:t>WelcomePage.tsx</w:t>
+      </w:r>
+      <w:proofErr w:type="spellEnd"/>
+      <w:r>
+        <w:rPr>
+          <w:lang w:eastAsia="ja-JP" w:bidi="he-IL"/>
+        </w:rPr>
+        <w:t>)</w:t>
+      </w:r>
+      <w:bookmarkEnd w:id="85"/>
+    </w:p>
+    <w:p>
+      <w:pPr>
+        <w:rPr>
+          <w:rtl/>
+          <w:lang w:eastAsia="ja-JP" w:bidi="he-IL"/>
+        </w:rPr>
+      </w:pPr>
+      <w:r>
+        <w:rPr>
+          <w:lang w:eastAsia="ja-JP" w:bidi="he-IL"/>
+        </w:rPr>
+        <w:tab/>
+      </w:r>
+      <w:r>
+        <w:rPr>
+          <w:lang w:eastAsia="ja-JP" w:bidi="he-IL"/>
+        </w:rPr>
+        <w:drawing>
+          <wp:inline distT="0" distB="0" distL="0" distR="0" wp14:anchorId="70442668" wp14:editId="0CAC999C">
+            <wp:extent cx="5486400" cy="3095625"/>
+            <wp:effectExtent l="19050" t="19050" r="19050" b="28575"/>
+            <wp:docPr id="1408947240" name="Picture 1" descr="A screenshot of a computer&#10;&#10;AI-generated content may be incorrect."/>
+            <wp:cNvGraphicFramePr>
+              <a:graphicFrameLocks xmlns:a="http://schemas.openxmlformats.org/drawingml/2006/main" noChangeAspect="1"/>
+            </wp:cNvGraphicFramePr>
+            <a:graphic xmlns:a="http://schemas.openxmlformats.org/drawingml/2006/main">
+              <a:graphicData uri="http://schemas.openxmlformats.org/drawingml/2006/picture">
+                <pic:pic xmlns:pic="http://schemas.openxmlformats.org/drawingml/2006/picture">
+                  <pic:nvPicPr>
+                    <pic:cNvPr id="1408947240" name="Picture 1" descr="A screenshot of a computer&#10;&#10;AI-generated content may be incorrect."/>
+                    <pic:cNvPicPr/>
+                  </pic:nvPicPr>
+                  <pic:blipFill>
+                    <a:blip r:embed="rId13"/>
+                    <a:stretch>
+                      <a:fillRect/>
+                    </a:stretch>
+                  </pic:blipFill>
+                  <pic:spPr>
+                    <a:xfrm>
+                      <a:off x="0" y="0"/>
+                      <a:ext cx="5486400" cy="3095625"/>
+                    </a:xfrm>
+                    <a:prstGeom prst="rect">
+                      <a:avLst/>
+                    </a:prstGeom>
+                    <a:ln>
+                      <a:solidFill>
+                        <a:schemeClr val="accent1"/>
+                      </a:solidFill>
+                    </a:ln>
+                  </pic:spPr>
+                </pic:pic>
+              </a:graphicData>
+            </a:graphic>
+          </wp:inline>
+        </w:drawing>
+      </w:r>
+    </w:p>
+    <w:p>
+      <w:pPr>
+        <w:rPr>
+          <w:rtl/>
+          <w:lang w:eastAsia="ja-JP" w:bidi="he-IL"/>
+        </w:rPr>
+      </w:pPr>
+    </w:p>
+    <w:p>
+      <w:pPr>
+        <w:rPr>
+          <w:rtl/>
+          <w:lang w:eastAsia="ja-JP" w:bidi="he-IL"/>
+        </w:rPr>
+      </w:pPr>
+    </w:p>
+    <w:p>
+      <w:pPr>
+        <w:rPr>
+          <w:rtl/>
+          <w:lang w:eastAsia="ja-JP" w:bidi="he-IL"/>
+        </w:rPr>
+      </w:pPr>
+    </w:p>
+    <w:p>
+      <w:pPr>
+        <w:rPr>
+          <w:rtl/>
+          <w:lang w:eastAsia="ja-JP" w:bidi="he-IL"/>
+        </w:rPr>
+      </w:pPr>
+    </w:p>
+    <w:p>
+      <w:pPr>
+        <w:pStyle w:val="Heading2"/>
+      </w:pPr>
+      <w:bookmarkStart w:id="86" w:name="_Toc206421130"/>
+      <w:r>
+        <w:rPr>
+          <w:lang w:eastAsia="ja-JP" w:bidi="he-IL"/>
+        </w:rPr>
+        <w:t>Client Folders structure</w:t>
+      </w:r>
+      <w:bookmarkEnd w:id="86"/>
     </w:p>
     <w:p>
       <w:pPr>
@@ -13371,14 +14216,85 @@
         <w:rPr>
           <w:lang w:val="en-IL" w:eastAsia="ja-JP"/>
         </w:rPr>
-        <w:t xml:space="preserve">│   │   ├── auth/            # Login, Register, </w:t>
+        <w:t xml:space="preserve">│   │   ├── auth/            </w:t>
+      </w:r>
+      <w:r>
+        <w:rPr>
+          <w:lang w:val="en-IL" w:eastAsia="ja-JP"/>
+        </w:rPr>
+        <w:tab/>
+      </w:r>
+      <w:r>
+        <w:rPr>
+          <w:lang w:val="en-IL" w:eastAsia="ja-JP"/>
+        </w:rPr>
+        <w:sym w:font="Wingdings" w:char="F0DF"/>
       </w:r>
       <w:proofErr w:type="spellStart"/>
       <w:r>
         <w:rPr>
           <w:lang w:val="en-IL" w:eastAsia="ja-JP"/>
         </w:rPr>
-        <w:t>AuthContext</w:t>
+        <w:t>Login</w:t>
+      </w:r>
+      <w:r>
+        <w:rPr>
+          <w:lang w:val="en-IL" w:eastAsia="ja-JP"/>
+        </w:rPr>
+        <w:t>.tsx</w:t>
+      </w:r>
+      <w:proofErr w:type="spellEnd"/>
+    </w:p>
+    <w:p>
+      <w:pPr>
+        <w:spacing w:after="0"/>
+        <w:ind w:firstLine="90"/>
+        <w:rPr>
+          <w:lang w:val="en-IL" w:eastAsia="ja-JP"/>
+        </w:rPr>
+      </w:pPr>
+      <w:r>
+        <w:rPr>
+          <w:lang w:val="en-IL" w:eastAsia="ja-JP"/>
+        </w:rPr>
+        <w:t xml:space="preserve">│   │   ├── </w:t>
+      </w:r>
+      <w:r>
+        <w:rPr>
+          <w:lang w:val="en-IL" w:eastAsia="ja-JP"/>
+        </w:rPr>
+        <w:t>Welcome</w:t>
+      </w:r>
+      <w:r>
+        <w:rPr>
+          <w:lang w:val="en-IL" w:eastAsia="ja-JP"/>
+        </w:rPr>
+        <w:t xml:space="preserve">/       </w:t>
+      </w:r>
+      <w:r>
+        <w:rPr>
+          <w:lang w:val="en-IL" w:eastAsia="ja-JP"/>
+        </w:rPr>
+        <w:tab/>
+      </w:r>
+      <w:r>
+        <w:rPr>
+          <w:lang w:val="en-IL" w:eastAsia="ja-JP"/>
+        </w:rPr>
+        <w:sym w:font="Wingdings" w:char="F0DF"/>
+      </w:r>
+      <w:r>
+        <w:rPr>
+          <w:lang w:val="en-IL" w:eastAsia="ja-JP"/>
+        </w:rPr>
+        <w:t xml:space="preserve"> </w:t>
+      </w:r>
+      <w:proofErr w:type="spellStart"/>
+      <w:r>
+        <w:rPr>
+          <w:lang w:val="en-IL" w:eastAsia="ja-JP"/>
+        </w:rPr>
+        <w:t>WelcomePage.tsx</w:t>
       </w:r>
       <w:proofErr w:type="spellEnd"/>
     </w:p>

--- a/Documentations/A2C_SDD.docx
+++ b/Documentations/A2C_SDD.docx
@@ -13878,7 +13878,17 @@
       </w:r>
       <w:proofErr w:type="spellStart"/>
       <w:r>
-        <w:t>Login.tsx</w:t>
+        <w:t>Login</w:t>
+      </w:r>
+      <w:r>
+        <w:rPr>
+          <w:rFonts w:hint="eastAsia"/>
+          <w:lang w:eastAsia="ja-JP"/>
+        </w:rPr>
+        <w:t>Page</w:t>
+      </w:r>
+      <w:r>
+        <w:t>.tsx</w:t>
       </w:r>
       <w:proofErr w:type="spellEnd"/>
       <w:r>
@@ -13896,6 +13906,7 @@
       </w:pPr>
       <w:r>
         <w:rPr>
+          <w:noProof/>
           <w:lang w:eastAsia="ja-JP" w:bidi="he-IL"/>
         </w:rPr>
         <w:drawing>
@@ -14005,10 +14016,16 @@
           <w:lang w:eastAsia="ja-JP" w:bidi="he-IL"/>
         </w:rPr>
         <w:drawing>
-          <wp:inline distT="0" distB="0" distL="0" distR="0" wp14:anchorId="70442668" wp14:editId="0CAC999C">
-            <wp:extent cx="5486400" cy="3095625"/>
-            <wp:effectExtent l="19050" t="19050" r="19050" b="28575"/>
-            <wp:docPr id="1408947240" name="Picture 1" descr="A screenshot of a computer&#10;&#10;AI-generated content may be incorrect."/>
+          <wp:inline distT="0" distB="0" distL="0" distR="0" wp14:anchorId="06BC2524" wp14:editId="4CDC26C2">
+            <wp:extent cx="5486400" cy="3297555"/>
+            <wp:effectExtent l="19050" t="19050" r="19050" b="17145"/>
+            <wp:docPr id="3" name="Picture 2">
+              <a:extLst xmlns:a="http://schemas.openxmlformats.org/drawingml/2006/main">
+                <a:ext uri="{FF2B5EF4-FFF2-40B4-BE49-F238E27FC236}">
+                  <a16:creationId xmlns:a16="http://schemas.microsoft.com/office/drawing/2014/main" id="{F89B5F49-256A-91EB-7D48-6A8A5D0F64CC}"/>
+                </a:ext>
+              </a:extLst>
+            </wp:docPr>
             <wp:cNvGraphicFramePr>
               <a:graphicFrameLocks xmlns:a="http://schemas.openxmlformats.org/drawingml/2006/main" noChangeAspect="1"/>
             </wp:cNvGraphicFramePr>
@@ -14016,8 +14033,16 @@
               <a:graphicData uri="http://schemas.openxmlformats.org/drawingml/2006/picture">
                 <pic:pic xmlns:pic="http://schemas.openxmlformats.org/drawingml/2006/picture">
                   <pic:nvPicPr>
-                    <pic:cNvPr id="1408947240" name="Picture 1" descr="A screenshot of a computer&#10;&#10;AI-generated content may be incorrect."/>
-                    <pic:cNvPicPr/>
+                    <pic:cNvPr id="3" name="Picture 2">
+                      <a:extLst>
+                        <a:ext uri="{FF2B5EF4-FFF2-40B4-BE49-F238E27FC236}">
+                          <a16:creationId xmlns:a16="http://schemas.microsoft.com/office/drawing/2014/main" id="{F89B5F49-256A-91EB-7D48-6A8A5D0F64CC}"/>
+                        </a:ext>
+                      </a:extLst>
+                    </pic:cNvPr>
+                    <pic:cNvPicPr>
+                      <a:picLocks noChangeAspect="1"/>
+                    </pic:cNvPicPr>
                   </pic:nvPicPr>
                   <pic:blipFill>
                     <a:blip r:embed="rId13"/>
@@ -14028,7 +14053,131 @@
                   <pic:spPr>
                     <a:xfrm>
                       <a:off x="0" y="0"/>
-                      <a:ext cx="5486400" cy="3095625"/>
+                      <a:ext cx="5486400" cy="3297555"/>
+                    </a:xfrm>
+                    <a:prstGeom prst="rect">
+                      <a:avLst/>
+                    </a:prstGeom>
+                    <a:noFill/>
+                    <a:ln>
+                      <a:solidFill>
+                        <a:schemeClr val="accent1"/>
+                      </a:solidFill>
+                    </a:ln>
+                  </pic:spPr>
+                </pic:pic>
+              </a:graphicData>
+            </a:graphic>
+          </wp:inline>
+        </w:drawing>
+      </w:r>
+    </w:p>
+    <w:p>
+      <w:pPr>
+        <w:rPr>
+          <w:rtl/>
+          <w:lang w:eastAsia="ja-JP" w:bidi="he-IL"/>
+        </w:rPr>
+      </w:pPr>
+    </w:p>
+    <w:p>
+      <w:pPr>
+        <w:rPr>
+          <w:rtl/>
+          <w:lang w:eastAsia="ja-JP" w:bidi="he-IL"/>
+        </w:rPr>
+      </w:pPr>
+    </w:p>
+    <w:p>
+      <w:pPr>
+        <w:pStyle w:val="Heading2"/>
+      </w:pPr>
+      <w:r>
+        <w:rPr>
+          <w:rFonts w:hint="eastAsia"/>
+          <w:lang w:eastAsia="ja-JP" w:bidi="he-IL"/>
+        </w:rPr>
+        <w:lastRenderedPageBreak/>
+        <w:t>Users</w:t>
+      </w:r>
+      <w:r>
+        <w:rPr>
+          <w:lang w:eastAsia="ja-JP" w:bidi="he-IL"/>
+        </w:rPr>
+        <w:t xml:space="preserve"> Page (</w:t>
+      </w:r>
+      <w:proofErr w:type="spellStart"/>
+      <w:r>
+        <w:rPr>
+          <w:rFonts w:hint="eastAsia"/>
+          <w:lang w:eastAsia="ja-JP" w:bidi="he-IL"/>
+        </w:rPr>
+        <w:t>Users</w:t>
+      </w:r>
+      <w:r>
+        <w:rPr>
+          <w:lang w:eastAsia="ja-JP" w:bidi="he-IL"/>
+        </w:rPr>
+        <w:t>Page.tsx</w:t>
+      </w:r>
+      <w:proofErr w:type="spellEnd"/>
+      <w:r>
+        <w:rPr>
+          <w:lang w:eastAsia="ja-JP" w:bidi="he-IL"/>
+        </w:rPr>
+        <w:t>)</w:t>
+      </w:r>
+    </w:p>
+    <w:p>
+      <w:pPr>
+        <w:rPr>
+          <w:rtl/>
+          <w:lang w:eastAsia="ja-JP" w:bidi="he-IL"/>
+        </w:rPr>
+      </w:pPr>
+      <w:r>
+        <w:rPr>
+          <w:lang w:eastAsia="ja-JP" w:bidi="he-IL"/>
+        </w:rPr>
+        <w:drawing>
+          <wp:inline distT="0" distB="0" distL="0" distR="0" wp14:anchorId="109AD682" wp14:editId="101C2FBB">
+            <wp:extent cx="5486400" cy="1217930"/>
+            <wp:effectExtent l="19050" t="19050" r="19050" b="20320"/>
+            <wp:docPr id="1250452960" name="Picture 2">
+              <a:extLst xmlns:a="http://schemas.openxmlformats.org/drawingml/2006/main">
+                <a:ext uri="{FF2B5EF4-FFF2-40B4-BE49-F238E27FC236}">
+                  <a16:creationId xmlns:a16="http://schemas.microsoft.com/office/drawing/2014/main" id="{62EF3622-3E09-1582-E7C7-C93D2F126BBE}"/>
+                </a:ext>
+              </a:extLst>
+            </wp:docPr>
+            <wp:cNvGraphicFramePr>
+              <a:graphicFrameLocks xmlns:a="http://schemas.openxmlformats.org/drawingml/2006/main" noChangeAspect="1"/>
+            </wp:cNvGraphicFramePr>
+            <a:graphic xmlns:a="http://schemas.openxmlformats.org/drawingml/2006/main">
+              <a:graphicData uri="http://schemas.openxmlformats.org/drawingml/2006/picture">
+                <pic:pic xmlns:pic="http://schemas.openxmlformats.org/drawingml/2006/picture">
+                  <pic:nvPicPr>
+                    <pic:cNvPr id="3" name="Picture 2">
+                      <a:extLst>
+                        <a:ext uri="{FF2B5EF4-FFF2-40B4-BE49-F238E27FC236}">
+                          <a16:creationId xmlns:a16="http://schemas.microsoft.com/office/drawing/2014/main" id="{62EF3622-3E09-1582-E7C7-C93D2F126BBE}"/>
+                        </a:ext>
+                      </a:extLst>
+                    </pic:cNvPr>
+                    <pic:cNvPicPr>
+                      <a:picLocks noChangeAspect="1"/>
+                    </pic:cNvPicPr>
+                  </pic:nvPicPr>
+                  <pic:blipFill>
+                    <a:blip r:embed="rId14"/>
+                    <a:stretch>
+                      <a:fillRect/>
+                    </a:stretch>
+                  </pic:blipFill>
+                  <pic:spPr>
+                    <a:xfrm>
+                      <a:off x="0" y="0"/>
+                      <a:ext cx="5486400" cy="1217930"/>
                     </a:xfrm>
                     <a:prstGeom prst="rect">
                       <a:avLst/>
@@ -14056,30 +14205,6 @@
     </w:p>
     <w:p>
       <w:pPr>
-        <w:rPr>
-          <w:rtl/>
-          <w:lang w:eastAsia="ja-JP" w:bidi="he-IL"/>
-        </w:rPr>
-      </w:pPr>
-    </w:p>
-    <w:p>
-      <w:pPr>
-        <w:rPr>
-          <w:rtl/>
-          <w:lang w:eastAsia="ja-JP" w:bidi="he-IL"/>
-        </w:rPr>
-      </w:pPr>
-    </w:p>
-    <w:p>
-      <w:pPr>
-        <w:rPr>
-          <w:rtl/>
-          <w:lang w:eastAsia="ja-JP" w:bidi="he-IL"/>
-        </w:rPr>
-      </w:pPr>
-    </w:p>
-    <w:p>
-      <w:pPr>
         <w:pStyle w:val="Heading2"/>
       </w:pPr>
       <w:bookmarkStart w:id="86" w:name="_Toc206421130"/>
@@ -14127,7 +14252,20 @@
         <w:rPr>
           <w:lang w:val="en-IL" w:eastAsia="ja-JP"/>
         </w:rPr>
-        <w:t>├── public/                  # Static files (index.html, favicon, etc.)</w:t>
+        <w:t xml:space="preserve">├── public/                  </w:t>
+      </w:r>
+      <w:r>
+        <w:rPr>
+          <w:rFonts w:hint="eastAsia"/>
+          <w:lang w:val="en-IL" w:eastAsia="ja-JP"/>
+        </w:rPr>
+        <w:t>&lt;-</w:t>
+      </w:r>
+      <w:r>
+        <w:rPr>
+          <w:lang w:val="en-IL" w:eastAsia="ja-JP"/>
+        </w:rPr>
+        <w:t xml:space="preserve"> Static files (index.html, favicon, etc.)</w:t>
       </w:r>
     </w:p>
     <w:p>
@@ -14171,7 +14309,20 @@
         <w:rPr>
           <w:lang w:val="en-IL" w:eastAsia="ja-JP"/>
         </w:rPr>
-        <w:t>│   ├── assets/              # Images, icons, global styles (CSS/SCSS)</w:t>
+        <w:t xml:space="preserve">│   ├── </w:t>
+      </w:r>
+      <w:r>
+        <w:rPr>
+          <w:rFonts w:hint="eastAsia"/>
+          <w:lang w:val="en-IL" w:eastAsia="ja-JP"/>
+        </w:rPr>
+        <w:t>pages</w:t>
+      </w:r>
+      <w:r>
+        <w:rPr>
+          <w:lang w:val="en-IL" w:eastAsia="ja-JP"/>
+        </w:rPr>
+        <w:t xml:space="preserve">/              </w:t>
       </w:r>
     </w:p>
     <w:p>
@@ -14186,8 +14337,17 @@
         <w:rPr>
           <w:lang w:val="en-IL" w:eastAsia="ja-JP"/>
         </w:rPr>
-        <w:t>│   ├── components/          # Reusable UI components (Button, Modal, Table)</w:t>
-      </w:r>
+        <w:t xml:space="preserve">│   │   ├── </w:t>
+      </w:r>
+      <w:proofErr w:type="spellStart"/>
+      <w:r>
+        <w:rPr>
+          <w:rFonts w:hint="eastAsia"/>
+          <w:lang w:val="en-IL" w:eastAsia="ja-JP"/>
+        </w:rPr>
+        <w:t>LoginPage.tsx</w:t>
+      </w:r>
+      <w:proofErr w:type="spellEnd"/>
     </w:p>
     <w:p>
       <w:pPr>
@@ -14201,8 +14361,24 @@
         <w:rPr>
           <w:lang w:val="en-IL" w:eastAsia="ja-JP"/>
         </w:rPr>
-        <w:t>│   ├── features/            # Domain-specific modules (Auth, Customers, Orders)</w:t>
-      </w:r>
+        <w:t xml:space="preserve">│   │   ├── </w:t>
+      </w:r>
+      <w:proofErr w:type="spellStart"/>
+      <w:r>
+        <w:rPr>
+          <w:rFonts w:hint="eastAsia"/>
+          <w:lang w:val="en-IL" w:eastAsia="ja-JP"/>
+        </w:rPr>
+        <w:t>Welcome</w:t>
+      </w:r>
+      <w:r>
+        <w:rPr>
+          <w:rFonts w:hint="eastAsia"/>
+          <w:lang w:val="en-IL" w:eastAsia="ja-JP"/>
+        </w:rPr>
+        <w:t>Page.tsx</w:t>
+      </w:r>
+      <w:proofErr w:type="spellEnd"/>
     </w:p>
     <w:p>
       <w:pPr>
@@ -14216,32 +14392,22 @@
         <w:rPr>
           <w:lang w:val="en-IL" w:eastAsia="ja-JP"/>
         </w:rPr>
-        <w:t xml:space="preserve">│   │   ├── auth/            </w:t>
-      </w:r>
-      <w:r>
-        <w:rPr>
+        <w:t xml:space="preserve">│   │   ├── </w:t>
+      </w:r>
+      <w:proofErr w:type="spellStart"/>
+      <w:r>
+        <w:rPr>
+          <w:rFonts w:hint="eastAsia"/>
           <w:lang w:val="en-IL" w:eastAsia="ja-JP"/>
         </w:rPr>
-        <w:tab/>
-      </w:r>
-      <w:r>
-        <w:rPr>
+        <w:t>Users</w:t>
+      </w:r>
+      <w:r>
+        <w:rPr>
+          <w:rFonts w:hint="eastAsia"/>
           <w:lang w:val="en-IL" w:eastAsia="ja-JP"/>
         </w:rPr>
-        <w:sym w:font="Wingdings" w:char="F0DF"/>
-      </w:r>
-      <w:proofErr w:type="spellStart"/>
-      <w:r>
-        <w:rPr>
-          <w:lang w:val="en-IL" w:eastAsia="ja-JP"/>
-        </w:rPr>
-        <w:t>Login</w:t>
-      </w:r>
-      <w:r>
-        <w:rPr>
-          <w:lang w:val="en-IL" w:eastAsia="ja-JP"/>
-        </w:rPr>
-        <w:t>.tsx</w:t>
+        <w:t>Page.tsx</w:t>
       </w:r>
       <w:proofErr w:type="spellEnd"/>
     </w:p>
@@ -14257,46 +14423,21 @@
         <w:rPr>
           <w:lang w:val="en-IL" w:eastAsia="ja-JP"/>
         </w:rPr>
-        <w:t xml:space="preserve">│   │   ├── </w:t>
-      </w:r>
-      <w:r>
-        <w:rPr>
+        <w:t xml:space="preserve">│   ├── </w:t>
+      </w:r>
+      <w:r>
+        <w:rPr>
+          <w:rFonts w:hint="eastAsia"/>
           <w:lang w:val="en-IL" w:eastAsia="ja-JP"/>
         </w:rPr>
-        <w:t>Welcome</w:t>
+        <w:t>store</w:t>
       </w:r>
       <w:r>
         <w:rPr>
           <w:lang w:val="en-IL" w:eastAsia="ja-JP"/>
         </w:rPr>
-        <w:t xml:space="preserve">/       </w:t>
-      </w:r>
-      <w:r>
-        <w:rPr>
-          <w:lang w:val="en-IL" w:eastAsia="ja-JP"/>
-        </w:rPr>
-        <w:tab/>
-      </w:r>
-      <w:r>
-        <w:rPr>
-          <w:lang w:val="en-IL" w:eastAsia="ja-JP"/>
-        </w:rPr>
-        <w:sym w:font="Wingdings" w:char="F0DF"/>
-      </w:r>
-      <w:r>
-        <w:rPr>
-          <w:lang w:val="en-IL" w:eastAsia="ja-JP"/>
-        </w:rPr>
-        <w:t xml:space="preserve"> </w:t>
-      </w:r>
-      <w:proofErr w:type="spellStart"/>
-      <w:r>
-        <w:rPr>
-          <w:lang w:val="en-IL" w:eastAsia="ja-JP"/>
-        </w:rPr>
-        <w:t>WelcomePage.tsx</w:t>
-      </w:r>
-      <w:proofErr w:type="spellEnd"/>
+        <w:t>/          # Reusable UI components (Button, Modal, Table)</w:t>
+      </w:r>
     </w:p>
     <w:p>
       <w:pPr>
@@ -14384,35 +14525,7 @@
         <w:rPr>
           <w:lang w:val="en-IL" w:eastAsia="ja-JP"/>
         </w:rPr>
-        <w:t>│   ├── hooks/               # Custom React hooks (</w:t>
-      </w:r>
-      <w:proofErr w:type="spellStart"/>
-      <w:r>
-        <w:rPr>
-          <w:lang w:val="en-IL" w:eastAsia="ja-JP"/>
-        </w:rPr>
-        <w:t>useAuth</w:t>
-      </w:r>
-      <w:proofErr w:type="spellEnd"/>
-      <w:r>
-        <w:rPr>
-          <w:lang w:val="en-IL" w:eastAsia="ja-JP"/>
-        </w:rPr>
-        <w:t xml:space="preserve">, </w:t>
-      </w:r>
-      <w:proofErr w:type="spellStart"/>
-      <w:r>
-        <w:rPr>
-          <w:lang w:val="en-IL" w:eastAsia="ja-JP"/>
-        </w:rPr>
-        <w:t>useFetch</w:t>
-      </w:r>
-      <w:proofErr w:type="spellEnd"/>
-      <w:r>
-        <w:rPr>
-          <w:lang w:val="en-IL" w:eastAsia="ja-JP"/>
-        </w:rPr>
-        <w:t>, etc.)</w:t>
+        <w:t>│   ├── routes/              # Route definitions using React Router</w:t>
       </w:r>
     </w:p>
     <w:p>
@@ -14427,7 +14540,21 @@
         <w:rPr>
           <w:lang w:val="en-IL" w:eastAsia="ja-JP"/>
         </w:rPr>
-        <w:t>│   ├── layouts/             # Application layouts (Sidebar, Header, Footer)</w:t>
+        <w:t>│   ├── services/            # API calls and service logic (</w:t>
+      </w:r>
+      <w:proofErr w:type="spellStart"/>
+      <w:r>
+        <w:rPr>
+          <w:lang w:val="en-IL" w:eastAsia="ja-JP"/>
+        </w:rPr>
+        <w:t>axios</w:t>
+      </w:r>
+      <w:proofErr w:type="spellEnd"/>
+      <w:r>
+        <w:rPr>
+          <w:lang w:val="en-IL" w:eastAsia="ja-JP"/>
+        </w:rPr>
+        <w:t xml:space="preserve"> instances)</w:t>
       </w:r>
     </w:p>
     <w:p>
@@ -14442,21 +14569,21 @@
         <w:rPr>
           <w:lang w:val="en-IL" w:eastAsia="ja-JP"/>
         </w:rPr>
-        <w:t xml:space="preserve">│   ├── pages/               # Top-level pages (Dashboard, </w:t>
+        <w:t>│   ├── utils/               # Utility functions (</w:t>
       </w:r>
       <w:proofErr w:type="spellStart"/>
       <w:r>
         <w:rPr>
           <w:lang w:val="en-IL" w:eastAsia="ja-JP"/>
         </w:rPr>
-        <w:t>NotFound</w:t>
+        <w:t>formatDate</w:t>
       </w:r>
       <w:proofErr w:type="spellEnd"/>
       <w:r>
         <w:rPr>
           <w:lang w:val="en-IL" w:eastAsia="ja-JP"/>
         </w:rPr>
-        <w:t>, etc.)</w:t>
+        <w:t>, validators, etc.)</w:t>
       </w:r>
     </w:p>
     <w:p>
@@ -14471,7 +14598,7 @@
         <w:rPr>
           <w:lang w:val="en-IL" w:eastAsia="ja-JP"/>
         </w:rPr>
-        <w:t>│   ├── routes/              # Route definitions using React Router</w:t>
+        <w:t>│   ├── i18n/                # Internationalization (translations)</w:t>
       </w:r>
     </w:p>
     <w:p>
@@ -14486,21 +14613,20 @@
         <w:rPr>
           <w:lang w:val="en-IL" w:eastAsia="ja-JP"/>
         </w:rPr>
-        <w:t>│   ├── services/            # API calls and service logic (</w:t>
-      </w:r>
-      <w:proofErr w:type="spellStart"/>
-      <w:r>
-        <w:rPr>
+        <w:t>│   ├── App.</w:t>
+      </w:r>
+      <w:r>
+        <w:rPr>
+          <w:rFonts w:hint="eastAsia"/>
           <w:lang w:val="en-IL" w:eastAsia="ja-JP"/>
         </w:rPr>
-        <w:t>axios</w:t>
-      </w:r>
-      <w:proofErr w:type="spellEnd"/>
+        <w:t>css</w:t>
+      </w:r>
       <w:r>
         <w:rPr>
           <w:lang w:val="en-IL" w:eastAsia="ja-JP"/>
         </w:rPr>
-        <w:t xml:space="preserve"> instances)</w:t>
+        <w:t xml:space="preserve">              </w:t>
       </w:r>
     </w:p>
     <w:p>
@@ -14515,65 +14641,34 @@
         <w:rPr>
           <w:lang w:val="en-IL" w:eastAsia="ja-JP"/>
         </w:rPr>
-        <w:t>│   ├── store/               # Global state management (</w:t>
+        <w:t xml:space="preserve">│   ├── </w:t>
       </w:r>
       <w:proofErr w:type="spellStart"/>
       <w:r>
         <w:rPr>
           <w:lang w:val="en-IL" w:eastAsia="ja-JP"/>
         </w:rPr>
-        <w:t>Zustand</w:t>
+        <w:t>App.</w:t>
+      </w:r>
+      <w:r>
+        <w:rPr>
+          <w:rFonts w:hint="eastAsia"/>
+          <w:lang w:val="en-IL" w:eastAsia="ja-JP"/>
+        </w:rPr>
+        <w:t>test.</w:t>
+      </w:r>
+      <w:r>
+        <w:rPr>
+          <w:lang w:val="en-IL" w:eastAsia="ja-JP"/>
+        </w:rPr>
+        <w:t>tsx</w:t>
       </w:r>
       <w:proofErr w:type="spellEnd"/>
       <w:r>
         <w:rPr>
           <w:lang w:val="en-IL" w:eastAsia="ja-JP"/>
         </w:rPr>
-        <w:t xml:space="preserve"> or Redux slices)</w:t>
-      </w:r>
-    </w:p>
-    <w:p>
-      <w:pPr>
-        <w:spacing w:after="0"/>
-        <w:ind w:firstLine="90"/>
-        <w:rPr>
-          <w:lang w:val="en-IL" w:eastAsia="ja-JP"/>
-        </w:rPr>
-      </w:pPr>
-      <w:r>
-        <w:rPr>
-          <w:lang w:val="en-IL" w:eastAsia="ja-JP"/>
-        </w:rPr>
-        <w:t>│   ├── utils/               # Utility functions (</w:t>
-      </w:r>
-      <w:proofErr w:type="spellStart"/>
-      <w:r>
-        <w:rPr>
-          <w:lang w:val="en-IL" w:eastAsia="ja-JP"/>
-        </w:rPr>
-        <w:t>formatDate</w:t>
-      </w:r>
-      <w:proofErr w:type="spellEnd"/>
-      <w:r>
-        <w:rPr>
-          <w:lang w:val="en-IL" w:eastAsia="ja-JP"/>
-        </w:rPr>
-        <w:t>, validators, etc.)</w:t>
-      </w:r>
-    </w:p>
-    <w:p>
-      <w:pPr>
-        <w:spacing w:after="0"/>
-        <w:ind w:firstLine="90"/>
-        <w:rPr>
-          <w:lang w:val="en-IL" w:eastAsia="ja-JP"/>
-        </w:rPr>
-      </w:pPr>
-      <w:r>
-        <w:rPr>
-          <w:lang w:val="en-IL" w:eastAsia="ja-JP"/>
-        </w:rPr>
-        <w:t>│   ├── i18n/                # Internationalization (translations)</w:t>
+        <w:t xml:space="preserve">              </w:t>
       </w:r>
     </w:p>
     <w:p>
@@ -16393,7 +16488,7 @@
   <w:style w:type="paragraph" w:default="1" w:styleId="Normal">
     <w:name w:val="Normal"/>
     <w:qFormat/>
-    <w:rsid w:val="00FC693F"/>
+    <w:rsid w:val="00F9594E"/>
   </w:style>
   <w:style w:type="paragraph" w:styleId="Heading1">
     <w:name w:val="heading 1"/>

--- a/Documentations/A2C_SDD.docx
+++ b/Documentations/A2C_SDD.docx
@@ -138,7 +138,7 @@
           <w:rFonts w:cstheme="majorHAnsi"/>
         </w:rPr>
       </w:pPr>
-      <w:bookmarkStart w:id="0" w:name="_Toc206421080"/>
+      <w:bookmarkStart w:id="0" w:name="_Toc206695346"/>
       <w:r>
         <w:rPr>
           <w:rFonts w:cstheme="majorHAnsi"/>
@@ -181,7 +181,7 @@
         </w:rPr>
         <w:fldChar w:fldCharType="separate"/>
       </w:r>
-      <w:hyperlink w:anchor="_Toc206421080" w:history="1">
+      <w:hyperlink w:anchor="_Toc206695346" w:history="1">
         <w:r>
           <w:rPr>
             <w:rStyle w:val="Hyperlink"/>
@@ -209,7 +209,7 @@
             <w:noProof/>
             <w:webHidden/>
           </w:rPr>
-          <w:instrText xml:space="preserve"> PAGEREF _Toc206421080 \h </w:instrText>
+          <w:instrText xml:space="preserve"> PAGEREF _Toc206695346 \h </w:instrText>
         </w:r>
         <w:r>
           <w:rPr>
@@ -256,7 +256,7 @@
           <w14:ligatures w14:val="standardContextual"/>
         </w:rPr>
       </w:pPr>
-      <w:hyperlink w:anchor="_Toc206421081" w:history="1">
+      <w:hyperlink w:anchor="_Toc206695347" w:history="1">
         <w:r>
           <w:rPr>
             <w:rStyle w:val="Hyperlink"/>
@@ -303,7 +303,7 @@
             <w:noProof/>
             <w:webHidden/>
           </w:rPr>
-          <w:instrText xml:space="preserve"> PAGEREF _Toc206421081 \h </w:instrText>
+          <w:instrText xml:space="preserve"> PAGEREF _Toc206695347 \h </w:instrText>
         </w:r>
         <w:r>
           <w:rPr>
@@ -350,7 +350,7 @@
           <w14:ligatures w14:val="standardContextual"/>
         </w:rPr>
       </w:pPr>
-      <w:hyperlink w:anchor="_Toc206421082" w:history="1">
+      <w:hyperlink w:anchor="_Toc206695348" w:history="1">
         <w:r>
           <w:rPr>
             <w:rStyle w:val="Hyperlink"/>
@@ -397,7 +397,7 @@
             <w:noProof/>
             <w:webHidden/>
           </w:rPr>
-          <w:instrText xml:space="preserve"> PAGEREF _Toc206421082 \h </w:instrText>
+          <w:instrText xml:space="preserve"> PAGEREF _Toc206695348 \h </w:instrText>
         </w:r>
         <w:r>
           <w:rPr>
@@ -444,7 +444,7 @@
           <w14:ligatures w14:val="standardContextual"/>
         </w:rPr>
       </w:pPr>
-      <w:hyperlink w:anchor="_Toc206421083" w:history="1">
+      <w:hyperlink w:anchor="_Toc206695349" w:history="1">
         <w:r>
           <w:rPr>
             <w:rStyle w:val="Hyperlink"/>
@@ -491,7 +491,7 @@
             <w:noProof/>
             <w:webHidden/>
           </w:rPr>
-          <w:instrText xml:space="preserve"> PAGEREF _Toc206421083 \h </w:instrText>
+          <w:instrText xml:space="preserve"> PAGEREF _Toc206695349 \h </w:instrText>
         </w:r>
         <w:r>
           <w:rPr>
@@ -538,7 +538,7 @@
           <w14:ligatures w14:val="standardContextual"/>
         </w:rPr>
       </w:pPr>
-      <w:hyperlink w:anchor="_Toc206421084" w:history="1">
+      <w:hyperlink w:anchor="_Toc206695350" w:history="1">
         <w:r>
           <w:rPr>
             <w:rStyle w:val="Hyperlink"/>
@@ -585,7 +585,7 @@
             <w:noProof/>
             <w:webHidden/>
           </w:rPr>
-          <w:instrText xml:space="preserve"> PAGEREF _Toc206421084 \h </w:instrText>
+          <w:instrText xml:space="preserve"> PAGEREF _Toc206695350 \h </w:instrText>
         </w:r>
         <w:r>
           <w:rPr>
@@ -632,7 +632,7 @@
           <w14:ligatures w14:val="standardContextual"/>
         </w:rPr>
       </w:pPr>
-      <w:hyperlink w:anchor="_Toc206421089" w:history="1">
+      <w:hyperlink w:anchor="_Toc206695355" w:history="1">
         <w:r>
           <w:rPr>
             <w:rStyle w:val="Hyperlink"/>
@@ -677,7 +677,7 @@
             <w:noProof/>
             <w:webHidden/>
           </w:rPr>
-          <w:instrText xml:space="preserve"> PAGEREF _Toc206421089 \h </w:instrText>
+          <w:instrText xml:space="preserve"> PAGEREF _Toc206695355 \h </w:instrText>
         </w:r>
         <w:r>
           <w:rPr>
@@ -724,7 +724,7 @@
           <w14:ligatures w14:val="standardContextual"/>
         </w:rPr>
       </w:pPr>
-      <w:hyperlink w:anchor="_Toc206421090" w:history="1">
+      <w:hyperlink w:anchor="_Toc206695356" w:history="1">
         <w:r>
           <w:rPr>
             <w:rStyle w:val="Hyperlink"/>
@@ -781,7 +781,7 @@
             <w:noProof/>
             <w:webHidden/>
           </w:rPr>
-          <w:instrText xml:space="preserve"> PAGEREF _Toc206421090 \h </w:instrText>
+          <w:instrText xml:space="preserve"> PAGEREF _Toc206695356 \h </w:instrText>
         </w:r>
         <w:r>
           <w:rPr>
@@ -828,7 +828,7 @@
           <w14:ligatures w14:val="standardContextual"/>
         </w:rPr>
       </w:pPr>
-      <w:hyperlink w:anchor="_Toc206421091" w:history="1">
+      <w:hyperlink w:anchor="_Toc206695357" w:history="1">
         <w:r>
           <w:rPr>
             <w:rStyle w:val="Hyperlink"/>
@@ -875,7 +875,7 @@
             <w:noProof/>
             <w:webHidden/>
           </w:rPr>
-          <w:instrText xml:space="preserve"> PAGEREF _Toc206421091 \h </w:instrText>
+          <w:instrText xml:space="preserve"> PAGEREF _Toc206695357 \h </w:instrText>
         </w:r>
         <w:r>
           <w:rPr>
@@ -922,14 +922,13 @@
           <w14:ligatures w14:val="standardContextual"/>
         </w:rPr>
       </w:pPr>
-      <w:hyperlink w:anchor="_Toc206421092" w:history="1">
+      <w:hyperlink w:anchor="_Toc206695363" w:history="1">
         <w:r>
           <w:rPr>
             <w:rStyle w:val="Hyperlink"/>
-            <w:rFonts w:cstheme="majorHAnsi"/>
-            <w:noProof/>
-          </w:rPr>
-          <w:t>1.1</w:t>
+            <w:noProof/>
+          </w:rPr>
+          <w:t>5.1</w:t>
         </w:r>
         <w:r>
           <w:rPr>
@@ -945,10 +944,9 @@
         <w:r>
           <w:rPr>
             <w:rStyle w:val="Hyperlink"/>
-            <w:rFonts w:cstheme="majorHAnsi"/>
-            <w:noProof/>
-          </w:rPr>
-          <w:t>Authentication Service</w:t>
+            <w:noProof/>
+          </w:rPr>
+          <w:t>Authentication Service (Identity Provider)</w:t>
         </w:r>
         <w:r>
           <w:rPr>
@@ -969,7 +967,7 @@
             <w:noProof/>
             <w:webHidden/>
           </w:rPr>
-          <w:instrText xml:space="preserve"> PAGEREF _Toc206421092 \h </w:instrText>
+          <w:instrText xml:space="preserve"> PAGEREF _Toc206695363 \h </w:instrText>
         </w:r>
         <w:r>
           <w:rPr>
@@ -1016,14 +1014,14 @@
           <w14:ligatures w14:val="standardContextual"/>
         </w:rPr>
       </w:pPr>
-      <w:hyperlink w:anchor="_Toc206421093" w:history="1">
+      <w:hyperlink w:anchor="_Toc206695364" w:history="1">
         <w:r>
           <w:rPr>
             <w:rStyle w:val="Hyperlink"/>
             <w:rFonts w:cstheme="majorHAnsi"/>
             <w:noProof/>
           </w:rPr>
-          <w:t>1.2</w:t>
+          <w:t>5.2</w:t>
         </w:r>
         <w:r>
           <w:rPr>
@@ -1063,7 +1061,7 @@
             <w:noProof/>
             <w:webHidden/>
           </w:rPr>
-          <w:instrText xml:space="preserve"> PAGEREF _Toc206421093 \h </w:instrText>
+          <w:instrText xml:space="preserve"> PAGEREF _Toc206695364 \h </w:instrText>
         </w:r>
         <w:r>
           <w:rPr>
@@ -1083,7 +1081,7 @@
             <w:noProof/>
             <w:webHidden/>
           </w:rPr>
-          <w:t>6</w:t>
+          <w:t>7</w:t>
         </w:r>
         <w:r>
           <w:rPr>
@@ -1109,14 +1107,14 @@
           <w14:ligatures w14:val="standardContextual"/>
         </w:rPr>
       </w:pPr>
-      <w:hyperlink w:anchor="_Toc206421094" w:history="1">
+      <w:hyperlink w:anchor="_Toc206695365" w:history="1">
         <w:r>
           <w:rPr>
             <w:rStyle w:val="Hyperlink"/>
             <w:rFonts w:cstheme="majorHAnsi"/>
             <w:noProof/>
           </w:rPr>
-          <w:t>1.3</w:t>
+          <w:t>5.3</w:t>
         </w:r>
         <w:r>
           <w:rPr>
@@ -1137,7 +1135,7 @@
             <w:noProof/>
             <w:webHidden/>
           </w:rPr>
-          <w:instrText xml:space="preserve"> PAGEREF _Toc206421094 \h </w:instrText>
+          <w:instrText xml:space="preserve"> PAGEREF _Toc206695365 \h </w:instrText>
         </w:r>
         <w:r>
           <w:rPr>
@@ -1184,14 +1182,14 @@
           <w14:ligatures w14:val="standardContextual"/>
         </w:rPr>
       </w:pPr>
-      <w:hyperlink w:anchor="_Toc206421095" w:history="1">
+      <w:hyperlink w:anchor="_Toc206695366" w:history="1">
         <w:r>
           <w:rPr>
             <w:rStyle w:val="Hyperlink"/>
             <w:rFonts w:cstheme="majorHAnsi"/>
             <w:noProof/>
           </w:rPr>
-          <w:t>1.4</w:t>
+          <w:t>5.4</w:t>
         </w:r>
         <w:r>
           <w:rPr>
@@ -1231,7 +1229,7 @@
             <w:noProof/>
             <w:webHidden/>
           </w:rPr>
-          <w:instrText xml:space="preserve"> PAGEREF _Toc206421095 \h </w:instrText>
+          <w:instrText xml:space="preserve"> PAGEREF _Toc206695366 \h </w:instrText>
         </w:r>
         <w:r>
           <w:rPr>
@@ -1278,14 +1276,14 @@
           <w14:ligatures w14:val="standardContextual"/>
         </w:rPr>
       </w:pPr>
-      <w:hyperlink w:anchor="_Toc206421096" w:history="1">
+      <w:hyperlink w:anchor="_Toc206695367" w:history="1">
         <w:r>
           <w:rPr>
             <w:rStyle w:val="Hyperlink"/>
             <w:rFonts w:cstheme="majorHAnsi"/>
             <w:noProof/>
           </w:rPr>
-          <w:t>1.5</w:t>
+          <w:t>5.5</w:t>
         </w:r>
         <w:r>
           <w:rPr>
@@ -1325,7 +1323,7 @@
             <w:noProof/>
             <w:webHidden/>
           </w:rPr>
-          <w:instrText xml:space="preserve"> PAGEREF _Toc206421096 \h </w:instrText>
+          <w:instrText xml:space="preserve"> PAGEREF _Toc206695367 \h </w:instrText>
         </w:r>
         <w:r>
           <w:rPr>
@@ -1345,7 +1343,7 @@
             <w:noProof/>
             <w:webHidden/>
           </w:rPr>
-          <w:t>7</w:t>
+          <w:t>8</w:t>
         </w:r>
         <w:r>
           <w:rPr>
@@ -1372,14 +1370,14 @@
           <w14:ligatures w14:val="standardContextual"/>
         </w:rPr>
       </w:pPr>
-      <w:hyperlink w:anchor="_Toc206421097" w:history="1">
+      <w:hyperlink w:anchor="_Toc206695368" w:history="1">
         <w:r>
           <w:rPr>
             <w:rStyle w:val="Hyperlink"/>
             <w:rFonts w:cstheme="majorHAnsi"/>
             <w:noProof/>
           </w:rPr>
-          <w:t>1.6</w:t>
+          <w:t>5.6</w:t>
         </w:r>
         <w:r>
           <w:rPr>
@@ -1419,7 +1417,7 @@
             <w:noProof/>
             <w:webHidden/>
           </w:rPr>
-          <w:instrText xml:space="preserve"> PAGEREF _Toc206421097 \h </w:instrText>
+          <w:instrText xml:space="preserve"> PAGEREF _Toc206695368 \h </w:instrText>
         </w:r>
         <w:r>
           <w:rPr>
@@ -1439,7 +1437,7 @@
             <w:noProof/>
             <w:webHidden/>
           </w:rPr>
-          <w:t>7</w:t>
+          <w:t>8</w:t>
         </w:r>
         <w:r>
           <w:rPr>
@@ -1466,7 +1464,7 @@
           <w14:ligatures w14:val="standardContextual"/>
         </w:rPr>
       </w:pPr>
-      <w:hyperlink w:anchor="_Toc206421098" w:history="1">
+      <w:hyperlink w:anchor="_Toc206695369" w:history="1">
         <w:r>
           <w:rPr>
             <w:rStyle w:val="Hyperlink"/>
@@ -1514,7 +1512,7 @@
             <w:noProof/>
             <w:webHidden/>
           </w:rPr>
-          <w:instrText xml:space="preserve"> PAGEREF _Toc206421098 \h </w:instrText>
+          <w:instrText xml:space="preserve"> PAGEREF _Toc206695369 \h </w:instrText>
         </w:r>
         <w:r>
           <w:rPr>
@@ -1561,7 +1559,7 @@
           <w14:ligatures w14:val="standardContextual"/>
         </w:rPr>
       </w:pPr>
-      <w:hyperlink w:anchor="_Toc206421099" w:history="1">
+      <w:hyperlink w:anchor="_Toc206695370" w:history="1">
         <w:r>
           <w:rPr>
             <w:rStyle w:val="Hyperlink"/>
@@ -1609,7 +1607,7 @@
             <w:noProof/>
             <w:webHidden/>
           </w:rPr>
-          <w:instrText xml:space="preserve"> PAGEREF _Toc206421099 \h </w:instrText>
+          <w:instrText xml:space="preserve"> PAGEREF _Toc206695370 \h </w:instrText>
         </w:r>
         <w:r>
           <w:rPr>
@@ -1656,7 +1654,7 @@
           <w14:ligatures w14:val="standardContextual"/>
         </w:rPr>
       </w:pPr>
-      <w:hyperlink w:anchor="_Toc206421100" w:history="1">
+      <w:hyperlink w:anchor="_Toc206695371" w:history="1">
         <w:r>
           <w:rPr>
             <w:rStyle w:val="Hyperlink"/>
@@ -1664,7 +1662,7 @@
             <w:noProof/>
             <w:lang w:val="en-IL" w:eastAsia="ja-JP"/>
           </w:rPr>
-          <w:t>1.7</w:t>
+          <w:t>5.7</w:t>
         </w:r>
         <w:r>
           <w:rPr>
@@ -1705,7 +1703,7 @@
             <w:noProof/>
             <w:webHidden/>
           </w:rPr>
-          <w:instrText xml:space="preserve"> PAGEREF _Toc206421100 \h </w:instrText>
+          <w:instrText xml:space="preserve"> PAGEREF _Toc206695371 \h </w:instrText>
         </w:r>
         <w:r>
           <w:rPr>
@@ -1752,14 +1750,14 @@
           <w14:ligatures w14:val="standardContextual"/>
         </w:rPr>
       </w:pPr>
-      <w:hyperlink w:anchor="_Toc206421101" w:history="1">
+      <w:hyperlink w:anchor="_Toc206695372" w:history="1">
         <w:r>
           <w:rPr>
             <w:rStyle w:val="Hyperlink"/>
             <w:noProof/>
             <w:lang w:eastAsia="ja-JP"/>
           </w:rPr>
-          <w:t>1.8</w:t>
+          <w:t>5.8</w:t>
         </w:r>
         <w:r>
           <w:rPr>
@@ -1799,7 +1797,7 @@
             <w:noProof/>
             <w:webHidden/>
           </w:rPr>
-          <w:instrText xml:space="preserve"> PAGEREF _Toc206421101 \h </w:instrText>
+          <w:instrText xml:space="preserve"> PAGEREF _Toc206695372 \h </w:instrText>
         </w:r>
         <w:r>
           <w:rPr>
@@ -1846,7 +1844,7 @@
           <w14:ligatures w14:val="standardContextual"/>
         </w:rPr>
       </w:pPr>
-      <w:hyperlink w:anchor="_Toc206421102" w:history="1">
+      <w:hyperlink w:anchor="_Toc206695373" w:history="1">
         <w:r>
           <w:rPr>
             <w:rStyle w:val="Hyperlink"/>
@@ -1895,7 +1893,7 @@
             <w:noProof/>
             <w:webHidden/>
           </w:rPr>
-          <w:instrText xml:space="preserve"> PAGEREF _Toc206421102 \h </w:instrText>
+          <w:instrText xml:space="preserve"> PAGEREF _Toc206695373 \h </w:instrText>
         </w:r>
         <w:r>
           <w:rPr>
@@ -1942,7 +1940,7 @@
           <w14:ligatures w14:val="standardContextual"/>
         </w:rPr>
       </w:pPr>
-      <w:hyperlink w:anchor="_Toc206421103" w:history="1">
+      <w:hyperlink w:anchor="_Toc206695374" w:history="1">
         <w:r>
           <w:rPr>
             <w:rStyle w:val="Hyperlink"/>
@@ -1991,7 +1989,7 @@
             <w:noProof/>
             <w:webHidden/>
           </w:rPr>
-          <w:instrText xml:space="preserve"> PAGEREF _Toc206421103 \h </w:instrText>
+          <w:instrText xml:space="preserve"> PAGEREF _Toc206695374 \h </w:instrText>
         </w:r>
         <w:r>
           <w:rPr>
@@ -2038,7 +2036,7 @@
           <w14:ligatures w14:val="standardContextual"/>
         </w:rPr>
       </w:pPr>
-      <w:hyperlink w:anchor="_Toc206421104" w:history="1">
+      <w:hyperlink w:anchor="_Toc206695375" w:history="1">
         <w:r>
           <w:rPr>
             <w:rStyle w:val="Hyperlink"/>
@@ -2087,7 +2085,7 @@
             <w:noProof/>
             <w:webHidden/>
           </w:rPr>
-          <w:instrText xml:space="preserve"> PAGEREF _Toc206421104 \h </w:instrText>
+          <w:instrText xml:space="preserve"> PAGEREF _Toc206695375 \h </w:instrText>
         </w:r>
         <w:r>
           <w:rPr>
@@ -2134,7 +2132,7 @@
           <w14:ligatures w14:val="standardContextual"/>
         </w:rPr>
       </w:pPr>
-      <w:hyperlink w:anchor="_Toc206421105" w:history="1">
+      <w:hyperlink w:anchor="_Toc206695376" w:history="1">
         <w:r>
           <w:rPr>
             <w:rStyle w:val="Hyperlink"/>
@@ -2201,7 +2199,7 @@
             <w:noProof/>
             <w:webHidden/>
           </w:rPr>
-          <w:instrText xml:space="preserve"> PAGEREF _Toc206421105 \h </w:instrText>
+          <w:instrText xml:space="preserve"> PAGEREF _Toc206695376 \h </w:instrText>
         </w:r>
         <w:r>
           <w:rPr>
@@ -2248,7 +2246,7 @@
           <w14:ligatures w14:val="standardContextual"/>
         </w:rPr>
       </w:pPr>
-      <w:hyperlink w:anchor="_Toc206421106" w:history="1">
+      <w:hyperlink w:anchor="_Toc206695377" w:history="1">
         <w:r>
           <w:rPr>
             <w:rStyle w:val="Hyperlink"/>
@@ -2297,7 +2295,7 @@
             <w:noProof/>
             <w:webHidden/>
           </w:rPr>
-          <w:instrText xml:space="preserve"> PAGEREF _Toc206421106 \h </w:instrText>
+          <w:instrText xml:space="preserve"> PAGEREF _Toc206695377 \h </w:instrText>
         </w:r>
         <w:r>
           <w:rPr>
@@ -2344,12 +2342,13 @@
           <w14:ligatures w14:val="standardContextual"/>
         </w:rPr>
       </w:pPr>
-      <w:hyperlink w:anchor="_Toc206421107" w:history="1">
+      <w:hyperlink w:anchor="_Toc206695378" w:history="1">
         <w:r>
           <w:rPr>
             <w:rStyle w:val="Hyperlink"/>
             <w:rFonts w:cstheme="majorHAnsi"/>
             <w:noProof/>
+            <w:rtl/>
             <w:lang w:val="en-IL" w:eastAsia="ja-JP"/>
           </w:rPr>
           <w:t>6.</w:t>
@@ -2393,7 +2392,7 @@
             <w:noProof/>
             <w:webHidden/>
           </w:rPr>
-          <w:instrText xml:space="preserve"> PAGEREF _Toc206421107 \h </w:instrText>
+          <w:instrText xml:space="preserve"> PAGEREF _Toc206695378 \h </w:instrText>
         </w:r>
         <w:r>
           <w:rPr>
@@ -2440,7 +2439,7 @@
           <w14:ligatures w14:val="standardContextual"/>
         </w:rPr>
       </w:pPr>
-      <w:hyperlink w:anchor="_Toc206421108" w:history="1">
+      <w:hyperlink w:anchor="_Toc206695379" w:history="1">
         <w:r>
           <w:rPr>
             <w:rStyle w:val="Hyperlink"/>
@@ -2489,7 +2488,7 @@
             <w:noProof/>
             <w:webHidden/>
           </w:rPr>
-          <w:instrText xml:space="preserve"> PAGEREF _Toc206421108 \h </w:instrText>
+          <w:instrText xml:space="preserve"> PAGEREF _Toc206695379 \h </w:instrText>
         </w:r>
         <w:r>
           <w:rPr>
@@ -2536,7 +2535,7 @@
           <w14:ligatures w14:val="standardContextual"/>
         </w:rPr>
       </w:pPr>
-      <w:hyperlink w:anchor="_Toc206421109" w:history="1">
+      <w:hyperlink w:anchor="_Toc206695380" w:history="1">
         <w:r>
           <w:rPr>
             <w:rStyle w:val="Hyperlink"/>
@@ -2585,7 +2584,7 @@
             <w:noProof/>
             <w:webHidden/>
           </w:rPr>
-          <w:instrText xml:space="preserve"> PAGEREF _Toc206421109 \h </w:instrText>
+          <w:instrText xml:space="preserve"> PAGEREF _Toc206695380 \h </w:instrText>
         </w:r>
         <w:r>
           <w:rPr>
@@ -2632,7 +2631,7 @@
           <w14:ligatures w14:val="standardContextual"/>
         </w:rPr>
       </w:pPr>
-      <w:hyperlink w:anchor="_Toc206421110" w:history="1">
+      <w:hyperlink w:anchor="_Toc206695381" w:history="1">
         <w:r>
           <w:rPr>
             <w:rStyle w:val="Hyperlink"/>
@@ -2681,7 +2680,7 @@
             <w:noProof/>
             <w:webHidden/>
           </w:rPr>
-          <w:instrText xml:space="preserve"> PAGEREF _Toc206421110 \h </w:instrText>
+          <w:instrText xml:space="preserve"> PAGEREF _Toc206695381 \h </w:instrText>
         </w:r>
         <w:r>
           <w:rPr>
@@ -2728,7 +2727,7 @@
           <w14:ligatures w14:val="standardContextual"/>
         </w:rPr>
       </w:pPr>
-      <w:hyperlink w:anchor="_Toc206421111" w:history="1">
+      <w:hyperlink w:anchor="_Toc206695382" w:history="1">
         <w:r>
           <w:rPr>
             <w:rStyle w:val="Hyperlink"/>
@@ -2777,7 +2776,7 @@
             <w:noProof/>
             <w:webHidden/>
           </w:rPr>
-          <w:instrText xml:space="preserve"> PAGEREF _Toc206421111 \h </w:instrText>
+          <w:instrText xml:space="preserve"> PAGEREF _Toc206695382 \h </w:instrText>
         </w:r>
         <w:r>
           <w:rPr>
@@ -2824,7 +2823,7 @@
           <w14:ligatures w14:val="standardContextual"/>
         </w:rPr>
       </w:pPr>
-      <w:hyperlink w:anchor="_Toc206421112" w:history="1">
+      <w:hyperlink w:anchor="_Toc206695383" w:history="1">
         <w:r>
           <w:rPr>
             <w:rStyle w:val="Hyperlink"/>
@@ -2873,7 +2872,7 @@
             <w:noProof/>
             <w:webHidden/>
           </w:rPr>
-          <w:instrText xml:space="preserve"> PAGEREF _Toc206421112 \h </w:instrText>
+          <w:instrText xml:space="preserve"> PAGEREF _Toc206695383 \h </w:instrText>
         </w:r>
         <w:r>
           <w:rPr>
@@ -2893,7 +2892,7 @@
             <w:noProof/>
             <w:webHidden/>
           </w:rPr>
-          <w:t>12</w:t>
+          <w:t>13</w:t>
         </w:r>
         <w:r>
           <w:rPr>
@@ -2920,7 +2919,7 @@
           <w14:ligatures w14:val="standardContextual"/>
         </w:rPr>
       </w:pPr>
-      <w:hyperlink w:anchor="_Toc206421113" w:history="1">
+      <w:hyperlink w:anchor="_Toc206695384" w:history="1">
         <w:r>
           <w:rPr>
             <w:rStyle w:val="Hyperlink"/>
@@ -2969,7 +2968,7 @@
             <w:noProof/>
             <w:webHidden/>
           </w:rPr>
-          <w:instrText xml:space="preserve"> PAGEREF _Toc206421113 \h </w:instrText>
+          <w:instrText xml:space="preserve"> PAGEREF _Toc206695384 \h </w:instrText>
         </w:r>
         <w:r>
           <w:rPr>
@@ -3004,6 +3003,7 @@
       <w:pPr>
         <w:pStyle w:val="TOC1"/>
         <w:tabs>
+          <w:tab w:val="left" w:pos="720"/>
           <w:tab w:val="right" w:leader="dot" w:pos="8630"/>
         </w:tabs>
         <w:rPr>
@@ -3015,7 +3015,7 @@
           <w14:ligatures w14:val="standardContextual"/>
         </w:rPr>
       </w:pPr>
-      <w:hyperlink w:anchor="_Toc206421114" w:history="1">
+      <w:hyperlink w:anchor="_Toc206695385" w:history="1">
         <w:r>
           <w:rPr>
             <w:rStyle w:val="Hyperlink"/>
@@ -3065,7 +3065,7 @@
             <w:noProof/>
             <w:webHidden/>
           </w:rPr>
-          <w:instrText xml:space="preserve"> PAGEREF _Toc206421114 \h </w:instrText>
+          <w:instrText xml:space="preserve"> PAGEREF _Toc206695385 \h </w:instrText>
         </w:r>
         <w:r>
           <w:rPr>
@@ -3112,13 +3112,13 @@
           <w14:ligatures w14:val="standardContextual"/>
         </w:rPr>
       </w:pPr>
-      <w:hyperlink w:anchor="_Toc206421128" w:history="1">
+      <w:hyperlink w:anchor="_Toc206695399" w:history="1">
         <w:r>
           <w:rPr>
             <w:rStyle w:val="Hyperlink"/>
             <w:noProof/>
           </w:rPr>
-          <w:t>14.1</w:t>
+          <w:t>18.1</w:t>
         </w:r>
         <w:r>
           <w:rPr>
@@ -3136,7 +3136,22 @@
             <w:rStyle w:val="Hyperlink"/>
             <w:noProof/>
           </w:rPr>
-          <w:t>Application Login form (Login.tsx)</w:t>
+          <w:t>Application Login form (Login</w:t>
+        </w:r>
+        <w:r>
+          <w:rPr>
+            <w:rStyle w:val="Hyperlink"/>
+            <w:noProof/>
+            <w:lang w:eastAsia="ja-JP"/>
+          </w:rPr>
+          <w:t>Page</w:t>
+        </w:r>
+        <w:r>
+          <w:rPr>
+            <w:rStyle w:val="Hyperlink"/>
+            <w:noProof/>
+          </w:rPr>
+          <w:t>.tsx)</w:t>
         </w:r>
         <w:r>
           <w:rPr>
@@ -3157,7 +3172,7 @@
             <w:noProof/>
             <w:webHidden/>
           </w:rPr>
-          <w:instrText xml:space="preserve"> PAGEREF _Toc206421128 \h </w:instrText>
+          <w:instrText xml:space="preserve"> PAGEREF _Toc206695399 \h </w:instrText>
         </w:r>
         <w:r>
           <w:rPr>
@@ -3204,13 +3219,13 @@
           <w14:ligatures w14:val="standardContextual"/>
         </w:rPr>
       </w:pPr>
-      <w:hyperlink w:anchor="_Toc206421129" w:history="1">
+      <w:hyperlink w:anchor="_Toc206695400" w:history="1">
         <w:r>
           <w:rPr>
             <w:rStyle w:val="Hyperlink"/>
             <w:noProof/>
           </w:rPr>
-          <w:t>14.2</w:t>
+          <w:t>18.2</w:t>
         </w:r>
         <w:r>
           <w:rPr>
@@ -3250,7 +3265,7 @@
             <w:noProof/>
             <w:webHidden/>
           </w:rPr>
-          <w:instrText xml:space="preserve"> PAGEREF _Toc206421129 \h </w:instrText>
+          <w:instrText xml:space="preserve"> PAGEREF _Toc206695400 \h </w:instrText>
         </w:r>
         <w:r>
           <w:rPr>
@@ -3270,7 +3285,7 @@
             <w:noProof/>
             <w:webHidden/>
           </w:rPr>
-          <w:t>14</w:t>
+          <w:t>15</w:t>
         </w:r>
         <w:r>
           <w:rPr>
@@ -3297,13 +3312,13 @@
           <w14:ligatures w14:val="standardContextual"/>
         </w:rPr>
       </w:pPr>
-      <w:hyperlink w:anchor="_Toc206421130" w:history="1">
+      <w:hyperlink w:anchor="_Toc206695401" w:history="1">
         <w:r>
           <w:rPr>
             <w:rStyle w:val="Hyperlink"/>
             <w:noProof/>
           </w:rPr>
-          <w:t>14.3</w:t>
+          <w:t>18.3</w:t>
         </w:r>
         <w:r>
           <w:rPr>
@@ -3322,6 +3337,99 @@
             <w:noProof/>
             <w:lang w:eastAsia="ja-JP"/>
           </w:rPr>
+          <w:t>Users Page (UsersPage.tsx)</w:t>
+        </w:r>
+        <w:r>
+          <w:rPr>
+            <w:noProof/>
+            <w:webHidden/>
+          </w:rPr>
+          <w:tab/>
+        </w:r>
+        <w:r>
+          <w:rPr>
+            <w:noProof/>
+            <w:webHidden/>
+          </w:rPr>
+          <w:fldChar w:fldCharType="begin"/>
+        </w:r>
+        <w:r>
+          <w:rPr>
+            <w:noProof/>
+            <w:webHidden/>
+          </w:rPr>
+          <w:instrText xml:space="preserve"> PAGEREF _Toc206695401 \h </w:instrText>
+        </w:r>
+        <w:r>
+          <w:rPr>
+            <w:noProof/>
+            <w:webHidden/>
+          </w:rPr>
+        </w:r>
+        <w:r>
+          <w:rPr>
+            <w:noProof/>
+            <w:webHidden/>
+          </w:rPr>
+          <w:fldChar w:fldCharType="separate"/>
+        </w:r>
+        <w:r>
+          <w:rPr>
+            <w:noProof/>
+            <w:webHidden/>
+          </w:rPr>
+          <w:t>15</w:t>
+        </w:r>
+        <w:r>
+          <w:rPr>
+            <w:noProof/>
+            <w:webHidden/>
+          </w:rPr>
+          <w:fldChar w:fldCharType="end"/>
+        </w:r>
+      </w:hyperlink>
+    </w:p>
+    <w:p>
+      <w:pPr>
+        <w:pStyle w:val="TOC2"/>
+        <w:tabs>
+          <w:tab w:val="left" w:pos="960"/>
+          <w:tab w:val="right" w:leader="dot" w:pos="8630"/>
+        </w:tabs>
+        <w:rPr>
+          <w:noProof/>
+          <w:kern w:val="2"/>
+          <w:sz w:val="24"/>
+          <w:szCs w:val="24"/>
+          <w:lang w:val="en-IL" w:eastAsia="ja-JP" w:bidi="he-IL"/>
+          <w14:ligatures w14:val="standardContextual"/>
+        </w:rPr>
+      </w:pPr>
+      <w:hyperlink w:anchor="_Toc206695402" w:history="1">
+        <w:r>
+          <w:rPr>
+            <w:rStyle w:val="Hyperlink"/>
+            <w:noProof/>
+          </w:rPr>
+          <w:t>18.4</w:t>
+        </w:r>
+        <w:r>
+          <w:rPr>
+            <w:noProof/>
+            <w:kern w:val="2"/>
+            <w:sz w:val="24"/>
+            <w:szCs w:val="24"/>
+            <w:lang w:val="en-IL" w:eastAsia="ja-JP" w:bidi="he-IL"/>
+            <w14:ligatures w14:val="standardContextual"/>
+          </w:rPr>
+          <w:tab/>
+        </w:r>
+        <w:r>
+          <w:rPr>
+            <w:rStyle w:val="Hyperlink"/>
+            <w:noProof/>
+            <w:lang w:eastAsia="ja-JP"/>
+          </w:rPr>
           <w:t>Client Folders structure</w:t>
         </w:r>
         <w:r>
@@ -3343,7 +3451,7 @@
             <w:noProof/>
             <w:webHidden/>
           </w:rPr>
-          <w:instrText xml:space="preserve"> PAGEREF _Toc206421130 \h </w:instrText>
+          <w:instrText xml:space="preserve"> PAGEREF _Toc206695402 \h </w:instrText>
         </w:r>
         <w:r>
           <w:rPr>
@@ -3373,6 +3481,25 @@
           <w:fldChar w:fldCharType="end"/>
         </w:r>
       </w:hyperlink>
+    </w:p>
+    <w:p>
+      <w:pPr>
+        <w:pStyle w:val="Heading1"/>
+        <w:numPr>
+          <w:ilvl w:val="0"/>
+          <w:numId w:val="14"/>
+        </w:numPr>
+        <w:rPr>
+          <w:rFonts w:cstheme="majorHAnsi"/>
+        </w:rPr>
+      </w:pPr>
+      <w:r>
+        <w:rPr>
+          <w:rFonts w:cstheme="majorHAnsi"/>
+        </w:rPr>
+        <w:fldChar w:fldCharType="end"/>
+      </w:r>
+      <w:bookmarkStart w:id="1" w:name="_Toc206695347"/>
     </w:p>
     <w:p>
       <w:pPr>
@@ -3408,13 +3535,6 @@
           <w:rFonts w:cstheme="majorHAnsi"/>
         </w:rPr>
         <w:lastRenderedPageBreak/>
-        <w:fldChar w:fldCharType="end"/>
-      </w:r>
-      <w:bookmarkStart w:id="1" w:name="_Toc206421081"/>
-      <w:r>
-        <w:rPr>
-          <w:rFonts w:cstheme="majorHAnsi"/>
-        </w:rPr>
         <w:t>Introduction</w:t>
       </w:r>
       <w:bookmarkEnd w:id="1"/>
@@ -3443,7 +3563,7 @@
           <w:rFonts w:cstheme="majorHAnsi"/>
         </w:rPr>
       </w:pPr>
-      <w:bookmarkStart w:id="2" w:name="_Toc206421082"/>
+      <w:bookmarkStart w:id="2" w:name="_Toc206695348"/>
       <w:r>
         <w:rPr>
           <w:rFonts w:cstheme="majorHAnsi"/>
@@ -3478,7 +3598,7 @@
           <w:rFonts w:cstheme="majorHAnsi"/>
         </w:rPr>
       </w:pPr>
-      <w:bookmarkStart w:id="3" w:name="_Toc206421083"/>
+      <w:bookmarkStart w:id="3" w:name="_Toc206695349"/>
       <w:r>
         <w:rPr>
           <w:rFonts w:cstheme="majorHAnsi"/>
@@ -3516,10 +3636,10 @@
           <w:lang w:val="en-IL"/>
         </w:rPr>
         <w:drawing>
-          <wp:inline distT="0" distB="0" distL="0" distR="0" wp14:anchorId="5E198E61" wp14:editId="5BB5AD44">
-            <wp:extent cx="5486400" cy="4735195"/>
-            <wp:effectExtent l="0" t="0" r="0" b="8255"/>
-            <wp:docPr id="954808059" name="Picture 1"/>
+          <wp:inline distT="0" distB="0" distL="0" distR="0" wp14:anchorId="48290670" wp14:editId="3404D64E">
+            <wp:extent cx="6447863" cy="5277697"/>
+            <wp:effectExtent l="0" t="0" r="0" b="0"/>
+            <wp:docPr id="1972462360" name="Picture 1" descr="A diagram of a software system&#10;&#10;AI-generated content may be incorrect."/>
             <wp:cNvGraphicFramePr>
               <a:graphicFrameLocks xmlns:a="http://schemas.openxmlformats.org/drawingml/2006/main" noChangeAspect="1"/>
             </wp:cNvGraphicFramePr>
@@ -3527,7 +3647,7 @@
               <a:graphicData uri="http://schemas.openxmlformats.org/drawingml/2006/picture">
                 <pic:pic xmlns:pic="http://schemas.openxmlformats.org/drawingml/2006/picture">
                   <pic:nvPicPr>
-                    <pic:cNvPr id="954808059" name=""/>
+                    <pic:cNvPr id="1972462360" name="Picture 1" descr="A diagram of a software system&#10;&#10;AI-generated content may be incorrect."/>
                     <pic:cNvPicPr/>
                   </pic:nvPicPr>
                   <pic:blipFill>
@@ -3539,14 +3659,11 @@
                   <pic:spPr>
                     <a:xfrm>
                       <a:off x="0" y="0"/>
-                      <a:ext cx="5486400" cy="4735195"/>
+                      <a:ext cx="6458738" cy="5286598"/>
                     </a:xfrm>
                     <a:prstGeom prst="rect">
                       <a:avLst/>
                     </a:prstGeom>
-                    <a:solidFill>
-                      <a:schemeClr val="accent1"/>
-                    </a:solidFill>
                   </pic:spPr>
                 </pic:pic>
               </a:graphicData>
@@ -3626,12 +3743,11 @@
           <w:rFonts w:cstheme="majorHAnsi"/>
         </w:rPr>
       </w:pPr>
-      <w:bookmarkStart w:id="4" w:name="_Toc206421084"/>
+      <w:bookmarkStart w:id="4" w:name="_Toc206695350"/>
       <w:r>
         <w:rPr>
           <w:rFonts w:cstheme="majorHAnsi"/>
         </w:rPr>
-        <w:lastRenderedPageBreak/>
         <w:t>Data Model Overview</w:t>
       </w:r>
       <w:bookmarkEnd w:id="4"/>
@@ -3690,6 +3806,7 @@
       <w:bookmarkStart w:id="12" w:name="_Toc206256605"/>
       <w:bookmarkStart w:id="13" w:name="_Toc206257093"/>
       <w:bookmarkStart w:id="14" w:name="_Toc206421085"/>
+      <w:bookmarkStart w:id="15" w:name="_Toc206695351"/>
       <w:bookmarkEnd w:id="5"/>
       <w:bookmarkEnd w:id="6"/>
       <w:bookmarkEnd w:id="7"/>
@@ -3700,6 +3817,7 @@
       <w:bookmarkEnd w:id="12"/>
       <w:bookmarkEnd w:id="13"/>
       <w:bookmarkEnd w:id="14"/>
+      <w:bookmarkEnd w:id="15"/>
     </w:p>
     <w:p>
       <w:pPr>
@@ -3723,17 +3841,17 @@
           <w:szCs w:val="26"/>
         </w:rPr>
       </w:pPr>
-      <w:bookmarkStart w:id="15" w:name="_Toc206168154"/>
-      <w:bookmarkStart w:id="16" w:name="_Toc206169470"/>
-      <w:bookmarkStart w:id="17" w:name="_Toc206170833"/>
-      <w:bookmarkStart w:id="18" w:name="_Toc206171153"/>
-      <w:bookmarkStart w:id="19" w:name="_Toc206236621"/>
-      <w:bookmarkStart w:id="20" w:name="_Toc206256302"/>
-      <w:bookmarkStart w:id="21" w:name="_Toc206256452"/>
-      <w:bookmarkStart w:id="22" w:name="_Toc206256606"/>
-      <w:bookmarkStart w:id="23" w:name="_Toc206257094"/>
-      <w:bookmarkStart w:id="24" w:name="_Toc206421086"/>
-      <w:bookmarkEnd w:id="15"/>
+      <w:bookmarkStart w:id="16" w:name="_Toc206168154"/>
+      <w:bookmarkStart w:id="17" w:name="_Toc206169470"/>
+      <w:bookmarkStart w:id="18" w:name="_Toc206170833"/>
+      <w:bookmarkStart w:id="19" w:name="_Toc206171153"/>
+      <w:bookmarkStart w:id="20" w:name="_Toc206236621"/>
+      <w:bookmarkStart w:id="21" w:name="_Toc206256302"/>
+      <w:bookmarkStart w:id="22" w:name="_Toc206256452"/>
+      <w:bookmarkStart w:id="23" w:name="_Toc206256606"/>
+      <w:bookmarkStart w:id="24" w:name="_Toc206257094"/>
+      <w:bookmarkStart w:id="25" w:name="_Toc206421086"/>
+      <w:bookmarkStart w:id="26" w:name="_Toc206695352"/>
       <w:bookmarkEnd w:id="16"/>
       <w:bookmarkEnd w:id="17"/>
       <w:bookmarkEnd w:id="18"/>
@@ -3743,6 +3861,8 @@
       <w:bookmarkEnd w:id="22"/>
       <w:bookmarkEnd w:id="23"/>
       <w:bookmarkEnd w:id="24"/>
+      <w:bookmarkEnd w:id="25"/>
+      <w:bookmarkEnd w:id="26"/>
     </w:p>
     <w:p>
       <w:pPr>
@@ -3766,18 +3886,17 @@
           <w:szCs w:val="26"/>
         </w:rPr>
       </w:pPr>
-      <w:bookmarkStart w:id="25" w:name="_Toc206168155"/>
-      <w:bookmarkStart w:id="26" w:name="_Toc206169471"/>
-      <w:bookmarkStart w:id="27" w:name="_Toc206170834"/>
-      <w:bookmarkStart w:id="28" w:name="_Toc206171154"/>
-      <w:bookmarkStart w:id="29" w:name="_Toc206236622"/>
-      <w:bookmarkStart w:id="30" w:name="_Toc206256303"/>
-      <w:bookmarkStart w:id="31" w:name="_Toc206256453"/>
-      <w:bookmarkStart w:id="32" w:name="_Toc206256607"/>
-      <w:bookmarkStart w:id="33" w:name="_Toc206257095"/>
-      <w:bookmarkStart w:id="34" w:name="_Toc206421087"/>
-      <w:bookmarkEnd w:id="25"/>
-      <w:bookmarkEnd w:id="26"/>
+      <w:bookmarkStart w:id="27" w:name="_Toc206168155"/>
+      <w:bookmarkStart w:id="28" w:name="_Toc206169471"/>
+      <w:bookmarkStart w:id="29" w:name="_Toc206170834"/>
+      <w:bookmarkStart w:id="30" w:name="_Toc206171154"/>
+      <w:bookmarkStart w:id="31" w:name="_Toc206236622"/>
+      <w:bookmarkStart w:id="32" w:name="_Toc206256303"/>
+      <w:bookmarkStart w:id="33" w:name="_Toc206256453"/>
+      <w:bookmarkStart w:id="34" w:name="_Toc206256607"/>
+      <w:bookmarkStart w:id="35" w:name="_Toc206257095"/>
+      <w:bookmarkStart w:id="36" w:name="_Toc206421087"/>
+      <w:bookmarkStart w:id="37" w:name="_Toc206695353"/>
       <w:bookmarkEnd w:id="27"/>
       <w:bookmarkEnd w:id="28"/>
       <w:bookmarkEnd w:id="29"/>
@@ -3786,6 +3905,9 @@
       <w:bookmarkEnd w:id="32"/>
       <w:bookmarkEnd w:id="33"/>
       <w:bookmarkEnd w:id="34"/>
+      <w:bookmarkEnd w:id="35"/>
+      <w:bookmarkEnd w:id="36"/>
+      <w:bookmarkEnd w:id="37"/>
     </w:p>
     <w:p>
       <w:pPr>
@@ -3809,19 +3931,17 @@
           <w:szCs w:val="26"/>
         </w:rPr>
       </w:pPr>
-      <w:bookmarkStart w:id="35" w:name="_Toc206168156"/>
-      <w:bookmarkStart w:id="36" w:name="_Toc206169472"/>
-      <w:bookmarkStart w:id="37" w:name="_Toc206170835"/>
-      <w:bookmarkStart w:id="38" w:name="_Toc206171155"/>
-      <w:bookmarkStart w:id="39" w:name="_Toc206236623"/>
-      <w:bookmarkStart w:id="40" w:name="_Toc206256304"/>
-      <w:bookmarkStart w:id="41" w:name="_Toc206256454"/>
-      <w:bookmarkStart w:id="42" w:name="_Toc206256608"/>
-      <w:bookmarkStart w:id="43" w:name="_Toc206257096"/>
-      <w:bookmarkStart w:id="44" w:name="_Toc206421088"/>
-      <w:bookmarkEnd w:id="35"/>
-      <w:bookmarkEnd w:id="36"/>
-      <w:bookmarkEnd w:id="37"/>
+      <w:bookmarkStart w:id="38" w:name="_Toc206168156"/>
+      <w:bookmarkStart w:id="39" w:name="_Toc206169472"/>
+      <w:bookmarkStart w:id="40" w:name="_Toc206170835"/>
+      <w:bookmarkStart w:id="41" w:name="_Toc206171155"/>
+      <w:bookmarkStart w:id="42" w:name="_Toc206236623"/>
+      <w:bookmarkStart w:id="43" w:name="_Toc206256304"/>
+      <w:bookmarkStart w:id="44" w:name="_Toc206256454"/>
+      <w:bookmarkStart w:id="45" w:name="_Toc206256608"/>
+      <w:bookmarkStart w:id="46" w:name="_Toc206257096"/>
+      <w:bookmarkStart w:id="47" w:name="_Toc206421088"/>
+      <w:bookmarkStart w:id="48" w:name="_Toc206695354"/>
       <w:bookmarkEnd w:id="38"/>
       <w:bookmarkEnd w:id="39"/>
       <w:bookmarkEnd w:id="40"/>
@@ -3829,6 +3949,10 @@
       <w:bookmarkEnd w:id="42"/>
       <w:bookmarkEnd w:id="43"/>
       <w:bookmarkEnd w:id="44"/>
+      <w:bookmarkEnd w:id="45"/>
+      <w:bookmarkEnd w:id="46"/>
+      <w:bookmarkEnd w:id="47"/>
+      <w:bookmarkEnd w:id="48"/>
     </w:p>
     <w:p>
       <w:pPr>
@@ -3838,21 +3962,61 @@
           <w:numId w:val="20"/>
         </w:numPr>
       </w:pPr>
-      <w:bookmarkStart w:id="45" w:name="_Toc206421089"/>
+      <w:bookmarkStart w:id="49" w:name="_Toc206695355"/>
       <w:r>
         <w:t>Entity Relations Diagrams</w:t>
       </w:r>
-      <w:bookmarkEnd w:id="45"/>
-    </w:p>
+      <w:bookmarkEnd w:id="49"/>
+    </w:p>
+    <w:p>
+      <w:r>
+        <w:drawing>
+          <wp:inline distT="0" distB="0" distL="0" distR="0" wp14:anchorId="0D4E361A" wp14:editId="3442BD6F">
+            <wp:extent cx="6306928" cy="2552700"/>
+            <wp:effectExtent l="0" t="0" r="0" b="0"/>
+            <wp:docPr id="13345628" name="Picture 1"/>
+            <wp:cNvGraphicFramePr>
+              <a:graphicFrameLocks xmlns:a="http://schemas.openxmlformats.org/drawingml/2006/main" noChangeAspect="1"/>
+            </wp:cNvGraphicFramePr>
+            <a:graphic xmlns:a="http://schemas.openxmlformats.org/drawingml/2006/main">
+              <a:graphicData uri="http://schemas.openxmlformats.org/drawingml/2006/picture">
+                <pic:pic xmlns:pic="http://schemas.openxmlformats.org/drawingml/2006/picture">
+                  <pic:nvPicPr>
+                    <pic:cNvPr id="13345628" name=""/>
+                    <pic:cNvPicPr/>
+                  </pic:nvPicPr>
+                  <pic:blipFill>
+                    <a:blip r:embed="rId7"/>
+                    <a:stretch>
+                      <a:fillRect/>
+                    </a:stretch>
+                  </pic:blipFill>
+                  <pic:spPr>
+                    <a:xfrm>
+                      <a:off x="0" y="0"/>
+                      <a:ext cx="6309033" cy="2553552"/>
+                    </a:xfrm>
+                    <a:prstGeom prst="rect">
+                      <a:avLst/>
+                    </a:prstGeom>
+                  </pic:spPr>
+                </pic:pic>
+              </a:graphicData>
+            </a:graphic>
+          </wp:inline>
+        </w:drawing>
+      </w:r>
+    </w:p>
+    <w:p/>
     <w:p>
       <w:r>
         <w:rPr>
           <w:noProof/>
         </w:rPr>
         <w:drawing>
-          <wp:inline distT="0" distB="0" distL="0" distR="0" wp14:anchorId="043DF364" wp14:editId="21183557">
-            <wp:extent cx="5486400" cy="3028315"/>
-            <wp:effectExtent l="19050" t="19050" r="19050" b="19685"/>
+          <wp:inline distT="0" distB="0" distL="0" distR="0" wp14:anchorId="043DF364" wp14:editId="41FA57AE">
+            <wp:extent cx="6384886" cy="3524250"/>
+            <wp:effectExtent l="19050" t="19050" r="16510" b="19050"/>
             <wp:docPr id="65632847" name="Picture 1"/>
             <wp:cNvGraphicFramePr>
               <a:graphicFrameLocks xmlns:a="http://schemas.openxmlformats.org/drawingml/2006/main" noChangeAspect="1"/>
@@ -3865,7 +4029,7 @@
                     <pic:cNvPicPr/>
                   </pic:nvPicPr>
                   <pic:blipFill>
-                    <a:blip r:embed="rId7"/>
+                    <a:blip r:embed="rId8"/>
                     <a:stretch>
                       <a:fillRect/>
                     </a:stretch>
@@ -3873,7 +4037,7 @@
                   <pic:spPr>
                     <a:xfrm>
                       <a:off x="0" y="0"/>
-                      <a:ext cx="5486400" cy="3028315"/>
+                      <a:ext cx="6387225" cy="3525541"/>
                     </a:xfrm>
                     <a:prstGeom prst="rect">
                       <a:avLst/>
@@ -3891,53 +4055,7 @@
         </w:drawing>
       </w:r>
     </w:p>
-    <w:p>
-      <w:r>
-        <w:rPr>
-          <w:noProof/>
-        </w:rPr>
-        <w:drawing>
-          <wp:inline distT="0" distB="0" distL="0" distR="0" wp14:anchorId="6847575F" wp14:editId="5A766845">
-            <wp:extent cx="5486400" cy="2211070"/>
-            <wp:effectExtent l="19050" t="19050" r="19050" b="17780"/>
-            <wp:docPr id="1649358242" name="Picture 1" descr="A screenshot of a computer&#10;&#10;AI-generated content may be incorrect."/>
-            <wp:cNvGraphicFramePr>
-              <a:graphicFrameLocks xmlns:a="http://schemas.openxmlformats.org/drawingml/2006/main" noChangeAspect="1"/>
-            </wp:cNvGraphicFramePr>
-            <a:graphic xmlns:a="http://schemas.openxmlformats.org/drawingml/2006/main">
-              <a:graphicData uri="http://schemas.openxmlformats.org/drawingml/2006/picture">
-                <pic:pic xmlns:pic="http://schemas.openxmlformats.org/drawingml/2006/picture">
-                  <pic:nvPicPr>
-                    <pic:cNvPr id="1649358242" name="Picture 1" descr="A screenshot of a computer&#10;&#10;AI-generated content may be incorrect."/>
-                    <pic:cNvPicPr/>
-                  </pic:nvPicPr>
-                  <pic:blipFill>
-                    <a:blip r:embed="rId8"/>
-                    <a:stretch>
-                      <a:fillRect/>
-                    </a:stretch>
-                  </pic:blipFill>
-                  <pic:spPr>
-                    <a:xfrm>
-                      <a:off x="0" y="0"/>
-                      <a:ext cx="5486400" cy="2211070"/>
-                    </a:xfrm>
-                    <a:prstGeom prst="rect">
-                      <a:avLst/>
-                    </a:prstGeom>
-                    <a:ln>
-                      <a:solidFill>
-                        <a:schemeClr val="accent1"/>
-                      </a:solidFill>
-                    </a:ln>
-                  </pic:spPr>
-                </pic:pic>
-              </a:graphicData>
-            </a:graphic>
-          </wp:inline>
-        </w:drawing>
-      </w:r>
-    </w:p>
+    <w:p/>
     <w:p>
       <w:pPr>
         <w:pStyle w:val="Heading2"/>
@@ -3950,11 +4068,12 @@
           <w:lang w:eastAsia="ja-JP"/>
         </w:rPr>
       </w:pPr>
-      <w:bookmarkStart w:id="46" w:name="_Toc206421090"/>
+      <w:bookmarkStart w:id="50" w:name="_Toc206695356"/>
       <w:r>
         <w:rPr>
           <w:rFonts w:cstheme="majorHAnsi"/>
         </w:rPr>
+        <w:lastRenderedPageBreak/>
         <w:t>Entity Relations</w:t>
       </w:r>
       <w:r>
@@ -3964,7 +4083,7 @@
         </w:rPr>
         <w:t xml:space="preserve"> Model</w:t>
       </w:r>
-      <w:bookmarkEnd w:id="46"/>
+      <w:bookmarkEnd w:id="50"/>
     </w:p>
     <w:p>
       <w:pPr>
@@ -6078,14 +6197,14 @@
           <w:rFonts w:cstheme="majorHAnsi"/>
         </w:rPr>
       </w:pPr>
-      <w:bookmarkStart w:id="47" w:name="_Toc206421091"/>
+      <w:bookmarkStart w:id="51" w:name="_Toc206695357"/>
       <w:r>
         <w:rPr>
           <w:rFonts w:cstheme="majorHAnsi"/>
         </w:rPr>
         <w:t>API Design</w:t>
       </w:r>
-      <w:bookmarkEnd w:id="47"/>
+      <w:bookmarkEnd w:id="51"/>
     </w:p>
     <w:p>
       <w:pPr>
@@ -6102,20 +6221,505 @@
     </w:p>
     <w:p>
       <w:pPr>
+        <w:pStyle w:val="ListParagraph"/>
+        <w:keepNext/>
+        <w:keepLines/>
+        <w:numPr>
+          <w:ilvl w:val="0"/>
+          <w:numId w:val="18"/>
+        </w:numPr>
+        <w:spacing w:before="480" w:after="0"/>
+        <w:contextualSpacing w:val="0"/>
+        <w:outlineLvl w:val="0"/>
+        <w:rPr>
+          <w:rFonts w:asciiTheme="majorHAnsi" w:eastAsiaTheme="majorEastAsia" w:hAnsiTheme="majorHAnsi" w:cstheme="majorBidi"/>
+          <w:b/>
+          <w:bCs/>
+          <w:vanish/>
+          <w:color w:val="365F91" w:themeColor="accent1" w:themeShade="BF"/>
+          <w:sz w:val="28"/>
+          <w:szCs w:val="28"/>
+        </w:rPr>
+      </w:pPr>
+      <w:bookmarkStart w:id="52" w:name="_Toc206695358"/>
+      <w:bookmarkEnd w:id="52"/>
+    </w:p>
+    <w:p>
+      <w:pPr>
+        <w:pStyle w:val="ListParagraph"/>
+        <w:keepNext/>
+        <w:keepLines/>
+        <w:numPr>
+          <w:ilvl w:val="0"/>
+          <w:numId w:val="18"/>
+        </w:numPr>
+        <w:spacing w:before="480" w:after="0"/>
+        <w:contextualSpacing w:val="0"/>
+        <w:outlineLvl w:val="0"/>
+        <w:rPr>
+          <w:rFonts w:asciiTheme="majorHAnsi" w:eastAsiaTheme="majorEastAsia" w:hAnsiTheme="majorHAnsi" w:cstheme="majorBidi"/>
+          <w:b/>
+          <w:bCs/>
+          <w:vanish/>
+          <w:color w:val="365F91" w:themeColor="accent1" w:themeShade="BF"/>
+          <w:sz w:val="28"/>
+          <w:szCs w:val="28"/>
+        </w:rPr>
+      </w:pPr>
+      <w:bookmarkStart w:id="53" w:name="_Toc206695359"/>
+      <w:bookmarkEnd w:id="53"/>
+    </w:p>
+    <w:p>
+      <w:pPr>
+        <w:pStyle w:val="ListParagraph"/>
+        <w:keepNext/>
+        <w:keepLines/>
+        <w:numPr>
+          <w:ilvl w:val="0"/>
+          <w:numId w:val="18"/>
+        </w:numPr>
+        <w:spacing w:before="480" w:after="0"/>
+        <w:contextualSpacing w:val="0"/>
+        <w:outlineLvl w:val="0"/>
+        <w:rPr>
+          <w:rFonts w:asciiTheme="majorHAnsi" w:eastAsiaTheme="majorEastAsia" w:hAnsiTheme="majorHAnsi" w:cstheme="majorBidi"/>
+          <w:b/>
+          <w:bCs/>
+          <w:vanish/>
+          <w:color w:val="365F91" w:themeColor="accent1" w:themeShade="BF"/>
+          <w:sz w:val="28"/>
+          <w:szCs w:val="28"/>
+        </w:rPr>
+      </w:pPr>
+      <w:bookmarkStart w:id="54" w:name="_Toc206695360"/>
+      <w:bookmarkEnd w:id="54"/>
+    </w:p>
+    <w:p>
+      <w:pPr>
+        <w:pStyle w:val="ListParagraph"/>
+        <w:keepNext/>
+        <w:keepLines/>
+        <w:numPr>
+          <w:ilvl w:val="0"/>
+          <w:numId w:val="18"/>
+        </w:numPr>
+        <w:spacing w:before="480" w:after="0"/>
+        <w:contextualSpacing w:val="0"/>
+        <w:outlineLvl w:val="0"/>
+        <w:rPr>
+          <w:rFonts w:asciiTheme="majorHAnsi" w:eastAsiaTheme="majorEastAsia" w:hAnsiTheme="majorHAnsi" w:cstheme="majorBidi"/>
+          <w:b/>
+          <w:bCs/>
+          <w:vanish/>
+          <w:color w:val="365F91" w:themeColor="accent1" w:themeShade="BF"/>
+          <w:sz w:val="28"/>
+          <w:szCs w:val="28"/>
+        </w:rPr>
+      </w:pPr>
+      <w:bookmarkStart w:id="55" w:name="_Toc206695361"/>
+      <w:bookmarkEnd w:id="55"/>
+    </w:p>
+    <w:p>
+      <w:pPr>
+        <w:pStyle w:val="ListParagraph"/>
+        <w:keepNext/>
+        <w:keepLines/>
+        <w:numPr>
+          <w:ilvl w:val="0"/>
+          <w:numId w:val="18"/>
+        </w:numPr>
+        <w:spacing w:before="480" w:after="0"/>
+        <w:contextualSpacing w:val="0"/>
+        <w:outlineLvl w:val="0"/>
+        <w:rPr>
+          <w:rFonts w:asciiTheme="majorHAnsi" w:eastAsiaTheme="majorEastAsia" w:hAnsiTheme="majorHAnsi" w:cstheme="majorBidi"/>
+          <w:b/>
+          <w:bCs/>
+          <w:vanish/>
+          <w:color w:val="365F91" w:themeColor="accent1" w:themeShade="BF"/>
+          <w:sz w:val="28"/>
+          <w:szCs w:val="28"/>
+        </w:rPr>
+      </w:pPr>
+      <w:bookmarkStart w:id="56" w:name="_Toc206695362"/>
+      <w:bookmarkEnd w:id="56"/>
+    </w:p>
+    <w:p>
+      <w:pPr>
         <w:pStyle w:val="Heading2"/>
-        <w:rPr>
-          <w:rFonts w:cstheme="majorHAnsi"/>
-        </w:rPr>
-      </w:pPr>
-      <w:bookmarkStart w:id="48" w:name="_Toc206421092"/>
-      <w:r>
-        <w:rPr>
-          <w:rFonts w:cstheme="majorHAnsi"/>
-        </w:rPr>
+      </w:pPr>
+      <w:bookmarkStart w:id="57" w:name="_Toc206695363"/>
+      <w:r>
         <w:t>Authentication Service</w:t>
       </w:r>
-      <w:bookmarkEnd w:id="48"/>
-    </w:p>
+      <w:r>
+        <w:t xml:space="preserve"> (Identity Provider)</w:t>
+      </w:r>
+      <w:bookmarkEnd w:id="57"/>
+    </w:p>
+    <w:p>
+      <w:pPr>
+        <w:rPr>
+          <w:b/>
+          <w:bCs/>
+          <w:u w:val="single"/>
+          <w:lang w:val="en-IL"/>
+        </w:rPr>
+      </w:pPr>
+      <w:r>
+        <w:rPr>
+          <w:b/>
+          <w:bCs/>
+          <w:u w:val="single"/>
+          <w:lang w:val="en-IL"/>
+        </w:rPr>
+        <w:t>Responsibilities</w:t>
+      </w:r>
+    </w:p>
+    <w:tbl>
+      <w:tblPr>
+        <w:tblStyle w:val="TableGridLight"/>
+        <w:tblW w:w="0" w:type="auto"/>
+        <w:tblLook w:val="04A0" w:firstRow="1" w:lastRow="0" w:firstColumn="1" w:lastColumn="0" w:noHBand="0" w:noVBand="1"/>
+      </w:tblPr>
+      <w:tblGrid>
+        <w:gridCol w:w="2517"/>
+        <w:gridCol w:w="6339"/>
+      </w:tblGrid>
+      <w:tr>
+        <w:tc>
+          <w:tcPr>
+            <w:tcW w:w="0" w:type="auto"/>
+            <w:hideMark/>
+          </w:tcPr>
+          <w:p>
+            <w:pPr>
+              <w:spacing w:after="200" w:line="276" w:lineRule="auto"/>
+              <w:rPr>
+                <w:b/>
+                <w:bCs/>
+                <w:lang w:val="en-IL"/>
+              </w:rPr>
+            </w:pPr>
+            <w:r>
+              <w:rPr>
+                <w:b/>
+                <w:bCs/>
+                <w:lang w:val="en-IL"/>
+              </w:rPr>
+              <w:t>Responsibility</w:t>
+            </w:r>
+          </w:p>
+        </w:tc>
+        <w:tc>
+          <w:tcPr>
+            <w:tcW w:w="0" w:type="auto"/>
+            <w:hideMark/>
+          </w:tcPr>
+          <w:p>
+            <w:pPr>
+              <w:spacing w:after="200" w:line="276" w:lineRule="auto"/>
+              <w:rPr>
+                <w:b/>
+                <w:bCs/>
+                <w:lang w:val="en-IL"/>
+              </w:rPr>
+            </w:pPr>
+            <w:r>
+              <w:rPr>
+                <w:b/>
+                <w:bCs/>
+                <w:lang w:val="en-IL"/>
+              </w:rPr>
+              <w:t>Description</w:t>
+            </w:r>
+          </w:p>
+        </w:tc>
+      </w:tr>
+      <w:tr>
+        <w:tc>
+          <w:tcPr>
+            <w:tcW w:w="0" w:type="auto"/>
+            <w:hideMark/>
+          </w:tcPr>
+          <w:p>
+            <w:pPr>
+              <w:spacing w:after="200" w:line="276" w:lineRule="auto"/>
+              <w:rPr>
+                <w:lang w:val="en-IL"/>
+              </w:rPr>
+            </w:pPr>
+            <w:r>
+              <w:rPr>
+                <w:b/>
+                <w:bCs/>
+                <w:lang w:val="en-IL"/>
+              </w:rPr>
+              <w:t>User Identity Management</w:t>
+            </w:r>
+          </w:p>
+        </w:tc>
+        <w:tc>
+          <w:tcPr>
+            <w:tcW w:w="0" w:type="auto"/>
+            <w:hideMark/>
+          </w:tcPr>
+          <w:p>
+            <w:pPr>
+              <w:spacing w:after="200" w:line="276" w:lineRule="auto"/>
+              <w:rPr>
+                <w:lang w:val="en-IL"/>
+              </w:rPr>
+            </w:pPr>
+            <w:r>
+              <w:rPr>
+                <w:lang w:val="en-IL"/>
+              </w:rPr>
+              <w:t>Manage user registration, authentication, credentials, and account recovery.</w:t>
+            </w:r>
+          </w:p>
+        </w:tc>
+      </w:tr>
+      <w:tr>
+        <w:tc>
+          <w:tcPr>
+            <w:tcW w:w="0" w:type="auto"/>
+            <w:hideMark/>
+          </w:tcPr>
+          <w:p>
+            <w:pPr>
+              <w:spacing w:after="200" w:line="276" w:lineRule="auto"/>
+              <w:rPr>
+                <w:lang w:val="en-IL"/>
+              </w:rPr>
+            </w:pPr>
+            <w:r>
+              <w:rPr>
+                <w:b/>
+                <w:bCs/>
+                <w:lang w:val="en-IL"/>
+              </w:rPr>
+              <w:t>Token Issuance &amp; Validation</w:t>
+            </w:r>
+          </w:p>
+        </w:tc>
+        <w:tc>
+          <w:tcPr>
+            <w:tcW w:w="0" w:type="auto"/>
+            <w:hideMark/>
+          </w:tcPr>
+          <w:p>
+            <w:pPr>
+              <w:spacing w:after="200" w:line="276" w:lineRule="auto"/>
+              <w:rPr>
+                <w:lang w:val="en-IL"/>
+              </w:rPr>
+            </w:pPr>
+            <w:r>
+              <w:rPr>
+                <w:lang w:val="en-IL"/>
+              </w:rPr>
+              <w:t>Issue access/refresh tokens, validate and introspect tokens for other services.</w:t>
+            </w:r>
+          </w:p>
+        </w:tc>
+      </w:tr>
+      <w:tr>
+        <w:tc>
+          <w:tcPr>
+            <w:tcW w:w="0" w:type="auto"/>
+            <w:hideMark/>
+          </w:tcPr>
+          <w:p>
+            <w:pPr>
+              <w:spacing w:after="200" w:line="276" w:lineRule="auto"/>
+              <w:rPr>
+                <w:lang w:val="en-IL"/>
+              </w:rPr>
+            </w:pPr>
+            <w:r>
+              <w:rPr>
+                <w:b/>
+                <w:bCs/>
+                <w:lang w:val="en-IL"/>
+              </w:rPr>
+              <w:t>Authorization &amp; Claims</w:t>
+            </w:r>
+          </w:p>
+        </w:tc>
+        <w:tc>
+          <w:tcPr>
+            <w:tcW w:w="0" w:type="auto"/>
+            <w:hideMark/>
+          </w:tcPr>
+          <w:p>
+            <w:pPr>
+              <w:spacing w:after="200" w:line="276" w:lineRule="auto"/>
+              <w:rPr>
+                <w:lang w:val="en-IL"/>
+              </w:rPr>
+            </w:pPr>
+            <w:r>
+              <w:rPr>
+                <w:lang w:val="en-IL"/>
+              </w:rPr>
+              <w:t>Embed roles/claims into tokens, enforce role/claim-based access control.</w:t>
+            </w:r>
+          </w:p>
+        </w:tc>
+      </w:tr>
+      <w:tr>
+        <w:tc>
+          <w:tcPr>
+            <w:tcW w:w="0" w:type="auto"/>
+            <w:hideMark/>
+          </w:tcPr>
+          <w:p>
+            <w:pPr>
+              <w:spacing w:after="200" w:line="276" w:lineRule="auto"/>
+              <w:rPr>
+                <w:lang w:val="en-IL"/>
+              </w:rPr>
+            </w:pPr>
+            <w:r>
+              <w:rPr>
+                <w:b/>
+                <w:bCs/>
+                <w:lang w:val="en-IL"/>
+              </w:rPr>
+              <w:t>Session &amp; Security Management</w:t>
+            </w:r>
+          </w:p>
+        </w:tc>
+        <w:tc>
+          <w:tcPr>
+            <w:tcW w:w="0" w:type="auto"/>
+            <w:hideMark/>
+          </w:tcPr>
+          <w:p>
+            <w:pPr>
+              <w:spacing w:after="200" w:line="276" w:lineRule="auto"/>
+              <w:rPr>
+                <w:lang w:val="en-IL"/>
+              </w:rPr>
+            </w:pPr>
+            <w:r>
+              <w:rPr>
+                <w:lang w:val="en-IL"/>
+              </w:rPr>
+              <w:t>Handle session expiration, logout, token revocation, and apply security policies (MFA, password rules, brute-force protection).</w:t>
+            </w:r>
+          </w:p>
+        </w:tc>
+      </w:tr>
+      <w:tr>
+        <w:tc>
+          <w:tcPr>
+            <w:tcW w:w="0" w:type="auto"/>
+            <w:hideMark/>
+          </w:tcPr>
+          <w:p>
+            <w:pPr>
+              <w:spacing w:after="200" w:line="276" w:lineRule="auto"/>
+              <w:rPr>
+                <w:lang w:val="en-IL"/>
+              </w:rPr>
+            </w:pPr>
+            <w:r>
+              <w:rPr>
+                <w:b/>
+                <w:bCs/>
+                <w:lang w:val="en-IL"/>
+              </w:rPr>
+              <w:t>Federation (Optional)</w:t>
+            </w:r>
+          </w:p>
+        </w:tc>
+        <w:tc>
+          <w:tcPr>
+            <w:tcW w:w="0" w:type="auto"/>
+            <w:hideMark/>
+          </w:tcPr>
+          <w:p>
+            <w:pPr>
+              <w:spacing w:after="200" w:line="276" w:lineRule="auto"/>
+              <w:rPr>
+                <w:lang w:val="en-IL"/>
+              </w:rPr>
+            </w:pPr>
+            <w:r>
+              <w:rPr>
+                <w:lang w:val="en-IL"/>
+              </w:rPr>
+              <w:t xml:space="preserve">Integrate with external IdPs (Google, Azure AD, etc.), enable SSO </w:t>
+            </w:r>
+            <w:r>
+              <w:rPr>
+                <w:lang w:val="en-IL"/>
+              </w:rPr>
+              <w:lastRenderedPageBreak/>
+              <w:t>via OAuth2/OIDC/SAML.</w:t>
+            </w:r>
+          </w:p>
+        </w:tc>
+      </w:tr>
+      <w:tr>
+        <w:tc>
+          <w:tcPr>
+            <w:tcW w:w="0" w:type="auto"/>
+            <w:hideMark/>
+          </w:tcPr>
+          <w:p>
+            <w:pPr>
+              <w:spacing w:after="200" w:line="276" w:lineRule="auto"/>
+              <w:rPr>
+                <w:lang w:val="en-IL"/>
+              </w:rPr>
+            </w:pPr>
+            <w:r>
+              <w:rPr>
+                <w:b/>
+                <w:bCs/>
+                <w:lang w:val="en-IL"/>
+              </w:rPr>
+              <w:lastRenderedPageBreak/>
+              <w:t>Service-to-Service Auth (Optional)</w:t>
+            </w:r>
+          </w:p>
+        </w:tc>
+        <w:tc>
+          <w:tcPr>
+            <w:tcW w:w="0" w:type="auto"/>
+            <w:hideMark/>
+          </w:tcPr>
+          <w:p>
+            <w:pPr>
+              <w:spacing w:after="200" w:line="276" w:lineRule="auto"/>
+              <w:rPr>
+                <w:lang w:val="en-IL"/>
+              </w:rPr>
+            </w:pPr>
+            <w:r>
+              <w:rPr>
+                <w:lang w:val="en-IL"/>
+              </w:rPr>
+              <w:t>Support machine-to-machine authentication with client credentials and service tokens.</w:t>
+            </w:r>
+          </w:p>
+        </w:tc>
+      </w:tr>
+    </w:tbl>
+    <w:p>
+      <w:pPr>
+        <w:rPr>
+          <w:lang w:val="en-IL"/>
+        </w:rPr>
+      </w:pPr>
+    </w:p>
+    <w:p/>
+    <w:p/>
+    <w:p/>
+    <w:p/>
     <w:tbl>
       <w:tblPr>
         <w:tblStyle w:val="TableGrid"/>
@@ -6578,14 +7182,14 @@
           <w:rFonts w:cstheme="majorHAnsi"/>
         </w:rPr>
       </w:pPr>
-      <w:bookmarkStart w:id="49" w:name="_Toc206421093"/>
+      <w:bookmarkStart w:id="58" w:name="_Toc206695364"/>
       <w:r>
         <w:rPr>
           <w:rFonts w:cstheme="majorHAnsi"/>
         </w:rPr>
         <w:t>Customers Service</w:t>
       </w:r>
-      <w:bookmarkEnd w:id="49"/>
+      <w:bookmarkEnd w:id="58"/>
     </w:p>
     <w:tbl>
       <w:tblPr>
@@ -7166,7 +7770,6 @@
               <w:rPr>
                 <w:rFonts w:asciiTheme="majorHAnsi" w:hAnsiTheme="majorHAnsi" w:cstheme="majorHAnsi"/>
               </w:rPr>
-              <w:lastRenderedPageBreak/>
               <w:t>/api/customers/{id}</w:t>
             </w:r>
           </w:p>
@@ -7270,8 +7873,8 @@
           <w:rFonts w:cstheme="majorHAnsi"/>
         </w:rPr>
       </w:pPr>
-      <w:bookmarkStart w:id="50" w:name="_Toc206421094"/>
-      <w:bookmarkEnd w:id="50"/>
+      <w:bookmarkStart w:id="59" w:name="_Toc206695365"/>
+      <w:bookmarkEnd w:id="59"/>
     </w:p>
     <w:p>
       <w:pPr>
@@ -7280,14 +7883,14 @@
           <w:rFonts w:cstheme="majorHAnsi"/>
         </w:rPr>
       </w:pPr>
-      <w:bookmarkStart w:id="51" w:name="_Toc206421095"/>
+      <w:bookmarkStart w:id="60" w:name="_Toc206695366"/>
       <w:r>
         <w:rPr>
           <w:rFonts w:cstheme="majorHAnsi"/>
         </w:rPr>
         <w:t>Orders Service</w:t>
       </w:r>
-      <w:bookmarkEnd w:id="51"/>
+      <w:bookmarkEnd w:id="60"/>
     </w:p>
     <w:tbl>
       <w:tblPr>
@@ -7971,14 +8574,14 @@
           <w:rFonts w:cstheme="majorHAnsi"/>
         </w:rPr>
       </w:pPr>
-      <w:bookmarkStart w:id="52" w:name="_Toc206421096"/>
+      <w:bookmarkStart w:id="61" w:name="_Toc206695367"/>
       <w:r>
         <w:rPr>
           <w:rFonts w:cstheme="majorHAnsi"/>
         </w:rPr>
         <w:t>Logging Service</w:t>
       </w:r>
-      <w:bookmarkEnd w:id="52"/>
+      <w:bookmarkEnd w:id="61"/>
     </w:p>
     <w:tbl>
       <w:tblPr>
@@ -8332,14 +8935,14 @@
           <w:rFonts w:cstheme="majorHAnsi"/>
         </w:rPr>
       </w:pPr>
-      <w:bookmarkStart w:id="53" w:name="_Toc206421097"/>
+      <w:bookmarkStart w:id="62" w:name="_Toc206695368"/>
       <w:r>
         <w:rPr>
           <w:rFonts w:cstheme="majorHAnsi"/>
         </w:rPr>
         <w:t>Notification Service</w:t>
       </w:r>
-      <w:bookmarkEnd w:id="53"/>
+      <w:bookmarkEnd w:id="62"/>
     </w:p>
     <w:tbl>
       <w:tblPr>
@@ -8713,7 +9316,7 @@
           <w:rFonts w:cstheme="majorHAnsi"/>
         </w:rPr>
       </w:pPr>
-      <w:bookmarkStart w:id="54" w:name="_Toc206421098"/>
+      <w:bookmarkStart w:id="63" w:name="_Toc206695369"/>
       <w:r>
         <w:rPr>
           <w:rFonts w:cstheme="majorHAnsi"/>
@@ -8722,7 +9325,7 @@
         <w:lastRenderedPageBreak/>
         <w:t>REST API Diagram</w:t>
       </w:r>
-      <w:bookmarkEnd w:id="54"/>
+      <w:bookmarkEnd w:id="63"/>
     </w:p>
     <w:p>
       <w:pPr>
@@ -8814,7 +9417,7 @@
           <w:rFonts w:cstheme="majorHAnsi"/>
         </w:rPr>
       </w:pPr>
-      <w:bookmarkStart w:id="55" w:name="_Toc206421099"/>
+      <w:bookmarkStart w:id="64" w:name="_Toc206695370"/>
       <w:r>
         <w:rPr>
           <w:rFonts w:cstheme="majorHAnsi"/>
@@ -8823,7 +9426,7 @@
         <w:lastRenderedPageBreak/>
         <w:t>Sequence Diagrams</w:t>
       </w:r>
-      <w:bookmarkEnd w:id="55"/>
+      <w:bookmarkEnd w:id="64"/>
     </w:p>
     <w:p>
       <w:pPr>
@@ -8836,7 +9439,7 @@
           <w:lang w:val="en-IL" w:eastAsia="ja-JP" w:bidi="he-IL"/>
         </w:rPr>
       </w:pPr>
-      <w:bookmarkStart w:id="56" w:name="_Toc206421100"/>
+      <w:bookmarkStart w:id="65" w:name="_Toc206695371"/>
       <w:r>
         <w:rPr>
           <w:rFonts w:cstheme="majorHAnsi"/>
@@ -8893,7 +9496,7 @@
         </w:rPr>
         <w:t>:</w:t>
       </w:r>
-      <w:bookmarkEnd w:id="56"/>
+      <w:bookmarkEnd w:id="65"/>
       <w:r>
         <w:rPr>
           <w:rFonts w:eastAsia="Times New Roman" w:cstheme="majorHAnsi"/>
@@ -8914,12 +9517,13 @@
       <w:r>
         <w:rPr>
           <w:noProof/>
+          <w:lang w:val="en-IL" w:eastAsia="ja-JP" w:bidi="he-IL"/>
         </w:rPr>
         <w:drawing>
-          <wp:inline distT="0" distB="0" distL="0" distR="0" wp14:anchorId="3CF09ECC" wp14:editId="4EF43CAD">
-            <wp:extent cx="6185140" cy="4839299"/>
-            <wp:effectExtent l="0" t="0" r="6350" b="0"/>
-            <wp:docPr id="1685430130" name="Picture 1"/>
+          <wp:inline distT="0" distB="0" distL="0" distR="0" wp14:anchorId="5F5464D1" wp14:editId="2564B5A8">
+            <wp:extent cx="5486400" cy="2948305"/>
+            <wp:effectExtent l="0" t="0" r="0" b="4445"/>
+            <wp:docPr id="709100230" name="Picture 1" descr="A diagram of a software company&#10;&#10;AI-generated content may be incorrect."/>
             <wp:cNvGraphicFramePr>
               <a:graphicFrameLocks xmlns:a="http://schemas.openxmlformats.org/drawingml/2006/main" noChangeAspect="1"/>
             </wp:cNvGraphicFramePr>
@@ -8927,7 +9531,7 @@
               <a:graphicData uri="http://schemas.openxmlformats.org/drawingml/2006/picture">
                 <pic:pic xmlns:pic="http://schemas.openxmlformats.org/drawingml/2006/picture">
                   <pic:nvPicPr>
-                    <pic:cNvPr id="1685430130" name=""/>
+                    <pic:cNvPr id="709100230" name="Picture 1" descr="A diagram of a software company&#10;&#10;AI-generated content may be incorrect."/>
                     <pic:cNvPicPr/>
                   </pic:nvPicPr>
                   <pic:blipFill>
@@ -8939,7 +9543,7 @@
                   <pic:spPr>
                     <a:xfrm>
                       <a:off x="0" y="0"/>
-                      <a:ext cx="6195771" cy="4847617"/>
+                      <a:ext cx="5486400" cy="2948305"/>
                     </a:xfrm>
                     <a:prstGeom prst="rect">
                       <a:avLst/>
@@ -8960,14 +9564,13 @@
           <w:lang w:eastAsia="ja-JP"/>
         </w:rPr>
       </w:pPr>
-      <w:bookmarkStart w:id="57" w:name="_Toc206421101"/>
+      <w:bookmarkStart w:id="66" w:name="_Toc206695372"/>
       <w:r>
         <w:rPr>
           <w:rFonts w:hint="eastAsia"/>
           <w:u w:val="single"/>
           <w:lang w:eastAsia="ja-JP" w:bidi="he-IL"/>
         </w:rPr>
-        <w:lastRenderedPageBreak/>
         <w:t xml:space="preserve">User </w:t>
       </w:r>
       <w:r>
@@ -9001,7 +9604,7 @@
         </w:rPr>
         <w:t>xplanation</w:t>
       </w:r>
-      <w:bookmarkEnd w:id="57"/>
+      <w:bookmarkEnd w:id="66"/>
     </w:p>
     <w:p>
       <w:pPr>
@@ -9020,7 +9623,7 @@
           <w:lang w:val="en-IL" w:eastAsia="ja-JP" w:bidi="he-IL"/>
         </w:rPr>
       </w:pPr>
-      <w:bookmarkStart w:id="58" w:name="_Toc206421102"/>
+      <w:bookmarkStart w:id="67" w:name="_Toc206695373"/>
       <w:r>
         <w:rPr>
           <w:rFonts w:cstheme="majorHAnsi"/>
@@ -9033,7 +9636,7 @@
         </w:rPr>
         <w:t>User enters email &amp; password in Client App</w:t>
       </w:r>
-      <w:bookmarkEnd w:id="58"/>
+      <w:bookmarkEnd w:id="67"/>
     </w:p>
     <w:p>
       <w:pPr>
@@ -9052,7 +9655,7 @@
           <w:lang w:val="en-IL" w:eastAsia="ja-JP" w:bidi="he-IL"/>
         </w:rPr>
       </w:pPr>
-      <w:bookmarkStart w:id="59" w:name="_Toc206421103"/>
+      <w:bookmarkStart w:id="68" w:name="_Toc206695374"/>
       <w:r>
         <w:rPr>
           <w:rFonts w:cstheme="majorHAnsi"/>
@@ -9065,7 +9668,7 @@
         </w:rPr>
         <w:t>Client sends POST /login (JSON) to Server API</w:t>
       </w:r>
-      <w:bookmarkEnd w:id="59"/>
+      <w:bookmarkEnd w:id="68"/>
     </w:p>
     <w:p>
       <w:pPr>
@@ -9084,7 +9687,7 @@
           <w:lang w:val="en-IL" w:eastAsia="ja-JP" w:bidi="he-IL"/>
         </w:rPr>
       </w:pPr>
-      <w:bookmarkStart w:id="60" w:name="_Toc206421104"/>
+      <w:bookmarkStart w:id="69" w:name="_Toc206695375"/>
       <w:r>
         <w:rPr>
           <w:rFonts w:cstheme="majorHAnsi"/>
@@ -9097,7 +9700,7 @@
         </w:rPr>
         <w:t>Server validates Email, Password in Database</w:t>
       </w:r>
-      <w:bookmarkEnd w:id="60"/>
+      <w:bookmarkEnd w:id="69"/>
     </w:p>
     <w:p>
       <w:pPr>
@@ -9116,7 +9719,7 @@
           <w:lang w:val="en-IL" w:eastAsia="ja-JP" w:bidi="he-IL"/>
         </w:rPr>
       </w:pPr>
-      <w:bookmarkStart w:id="61" w:name="_Toc206421105"/>
+      <w:bookmarkStart w:id="70" w:name="_Toc206695376"/>
       <w:r>
         <w:rPr>
           <w:rFonts w:cstheme="majorHAnsi"/>
@@ -9129,7 +9732,7 @@
         </w:rPr>
         <w:t>Email &amp; Password are valid → Generate JWT</w:t>
       </w:r>
-      <w:bookmarkEnd w:id="61"/>
+      <w:bookmarkEnd w:id="70"/>
     </w:p>
     <w:p>
       <w:pPr>
@@ -9148,7 +9751,7 @@
           <w:lang w:val="en-IL" w:eastAsia="ja-JP" w:bidi="he-IL"/>
         </w:rPr>
       </w:pPr>
-      <w:bookmarkStart w:id="62" w:name="_Toc206421106"/>
+      <w:bookmarkStart w:id="71" w:name="_Toc206695377"/>
       <w:r>
         <w:rPr>
           <w:rFonts w:cstheme="majorHAnsi"/>
@@ -9161,7 +9764,7 @@
         </w:rPr>
         <w:t>Server returns token to Client</w:t>
       </w:r>
-      <w:bookmarkEnd w:id="62"/>
+      <w:bookmarkEnd w:id="71"/>
     </w:p>
     <w:p>
       <w:pPr>
@@ -9170,6 +9773,19 @@
           <w:ilvl w:val="0"/>
           <w:numId w:val="15"/>
         </w:numPr>
+        <w:rPr>
+          <w:rFonts w:cstheme="majorHAnsi"/>
+          <w:b w:val="0"/>
+          <w:bCs w:val="0"/>
+          <w:color w:val="auto"/>
+          <w:sz w:val="24"/>
+          <w:szCs w:val="24"/>
+          <w:rtl/>
+          <w:lang w:val="en-IL" w:eastAsia="ja-JP" w:bidi="he-IL"/>
+        </w:rPr>
+      </w:pPr>
+      <w:bookmarkStart w:id="72" w:name="_Toc206695378"/>
+      <w:r>
         <w:rPr>
           <w:rFonts w:cstheme="majorHAnsi"/>
           <w:b w:val="0"/>
@@ -9179,21 +9795,65 @@
           <w:szCs w:val="24"/>
           <w:lang w:val="en-IL" w:eastAsia="ja-JP" w:bidi="he-IL"/>
         </w:rPr>
-      </w:pPr>
-      <w:bookmarkStart w:id="63" w:name="_Toc206421107"/>
-      <w:r>
-        <w:rPr>
-          <w:rFonts w:cstheme="majorHAnsi"/>
-          <w:b w:val="0"/>
-          <w:bCs w:val="0"/>
-          <w:color w:val="auto"/>
-          <w:sz w:val="24"/>
-          <w:szCs w:val="24"/>
+        <w:t>Client stores token for future requests includes Authorization: Bearer &lt;token&gt;</w:t>
+      </w:r>
+      <w:bookmarkEnd w:id="72"/>
+    </w:p>
+    <w:p>
+      <w:pPr>
+        <w:rPr>
           <w:lang w:val="en-IL" w:eastAsia="ja-JP" w:bidi="he-IL"/>
         </w:rPr>
-        <w:t>Client stores token for future requests includes Authorization: Bearer &lt;token&gt;</w:t>
-      </w:r>
-      <w:bookmarkEnd w:id="63"/>
+      </w:pPr>
+    </w:p>
+    <w:p>
+      <w:pPr>
+        <w:rPr>
+          <w:lang w:val="en-IL" w:eastAsia="ja-JP" w:bidi="he-IL"/>
+        </w:rPr>
+      </w:pPr>
+    </w:p>
+    <w:p>
+      <w:pPr>
+        <w:rPr>
+          <w:lang w:val="en-IL" w:eastAsia="ja-JP" w:bidi="he-IL"/>
+        </w:rPr>
+      </w:pPr>
+    </w:p>
+    <w:p>
+      <w:pPr>
+        <w:rPr>
+          <w:lang w:val="en-IL" w:eastAsia="ja-JP" w:bidi="he-IL"/>
+        </w:rPr>
+      </w:pPr>
+    </w:p>
+    <w:p>
+      <w:pPr>
+        <w:rPr>
+          <w:lang w:val="en-IL" w:eastAsia="ja-JP" w:bidi="he-IL"/>
+        </w:rPr>
+      </w:pPr>
+    </w:p>
+    <w:p>
+      <w:pPr>
+        <w:rPr>
+          <w:lang w:val="en-IL" w:eastAsia="ja-JP" w:bidi="he-IL"/>
+        </w:rPr>
+      </w:pPr>
+    </w:p>
+    <w:p>
+      <w:pPr>
+        <w:rPr>
+          <w:lang w:val="en-IL" w:eastAsia="ja-JP" w:bidi="he-IL"/>
+        </w:rPr>
+      </w:pPr>
+    </w:p>
+    <w:p>
+      <w:pPr>
+        <w:rPr>
+          <w:lang w:val="en-IL" w:eastAsia="ja-JP" w:bidi="he-IL"/>
+        </w:rPr>
+      </w:pPr>
     </w:p>
     <w:p>
       <w:pPr>
@@ -9210,7 +9870,7 @@
           <w:lang w:eastAsia="ja-JP" w:bidi="he-IL"/>
         </w:rPr>
       </w:pPr>
-      <w:bookmarkStart w:id="64" w:name="_Toc206421108"/>
+      <w:bookmarkStart w:id="73" w:name="_Toc206695379"/>
       <w:r>
         <w:rPr>
           <w:rFonts w:cstheme="majorHAnsi" w:hint="eastAsia"/>
@@ -9218,7 +9878,7 @@
         </w:rPr>
         <w:t>Docker Containers</w:t>
       </w:r>
-      <w:bookmarkEnd w:id="64"/>
+      <w:bookmarkEnd w:id="73"/>
     </w:p>
     <w:p>
       <w:pPr>
@@ -9288,7 +9948,7 @@
           <w:lang w:eastAsia="ja-JP"/>
         </w:rPr>
       </w:pPr>
-      <w:bookmarkStart w:id="65" w:name="_Toc206421109"/>
+      <w:bookmarkStart w:id="74" w:name="_Toc206695380"/>
       <w:r>
         <w:rPr>
           <w:rFonts w:cstheme="majorHAnsi" w:hint="eastAsia"/>
@@ -9303,7 +9963,7 @@
         </w:rPr>
         <w:t xml:space="preserve"> File</w:t>
       </w:r>
-      <w:bookmarkEnd w:id="65"/>
+      <w:bookmarkEnd w:id="74"/>
     </w:p>
     <w:p>
       <w:pPr>
@@ -9490,10 +10150,12 @@
           <w:szCs w:val="18"/>
           <w:lang w:val="en-IL" w:bidi="he-IL"/>
         </w:rPr>
-        <w:t>WORKDIR /</w:t>
-      </w:r>
-      <w:proofErr w:type="spellStart"/>
-      <w:r>
+        <w:t>WORKDIR /src</w:t>
+      </w:r>
+    </w:p>
+    <w:p>
+      <w:pPr>
+        <w:spacing w:after="0"/>
         <w:rPr>
           <w:rFonts w:ascii="Cascadia Mono" w:hAnsi="Cascadia Mono" w:cs="Cascadia Mono"/>
           <w:color w:val="008000"/>
@@ -9501,13 +10163,8 @@
           <w:szCs w:val="18"/>
           <w:lang w:val="en-IL" w:bidi="he-IL"/>
         </w:rPr>
-        <w:t>src</w:t>
-      </w:r>
-      <w:proofErr w:type="spellEnd"/>
-    </w:p>
-    <w:p>
-      <w:pPr>
-        <w:spacing w:after="0"/>
+      </w:pPr>
+      <w:r>
         <w:rPr>
           <w:rFonts w:ascii="Cascadia Mono" w:hAnsi="Cascadia Mono" w:cs="Cascadia Mono"/>
           <w:color w:val="008000"/>
@@ -9515,8 +10172,12 @@
           <w:szCs w:val="18"/>
           <w:lang w:val="en-IL" w:bidi="he-IL"/>
         </w:rPr>
-      </w:pPr>
-      <w:r>
+        <w:t>RUN dotnet tool list -g | grep dotnet-ef || dotnet tool install --global dotnet-ef</w:t>
+      </w:r>
+    </w:p>
+    <w:p>
+      <w:pPr>
+        <w:spacing w:after="0"/>
         <w:rPr>
           <w:rFonts w:ascii="Cascadia Mono" w:hAnsi="Cascadia Mono" w:cs="Cascadia Mono"/>
           <w:color w:val="008000"/>
@@ -9524,9 +10185,7 @@
           <w:szCs w:val="18"/>
           <w:lang w:val="en-IL" w:bidi="he-IL"/>
         </w:rPr>
-        <w:t>RUN dotnet tool list -g | grep dotnet-</w:t>
-      </w:r>
-      <w:proofErr w:type="spellStart"/>
+      </w:pPr>
       <w:r>
         <w:rPr>
           <w:rFonts w:ascii="Cascadia Mono" w:hAnsi="Cascadia Mono" w:cs="Cascadia Mono"/>
@@ -9535,10 +10194,12 @@
           <w:szCs w:val="18"/>
           <w:lang w:val="en-IL" w:bidi="he-IL"/>
         </w:rPr>
-        <w:t>ef</w:t>
-      </w:r>
-      <w:proofErr w:type="spellEnd"/>
-      <w:r>
+        <w:t>ENV PATH="$PATH:/root/.dotnet/tools"</w:t>
+      </w:r>
+    </w:p>
+    <w:p>
+      <w:pPr>
+        <w:spacing w:after="0"/>
         <w:rPr>
           <w:rFonts w:ascii="Cascadia Mono" w:hAnsi="Cascadia Mono" w:cs="Cascadia Mono"/>
           <w:color w:val="008000"/>
@@ -9546,9 +10207,7 @@
           <w:szCs w:val="18"/>
           <w:lang w:val="en-IL" w:bidi="he-IL"/>
         </w:rPr>
-        <w:t xml:space="preserve"> || dotnet tool install --global dotnet-</w:t>
-      </w:r>
-      <w:proofErr w:type="spellStart"/>
+      </w:pPr>
       <w:r>
         <w:rPr>
           <w:rFonts w:ascii="Cascadia Mono" w:hAnsi="Cascadia Mono" w:cs="Cascadia Mono"/>
@@ -9557,9 +10216,8 @@
           <w:szCs w:val="18"/>
           <w:lang w:val="en-IL" w:bidi="he-IL"/>
         </w:rPr>
-        <w:t>ef</w:t>
-      </w:r>
-      <w:proofErr w:type="spellEnd"/>
+        <w:t>COPY ["AuthService.csproj", "."]</w:t>
+      </w:r>
     </w:p>
     <w:p>
       <w:pPr>
@@ -9580,7 +10238,7 @@
           <w:szCs w:val="18"/>
           <w:lang w:val="en-IL" w:bidi="he-IL"/>
         </w:rPr>
-        <w:t>ENV PATH="$PATH:/root/.dotnet/tools"</w:t>
+        <w:t>RUN dotnet restore "./AuthService.csproj"</w:t>
       </w:r>
     </w:p>
     <w:p>
@@ -9602,10 +10260,12 @@
           <w:szCs w:val="18"/>
           <w:lang w:val="en-IL" w:bidi="he-IL"/>
         </w:rPr>
-        <w:t>COPY ["</w:t>
-      </w:r>
-      <w:proofErr w:type="spellStart"/>
-      <w:r>
+        <w:t>COPY . .</w:t>
+      </w:r>
+    </w:p>
+    <w:p>
+      <w:pPr>
+        <w:spacing w:after="0"/>
         <w:rPr>
           <w:rFonts w:ascii="Cascadia Mono" w:hAnsi="Cascadia Mono" w:cs="Cascadia Mono"/>
           <w:color w:val="008000"/>
@@ -9613,9 +10273,7 @@
           <w:szCs w:val="18"/>
           <w:lang w:val="en-IL" w:bidi="he-IL"/>
         </w:rPr>
-        <w:t>AuthService.csproj</w:t>
-      </w:r>
-      <w:proofErr w:type="spellEnd"/>
+      </w:pPr>
       <w:r>
         <w:rPr>
           <w:rFonts w:ascii="Cascadia Mono" w:hAnsi="Cascadia Mono" w:cs="Cascadia Mono"/>
@@ -9624,7 +10282,7 @@
           <w:szCs w:val="18"/>
           <w:lang w:val="en-IL" w:bidi="he-IL"/>
         </w:rPr>
-        <w:t>", "."]</w:t>
+        <w:t>RUN dotnet build "./AuthService.csproj" -c $BUILD_CONFIGURATION -o /app/build</w:t>
       </w:r>
     </w:p>
     <w:p>
@@ -9646,10 +10304,12 @@
           <w:szCs w:val="18"/>
           <w:lang w:val="en-IL" w:bidi="he-IL"/>
         </w:rPr>
-        <w:t>RUN dotnet restore "./</w:t>
-      </w:r>
-      <w:proofErr w:type="spellStart"/>
-      <w:r>
+        <w:t>FROM build AS publish</w:t>
+      </w:r>
+    </w:p>
+    <w:p>
+      <w:pPr>
+        <w:spacing w:after="0"/>
         <w:rPr>
           <w:rFonts w:ascii="Cascadia Mono" w:hAnsi="Cascadia Mono" w:cs="Cascadia Mono"/>
           <w:color w:val="008000"/>
@@ -9657,9 +10317,7 @@
           <w:szCs w:val="18"/>
           <w:lang w:val="en-IL" w:bidi="he-IL"/>
         </w:rPr>
-        <w:t>AuthService.csproj</w:t>
-      </w:r>
-      <w:proofErr w:type="spellEnd"/>
+      </w:pPr>
       <w:r>
         <w:rPr>
           <w:rFonts w:ascii="Cascadia Mono" w:hAnsi="Cascadia Mono" w:cs="Cascadia Mono"/>
@@ -9668,7 +10326,7 @@
           <w:szCs w:val="18"/>
           <w:lang w:val="en-IL" w:bidi="he-IL"/>
         </w:rPr>
-        <w:t>"</w:t>
+        <w:t>ARG BUILD_CONFIGURATION=Release</w:t>
       </w:r>
     </w:p>
     <w:p>
@@ -9682,7 +10340,6 @@
           <w:lang w:val="en-IL" w:bidi="he-IL"/>
         </w:rPr>
       </w:pPr>
-      <w:proofErr w:type="gramStart"/>
       <w:r>
         <w:rPr>
           <w:rFonts w:ascii="Cascadia Mono" w:hAnsi="Cascadia Mono" w:cs="Cascadia Mono"/>
@@ -9691,10 +10348,12 @@
           <w:szCs w:val="18"/>
           <w:lang w:val="en-IL" w:bidi="he-IL"/>
         </w:rPr>
-        <w:t>COPY .</w:t>
-      </w:r>
-      <w:proofErr w:type="gramEnd"/>
-      <w:r>
+        <w:t>RUN dotnet publish "./AuthService.csproj" -c $BUILD_CONFIGURATION -o /app/publish /p:UseAppHost=false</w:t>
+      </w:r>
+    </w:p>
+    <w:p>
+      <w:pPr>
+        <w:spacing w:after="0"/>
         <w:rPr>
           <w:rFonts w:ascii="Cascadia Mono" w:hAnsi="Cascadia Mono" w:cs="Cascadia Mono"/>
           <w:color w:val="008000"/>
@@ -9702,12 +10361,8 @@
           <w:szCs w:val="18"/>
           <w:lang w:val="en-IL" w:bidi="he-IL"/>
         </w:rPr>
-        <w:t xml:space="preserve"> .</w:t>
-      </w:r>
-    </w:p>
-    <w:p>
-      <w:pPr>
-        <w:spacing w:after="0"/>
+      </w:pPr>
+      <w:r>
         <w:rPr>
           <w:rFonts w:ascii="Cascadia Mono" w:hAnsi="Cascadia Mono" w:cs="Cascadia Mono"/>
           <w:color w:val="008000"/>
@@ -9715,8 +10370,12 @@
           <w:szCs w:val="18"/>
           <w:lang w:val="en-IL" w:bidi="he-IL"/>
         </w:rPr>
-      </w:pPr>
-      <w:r>
+        <w:t>FROM base AS final</w:t>
+      </w:r>
+    </w:p>
+    <w:p>
+      <w:pPr>
+        <w:spacing w:after="0"/>
         <w:rPr>
           <w:rFonts w:ascii="Cascadia Mono" w:hAnsi="Cascadia Mono" w:cs="Cascadia Mono"/>
           <w:color w:val="008000"/>
@@ -9724,9 +10383,7 @@
           <w:szCs w:val="18"/>
           <w:lang w:val="en-IL" w:bidi="he-IL"/>
         </w:rPr>
-        <w:t>RUN dotnet build "./</w:t>
-      </w:r>
-      <w:proofErr w:type="spellStart"/>
+      </w:pPr>
       <w:r>
         <w:rPr>
           <w:rFonts w:ascii="Cascadia Mono" w:hAnsi="Cascadia Mono" w:cs="Cascadia Mono"/>
@@ -9735,10 +10392,12 @@
           <w:szCs w:val="18"/>
           <w:lang w:val="en-IL" w:bidi="he-IL"/>
         </w:rPr>
-        <w:t>AuthService.csproj</w:t>
-      </w:r>
-      <w:proofErr w:type="spellEnd"/>
-      <w:r>
+        <w:t>WORKDIR /app</w:t>
+      </w:r>
+    </w:p>
+    <w:p>
+      <w:pPr>
+        <w:spacing w:after="0"/>
         <w:rPr>
           <w:rFonts w:ascii="Cascadia Mono" w:hAnsi="Cascadia Mono" w:cs="Cascadia Mono"/>
           <w:color w:val="008000"/>
@@ -9746,12 +10405,8 @@
           <w:szCs w:val="18"/>
           <w:lang w:val="en-IL" w:bidi="he-IL"/>
         </w:rPr>
-        <w:t>" -c $BUILD_CONFIGURATION -o /app/build</w:t>
-      </w:r>
-    </w:p>
-    <w:p>
-      <w:pPr>
-        <w:spacing w:after="0"/>
+      </w:pPr>
+      <w:r>
         <w:rPr>
           <w:rFonts w:ascii="Cascadia Mono" w:hAnsi="Cascadia Mono" w:cs="Cascadia Mono"/>
           <w:color w:val="008000"/>
@@ -9759,8 +10414,12 @@
           <w:szCs w:val="18"/>
           <w:lang w:val="en-IL" w:bidi="he-IL"/>
         </w:rPr>
-      </w:pPr>
-      <w:r>
+        <w:t>COPY --from=publish /app/publish .</w:t>
+      </w:r>
+    </w:p>
+    <w:p>
+      <w:pPr>
+        <w:spacing w:after="0"/>
         <w:rPr>
           <w:rFonts w:ascii="Cascadia Mono" w:hAnsi="Cascadia Mono" w:cs="Cascadia Mono"/>
           <w:color w:val="008000"/>
@@ -9768,12 +10427,8 @@
           <w:szCs w:val="18"/>
           <w:lang w:val="en-IL" w:bidi="he-IL"/>
         </w:rPr>
-        <w:t>FROM build AS publish</w:t>
-      </w:r>
-    </w:p>
-    <w:p>
-      <w:pPr>
-        <w:spacing w:after="0"/>
+      </w:pPr>
+      <w:r>
         <w:rPr>
           <w:rFonts w:ascii="Cascadia Mono" w:hAnsi="Cascadia Mono" w:cs="Cascadia Mono"/>
           <w:color w:val="008000"/>
@@ -9781,196 +10436,7 @@
           <w:szCs w:val="18"/>
           <w:lang w:val="en-IL" w:bidi="he-IL"/>
         </w:rPr>
-      </w:pPr>
-      <w:r>
-        <w:rPr>
-          <w:rFonts w:ascii="Cascadia Mono" w:hAnsi="Cascadia Mono" w:cs="Cascadia Mono"/>
-          <w:color w:val="008000"/>
-          <w:sz w:val="18"/>
-          <w:szCs w:val="18"/>
-          <w:lang w:val="en-IL" w:bidi="he-IL"/>
-        </w:rPr>
-        <w:t>ARG BUILD_CONFIGURATION=Release</w:t>
-      </w:r>
-    </w:p>
-    <w:p>
-      <w:pPr>
-        <w:spacing w:after="0"/>
-        <w:rPr>
-          <w:rFonts w:ascii="Cascadia Mono" w:hAnsi="Cascadia Mono" w:cs="Cascadia Mono"/>
-          <w:color w:val="008000"/>
-          <w:sz w:val="18"/>
-          <w:szCs w:val="18"/>
-          <w:lang w:val="en-IL" w:bidi="he-IL"/>
-        </w:rPr>
-      </w:pPr>
-      <w:r>
-        <w:rPr>
-          <w:rFonts w:ascii="Cascadia Mono" w:hAnsi="Cascadia Mono" w:cs="Cascadia Mono"/>
-          <w:color w:val="008000"/>
-          <w:sz w:val="18"/>
-          <w:szCs w:val="18"/>
-          <w:lang w:val="en-IL" w:bidi="he-IL"/>
-        </w:rPr>
-        <w:t>RUN dotnet publish "./</w:t>
-      </w:r>
-      <w:proofErr w:type="spellStart"/>
-      <w:r>
-        <w:rPr>
-          <w:rFonts w:ascii="Cascadia Mono" w:hAnsi="Cascadia Mono" w:cs="Cascadia Mono"/>
-          <w:color w:val="008000"/>
-          <w:sz w:val="18"/>
-          <w:szCs w:val="18"/>
-          <w:lang w:val="en-IL" w:bidi="he-IL"/>
-        </w:rPr>
-        <w:t>AuthService.csproj</w:t>
-      </w:r>
-      <w:proofErr w:type="spellEnd"/>
-      <w:r>
-        <w:rPr>
-          <w:rFonts w:ascii="Cascadia Mono" w:hAnsi="Cascadia Mono" w:cs="Cascadia Mono"/>
-          <w:color w:val="008000"/>
-          <w:sz w:val="18"/>
-          <w:szCs w:val="18"/>
-          <w:lang w:val="en-IL" w:bidi="he-IL"/>
-        </w:rPr>
-        <w:t>" -c $BUILD_CONFIGURATION -o /app/publish /</w:t>
-      </w:r>
-      <w:proofErr w:type="spellStart"/>
-      <w:proofErr w:type="gramStart"/>
-      <w:r>
-        <w:rPr>
-          <w:rFonts w:ascii="Cascadia Mono" w:hAnsi="Cascadia Mono" w:cs="Cascadia Mono"/>
-          <w:color w:val="008000"/>
-          <w:sz w:val="18"/>
-          <w:szCs w:val="18"/>
-          <w:lang w:val="en-IL" w:bidi="he-IL"/>
-        </w:rPr>
-        <w:t>p:UseAppHost</w:t>
-      </w:r>
-      <w:proofErr w:type="spellEnd"/>
-      <w:proofErr w:type="gramEnd"/>
-      <w:r>
-        <w:rPr>
-          <w:rFonts w:ascii="Cascadia Mono" w:hAnsi="Cascadia Mono" w:cs="Cascadia Mono"/>
-          <w:color w:val="008000"/>
-          <w:sz w:val="18"/>
-          <w:szCs w:val="18"/>
-          <w:lang w:val="en-IL" w:bidi="he-IL"/>
-        </w:rPr>
-        <w:t>=false</w:t>
-      </w:r>
-    </w:p>
-    <w:p>
-      <w:pPr>
-        <w:spacing w:after="0"/>
-        <w:rPr>
-          <w:rFonts w:ascii="Cascadia Mono" w:hAnsi="Cascadia Mono" w:cs="Cascadia Mono"/>
-          <w:color w:val="008000"/>
-          <w:sz w:val="18"/>
-          <w:szCs w:val="18"/>
-          <w:lang w:val="en-IL" w:bidi="he-IL"/>
-        </w:rPr>
-      </w:pPr>
-      <w:r>
-        <w:rPr>
-          <w:rFonts w:ascii="Cascadia Mono" w:hAnsi="Cascadia Mono" w:cs="Cascadia Mono"/>
-          <w:color w:val="008000"/>
-          <w:sz w:val="18"/>
-          <w:szCs w:val="18"/>
-          <w:lang w:val="en-IL" w:bidi="he-IL"/>
-        </w:rPr>
-        <w:t>FROM base AS final</w:t>
-      </w:r>
-    </w:p>
-    <w:p>
-      <w:pPr>
-        <w:spacing w:after="0"/>
-        <w:rPr>
-          <w:rFonts w:ascii="Cascadia Mono" w:hAnsi="Cascadia Mono" w:cs="Cascadia Mono"/>
-          <w:color w:val="008000"/>
-          <w:sz w:val="18"/>
-          <w:szCs w:val="18"/>
-          <w:lang w:val="en-IL" w:bidi="he-IL"/>
-        </w:rPr>
-      </w:pPr>
-      <w:r>
-        <w:rPr>
-          <w:rFonts w:ascii="Cascadia Mono" w:hAnsi="Cascadia Mono" w:cs="Cascadia Mono"/>
-          <w:color w:val="008000"/>
-          <w:sz w:val="18"/>
-          <w:szCs w:val="18"/>
-          <w:lang w:val="en-IL" w:bidi="he-IL"/>
-        </w:rPr>
-        <w:lastRenderedPageBreak/>
-        <w:t>WORKDIR /app</w:t>
-      </w:r>
-    </w:p>
-    <w:p>
-      <w:pPr>
-        <w:spacing w:after="0"/>
-        <w:rPr>
-          <w:rFonts w:ascii="Cascadia Mono" w:hAnsi="Cascadia Mono" w:cs="Cascadia Mono"/>
-          <w:color w:val="008000"/>
-          <w:sz w:val="18"/>
-          <w:szCs w:val="18"/>
-          <w:lang w:val="en-IL" w:bidi="he-IL"/>
-        </w:rPr>
-      </w:pPr>
-      <w:r>
-        <w:rPr>
-          <w:rFonts w:ascii="Cascadia Mono" w:hAnsi="Cascadia Mono" w:cs="Cascadia Mono"/>
-          <w:color w:val="008000"/>
-          <w:sz w:val="18"/>
-          <w:szCs w:val="18"/>
-          <w:lang w:val="en-IL" w:bidi="he-IL"/>
-        </w:rPr>
-        <w:t>COPY --from=publish /app/</w:t>
-      </w:r>
-      <w:proofErr w:type="gramStart"/>
-      <w:r>
-        <w:rPr>
-          <w:rFonts w:ascii="Cascadia Mono" w:hAnsi="Cascadia Mono" w:cs="Cascadia Mono"/>
-          <w:color w:val="008000"/>
-          <w:sz w:val="18"/>
-          <w:szCs w:val="18"/>
-          <w:lang w:val="en-IL" w:bidi="he-IL"/>
-        </w:rPr>
-        <w:t>publish .</w:t>
-      </w:r>
-      <w:proofErr w:type="gramEnd"/>
-    </w:p>
-    <w:p>
-      <w:pPr>
-        <w:spacing w:after="0"/>
-        <w:rPr>
-          <w:rFonts w:ascii="Cascadia Mono" w:hAnsi="Cascadia Mono" w:cs="Cascadia Mono"/>
-          <w:color w:val="008000"/>
-          <w:sz w:val="18"/>
-          <w:szCs w:val="18"/>
-          <w:lang w:val="en-IL" w:bidi="he-IL"/>
-        </w:rPr>
-      </w:pPr>
-      <w:r>
-        <w:rPr>
-          <w:rFonts w:ascii="Cascadia Mono" w:hAnsi="Cascadia Mono" w:cs="Cascadia Mono"/>
-          <w:color w:val="008000"/>
-          <w:sz w:val="18"/>
-          <w:szCs w:val="18"/>
-          <w:lang w:val="en-IL" w:bidi="he-IL"/>
-        </w:rPr>
-        <w:t>ENTRYPOINT ["dotnet", "AuthService.dll</w:t>
-      </w:r>
-      <w:proofErr w:type="gramStart"/>
-      <w:r>
-        <w:rPr>
-          <w:rFonts w:ascii="Cascadia Mono" w:hAnsi="Cascadia Mono" w:cs="Cascadia Mono"/>
-          <w:color w:val="008000"/>
-          <w:sz w:val="18"/>
-          <w:szCs w:val="18"/>
-          <w:lang w:val="en-IL" w:bidi="he-IL"/>
-        </w:rPr>
-        <w:t>"]</w:t>
+        <w:t>ENTRYPOINT ["dotnet", "AuthService.dll"]</w:t>
       </w:r>
       <w:r>
         <w:rPr>
@@ -9981,19 +10447,7 @@
           <w:highlight w:val="white"/>
           <w:lang w:val="en-IL" w:bidi="he-IL"/>
         </w:rPr>
-        <w:t>ENTRYPOINT</w:t>
-      </w:r>
-      <w:proofErr w:type="gramEnd"/>
-      <w:r>
-        <w:rPr>
-          <w:rFonts w:ascii="Cascadia Mono" w:hAnsi="Cascadia Mono" w:cs="Cascadia Mono"/>
-          <w:color w:val="008000"/>
-          <w:sz w:val="18"/>
-          <w:szCs w:val="18"/>
-          <w:highlight w:val="white"/>
-          <w:lang w:val="en-IL" w:bidi="he-IL"/>
-        </w:rPr>
-        <w:t xml:space="preserve"> ["dotnet", "A2C.CRM.Api.dll"]</w:t>
+        <w:t>ENTRYPOINT ["dotnet", "A2C.CRM.Api.dll"]</w:t>
       </w:r>
     </w:p>
     <w:p>
@@ -10011,24 +10465,15 @@
           <w:lang w:eastAsia="ja-JP"/>
         </w:rPr>
       </w:pPr>
-      <w:bookmarkStart w:id="66" w:name="_Toc206421110"/>
-      <w:proofErr w:type="spellStart"/>
+      <w:bookmarkStart w:id="75" w:name="_Toc206695381"/>
       <w:r>
         <w:rPr>
           <w:rFonts w:cstheme="majorHAnsi" w:hint="eastAsia"/>
           <w:lang w:eastAsia="ja-JP"/>
         </w:rPr>
-        <w:t>Dockerfile.ef</w:t>
-      </w:r>
-      <w:proofErr w:type="spellEnd"/>
-      <w:r>
-        <w:rPr>
-          <w:rFonts w:cstheme="majorHAnsi" w:hint="eastAsia"/>
-          <w:lang w:eastAsia="ja-JP"/>
-        </w:rPr>
-        <w:t xml:space="preserve"> (Entity Framework)</w:t>
-      </w:r>
-      <w:bookmarkEnd w:id="66"/>
+        <w:t>Dockerfile.ef (Entity Framework)</w:t>
+      </w:r>
+      <w:bookmarkEnd w:id="75"/>
     </w:p>
     <w:p>
       <w:pPr>
@@ -10147,6 +10592,7 @@
           <w:szCs w:val="20"/>
           <w:lang w:eastAsia="ja-JP"/>
         </w:rPr>
+        <w:lastRenderedPageBreak/>
         <w:t>ENV PATH="$PATH:/root/.dotnet/tools"</w:t>
       </w:r>
     </w:p>
@@ -10165,28 +10611,26 @@
           <w:szCs w:val="20"/>
           <w:lang w:eastAsia="ja-JP"/>
         </w:rPr>
-        <w:t xml:space="preserve">COPY </w:t>
-      </w:r>
-      <w:proofErr w:type="spellStart"/>
-      <w:proofErr w:type="gramStart"/>
-      <w:r>
+        <w:t>COPY appsettings.Docker.json ./</w:t>
+      </w:r>
+    </w:p>
+    <w:p>
+      <w:pPr>
+        <w:spacing w:after="0"/>
         <w:rPr>
           <w:sz w:val="20"/>
           <w:szCs w:val="20"/>
           <w:lang w:eastAsia="ja-JP"/>
         </w:rPr>
-        <w:t>appsettings.Docker.json</w:t>
-      </w:r>
-      <w:proofErr w:type="spellEnd"/>
+      </w:pPr>
       <w:r>
         <w:rPr>
           <w:sz w:val="20"/>
           <w:szCs w:val="20"/>
           <w:lang w:eastAsia="ja-JP"/>
         </w:rPr>
-        <w:t xml:space="preserve"> ./</w:t>
-      </w:r>
-      <w:proofErr w:type="gramEnd"/>
+        <w:t># Print SDK info to verify it's available</w:t>
+      </w:r>
     </w:p>
     <w:p>
       <w:pPr>
@@ -10203,7 +10647,7 @@
           <w:szCs w:val="20"/>
           <w:lang w:eastAsia="ja-JP"/>
         </w:rPr>
-        <w:t># Print SDK info to verify it's available</w:t>
+        <w:t>RUN dotnet --info</w:t>
       </w:r>
     </w:p>
     <w:p>
@@ -10221,7 +10665,7 @@
           <w:szCs w:val="20"/>
           <w:lang w:eastAsia="ja-JP"/>
         </w:rPr>
-        <w:t>RUN dotnet --info</w:t>
+        <w:t># Install dotnet-ef globally</w:t>
       </w:r>
     </w:p>
     <w:p>
@@ -10239,25 +10683,25 @@
           <w:szCs w:val="20"/>
           <w:lang w:eastAsia="ja-JP"/>
         </w:rPr>
-        <w:t># Install dotnet-</w:t>
-      </w:r>
-      <w:proofErr w:type="spellStart"/>
-      <w:r>
+        <w:t>RUN dotnet tool install --global dotnet-ef</w:t>
+      </w:r>
+    </w:p>
+    <w:p>
+      <w:pPr>
+        <w:spacing w:after="0"/>
         <w:rPr>
           <w:sz w:val="20"/>
           <w:szCs w:val="20"/>
           <w:lang w:eastAsia="ja-JP"/>
         </w:rPr>
-        <w:t>ef</w:t>
-      </w:r>
-      <w:proofErr w:type="spellEnd"/>
+      </w:pPr>
       <w:r>
         <w:rPr>
           <w:sz w:val="20"/>
           <w:szCs w:val="20"/>
           <w:lang w:eastAsia="ja-JP"/>
         </w:rPr>
-        <w:t xml:space="preserve"> globally</w:t>
+        <w:t># Verify installation</w:t>
       </w:r>
     </w:p>
     <w:p>
@@ -10275,71 +10719,7 @@
           <w:szCs w:val="20"/>
           <w:lang w:eastAsia="ja-JP"/>
         </w:rPr>
-        <w:t>RUN dotnet tool install --global dotnet-</w:t>
-      </w:r>
-      <w:proofErr w:type="spellStart"/>
-      <w:r>
-        <w:rPr>
-          <w:sz w:val="20"/>
-          <w:szCs w:val="20"/>
-          <w:lang w:eastAsia="ja-JP"/>
-        </w:rPr>
-        <w:t>ef</w:t>
-      </w:r>
-      <w:proofErr w:type="spellEnd"/>
-    </w:p>
-    <w:p>
-      <w:pPr>
-        <w:spacing w:after="0"/>
-        <w:rPr>
-          <w:sz w:val="20"/>
-          <w:szCs w:val="20"/>
-          <w:lang w:eastAsia="ja-JP"/>
-        </w:rPr>
-      </w:pPr>
-      <w:r>
-        <w:rPr>
-          <w:sz w:val="20"/>
-          <w:szCs w:val="20"/>
-          <w:lang w:eastAsia="ja-JP"/>
-        </w:rPr>
-        <w:t># Verify installation</w:t>
-      </w:r>
-    </w:p>
-    <w:p>
-      <w:pPr>
-        <w:spacing w:after="0"/>
-        <w:rPr>
-          <w:sz w:val="20"/>
-          <w:szCs w:val="20"/>
-          <w:lang w:eastAsia="ja-JP"/>
-        </w:rPr>
-      </w:pPr>
-      <w:r>
-        <w:rPr>
-          <w:sz w:val="20"/>
-          <w:szCs w:val="20"/>
-          <w:lang w:eastAsia="ja-JP"/>
-        </w:rPr>
-        <w:t xml:space="preserve">RUN dotnet </w:t>
-      </w:r>
-      <w:proofErr w:type="spellStart"/>
-      <w:r>
-        <w:rPr>
-          <w:sz w:val="20"/>
-          <w:szCs w:val="20"/>
-          <w:lang w:eastAsia="ja-JP"/>
-        </w:rPr>
-        <w:t>ef</w:t>
-      </w:r>
-      <w:proofErr w:type="spellEnd"/>
-      <w:r>
-        <w:rPr>
-          <w:sz w:val="20"/>
-          <w:szCs w:val="20"/>
-          <w:lang w:eastAsia="ja-JP"/>
-        </w:rPr>
-        <w:t xml:space="preserve"> --version</w:t>
+        <w:t>RUN dotnet ef --version</w:t>
       </w:r>
     </w:p>
     <w:p>
@@ -10357,31 +10737,22 @@
           <w:lang w:eastAsia="ja-JP"/>
         </w:rPr>
       </w:pPr>
-      <w:bookmarkStart w:id="67" w:name="_Toc206421111"/>
+      <w:bookmarkStart w:id="76" w:name="_Toc206695382"/>
       <w:r>
         <w:rPr>
           <w:rFonts w:cstheme="majorHAnsi" w:hint="eastAsia"/>
           <w:lang w:eastAsia="ja-JP"/>
         </w:rPr>
-        <w:t>Docker-</w:t>
-      </w:r>
-      <w:proofErr w:type="spellStart"/>
+        <w:t>Docker-Compose</w:t>
+      </w:r>
       <w:r>
         <w:rPr>
           <w:rFonts w:cstheme="majorHAnsi" w:hint="eastAsia"/>
           <w:lang w:eastAsia="ja-JP"/>
         </w:rPr>
-        <w:t>Compose</w:t>
-      </w:r>
-      <w:r>
-        <w:rPr>
-          <w:rFonts w:cstheme="majorHAnsi" w:hint="eastAsia"/>
-          <w:lang w:eastAsia="ja-JP"/>
-        </w:rPr>
         <w:t>.yml</w:t>
       </w:r>
-      <w:bookmarkEnd w:id="67"/>
-      <w:proofErr w:type="spellEnd"/>
+      <w:bookmarkEnd w:id="76"/>
     </w:p>
     <w:p>
       <w:pPr>
@@ -10437,25 +10808,26 @@
           <w:szCs w:val="20"/>
           <w:lang w:eastAsia="ja-JP"/>
         </w:rPr>
-        <w:t xml:space="preserve">  </w:t>
-      </w:r>
-      <w:proofErr w:type="spellStart"/>
-      <w:r>
+        <w:t xml:space="preserve">  api:</w:t>
+      </w:r>
+    </w:p>
+    <w:p>
+      <w:pPr>
+        <w:spacing w:after="0"/>
+        <w:ind w:firstLine="90"/>
         <w:rPr>
           <w:sz w:val="20"/>
           <w:szCs w:val="20"/>
           <w:lang w:eastAsia="ja-JP"/>
         </w:rPr>
-        <w:t>api</w:t>
-      </w:r>
-      <w:proofErr w:type="spellEnd"/>
+      </w:pPr>
       <w:r>
         <w:rPr>
           <w:sz w:val="20"/>
           <w:szCs w:val="20"/>
           <w:lang w:eastAsia="ja-JP"/>
         </w:rPr>
-        <w:t>:</w:t>
+        <w:t xml:space="preserve">    build:</w:t>
       </w:r>
     </w:p>
     <w:p>
@@ -10474,7 +10846,7 @@
           <w:szCs w:val="20"/>
           <w:lang w:eastAsia="ja-JP"/>
         </w:rPr>
-        <w:t xml:space="preserve">    build:</w:t>
+        <w:t xml:space="preserve">      context: ./Server/AuthService     # Path to the API project</w:t>
       </w:r>
     </w:p>
     <w:p>
@@ -10493,43 +10865,45 @@
           <w:szCs w:val="20"/>
           <w:lang w:eastAsia="ja-JP"/>
         </w:rPr>
-        <w:t xml:space="preserve">      context</w:t>
-      </w:r>
-      <w:proofErr w:type="gramStart"/>
-      <w:r>
+        <w:t xml:space="preserve">      dockerfile: Dockerfile            # Dockerfile used to build the API image</w:t>
+      </w:r>
+    </w:p>
+    <w:p>
+      <w:pPr>
+        <w:spacing w:after="0"/>
+        <w:ind w:firstLine="90"/>
         <w:rPr>
           <w:sz w:val="20"/>
           <w:szCs w:val="20"/>
           <w:lang w:eastAsia="ja-JP"/>
         </w:rPr>
-        <w:t>: .</w:t>
-      </w:r>
-      <w:proofErr w:type="gramEnd"/>
+      </w:pPr>
       <w:r>
         <w:rPr>
           <w:sz w:val="20"/>
           <w:szCs w:val="20"/>
           <w:lang w:eastAsia="ja-JP"/>
         </w:rPr>
-        <w:t>/Server/</w:t>
-      </w:r>
-      <w:proofErr w:type="spellStart"/>
-      <w:r>
+        <w:t xml:space="preserve">    ports:</w:t>
+      </w:r>
+    </w:p>
+    <w:p>
+      <w:pPr>
+        <w:spacing w:after="0"/>
+        <w:ind w:firstLine="90"/>
         <w:rPr>
           <w:sz w:val="20"/>
           <w:szCs w:val="20"/>
           <w:lang w:eastAsia="ja-JP"/>
         </w:rPr>
-        <w:t>AuthService</w:t>
-      </w:r>
-      <w:proofErr w:type="spellEnd"/>
+      </w:pPr>
       <w:r>
         <w:rPr>
           <w:sz w:val="20"/>
           <w:szCs w:val="20"/>
           <w:lang w:eastAsia="ja-JP"/>
         </w:rPr>
-        <w:t xml:space="preserve">     # Path to the API project</w:t>
+        <w:t xml:space="preserve">      - "8080:80"                       # Maps port 80 in the container to port 8080 on the host</w:t>
       </w:r>
     </w:p>
     <w:p>
@@ -10548,43 +10922,45 @@
           <w:szCs w:val="20"/>
           <w:lang w:eastAsia="ja-JP"/>
         </w:rPr>
-        <w:t xml:space="preserve">      </w:t>
-      </w:r>
-      <w:proofErr w:type="spellStart"/>
-      <w:r>
+        <w:t xml:space="preserve">    depends_on:</w:t>
+      </w:r>
+    </w:p>
+    <w:p>
+      <w:pPr>
+        <w:spacing w:after="0"/>
+        <w:ind w:firstLine="90"/>
         <w:rPr>
           <w:sz w:val="20"/>
           <w:szCs w:val="20"/>
           <w:lang w:eastAsia="ja-JP"/>
         </w:rPr>
-        <w:t>dockerfile</w:t>
-      </w:r>
-      <w:proofErr w:type="spellEnd"/>
+      </w:pPr>
       <w:r>
         <w:rPr>
           <w:sz w:val="20"/>
           <w:szCs w:val="20"/>
           <w:lang w:eastAsia="ja-JP"/>
         </w:rPr>
-        <w:t xml:space="preserve">: Dockerfile            # </w:t>
-      </w:r>
-      <w:proofErr w:type="spellStart"/>
-      <w:r>
+        <w:t xml:space="preserve">      - db                              # Ensures the database starts before the API</w:t>
+      </w:r>
+    </w:p>
+    <w:p>
+      <w:pPr>
+        <w:spacing w:after="0"/>
+        <w:ind w:firstLine="90"/>
         <w:rPr>
           <w:sz w:val="20"/>
           <w:szCs w:val="20"/>
           <w:lang w:eastAsia="ja-JP"/>
         </w:rPr>
-        <w:t>Dockerfile</w:t>
-      </w:r>
-      <w:proofErr w:type="spellEnd"/>
+      </w:pPr>
       <w:r>
         <w:rPr>
           <w:sz w:val="20"/>
           <w:szCs w:val="20"/>
           <w:lang w:eastAsia="ja-JP"/>
         </w:rPr>
-        <w:t xml:space="preserve"> used to build the API image</w:t>
+        <w:t xml:space="preserve">    environment:</w:t>
       </w:r>
     </w:p>
     <w:p>
@@ -10603,7 +10979,7 @@
           <w:szCs w:val="20"/>
           <w:lang w:eastAsia="ja-JP"/>
         </w:rPr>
-        <w:t xml:space="preserve">    ports:</w:t>
+        <w:t xml:space="preserve">      - ConnectionStrings__DefaultConnection=Host=db;Port=5432;Database=a2c_crm;Username=postgres;Password=postgres</w:t>
       </w:r>
     </w:p>
     <w:p>
@@ -10622,25 +10998,26 @@
           <w:szCs w:val="20"/>
           <w:lang w:eastAsia="ja-JP"/>
         </w:rPr>
-        <w:t xml:space="preserve">      - "8080:</w:t>
-      </w:r>
-      <w:proofErr w:type="gramStart"/>
-      <w:r>
+        <w:t xml:space="preserve">      - ASPNETCORE_ENVIRONMENT=Docker</w:t>
+      </w:r>
+    </w:p>
+    <w:p>
+      <w:pPr>
+        <w:spacing w:after="0"/>
+        <w:ind w:firstLine="90"/>
         <w:rPr>
           <w:sz w:val="20"/>
           <w:szCs w:val="20"/>
           <w:lang w:eastAsia="ja-JP"/>
         </w:rPr>
-        <w:t>80"                       #</w:t>
-      </w:r>
-      <w:proofErr w:type="gramEnd"/>
+      </w:pPr>
       <w:r>
         <w:rPr>
           <w:sz w:val="20"/>
           <w:szCs w:val="20"/>
           <w:lang w:eastAsia="ja-JP"/>
         </w:rPr>
-        <w:t xml:space="preserve"> Maps port 80 in the container to port 8080 on the host</w:t>
+        <w:t xml:space="preserve">    networks:</w:t>
       </w:r>
     </w:p>
     <w:p>
@@ -10659,25 +11036,37 @@
           <w:szCs w:val="20"/>
           <w:lang w:eastAsia="ja-JP"/>
         </w:rPr>
-        <w:t xml:space="preserve">    </w:t>
-      </w:r>
-      <w:proofErr w:type="spellStart"/>
-      <w:r>
+        <w:t xml:space="preserve">      - a2cnet                          # Connects the service to the custom bridge network</w:t>
+      </w:r>
+    </w:p>
+    <w:p>
+      <w:pPr>
+        <w:spacing w:after="0"/>
+        <w:ind w:firstLine="90"/>
         <w:rPr>
           <w:sz w:val="20"/>
           <w:szCs w:val="20"/>
           <w:lang w:eastAsia="ja-JP"/>
         </w:rPr>
-        <w:t>depends_on</w:t>
-      </w:r>
-      <w:proofErr w:type="spellEnd"/>
-      <w:r>
+      </w:pPr>
+    </w:p>
+    <w:p>
+      <w:pPr>
+        <w:spacing w:after="0"/>
+        <w:ind w:firstLine="90"/>
         <w:rPr>
           <w:sz w:val="20"/>
           <w:szCs w:val="20"/>
           <w:lang w:eastAsia="ja-JP"/>
         </w:rPr>
-        <w:t>:</w:t>
+      </w:pPr>
+      <w:r>
+        <w:rPr>
+          <w:sz w:val="20"/>
+          <w:szCs w:val="20"/>
+          <w:lang w:eastAsia="ja-JP"/>
+        </w:rPr>
+        <w:t xml:space="preserve">  # EF CLI container used for running migrations and other EF Core commands</w:t>
       </w:r>
     </w:p>
     <w:p>
@@ -10696,25 +11085,26 @@
           <w:szCs w:val="20"/>
           <w:lang w:eastAsia="ja-JP"/>
         </w:rPr>
-        <w:t xml:space="preserve">      - </w:t>
-      </w:r>
-      <w:proofErr w:type="spellStart"/>
-      <w:r>
+        <w:t xml:space="preserve">  ef:</w:t>
+      </w:r>
+    </w:p>
+    <w:p>
+      <w:pPr>
+        <w:spacing w:after="0"/>
+        <w:ind w:firstLine="90"/>
         <w:rPr>
           <w:sz w:val="20"/>
           <w:szCs w:val="20"/>
           <w:lang w:eastAsia="ja-JP"/>
         </w:rPr>
-        <w:t>db</w:t>
-      </w:r>
-      <w:proofErr w:type="spellEnd"/>
+      </w:pPr>
       <w:r>
         <w:rPr>
           <w:sz w:val="20"/>
           <w:szCs w:val="20"/>
           <w:lang w:eastAsia="ja-JP"/>
         </w:rPr>
-        <w:t xml:space="preserve">                              # Ensures the database starts before the API</w:t>
+        <w:t xml:space="preserve">    build:</w:t>
       </w:r>
     </w:p>
     <w:p>
@@ -10733,7 +11123,7 @@
           <w:szCs w:val="20"/>
           <w:lang w:eastAsia="ja-JP"/>
         </w:rPr>
-        <w:t xml:space="preserve">    environment:</w:t>
+        <w:t xml:space="preserve">      context: ./Server/AuthService     # Same context as the API to access the project files</w:t>
       </w:r>
     </w:p>
     <w:p>
@@ -10752,79 +11142,83 @@
           <w:szCs w:val="20"/>
           <w:lang w:eastAsia="ja-JP"/>
         </w:rPr>
-        <w:t xml:space="preserve">      - ConnectionStrings__DefaultConnection=Host=</w:t>
-      </w:r>
-      <w:proofErr w:type="gramStart"/>
-      <w:r>
+        <w:t xml:space="preserve">      dockerfile: Dockerfile.ef         # Dockerfile specifically for EF CLI</w:t>
+      </w:r>
+    </w:p>
+    <w:p>
+      <w:pPr>
+        <w:spacing w:after="0"/>
+        <w:ind w:firstLine="90"/>
         <w:rPr>
           <w:sz w:val="20"/>
           <w:szCs w:val="20"/>
           <w:lang w:eastAsia="ja-JP"/>
         </w:rPr>
-        <w:t>db;Port</w:t>
-      </w:r>
-      <w:proofErr w:type="gramEnd"/>
+      </w:pPr>
       <w:r>
         <w:rPr>
           <w:sz w:val="20"/>
           <w:szCs w:val="20"/>
           <w:lang w:eastAsia="ja-JP"/>
         </w:rPr>
-        <w:t>=</w:t>
-      </w:r>
-      <w:proofErr w:type="gramStart"/>
-      <w:r>
+        <w:t xml:space="preserve">    entrypoint: ["bash"]                # Starts a bash shell for interactive use</w:t>
+      </w:r>
+    </w:p>
+    <w:p>
+      <w:pPr>
+        <w:spacing w:after="0"/>
+        <w:ind w:firstLine="90"/>
         <w:rPr>
           <w:sz w:val="20"/>
           <w:szCs w:val="20"/>
           <w:lang w:eastAsia="ja-JP"/>
         </w:rPr>
-        <w:t>5432;Database</w:t>
-      </w:r>
-      <w:proofErr w:type="gramEnd"/>
+      </w:pPr>
       <w:r>
         <w:rPr>
           <w:sz w:val="20"/>
           <w:szCs w:val="20"/>
           <w:lang w:eastAsia="ja-JP"/>
         </w:rPr>
-        <w:t>=a2c_</w:t>
-      </w:r>
-      <w:proofErr w:type="gramStart"/>
-      <w:r>
+        <w:t xml:space="preserve">    stdin_open: true                    # Keeps STDIN open for interactive commands</w:t>
+      </w:r>
+    </w:p>
+    <w:p>
+      <w:pPr>
+        <w:spacing w:after="0"/>
+        <w:ind w:firstLine="90"/>
         <w:rPr>
           <w:sz w:val="20"/>
           <w:szCs w:val="20"/>
           <w:lang w:eastAsia="ja-JP"/>
         </w:rPr>
-        <w:t>crm;Username</w:t>
-      </w:r>
-      <w:proofErr w:type="gramEnd"/>
+      </w:pPr>
       <w:r>
         <w:rPr>
           <w:sz w:val="20"/>
           <w:szCs w:val="20"/>
           <w:lang w:eastAsia="ja-JP"/>
         </w:rPr>
-        <w:t>=</w:t>
-      </w:r>
-      <w:proofErr w:type="gramStart"/>
-      <w:r>
+        <w:t xml:space="preserve">    tty: true                           # Allocates a pseudo-TTY</w:t>
+      </w:r>
+    </w:p>
+    <w:p>
+      <w:pPr>
+        <w:spacing w:after="0"/>
+        <w:ind w:firstLine="90"/>
         <w:rPr>
           <w:sz w:val="20"/>
           <w:szCs w:val="20"/>
           <w:lang w:eastAsia="ja-JP"/>
         </w:rPr>
-        <w:t>postgres;Password</w:t>
-      </w:r>
-      <w:proofErr w:type="gramEnd"/>
+      </w:pPr>
       <w:r>
         <w:rPr>
           <w:sz w:val="20"/>
           <w:szCs w:val="20"/>
           <w:lang w:eastAsia="ja-JP"/>
         </w:rPr>
-        <w:t>=postgres</w:t>
+        <w:t xml:space="preserve">    volumes:</w:t>
       </w:r>
     </w:p>
     <w:p>
@@ -10843,7 +11237,7 @@
           <w:szCs w:val="20"/>
           <w:lang w:eastAsia="ja-JP"/>
         </w:rPr>
-        <w:t xml:space="preserve">      - ASPNETCORE_ENVIRONMENT=Docker</w:t>
+        <w:t xml:space="preserve">      - ./Server/AuthService:/app       # Mounts the project directory into the container</w:t>
       </w:r>
     </w:p>
     <w:p>
@@ -10862,7 +11256,7 @@
           <w:szCs w:val="20"/>
           <w:lang w:eastAsia="ja-JP"/>
         </w:rPr>
-        <w:t xml:space="preserve">    networks:</w:t>
+        <w:t xml:space="preserve">    depends_on:</w:t>
       </w:r>
     </w:p>
     <w:p>
@@ -10881,7 +11275,7 @@
           <w:szCs w:val="20"/>
           <w:lang w:eastAsia="ja-JP"/>
         </w:rPr>
-        <w:t xml:space="preserve">      - a2cnet                          # Connects the service to the custom bridge network</w:t>
+        <w:t xml:space="preserve">      - db                              # Ensures the database is available before EF commands run</w:t>
       </w:r>
     </w:p>
     <w:p>
@@ -10894,6 +11288,14 @@
           <w:lang w:eastAsia="ja-JP"/>
         </w:rPr>
       </w:pPr>
+      <w:r>
+        <w:rPr>
+          <w:sz w:val="20"/>
+          <w:szCs w:val="20"/>
+          <w:lang w:eastAsia="ja-JP"/>
+        </w:rPr>
+        <w:t xml:space="preserve">    networks:</w:t>
+      </w:r>
     </w:p>
     <w:p>
       <w:pPr>
@@ -10911,7 +11313,7 @@
           <w:szCs w:val="20"/>
           <w:lang w:eastAsia="ja-JP"/>
         </w:rPr>
-        <w:t xml:space="preserve">  # EF CLI container used for running migrations and other EF Core commands</w:t>
+        <w:t xml:space="preserve">      - a2cnet</w:t>
       </w:r>
     </w:p>
     <w:p>
@@ -10930,25 +11332,26 @@
           <w:szCs w:val="20"/>
           <w:lang w:eastAsia="ja-JP"/>
         </w:rPr>
-        <w:t xml:space="preserve">  </w:t>
-      </w:r>
-      <w:proofErr w:type="spellStart"/>
-      <w:r>
+        <w:t xml:space="preserve">    environment:</w:t>
+      </w:r>
+    </w:p>
+    <w:p>
+      <w:pPr>
+        <w:spacing w:after="0"/>
+        <w:ind w:firstLine="90"/>
         <w:rPr>
           <w:sz w:val="20"/>
           <w:szCs w:val="20"/>
           <w:lang w:eastAsia="ja-JP"/>
         </w:rPr>
-        <w:t>ef</w:t>
-      </w:r>
-      <w:proofErr w:type="spellEnd"/>
+      </w:pPr>
       <w:r>
         <w:rPr>
           <w:sz w:val="20"/>
           <w:szCs w:val="20"/>
           <w:lang w:eastAsia="ja-JP"/>
         </w:rPr>
-        <w:t>:</w:t>
+        <w:t xml:space="preserve">      -ConnectionStrings__DefaultConnection=Host=db;Port=5432;Database=a2c_crm;Username=postgres;Password=postgres</w:t>
       </w:r>
     </w:p>
     <w:p>
@@ -10967,7 +11370,8 @@
           <w:szCs w:val="20"/>
           <w:lang w:eastAsia="ja-JP"/>
         </w:rPr>
-        <w:t xml:space="preserve">    build:</w:t>
+        <w:lastRenderedPageBreak/>
+        <w:t xml:space="preserve">      - ASPNETCORE_ENVIRONMENT=Docker</w:t>
       </w:r>
     </w:p>
     <w:p>
@@ -10986,43 +11390,45 @@
           <w:szCs w:val="20"/>
           <w:lang w:eastAsia="ja-JP"/>
         </w:rPr>
-        <w:t xml:space="preserve">      context</w:t>
-      </w:r>
-      <w:proofErr w:type="gramStart"/>
-      <w:r>
+        <w:t xml:space="preserve">  # PostgreSQL database service</w:t>
+      </w:r>
+    </w:p>
+    <w:p>
+      <w:pPr>
+        <w:spacing w:after="0"/>
+        <w:ind w:firstLine="90"/>
         <w:rPr>
           <w:sz w:val="20"/>
           <w:szCs w:val="20"/>
           <w:lang w:eastAsia="ja-JP"/>
         </w:rPr>
-        <w:t>: .</w:t>
-      </w:r>
-      <w:proofErr w:type="gramEnd"/>
+      </w:pPr>
       <w:r>
         <w:rPr>
           <w:sz w:val="20"/>
           <w:szCs w:val="20"/>
           <w:lang w:eastAsia="ja-JP"/>
         </w:rPr>
-        <w:t>/Server/</w:t>
-      </w:r>
-      <w:proofErr w:type="spellStart"/>
-      <w:r>
+        <w:t xml:space="preserve">  db:</w:t>
+      </w:r>
+    </w:p>
+    <w:p>
+      <w:pPr>
+        <w:spacing w:after="0"/>
+        <w:ind w:firstLine="90"/>
         <w:rPr>
           <w:sz w:val="20"/>
           <w:szCs w:val="20"/>
           <w:lang w:eastAsia="ja-JP"/>
         </w:rPr>
-        <w:t>AuthService</w:t>
-      </w:r>
-      <w:proofErr w:type="spellEnd"/>
+      </w:pPr>
       <w:r>
         <w:rPr>
           <w:sz w:val="20"/>
           <w:szCs w:val="20"/>
           <w:lang w:eastAsia="ja-JP"/>
         </w:rPr>
-        <w:t xml:space="preserve">     # Same context as the API to access the project files</w:t>
+        <w:t xml:space="preserve">    image: postgres:15                  # Uses official PostgreSQL version 15 image</w:t>
       </w:r>
     </w:p>
     <w:p>
@@ -11041,61 +11447,64 @@
           <w:szCs w:val="20"/>
           <w:lang w:eastAsia="ja-JP"/>
         </w:rPr>
-        <w:t xml:space="preserve">      </w:t>
-      </w:r>
-      <w:proofErr w:type="spellStart"/>
-      <w:r>
+        <w:t xml:space="preserve">    restart: always                     # Automatically restarts the container if it crashes</w:t>
+      </w:r>
+    </w:p>
+    <w:p>
+      <w:pPr>
+        <w:spacing w:after="0"/>
+        <w:ind w:firstLine="90"/>
         <w:rPr>
           <w:sz w:val="20"/>
           <w:szCs w:val="20"/>
           <w:lang w:eastAsia="ja-JP"/>
         </w:rPr>
-        <w:t>dockerfile</w:t>
-      </w:r>
-      <w:proofErr w:type="spellEnd"/>
+      </w:pPr>
       <w:r>
         <w:rPr>
           <w:sz w:val="20"/>
           <w:szCs w:val="20"/>
           <w:lang w:eastAsia="ja-JP"/>
         </w:rPr>
-        <w:t xml:space="preserve">: </w:t>
-      </w:r>
-      <w:proofErr w:type="spellStart"/>
-      <w:r>
+        <w:t xml:space="preserve">    environment:</w:t>
+      </w:r>
+    </w:p>
+    <w:p>
+      <w:pPr>
+        <w:spacing w:after="0"/>
+        <w:ind w:firstLine="90"/>
         <w:rPr>
           <w:sz w:val="20"/>
           <w:szCs w:val="20"/>
           <w:lang w:eastAsia="ja-JP"/>
         </w:rPr>
-        <w:t>Dockerfile.ef</w:t>
-      </w:r>
-      <w:proofErr w:type="spellEnd"/>
+      </w:pPr>
       <w:r>
         <w:rPr>
           <w:sz w:val="20"/>
           <w:szCs w:val="20"/>
           <w:lang w:eastAsia="ja-JP"/>
         </w:rPr>
-        <w:t xml:space="preserve">         # </w:t>
-      </w:r>
-      <w:proofErr w:type="spellStart"/>
-      <w:r>
+        <w:t xml:space="preserve">      POSTGRES_DB: a2c_crm              # Name of the database to create</w:t>
+      </w:r>
+    </w:p>
+    <w:p>
+      <w:pPr>
+        <w:spacing w:after="0"/>
+        <w:ind w:firstLine="90"/>
         <w:rPr>
           <w:sz w:val="20"/>
           <w:szCs w:val="20"/>
           <w:lang w:eastAsia="ja-JP"/>
         </w:rPr>
-        <w:t>Dockerfile</w:t>
-      </w:r>
-      <w:proofErr w:type="spellEnd"/>
+      </w:pPr>
       <w:r>
         <w:rPr>
           <w:sz w:val="20"/>
           <w:szCs w:val="20"/>
           <w:lang w:eastAsia="ja-JP"/>
         </w:rPr>
-        <w:t xml:space="preserve"> specifically for EF CLI</w:t>
+        <w:t xml:space="preserve">      POSTGRES_USER: postgres           # Username for the database</w:t>
       </w:r>
     </w:p>
     <w:p>
@@ -11114,43 +11523,45 @@
           <w:szCs w:val="20"/>
           <w:lang w:eastAsia="ja-JP"/>
         </w:rPr>
-        <w:t xml:space="preserve">    </w:t>
-      </w:r>
-      <w:proofErr w:type="spellStart"/>
-      <w:r>
+        <w:t xml:space="preserve">      POSTGRES_PASSWORD: postgres       # Password for the database</w:t>
+      </w:r>
+    </w:p>
+    <w:p>
+      <w:pPr>
+        <w:spacing w:after="0"/>
+        <w:ind w:firstLine="90"/>
         <w:rPr>
           <w:sz w:val="20"/>
           <w:szCs w:val="20"/>
           <w:lang w:eastAsia="ja-JP"/>
         </w:rPr>
-        <w:t>entrypoint</w:t>
-      </w:r>
-      <w:proofErr w:type="spellEnd"/>
+      </w:pPr>
       <w:r>
         <w:rPr>
           <w:sz w:val="20"/>
           <w:szCs w:val="20"/>
           <w:lang w:eastAsia="ja-JP"/>
         </w:rPr>
-        <w:t>: ["bash</w:t>
-      </w:r>
-      <w:proofErr w:type="gramStart"/>
-      <w:r>
+        <w:t xml:space="preserve">    ports:</w:t>
+      </w:r>
+    </w:p>
+    <w:p>
+      <w:pPr>
+        <w:spacing w:after="0"/>
+        <w:ind w:firstLine="90"/>
         <w:rPr>
           <w:sz w:val="20"/>
           <w:szCs w:val="20"/>
           <w:lang w:eastAsia="ja-JP"/>
         </w:rPr>
-        <w:t xml:space="preserve">"]   </w:t>
-      </w:r>
-      <w:proofErr w:type="gramEnd"/>
+      </w:pPr>
       <w:r>
         <w:rPr>
           <w:sz w:val="20"/>
           <w:szCs w:val="20"/>
           <w:lang w:eastAsia="ja-JP"/>
         </w:rPr>
-        <w:t xml:space="preserve">             # Starts a bash shell for interactive use</w:t>
+        <w:t xml:space="preserve">      - "5432:5432"                     # Maps container port 5432 to host port 5432</w:t>
       </w:r>
     </w:p>
     <w:p>
@@ -11169,25 +11580,26 @@
           <w:szCs w:val="20"/>
           <w:lang w:eastAsia="ja-JP"/>
         </w:rPr>
-        <w:t xml:space="preserve">    </w:t>
-      </w:r>
-      <w:proofErr w:type="spellStart"/>
-      <w:r>
+        <w:t xml:space="preserve">    volumes:</w:t>
+      </w:r>
+    </w:p>
+    <w:p>
+      <w:pPr>
+        <w:spacing w:after="0"/>
+        <w:ind w:firstLine="90"/>
         <w:rPr>
           <w:sz w:val="20"/>
           <w:szCs w:val="20"/>
           <w:lang w:eastAsia="ja-JP"/>
         </w:rPr>
-        <w:t>stdin_open</w:t>
-      </w:r>
-      <w:proofErr w:type="spellEnd"/>
+      </w:pPr>
       <w:r>
         <w:rPr>
           <w:sz w:val="20"/>
           <w:szCs w:val="20"/>
           <w:lang w:eastAsia="ja-JP"/>
         </w:rPr>
-        <w:t>: true                    # Keeps STDIN open for interactive commands</w:t>
+        <w:t xml:space="preserve">      - pgdata:/var/lib/postgresql/data # Persists database data between container restarts</w:t>
       </w:r>
     </w:p>
     <w:p>
@@ -11206,26 +11618,26 @@
           <w:szCs w:val="20"/>
           <w:lang w:eastAsia="ja-JP"/>
         </w:rPr>
-        <w:lastRenderedPageBreak/>
-        <w:t xml:space="preserve">    </w:t>
-      </w:r>
-      <w:proofErr w:type="spellStart"/>
-      <w:r>
+        <w:t xml:space="preserve">    networks:</w:t>
+      </w:r>
+    </w:p>
+    <w:p>
+      <w:pPr>
+        <w:spacing w:after="0"/>
+        <w:ind w:firstLine="90"/>
         <w:rPr>
           <w:sz w:val="20"/>
           <w:szCs w:val="20"/>
           <w:lang w:eastAsia="ja-JP"/>
         </w:rPr>
-        <w:t>tty</w:t>
-      </w:r>
-      <w:proofErr w:type="spellEnd"/>
+      </w:pPr>
       <w:r>
         <w:rPr>
           <w:sz w:val="20"/>
           <w:szCs w:val="20"/>
           <w:lang w:eastAsia="ja-JP"/>
         </w:rPr>
-        <w:t>: true                           # Allocates a pseudo-TTY</w:t>
+        <w:t xml:space="preserve">      - a2cnet</w:t>
       </w:r>
     </w:p>
     <w:p>
@@ -11238,13 +11650,24 @@
           <w:lang w:eastAsia="ja-JP"/>
         </w:rPr>
       </w:pPr>
-      <w:r>
+    </w:p>
+    <w:p>
+      <w:pPr>
+        <w:spacing w:after="0"/>
+        <w:ind w:firstLine="90"/>
         <w:rPr>
           <w:sz w:val="20"/>
           <w:szCs w:val="20"/>
           <w:lang w:eastAsia="ja-JP"/>
         </w:rPr>
-        <w:t xml:space="preserve">    volumes:</w:t>
+      </w:pPr>
+      <w:r>
+        <w:rPr>
+          <w:sz w:val="20"/>
+          <w:szCs w:val="20"/>
+          <w:lang w:eastAsia="ja-JP"/>
+        </w:rPr>
+        <w:t># Named volume for persisting PostgreSQL data</w:t>
       </w:r>
     </w:p>
     <w:p>
@@ -11263,744 +11686,26 @@
           <w:szCs w:val="20"/>
           <w:lang w:eastAsia="ja-JP"/>
         </w:rPr>
-        <w:t xml:space="preserve">      </w:t>
-      </w:r>
-      <w:proofErr w:type="gramStart"/>
-      <w:r>
+        <w:t>volumes:</w:t>
+      </w:r>
+    </w:p>
+    <w:p>
+      <w:pPr>
+        <w:spacing w:after="0"/>
+        <w:ind w:firstLine="90"/>
         <w:rPr>
           <w:sz w:val="20"/>
           <w:szCs w:val="20"/>
           <w:lang w:eastAsia="ja-JP"/>
         </w:rPr>
-        <w:t>- .</w:t>
-      </w:r>
-      <w:proofErr w:type="gramEnd"/>
+      </w:pPr>
       <w:r>
         <w:rPr>
           <w:sz w:val="20"/>
           <w:szCs w:val="20"/>
           <w:lang w:eastAsia="ja-JP"/>
         </w:rPr>
-        <w:t>/Server/</w:t>
-      </w:r>
-      <w:proofErr w:type="spellStart"/>
-      <w:r>
-        <w:rPr>
-          <w:sz w:val="20"/>
-          <w:szCs w:val="20"/>
-          <w:lang w:eastAsia="ja-JP"/>
-        </w:rPr>
-        <w:t>AuthService</w:t>
-      </w:r>
-      <w:proofErr w:type="spellEnd"/>
-      <w:r>
-        <w:rPr>
-          <w:sz w:val="20"/>
-          <w:szCs w:val="20"/>
-          <w:lang w:eastAsia="ja-JP"/>
-        </w:rPr>
-        <w:t>:/app       # Mounts the project directory into the container</w:t>
-      </w:r>
-    </w:p>
-    <w:p>
-      <w:pPr>
-        <w:spacing w:after="0"/>
-        <w:ind w:firstLine="90"/>
-        <w:rPr>
-          <w:sz w:val="20"/>
-          <w:szCs w:val="20"/>
-          <w:lang w:eastAsia="ja-JP"/>
-        </w:rPr>
-      </w:pPr>
-      <w:r>
-        <w:rPr>
-          <w:sz w:val="20"/>
-          <w:szCs w:val="20"/>
-          <w:lang w:eastAsia="ja-JP"/>
-        </w:rPr>
-        <w:t xml:space="preserve">    </w:t>
-      </w:r>
-      <w:proofErr w:type="spellStart"/>
-      <w:r>
-        <w:rPr>
-          <w:sz w:val="20"/>
-          <w:szCs w:val="20"/>
-          <w:lang w:eastAsia="ja-JP"/>
-        </w:rPr>
-        <w:t>depends_on</w:t>
-      </w:r>
-      <w:proofErr w:type="spellEnd"/>
-      <w:r>
-        <w:rPr>
-          <w:sz w:val="20"/>
-          <w:szCs w:val="20"/>
-          <w:lang w:eastAsia="ja-JP"/>
-        </w:rPr>
-        <w:t>:</w:t>
-      </w:r>
-    </w:p>
-    <w:p>
-      <w:pPr>
-        <w:spacing w:after="0"/>
-        <w:ind w:firstLine="90"/>
-        <w:rPr>
-          <w:sz w:val="20"/>
-          <w:szCs w:val="20"/>
-          <w:lang w:eastAsia="ja-JP"/>
-        </w:rPr>
-      </w:pPr>
-      <w:r>
-        <w:rPr>
-          <w:sz w:val="20"/>
-          <w:szCs w:val="20"/>
-          <w:lang w:eastAsia="ja-JP"/>
-        </w:rPr>
-        <w:t xml:space="preserve">      - </w:t>
-      </w:r>
-      <w:proofErr w:type="spellStart"/>
-      <w:r>
-        <w:rPr>
-          <w:sz w:val="20"/>
-          <w:szCs w:val="20"/>
-          <w:lang w:eastAsia="ja-JP"/>
-        </w:rPr>
-        <w:t>db</w:t>
-      </w:r>
-      <w:proofErr w:type="spellEnd"/>
-      <w:r>
-        <w:rPr>
-          <w:sz w:val="20"/>
-          <w:szCs w:val="20"/>
-          <w:lang w:eastAsia="ja-JP"/>
-        </w:rPr>
-        <w:t xml:space="preserve">                              # Ensures the database is available before EF commands run</w:t>
-      </w:r>
-    </w:p>
-    <w:p>
-      <w:pPr>
-        <w:spacing w:after="0"/>
-        <w:ind w:firstLine="90"/>
-        <w:rPr>
-          <w:sz w:val="20"/>
-          <w:szCs w:val="20"/>
-          <w:lang w:eastAsia="ja-JP"/>
-        </w:rPr>
-      </w:pPr>
-      <w:r>
-        <w:rPr>
-          <w:sz w:val="20"/>
-          <w:szCs w:val="20"/>
-          <w:lang w:eastAsia="ja-JP"/>
-        </w:rPr>
-        <w:t xml:space="preserve">    networks:</w:t>
-      </w:r>
-    </w:p>
-    <w:p>
-      <w:pPr>
-        <w:spacing w:after="0"/>
-        <w:ind w:firstLine="90"/>
-        <w:rPr>
-          <w:sz w:val="20"/>
-          <w:szCs w:val="20"/>
-          <w:lang w:eastAsia="ja-JP"/>
-        </w:rPr>
-      </w:pPr>
-      <w:r>
-        <w:rPr>
-          <w:sz w:val="20"/>
-          <w:szCs w:val="20"/>
-          <w:lang w:eastAsia="ja-JP"/>
-        </w:rPr>
-        <w:t xml:space="preserve">      - a2cnet</w:t>
-      </w:r>
-    </w:p>
-    <w:p>
-      <w:pPr>
-        <w:spacing w:after="0"/>
-        <w:ind w:firstLine="90"/>
-        <w:rPr>
-          <w:sz w:val="20"/>
-          <w:szCs w:val="20"/>
-          <w:lang w:eastAsia="ja-JP"/>
-        </w:rPr>
-      </w:pPr>
-      <w:r>
-        <w:rPr>
-          <w:sz w:val="20"/>
-          <w:szCs w:val="20"/>
-          <w:lang w:eastAsia="ja-JP"/>
-        </w:rPr>
-        <w:t xml:space="preserve">    environment:</w:t>
-      </w:r>
-    </w:p>
-    <w:p>
-      <w:pPr>
-        <w:spacing w:after="0"/>
-        <w:ind w:firstLine="90"/>
-        <w:rPr>
-          <w:sz w:val="20"/>
-          <w:szCs w:val="20"/>
-          <w:lang w:eastAsia="ja-JP"/>
-        </w:rPr>
-      </w:pPr>
-      <w:r>
-        <w:rPr>
-          <w:sz w:val="20"/>
-          <w:szCs w:val="20"/>
-          <w:lang w:eastAsia="ja-JP"/>
-        </w:rPr>
-        <w:t xml:space="preserve">      -ConnectionStrings__DefaultConnection=Host=</w:t>
-      </w:r>
-      <w:proofErr w:type="gramStart"/>
-      <w:r>
-        <w:rPr>
-          <w:sz w:val="20"/>
-          <w:szCs w:val="20"/>
-          <w:lang w:eastAsia="ja-JP"/>
-        </w:rPr>
-        <w:t>db;Port</w:t>
-      </w:r>
-      <w:proofErr w:type="gramEnd"/>
-      <w:r>
-        <w:rPr>
-          <w:sz w:val="20"/>
-          <w:szCs w:val="20"/>
-          <w:lang w:eastAsia="ja-JP"/>
-        </w:rPr>
-        <w:t>=</w:t>
-      </w:r>
-      <w:proofErr w:type="gramStart"/>
-      <w:r>
-        <w:rPr>
-          <w:sz w:val="20"/>
-          <w:szCs w:val="20"/>
-          <w:lang w:eastAsia="ja-JP"/>
-        </w:rPr>
-        <w:t>5432;Database</w:t>
-      </w:r>
-      <w:proofErr w:type="gramEnd"/>
-      <w:r>
-        <w:rPr>
-          <w:sz w:val="20"/>
-          <w:szCs w:val="20"/>
-          <w:lang w:eastAsia="ja-JP"/>
-        </w:rPr>
-        <w:t>=a2c_</w:t>
-      </w:r>
-      <w:proofErr w:type="gramStart"/>
-      <w:r>
-        <w:rPr>
-          <w:sz w:val="20"/>
-          <w:szCs w:val="20"/>
-          <w:lang w:eastAsia="ja-JP"/>
-        </w:rPr>
-        <w:t>crm;Username</w:t>
-      </w:r>
-      <w:proofErr w:type="gramEnd"/>
-      <w:r>
-        <w:rPr>
-          <w:sz w:val="20"/>
-          <w:szCs w:val="20"/>
-          <w:lang w:eastAsia="ja-JP"/>
-        </w:rPr>
-        <w:t>=</w:t>
-      </w:r>
-      <w:proofErr w:type="gramStart"/>
-      <w:r>
-        <w:rPr>
-          <w:sz w:val="20"/>
-          <w:szCs w:val="20"/>
-          <w:lang w:eastAsia="ja-JP"/>
-        </w:rPr>
-        <w:t>postgres;Password</w:t>
-      </w:r>
-      <w:proofErr w:type="gramEnd"/>
-      <w:r>
-        <w:rPr>
-          <w:sz w:val="20"/>
-          <w:szCs w:val="20"/>
-          <w:lang w:eastAsia="ja-JP"/>
-        </w:rPr>
-        <w:t>=postgres</w:t>
-      </w:r>
-    </w:p>
-    <w:p>
-      <w:pPr>
-        <w:spacing w:after="0"/>
-        <w:ind w:firstLine="90"/>
-        <w:rPr>
-          <w:sz w:val="20"/>
-          <w:szCs w:val="20"/>
-          <w:lang w:eastAsia="ja-JP"/>
-        </w:rPr>
-      </w:pPr>
-      <w:r>
-        <w:rPr>
-          <w:sz w:val="20"/>
-          <w:szCs w:val="20"/>
-          <w:lang w:eastAsia="ja-JP"/>
-        </w:rPr>
-        <w:t xml:space="preserve">      - ASPNETCORE_ENVIRONMENT=Docker</w:t>
-      </w:r>
-    </w:p>
-    <w:p>
-      <w:pPr>
-        <w:spacing w:after="0"/>
-        <w:ind w:firstLine="90"/>
-        <w:rPr>
-          <w:sz w:val="20"/>
-          <w:szCs w:val="20"/>
-          <w:lang w:eastAsia="ja-JP"/>
-        </w:rPr>
-      </w:pPr>
-      <w:r>
-        <w:rPr>
-          <w:sz w:val="20"/>
-          <w:szCs w:val="20"/>
-          <w:lang w:eastAsia="ja-JP"/>
-        </w:rPr>
-        <w:t xml:space="preserve">  # PostgreSQL database service</w:t>
-      </w:r>
-    </w:p>
-    <w:p>
-      <w:pPr>
-        <w:spacing w:after="0"/>
-        <w:ind w:firstLine="90"/>
-        <w:rPr>
-          <w:sz w:val="20"/>
-          <w:szCs w:val="20"/>
-          <w:lang w:eastAsia="ja-JP"/>
-        </w:rPr>
-      </w:pPr>
-      <w:r>
-        <w:rPr>
-          <w:sz w:val="20"/>
-          <w:szCs w:val="20"/>
-          <w:lang w:eastAsia="ja-JP"/>
-        </w:rPr>
-        <w:t xml:space="preserve">  </w:t>
-      </w:r>
-      <w:proofErr w:type="spellStart"/>
-      <w:r>
-        <w:rPr>
-          <w:sz w:val="20"/>
-          <w:szCs w:val="20"/>
-          <w:lang w:eastAsia="ja-JP"/>
-        </w:rPr>
-        <w:t>db</w:t>
-      </w:r>
-      <w:proofErr w:type="spellEnd"/>
-      <w:r>
-        <w:rPr>
-          <w:sz w:val="20"/>
-          <w:szCs w:val="20"/>
-          <w:lang w:eastAsia="ja-JP"/>
-        </w:rPr>
-        <w:t>:</w:t>
-      </w:r>
-    </w:p>
-    <w:p>
-      <w:pPr>
-        <w:spacing w:after="0"/>
-        <w:ind w:firstLine="90"/>
-        <w:rPr>
-          <w:sz w:val="20"/>
-          <w:szCs w:val="20"/>
-          <w:lang w:eastAsia="ja-JP"/>
-        </w:rPr>
-      </w:pPr>
-      <w:r>
-        <w:rPr>
-          <w:sz w:val="20"/>
-          <w:szCs w:val="20"/>
-          <w:lang w:eastAsia="ja-JP"/>
-        </w:rPr>
-        <w:t xml:space="preserve">    image: postgres:15                  # Uses official PostgreSQL version 15 image</w:t>
-      </w:r>
-    </w:p>
-    <w:p>
-      <w:pPr>
-        <w:spacing w:after="0"/>
-        <w:ind w:firstLine="90"/>
-        <w:rPr>
-          <w:sz w:val="20"/>
-          <w:szCs w:val="20"/>
-          <w:lang w:eastAsia="ja-JP"/>
-        </w:rPr>
-      </w:pPr>
-      <w:r>
-        <w:rPr>
-          <w:sz w:val="20"/>
-          <w:szCs w:val="20"/>
-          <w:lang w:eastAsia="ja-JP"/>
-        </w:rPr>
-        <w:t xml:space="preserve">    restart: always                     # Automatically restarts the container if it crashes</w:t>
-      </w:r>
-    </w:p>
-    <w:p>
-      <w:pPr>
-        <w:spacing w:after="0"/>
-        <w:ind w:firstLine="90"/>
-        <w:rPr>
-          <w:sz w:val="20"/>
-          <w:szCs w:val="20"/>
-          <w:lang w:eastAsia="ja-JP"/>
-        </w:rPr>
-      </w:pPr>
-      <w:r>
-        <w:rPr>
-          <w:sz w:val="20"/>
-          <w:szCs w:val="20"/>
-          <w:lang w:eastAsia="ja-JP"/>
-        </w:rPr>
-        <w:t xml:space="preserve">    environment:</w:t>
-      </w:r>
-    </w:p>
-    <w:p>
-      <w:pPr>
-        <w:spacing w:after="0"/>
-        <w:ind w:firstLine="90"/>
-        <w:rPr>
-          <w:sz w:val="20"/>
-          <w:szCs w:val="20"/>
-          <w:lang w:eastAsia="ja-JP"/>
-        </w:rPr>
-      </w:pPr>
-      <w:r>
-        <w:rPr>
-          <w:sz w:val="20"/>
-          <w:szCs w:val="20"/>
-          <w:lang w:eastAsia="ja-JP"/>
-        </w:rPr>
-        <w:t xml:space="preserve">      POSTGRES_DB: a2c_crm              # Name of the database to create</w:t>
-      </w:r>
-    </w:p>
-    <w:p>
-      <w:pPr>
-        <w:spacing w:after="0"/>
-        <w:ind w:firstLine="90"/>
-        <w:rPr>
-          <w:sz w:val="20"/>
-          <w:szCs w:val="20"/>
-          <w:lang w:eastAsia="ja-JP"/>
-        </w:rPr>
-      </w:pPr>
-      <w:r>
-        <w:rPr>
-          <w:sz w:val="20"/>
-          <w:szCs w:val="20"/>
-          <w:lang w:eastAsia="ja-JP"/>
-        </w:rPr>
-        <w:t xml:space="preserve">      POSTGRES_USER: </w:t>
-      </w:r>
-      <w:proofErr w:type="spellStart"/>
-      <w:r>
-        <w:rPr>
-          <w:sz w:val="20"/>
-          <w:szCs w:val="20"/>
-          <w:lang w:eastAsia="ja-JP"/>
-        </w:rPr>
-        <w:t>postgres</w:t>
-      </w:r>
-      <w:proofErr w:type="spellEnd"/>
-      <w:r>
-        <w:rPr>
-          <w:sz w:val="20"/>
-          <w:szCs w:val="20"/>
-          <w:lang w:eastAsia="ja-JP"/>
-        </w:rPr>
-        <w:t xml:space="preserve">           # Username for the database</w:t>
-      </w:r>
-    </w:p>
-    <w:p>
-      <w:pPr>
-        <w:spacing w:after="0"/>
-        <w:ind w:firstLine="90"/>
-        <w:rPr>
-          <w:sz w:val="20"/>
-          <w:szCs w:val="20"/>
-          <w:lang w:eastAsia="ja-JP"/>
-        </w:rPr>
-      </w:pPr>
-      <w:r>
-        <w:rPr>
-          <w:sz w:val="20"/>
-          <w:szCs w:val="20"/>
-          <w:lang w:eastAsia="ja-JP"/>
-        </w:rPr>
-        <w:t xml:space="preserve">      POSTGRES_PASSWORD: </w:t>
-      </w:r>
-      <w:proofErr w:type="spellStart"/>
-      <w:r>
-        <w:rPr>
-          <w:sz w:val="20"/>
-          <w:szCs w:val="20"/>
-          <w:lang w:eastAsia="ja-JP"/>
-        </w:rPr>
-        <w:t>postgres</w:t>
-      </w:r>
-      <w:proofErr w:type="spellEnd"/>
-      <w:r>
-        <w:rPr>
-          <w:sz w:val="20"/>
-          <w:szCs w:val="20"/>
-          <w:lang w:eastAsia="ja-JP"/>
-        </w:rPr>
-        <w:t xml:space="preserve">       # Password for the database</w:t>
-      </w:r>
-    </w:p>
-    <w:p>
-      <w:pPr>
-        <w:spacing w:after="0"/>
-        <w:ind w:firstLine="90"/>
-        <w:rPr>
-          <w:sz w:val="20"/>
-          <w:szCs w:val="20"/>
-          <w:lang w:eastAsia="ja-JP"/>
-        </w:rPr>
-      </w:pPr>
-      <w:r>
-        <w:rPr>
-          <w:sz w:val="20"/>
-          <w:szCs w:val="20"/>
-          <w:lang w:eastAsia="ja-JP"/>
-        </w:rPr>
-        <w:t xml:space="preserve">    ports:</w:t>
-      </w:r>
-    </w:p>
-    <w:p>
-      <w:pPr>
-        <w:spacing w:after="0"/>
-        <w:ind w:firstLine="90"/>
-        <w:rPr>
-          <w:sz w:val="20"/>
-          <w:szCs w:val="20"/>
-          <w:lang w:eastAsia="ja-JP"/>
-        </w:rPr>
-      </w:pPr>
-      <w:r>
-        <w:rPr>
-          <w:sz w:val="20"/>
-          <w:szCs w:val="20"/>
-          <w:lang w:eastAsia="ja-JP"/>
-        </w:rPr>
-        <w:t xml:space="preserve">      - "5432:</w:t>
-      </w:r>
-      <w:proofErr w:type="gramStart"/>
-      <w:r>
-        <w:rPr>
-          <w:sz w:val="20"/>
-          <w:szCs w:val="20"/>
-          <w:lang w:eastAsia="ja-JP"/>
-        </w:rPr>
-        <w:t>5432"                     #</w:t>
-      </w:r>
-      <w:proofErr w:type="gramEnd"/>
-      <w:r>
-        <w:rPr>
-          <w:sz w:val="20"/>
-          <w:szCs w:val="20"/>
-          <w:lang w:eastAsia="ja-JP"/>
-        </w:rPr>
-        <w:t xml:space="preserve"> Maps container port 5432 to host port 5432</w:t>
-      </w:r>
-    </w:p>
-    <w:p>
-      <w:pPr>
-        <w:spacing w:after="0"/>
-        <w:ind w:firstLine="90"/>
-        <w:rPr>
-          <w:sz w:val="20"/>
-          <w:szCs w:val="20"/>
-          <w:lang w:eastAsia="ja-JP"/>
-        </w:rPr>
-      </w:pPr>
-      <w:r>
-        <w:rPr>
-          <w:sz w:val="20"/>
-          <w:szCs w:val="20"/>
-          <w:lang w:eastAsia="ja-JP"/>
-        </w:rPr>
-        <w:t xml:space="preserve">    volumes:</w:t>
-      </w:r>
-    </w:p>
-    <w:p>
-      <w:pPr>
-        <w:spacing w:after="0"/>
-        <w:ind w:firstLine="90"/>
-        <w:rPr>
-          <w:sz w:val="20"/>
-          <w:szCs w:val="20"/>
-          <w:lang w:eastAsia="ja-JP"/>
-        </w:rPr>
-      </w:pPr>
-      <w:r>
-        <w:rPr>
-          <w:sz w:val="20"/>
-          <w:szCs w:val="20"/>
-          <w:lang w:eastAsia="ja-JP"/>
-        </w:rPr>
-        <w:t xml:space="preserve">      - </w:t>
-      </w:r>
-      <w:proofErr w:type="spellStart"/>
-      <w:r>
-        <w:rPr>
-          <w:sz w:val="20"/>
-          <w:szCs w:val="20"/>
-          <w:lang w:eastAsia="ja-JP"/>
-        </w:rPr>
-        <w:t>pgdata</w:t>
-      </w:r>
-      <w:proofErr w:type="spellEnd"/>
-      <w:r>
-        <w:rPr>
-          <w:sz w:val="20"/>
-          <w:szCs w:val="20"/>
-          <w:lang w:eastAsia="ja-JP"/>
-        </w:rPr>
-        <w:t>:/var/lib/</w:t>
-      </w:r>
-      <w:proofErr w:type="spellStart"/>
-      <w:r>
-        <w:rPr>
-          <w:sz w:val="20"/>
-          <w:szCs w:val="20"/>
-          <w:lang w:eastAsia="ja-JP"/>
-        </w:rPr>
-        <w:t>postgresql</w:t>
-      </w:r>
-      <w:proofErr w:type="spellEnd"/>
-      <w:r>
-        <w:rPr>
-          <w:sz w:val="20"/>
-          <w:szCs w:val="20"/>
-          <w:lang w:eastAsia="ja-JP"/>
-        </w:rPr>
-        <w:t>/data # Persists database data between container restarts</w:t>
-      </w:r>
-    </w:p>
-    <w:p>
-      <w:pPr>
-        <w:spacing w:after="0"/>
-        <w:ind w:firstLine="90"/>
-        <w:rPr>
-          <w:sz w:val="20"/>
-          <w:szCs w:val="20"/>
-          <w:lang w:eastAsia="ja-JP"/>
-        </w:rPr>
-      </w:pPr>
-      <w:r>
-        <w:rPr>
-          <w:sz w:val="20"/>
-          <w:szCs w:val="20"/>
-          <w:lang w:eastAsia="ja-JP"/>
-        </w:rPr>
-        <w:t xml:space="preserve">    networks:</w:t>
-      </w:r>
-    </w:p>
-    <w:p>
-      <w:pPr>
-        <w:spacing w:after="0"/>
-        <w:ind w:firstLine="90"/>
-        <w:rPr>
-          <w:sz w:val="20"/>
-          <w:szCs w:val="20"/>
-          <w:lang w:eastAsia="ja-JP"/>
-        </w:rPr>
-      </w:pPr>
-      <w:r>
-        <w:rPr>
-          <w:sz w:val="20"/>
-          <w:szCs w:val="20"/>
-          <w:lang w:eastAsia="ja-JP"/>
-        </w:rPr>
-        <w:t xml:space="preserve">      - a2cnet</w:t>
-      </w:r>
-    </w:p>
-    <w:p>
-      <w:pPr>
-        <w:spacing w:after="0"/>
-        <w:ind w:firstLine="90"/>
-        <w:rPr>
-          <w:sz w:val="20"/>
-          <w:szCs w:val="20"/>
-          <w:lang w:eastAsia="ja-JP"/>
-        </w:rPr>
-      </w:pPr>
-    </w:p>
-    <w:p>
-      <w:pPr>
-        <w:spacing w:after="0"/>
-        <w:ind w:firstLine="90"/>
-        <w:rPr>
-          <w:sz w:val="20"/>
-          <w:szCs w:val="20"/>
-          <w:lang w:eastAsia="ja-JP"/>
-        </w:rPr>
-      </w:pPr>
-      <w:r>
-        <w:rPr>
-          <w:sz w:val="20"/>
-          <w:szCs w:val="20"/>
-          <w:lang w:eastAsia="ja-JP"/>
-        </w:rPr>
-        <w:t># Named volume for persisting PostgreSQL data</w:t>
-      </w:r>
-    </w:p>
-    <w:p>
-      <w:pPr>
-        <w:spacing w:after="0"/>
-        <w:ind w:firstLine="90"/>
-        <w:rPr>
-          <w:sz w:val="20"/>
-          <w:szCs w:val="20"/>
-          <w:lang w:eastAsia="ja-JP"/>
-        </w:rPr>
-      </w:pPr>
-      <w:r>
-        <w:rPr>
-          <w:sz w:val="20"/>
-          <w:szCs w:val="20"/>
-          <w:lang w:eastAsia="ja-JP"/>
-        </w:rPr>
-        <w:t>volumes:</w:t>
-      </w:r>
-    </w:p>
-    <w:p>
-      <w:pPr>
-        <w:spacing w:after="0"/>
-        <w:ind w:firstLine="90"/>
-        <w:rPr>
-          <w:sz w:val="20"/>
-          <w:szCs w:val="20"/>
-          <w:lang w:eastAsia="ja-JP"/>
-        </w:rPr>
-      </w:pPr>
-      <w:r>
-        <w:rPr>
-          <w:sz w:val="20"/>
-          <w:szCs w:val="20"/>
-          <w:lang w:eastAsia="ja-JP"/>
-        </w:rPr>
-        <w:t xml:space="preserve">  </w:t>
-      </w:r>
-      <w:proofErr w:type="spellStart"/>
-      <w:r>
-        <w:rPr>
-          <w:sz w:val="20"/>
-          <w:szCs w:val="20"/>
-          <w:lang w:eastAsia="ja-JP"/>
-        </w:rPr>
-        <w:t>pgdata</w:t>
-      </w:r>
-      <w:proofErr w:type="spellEnd"/>
-      <w:r>
-        <w:rPr>
-          <w:sz w:val="20"/>
-          <w:szCs w:val="20"/>
-          <w:lang w:eastAsia="ja-JP"/>
-        </w:rPr>
-        <w:t>:</w:t>
+        <w:t xml:space="preserve">  pgdata:</w:t>
       </w:r>
     </w:p>
     <w:p>
@@ -12116,24 +11821,15 @@
           <w:lang w:eastAsia="ja-JP"/>
         </w:rPr>
       </w:pPr>
-      <w:bookmarkStart w:id="68" w:name="_Toc206421112"/>
+      <w:bookmarkStart w:id="77" w:name="_Toc206695383"/>
       <w:r>
         <w:rPr>
           <w:rFonts w:cstheme="majorHAnsi" w:hint="eastAsia"/>
           <w:lang w:eastAsia="ja-JP"/>
         </w:rPr>
-        <w:t>Docker-</w:t>
-      </w:r>
-      <w:proofErr w:type="spellStart"/>
-      <w:r>
-        <w:rPr>
-          <w:rFonts w:cstheme="majorHAnsi" w:hint="eastAsia"/>
-          <w:lang w:eastAsia="ja-JP"/>
-        </w:rPr>
-        <w:t>Compose.Override.yml</w:t>
-      </w:r>
-      <w:bookmarkEnd w:id="68"/>
-      <w:proofErr w:type="spellEnd"/>
+        <w:t>Docker-Compose.Override.yml</w:t>
+      </w:r>
+      <w:bookmarkEnd w:id="77"/>
     </w:p>
     <w:p>
       <w:pPr>
@@ -12170,25 +11866,26 @@
           <w:szCs w:val="20"/>
           <w:lang w:eastAsia="ja-JP"/>
         </w:rPr>
-        <w:t xml:space="preserve">  </w:t>
-      </w:r>
-      <w:proofErr w:type="spellStart"/>
-      <w:r>
+        <w:t xml:space="preserve">  ef:</w:t>
+      </w:r>
+    </w:p>
+    <w:p>
+      <w:pPr>
+        <w:spacing w:after="0"/>
+        <w:ind w:firstLine="90"/>
         <w:rPr>
           <w:sz w:val="20"/>
           <w:szCs w:val="20"/>
           <w:lang w:eastAsia="ja-JP"/>
         </w:rPr>
-        <w:t>ef</w:t>
-      </w:r>
-      <w:proofErr w:type="spellEnd"/>
+      </w:pPr>
       <w:r>
         <w:rPr>
           <w:sz w:val="20"/>
           <w:szCs w:val="20"/>
           <w:lang w:eastAsia="ja-JP"/>
         </w:rPr>
-        <w:t>:</w:t>
+        <w:t xml:space="preserve">    image: mcr.microsoft.com/dotnet/sdk:8.0</w:t>
       </w:r>
     </w:p>
     <w:p>
@@ -12207,7 +11904,7 @@
           <w:szCs w:val="20"/>
           <w:lang w:eastAsia="ja-JP"/>
         </w:rPr>
-        <w:t xml:space="preserve">    image: mcr.microsoft.com/dotnet/sdk:8.0</w:t>
+        <w:t xml:space="preserve">    volumes:</w:t>
       </w:r>
     </w:p>
     <w:p>
@@ -12226,7 +11923,7 @@
           <w:szCs w:val="20"/>
           <w:lang w:eastAsia="ja-JP"/>
         </w:rPr>
-        <w:t xml:space="preserve">    volumes:</w:t>
+        <w:t xml:space="preserve">      - .:/app</w:t>
       </w:r>
     </w:p>
     <w:p>
@@ -12245,25 +11942,26 @@
           <w:szCs w:val="20"/>
           <w:lang w:eastAsia="ja-JP"/>
         </w:rPr>
-        <w:t xml:space="preserve">      </w:t>
-      </w:r>
-      <w:proofErr w:type="gramStart"/>
-      <w:r>
+        <w:t xml:space="preserve">    working_dir: /app/Server/AuthService</w:t>
+      </w:r>
+    </w:p>
+    <w:p>
+      <w:pPr>
+        <w:spacing w:after="0"/>
+        <w:ind w:firstLine="90"/>
         <w:rPr>
           <w:sz w:val="20"/>
           <w:szCs w:val="20"/>
           <w:lang w:eastAsia="ja-JP"/>
         </w:rPr>
-        <w:t>- .</w:t>
-      </w:r>
-      <w:proofErr w:type="gramEnd"/>
+      </w:pPr>
       <w:r>
         <w:rPr>
           <w:sz w:val="20"/>
           <w:szCs w:val="20"/>
           <w:lang w:eastAsia="ja-JP"/>
         </w:rPr>
-        <w:t>:/app</w:t>
+        <w:t xml:space="preserve">    depends_on:</w:t>
       </w:r>
     </w:p>
     <w:p>
@@ -12282,36 +11980,46 @@
           <w:szCs w:val="20"/>
           <w:lang w:eastAsia="ja-JP"/>
         </w:rPr>
-        <w:t xml:space="preserve">    </w:t>
-      </w:r>
-      <w:proofErr w:type="spellStart"/>
-      <w:r>
+        <w:t xml:space="preserve">      - db</w:t>
+      </w:r>
+    </w:p>
+    <w:p>
+      <w:pPr>
+        <w:spacing w:after="0"/>
+        <w:ind w:firstLine="90"/>
         <w:rPr>
           <w:sz w:val="20"/>
           <w:szCs w:val="20"/>
           <w:lang w:eastAsia="ja-JP"/>
         </w:rPr>
-        <w:t>working_dir</w:t>
-      </w:r>
-      <w:proofErr w:type="spellEnd"/>
+      </w:pPr>
       <w:r>
         <w:rPr>
           <w:sz w:val="20"/>
           <w:szCs w:val="20"/>
           <w:lang w:eastAsia="ja-JP"/>
         </w:rPr>
-        <w:t>: /app/Server/</w:t>
-      </w:r>
-      <w:proofErr w:type="spellStart"/>
-      <w:r>
+        <w:t xml:space="preserve">    networks:</w:t>
+      </w:r>
+    </w:p>
+    <w:p>
+      <w:pPr>
+        <w:spacing w:after="0"/>
+        <w:ind w:firstLine="90"/>
         <w:rPr>
           <w:sz w:val="20"/>
           <w:szCs w:val="20"/>
           <w:lang w:eastAsia="ja-JP"/>
         </w:rPr>
-        <w:t>AuthService</w:t>
-      </w:r>
-      <w:proofErr w:type="spellEnd"/>
+      </w:pPr>
+      <w:r>
+        <w:rPr>
+          <w:sz w:val="20"/>
+          <w:szCs w:val="20"/>
+          <w:lang w:eastAsia="ja-JP"/>
+        </w:rPr>
+        <w:t xml:space="preserve">      - a2cnet</w:t>
+      </w:r>
     </w:p>
     <w:p>
       <w:pPr>
@@ -12329,25 +12037,26 @@
           <w:szCs w:val="20"/>
           <w:lang w:eastAsia="ja-JP"/>
         </w:rPr>
-        <w:t xml:space="preserve">    </w:t>
-      </w:r>
-      <w:proofErr w:type="spellStart"/>
-      <w:r>
+        <w:t xml:space="preserve">    entrypoint: &gt;</w:t>
+      </w:r>
+    </w:p>
+    <w:p>
+      <w:pPr>
+        <w:spacing w:after="0"/>
+        <w:ind w:firstLine="90"/>
         <w:rPr>
           <w:sz w:val="20"/>
           <w:szCs w:val="20"/>
           <w:lang w:eastAsia="ja-JP"/>
         </w:rPr>
-        <w:t>depends_on</w:t>
-      </w:r>
-      <w:proofErr w:type="spellEnd"/>
+      </w:pPr>
       <w:r>
         <w:rPr>
           <w:sz w:val="20"/>
           <w:szCs w:val="20"/>
           <w:lang w:eastAsia="ja-JP"/>
         </w:rPr>
-        <w:t>:</w:t>
+        <w:t xml:space="preserve">      bash -c "dotnet tool list -g | grep dotnet-ef || dotnet tool install --global dotnet-ef &amp;&amp;</w:t>
       </w:r>
     </w:p>
     <w:p>
@@ -12366,18 +12075,27 @@
           <w:szCs w:val="20"/>
           <w:lang w:eastAsia="ja-JP"/>
         </w:rPr>
-        <w:t xml:space="preserve">      - </w:t>
-      </w:r>
-      <w:proofErr w:type="spellStart"/>
-      <w:r>
+        <w:t xml:space="preserve">           dotnet ef database update --project /app/Server/AuthService/AuthService.csproj"</w:t>
+      </w:r>
+    </w:p>
+    <w:p>
+      <w:pPr>
+        <w:spacing w:after="0"/>
+        <w:ind w:firstLine="90"/>
         <w:rPr>
           <w:sz w:val="20"/>
           <w:szCs w:val="20"/>
           <w:lang w:eastAsia="ja-JP"/>
         </w:rPr>
-        <w:t>db</w:t>
-      </w:r>
-      <w:proofErr w:type="spellEnd"/>
+      </w:pPr>
+      <w:r>
+        <w:rPr>
+          <w:sz w:val="20"/>
+          <w:szCs w:val="20"/>
+          <w:lang w:eastAsia="ja-JP"/>
+        </w:rPr>
+        <w:t xml:space="preserve">    environment:</w:t>
+      </w:r>
     </w:p>
     <w:p>
       <w:pPr>
@@ -12395,302 +12113,7 @@
           <w:szCs w:val="20"/>
           <w:lang w:eastAsia="ja-JP"/>
         </w:rPr>
-        <w:lastRenderedPageBreak/>
-        <w:t xml:space="preserve">    networks:</w:t>
-      </w:r>
-    </w:p>
-    <w:p>
-      <w:pPr>
-        <w:spacing w:after="0"/>
-        <w:ind w:firstLine="90"/>
-        <w:rPr>
-          <w:sz w:val="20"/>
-          <w:szCs w:val="20"/>
-          <w:lang w:eastAsia="ja-JP"/>
-        </w:rPr>
-      </w:pPr>
-      <w:r>
-        <w:rPr>
-          <w:sz w:val="20"/>
-          <w:szCs w:val="20"/>
-          <w:lang w:eastAsia="ja-JP"/>
-        </w:rPr>
-        <w:t xml:space="preserve">      - a2cnet</w:t>
-      </w:r>
-    </w:p>
-    <w:p>
-      <w:pPr>
-        <w:spacing w:after="0"/>
-        <w:ind w:firstLine="90"/>
-        <w:rPr>
-          <w:sz w:val="20"/>
-          <w:szCs w:val="20"/>
-          <w:lang w:eastAsia="ja-JP"/>
-        </w:rPr>
-      </w:pPr>
-      <w:r>
-        <w:rPr>
-          <w:sz w:val="20"/>
-          <w:szCs w:val="20"/>
-          <w:lang w:eastAsia="ja-JP"/>
-        </w:rPr>
-        <w:t xml:space="preserve">    </w:t>
-      </w:r>
-      <w:proofErr w:type="spellStart"/>
-      <w:r>
-        <w:rPr>
-          <w:sz w:val="20"/>
-          <w:szCs w:val="20"/>
-          <w:lang w:eastAsia="ja-JP"/>
-        </w:rPr>
-        <w:t>entrypoint</w:t>
-      </w:r>
-      <w:proofErr w:type="spellEnd"/>
-      <w:r>
-        <w:rPr>
-          <w:sz w:val="20"/>
-          <w:szCs w:val="20"/>
-          <w:lang w:eastAsia="ja-JP"/>
-        </w:rPr>
-        <w:t>: &gt;</w:t>
-      </w:r>
-    </w:p>
-    <w:p>
-      <w:pPr>
-        <w:spacing w:after="0"/>
-        <w:ind w:firstLine="90"/>
-        <w:rPr>
-          <w:sz w:val="20"/>
-          <w:szCs w:val="20"/>
-          <w:lang w:eastAsia="ja-JP"/>
-        </w:rPr>
-      </w:pPr>
-      <w:r>
-        <w:rPr>
-          <w:sz w:val="20"/>
-          <w:szCs w:val="20"/>
-          <w:lang w:eastAsia="ja-JP"/>
-        </w:rPr>
-        <w:t xml:space="preserve">      bash -c "dotnet tool list -g | grep dotnet-</w:t>
-      </w:r>
-      <w:proofErr w:type="spellStart"/>
-      <w:r>
-        <w:rPr>
-          <w:sz w:val="20"/>
-          <w:szCs w:val="20"/>
-          <w:lang w:eastAsia="ja-JP"/>
-        </w:rPr>
-        <w:t>ef</w:t>
-      </w:r>
-      <w:proofErr w:type="spellEnd"/>
-      <w:r>
-        <w:rPr>
-          <w:sz w:val="20"/>
-          <w:szCs w:val="20"/>
-          <w:lang w:eastAsia="ja-JP"/>
-        </w:rPr>
-        <w:t xml:space="preserve"> || dotnet tool install --global dotnet-</w:t>
-      </w:r>
-      <w:proofErr w:type="spellStart"/>
-      <w:r>
-        <w:rPr>
-          <w:sz w:val="20"/>
-          <w:szCs w:val="20"/>
-          <w:lang w:eastAsia="ja-JP"/>
-        </w:rPr>
-        <w:t>ef</w:t>
-      </w:r>
-      <w:proofErr w:type="spellEnd"/>
-      <w:r>
-        <w:rPr>
-          <w:sz w:val="20"/>
-          <w:szCs w:val="20"/>
-          <w:lang w:eastAsia="ja-JP"/>
-        </w:rPr>
-        <w:t xml:space="preserve"> &amp;&amp;</w:t>
-      </w:r>
-    </w:p>
-    <w:p>
-      <w:pPr>
-        <w:spacing w:after="0"/>
-        <w:ind w:firstLine="90"/>
-        <w:rPr>
-          <w:sz w:val="20"/>
-          <w:szCs w:val="20"/>
-          <w:lang w:eastAsia="ja-JP"/>
-        </w:rPr>
-      </w:pPr>
-      <w:r>
-        <w:rPr>
-          <w:sz w:val="20"/>
-          <w:szCs w:val="20"/>
-          <w:lang w:eastAsia="ja-JP"/>
-        </w:rPr>
-        <w:t xml:space="preserve">           dotnet </w:t>
-      </w:r>
-      <w:proofErr w:type="spellStart"/>
-      <w:r>
-        <w:rPr>
-          <w:sz w:val="20"/>
-          <w:szCs w:val="20"/>
-          <w:lang w:eastAsia="ja-JP"/>
-        </w:rPr>
-        <w:t>ef</w:t>
-      </w:r>
-      <w:proofErr w:type="spellEnd"/>
-      <w:r>
-        <w:rPr>
-          <w:sz w:val="20"/>
-          <w:szCs w:val="20"/>
-          <w:lang w:eastAsia="ja-JP"/>
-        </w:rPr>
-        <w:t xml:space="preserve"> database update --project /app/Server/</w:t>
-      </w:r>
-      <w:proofErr w:type="spellStart"/>
-      <w:r>
-        <w:rPr>
-          <w:sz w:val="20"/>
-          <w:szCs w:val="20"/>
-          <w:lang w:eastAsia="ja-JP"/>
-        </w:rPr>
-        <w:t>AuthService</w:t>
-      </w:r>
-      <w:proofErr w:type="spellEnd"/>
-      <w:r>
-        <w:rPr>
-          <w:sz w:val="20"/>
-          <w:szCs w:val="20"/>
-          <w:lang w:eastAsia="ja-JP"/>
-        </w:rPr>
-        <w:t>/</w:t>
-      </w:r>
-      <w:proofErr w:type="spellStart"/>
-      <w:r>
-        <w:rPr>
-          <w:sz w:val="20"/>
-          <w:szCs w:val="20"/>
-          <w:lang w:eastAsia="ja-JP"/>
-        </w:rPr>
-        <w:t>AuthService.csproj</w:t>
-      </w:r>
-      <w:proofErr w:type="spellEnd"/>
-      <w:r>
-        <w:rPr>
-          <w:sz w:val="20"/>
-          <w:szCs w:val="20"/>
-          <w:lang w:eastAsia="ja-JP"/>
-        </w:rPr>
-        <w:t>"</w:t>
-      </w:r>
-    </w:p>
-    <w:p>
-      <w:pPr>
-        <w:spacing w:after="0"/>
-        <w:ind w:firstLine="90"/>
-        <w:rPr>
-          <w:sz w:val="20"/>
-          <w:szCs w:val="20"/>
-          <w:lang w:eastAsia="ja-JP"/>
-        </w:rPr>
-      </w:pPr>
-      <w:r>
-        <w:rPr>
-          <w:sz w:val="20"/>
-          <w:szCs w:val="20"/>
-          <w:lang w:eastAsia="ja-JP"/>
-        </w:rPr>
-        <w:t xml:space="preserve">    environment:</w:t>
-      </w:r>
-    </w:p>
-    <w:p>
-      <w:pPr>
-        <w:spacing w:after="0"/>
-        <w:ind w:firstLine="90"/>
-        <w:rPr>
-          <w:sz w:val="20"/>
-          <w:szCs w:val="20"/>
-          <w:lang w:eastAsia="ja-JP"/>
-        </w:rPr>
-      </w:pPr>
-      <w:r>
-        <w:rPr>
-          <w:sz w:val="20"/>
-          <w:szCs w:val="20"/>
-          <w:lang w:eastAsia="ja-JP"/>
-        </w:rPr>
-        <w:t xml:space="preserve">      - ConnectionStrings__DefaultConnection=Host=</w:t>
-      </w:r>
-      <w:proofErr w:type="gramStart"/>
-      <w:r>
-        <w:rPr>
-          <w:sz w:val="20"/>
-          <w:szCs w:val="20"/>
-          <w:lang w:eastAsia="ja-JP"/>
-        </w:rPr>
-        <w:t>db;Port</w:t>
-      </w:r>
-      <w:proofErr w:type="gramEnd"/>
-      <w:r>
-        <w:rPr>
-          <w:sz w:val="20"/>
-          <w:szCs w:val="20"/>
-          <w:lang w:eastAsia="ja-JP"/>
-        </w:rPr>
-        <w:t>=</w:t>
-      </w:r>
-      <w:proofErr w:type="gramStart"/>
-      <w:r>
-        <w:rPr>
-          <w:sz w:val="20"/>
-          <w:szCs w:val="20"/>
-          <w:lang w:eastAsia="ja-JP"/>
-        </w:rPr>
-        <w:t>5432;Database</w:t>
-      </w:r>
-      <w:proofErr w:type="gramEnd"/>
-      <w:r>
-        <w:rPr>
-          <w:sz w:val="20"/>
-          <w:szCs w:val="20"/>
-          <w:lang w:eastAsia="ja-JP"/>
-        </w:rPr>
-        <w:t>=a2c_</w:t>
-      </w:r>
-      <w:proofErr w:type="gramStart"/>
-      <w:r>
-        <w:rPr>
-          <w:sz w:val="20"/>
-          <w:szCs w:val="20"/>
-          <w:lang w:eastAsia="ja-JP"/>
-        </w:rPr>
-        <w:t>crm;Username</w:t>
-      </w:r>
-      <w:proofErr w:type="gramEnd"/>
-      <w:r>
-        <w:rPr>
-          <w:sz w:val="20"/>
-          <w:szCs w:val="20"/>
-          <w:lang w:eastAsia="ja-JP"/>
-        </w:rPr>
-        <w:t>=</w:t>
-      </w:r>
-      <w:proofErr w:type="gramStart"/>
-      <w:r>
-        <w:rPr>
-          <w:sz w:val="20"/>
-          <w:szCs w:val="20"/>
-          <w:lang w:eastAsia="ja-JP"/>
-        </w:rPr>
-        <w:t>postgres;Password</w:t>
-      </w:r>
-      <w:proofErr w:type="gramEnd"/>
-      <w:r>
-        <w:rPr>
-          <w:sz w:val="20"/>
-          <w:szCs w:val="20"/>
-          <w:lang w:eastAsia="ja-JP"/>
-        </w:rPr>
-        <w:t>=postgres</w:t>
+        <w:t xml:space="preserve">      - ConnectionStrings__DefaultConnection=Host=db;Port=5432;Database=a2c_crm;Username=postgres;Password=postgres</w:t>
       </w:r>
     </w:p>
     <w:p>
@@ -12727,12 +12150,13 @@
           <w:lang w:eastAsia="ja-JP"/>
         </w:rPr>
       </w:pPr>
-      <w:bookmarkStart w:id="69" w:name="_Toc206421113"/>
+      <w:bookmarkStart w:id="78" w:name="_Toc206695384"/>
       <w:r>
         <w:rPr>
           <w:rFonts w:cstheme="majorHAnsi"/>
           <w:lang w:eastAsia="ja-JP"/>
         </w:rPr>
+        <w:lastRenderedPageBreak/>
         <w:t xml:space="preserve">Project </w:t>
       </w:r>
       <w:r>
@@ -12742,7 +12166,7 @@
         </w:rPr>
         <w:t>Structure (Dev)</w:t>
       </w:r>
-      <w:bookmarkEnd w:id="69"/>
+      <w:bookmarkEnd w:id="78"/>
     </w:p>
     <w:p>
       <w:pPr>
@@ -13522,16 +12946,15 @@
           <w:lang w:eastAsia="ja-JP" w:bidi="he-IL"/>
         </w:rPr>
       </w:pPr>
-      <w:bookmarkStart w:id="70" w:name="_Toc206421114"/>
+      <w:bookmarkStart w:id="79" w:name="_Toc206695385"/>
       <w:r>
         <w:rPr>
           <w:rFonts w:cstheme="majorHAnsi"/>
           <w:lang w:eastAsia="ja-JP"/>
         </w:rPr>
-        <w:lastRenderedPageBreak/>
         <w:t>Client Frontend</w:t>
       </w:r>
-      <w:bookmarkEnd w:id="70"/>
+      <w:bookmarkEnd w:id="79"/>
     </w:p>
     <w:p>
       <w:pPr>
@@ -13562,8 +12985,10 @@
           <w:szCs w:val="28"/>
         </w:rPr>
       </w:pPr>
-      <w:bookmarkStart w:id="71" w:name="_Toc206421115"/>
-      <w:bookmarkEnd w:id="71"/>
+      <w:bookmarkStart w:id="80" w:name="_Toc206421115"/>
+      <w:bookmarkStart w:id="81" w:name="_Toc206695386"/>
+      <w:bookmarkEnd w:id="80"/>
+      <w:bookmarkEnd w:id="81"/>
     </w:p>
     <w:p>
       <w:pPr>
@@ -13587,8 +13012,10 @@
           <w:szCs w:val="28"/>
         </w:rPr>
       </w:pPr>
-      <w:bookmarkStart w:id="72" w:name="_Toc206421116"/>
-      <w:bookmarkEnd w:id="72"/>
+      <w:bookmarkStart w:id="82" w:name="_Toc206421116"/>
+      <w:bookmarkStart w:id="83" w:name="_Toc206695387"/>
+      <w:bookmarkEnd w:id="82"/>
+      <w:bookmarkEnd w:id="83"/>
     </w:p>
     <w:p>
       <w:pPr>
@@ -13612,8 +13039,10 @@
           <w:szCs w:val="28"/>
         </w:rPr>
       </w:pPr>
-      <w:bookmarkStart w:id="73" w:name="_Toc206421117"/>
-      <w:bookmarkEnd w:id="73"/>
+      <w:bookmarkStart w:id="84" w:name="_Toc206421117"/>
+      <w:bookmarkStart w:id="85" w:name="_Toc206695388"/>
+      <w:bookmarkEnd w:id="84"/>
+      <w:bookmarkEnd w:id="85"/>
     </w:p>
     <w:p>
       <w:pPr>
@@ -13637,8 +13066,10 @@
           <w:szCs w:val="28"/>
         </w:rPr>
       </w:pPr>
-      <w:bookmarkStart w:id="74" w:name="_Toc206421118"/>
-      <w:bookmarkEnd w:id="74"/>
+      <w:bookmarkStart w:id="86" w:name="_Toc206421118"/>
+      <w:bookmarkStart w:id="87" w:name="_Toc206695389"/>
+      <w:bookmarkEnd w:id="86"/>
+      <w:bookmarkEnd w:id="87"/>
     </w:p>
     <w:p>
       <w:pPr>
@@ -13662,8 +13093,10 @@
           <w:szCs w:val="28"/>
         </w:rPr>
       </w:pPr>
-      <w:bookmarkStart w:id="75" w:name="_Toc206421119"/>
-      <w:bookmarkEnd w:id="75"/>
+      <w:bookmarkStart w:id="88" w:name="_Toc206421119"/>
+      <w:bookmarkStart w:id="89" w:name="_Toc206695390"/>
+      <w:bookmarkEnd w:id="88"/>
+      <w:bookmarkEnd w:id="89"/>
     </w:p>
     <w:p>
       <w:pPr>
@@ -13687,8 +13120,10 @@
           <w:szCs w:val="28"/>
         </w:rPr>
       </w:pPr>
-      <w:bookmarkStart w:id="76" w:name="_Toc206421120"/>
-      <w:bookmarkEnd w:id="76"/>
+      <w:bookmarkStart w:id="90" w:name="_Toc206421120"/>
+      <w:bookmarkStart w:id="91" w:name="_Toc206695391"/>
+      <w:bookmarkEnd w:id="90"/>
+      <w:bookmarkEnd w:id="91"/>
     </w:p>
     <w:p>
       <w:pPr>
@@ -13712,8 +13147,10 @@
           <w:szCs w:val="28"/>
         </w:rPr>
       </w:pPr>
-      <w:bookmarkStart w:id="77" w:name="_Toc206421121"/>
-      <w:bookmarkEnd w:id="77"/>
+      <w:bookmarkStart w:id="92" w:name="_Toc206421121"/>
+      <w:bookmarkStart w:id="93" w:name="_Toc206695392"/>
+      <w:bookmarkEnd w:id="92"/>
+      <w:bookmarkEnd w:id="93"/>
     </w:p>
     <w:p>
       <w:pPr>
@@ -13737,8 +13174,10 @@
           <w:szCs w:val="28"/>
         </w:rPr>
       </w:pPr>
-      <w:bookmarkStart w:id="78" w:name="_Toc206421122"/>
-      <w:bookmarkEnd w:id="78"/>
+      <w:bookmarkStart w:id="94" w:name="_Toc206421122"/>
+      <w:bookmarkStart w:id="95" w:name="_Toc206695393"/>
+      <w:bookmarkEnd w:id="94"/>
+      <w:bookmarkEnd w:id="95"/>
     </w:p>
     <w:p>
       <w:pPr>
@@ -13762,8 +13201,10 @@
           <w:szCs w:val="28"/>
         </w:rPr>
       </w:pPr>
-      <w:bookmarkStart w:id="79" w:name="_Toc206421123"/>
-      <w:bookmarkEnd w:id="79"/>
+      <w:bookmarkStart w:id="96" w:name="_Toc206421123"/>
+      <w:bookmarkStart w:id="97" w:name="_Toc206695394"/>
+      <w:bookmarkEnd w:id="96"/>
+      <w:bookmarkEnd w:id="97"/>
     </w:p>
     <w:p>
       <w:pPr>
@@ -13787,8 +13228,10 @@
           <w:szCs w:val="28"/>
         </w:rPr>
       </w:pPr>
-      <w:bookmarkStart w:id="80" w:name="_Toc206421124"/>
-      <w:bookmarkEnd w:id="80"/>
+      <w:bookmarkStart w:id="98" w:name="_Toc206421124"/>
+      <w:bookmarkStart w:id="99" w:name="_Toc206695395"/>
+      <w:bookmarkEnd w:id="98"/>
+      <w:bookmarkEnd w:id="99"/>
     </w:p>
     <w:p>
       <w:pPr>
@@ -13812,8 +13255,10 @@
           <w:szCs w:val="28"/>
         </w:rPr>
       </w:pPr>
-      <w:bookmarkStart w:id="81" w:name="_Toc206421125"/>
-      <w:bookmarkEnd w:id="81"/>
+      <w:bookmarkStart w:id="100" w:name="_Toc206421125"/>
+      <w:bookmarkStart w:id="101" w:name="_Toc206695396"/>
+      <w:bookmarkEnd w:id="100"/>
+      <w:bookmarkEnd w:id="101"/>
     </w:p>
     <w:p>
       <w:pPr>
@@ -13837,8 +13282,10 @@
           <w:szCs w:val="28"/>
         </w:rPr>
       </w:pPr>
-      <w:bookmarkStart w:id="82" w:name="_Toc206421126"/>
-      <w:bookmarkEnd w:id="82"/>
+      <w:bookmarkStart w:id="102" w:name="_Toc206421126"/>
+      <w:bookmarkStart w:id="103" w:name="_Toc206695397"/>
+      <w:bookmarkEnd w:id="102"/>
+      <w:bookmarkEnd w:id="103"/>
     </w:p>
     <w:p>
       <w:pPr>
@@ -13862,23 +13309,21 @@
           <w:szCs w:val="28"/>
         </w:rPr>
       </w:pPr>
-      <w:bookmarkStart w:id="83" w:name="_Toc206421127"/>
-      <w:bookmarkEnd w:id="83"/>
+      <w:bookmarkStart w:id="104" w:name="_Toc206421127"/>
+      <w:bookmarkStart w:id="105" w:name="_Toc206695398"/>
+      <w:bookmarkEnd w:id="104"/>
+      <w:bookmarkEnd w:id="105"/>
     </w:p>
     <w:p>
       <w:pPr>
         <w:pStyle w:val="Heading2"/>
       </w:pPr>
-      <w:bookmarkStart w:id="84" w:name="_Toc206421128"/>
+      <w:bookmarkStart w:id="106" w:name="_Toc206695399"/>
       <w:r>
         <w:t>Application Login form</w:t>
       </w:r>
       <w:r>
-        <w:t xml:space="preserve"> (</w:t>
-      </w:r>
-      <w:proofErr w:type="spellStart"/>
-      <w:r>
-        <w:t>Login</w:t>
+        <w:t xml:space="preserve"> (Login</w:t>
       </w:r>
       <w:r>
         <w:rPr>
@@ -13888,13 +13333,9 @@
         <w:t>Page</w:t>
       </w:r>
       <w:r>
-        <w:t>.tsx</w:t>
-      </w:r>
-      <w:proofErr w:type="spellEnd"/>
-      <w:r>
-        <w:t>)</w:t>
-      </w:r>
-      <w:bookmarkEnd w:id="84"/>
+        <w:t>.tsx)</w:t>
+      </w:r>
+      <w:bookmarkEnd w:id="106"/>
     </w:p>
     <w:p>
       <w:pPr>
@@ -13975,28 +13416,14 @@
         </w:rPr>
         <w:tab/>
       </w:r>
-      <w:bookmarkStart w:id="85" w:name="_Toc206421129"/>
+      <w:bookmarkStart w:id="107" w:name="_Toc206695400"/>
       <w:r>
         <w:rPr>
           <w:lang w:eastAsia="ja-JP" w:bidi="he-IL"/>
         </w:rPr>
-        <w:t>Welcome Page (</w:t>
-      </w:r>
-      <w:proofErr w:type="spellStart"/>
-      <w:r>
-        <w:rPr>
-          <w:lang w:eastAsia="ja-JP" w:bidi="he-IL"/>
-        </w:rPr>
-        <w:t>WelcomePage.tsx</w:t>
-      </w:r>
-      <w:proofErr w:type="spellEnd"/>
-      <w:r>
-        <w:rPr>
-          <w:lang w:eastAsia="ja-JP" w:bidi="he-IL"/>
-        </w:rPr>
-        <w:t>)</w:t>
-      </w:r>
-      <w:bookmarkEnd w:id="85"/>
+        <w:t>Welcome Page (WelcomePage.tsx)</w:t>
+      </w:r>
+      <w:bookmarkEnd w:id="107"/>
     </w:p>
     <w:p>
       <w:pPr>
@@ -14013,6 +13440,7 @@
       </w:r>
       <w:r>
         <w:rPr>
+          <w:noProof/>
           <w:lang w:eastAsia="ja-JP" w:bidi="he-IL"/>
         </w:rPr>
         <w:drawing>
@@ -14092,6 +13520,7 @@
       <w:pPr>
         <w:pStyle w:val="Heading2"/>
       </w:pPr>
+      <w:bookmarkStart w:id="108" w:name="_Toc206695401"/>
       <w:r>
         <w:rPr>
           <w:rFonts w:hint="eastAsia"/>
@@ -14106,7 +13535,6 @@
         </w:rPr>
         <w:t xml:space="preserve"> Page (</w:t>
       </w:r>
-      <w:proofErr w:type="spellStart"/>
       <w:r>
         <w:rPr>
           <w:rFonts w:hint="eastAsia"/>
@@ -14118,15 +13546,9 @@
         <w:rPr>
           <w:lang w:eastAsia="ja-JP" w:bidi="he-IL"/>
         </w:rPr>
-        <w:t>Page.tsx</w:t>
-      </w:r>
-      <w:proofErr w:type="spellEnd"/>
-      <w:r>
-        <w:rPr>
-          <w:lang w:eastAsia="ja-JP" w:bidi="he-IL"/>
-        </w:rPr>
-        <w:t>)</w:t>
-      </w:r>
+        <w:t>Page.tsx)</w:t>
+      </w:r>
+      <w:bookmarkEnd w:id="108"/>
     </w:p>
     <w:p>
       <w:pPr>
@@ -14137,6 +13559,7 @@
       </w:pPr>
       <w:r>
         <w:rPr>
+          <w:noProof/>
           <w:lang w:eastAsia="ja-JP" w:bidi="he-IL"/>
         </w:rPr>
         <w:drawing>
@@ -14207,14 +13630,14 @@
       <w:pPr>
         <w:pStyle w:val="Heading2"/>
       </w:pPr>
-      <w:bookmarkStart w:id="86" w:name="_Toc206421130"/>
+      <w:bookmarkStart w:id="109" w:name="_Toc206695402"/>
       <w:r>
         <w:rPr>
           <w:lang w:eastAsia="ja-JP" w:bidi="he-IL"/>
         </w:rPr>
         <w:t>Client Folders structure</w:t>
       </w:r>
-      <w:bookmarkEnd w:id="86"/>
+      <w:bookmarkEnd w:id="109"/>
     </w:p>
     <w:p>
       <w:pPr>
@@ -14280,21 +13703,7 @@
         <w:rPr>
           <w:lang w:val="en-IL" w:eastAsia="ja-JP"/>
         </w:rPr>
-        <w:t xml:space="preserve">├── </w:t>
-      </w:r>
-      <w:proofErr w:type="spellStart"/>
-      <w:r>
-        <w:rPr>
-          <w:lang w:val="en-IL" w:eastAsia="ja-JP"/>
-        </w:rPr>
-        <w:t>src</w:t>
-      </w:r>
-      <w:proofErr w:type="spellEnd"/>
-      <w:r>
-        <w:rPr>
-          <w:lang w:val="en-IL" w:eastAsia="ja-JP"/>
-        </w:rPr>
-        <w:t>/</w:t>
+        <w:t>├── src/</w:t>
       </w:r>
     </w:p>
     <w:p>
@@ -14339,7 +13748,6 @@
         </w:rPr>
         <w:t xml:space="preserve">│   │   ├── </w:t>
       </w:r>
-      <w:proofErr w:type="spellStart"/>
       <w:r>
         <w:rPr>
           <w:rFonts w:hint="eastAsia"/>
@@ -14347,7 +13755,6 @@
         </w:rPr>
         <w:t>LoginPage.tsx</w:t>
       </w:r>
-      <w:proofErr w:type="spellEnd"/>
     </w:p>
     <w:p>
       <w:pPr>
@@ -14363,22 +13770,35 @@
         </w:rPr>
         <w:t xml:space="preserve">│   │   ├── </w:t>
       </w:r>
-      <w:proofErr w:type="spellStart"/>
       <w:r>
         <w:rPr>
           <w:rFonts w:hint="eastAsia"/>
           <w:lang w:val="en-IL" w:eastAsia="ja-JP"/>
         </w:rPr>
-        <w:t>Welcome</w:t>
+        <w:t>WelcomePage.tsx</w:t>
+      </w:r>
+    </w:p>
+    <w:p>
+      <w:pPr>
+        <w:spacing w:after="0"/>
+        <w:ind w:firstLine="90"/>
+        <w:rPr>
+          <w:lang w:val="en-IL" w:eastAsia="ja-JP"/>
+        </w:rPr>
+      </w:pPr>
+      <w:r>
+        <w:rPr>
+          <w:lang w:val="en-IL" w:eastAsia="ja-JP"/>
+        </w:rPr>
+        <w:t xml:space="preserve">│   │   ├── </w:t>
       </w:r>
       <w:r>
         <w:rPr>
           <w:rFonts w:hint="eastAsia"/>
           <w:lang w:val="en-IL" w:eastAsia="ja-JP"/>
         </w:rPr>
-        <w:t>Page.tsx</w:t>
-      </w:r>
-      <w:proofErr w:type="spellEnd"/>
+        <w:t>UsersPage.tsx</w:t>
+      </w:r>
     </w:p>
     <w:p>
       <w:pPr>
@@ -14392,24 +13812,169 @@
         <w:rPr>
           <w:lang w:val="en-IL" w:eastAsia="ja-JP"/>
         </w:rPr>
-        <w:t xml:space="preserve">│   │   ├── </w:t>
-      </w:r>
-      <w:proofErr w:type="spellStart"/>
+        <w:t xml:space="preserve">│   ├── </w:t>
+      </w:r>
       <w:r>
         <w:rPr>
           <w:rFonts w:hint="eastAsia"/>
           <w:lang w:val="en-IL" w:eastAsia="ja-JP"/>
         </w:rPr>
-        <w:t>Users</w:t>
+        <w:t>store</w:t>
+      </w:r>
+      <w:r>
+        <w:rPr>
+          <w:lang w:val="en-IL" w:eastAsia="ja-JP"/>
+        </w:rPr>
+        <w:t>/          # Reusable UI components (Button, Modal, Table)</w:t>
+      </w:r>
+    </w:p>
+    <w:p>
+      <w:pPr>
+        <w:spacing w:after="0"/>
+        <w:ind w:firstLine="90"/>
+        <w:rPr>
+          <w:lang w:val="en-IL" w:eastAsia="ja-JP"/>
+        </w:rPr>
+      </w:pPr>
+      <w:r>
+        <w:rPr>
+          <w:lang w:val="en-IL" w:eastAsia="ja-JP"/>
+        </w:rPr>
+        <w:t>│   │   ├── customers/       # Customer management screens and components</w:t>
+      </w:r>
+    </w:p>
+    <w:p>
+      <w:pPr>
+        <w:spacing w:after="0"/>
+        <w:ind w:firstLine="90"/>
+        <w:rPr>
+          <w:lang w:val="en-IL" w:eastAsia="ja-JP"/>
+        </w:rPr>
+      </w:pPr>
+      <w:r>
+        <w:rPr>
+          <w:lang w:val="en-IL" w:eastAsia="ja-JP"/>
+        </w:rPr>
+        <w:t>│   │   ├── orders/          # Order creation and management</w:t>
+      </w:r>
+    </w:p>
+    <w:p>
+      <w:pPr>
+        <w:spacing w:after="0"/>
+        <w:ind w:firstLine="90"/>
+        <w:rPr>
+          <w:lang w:val="en-IL" w:eastAsia="ja-JP"/>
+        </w:rPr>
+      </w:pPr>
+      <w:r>
+        <w:rPr>
+          <w:lang w:val="en-IL" w:eastAsia="ja-JP"/>
+        </w:rPr>
+        <w:t>│   │   ├── products/        # Product catalog and pricing</w:t>
+      </w:r>
+    </w:p>
+    <w:p>
+      <w:pPr>
+        <w:spacing w:after="0"/>
+        <w:ind w:firstLine="90"/>
+        <w:rPr>
+          <w:lang w:val="en-IL" w:eastAsia="ja-JP"/>
+        </w:rPr>
+      </w:pPr>
+      <w:r>
+        <w:rPr>
+          <w:lang w:val="en-IL" w:eastAsia="ja-JP"/>
+        </w:rPr>
+        <w:t>│   │   ├── settings/        # System configuration and user roles</w:t>
+      </w:r>
+    </w:p>
+    <w:p>
+      <w:pPr>
+        <w:spacing w:after="0"/>
+        <w:ind w:firstLine="90"/>
+        <w:rPr>
+          <w:lang w:val="en-IL" w:eastAsia="ja-JP"/>
+        </w:rPr>
+      </w:pPr>
+      <w:r>
+        <w:rPr>
+          <w:lang w:val="en-IL" w:eastAsia="ja-JP"/>
+        </w:rPr>
+        <w:t>│   ├── routes/              # Route definitions using React Router</w:t>
+      </w:r>
+    </w:p>
+    <w:p>
+      <w:pPr>
+        <w:spacing w:after="0"/>
+        <w:ind w:firstLine="90"/>
+        <w:rPr>
+          <w:lang w:val="en-IL" w:eastAsia="ja-JP"/>
+        </w:rPr>
+      </w:pPr>
+      <w:r>
+        <w:rPr>
+          <w:lang w:val="en-IL" w:eastAsia="ja-JP"/>
+        </w:rPr>
+        <w:t>│   ├── services/            # API calls and service logic (axios instances)</w:t>
+      </w:r>
+    </w:p>
+    <w:p>
+      <w:pPr>
+        <w:spacing w:after="0"/>
+        <w:ind w:firstLine="90"/>
+        <w:rPr>
+          <w:lang w:val="en-IL" w:eastAsia="ja-JP"/>
+        </w:rPr>
+      </w:pPr>
+      <w:r>
+        <w:rPr>
+          <w:lang w:val="en-IL" w:eastAsia="ja-JP"/>
+        </w:rPr>
+        <w:t>│   ├── utils/               # Utility functions (formatDate, validators, etc.)</w:t>
+      </w:r>
+    </w:p>
+    <w:p>
+      <w:pPr>
+        <w:spacing w:after="0"/>
+        <w:ind w:firstLine="90"/>
+        <w:rPr>
+          <w:lang w:val="en-IL" w:eastAsia="ja-JP"/>
+        </w:rPr>
+      </w:pPr>
+      <w:r>
+        <w:rPr>
+          <w:lang w:val="en-IL" w:eastAsia="ja-JP"/>
+        </w:rPr>
+        <w:t>│   ├── i18n/                # Internationalization (translations)</w:t>
+      </w:r>
+    </w:p>
+    <w:p>
+      <w:pPr>
+        <w:spacing w:after="0"/>
+        <w:ind w:firstLine="90"/>
+        <w:rPr>
+          <w:lang w:val="en-IL" w:eastAsia="ja-JP"/>
+        </w:rPr>
+      </w:pPr>
+      <w:r>
+        <w:rPr>
+          <w:lang w:val="en-IL" w:eastAsia="ja-JP"/>
+        </w:rPr>
+        <w:t>│   ├── App.</w:t>
       </w:r>
       <w:r>
         <w:rPr>
           <w:rFonts w:hint="eastAsia"/>
           <w:lang w:val="en-IL" w:eastAsia="ja-JP"/>
         </w:rPr>
-        <w:t>Page.tsx</w:t>
-      </w:r>
-      <w:proofErr w:type="spellEnd"/>
+        <w:t>css</w:t>
+      </w:r>
+      <w:r>
+        <w:rPr>
+          <w:lang w:val="en-IL" w:eastAsia="ja-JP"/>
+        </w:rPr>
+        <w:t xml:space="preserve">              </w:t>
+      </w:r>
     </w:p>
     <w:p>
       <w:pPr>
@@ -14423,20 +13988,20 @@
         <w:rPr>
           <w:lang w:val="en-IL" w:eastAsia="ja-JP"/>
         </w:rPr>
-        <w:t xml:space="preserve">│   ├── </w:t>
+        <w:t>│   ├── App.</w:t>
       </w:r>
       <w:r>
         <w:rPr>
           <w:rFonts w:hint="eastAsia"/>
           <w:lang w:val="en-IL" w:eastAsia="ja-JP"/>
         </w:rPr>
-        <w:t>store</w:t>
+        <w:t>test.</w:t>
       </w:r>
       <w:r>
         <w:rPr>
           <w:lang w:val="en-IL" w:eastAsia="ja-JP"/>
         </w:rPr>
-        <w:t>/          # Reusable UI components (Button, Modal, Table)</w:t>
+        <w:t xml:space="preserve">tsx              </w:t>
       </w:r>
     </w:p>
     <w:p>
@@ -14451,7 +14016,7 @@
         <w:rPr>
           <w:lang w:val="en-IL" w:eastAsia="ja-JP"/>
         </w:rPr>
-        <w:t>│   │   ├── customers/       # Customer management screens and components</w:t>
+        <w:t>│   ├── App.tsx              # Main application component</w:t>
       </w:r>
     </w:p>
     <w:p>
@@ -14466,7 +14031,7 @@
         <w:rPr>
           <w:lang w:val="en-IL" w:eastAsia="ja-JP"/>
         </w:rPr>
-        <w:t>│   │   ├── orders/          # Order creation and management</w:t>
+        <w:t>│   ├── main.tsx             # Entry point for React DOM rendering</w:t>
       </w:r>
     </w:p>
     <w:p>
@@ -14481,21 +14046,7 @@
         <w:rPr>
           <w:lang w:val="en-IL" w:eastAsia="ja-JP"/>
         </w:rPr>
-        <w:t xml:space="preserve">│   │   ├── products/        # Product </w:t>
-      </w:r>
-      <w:proofErr w:type="spellStart"/>
-      <w:r>
-        <w:rPr>
-          <w:lang w:val="en-IL" w:eastAsia="ja-JP"/>
-        </w:rPr>
-        <w:t>catalog</w:t>
-      </w:r>
-      <w:proofErr w:type="spellEnd"/>
-      <w:r>
-        <w:rPr>
-          <w:lang w:val="en-IL" w:eastAsia="ja-JP"/>
-        </w:rPr>
-        <w:t xml:space="preserve"> and pricing</w:t>
+        <w:t>├── .env                     # Environment variables</w:t>
       </w:r>
     </w:p>
     <w:p>
@@ -14510,7 +14061,7 @@
         <w:rPr>
           <w:lang w:val="en-IL" w:eastAsia="ja-JP"/>
         </w:rPr>
-        <w:t>│   │   ├── settings/        # System configuration and user roles</w:t>
+        <w:t>├── Dockerfile               # Docker setup for containerized frontend</w:t>
       </w:r>
     </w:p>
     <w:p>
@@ -14525,7 +14076,7 @@
         <w:rPr>
           <w:lang w:val="en-IL" w:eastAsia="ja-JP"/>
         </w:rPr>
-        <w:t>│   ├── routes/              # Route definitions using React Router</w:t>
+        <w:t>├── package.json             # Project dependencies and scripts</w:t>
       </w:r>
     </w:p>
     <w:p>
@@ -14540,313 +14091,7 @@
         <w:rPr>
           <w:lang w:val="en-IL" w:eastAsia="ja-JP"/>
         </w:rPr>
-        <w:t>│   ├── services/            # API calls and service logic (</w:t>
-      </w:r>
-      <w:proofErr w:type="spellStart"/>
-      <w:r>
-        <w:rPr>
-          <w:lang w:val="en-IL" w:eastAsia="ja-JP"/>
-        </w:rPr>
-        <w:t>axios</w:t>
-      </w:r>
-      <w:proofErr w:type="spellEnd"/>
-      <w:r>
-        <w:rPr>
-          <w:lang w:val="en-IL" w:eastAsia="ja-JP"/>
-        </w:rPr>
-        <w:t xml:space="preserve"> instances)</w:t>
-      </w:r>
-    </w:p>
-    <w:p>
-      <w:pPr>
-        <w:spacing w:after="0"/>
-        <w:ind w:firstLine="90"/>
-        <w:rPr>
-          <w:lang w:val="en-IL" w:eastAsia="ja-JP"/>
-        </w:rPr>
-      </w:pPr>
-      <w:r>
-        <w:rPr>
-          <w:lang w:val="en-IL" w:eastAsia="ja-JP"/>
-        </w:rPr>
-        <w:t>│   ├── utils/               # Utility functions (</w:t>
-      </w:r>
-      <w:proofErr w:type="spellStart"/>
-      <w:r>
-        <w:rPr>
-          <w:lang w:val="en-IL" w:eastAsia="ja-JP"/>
-        </w:rPr>
-        <w:t>formatDate</w:t>
-      </w:r>
-      <w:proofErr w:type="spellEnd"/>
-      <w:r>
-        <w:rPr>
-          <w:lang w:val="en-IL" w:eastAsia="ja-JP"/>
-        </w:rPr>
-        <w:t>, validators, etc.)</w:t>
-      </w:r>
-    </w:p>
-    <w:p>
-      <w:pPr>
-        <w:spacing w:after="0"/>
-        <w:ind w:firstLine="90"/>
-        <w:rPr>
-          <w:lang w:val="en-IL" w:eastAsia="ja-JP"/>
-        </w:rPr>
-      </w:pPr>
-      <w:r>
-        <w:rPr>
-          <w:lang w:val="en-IL" w:eastAsia="ja-JP"/>
-        </w:rPr>
-        <w:t>│   ├── i18n/                # Internationalization (translations)</w:t>
-      </w:r>
-    </w:p>
-    <w:p>
-      <w:pPr>
-        <w:spacing w:after="0"/>
-        <w:ind w:firstLine="90"/>
-        <w:rPr>
-          <w:lang w:val="en-IL" w:eastAsia="ja-JP"/>
-        </w:rPr>
-      </w:pPr>
-      <w:r>
-        <w:rPr>
-          <w:lang w:val="en-IL" w:eastAsia="ja-JP"/>
-        </w:rPr>
-        <w:t>│   ├── App.</w:t>
-      </w:r>
-      <w:r>
-        <w:rPr>
-          <w:rFonts w:hint="eastAsia"/>
-          <w:lang w:val="en-IL" w:eastAsia="ja-JP"/>
-        </w:rPr>
-        <w:t>css</w:t>
-      </w:r>
-      <w:r>
-        <w:rPr>
-          <w:lang w:val="en-IL" w:eastAsia="ja-JP"/>
-        </w:rPr>
-        <w:t xml:space="preserve">              </w:t>
-      </w:r>
-    </w:p>
-    <w:p>
-      <w:pPr>
-        <w:spacing w:after="0"/>
-        <w:ind w:firstLine="90"/>
-        <w:rPr>
-          <w:lang w:val="en-IL" w:eastAsia="ja-JP"/>
-        </w:rPr>
-      </w:pPr>
-      <w:r>
-        <w:rPr>
-          <w:lang w:val="en-IL" w:eastAsia="ja-JP"/>
-        </w:rPr>
-        <w:t xml:space="preserve">│   ├── </w:t>
-      </w:r>
-      <w:proofErr w:type="spellStart"/>
-      <w:r>
-        <w:rPr>
-          <w:lang w:val="en-IL" w:eastAsia="ja-JP"/>
-        </w:rPr>
-        <w:t>App.</w:t>
-      </w:r>
-      <w:r>
-        <w:rPr>
-          <w:rFonts w:hint="eastAsia"/>
-          <w:lang w:val="en-IL" w:eastAsia="ja-JP"/>
-        </w:rPr>
-        <w:t>test.</w:t>
-      </w:r>
-      <w:r>
-        <w:rPr>
-          <w:lang w:val="en-IL" w:eastAsia="ja-JP"/>
-        </w:rPr>
-        <w:t>tsx</w:t>
-      </w:r>
-      <w:proofErr w:type="spellEnd"/>
-      <w:r>
-        <w:rPr>
-          <w:lang w:val="en-IL" w:eastAsia="ja-JP"/>
-        </w:rPr>
-        <w:t xml:space="preserve">              </w:t>
-      </w:r>
-    </w:p>
-    <w:p>
-      <w:pPr>
-        <w:spacing w:after="0"/>
-        <w:ind w:firstLine="90"/>
-        <w:rPr>
-          <w:lang w:val="en-IL" w:eastAsia="ja-JP"/>
-        </w:rPr>
-      </w:pPr>
-      <w:r>
-        <w:rPr>
-          <w:lang w:val="en-IL" w:eastAsia="ja-JP"/>
-        </w:rPr>
-        <w:t xml:space="preserve">│   ├── </w:t>
-      </w:r>
-      <w:proofErr w:type="spellStart"/>
-      <w:r>
-        <w:rPr>
-          <w:lang w:val="en-IL" w:eastAsia="ja-JP"/>
-        </w:rPr>
-        <w:t>App.tsx</w:t>
-      </w:r>
-      <w:proofErr w:type="spellEnd"/>
-      <w:r>
-        <w:rPr>
-          <w:lang w:val="en-IL" w:eastAsia="ja-JP"/>
-        </w:rPr>
-        <w:t xml:space="preserve">              # Main application component</w:t>
-      </w:r>
-    </w:p>
-    <w:p>
-      <w:pPr>
-        <w:spacing w:after="0"/>
-        <w:ind w:firstLine="90"/>
-        <w:rPr>
-          <w:lang w:val="en-IL" w:eastAsia="ja-JP"/>
-        </w:rPr>
-      </w:pPr>
-      <w:r>
-        <w:rPr>
-          <w:lang w:val="en-IL" w:eastAsia="ja-JP"/>
-        </w:rPr>
-        <w:t xml:space="preserve">│   ├── </w:t>
-      </w:r>
-      <w:proofErr w:type="spellStart"/>
-      <w:r>
-        <w:rPr>
-          <w:lang w:val="en-IL" w:eastAsia="ja-JP"/>
-        </w:rPr>
-        <w:t>main.tsx</w:t>
-      </w:r>
-      <w:proofErr w:type="spellEnd"/>
-      <w:r>
-        <w:rPr>
-          <w:lang w:val="en-IL" w:eastAsia="ja-JP"/>
-        </w:rPr>
-        <w:t xml:space="preserve">             # Entry point for React DOM rendering</w:t>
-      </w:r>
-    </w:p>
-    <w:p>
-      <w:pPr>
-        <w:spacing w:after="0"/>
-        <w:ind w:firstLine="90"/>
-        <w:rPr>
-          <w:lang w:val="en-IL" w:eastAsia="ja-JP"/>
-        </w:rPr>
-      </w:pPr>
-      <w:r>
-        <w:rPr>
-          <w:lang w:val="en-IL" w:eastAsia="ja-JP"/>
-        </w:rPr>
-        <w:t>├─</w:t>
-      </w:r>
-      <w:proofErr w:type="gramStart"/>
-      <w:r>
-        <w:rPr>
-          <w:lang w:val="en-IL" w:eastAsia="ja-JP"/>
-        </w:rPr>
-        <w:t>─ .env</w:t>
-      </w:r>
-      <w:proofErr w:type="gramEnd"/>
-      <w:r>
-        <w:rPr>
-          <w:lang w:val="en-IL" w:eastAsia="ja-JP"/>
-        </w:rPr>
-        <w:t xml:space="preserve">                     # Environment variables</w:t>
-      </w:r>
-    </w:p>
-    <w:p>
-      <w:pPr>
-        <w:spacing w:after="0"/>
-        <w:ind w:firstLine="90"/>
-        <w:rPr>
-          <w:lang w:val="en-IL" w:eastAsia="ja-JP"/>
-        </w:rPr>
-      </w:pPr>
-      <w:r>
-        <w:rPr>
-          <w:lang w:val="en-IL" w:eastAsia="ja-JP"/>
-        </w:rPr>
-        <w:t xml:space="preserve">├── </w:t>
-      </w:r>
-      <w:proofErr w:type="spellStart"/>
-      <w:r>
-        <w:rPr>
-          <w:lang w:val="en-IL" w:eastAsia="ja-JP"/>
-        </w:rPr>
-        <w:t>Dockerfile</w:t>
-      </w:r>
-      <w:proofErr w:type="spellEnd"/>
-      <w:r>
-        <w:rPr>
-          <w:lang w:val="en-IL" w:eastAsia="ja-JP"/>
-        </w:rPr>
-        <w:t xml:space="preserve">               # Docker setup for containerized frontend</w:t>
-      </w:r>
-    </w:p>
-    <w:p>
-      <w:pPr>
-        <w:spacing w:after="0"/>
-        <w:ind w:firstLine="90"/>
-        <w:rPr>
-          <w:lang w:val="en-IL" w:eastAsia="ja-JP"/>
-        </w:rPr>
-      </w:pPr>
-      <w:r>
-        <w:rPr>
-          <w:lang w:val="en-IL" w:eastAsia="ja-JP"/>
-        </w:rPr>
-        <w:t xml:space="preserve">├── </w:t>
-      </w:r>
-      <w:proofErr w:type="spellStart"/>
-      <w:proofErr w:type="gramStart"/>
-      <w:r>
-        <w:rPr>
-          <w:lang w:val="en-IL" w:eastAsia="ja-JP"/>
-        </w:rPr>
-        <w:t>package.json</w:t>
-      </w:r>
-      <w:proofErr w:type="spellEnd"/>
-      <w:proofErr w:type="gramEnd"/>
-      <w:r>
-        <w:rPr>
-          <w:lang w:val="en-IL" w:eastAsia="ja-JP"/>
-        </w:rPr>
-        <w:t xml:space="preserve">             # Project dependencies and scripts</w:t>
-      </w:r>
-    </w:p>
-    <w:p>
-      <w:pPr>
-        <w:spacing w:after="0"/>
-        <w:ind w:firstLine="90"/>
-        <w:rPr>
-          <w:lang w:val="en-IL" w:eastAsia="ja-JP"/>
-        </w:rPr>
-      </w:pPr>
-      <w:r>
-        <w:rPr>
-          <w:lang w:val="en-IL" w:eastAsia="ja-JP"/>
-        </w:rPr>
-        <w:t xml:space="preserve">└── </w:t>
-      </w:r>
-      <w:proofErr w:type="spellStart"/>
-      <w:proofErr w:type="gramStart"/>
-      <w:r>
-        <w:rPr>
-          <w:lang w:val="en-IL" w:eastAsia="ja-JP"/>
-        </w:rPr>
-        <w:t>tsconfig.json</w:t>
-      </w:r>
-      <w:proofErr w:type="spellEnd"/>
-      <w:proofErr w:type="gramEnd"/>
-      <w:r>
-        <w:rPr>
-          <w:lang w:val="en-IL" w:eastAsia="ja-JP"/>
-        </w:rPr>
-        <w:t xml:space="preserve">            # TypeScript configuration (if using TypeScript)</w:t>
+        <w:t>└── tsconfig.json            # TypeScript configuration (if using TypeScript)</w:t>
       </w:r>
     </w:p>
     <w:p>
@@ -16737,6 +15982,7 @@
   <w:style w:type="character" w:default="1" w:styleId="DefaultParagraphFont">
     <w:name w:val="Default Paragraph Font"/>
     <w:uiPriority w:val="1"/>
+    <w:semiHidden/>
     <w:unhideWhenUsed/>
   </w:style>
   <w:style w:type="table" w:default="1" w:styleId="TableNormal">
@@ -27561,6 +26807,25 @@
       <w:szCs w:val="24"/>
     </w:rPr>
   </w:style>
+  <w:style w:type="table" w:styleId="TableGridLight">
+    <w:name w:val="Grid Table Light"/>
+    <w:basedOn w:val="TableNormal"/>
+    <w:uiPriority w:val="99"/>
+    <w:rsid w:val="00554172"/>
+    <w:pPr>
+      <w:spacing w:after="0" w:line="240" w:lineRule="auto"/>
+    </w:pPr>
+    <w:tblPr>
+      <w:tblBorders>
+        <w:top w:val="single" w:sz="4" w:space="0" w:color="BFBFBF" w:themeColor="background1" w:themeShade="BF"/>
+        <w:left w:val="single" w:sz="4" w:space="0" w:color="BFBFBF" w:themeColor="background1" w:themeShade="BF"/>
+        <w:bottom w:val="single" w:sz="4" w:space="0" w:color="BFBFBF" w:themeColor="background1" w:themeShade="BF"/>
+        <w:right w:val="single" w:sz="4" w:space="0" w:color="BFBFBF" w:themeColor="background1" w:themeShade="BF"/>
+        <w:insideH w:val="single" w:sz="4" w:space="0" w:color="BFBFBF" w:themeColor="background1" w:themeShade="BF"/>
+        <w:insideV w:val="single" w:sz="4" w:space="0" w:color="BFBFBF" w:themeColor="background1" w:themeShade="BF"/>
+      </w:tblBorders>
+    </w:tblPr>
+  </w:style>
 </w:styles>
 </file>
 
